--- a/06-学生侧材料/讲义/有机化学/活性中间体与反应机理基础.docx
+++ b/06-学生侧材料/讲义/有机化学/活性中间体与反应机理基础.docx
@@ -3,6 +3,146 @@
 <w:document xmlns:w="http://schemas.openxmlformats.org/wordprocessingml/2006/main" xmlns:m="http://schemas.openxmlformats.org/officeDocument/2006/math" xmlns:r="http://schemas.openxmlformats.org/officeDocument/2006/relationships" xmlns:o="urn:schemas-microsoft-com:office:office" xmlns:v="urn:schemas-microsoft-com:vml" xmlns:w10="urn:schemas-microsoft-com:office:word" xmlns:a="http://schemas.openxmlformats.org/drawingml/2006/main" xmlns:pic="http://schemas.openxmlformats.org/drawingml/2006/picture" xmlns:wp="http://schemas.openxmlformats.org/drawingml/2006/wordprocessingDrawing">
   <w:body>
     <w:bookmarkStart w:id="65" w:name="第三讲活性中间体与反应机理基础提高班"/>
+    <w:p>
+      <w:pPr>
+        <w:spacing w:after="1800" w:before="1200" w:line="276" w:lineRule="auto"/>
+        <w:jc w:val="center"/>
+      </w:pPr>
+    </w:p>
+    <w:p>
+      <w:pPr>
+        <w:spacing w:after="320" w:before="0" w:line="276" w:lineRule="auto"/>
+        <w:jc w:val="center"/>
+      </w:pPr>
+      <w:r>
+        <w:rPr>
+          <w:rFonts w:ascii="Times New Roman" w:hAnsi="Times New Roman" w:eastAsia="SimHei" w:cs="Times New Roman"/>
+          <w:b/>
+          <w:color w:val="17324D"/>
+          <w:sz w:val="64"/>
+        </w:rPr>
+        <w:t>化学竞赛习题册</w:t>
+      </w:r>
+    </w:p>
+    <w:p>
+      <w:pPr>
+        <w:spacing w:after="120" w:before="0" w:line="276" w:lineRule="auto"/>
+        <w:jc w:val="center"/>
+      </w:pPr>
+      <w:r>
+        <w:rPr>
+          <w:rFonts w:ascii="Times New Roman" w:hAnsi="Times New Roman" w:eastAsia="SimHei" w:cs="Times New Roman"/>
+          <w:b w:val="0"/>
+          <w:color w:val="5B6975"/>
+          <w:sz w:val="32"/>
+        </w:rPr>
+        <w:t>有机化学</w:t>
+      </w:r>
+    </w:p>
+    <w:p>
+      <w:pPr>
+        <w:spacing w:after="600" w:before="0" w:line="276" w:lineRule="auto"/>
+        <w:jc w:val="center"/>
+      </w:pPr>
+      <w:r>
+        <w:rPr>
+          <w:rFonts w:ascii="Times New Roman" w:hAnsi="Times New Roman" w:eastAsia="SimHei" w:cs="Times New Roman"/>
+          <w:b/>
+          <w:color w:val="17324D"/>
+          <w:sz w:val="44"/>
+        </w:rPr>
+        <w:t>第三讲</w:t>
+      </w:r>
+      <w:r>
+        <w:rPr>
+          <w:rFonts w:ascii="Times New Roman" w:hAnsi="Times New Roman" w:eastAsia="Times New Roman" w:cs="Times New Roman"/>
+          <w:b/>
+          <w:color w:val="17324D"/>
+          <w:sz w:val="44"/>
+        </w:rPr>
+        <w:t>：</w:t>
+      </w:r>
+      <w:r>
+        <w:rPr>
+          <w:rFonts w:ascii="Times New Roman" w:hAnsi="Times New Roman" w:eastAsia="SimHei" w:cs="Times New Roman"/>
+          <w:b/>
+          <w:color w:val="17324D"/>
+          <w:sz w:val="44"/>
+        </w:rPr>
+        <w:t>活性中间体与反应机理基础</w:t>
+      </w:r>
+      <w:r>
+        <w:rPr>
+          <w:rFonts w:ascii="Times New Roman" w:hAnsi="Times New Roman" w:eastAsia="Times New Roman" w:cs="Times New Roman"/>
+          <w:b/>
+          <w:color w:val="17324D"/>
+          <w:sz w:val="44"/>
+        </w:rPr>
+        <w:t>（</w:t>
+      </w:r>
+      <w:r>
+        <w:rPr>
+          <w:rFonts w:ascii="Times New Roman" w:hAnsi="Times New Roman" w:eastAsia="SimHei" w:cs="Times New Roman"/>
+          <w:b/>
+          <w:color w:val="17324D"/>
+          <w:sz w:val="44"/>
+        </w:rPr>
+        <w:t>提高班</w:t>
+      </w:r>
+      <w:r>
+        <w:rPr>
+          <w:rFonts w:ascii="Times New Roman" w:hAnsi="Times New Roman" w:eastAsia="Times New Roman" w:cs="Times New Roman"/>
+          <w:b/>
+          <w:color w:val="17324D"/>
+          <w:sz w:val="44"/>
+        </w:rPr>
+        <w:t>）</w:t>
+      </w:r>
+    </w:p>
+    <w:p>
+      <w:pPr>
+        <w:spacing w:after="600" w:before="120" w:line="276" w:lineRule="auto"/>
+        <w:jc w:val="center"/>
+        <w:pBdr>
+          <w:bottom w:val="single" w:sz="8" w:space="4" w:color="4A6577"/>
+        </w:pBdr>
+      </w:pPr>
+    </w:p>
+    <w:p>
+      <w:pPr>
+        <w:spacing w:after="160" w:before="0" w:line="276" w:lineRule="auto"/>
+        <w:jc w:val="center"/>
+      </w:pPr>
+      <w:r>
+        <w:rPr>
+          <w:rFonts w:ascii="Times New Roman" w:hAnsi="Times New Roman" w:eastAsia="FangSong" w:cs="Times New Roman"/>
+          <w:b w:val="0"/>
+          <w:color w:val="5B6975"/>
+          <w:sz w:val="24"/>
+        </w:rPr>
+        <w:t>日期</w:t>
+      </w:r>
+      <w:r>
+        <w:rPr>
+          <w:rFonts w:ascii="Times New Roman" w:hAnsi="Times New Roman" w:eastAsia="Times New Roman" w:cs="Times New Roman"/>
+          <w:b w:val="0"/>
+          <w:color w:val="5B6975"/>
+          <w:sz w:val="24"/>
+        </w:rPr>
+        <w:t>：2026-09-10</w:t>
+      </w:r>
+    </w:p>
+    <w:p>
+      <w:pPr>
+        <w:jc w:val="center"/>
+      </w:pPr>
+      <w:r>
+        <w:rPr>
+          <w:rFonts w:ascii="Times New Roman" w:hAnsi="Times New Roman" w:eastAsia="Times New Roman" w:cs="Times New Roman"/>
+        </w:rPr>
+        <w:br w:type="page"/>
+      </w:r>
+    </w:p>
     <w:p>
       <w:pPr>
         <w:pStyle w:val="Heading1"/>
@@ -39202,6 +39342,18 @@
         <w:rPr>
           <w:rFonts w:hint="eastAsia" w:ascii="Times New Roman" w:hAnsi="Times New Roman" w:eastAsia="FangSong" w:cs="Times New Roman"/>
         </w:rPr>
+        <w:t>有机化学</w:t>
+      </w:r>
+      <w:r>
+        <w:rPr>
+          <w:rFonts w:hint="eastAsia" w:ascii="Times New Roman" w:hAnsi="Times New Roman" w:eastAsia="Times New Roman" w:cs="Times New Roman"/>
+        </w:rPr>
+        <w:t>/</w:t>
+      </w:r>
+      <w:r>
+        <w:rPr>
+          <w:rFonts w:hint="eastAsia" w:ascii="Times New Roman" w:hAnsi="Times New Roman" w:eastAsia="FangSong" w:cs="Times New Roman"/>
+        </w:rPr>
         <w:t>亲核取代与消除反应</w:t>
       </w:r>
       <w:r>
@@ -39248,6 +39400,18 @@
           <w:rFonts w:hint="eastAsia" w:ascii="Times New Roman" w:hAnsi="Times New Roman" w:eastAsia="FangSong" w:cs="Times New Roman"/>
         </w:rPr>
         <w:t>学生讲义</w:t>
+      </w:r>
+      <w:r>
+        <w:rPr>
+          <w:rFonts w:hint="eastAsia" w:ascii="Times New Roman" w:hAnsi="Times New Roman" w:eastAsia="Times New Roman" w:cs="Times New Roman"/>
+        </w:rPr>
+        <w:t>/</w:t>
+      </w:r>
+      <w:r>
+        <w:rPr>
+          <w:rFonts w:hint="eastAsia" w:ascii="Times New Roman" w:hAnsi="Times New Roman" w:eastAsia="FangSong" w:cs="Times New Roman"/>
+        </w:rPr>
+        <w:t>有机化学</w:t>
       </w:r>
       <w:r>
         <w:rPr>

--- a/06-学生侧材料/讲义/有机化学/活性中间体与反应机理基础.docx
+++ b/06-学生侧材料/讲义/有机化学/活性中间体与反应机理基础.docx
@@ -3,146 +3,6 @@
 <w:document xmlns:w="http://schemas.openxmlformats.org/wordprocessingml/2006/main" xmlns:m="http://schemas.openxmlformats.org/officeDocument/2006/math" xmlns:r="http://schemas.openxmlformats.org/officeDocument/2006/relationships" xmlns:o="urn:schemas-microsoft-com:office:office" xmlns:v="urn:schemas-microsoft-com:vml" xmlns:w10="urn:schemas-microsoft-com:office:word" xmlns:a="http://schemas.openxmlformats.org/drawingml/2006/main" xmlns:pic="http://schemas.openxmlformats.org/drawingml/2006/picture" xmlns:wp="http://schemas.openxmlformats.org/drawingml/2006/wordprocessingDrawing">
   <w:body>
     <w:bookmarkStart w:id="65" w:name="第三讲活性中间体与反应机理基础提高班"/>
-    <w:p>
-      <w:pPr>
-        <w:spacing w:after="1800" w:before="1200" w:line="276" w:lineRule="auto"/>
-        <w:jc w:val="center"/>
-      </w:pPr>
-    </w:p>
-    <w:p>
-      <w:pPr>
-        <w:spacing w:after="320" w:before="0" w:line="276" w:lineRule="auto"/>
-        <w:jc w:val="center"/>
-      </w:pPr>
-      <w:r>
-        <w:rPr>
-          <w:rFonts w:ascii="Times New Roman" w:hAnsi="Times New Roman" w:eastAsia="SimHei" w:cs="Times New Roman"/>
-          <w:b/>
-          <w:color w:val="17324D"/>
-          <w:sz w:val="64"/>
-        </w:rPr>
-        <w:t>化学竞赛习题册</w:t>
-      </w:r>
-    </w:p>
-    <w:p>
-      <w:pPr>
-        <w:spacing w:after="120" w:before="0" w:line="276" w:lineRule="auto"/>
-        <w:jc w:val="center"/>
-      </w:pPr>
-      <w:r>
-        <w:rPr>
-          <w:rFonts w:ascii="Times New Roman" w:hAnsi="Times New Roman" w:eastAsia="SimHei" w:cs="Times New Roman"/>
-          <w:b w:val="0"/>
-          <w:color w:val="5B6975"/>
-          <w:sz w:val="32"/>
-        </w:rPr>
-        <w:t>有机化学</w:t>
-      </w:r>
-    </w:p>
-    <w:p>
-      <w:pPr>
-        <w:spacing w:after="600" w:before="0" w:line="276" w:lineRule="auto"/>
-        <w:jc w:val="center"/>
-      </w:pPr>
-      <w:r>
-        <w:rPr>
-          <w:rFonts w:ascii="Times New Roman" w:hAnsi="Times New Roman" w:eastAsia="SimHei" w:cs="Times New Roman"/>
-          <w:b/>
-          <w:color w:val="17324D"/>
-          <w:sz w:val="44"/>
-        </w:rPr>
-        <w:t>第三讲</w:t>
-      </w:r>
-      <w:r>
-        <w:rPr>
-          <w:rFonts w:ascii="Times New Roman" w:hAnsi="Times New Roman" w:eastAsia="Times New Roman" w:cs="Times New Roman"/>
-          <w:b/>
-          <w:color w:val="17324D"/>
-          <w:sz w:val="44"/>
-        </w:rPr>
-        <w:t>：</w:t>
-      </w:r>
-      <w:r>
-        <w:rPr>
-          <w:rFonts w:ascii="Times New Roman" w:hAnsi="Times New Roman" w:eastAsia="SimHei" w:cs="Times New Roman"/>
-          <w:b/>
-          <w:color w:val="17324D"/>
-          <w:sz w:val="44"/>
-        </w:rPr>
-        <w:t>活性中间体与反应机理基础</w:t>
-      </w:r>
-      <w:r>
-        <w:rPr>
-          <w:rFonts w:ascii="Times New Roman" w:hAnsi="Times New Roman" w:eastAsia="Times New Roman" w:cs="Times New Roman"/>
-          <w:b/>
-          <w:color w:val="17324D"/>
-          <w:sz w:val="44"/>
-        </w:rPr>
-        <w:t>（</w:t>
-      </w:r>
-      <w:r>
-        <w:rPr>
-          <w:rFonts w:ascii="Times New Roman" w:hAnsi="Times New Roman" w:eastAsia="SimHei" w:cs="Times New Roman"/>
-          <w:b/>
-          <w:color w:val="17324D"/>
-          <w:sz w:val="44"/>
-        </w:rPr>
-        <w:t>提高班</w:t>
-      </w:r>
-      <w:r>
-        <w:rPr>
-          <w:rFonts w:ascii="Times New Roman" w:hAnsi="Times New Roman" w:eastAsia="Times New Roman" w:cs="Times New Roman"/>
-          <w:b/>
-          <w:color w:val="17324D"/>
-          <w:sz w:val="44"/>
-        </w:rPr>
-        <w:t>）</w:t>
-      </w:r>
-    </w:p>
-    <w:p>
-      <w:pPr>
-        <w:spacing w:after="600" w:before="120" w:line="276" w:lineRule="auto"/>
-        <w:jc w:val="center"/>
-        <w:pBdr>
-          <w:bottom w:val="single" w:sz="8" w:space="4" w:color="4A6577"/>
-        </w:pBdr>
-      </w:pPr>
-    </w:p>
-    <w:p>
-      <w:pPr>
-        <w:spacing w:after="160" w:before="0" w:line="276" w:lineRule="auto"/>
-        <w:jc w:val="center"/>
-      </w:pPr>
-      <w:r>
-        <w:rPr>
-          <w:rFonts w:ascii="Times New Roman" w:hAnsi="Times New Roman" w:eastAsia="FangSong" w:cs="Times New Roman"/>
-          <w:b w:val="0"/>
-          <w:color w:val="5B6975"/>
-          <w:sz w:val="24"/>
-        </w:rPr>
-        <w:t>日期</w:t>
-      </w:r>
-      <w:r>
-        <w:rPr>
-          <w:rFonts w:ascii="Times New Roman" w:hAnsi="Times New Roman" w:eastAsia="Times New Roman" w:cs="Times New Roman"/>
-          <w:b w:val="0"/>
-          <w:color w:val="5B6975"/>
-          <w:sz w:val="24"/>
-        </w:rPr>
-        <w:t>：2026-09-10</w:t>
-      </w:r>
-    </w:p>
-    <w:p>
-      <w:pPr>
-        <w:jc w:val="center"/>
-      </w:pPr>
-      <w:r>
-        <w:rPr>
-          <w:rFonts w:ascii="Times New Roman" w:hAnsi="Times New Roman" w:eastAsia="Times New Roman" w:cs="Times New Roman"/>
-        </w:rPr>
-        <w:br w:type="page"/>
-      </w:r>
-    </w:p>
     <w:p>
       <w:pPr>
         <w:pStyle w:val="Heading1"/>

--- a/06-学生侧材料/讲义/有机化学/活性中间体与反应机理基础.docx
+++ b/06-学生侧材料/讲义/有机化学/活性中间体与反应机理基础.docx
@@ -6885,21 +6885,21 @@
       <w:r>
         <w:rPr>
           <w:rStyle w:val="VerbatimChar"/>
-          <w:rFonts w:hint="eastAsia" w:ascii="Times New Roman" w:hAnsi="Times New Roman" w:eastAsia="FangSong" w:cs="Times New Roman"/>
+          <w:rFonts w:hint="eastAsia" w:ascii="SimSun" w:hAnsi="SimSun" w:eastAsia="SimSun" w:cs="SimSun"/>
         </w:rPr>
         <w:t xml:space="preserve">烯丙基正离子</w:t>
       </w:r>
       <w:r>
         <w:rPr>
           <w:rStyle w:val="VerbatimChar"/>
-          <w:rFonts w:ascii="Times New Roman" w:hAnsi="Times New Roman" w:eastAsia="Times New Roman" w:cs="Times New Roman"/>
+          <w:rFonts w:ascii="SimSun" w:hAnsi="SimSun" w:eastAsia="SimSun" w:cs="SimSun"/>
         </w:rPr>
         <w:t xml:space="preserve"> CH</w:t>
       </w:r>
       <w:r>
         <w:rPr>
           <w:rStyle w:val="VerbatimChar"/>
-          <w:rFonts w:ascii="Times New Roman" w:hAnsi="Times New Roman" w:eastAsia="Times New Roman" w:cs="Times New Roman"/>
+          <w:rFonts w:ascii="SimSun" w:hAnsi="SimSun" w:eastAsia="SimSun" w:cs="SimSun"/>
           <w:vertAlign w:val="subscript"/>
         </w:rPr>
         <w:t>2</w:t>
@@ -6907,14 +6907,14 @@
       <w:r>
         <w:rPr>
           <w:rStyle w:val="VerbatimChar"/>
-          <w:rFonts w:ascii="Times New Roman" w:hAnsi="Times New Roman" w:eastAsia="Times New Roman" w:cs="Times New Roman"/>
+          <w:rFonts w:ascii="SimSun" w:hAnsi="SimSun" w:eastAsia="SimSun" w:cs="SimSun"/>
         </w:rPr>
         <w:t>=CH-CH</w:t>
       </w:r>
       <w:r>
         <w:rPr>
           <w:rStyle w:val="VerbatimChar"/>
-          <w:rFonts w:ascii="Times New Roman" w:hAnsi="Times New Roman" w:eastAsia="Times New Roman" w:cs="Times New Roman"/>
+          <w:rFonts w:ascii="SimSun" w:hAnsi="SimSun" w:eastAsia="SimSun" w:cs="SimSun"/>
           <w:vertAlign w:val="subscript"/>
         </w:rPr>
         <w:t>2</w:t>
@@ -6922,7 +6922,7 @@
       <w:r>
         <w:rPr>
           <w:rStyle w:val="VerbatimChar"/>
-          <w:rFonts w:ascii="Times New Roman" w:hAnsi="Times New Roman" w:eastAsia="Times New Roman" w:cs="Times New Roman"/>
+          <w:rFonts w:ascii="SimSun" w:hAnsi="SimSun" w:eastAsia="SimSun" w:cs="SimSun"/>
           <w:vertAlign w:val="superscript"/>
         </w:rPr>
         <w:t>+</w:t>
@@ -6930,41 +6930,41 @@
       <w:r>
         <w:rPr>
           <w:rStyle w:val="VerbatimChar"/>
-          <w:rFonts w:ascii="Times New Roman" w:hAnsi="Times New Roman" w:eastAsia="Times New Roman" w:cs="Times New Roman"/>
+          <w:rFonts w:ascii="SimSun" w:hAnsi="SimSun" w:eastAsia="SimSun" w:cs="SimSun"/>
         </w:rPr>
         <w:t xml:space="preserve"> </w:t>
       </w:r>
       <w:r>
         <w:rPr>
           <w:rStyle w:val="VerbatimChar"/>
-          <w:rFonts w:hint="eastAsia" w:ascii="Times New Roman" w:hAnsi="Times New Roman" w:eastAsia="FangSong" w:cs="Times New Roman"/>
+          <w:rFonts w:hint="eastAsia" w:ascii="SimSun" w:hAnsi="SimSun" w:eastAsia="SimSun" w:cs="SimSun"/>
         </w:rPr>
         <w:t>的两个等价极限式</w:t>
       </w:r>
       <w:r>
         <w:rPr>
           <w:rStyle w:val="VerbatimChar"/>
-          <w:rFonts w:hint="eastAsia" w:ascii="Times New Roman" w:hAnsi="Times New Roman" w:eastAsia="Times New Roman" w:cs="Times New Roman"/>
+          <w:rFonts w:hint="eastAsia" w:ascii="SimSun" w:hAnsi="SimSun" w:eastAsia="SimSun" w:cs="SimSun"/>
         </w:rPr>
         <w:t>：</w:t>
       </w:r>
       <w:r>
         <w:rPr>
-          <w:rFonts w:ascii="Times New Roman" w:hAnsi="Times New Roman" w:eastAsia="Times New Roman" w:cs="Times New Roman"/>
+          <w:rFonts w:ascii="SimSun" w:hAnsi="SimSun" w:eastAsia="SimSun" w:cs="SimSun"/>
         </w:rPr>
         <w:br/>
       </w:r>
       <w:r>
         <w:rPr>
           <w:rStyle w:val="VerbatimChar"/>
-          <w:rFonts w:ascii="Times New Roman" w:hAnsi="Times New Roman" w:eastAsia="Times New Roman" w:cs="Times New Roman"/>
+          <w:rFonts w:ascii="SimSun" w:hAnsi="SimSun" w:eastAsia="SimSun" w:cs="SimSun"/>
         </w:rPr>
         <w:t xml:space="preserve">  </w:t>
       </w:r>
       <w:r>
         <w:rPr>
           <w:rStyle w:val="VerbatimChar"/>
-          <w:rFonts w:ascii="Times New Roman" w:hAnsi="Times New Roman" w:eastAsia="Times New Roman" w:cs="Times New Roman"/>
+          <w:rFonts w:ascii="SimSun" w:hAnsi="SimSun" w:eastAsia="SimSun" w:cs="SimSun"/>
           <w:vertAlign w:val="superscript"/>
         </w:rPr>
         <w:t>+</w:t>
@@ -6972,14 +6972,14 @@
       <w:r>
         <w:rPr>
           <w:rStyle w:val="VerbatimChar"/>
-          <w:rFonts w:ascii="Times New Roman" w:hAnsi="Times New Roman" w:eastAsia="Times New Roman" w:cs="Times New Roman"/>
+          <w:rFonts w:ascii="SimSun" w:hAnsi="SimSun" w:eastAsia="SimSun" w:cs="SimSun"/>
         </w:rPr>
         <w:t>CH</w:t>
       </w:r>
       <w:r>
         <w:rPr>
           <w:rStyle w:val="VerbatimChar"/>
-          <w:rFonts w:ascii="Times New Roman" w:hAnsi="Times New Roman" w:eastAsia="Times New Roman" w:cs="Times New Roman"/>
+          <w:rFonts w:ascii="SimSun" w:hAnsi="SimSun" w:eastAsia="SimSun" w:cs="SimSun"/>
           <w:vertAlign w:val="subscript"/>
         </w:rPr>
         <w:t>2</w:t>
@@ -6987,14 +6987,14 @@
       <w:r>
         <w:rPr>
           <w:rStyle w:val="VerbatimChar"/>
-          <w:rFonts w:ascii="Times New Roman" w:hAnsi="Times New Roman" w:eastAsia="Times New Roman" w:cs="Times New Roman"/>
+          <w:rFonts w:ascii="SimSun" w:hAnsi="SimSun" w:eastAsia="SimSun" w:cs="SimSun"/>
         </w:rPr>
         <w:t>-CH=CH</w:t>
       </w:r>
       <w:r>
         <w:rPr>
           <w:rStyle w:val="VerbatimChar"/>
-          <w:rFonts w:ascii="Times New Roman" w:hAnsi="Times New Roman" w:eastAsia="Times New Roman" w:cs="Times New Roman"/>
+          <w:rFonts w:ascii="SimSun" w:hAnsi="SimSun" w:eastAsia="SimSun" w:cs="SimSun"/>
           <w:vertAlign w:val="subscript"/>
         </w:rPr>
         <w:t>2</w:t>
@@ -7002,14 +7002,14 @@
       <w:r>
         <w:rPr>
           <w:rStyle w:val="VerbatimChar"/>
-          <w:rFonts w:ascii="Times New Roman" w:hAnsi="Times New Roman" w:eastAsia="Times New Roman" w:cs="Times New Roman"/>
+          <w:rFonts w:ascii="SimSun" w:hAnsi="SimSun" w:eastAsia="SimSun" w:cs="SimSun"/>
         </w:rPr>
         <w:t xml:space="preserve">  ⟷  CH</w:t>
       </w:r>
       <w:r>
         <w:rPr>
           <w:rStyle w:val="VerbatimChar"/>
-          <w:rFonts w:ascii="Times New Roman" w:hAnsi="Times New Roman" w:eastAsia="Times New Roman" w:cs="Times New Roman"/>
+          <w:rFonts w:ascii="SimSun" w:hAnsi="SimSun" w:eastAsia="SimSun" w:cs="SimSun"/>
           <w:vertAlign w:val="subscript"/>
         </w:rPr>
         <w:t>2</w:t>
@@ -7017,14 +7017,14 @@
       <w:r>
         <w:rPr>
           <w:rStyle w:val="VerbatimChar"/>
-          <w:rFonts w:ascii="Times New Roman" w:hAnsi="Times New Roman" w:eastAsia="Times New Roman" w:cs="Times New Roman"/>
+          <w:rFonts w:ascii="SimSun" w:hAnsi="SimSun" w:eastAsia="SimSun" w:cs="SimSun"/>
         </w:rPr>
         <w:t>=CH-CH</w:t>
       </w:r>
       <w:r>
         <w:rPr>
           <w:rStyle w:val="VerbatimChar"/>
-          <w:rFonts w:ascii="Times New Roman" w:hAnsi="Times New Roman" w:eastAsia="Times New Roman" w:cs="Times New Roman"/>
+          <w:rFonts w:ascii="SimSun" w:hAnsi="SimSun" w:eastAsia="SimSun" w:cs="SimSun"/>
           <w:vertAlign w:val="subscript"/>
         </w:rPr>
         <w:t>2</w:t>
@@ -7032,48 +7032,48 @@
       <w:r>
         <w:rPr>
           <w:rStyle w:val="VerbatimChar"/>
-          <w:rFonts w:ascii="Times New Roman" w:hAnsi="Times New Roman" w:eastAsia="Times New Roman" w:cs="Times New Roman"/>
+          <w:rFonts w:ascii="SimSun" w:hAnsi="SimSun" w:eastAsia="SimSun" w:cs="SimSun"/>
           <w:vertAlign w:val="superscript"/>
         </w:rPr>
         <w:t>+</w:t>
       </w:r>
       <w:r>
         <w:rPr>
-          <w:rFonts w:ascii="Times New Roman" w:hAnsi="Times New Roman" w:eastAsia="Times New Roman" w:cs="Times New Roman"/>
+          <w:rFonts w:ascii="SimSun" w:hAnsi="SimSun" w:eastAsia="SimSun" w:cs="SimSun"/>
         </w:rPr>
         <w:br/>
       </w:r>
       <w:r>
         <w:rPr>
-          <w:rFonts w:ascii="Times New Roman" w:hAnsi="Times New Roman" w:eastAsia="Times New Roman" w:cs="Times New Roman"/>
+          <w:rFonts w:ascii="SimSun" w:hAnsi="SimSun" w:eastAsia="SimSun" w:cs="SimSun"/>
         </w:rPr>
         <w:br/>
       </w:r>
       <w:r>
         <w:rPr>
           <w:rStyle w:val="VerbatimChar"/>
-          <w:rFonts w:hint="eastAsia" w:ascii="Times New Roman" w:hAnsi="Times New Roman" w:eastAsia="FangSong" w:cs="Times New Roman"/>
+          <w:rFonts w:hint="eastAsia" w:ascii="SimSun" w:hAnsi="SimSun" w:eastAsia="SimSun" w:cs="SimSun"/>
         </w:rPr>
         <w:t xml:space="preserve">苄基正离子</w:t>
       </w:r>
       <w:r>
         <w:rPr>
           <w:rStyle w:val="VerbatimChar"/>
-          <w:rFonts w:ascii="Times New Roman" w:hAnsi="Times New Roman" w:eastAsia="Times New Roman" w:cs="Times New Roman"/>
+          <w:rFonts w:ascii="SimSun" w:hAnsi="SimSun" w:eastAsia="SimSun" w:cs="SimSun"/>
         </w:rPr>
         <w:t xml:space="preserve"> </w:t>
       </w:r>
       <w:r>
         <w:rPr>
           <w:rStyle w:val="VerbatimChar"/>
-          <w:rFonts w:hint="eastAsia" w:ascii="Times New Roman" w:hAnsi="Times New Roman" w:eastAsia="Times New Roman" w:cs="Times New Roman"/>
+          <w:rFonts w:hint="eastAsia" w:ascii="SimSun" w:hAnsi="SimSun" w:eastAsia="SimSun" w:cs="SimSun"/>
         </w:rPr>
         <w:t>PhCH</w:t>
       </w:r>
       <w:r>
         <w:rPr>
           <w:rStyle w:val="VerbatimChar"/>
-          <w:rFonts w:hint="eastAsia" w:ascii="Times New Roman" w:hAnsi="Times New Roman" w:eastAsia="Times New Roman" w:cs="Times New Roman"/>
+          <w:rFonts w:hint="eastAsia" w:ascii="SimSun" w:hAnsi="SimSun" w:eastAsia="SimSun" w:cs="SimSun"/>
           <w:vertAlign w:val="subscript"/>
         </w:rPr>
         <w:t>2</w:t>
@@ -7081,7 +7081,7 @@
       <w:r>
         <w:rPr>
           <w:rStyle w:val="VerbatimChar"/>
-          <w:rFonts w:hint="eastAsia" w:ascii="Times New Roman" w:hAnsi="Times New Roman" w:eastAsia="Times New Roman" w:cs="Times New Roman"/>
+          <w:rFonts w:hint="eastAsia" w:ascii="SimSun" w:hAnsi="SimSun" w:eastAsia="SimSun" w:cs="SimSun"/>
           <w:vertAlign w:val="superscript"/>
         </w:rPr>
         <w:t>+</w:t>
@@ -7089,83 +7089,83 @@
       <w:r>
         <w:rPr>
           <w:rStyle w:val="VerbatimChar"/>
-          <w:rFonts w:hint="eastAsia" w:ascii="Times New Roman" w:hAnsi="Times New Roman" w:eastAsia="Times New Roman" w:cs="Times New Roman"/>
+          <w:rFonts w:hint="eastAsia" w:ascii="SimSun" w:hAnsi="SimSun" w:eastAsia="SimSun" w:cs="SimSun"/>
         </w:rPr>
         <w:t>：</w:t>
       </w:r>
       <w:r>
         <w:rPr>
           <w:rStyle w:val="VerbatimChar"/>
-          <w:rFonts w:hint="eastAsia" w:ascii="Times New Roman" w:hAnsi="Times New Roman" w:eastAsia="FangSong" w:cs="Times New Roman"/>
+          <w:rFonts w:hint="eastAsia" w:ascii="SimSun" w:hAnsi="SimSun" w:eastAsia="SimSun" w:cs="SimSun"/>
         </w:rPr>
         <w:t>正电荷经共振离域到苯环邻</w:t>
       </w:r>
       <w:r>
         <w:rPr>
           <w:rStyle w:val="VerbatimChar"/>
-          <w:rFonts w:hint="eastAsia" w:ascii="Times New Roman" w:hAnsi="Times New Roman" w:eastAsia="Times New Roman" w:cs="Times New Roman"/>
+          <w:rFonts w:hint="eastAsia" w:ascii="SimSun" w:hAnsi="SimSun" w:eastAsia="SimSun" w:cs="SimSun"/>
         </w:rPr>
         <w:t>/</w:t>
       </w:r>
       <w:r>
         <w:rPr>
           <w:rStyle w:val="VerbatimChar"/>
-          <w:rFonts w:hint="eastAsia" w:ascii="Times New Roman" w:hAnsi="Times New Roman" w:eastAsia="FangSong" w:cs="Times New Roman"/>
+          <w:rFonts w:hint="eastAsia" w:ascii="SimSun" w:hAnsi="SimSun" w:eastAsia="SimSun" w:cs="SimSun"/>
         </w:rPr>
         <w:t>对位</w:t>
       </w:r>
       <w:r>
         <w:rPr>
           <w:rStyle w:val="VerbatimChar"/>
-          <w:rFonts w:hint="eastAsia" w:ascii="Times New Roman" w:hAnsi="Times New Roman" w:eastAsia="Times New Roman" w:cs="Times New Roman"/>
+          <w:rFonts w:hint="eastAsia" w:ascii="SimSun" w:hAnsi="SimSun" w:eastAsia="SimSun" w:cs="SimSun"/>
         </w:rPr>
         <w:t>（</w:t>
       </w:r>
       <w:r>
         <w:rPr>
           <w:rStyle w:val="VerbatimChar"/>
-          <w:rFonts w:hint="eastAsia" w:ascii="Times New Roman" w:hAnsi="Times New Roman" w:eastAsia="FangSong" w:cs="Times New Roman"/>
+          <w:rFonts w:hint="eastAsia" w:ascii="SimSun" w:hAnsi="SimSun" w:eastAsia="SimSun" w:cs="SimSun"/>
         </w:rPr>
         <w:t>共</w:t>
       </w:r>
       <w:r>
         <w:rPr>
           <w:rStyle w:val="VerbatimChar"/>
-          <w:rFonts w:ascii="Times New Roman" w:hAnsi="Times New Roman" w:eastAsia="Times New Roman" w:cs="Times New Roman"/>
+          <w:rFonts w:ascii="SimSun" w:hAnsi="SimSun" w:eastAsia="SimSun" w:cs="SimSun"/>
         </w:rPr>
         <w:t xml:space="preserve"> 4 </w:t>
       </w:r>
       <w:r>
         <w:rPr>
           <w:rStyle w:val="VerbatimChar"/>
-          <w:rFonts w:hint="eastAsia" w:ascii="Times New Roman" w:hAnsi="Times New Roman" w:eastAsia="FangSong" w:cs="Times New Roman"/>
+          <w:rFonts w:hint="eastAsia" w:ascii="SimSun" w:hAnsi="SimSun" w:eastAsia="SimSun" w:cs="SimSun"/>
         </w:rPr>
         <w:t>个极限式</w:t>
       </w:r>
       <w:r>
         <w:rPr>
           <w:rStyle w:val="VerbatimChar"/>
-          <w:rFonts w:hint="eastAsia" w:ascii="Times New Roman" w:hAnsi="Times New Roman" w:eastAsia="Times New Roman" w:cs="Times New Roman"/>
+          <w:rFonts w:hint="eastAsia" w:ascii="SimSun" w:hAnsi="SimSun" w:eastAsia="SimSun" w:cs="SimSun"/>
         </w:rPr>
         <w:t>）</w:t>
       </w:r>
       <w:r>
         <w:rPr>
-          <w:rFonts w:ascii="Times New Roman" w:hAnsi="Times New Roman" w:eastAsia="Times New Roman" w:cs="Times New Roman"/>
+          <w:rFonts w:ascii="SimSun" w:hAnsi="SimSun" w:eastAsia="SimSun" w:cs="SimSun"/>
         </w:rPr>
         <w:br/>
       </w:r>
       <w:r>
         <w:rPr>
           <w:rStyle w:val="VerbatimChar"/>
-          <w:rFonts w:ascii="Times New Roman" w:hAnsi="Times New Roman" w:eastAsia="Times New Roman" w:cs="Times New Roman"/>
+          <w:rFonts w:ascii="SimSun" w:hAnsi="SimSun" w:eastAsia="SimSun" w:cs="SimSun"/>
         </w:rPr>
         <w:t xml:space="preserve">  Ph-CH</w:t>
       </w:r>
       <w:r>
         <w:rPr>
           <w:rStyle w:val="VerbatimChar"/>
-          <w:rFonts w:ascii="Times New Roman" w:hAnsi="Times New Roman" w:eastAsia="Times New Roman" w:cs="Times New Roman"/>
+          <w:rFonts w:ascii="SimSun" w:hAnsi="SimSun" w:eastAsia="SimSun" w:cs="SimSun"/>
           <w:vertAlign w:val="subscript"/>
         </w:rPr>
         <w:t>2</w:t>
@@ -7173,7 +7173,7 @@
       <w:r>
         <w:rPr>
           <w:rStyle w:val="VerbatimChar"/>
-          <w:rFonts w:ascii="Times New Roman" w:hAnsi="Times New Roman" w:eastAsia="Times New Roman" w:cs="Times New Roman"/>
+          <w:rFonts w:ascii="SimSun" w:hAnsi="SimSun" w:eastAsia="SimSun" w:cs="SimSun"/>
           <w:vertAlign w:val="superscript"/>
         </w:rPr>
         <w:t>+</w:t>
@@ -7181,82 +7181,82 @@
       <w:r>
         <w:rPr>
           <w:rStyle w:val="VerbatimChar"/>
-          <w:rFonts w:ascii="Times New Roman" w:hAnsi="Times New Roman" w:eastAsia="Times New Roman" w:cs="Times New Roman"/>
+          <w:rFonts w:ascii="SimSun" w:hAnsi="SimSun" w:eastAsia="SimSun" w:cs="SimSun"/>
         </w:rPr>
         <w:t xml:space="preserve">  ⟷  </w:t>
       </w:r>
       <w:r>
         <w:rPr>
           <w:rStyle w:val="VerbatimChar"/>
-          <w:rFonts w:hint="eastAsia" w:ascii="Times New Roman" w:hAnsi="Times New Roman" w:eastAsia="FangSong" w:cs="Times New Roman"/>
+          <w:rFonts w:hint="eastAsia" w:ascii="SimSun" w:hAnsi="SimSun" w:eastAsia="SimSun" w:cs="SimSun"/>
         </w:rPr>
         <w:t xml:space="preserve">邻位带正电的</w:t>
       </w:r>
       <w:r>
         <w:rPr>
           <w:rStyle w:val="VerbatimChar"/>
-          <w:rFonts w:ascii="Times New Roman" w:hAnsi="Times New Roman" w:eastAsia="Times New Roman" w:cs="Times New Roman"/>
+          <w:rFonts w:ascii="SimSun" w:hAnsi="SimSun" w:eastAsia="SimSun" w:cs="SimSun"/>
         </w:rPr>
         <w:t xml:space="preserve"> Kekulé </w:t>
       </w:r>
       <w:r>
         <w:rPr>
           <w:rStyle w:val="VerbatimChar"/>
-          <w:rFonts w:hint="eastAsia" w:ascii="Times New Roman" w:hAnsi="Times New Roman" w:eastAsia="FangSong" w:cs="Times New Roman"/>
+          <w:rFonts w:hint="eastAsia" w:ascii="SimSun" w:hAnsi="SimSun" w:eastAsia="SimSun" w:cs="SimSun"/>
         </w:rPr>
         <w:t xml:space="preserve">式</w:t>
       </w:r>
       <w:r>
         <w:rPr>
           <w:rStyle w:val="VerbatimChar"/>
-          <w:rFonts w:ascii="Times New Roman" w:hAnsi="Times New Roman" w:eastAsia="Times New Roman" w:cs="Times New Roman"/>
+          <w:rFonts w:ascii="SimSun" w:hAnsi="SimSun" w:eastAsia="SimSun" w:cs="SimSun"/>
         </w:rPr>
         <w:t xml:space="preserve">  ⟷  </w:t>
       </w:r>
       <w:r>
         <w:rPr>
           <w:rStyle w:val="VerbatimChar"/>
-          <w:rFonts w:hint="eastAsia" w:ascii="Times New Roman" w:hAnsi="Times New Roman" w:eastAsia="FangSong" w:cs="Times New Roman"/>
+          <w:rFonts w:hint="eastAsia" w:ascii="SimSun" w:hAnsi="SimSun" w:eastAsia="SimSun" w:cs="SimSun"/>
         </w:rPr>
         <w:t xml:space="preserve">对位带正电式</w:t>
       </w:r>
       <w:r>
         <w:rPr>
-          <w:rFonts w:ascii="Times New Roman" w:hAnsi="Times New Roman" w:eastAsia="Times New Roman" w:cs="Times New Roman"/>
+          <w:rFonts w:ascii="SimSun" w:hAnsi="SimSun" w:eastAsia="SimSun" w:cs="SimSun"/>
         </w:rPr>
         <w:br/>
       </w:r>
       <w:r>
         <w:rPr>
-          <w:rFonts w:ascii="Times New Roman" w:hAnsi="Times New Roman" w:eastAsia="Times New Roman" w:cs="Times New Roman"/>
+          <w:rFonts w:ascii="SimSun" w:hAnsi="SimSun" w:eastAsia="SimSun" w:cs="SimSun"/>
         </w:rPr>
         <w:br/>
       </w:r>
       <w:r>
         <w:rPr>
           <w:rStyle w:val="VerbatimChar"/>
-          <w:rFonts w:hint="eastAsia" w:ascii="Times New Roman" w:hAnsi="Times New Roman" w:eastAsia="FangSong" w:cs="Times New Roman"/>
+          <w:rFonts w:hint="eastAsia" w:ascii="SimSun" w:hAnsi="SimSun" w:eastAsia="SimSun" w:cs="SimSun"/>
         </w:rPr>
         <w:t xml:space="preserve">三苯甲基</w:t>
       </w:r>
       <w:r>
         <w:rPr>
           <w:rStyle w:val="VerbatimChar"/>
-          <w:rFonts w:ascii="Times New Roman" w:hAnsi="Times New Roman" w:eastAsia="Times New Roman" w:cs="Times New Roman"/>
+          <w:rFonts w:ascii="SimSun" w:hAnsi="SimSun" w:eastAsia="SimSun" w:cs="SimSun"/>
         </w:rPr>
         <w:t xml:space="preserve"> </w:t>
       </w:r>
       <w:r>
         <w:rPr>
           <w:rStyle w:val="VerbatimChar"/>
-          <w:rFonts w:hint="eastAsia" w:ascii="Times New Roman" w:hAnsi="Times New Roman" w:eastAsia="Times New Roman" w:cs="Times New Roman"/>
+          <w:rFonts w:hint="eastAsia" w:ascii="SimSun" w:hAnsi="SimSun" w:eastAsia="SimSun" w:cs="SimSun"/>
         </w:rPr>
         <w:t>Ph</w:t>
       </w:r>
       <w:r>
         <w:rPr>
           <w:rStyle w:val="VerbatimChar"/>
-          <w:rFonts w:hint="eastAsia" w:ascii="Times New Roman" w:hAnsi="Times New Roman" w:eastAsia="Times New Roman" w:cs="Times New Roman"/>
+          <w:rFonts w:hint="eastAsia" w:ascii="SimSun" w:hAnsi="SimSun" w:eastAsia="SimSun" w:cs="SimSun"/>
           <w:vertAlign w:val="subscript"/>
         </w:rPr>
         <w:t>3</w:t>
@@ -7264,14 +7264,14 @@
       <w:r>
         <w:rPr>
           <w:rStyle w:val="VerbatimChar"/>
-          <w:rFonts w:hint="eastAsia" w:ascii="Times New Roman" w:hAnsi="Times New Roman" w:eastAsia="Times New Roman" w:cs="Times New Roman"/>
+          <w:rFonts w:hint="eastAsia" w:ascii="SimSun" w:hAnsi="SimSun" w:eastAsia="SimSun" w:cs="SimSun"/>
         </w:rPr>
         <w:t>C</w:t>
       </w:r>
       <w:r>
         <w:rPr>
           <w:rStyle w:val="VerbatimChar"/>
-          <w:rFonts w:hint="eastAsia" w:ascii="Times New Roman" w:hAnsi="Times New Roman" w:eastAsia="Times New Roman" w:cs="Times New Roman"/>
+          <w:rFonts w:hint="eastAsia" w:ascii="SimSun" w:hAnsi="SimSun" w:eastAsia="SimSun" w:cs="SimSun"/>
           <w:vertAlign w:val="superscript"/>
         </w:rPr>
         <w:t>+</w:t>
@@ -7279,56 +7279,56 @@
       <w:r>
         <w:rPr>
           <w:rStyle w:val="VerbatimChar"/>
-          <w:rFonts w:hint="eastAsia" w:ascii="Times New Roman" w:hAnsi="Times New Roman" w:eastAsia="Times New Roman" w:cs="Times New Roman"/>
+          <w:rFonts w:hint="eastAsia" w:ascii="SimSun" w:hAnsi="SimSun" w:eastAsia="SimSun" w:cs="SimSun"/>
         </w:rPr>
         <w:t>：3</w:t>
       </w:r>
       <w:r>
         <w:rPr>
           <w:rStyle w:val="VerbatimChar"/>
-          <w:rFonts w:ascii="Times New Roman" w:hAnsi="Times New Roman" w:eastAsia="Times New Roman" w:cs="Times New Roman"/>
+          <w:rFonts w:ascii="SimSun" w:hAnsi="SimSun" w:eastAsia="SimSun" w:cs="SimSun"/>
         </w:rPr>
         <w:t xml:space="preserve"> </w:t>
       </w:r>
       <w:r>
         <w:rPr>
           <w:rStyle w:val="VerbatimChar"/>
-          <w:rFonts w:hint="eastAsia" w:ascii="Times New Roman" w:hAnsi="Times New Roman" w:eastAsia="FangSong" w:cs="Times New Roman"/>
+          <w:rFonts w:hint="eastAsia" w:ascii="SimSun" w:hAnsi="SimSun" w:eastAsia="SimSun" w:cs="SimSun"/>
         </w:rPr>
         <w:t>个苯环轮流共轭</w:t>
       </w:r>
       <w:r>
         <w:rPr>
           <w:rStyle w:val="VerbatimChar"/>
-          <w:rFonts w:hint="eastAsia" w:ascii="Times New Roman" w:hAnsi="Times New Roman" w:eastAsia="Times New Roman" w:cs="Times New Roman"/>
+          <w:rFonts w:hint="eastAsia" w:ascii="SimSun" w:hAnsi="SimSun" w:eastAsia="SimSun" w:cs="SimSun"/>
         </w:rPr>
         <w:t>，</w:t>
       </w:r>
       <w:r>
         <w:rPr>
           <w:rStyle w:val="VerbatimChar"/>
-          <w:rFonts w:hint="eastAsia" w:ascii="Times New Roman" w:hAnsi="Times New Roman" w:eastAsia="FangSong" w:cs="Times New Roman"/>
+          <w:rFonts w:hint="eastAsia" w:ascii="SimSun" w:hAnsi="SimSun" w:eastAsia="SimSun" w:cs="SimSun"/>
         </w:rPr>
         <w:t>正电荷极度分散</w:t>
       </w:r>
       <w:r>
         <w:rPr>
           <w:rStyle w:val="VerbatimChar"/>
-          <w:rFonts w:hint="eastAsia" w:ascii="Times New Roman" w:hAnsi="Times New Roman" w:eastAsia="Times New Roman" w:cs="Times New Roman"/>
+          <w:rFonts w:hint="eastAsia" w:ascii="SimSun" w:hAnsi="SimSun" w:eastAsia="SimSun" w:cs="SimSun"/>
         </w:rPr>
         <w:t>（</w:t>
       </w:r>
       <w:r>
         <w:rPr>
           <w:rStyle w:val="VerbatimChar"/>
-          <w:rFonts w:hint="eastAsia" w:ascii="Times New Roman" w:hAnsi="Times New Roman" w:eastAsia="FangSong" w:cs="Times New Roman"/>
+          <w:rFonts w:hint="eastAsia" w:ascii="SimSun" w:hAnsi="SimSun" w:eastAsia="SimSun" w:cs="SimSun"/>
         </w:rPr>
         <w:t>可分离成稳定盐</w:t>
       </w:r>
       <w:r>
         <w:rPr>
           <w:rStyle w:val="VerbatimChar"/>
-          <w:rFonts w:hint="eastAsia" w:ascii="Times New Roman" w:hAnsi="Times New Roman" w:eastAsia="Times New Roman" w:cs="Times New Roman"/>
+          <w:rFonts w:hint="eastAsia" w:ascii="SimSun" w:hAnsi="SimSun" w:eastAsia="SimSun" w:cs="SimSun"/>
         </w:rPr>
         <w:t>）</w:t>
       </w:r>
@@ -7959,76 +7959,76 @@
       <w:r>
         <w:rPr>
           <w:rStyle w:val="VerbatimChar"/>
-          <w:rFonts w:hint="eastAsia" w:ascii="Times New Roman" w:hAnsi="Times New Roman" w:eastAsia="Times New Roman" w:cs="Times New Roman"/>
+          <w:rFonts w:hint="eastAsia" w:ascii="SimSun" w:hAnsi="SimSun" w:eastAsia="SimSun" w:cs="SimSun"/>
         </w:rPr>
         <w:t>[1,2]-</w:t>
       </w:r>
       <w:r>
         <w:rPr>
           <w:rStyle w:val="VerbatimChar"/>
-          <w:rFonts w:hint="eastAsia" w:ascii="Times New Roman" w:hAnsi="Times New Roman" w:eastAsia="FangSong" w:cs="Times New Roman"/>
+          <w:rFonts w:hint="eastAsia" w:ascii="SimSun" w:hAnsi="SimSun" w:eastAsia="SimSun" w:cs="SimSun"/>
         </w:rPr>
         <w:t>甲基迁移</w:t>
       </w:r>
       <w:r>
         <w:rPr>
           <w:rStyle w:val="VerbatimChar"/>
-          <w:rFonts w:hint="eastAsia" w:ascii="Times New Roman" w:hAnsi="Times New Roman" w:eastAsia="Times New Roman" w:cs="Times New Roman"/>
+          <w:rFonts w:hint="eastAsia" w:ascii="SimSun" w:hAnsi="SimSun" w:eastAsia="SimSun" w:cs="SimSun"/>
         </w:rPr>
         <w:t>（</w:t>
       </w:r>
       <w:r>
         <w:rPr>
           <w:rStyle w:val="VerbatimChar"/>
-          <w:rFonts w:hint="eastAsia" w:ascii="Times New Roman" w:hAnsi="Times New Roman" w:eastAsia="FangSong" w:cs="Times New Roman"/>
+          <w:rFonts w:hint="eastAsia" w:ascii="SimSun" w:hAnsi="SimSun" w:eastAsia="SimSun" w:cs="SimSun"/>
         </w:rPr>
         <w:t>新戊基</w:t>
       </w:r>
       <w:r>
         <w:rPr>
           <w:rStyle w:val="VerbatimChar"/>
-          <w:rFonts w:ascii="Times New Roman" w:hAnsi="Times New Roman" w:eastAsia="Times New Roman" w:cs="Times New Roman"/>
+          <w:rFonts w:ascii="SimSun" w:hAnsi="SimSun" w:eastAsia="SimSun" w:cs="SimSun"/>
         </w:rPr>
         <w:t xml:space="preserve"> 1° → </w:t>
       </w:r>
       <w:r>
         <w:rPr>
           <w:rStyle w:val="VerbatimChar"/>
-          <w:rFonts w:hint="eastAsia" w:ascii="Times New Roman" w:hAnsi="Times New Roman" w:eastAsia="FangSong" w:cs="Times New Roman"/>
+          <w:rFonts w:hint="eastAsia" w:ascii="SimSun" w:hAnsi="SimSun" w:eastAsia="SimSun" w:cs="SimSun"/>
         </w:rPr>
         <w:t xml:space="preserve">叔戊基</w:t>
       </w:r>
       <w:r>
         <w:rPr>
           <w:rStyle w:val="VerbatimChar"/>
-          <w:rFonts w:ascii="Times New Roman" w:hAnsi="Times New Roman" w:eastAsia="Times New Roman" w:cs="Times New Roman"/>
+          <w:rFonts w:ascii="SimSun" w:hAnsi="SimSun" w:eastAsia="SimSun" w:cs="SimSun"/>
         </w:rPr>
         <w:t xml:space="preserve"> </w:t>
       </w:r>
       <w:r>
         <w:rPr>
           <w:rStyle w:val="VerbatimChar"/>
-          <w:rFonts w:hint="eastAsia" w:ascii="Times New Roman" w:hAnsi="Times New Roman" w:eastAsia="Times New Roman" w:cs="Times New Roman"/>
+          <w:rFonts w:hint="eastAsia" w:ascii="SimSun" w:hAnsi="SimSun" w:eastAsia="SimSun" w:cs="SimSun"/>
         </w:rPr>
         <w:t xml:space="preserve">3°）：</w:t>
       </w:r>
       <w:r>
         <w:rPr>
-          <w:rFonts w:ascii="Times New Roman" w:hAnsi="Times New Roman" w:eastAsia="Times New Roman" w:cs="Times New Roman"/>
+          <w:rFonts w:ascii="SimSun" w:hAnsi="SimSun" w:eastAsia="SimSun" w:cs="SimSun"/>
         </w:rPr>
         <w:br/>
       </w:r>
       <w:r>
         <w:rPr>
           <w:rStyle w:val="VerbatimChar"/>
-          <w:rFonts w:ascii="Times New Roman" w:hAnsi="Times New Roman" w:eastAsia="Times New Roman" w:cs="Times New Roman"/>
+          <w:rFonts w:ascii="SimSun" w:hAnsi="SimSun" w:eastAsia="SimSun" w:cs="SimSun"/>
         </w:rPr>
         <w:t xml:space="preserve">        CH</w:t>
       </w:r>
       <w:r>
         <w:rPr>
           <w:rStyle w:val="VerbatimChar"/>
-          <w:rFonts w:ascii="Times New Roman" w:hAnsi="Times New Roman" w:eastAsia="Times New Roman" w:cs="Times New Roman"/>
+          <w:rFonts w:ascii="SimSun" w:hAnsi="SimSun" w:eastAsia="SimSun" w:cs="SimSun"/>
           <w:vertAlign w:val="subscript"/>
         </w:rPr>
         <w:t>3</w:t>
@@ -8036,48 +8036,48 @@
       <w:r>
         <w:rPr>
           <w:rStyle w:val="VerbatimChar"/>
-          <w:rFonts w:ascii="Times New Roman" w:hAnsi="Times New Roman" w:eastAsia="Times New Roman" w:cs="Times New Roman"/>
+          <w:rFonts w:ascii="SimSun" w:hAnsi="SimSun" w:eastAsia="SimSun" w:cs="SimSun"/>
         </w:rPr>
         <w:t xml:space="preserve">               CH</w:t>
       </w:r>
       <w:r>
         <w:rPr>
           <w:rStyle w:val="VerbatimChar"/>
-          <w:rFonts w:ascii="Times New Roman" w:hAnsi="Times New Roman" w:eastAsia="Times New Roman" w:cs="Times New Roman"/>
+          <w:rFonts w:ascii="SimSun" w:hAnsi="SimSun" w:eastAsia="SimSun" w:cs="SimSun"/>
           <w:vertAlign w:val="subscript"/>
         </w:rPr>
         <w:t>3</w:t>
       </w:r>
       <w:r>
         <w:rPr>
-          <w:rFonts w:ascii="Times New Roman" w:hAnsi="Times New Roman" w:eastAsia="Times New Roman" w:cs="Times New Roman"/>
+          <w:rFonts w:ascii="SimSun" w:hAnsi="SimSun" w:eastAsia="SimSun" w:cs="SimSun"/>
         </w:rPr>
         <w:br/>
       </w:r>
       <w:r>
         <w:rPr>
           <w:rStyle w:val="VerbatimChar"/>
-          <w:rFonts w:ascii="Times New Roman" w:hAnsi="Times New Roman" w:eastAsia="Times New Roman" w:cs="Times New Roman"/>
+          <w:rFonts w:ascii="SimSun" w:hAnsi="SimSun" w:eastAsia="SimSun" w:cs="SimSun"/>
         </w:rPr>
         <w:t xml:space="preserve">        │                 │</w:t>
       </w:r>
       <w:r>
         <w:rPr>
-          <w:rFonts w:ascii="Times New Roman" w:hAnsi="Times New Roman" w:eastAsia="Times New Roman" w:cs="Times New Roman"/>
+          <w:rFonts w:ascii="SimSun" w:hAnsi="SimSun" w:eastAsia="SimSun" w:cs="SimSun"/>
         </w:rPr>
         <w:br/>
       </w:r>
       <w:r>
         <w:rPr>
           <w:rStyle w:val="VerbatimChar"/>
-          <w:rFonts w:ascii="Times New Roman" w:hAnsi="Times New Roman" w:eastAsia="Times New Roman" w:cs="Times New Roman"/>
+          <w:rFonts w:ascii="SimSun" w:hAnsi="SimSun" w:eastAsia="SimSun" w:cs="SimSun"/>
         </w:rPr>
         <w:t xml:space="preserve">  </w:t>
       </w:r>
       <w:r>
         <w:rPr>
           <w:rStyle w:val="VerbatimChar"/>
-          <w:rFonts w:ascii="Times New Roman" w:hAnsi="Times New Roman" w:eastAsia="Times New Roman" w:cs="Times New Roman"/>
+          <w:rFonts w:ascii="SimSun" w:hAnsi="SimSun" w:eastAsia="SimSun" w:cs="SimSun"/>
           <w:vertAlign w:val="superscript"/>
         </w:rPr>
         <w:t>+</w:t>
@@ -8085,14 +8085,14 @@
       <w:r>
         <w:rPr>
           <w:rStyle w:val="VerbatimChar"/>
-          <w:rFonts w:ascii="Times New Roman" w:hAnsi="Times New Roman" w:eastAsia="Times New Roman" w:cs="Times New Roman"/>
+          <w:rFonts w:ascii="SimSun" w:hAnsi="SimSun" w:eastAsia="SimSun" w:cs="SimSun"/>
         </w:rPr>
         <w:t>CH</w:t>
       </w:r>
       <w:r>
         <w:rPr>
           <w:rStyle w:val="VerbatimChar"/>
-          <w:rFonts w:ascii="Times New Roman" w:hAnsi="Times New Roman" w:eastAsia="Times New Roman" w:cs="Times New Roman"/>
+          <w:rFonts w:ascii="SimSun" w:hAnsi="SimSun" w:eastAsia="SimSun" w:cs="SimSun"/>
           <w:vertAlign w:val="subscript"/>
         </w:rPr>
         <w:t>2</w:t>
@@ -8100,14 +8100,14 @@
       <w:r>
         <w:rPr>
           <w:rStyle w:val="VerbatimChar"/>
-          <w:rFonts w:ascii="Times New Roman" w:hAnsi="Times New Roman" w:eastAsia="Times New Roman" w:cs="Times New Roman"/>
+          <w:rFonts w:ascii="SimSun" w:hAnsi="SimSun" w:eastAsia="SimSun" w:cs="SimSun"/>
         </w:rPr>
         <w:t>—C—CH</w:t>
       </w:r>
       <w:r>
         <w:rPr>
           <w:rStyle w:val="VerbatimChar"/>
-          <w:rFonts w:ascii="Times New Roman" w:hAnsi="Times New Roman" w:eastAsia="Times New Roman" w:cs="Times New Roman"/>
+          <w:rFonts w:ascii="SimSun" w:hAnsi="SimSun" w:eastAsia="SimSun" w:cs="SimSun"/>
           <w:vertAlign w:val="subscript"/>
         </w:rPr>
         <w:t>3</w:t>
@@ -8115,14 +8115,14 @@
       <w:r>
         <w:rPr>
           <w:rStyle w:val="VerbatimChar"/>
-          <w:rFonts w:ascii="Times New Roman" w:hAnsi="Times New Roman" w:eastAsia="Times New Roman" w:cs="Times New Roman"/>
+          <w:rFonts w:ascii="SimSun" w:hAnsi="SimSun" w:eastAsia="SimSun" w:cs="SimSun"/>
         </w:rPr>
         <w:t xml:space="preserve">   →   H</w:t>
       </w:r>
       <w:r>
         <w:rPr>
           <w:rStyle w:val="VerbatimChar"/>
-          <w:rFonts w:ascii="Times New Roman" w:hAnsi="Times New Roman" w:eastAsia="Times New Roman" w:cs="Times New Roman"/>
+          <w:rFonts w:ascii="SimSun" w:hAnsi="SimSun" w:eastAsia="SimSun" w:cs="SimSun"/>
           <w:vertAlign w:val="subscript"/>
         </w:rPr>
         <w:t>3</w:t>
@@ -8130,14 +8130,14 @@
       <w:r>
         <w:rPr>
           <w:rStyle w:val="VerbatimChar"/>
-          <w:rFonts w:ascii="Times New Roman" w:hAnsi="Times New Roman" w:eastAsia="Times New Roman" w:cs="Times New Roman"/>
+          <w:rFonts w:ascii="SimSun" w:hAnsi="SimSun" w:eastAsia="SimSun" w:cs="SimSun"/>
         </w:rPr>
         <w:t>C—C</w:t>
       </w:r>
       <w:r>
         <w:rPr>
           <w:rStyle w:val="VerbatimChar"/>
-          <w:rFonts w:ascii="Times New Roman" w:hAnsi="Times New Roman" w:eastAsia="Times New Roman" w:cs="Times New Roman"/>
+          <w:rFonts w:ascii="SimSun" w:hAnsi="SimSun" w:eastAsia="SimSun" w:cs="SimSun"/>
           <w:vertAlign w:val="superscript"/>
         </w:rPr>
         <w:t>+</w:t>
@@ -8145,14 +8145,14 @@
       <w:r>
         <w:rPr>
           <w:rStyle w:val="VerbatimChar"/>
-          <w:rFonts w:ascii="Times New Roman" w:hAnsi="Times New Roman" w:eastAsia="Times New Roman" w:cs="Times New Roman"/>
+          <w:rFonts w:ascii="SimSun" w:hAnsi="SimSun" w:eastAsia="SimSun" w:cs="SimSun"/>
         </w:rPr>
         <w:t>—CH</w:t>
       </w:r>
       <w:r>
         <w:rPr>
           <w:rStyle w:val="VerbatimChar"/>
-          <w:rFonts w:ascii="Times New Roman" w:hAnsi="Times New Roman" w:eastAsia="Times New Roman" w:cs="Times New Roman"/>
+          <w:rFonts w:ascii="SimSun" w:hAnsi="SimSun" w:eastAsia="SimSun" w:cs="SimSun"/>
           <w:vertAlign w:val="subscript"/>
         </w:rPr>
         <w:t>2</w:t>
@@ -8160,48 +8160,48 @@
       <w:r>
         <w:rPr>
           <w:rStyle w:val="VerbatimChar"/>
-          <w:rFonts w:ascii="Times New Roman" w:hAnsi="Times New Roman" w:eastAsia="Times New Roman" w:cs="Times New Roman"/>
+          <w:rFonts w:ascii="SimSun" w:hAnsi="SimSun" w:eastAsia="SimSun" w:cs="SimSun"/>
         </w:rPr>
         <w:t>CH</w:t>
       </w:r>
       <w:r>
         <w:rPr>
           <w:rStyle w:val="VerbatimChar"/>
-          <w:rFonts w:ascii="Times New Roman" w:hAnsi="Times New Roman" w:eastAsia="Times New Roman" w:cs="Times New Roman"/>
+          <w:rFonts w:ascii="SimSun" w:hAnsi="SimSun" w:eastAsia="SimSun" w:cs="SimSun"/>
           <w:vertAlign w:val="subscript"/>
         </w:rPr>
         <w:t>3</w:t>
       </w:r>
       <w:r>
         <w:rPr>
-          <w:rFonts w:ascii="Times New Roman" w:hAnsi="Times New Roman" w:eastAsia="Times New Roman" w:cs="Times New Roman"/>
+          <w:rFonts w:ascii="SimSun" w:hAnsi="SimSun" w:eastAsia="SimSun" w:cs="SimSun"/>
         </w:rPr>
         <w:br/>
       </w:r>
       <w:r>
         <w:rPr>
           <w:rStyle w:val="VerbatimChar"/>
-          <w:rFonts w:ascii="Times New Roman" w:hAnsi="Times New Roman" w:eastAsia="Times New Roman" w:cs="Times New Roman"/>
+          <w:rFonts w:ascii="SimSun" w:hAnsi="SimSun" w:eastAsia="SimSun" w:cs="SimSun"/>
         </w:rPr>
         <w:t xml:space="preserve">        │                 │</w:t>
       </w:r>
       <w:r>
         <w:rPr>
-          <w:rFonts w:ascii="Times New Roman" w:hAnsi="Times New Roman" w:eastAsia="Times New Roman" w:cs="Times New Roman"/>
+          <w:rFonts w:ascii="SimSun" w:hAnsi="SimSun" w:eastAsia="SimSun" w:cs="SimSun"/>
         </w:rPr>
         <w:br/>
       </w:r>
       <w:r>
         <w:rPr>
           <w:rStyle w:val="VerbatimChar"/>
-          <w:rFonts w:ascii="Times New Roman" w:hAnsi="Times New Roman" w:eastAsia="Times New Roman" w:cs="Times New Roman"/>
+          <w:rFonts w:ascii="SimSun" w:hAnsi="SimSun" w:eastAsia="SimSun" w:cs="SimSun"/>
         </w:rPr>
         <w:t xml:space="preserve">        CH</w:t>
       </w:r>
       <w:r>
         <w:rPr>
           <w:rStyle w:val="VerbatimChar"/>
-          <w:rFonts w:ascii="Times New Roman" w:hAnsi="Times New Roman" w:eastAsia="Times New Roman" w:cs="Times New Roman"/>
+          <w:rFonts w:ascii="SimSun" w:hAnsi="SimSun" w:eastAsia="SimSun" w:cs="SimSun"/>
           <w:vertAlign w:val="subscript"/>
         </w:rPr>
         <w:t>3</w:t>
@@ -8209,97 +8209,97 @@
       <w:r>
         <w:rPr>
           <w:rStyle w:val="VerbatimChar"/>
-          <w:rFonts w:ascii="Times New Roman" w:hAnsi="Times New Roman" w:eastAsia="Times New Roman" w:cs="Times New Roman"/>
+          <w:rFonts w:ascii="SimSun" w:hAnsi="SimSun" w:eastAsia="SimSun" w:cs="SimSun"/>
         </w:rPr>
         <w:t xml:space="preserve">               CH</w:t>
       </w:r>
       <w:r>
         <w:rPr>
           <w:rStyle w:val="VerbatimChar"/>
-          <w:rFonts w:ascii="Times New Roman" w:hAnsi="Times New Roman" w:eastAsia="Times New Roman" w:cs="Times New Roman"/>
+          <w:rFonts w:ascii="SimSun" w:hAnsi="SimSun" w:eastAsia="SimSun" w:cs="SimSun"/>
           <w:vertAlign w:val="subscript"/>
         </w:rPr>
         <w:t>3</w:t>
       </w:r>
       <w:r>
         <w:rPr>
-          <w:rFonts w:ascii="Times New Roman" w:hAnsi="Times New Roman" w:eastAsia="Times New Roman" w:cs="Times New Roman"/>
+          <w:rFonts w:ascii="SimSun" w:hAnsi="SimSun" w:eastAsia="SimSun" w:cs="SimSun"/>
         </w:rPr>
         <w:br/>
       </w:r>
       <w:r>
         <w:rPr>
           <w:rStyle w:val="VerbatimChar"/>
-          <w:rFonts w:ascii="Times New Roman" w:hAnsi="Times New Roman" w:eastAsia="Times New Roman" w:cs="Times New Roman"/>
+          <w:rFonts w:ascii="SimSun" w:hAnsi="SimSun" w:eastAsia="SimSun" w:cs="SimSun"/>
         </w:rPr>
         <w:t xml:space="preserve">   </w:t>
       </w:r>
       <w:r>
         <w:rPr>
           <w:rStyle w:val="VerbatimChar"/>
-          <w:rFonts w:hint="eastAsia" w:ascii="Times New Roman" w:hAnsi="Times New Roman" w:eastAsia="FangSong" w:cs="Times New Roman"/>
+          <w:rFonts w:hint="eastAsia" w:ascii="SimSun" w:hAnsi="SimSun" w:eastAsia="SimSun" w:cs="SimSun"/>
         </w:rPr>
         <w:t>新戊基正离子</w:t>
       </w:r>
       <w:r>
         <w:rPr>
           <w:rStyle w:val="VerbatimChar"/>
-          <w:rFonts w:hint="eastAsia" w:ascii="Times New Roman" w:hAnsi="Times New Roman" w:eastAsia="Times New Roman" w:cs="Times New Roman"/>
+          <w:rFonts w:hint="eastAsia" w:ascii="SimSun" w:hAnsi="SimSun" w:eastAsia="SimSun" w:cs="SimSun"/>
         </w:rPr>
         <w:t>（1°）</w:t>
       </w:r>
       <w:r>
         <w:rPr>
           <w:rStyle w:val="VerbatimChar"/>
-          <w:rFonts w:ascii="Times New Roman" w:hAnsi="Times New Roman" w:eastAsia="Times New Roman" w:cs="Times New Roman"/>
+          <w:rFonts w:ascii="SimSun" w:hAnsi="SimSun" w:eastAsia="SimSun" w:cs="SimSun"/>
         </w:rPr>
         <w:t xml:space="preserve">     </w:t>
       </w:r>
       <w:r>
         <w:rPr>
           <w:rStyle w:val="VerbatimChar"/>
-          <w:rFonts w:hint="eastAsia" w:ascii="Times New Roman" w:hAnsi="Times New Roman" w:eastAsia="FangSong" w:cs="Times New Roman"/>
+          <w:rFonts w:hint="eastAsia" w:ascii="SimSun" w:hAnsi="SimSun" w:eastAsia="SimSun" w:cs="SimSun"/>
         </w:rPr>
         <w:t>叔戊基正离子</w:t>
       </w:r>
       <w:r>
         <w:rPr>
           <w:rStyle w:val="VerbatimChar"/>
-          <w:rFonts w:hint="eastAsia" w:ascii="Times New Roman" w:hAnsi="Times New Roman" w:eastAsia="Times New Roman" w:cs="Times New Roman"/>
+          <w:rFonts w:hint="eastAsia" w:ascii="SimSun" w:hAnsi="SimSun" w:eastAsia="SimSun" w:cs="SimSun"/>
         </w:rPr>
         <w:t>（3°，</w:t>
       </w:r>
       <w:r>
         <w:rPr>
           <w:rStyle w:val="VerbatimChar"/>
-          <w:rFonts w:hint="eastAsia" w:ascii="Times New Roman" w:hAnsi="Times New Roman" w:eastAsia="FangSong" w:cs="Times New Roman"/>
+          <w:rFonts w:hint="eastAsia" w:ascii="SimSun" w:hAnsi="SimSun" w:eastAsia="SimSun" w:cs="SimSun"/>
         </w:rPr>
         <w:t>更稳</w:t>
       </w:r>
       <w:r>
         <w:rPr>
           <w:rStyle w:val="VerbatimChar"/>
-          <w:rFonts w:hint="eastAsia" w:ascii="Times New Roman" w:hAnsi="Times New Roman" w:eastAsia="Times New Roman" w:cs="Times New Roman"/>
+          <w:rFonts w:hint="eastAsia" w:ascii="SimSun" w:hAnsi="SimSun" w:eastAsia="SimSun" w:cs="SimSun"/>
         </w:rPr>
         <w:t>）</w:t>
       </w:r>
       <w:r>
         <w:rPr>
-          <w:rFonts w:ascii="Times New Roman" w:hAnsi="Times New Roman" w:eastAsia="Times New Roman" w:cs="Times New Roman"/>
+          <w:rFonts w:ascii="SimSun" w:hAnsi="SimSun" w:eastAsia="SimSun" w:cs="SimSun"/>
         </w:rPr>
         <w:br/>
       </w:r>
       <w:r>
         <w:rPr>
           <w:rStyle w:val="VerbatimChar"/>
-          <w:rFonts w:ascii="Times New Roman" w:hAnsi="Times New Roman" w:eastAsia="Times New Roman" w:cs="Times New Roman"/>
+          <w:rFonts w:ascii="SimSun" w:hAnsi="SimSun" w:eastAsia="SimSun" w:cs="SimSun"/>
         </w:rPr>
         <w:t xml:space="preserve">   C—CH</w:t>
       </w:r>
       <w:r>
         <w:rPr>
           <w:rStyle w:val="VerbatimChar"/>
-          <w:rFonts w:ascii="Times New Roman" w:hAnsi="Times New Roman" w:eastAsia="Times New Roman" w:cs="Times New Roman"/>
+          <w:rFonts w:ascii="SimSun" w:hAnsi="SimSun" w:eastAsia="SimSun" w:cs="SimSun"/>
           <w:vertAlign w:val="subscript"/>
         </w:rPr>
         <w:t>3</w:t>
@@ -8307,28 +8307,28 @@
       <w:r>
         <w:rPr>
           <w:rStyle w:val="VerbatimChar"/>
-          <w:rFonts w:ascii="Times New Roman" w:hAnsi="Times New Roman" w:eastAsia="Times New Roman" w:cs="Times New Roman"/>
+          <w:rFonts w:ascii="SimSun" w:hAnsi="SimSun" w:eastAsia="SimSun" w:cs="SimSun"/>
         </w:rPr>
         <w:t xml:space="preserve"> </w:t>
       </w:r>
       <w:r>
         <w:rPr>
           <w:rStyle w:val="VerbatimChar"/>
-          <w:rFonts w:hint="eastAsia" w:ascii="Times New Roman" w:hAnsi="Times New Roman" w:eastAsia="FangSong" w:cs="Times New Roman"/>
+          <w:rFonts w:hint="eastAsia" w:ascii="SimSun" w:hAnsi="SimSun" w:eastAsia="SimSun" w:cs="SimSun"/>
         </w:rPr>
         <w:t xml:space="preserve">的</w:t>
       </w:r>
       <w:r>
         <w:rPr>
           <w:rStyle w:val="VerbatimChar"/>
-          <w:rFonts w:ascii="Times New Roman" w:hAnsi="Times New Roman" w:eastAsia="Times New Roman" w:cs="Times New Roman"/>
+          <w:rFonts w:ascii="SimSun" w:hAnsi="SimSun" w:eastAsia="SimSun" w:cs="SimSun"/>
         </w:rPr>
         <w:t xml:space="preserve"> σ </w:t>
       </w:r>
       <w:r>
         <w:rPr>
           <w:rStyle w:val="VerbatimChar"/>
-          <w:rFonts w:hint="eastAsia" w:ascii="Times New Roman" w:hAnsi="Times New Roman" w:eastAsia="FangSong" w:cs="Times New Roman"/>
+          <w:rFonts w:hint="eastAsia" w:ascii="SimSun" w:hAnsi="SimSun" w:eastAsia="SimSun" w:cs="SimSun"/>
         </w:rPr>
         <w:t xml:space="preserve">电子对整体迁移到相邻缺电子碳</w:t>
       </w:r>
@@ -11091,157 +11091,157 @@
       <w:r>
         <w:rPr>
           <w:rStyle w:val="VerbatimChar"/>
-          <w:rFonts w:ascii="Times New Roman" w:hAnsi="Times New Roman" w:eastAsia="Times New Roman" w:cs="Times New Roman"/>
+          <w:rFonts w:ascii="SimSun" w:hAnsi="SimSun" w:eastAsia="SimSun" w:cs="SimSun"/>
         </w:rPr>
         <w:t xml:space="preserve">① </w:t>
       </w:r>
       <w:r>
         <w:rPr>
           <w:rStyle w:val="VerbatimChar"/>
-          <w:rFonts w:hint="eastAsia" w:ascii="Times New Roman" w:hAnsi="Times New Roman" w:eastAsia="FangSong" w:cs="Times New Roman"/>
+          <w:rFonts w:hint="eastAsia" w:ascii="SimSun" w:hAnsi="SimSun" w:eastAsia="SimSun" w:cs="SimSun"/>
         </w:rPr>
         <w:t>引发</w:t>
       </w:r>
       <w:r>
         <w:rPr>
           <w:rStyle w:val="VerbatimChar"/>
-          <w:rFonts w:hint="eastAsia" w:ascii="Times New Roman" w:hAnsi="Times New Roman" w:eastAsia="Times New Roman" w:cs="Times New Roman"/>
+          <w:rFonts w:hint="eastAsia" w:ascii="SimSun" w:hAnsi="SimSun" w:eastAsia="SimSun" w:cs="SimSun"/>
         </w:rPr>
         <w:t>（Initiation）：</w:t>
       </w:r>
       <w:r>
         <w:rPr>
           <w:rStyle w:val="VerbatimChar"/>
-          <w:rFonts w:hint="eastAsia" w:ascii="Times New Roman" w:hAnsi="Times New Roman" w:eastAsia="FangSong" w:cs="Times New Roman"/>
+          <w:rFonts w:hint="eastAsia" w:ascii="SimSun" w:hAnsi="SimSun" w:eastAsia="SimSun" w:cs="SimSun"/>
         </w:rPr>
         <w:t>产生初始自由基</w:t>
       </w:r>
       <w:r>
         <w:rPr>
-          <w:rFonts w:ascii="Times New Roman" w:hAnsi="Times New Roman" w:eastAsia="Times New Roman" w:cs="Times New Roman"/>
+          <w:rFonts w:ascii="SimSun" w:hAnsi="SimSun" w:eastAsia="SimSun" w:cs="SimSun"/>
         </w:rPr>
         <w:br/>
       </w:r>
       <w:r>
         <w:rPr>
           <w:rStyle w:val="VerbatimChar"/>
-          <w:rFonts w:ascii="Times New Roman" w:hAnsi="Times New Roman" w:eastAsia="Times New Roman" w:cs="Times New Roman"/>
+          <w:rFonts w:ascii="SimSun" w:hAnsi="SimSun" w:eastAsia="SimSun" w:cs="SimSun"/>
         </w:rPr>
         <w:t xml:space="preserve">   AIBN —Δ→ 2 R· + N</w:t>
       </w:r>
       <w:r>
         <w:rPr>
           <w:rStyle w:val="VerbatimChar"/>
-          <w:rFonts w:ascii="Times New Roman" w:hAnsi="Times New Roman" w:eastAsia="Times New Roman" w:cs="Times New Roman"/>
+          <w:rFonts w:ascii="SimSun" w:hAnsi="SimSun" w:eastAsia="SimSun" w:cs="SimSun"/>
           <w:vertAlign w:val="subscript"/>
         </w:rPr>
         <w:t>2</w:t>
       </w:r>
       <w:r>
         <w:rPr>
-          <w:rFonts w:ascii="Times New Roman" w:hAnsi="Times New Roman" w:eastAsia="Times New Roman" w:cs="Times New Roman"/>
+          <w:rFonts w:ascii="SimSun" w:hAnsi="SimSun" w:eastAsia="SimSun" w:cs="SimSun"/>
         </w:rPr>
         <w:br/>
       </w:r>
       <w:r>
         <w:rPr>
           <w:rStyle w:val="VerbatimChar"/>
-          <w:rFonts w:ascii="Times New Roman" w:hAnsi="Times New Roman" w:eastAsia="Times New Roman" w:cs="Times New Roman"/>
+          <w:rFonts w:ascii="SimSun" w:hAnsi="SimSun" w:eastAsia="SimSun" w:cs="SimSun"/>
         </w:rPr>
         <w:t xml:space="preserve">   BPO —Δ→ 2 Ph· + 2 CO</w:t>
       </w:r>
       <w:r>
         <w:rPr>
           <w:rStyle w:val="VerbatimChar"/>
-          <w:rFonts w:ascii="Times New Roman" w:hAnsi="Times New Roman" w:eastAsia="Times New Roman" w:cs="Times New Roman"/>
+          <w:rFonts w:ascii="SimSun" w:hAnsi="SimSun" w:eastAsia="SimSun" w:cs="SimSun"/>
           <w:vertAlign w:val="subscript"/>
         </w:rPr>
         <w:t>2</w:t>
       </w:r>
       <w:r>
         <w:rPr>
-          <w:rFonts w:ascii="Times New Roman" w:hAnsi="Times New Roman" w:eastAsia="Times New Roman" w:cs="Times New Roman"/>
+          <w:rFonts w:ascii="SimSun" w:hAnsi="SimSun" w:eastAsia="SimSun" w:cs="SimSun"/>
         </w:rPr>
         <w:br/>
       </w:r>
       <w:r>
         <w:rPr>
-          <w:rFonts w:ascii="Times New Roman" w:hAnsi="Times New Roman" w:eastAsia="Times New Roman" w:cs="Times New Roman"/>
+          <w:rFonts w:ascii="SimSun" w:hAnsi="SimSun" w:eastAsia="SimSun" w:cs="SimSun"/>
         </w:rPr>
         <w:br/>
       </w:r>
       <w:r>
         <w:rPr>
           <w:rStyle w:val="VerbatimChar"/>
-          <w:rFonts w:ascii="Times New Roman" w:hAnsi="Times New Roman" w:eastAsia="Times New Roman" w:cs="Times New Roman"/>
+          <w:rFonts w:ascii="SimSun" w:hAnsi="SimSun" w:eastAsia="SimSun" w:cs="SimSun"/>
         </w:rPr>
         <w:t xml:space="preserve">② </w:t>
       </w:r>
       <w:r>
         <w:rPr>
           <w:rStyle w:val="VerbatimChar"/>
-          <w:rFonts w:hint="eastAsia" w:ascii="Times New Roman" w:hAnsi="Times New Roman" w:eastAsia="FangSong" w:cs="Times New Roman"/>
+          <w:rFonts w:hint="eastAsia" w:ascii="SimSun" w:hAnsi="SimSun" w:eastAsia="SimSun" w:cs="SimSun"/>
         </w:rPr>
         <w:t>链增长</w:t>
       </w:r>
       <w:r>
         <w:rPr>
           <w:rStyle w:val="VerbatimChar"/>
-          <w:rFonts w:hint="eastAsia" w:ascii="Times New Roman" w:hAnsi="Times New Roman" w:eastAsia="Times New Roman" w:cs="Times New Roman"/>
+          <w:rFonts w:hint="eastAsia" w:ascii="SimSun" w:hAnsi="SimSun" w:eastAsia="SimSun" w:cs="SimSun"/>
         </w:rPr>
         <w:t>（Propagation）：</w:t>
       </w:r>
       <w:r>
         <w:rPr>
           <w:rStyle w:val="VerbatimChar"/>
-          <w:rFonts w:hint="eastAsia" w:ascii="Times New Roman" w:hAnsi="Times New Roman" w:eastAsia="FangSong" w:cs="Times New Roman"/>
+          <w:rFonts w:hint="eastAsia" w:ascii="SimSun" w:hAnsi="SimSun" w:eastAsia="SimSun" w:cs="SimSun"/>
         </w:rPr>
         <w:t>自由基消耗</w:t>
       </w:r>
       <w:r>
         <w:rPr>
           <w:rStyle w:val="VerbatimChar"/>
-          <w:rFonts w:ascii="Times New Roman" w:hAnsi="Times New Roman" w:eastAsia="Times New Roman" w:cs="Times New Roman"/>
+          <w:rFonts w:ascii="SimSun" w:hAnsi="SimSun" w:eastAsia="SimSun" w:cs="SimSun"/>
         </w:rPr>
         <w:t xml:space="preserve"> + </w:t>
       </w:r>
       <w:r>
         <w:rPr>
           <w:rStyle w:val="VerbatimChar"/>
-          <w:rFonts w:hint="eastAsia" w:ascii="Times New Roman" w:hAnsi="Times New Roman" w:eastAsia="FangSong" w:cs="Times New Roman"/>
+          <w:rFonts w:hint="eastAsia" w:ascii="SimSun" w:hAnsi="SimSun" w:eastAsia="SimSun" w:cs="SimSun"/>
         </w:rPr>
         <w:t xml:space="preserve">再生</w:t>
       </w:r>
       <w:r>
         <w:rPr>
-          <w:rFonts w:ascii="Times New Roman" w:hAnsi="Times New Roman" w:eastAsia="Times New Roman" w:cs="Times New Roman"/>
+          <w:rFonts w:ascii="SimSun" w:hAnsi="SimSun" w:eastAsia="SimSun" w:cs="SimSun"/>
         </w:rPr>
         <w:br/>
       </w:r>
       <w:r>
         <w:rPr>
           <w:rStyle w:val="VerbatimChar"/>
-          <w:rFonts w:ascii="Times New Roman" w:hAnsi="Times New Roman" w:eastAsia="Times New Roman" w:cs="Times New Roman"/>
+          <w:rFonts w:ascii="SimSun" w:hAnsi="SimSun" w:eastAsia="SimSun" w:cs="SimSun"/>
         </w:rPr>
         <w:t xml:space="preserve">   Br· + R-H → HBr + R·</w:t>
       </w:r>
       <w:r>
         <w:rPr>
-          <w:rFonts w:ascii="Times New Roman" w:hAnsi="Times New Roman" w:eastAsia="Times New Roman" w:cs="Times New Roman"/>
+          <w:rFonts w:ascii="SimSun" w:hAnsi="SimSun" w:eastAsia="SimSun" w:cs="SimSun"/>
         </w:rPr>
         <w:br/>
       </w:r>
       <w:r>
         <w:rPr>
           <w:rStyle w:val="VerbatimChar"/>
-          <w:rFonts w:ascii="Times New Roman" w:hAnsi="Times New Roman" w:eastAsia="Times New Roman" w:cs="Times New Roman"/>
+          <w:rFonts w:ascii="SimSun" w:hAnsi="SimSun" w:eastAsia="SimSun" w:cs="SimSun"/>
         </w:rPr>
         <w:t xml:space="preserve">   R· + Br</w:t>
       </w:r>
       <w:r>
         <w:rPr>
           <w:rStyle w:val="VerbatimChar"/>
-          <w:rFonts w:ascii="Times New Roman" w:hAnsi="Times New Roman" w:eastAsia="Times New Roman" w:cs="Times New Roman"/>
+          <w:rFonts w:ascii="SimSun" w:hAnsi="SimSun" w:eastAsia="SimSun" w:cs="SimSun"/>
           <w:vertAlign w:val="subscript"/>
         </w:rPr>
         <w:t>2</w:t>
@@ -11249,122 +11249,122 @@
       <w:r>
         <w:rPr>
           <w:rStyle w:val="VerbatimChar"/>
-          <w:rFonts w:ascii="Times New Roman" w:hAnsi="Times New Roman" w:eastAsia="Times New Roman" w:cs="Times New Roman"/>
+          <w:rFonts w:ascii="SimSun" w:hAnsi="SimSun" w:eastAsia="SimSun" w:cs="SimSun"/>
         </w:rPr>
         <w:t xml:space="preserve"> → R-Br + Br·</w:t>
       </w:r>
       <w:r>
         <w:rPr>
-          <w:rFonts w:ascii="Times New Roman" w:hAnsi="Times New Roman" w:eastAsia="Times New Roman" w:cs="Times New Roman"/>
+          <w:rFonts w:ascii="SimSun" w:hAnsi="SimSun" w:eastAsia="SimSun" w:cs="SimSun"/>
         </w:rPr>
         <w:br/>
       </w:r>
       <w:r>
         <w:rPr>
-          <w:rFonts w:ascii="Times New Roman" w:hAnsi="Times New Roman" w:eastAsia="Times New Roman" w:cs="Times New Roman"/>
+          <w:rFonts w:ascii="SimSun" w:hAnsi="SimSun" w:eastAsia="SimSun" w:cs="SimSun"/>
         </w:rPr>
         <w:br/>
       </w:r>
       <w:r>
         <w:rPr>
           <w:rStyle w:val="VerbatimChar"/>
-          <w:rFonts w:ascii="Times New Roman" w:hAnsi="Times New Roman" w:eastAsia="Times New Roman" w:cs="Times New Roman"/>
+          <w:rFonts w:ascii="SimSun" w:hAnsi="SimSun" w:eastAsia="SimSun" w:cs="SimSun"/>
         </w:rPr>
         <w:t xml:space="preserve">③ </w:t>
       </w:r>
       <w:r>
         <w:rPr>
           <w:rStyle w:val="VerbatimChar"/>
-          <w:rFonts w:hint="eastAsia" w:ascii="Times New Roman" w:hAnsi="Times New Roman" w:eastAsia="FangSong" w:cs="Times New Roman"/>
+          <w:rFonts w:hint="eastAsia" w:ascii="SimSun" w:hAnsi="SimSun" w:eastAsia="SimSun" w:cs="SimSun"/>
         </w:rPr>
         <w:t>链终止</w:t>
       </w:r>
       <w:r>
         <w:rPr>
           <w:rStyle w:val="VerbatimChar"/>
-          <w:rFonts w:hint="eastAsia" w:ascii="Times New Roman" w:hAnsi="Times New Roman" w:eastAsia="Times New Roman" w:cs="Times New Roman"/>
+          <w:rFonts w:hint="eastAsia" w:ascii="SimSun" w:hAnsi="SimSun" w:eastAsia="SimSun" w:cs="SimSun"/>
         </w:rPr>
         <w:t>（Termination）：</w:t>
       </w:r>
       <w:r>
         <w:rPr>
           <w:rStyle w:val="VerbatimChar"/>
-          <w:rFonts w:hint="eastAsia" w:ascii="Times New Roman" w:hAnsi="Times New Roman" w:eastAsia="FangSong" w:cs="Times New Roman"/>
+          <w:rFonts w:hint="eastAsia" w:ascii="SimSun" w:hAnsi="SimSun" w:eastAsia="SimSun" w:cs="SimSun"/>
         </w:rPr>
         <w:t>自由基消除</w:t>
       </w:r>
       <w:r>
         <w:rPr>
-          <w:rFonts w:ascii="Times New Roman" w:hAnsi="Times New Roman" w:eastAsia="Times New Roman" w:cs="Times New Roman"/>
+          <w:rFonts w:ascii="SimSun" w:hAnsi="SimSun" w:eastAsia="SimSun" w:cs="SimSun"/>
         </w:rPr>
         <w:br/>
       </w:r>
       <w:r>
         <w:rPr>
           <w:rStyle w:val="VerbatimChar"/>
-          <w:rFonts w:ascii="Times New Roman" w:hAnsi="Times New Roman" w:eastAsia="Times New Roman" w:cs="Times New Roman"/>
+          <w:rFonts w:ascii="SimSun" w:hAnsi="SimSun" w:eastAsia="SimSun" w:cs="SimSun"/>
         </w:rPr>
         <w:t xml:space="preserve">   2 R· → </w:t>
       </w:r>
       <w:r>
         <w:rPr>
           <w:rStyle w:val="VerbatimChar"/>
-          <w:rFonts w:hint="eastAsia" w:ascii="Times New Roman" w:hAnsi="Times New Roman" w:eastAsia="Times New Roman" w:cs="Times New Roman"/>
+          <w:rFonts w:hint="eastAsia" w:ascii="SimSun" w:hAnsi="SimSun" w:eastAsia="SimSun" w:cs="SimSun"/>
         </w:rPr>
         <w:t>R-R（</w:t>
       </w:r>
       <w:r>
         <w:rPr>
           <w:rStyle w:val="VerbatimChar"/>
-          <w:rFonts w:hint="eastAsia" w:ascii="Times New Roman" w:hAnsi="Times New Roman" w:eastAsia="FangSong" w:cs="Times New Roman"/>
+          <w:rFonts w:hint="eastAsia" w:ascii="SimSun" w:hAnsi="SimSun" w:eastAsia="SimSun" w:cs="SimSun"/>
         </w:rPr>
         <w:t>偶联</w:t>
       </w:r>
       <w:r>
         <w:rPr>
           <w:rStyle w:val="VerbatimChar"/>
-          <w:rFonts w:hint="eastAsia" w:ascii="Times New Roman" w:hAnsi="Times New Roman" w:eastAsia="Times New Roman" w:cs="Times New Roman"/>
+          <w:rFonts w:hint="eastAsia" w:ascii="SimSun" w:hAnsi="SimSun" w:eastAsia="SimSun" w:cs="SimSun"/>
         </w:rPr>
         <w:t>）</w:t>
       </w:r>
       <w:r>
         <w:rPr>
-          <w:rFonts w:ascii="Times New Roman" w:hAnsi="Times New Roman" w:eastAsia="Times New Roman" w:cs="Times New Roman"/>
+          <w:rFonts w:ascii="SimSun" w:hAnsi="SimSun" w:eastAsia="SimSun" w:cs="SimSun"/>
         </w:rPr>
         <w:br/>
       </w:r>
       <w:r>
         <w:rPr>
           <w:rStyle w:val="VerbatimChar"/>
-          <w:rFonts w:ascii="Times New Roman" w:hAnsi="Times New Roman" w:eastAsia="Times New Roman" w:cs="Times New Roman"/>
+          <w:rFonts w:ascii="SimSun" w:hAnsi="SimSun" w:eastAsia="SimSun" w:cs="SimSun"/>
         </w:rPr>
         <w:t xml:space="preserve">   2 R· → R-H + </w:t>
       </w:r>
       <w:r>
         <w:rPr>
           <w:rStyle w:val="VerbatimChar"/>
-          <w:rFonts w:hint="eastAsia" w:ascii="Times New Roman" w:hAnsi="Times New Roman" w:eastAsia="FangSong" w:cs="Times New Roman"/>
+          <w:rFonts w:hint="eastAsia" w:ascii="SimSun" w:hAnsi="SimSun" w:eastAsia="SimSun" w:cs="SimSun"/>
         </w:rPr>
         <w:t>烯烃</w:t>
       </w:r>
       <w:r>
         <w:rPr>
           <w:rStyle w:val="VerbatimChar"/>
-          <w:rFonts w:hint="eastAsia" w:ascii="Times New Roman" w:hAnsi="Times New Roman" w:eastAsia="Times New Roman" w:cs="Times New Roman"/>
+          <w:rFonts w:hint="eastAsia" w:ascii="SimSun" w:hAnsi="SimSun" w:eastAsia="SimSun" w:cs="SimSun"/>
         </w:rPr>
         <w:t>（</w:t>
       </w:r>
       <w:r>
         <w:rPr>
           <w:rStyle w:val="VerbatimChar"/>
-          <w:rFonts w:hint="eastAsia" w:ascii="Times New Roman" w:hAnsi="Times New Roman" w:eastAsia="FangSong" w:cs="Times New Roman"/>
+          <w:rFonts w:hint="eastAsia" w:ascii="SimSun" w:hAnsi="SimSun" w:eastAsia="SimSun" w:cs="SimSun"/>
         </w:rPr>
         <w:t>歧化</w:t>
       </w:r>
       <w:r>
         <w:rPr>
           <w:rStyle w:val="VerbatimChar"/>
-          <w:rFonts w:hint="eastAsia" w:ascii="Times New Roman" w:hAnsi="Times New Roman" w:eastAsia="Times New Roman" w:cs="Times New Roman"/>
+          <w:rFonts w:hint="eastAsia" w:ascii="SimSun" w:hAnsi="SimSun" w:eastAsia="SimSun" w:cs="SimSun"/>
         </w:rPr>
         <w:t>）</w:t>
       </w:r>
@@ -11884,18 +11884,16 @@
     </w:p>
     <w:p>
       <w:pPr>
-        <w:pStyle w:val="SourceCode"/>
+        <w:pStyle w:val="BodyText"/>
       </w:pPr>
       <w:r>
         <w:rPr>
-          <w:rStyle w:val="VerbatimChar"/>
           <w:rFonts w:ascii="Times New Roman" w:hAnsi="Times New Roman" w:eastAsia="Times New Roman" w:cs="Times New Roman"/>
         </w:rPr>
         <w:t>CH</w:t>
       </w:r>
       <w:r>
         <w:rPr>
-          <w:rStyle w:val="VerbatimChar"/>
           <w:rFonts w:ascii="Times New Roman" w:hAnsi="Times New Roman" w:eastAsia="Times New Roman" w:cs="Times New Roman"/>
           <w:vertAlign w:val="subscript"/>
         </w:rPr>
@@ -11903,14 +11901,12 @@
       </w:r>
       <w:r>
         <w:rPr>
-          <w:rStyle w:val="VerbatimChar"/>
           <w:rFonts w:ascii="Times New Roman" w:hAnsi="Times New Roman" w:eastAsia="Times New Roman" w:cs="Times New Roman"/>
         </w:rPr>
         <w:t>-CH=CH</w:t>
       </w:r>
       <w:r>
         <w:rPr>
-          <w:rStyle w:val="VerbatimChar"/>
           <w:rFonts w:ascii="Times New Roman" w:hAnsi="Times New Roman" w:eastAsia="Times New Roman" w:cs="Times New Roman"/>
           <w:vertAlign w:val="subscript"/>
         </w:rPr>
@@ -11918,21 +11914,18 @@
       </w:r>
       <w:r>
         <w:rPr>
-          <w:rStyle w:val="VerbatimChar"/>
           <w:rFonts w:ascii="Times New Roman" w:hAnsi="Times New Roman" w:eastAsia="Times New Roman" w:cs="Times New Roman"/>
         </w:rPr>
         <w:t xml:space="preserve"> + HBr —ROOR→ </w:t>
       </w:r>
       <w:r>
         <w:rPr>
-          <w:rStyle w:val="VerbatimChar"/>
           <w:rFonts w:hint="eastAsia" w:ascii="Times New Roman" w:hAnsi="Times New Roman" w:eastAsia="Times New Roman" w:cs="Times New Roman"/>
         </w:rPr>
         <w:t>CH</w:t>
       </w:r>
       <w:r>
         <w:rPr>
-          <w:rStyle w:val="VerbatimChar"/>
           <w:rFonts w:hint="eastAsia" w:ascii="Times New Roman" w:hAnsi="Times New Roman" w:eastAsia="Times New Roman" w:cs="Times New Roman"/>
           <w:vertAlign w:val="subscript"/>
         </w:rPr>
@@ -11940,14 +11933,12 @@
       </w:r>
       <w:r>
         <w:rPr>
-          <w:rStyle w:val="VerbatimChar"/>
           <w:rFonts w:hint="eastAsia" w:ascii="Times New Roman" w:hAnsi="Times New Roman" w:eastAsia="Times New Roman" w:cs="Times New Roman"/>
         </w:rPr>
         <w:t>CH</w:t>
       </w:r>
       <w:r>
         <w:rPr>
-          <w:rStyle w:val="VerbatimChar"/>
           <w:rFonts w:hint="eastAsia" w:ascii="Times New Roman" w:hAnsi="Times New Roman" w:eastAsia="Times New Roman" w:cs="Times New Roman"/>
           <w:vertAlign w:val="subscript"/>
         </w:rPr>
@@ -11955,14 +11946,12 @@
       </w:r>
       <w:r>
         <w:rPr>
-          <w:rStyle w:val="VerbatimChar"/>
           <w:rFonts w:hint="eastAsia" w:ascii="Times New Roman" w:hAnsi="Times New Roman" w:eastAsia="Times New Roman" w:cs="Times New Roman"/>
         </w:rPr>
         <w:t>CH</w:t>
       </w:r>
       <w:r>
         <w:rPr>
-          <w:rStyle w:val="VerbatimChar"/>
           <w:rFonts w:hint="eastAsia" w:ascii="Times New Roman" w:hAnsi="Times New Roman" w:eastAsia="Times New Roman" w:cs="Times New Roman"/>
           <w:vertAlign w:val="subscript"/>
         </w:rPr>
@@ -11970,35 +11959,30 @@
       </w:r>
       <w:r>
         <w:rPr>
-          <w:rStyle w:val="VerbatimChar"/>
           <w:rFonts w:hint="eastAsia" w:ascii="Times New Roman" w:hAnsi="Times New Roman" w:eastAsia="Times New Roman" w:cs="Times New Roman"/>
         </w:rPr>
         <w:t>Br（</w:t>
       </w:r>
       <w:r>
         <w:rPr>
-          <w:rStyle w:val="VerbatimChar"/>
           <w:rFonts w:hint="eastAsia" w:ascii="Times New Roman" w:hAnsi="Times New Roman" w:eastAsia="FangSong" w:cs="Times New Roman"/>
         </w:rPr>
         <w:t>反马氏</w:t>
       </w:r>
       <w:r>
         <w:rPr>
-          <w:rStyle w:val="VerbatimChar"/>
           <w:rFonts w:hint="eastAsia" w:ascii="Times New Roman" w:hAnsi="Times New Roman" w:eastAsia="Times New Roman" w:cs="Times New Roman"/>
         </w:rPr>
         <w:t>，1-</w:t>
       </w:r>
       <w:r>
         <w:rPr>
-          <w:rStyle w:val="VerbatimChar"/>
           <w:rFonts w:hint="eastAsia" w:ascii="Times New Roman" w:hAnsi="Times New Roman" w:eastAsia="FangSong" w:cs="Times New Roman"/>
         </w:rPr>
         <w:t>溴丙烷</w:t>
       </w:r>
       <w:r>
         <w:rPr>
-          <w:rStyle w:val="VerbatimChar"/>
           <w:rFonts w:hint="eastAsia" w:ascii="Times New Roman" w:hAnsi="Times New Roman" w:eastAsia="Times New Roman" w:cs="Times New Roman"/>
         </w:rPr>
         <w:t>）</w:t>
@@ -12006,7 +11990,7 @@
     </w:p>
     <w:p>
       <w:pPr>
-        <w:pStyle w:val="FirstParagraph"/>
+        <w:pStyle w:val="BodyText"/>
       </w:pPr>
       <w:r>
         <w:rPr>
@@ -12867,21 +12851,21 @@
       <w:r>
         <w:rPr>
           <w:rStyle w:val="VerbatimChar"/>
-          <w:rFonts w:hint="eastAsia" w:ascii="Times New Roman" w:hAnsi="Times New Roman" w:eastAsia="FangSong" w:cs="Times New Roman"/>
+          <w:rFonts w:hint="eastAsia" w:ascii="SimSun" w:hAnsi="SimSun" w:eastAsia="SimSun" w:cs="SimSun"/>
         </w:rPr>
         <w:t>单线态卡宾</w:t>
       </w:r>
       <w:r>
         <w:rPr>
           <w:rStyle w:val="VerbatimChar"/>
-          <w:rFonts w:hint="eastAsia" w:ascii="Times New Roman" w:hAnsi="Times New Roman" w:eastAsia="Times New Roman" w:cs="Times New Roman"/>
+          <w:rFonts w:hint="eastAsia" w:ascii="SimSun" w:hAnsi="SimSun" w:eastAsia="SimSun" w:cs="SimSun"/>
         </w:rPr>
         <w:t>（sp</w:t>
       </w:r>
       <w:r>
         <w:rPr>
           <w:rStyle w:val="VerbatimChar"/>
-          <w:rFonts w:hint="eastAsia" w:ascii="Times New Roman" w:hAnsi="Times New Roman" w:eastAsia="Times New Roman" w:cs="Times New Roman"/>
+          <w:rFonts w:hint="eastAsia" w:ascii="SimSun" w:hAnsi="SimSun" w:eastAsia="SimSun" w:cs="SimSun"/>
           <w:vertAlign w:val="superscript"/>
         </w:rPr>
         <w:t>2</w:t>
@@ -12889,67 +12873,67 @@
       <w:r>
         <w:rPr>
           <w:rStyle w:val="VerbatimChar"/>
-          <w:rFonts w:hint="eastAsia" w:ascii="Times New Roman" w:hAnsi="Times New Roman" w:eastAsia="Times New Roman" w:cs="Times New Roman"/>
+          <w:rFonts w:hint="eastAsia" w:ascii="SimSun" w:hAnsi="SimSun" w:eastAsia="SimSun" w:cs="SimSun"/>
         </w:rPr>
         <w:t>，</w:t>
       </w:r>
       <w:r>
         <w:rPr>
           <w:rStyle w:val="VerbatimChar"/>
-          <w:rFonts w:hint="eastAsia" w:ascii="Times New Roman" w:hAnsi="Times New Roman" w:eastAsia="FangSong" w:cs="Times New Roman"/>
+          <w:rFonts w:hint="eastAsia" w:ascii="SimSun" w:hAnsi="SimSun" w:eastAsia="SimSun" w:cs="SimSun"/>
         </w:rPr>
         <w:t>键角</w:t>
       </w:r>
       <w:r>
         <w:rPr>
           <w:rStyle w:val="VerbatimChar"/>
-          <w:rFonts w:hint="eastAsia" w:ascii="Times New Roman" w:hAnsi="Times New Roman" w:eastAsia="Times New Roman" w:cs="Times New Roman"/>
+          <w:rFonts w:hint="eastAsia" w:ascii="SimSun" w:hAnsi="SimSun" w:eastAsia="SimSun" w:cs="SimSun"/>
         </w:rPr>
         <w:t>≈102°）：</w:t>
       </w:r>
       <w:r>
         <w:rPr>
-          <w:rFonts w:ascii="Times New Roman" w:hAnsi="Times New Roman" w:eastAsia="Times New Roman" w:cs="Times New Roman"/>
+          <w:rFonts w:ascii="SimSun" w:hAnsi="SimSun" w:eastAsia="SimSun" w:cs="SimSun"/>
         </w:rPr>
         <w:br/>
       </w:r>
       <w:r>
         <w:rPr>
           <w:rStyle w:val="VerbatimChar"/>
-          <w:rFonts w:ascii="Times New Roman" w:hAnsi="Times New Roman" w:eastAsia="Times New Roman" w:cs="Times New Roman"/>
+          <w:rFonts w:ascii="SimSun" w:hAnsi="SimSun" w:eastAsia="SimSun" w:cs="SimSun"/>
         </w:rPr>
         <w:t xml:space="preserve">      R       R</w:t>
       </w:r>
       <w:r>
         <w:rPr>
-          <w:rFonts w:ascii="Times New Roman" w:hAnsi="Times New Roman" w:eastAsia="Times New Roman" w:cs="Times New Roman"/>
+          <w:rFonts w:ascii="SimSun" w:hAnsi="SimSun" w:eastAsia="SimSun" w:cs="SimSun"/>
         </w:rPr>
         <w:br/>
       </w:r>
       <w:r>
         <w:rPr>
           <w:rStyle w:val="VerbatimChar"/>
-          <w:rFonts w:ascii="Times New Roman" w:hAnsi="Times New Roman" w:eastAsia="Times New Roman" w:cs="Times New Roman"/>
+          <w:rFonts w:ascii="SimSun" w:hAnsi="SimSun" w:eastAsia="SimSun" w:cs="SimSun"/>
         </w:rPr>
         <w:t xml:space="preserve">       \     /</w:t>
       </w:r>
       <w:r>
         <w:rPr>
-          <w:rFonts w:ascii="Times New Roman" w:hAnsi="Times New Roman" w:eastAsia="Times New Roman" w:cs="Times New Roman"/>
+          <w:rFonts w:ascii="SimSun" w:hAnsi="SimSun" w:eastAsia="SimSun" w:cs="SimSun"/>
         </w:rPr>
         <w:br/>
       </w:r>
       <w:r>
         <w:rPr>
           <w:rStyle w:val="VerbatimChar"/>
-          <w:rFonts w:ascii="Times New Roman" w:hAnsi="Times New Roman" w:eastAsia="Times New Roman" w:cs="Times New Roman"/>
+          <w:rFonts w:ascii="SimSun" w:hAnsi="SimSun" w:eastAsia="SimSun" w:cs="SimSun"/>
         </w:rPr>
         <w:t xml:space="preserve">        C ——— [sp</w:t>
       </w:r>
       <w:r>
         <w:rPr>
           <w:rStyle w:val="VerbatimChar"/>
-          <w:rFonts w:ascii="Times New Roman" w:hAnsi="Times New Roman" w:eastAsia="Times New Roman" w:cs="Times New Roman"/>
+          <w:rFonts w:ascii="SimSun" w:hAnsi="SimSun" w:eastAsia="SimSun" w:cs="SimSun"/>
           <w:vertAlign w:val="superscript"/>
         </w:rPr>
         <w:t>2</w:t>
@@ -12957,144 +12941,144 @@
       <w:r>
         <w:rPr>
           <w:rStyle w:val="VerbatimChar"/>
-          <w:rFonts w:ascii="Times New Roman" w:hAnsi="Times New Roman" w:eastAsia="Times New Roman" w:cs="Times New Roman"/>
+          <w:rFonts w:ascii="SimSun" w:hAnsi="SimSun" w:eastAsia="SimSun" w:cs="SimSun"/>
         </w:rPr>
         <w:t xml:space="preserve"> </w:t>
       </w:r>
       <w:r>
         <w:rPr>
           <w:rStyle w:val="VerbatimChar"/>
-          <w:rFonts w:hint="eastAsia" w:ascii="Times New Roman" w:hAnsi="Times New Roman" w:eastAsia="FangSong" w:cs="Times New Roman"/>
+          <w:rFonts w:hint="eastAsia" w:ascii="SimSun" w:hAnsi="SimSun" w:eastAsia="SimSun" w:cs="SimSun"/>
         </w:rPr>
         <w:t>孤对</w:t>
       </w:r>
       <w:r>
         <w:rPr>
           <w:rStyle w:val="VerbatimChar"/>
-          <w:rFonts w:hint="eastAsia" w:ascii="Times New Roman" w:hAnsi="Times New Roman" w:eastAsia="Times New Roman" w:cs="Times New Roman"/>
+          <w:rFonts w:hint="eastAsia" w:ascii="SimSun" w:hAnsi="SimSun" w:eastAsia="SimSun" w:cs="SimSun"/>
         </w:rPr>
         <w:t>]</w:t>
       </w:r>
       <w:r>
         <w:rPr>
           <w:rStyle w:val="VerbatimChar"/>
-          <w:rFonts w:ascii="Times New Roman" w:hAnsi="Times New Roman" w:eastAsia="Times New Roman" w:cs="Times New Roman"/>
+          <w:rFonts w:ascii="SimSun" w:hAnsi="SimSun" w:eastAsia="SimSun" w:cs="SimSun"/>
         </w:rPr>
         <w:t xml:space="preserve">   </w:t>
       </w:r>
       <w:r>
         <w:rPr>
           <w:rStyle w:val="VerbatimChar"/>
-          <w:rFonts w:hint="eastAsia" w:ascii="Times New Roman" w:hAnsi="Times New Roman" w:eastAsia="FangSong" w:cs="Times New Roman"/>
+          <w:rFonts w:hint="eastAsia" w:ascii="SimSun" w:hAnsi="SimSun" w:eastAsia="SimSun" w:cs="SimSun"/>
         </w:rPr>
         <w:t xml:space="preserve">空</w:t>
       </w:r>
       <w:r>
         <w:rPr>
           <w:rStyle w:val="VerbatimChar"/>
-          <w:rFonts w:ascii="Times New Roman" w:hAnsi="Times New Roman" w:eastAsia="Times New Roman" w:cs="Times New Roman"/>
+          <w:rFonts w:ascii="SimSun" w:hAnsi="SimSun" w:eastAsia="SimSun" w:cs="SimSun"/>
         </w:rPr>
         <w:t xml:space="preserve"> p </w:t>
       </w:r>
       <w:r>
         <w:rPr>
           <w:rStyle w:val="VerbatimChar"/>
-          <w:rFonts w:hint="eastAsia" w:ascii="Times New Roman" w:hAnsi="Times New Roman" w:eastAsia="FangSong" w:cs="Times New Roman"/>
+          <w:rFonts w:hint="eastAsia" w:ascii="SimSun" w:hAnsi="SimSun" w:eastAsia="SimSun" w:cs="SimSun"/>
         </w:rPr>
         <w:t xml:space="preserve">轨道垂直于平面</w:t>
       </w:r>
       <w:r>
         <w:rPr>
-          <w:rFonts w:ascii="Times New Roman" w:hAnsi="Times New Roman" w:eastAsia="Times New Roman" w:cs="Times New Roman"/>
+          <w:rFonts w:ascii="SimSun" w:hAnsi="SimSun" w:eastAsia="SimSun" w:cs="SimSun"/>
         </w:rPr>
         <w:br/>
       </w:r>
       <w:r>
         <w:rPr>
           <w:rStyle w:val="VerbatimChar"/>
-          <w:rFonts w:ascii="Times New Roman" w:hAnsi="Times New Roman" w:eastAsia="Times New Roman" w:cs="Times New Roman"/>
+          <w:rFonts w:ascii="SimSun" w:hAnsi="SimSun" w:eastAsia="SimSun" w:cs="SimSun"/>
         </w:rPr>
         <w:t xml:space="preserve">       </w:t>
       </w:r>
       <w:r>
         <w:rPr>
           <w:rStyle w:val="VerbatimChar"/>
-          <w:rFonts w:hint="eastAsia" w:ascii="Times New Roman" w:hAnsi="Times New Roman" w:eastAsia="Times New Roman" w:cs="Times New Roman"/>
+          <w:rFonts w:hint="eastAsia" w:ascii="SimSun" w:hAnsi="SimSun" w:eastAsia="SimSun" w:cs="SimSun"/>
         </w:rPr>
         <w:t>（</w:t>
       </w:r>
       <w:r>
         <w:rPr>
           <w:rStyle w:val="VerbatimChar"/>
-          <w:rFonts w:hint="eastAsia" w:ascii="Times New Roman" w:hAnsi="Times New Roman" w:eastAsia="FangSong" w:cs="Times New Roman"/>
+          <w:rFonts w:hint="eastAsia" w:ascii="SimSun" w:hAnsi="SimSun" w:eastAsia="SimSun" w:cs="SimSun"/>
         </w:rPr>
         <w:t>协同反应</w:t>
       </w:r>
       <w:r>
         <w:rPr>
           <w:rStyle w:val="VerbatimChar"/>
-          <w:rFonts w:hint="eastAsia" w:ascii="Times New Roman" w:hAnsi="Times New Roman" w:eastAsia="Times New Roman" w:cs="Times New Roman"/>
+          <w:rFonts w:hint="eastAsia" w:ascii="SimSun" w:hAnsi="SimSun" w:eastAsia="SimSun" w:cs="SimSun"/>
         </w:rPr>
         <w:t>，</w:t>
       </w:r>
       <w:r>
         <w:rPr>
           <w:rStyle w:val="VerbatimChar"/>
-          <w:rFonts w:hint="eastAsia" w:ascii="Times New Roman" w:hAnsi="Times New Roman" w:eastAsia="FangSong" w:cs="Times New Roman"/>
+          <w:rFonts w:hint="eastAsia" w:ascii="SimSun" w:hAnsi="SimSun" w:eastAsia="SimSun" w:cs="SimSun"/>
         </w:rPr>
         <w:t>构型保持</w:t>
       </w:r>
       <w:r>
         <w:rPr>
           <w:rStyle w:val="VerbatimChar"/>
-          <w:rFonts w:hint="eastAsia" w:ascii="Times New Roman" w:hAnsi="Times New Roman" w:eastAsia="Times New Roman" w:cs="Times New Roman"/>
+          <w:rFonts w:hint="eastAsia" w:ascii="SimSun" w:hAnsi="SimSun" w:eastAsia="SimSun" w:cs="SimSun"/>
         </w:rPr>
         <w:t>）</w:t>
       </w:r>
       <w:r>
         <w:rPr>
-          <w:rFonts w:ascii="Times New Roman" w:hAnsi="Times New Roman" w:eastAsia="Times New Roman" w:cs="Times New Roman"/>
+          <w:rFonts w:ascii="SimSun" w:hAnsi="SimSun" w:eastAsia="SimSun" w:cs="SimSun"/>
         </w:rPr>
         <w:br/>
       </w:r>
       <w:r>
         <w:rPr>
-          <w:rFonts w:ascii="Times New Roman" w:hAnsi="Times New Roman" w:eastAsia="Times New Roman" w:cs="Times New Roman"/>
+          <w:rFonts w:ascii="SimSun" w:hAnsi="SimSun" w:eastAsia="SimSun" w:cs="SimSun"/>
         </w:rPr>
         <w:br/>
       </w:r>
       <w:r>
         <w:rPr>
           <w:rStyle w:val="VerbatimChar"/>
-          <w:rFonts w:hint="eastAsia" w:ascii="Times New Roman" w:hAnsi="Times New Roman" w:eastAsia="FangSong" w:cs="Times New Roman"/>
+          <w:rFonts w:hint="eastAsia" w:ascii="SimSun" w:hAnsi="SimSun" w:eastAsia="SimSun" w:cs="SimSun"/>
         </w:rPr>
         <w:t>三线态卡宾</w:t>
       </w:r>
       <w:r>
         <w:rPr>
           <w:rStyle w:val="VerbatimChar"/>
-          <w:rFonts w:hint="eastAsia" w:ascii="Times New Roman" w:hAnsi="Times New Roman" w:eastAsia="Times New Roman" w:cs="Times New Roman"/>
+          <w:rFonts w:hint="eastAsia" w:ascii="SimSun" w:hAnsi="SimSun" w:eastAsia="SimSun" w:cs="SimSun"/>
         </w:rPr>
         <w:t>（</w:t>
       </w:r>
       <w:r>
         <w:rPr>
           <w:rStyle w:val="VerbatimChar"/>
-          <w:rFonts w:hint="eastAsia" w:ascii="Times New Roman" w:hAnsi="Times New Roman" w:eastAsia="FangSong" w:cs="Times New Roman"/>
+          <w:rFonts w:hint="eastAsia" w:ascii="SimSun" w:hAnsi="SimSun" w:eastAsia="SimSun" w:cs="SimSun"/>
         </w:rPr>
         <w:t>类</w:t>
       </w:r>
       <w:r>
         <w:rPr>
           <w:rStyle w:val="VerbatimChar"/>
-          <w:rFonts w:ascii="Times New Roman" w:hAnsi="Times New Roman" w:eastAsia="Times New Roman" w:cs="Times New Roman"/>
+          <w:rFonts w:ascii="SimSun" w:hAnsi="SimSun" w:eastAsia="SimSun" w:cs="SimSun"/>
         </w:rPr>
         <w:t xml:space="preserve"> sp</w:t>
       </w:r>
       <w:r>
         <w:rPr>
           <w:rStyle w:val="VerbatimChar"/>
-          <w:rFonts w:ascii="Times New Roman" w:hAnsi="Times New Roman" w:eastAsia="Times New Roman" w:cs="Times New Roman"/>
+          <w:rFonts w:ascii="SimSun" w:hAnsi="SimSun" w:eastAsia="SimSun" w:cs="SimSun"/>
           <w:vertAlign w:val="superscript"/>
         </w:rPr>
         <w:t>2</w:t>
@@ -13102,171 +13086,171 @@
       <w:r>
         <w:rPr>
           <w:rStyle w:val="VerbatimChar"/>
-          <w:rFonts w:ascii="Times New Roman" w:hAnsi="Times New Roman" w:eastAsia="Times New Roman" w:cs="Times New Roman"/>
+          <w:rFonts w:ascii="SimSun" w:hAnsi="SimSun" w:eastAsia="SimSun" w:cs="SimSun"/>
         </w:rPr>
         <w:t xml:space="preserve"> </w:t>
       </w:r>
       <w:r>
         <w:rPr>
           <w:rStyle w:val="VerbatimChar"/>
-          <w:rFonts w:hint="eastAsia" w:ascii="Times New Roman" w:hAnsi="Times New Roman" w:eastAsia="FangSong" w:cs="Times New Roman"/>
+          <w:rFonts w:hint="eastAsia" w:ascii="SimSun" w:hAnsi="SimSun" w:eastAsia="SimSun" w:cs="SimSun"/>
         </w:rPr>
         <w:t xml:space="preserve">偏</w:t>
       </w:r>
       <w:r>
         <w:rPr>
           <w:rStyle w:val="VerbatimChar"/>
-          <w:rFonts w:ascii="Times New Roman" w:hAnsi="Times New Roman" w:eastAsia="Times New Roman" w:cs="Times New Roman"/>
+          <w:rFonts w:ascii="SimSun" w:hAnsi="SimSun" w:eastAsia="SimSun" w:cs="SimSun"/>
         </w:rPr>
         <w:t xml:space="preserve"> </w:t>
       </w:r>
       <w:r>
         <w:rPr>
           <w:rStyle w:val="VerbatimChar"/>
-          <w:rFonts w:hint="eastAsia" w:ascii="Times New Roman" w:hAnsi="Times New Roman" w:eastAsia="Times New Roman" w:cs="Times New Roman"/>
+          <w:rFonts w:hint="eastAsia" w:ascii="SimSun" w:hAnsi="SimSun" w:eastAsia="SimSun" w:cs="SimSun"/>
         </w:rPr>
         <w:t>sp，</w:t>
       </w:r>
       <w:r>
         <w:rPr>
           <w:rStyle w:val="VerbatimChar"/>
-          <w:rFonts w:hint="eastAsia" w:ascii="Times New Roman" w:hAnsi="Times New Roman" w:eastAsia="FangSong" w:cs="Times New Roman"/>
+          <w:rFonts w:hint="eastAsia" w:ascii="SimSun" w:hAnsi="SimSun" w:eastAsia="SimSun" w:cs="SimSun"/>
         </w:rPr>
         <w:t>键角</w:t>
       </w:r>
       <w:r>
         <w:rPr>
           <w:rStyle w:val="VerbatimChar"/>
-          <w:rFonts w:hint="eastAsia" w:ascii="Times New Roman" w:hAnsi="Times New Roman" w:eastAsia="Times New Roman" w:cs="Times New Roman"/>
+          <w:rFonts w:hint="eastAsia" w:ascii="SimSun" w:hAnsi="SimSun" w:eastAsia="SimSun" w:cs="SimSun"/>
         </w:rPr>
         <w:t>≈130-136°，</w:t>
       </w:r>
       <w:r>
         <w:rPr>
           <w:rStyle w:val="VerbatimChar"/>
-          <w:rFonts w:hint="eastAsia" w:ascii="Times New Roman" w:hAnsi="Times New Roman" w:eastAsia="FangSong" w:cs="Times New Roman"/>
+          <w:rFonts w:hint="eastAsia" w:ascii="SimSun" w:hAnsi="SimSun" w:eastAsia="SimSun" w:cs="SimSun"/>
         </w:rPr>
         <w:t>明显弯曲而非直线</w:t>
       </w:r>
       <w:r>
         <w:rPr>
           <w:rStyle w:val="VerbatimChar"/>
-          <w:rFonts w:hint="eastAsia" w:ascii="Times New Roman" w:hAnsi="Times New Roman" w:eastAsia="Times New Roman" w:cs="Times New Roman"/>
+          <w:rFonts w:hint="eastAsia" w:ascii="SimSun" w:hAnsi="SimSun" w:eastAsia="SimSun" w:cs="SimSun"/>
         </w:rPr>
         <w:t>）：</w:t>
       </w:r>
       <w:r>
         <w:rPr>
-          <w:rFonts w:ascii="Times New Roman" w:hAnsi="Times New Roman" w:eastAsia="Times New Roman" w:cs="Times New Roman"/>
+          <w:rFonts w:ascii="SimSun" w:hAnsi="SimSun" w:eastAsia="SimSun" w:cs="SimSun"/>
         </w:rPr>
         <w:br/>
       </w:r>
       <w:r>
         <w:rPr>
           <w:rStyle w:val="VerbatimChar"/>
-          <w:rFonts w:ascii="Times New Roman" w:hAnsi="Times New Roman" w:eastAsia="Times New Roman" w:cs="Times New Roman"/>
+          <w:rFonts w:ascii="SimSun" w:hAnsi="SimSun" w:eastAsia="SimSun" w:cs="SimSun"/>
         </w:rPr>
         <w:t xml:space="preserve">      R       R</w:t>
       </w:r>
       <w:r>
         <w:rPr>
-          <w:rFonts w:ascii="Times New Roman" w:hAnsi="Times New Roman" w:eastAsia="Times New Roman" w:cs="Times New Roman"/>
+          <w:rFonts w:ascii="SimSun" w:hAnsi="SimSun" w:eastAsia="SimSun" w:cs="SimSun"/>
         </w:rPr>
         <w:br/>
       </w:r>
       <w:r>
         <w:rPr>
           <w:rStyle w:val="VerbatimChar"/>
-          <w:rFonts w:ascii="Times New Roman" w:hAnsi="Times New Roman" w:eastAsia="Times New Roman" w:cs="Times New Roman"/>
+          <w:rFonts w:ascii="SimSun" w:hAnsi="SimSun" w:eastAsia="SimSun" w:cs="SimSun"/>
         </w:rPr>
         <w:t xml:space="preserve">       \     /</w:t>
       </w:r>
       <w:r>
         <w:rPr>
-          <w:rFonts w:ascii="Times New Roman" w:hAnsi="Times New Roman" w:eastAsia="Times New Roman" w:cs="Times New Roman"/>
+          <w:rFonts w:ascii="SimSun" w:hAnsi="SimSun" w:eastAsia="SimSun" w:cs="SimSun"/>
         </w:rPr>
         <w:br/>
       </w:r>
       <w:r>
         <w:rPr>
           <w:rStyle w:val="VerbatimChar"/>
-          <w:rFonts w:ascii="Times New Roman" w:hAnsi="Times New Roman" w:eastAsia="Times New Roman" w:cs="Times New Roman"/>
+          <w:rFonts w:ascii="SimSun" w:hAnsi="SimSun" w:eastAsia="SimSun" w:cs="SimSun"/>
         </w:rPr>
         <w:t xml:space="preserve">        C    </w:t>
       </w:r>
       <w:r>
         <w:rPr>
           <w:rStyle w:val="VerbatimChar"/>
-          <w:rFonts w:hint="eastAsia" w:ascii="Times New Roman" w:hAnsi="Times New Roman" w:eastAsia="FangSong" w:cs="Times New Roman"/>
+          <w:rFonts w:hint="eastAsia" w:ascii="SimSun" w:hAnsi="SimSun" w:eastAsia="SimSun" w:cs="SimSun"/>
         </w:rPr>
         <w:t xml:space="preserve">两个单电子分占</w:t>
       </w:r>
       <w:r>
         <w:rPr>
           <w:rStyle w:val="VerbatimChar"/>
-          <w:rFonts w:ascii="Times New Roman" w:hAnsi="Times New Roman" w:eastAsia="Times New Roman" w:cs="Times New Roman"/>
+          <w:rFonts w:ascii="SimSun" w:hAnsi="SimSun" w:eastAsia="SimSun" w:cs="SimSun"/>
         </w:rPr>
         <w:t xml:space="preserve"> px、py</w:t>
       </w:r>
       <w:r>
         <w:rPr>
-          <w:rFonts w:ascii="Times New Roman" w:hAnsi="Times New Roman" w:eastAsia="Times New Roman" w:cs="Times New Roman"/>
+          <w:rFonts w:ascii="SimSun" w:hAnsi="SimSun" w:eastAsia="SimSun" w:cs="SimSun"/>
         </w:rPr>
         <w:br/>
       </w:r>
       <w:r>
         <w:rPr>
           <w:rStyle w:val="VerbatimChar"/>
-          <w:rFonts w:ascii="Times New Roman" w:hAnsi="Times New Roman" w:eastAsia="Times New Roman" w:cs="Times New Roman"/>
+          <w:rFonts w:ascii="SimSun" w:hAnsi="SimSun" w:eastAsia="SimSun" w:cs="SimSun"/>
         </w:rPr>
         <w:t xml:space="preserve">       </w:t>
       </w:r>
       <w:r>
         <w:rPr>
           <w:rStyle w:val="VerbatimChar"/>
-          <w:rFonts w:hint="eastAsia" w:ascii="Times New Roman" w:hAnsi="Times New Roman" w:eastAsia="Times New Roman" w:cs="Times New Roman"/>
+          <w:rFonts w:hint="eastAsia" w:ascii="SimSun" w:hAnsi="SimSun" w:eastAsia="SimSun" w:cs="SimSun"/>
         </w:rPr>
         <w:t>（</w:t>
       </w:r>
       <w:r>
         <w:rPr>
           <w:rStyle w:val="VerbatimChar"/>
-          <w:rFonts w:hint="eastAsia" w:ascii="Times New Roman" w:hAnsi="Times New Roman" w:eastAsia="FangSong" w:cs="Times New Roman"/>
+          <w:rFonts w:hint="eastAsia" w:ascii="SimSun" w:hAnsi="SimSun" w:eastAsia="SimSun" w:cs="SimSun"/>
         </w:rPr>
         <w:t>类双自由基</w:t>
       </w:r>
       <w:r>
         <w:rPr>
           <w:rStyle w:val="VerbatimChar"/>
-          <w:rFonts w:hint="eastAsia" w:ascii="Times New Roman" w:hAnsi="Times New Roman" w:eastAsia="Times New Roman" w:cs="Times New Roman"/>
+          <w:rFonts w:hint="eastAsia" w:ascii="SimSun" w:hAnsi="SimSun" w:eastAsia="SimSun" w:cs="SimSun"/>
         </w:rPr>
         <w:t>，</w:t>
       </w:r>
       <w:r>
         <w:rPr>
           <w:rStyle w:val="VerbatimChar"/>
-          <w:rFonts w:hint="eastAsia" w:ascii="Times New Roman" w:hAnsi="Times New Roman" w:eastAsia="FangSong" w:cs="Times New Roman"/>
+          <w:rFonts w:hint="eastAsia" w:ascii="SimSun" w:hAnsi="SimSun" w:eastAsia="SimSun" w:cs="SimSun"/>
         </w:rPr>
         <w:t>分步反应</w:t>
       </w:r>
       <w:r>
         <w:rPr>
           <w:rStyle w:val="VerbatimChar"/>
-          <w:rFonts w:hint="eastAsia" w:ascii="Times New Roman" w:hAnsi="Times New Roman" w:eastAsia="Times New Roman" w:cs="Times New Roman"/>
+          <w:rFonts w:hint="eastAsia" w:ascii="SimSun" w:hAnsi="SimSun" w:eastAsia="SimSun" w:cs="SimSun"/>
         </w:rPr>
         <w:t>，</w:t>
       </w:r>
       <w:r>
         <w:rPr>
           <w:rStyle w:val="VerbatimChar"/>
-          <w:rFonts w:hint="eastAsia" w:ascii="Times New Roman" w:hAnsi="Times New Roman" w:eastAsia="FangSong" w:cs="Times New Roman"/>
+          <w:rFonts w:hint="eastAsia" w:ascii="SimSun" w:hAnsi="SimSun" w:eastAsia="SimSun" w:cs="SimSun"/>
         </w:rPr>
         <w:t>构型部分外消旋</w:t>
       </w:r>
       <w:r>
         <w:rPr>
           <w:rStyle w:val="VerbatimChar"/>
-          <w:rFonts w:hint="eastAsia" w:ascii="Times New Roman" w:hAnsi="Times New Roman" w:eastAsia="Times New Roman" w:cs="Times New Roman"/>
+          <w:rFonts w:hint="eastAsia" w:ascii="SimSun" w:hAnsi="SimSun" w:eastAsia="SimSun" w:cs="SimSun"/>
         </w:rPr>
         <w:t>）</w:t>
       </w:r>
@@ -15188,18 +15172,16 @@
     </w:p>
     <w:p>
       <w:pPr>
-        <w:pStyle w:val="SourceCode"/>
+        <w:pStyle w:val="BodyText"/>
       </w:pPr>
       <w:r>
         <w:rPr>
-          <w:rStyle w:val="VerbatimChar"/>
           <w:rFonts w:ascii="Times New Roman" w:hAnsi="Times New Roman" w:eastAsia="Times New Roman" w:cs="Times New Roman"/>
         </w:rPr>
         <w:t>Ar-Br + NaNH</w:t>
       </w:r>
       <w:r>
         <w:rPr>
-          <w:rStyle w:val="VerbatimChar"/>
           <w:rFonts w:ascii="Times New Roman" w:hAnsi="Times New Roman" w:eastAsia="Times New Roman" w:cs="Times New Roman"/>
           <w:vertAlign w:val="subscript"/>
         </w:rPr>
@@ -15207,28 +15189,24 @@
       </w:r>
       <w:r>
         <w:rPr>
-          <w:rStyle w:val="VerbatimChar"/>
           <w:rFonts w:ascii="Times New Roman" w:hAnsi="Times New Roman" w:eastAsia="Times New Roman" w:cs="Times New Roman"/>
         </w:rPr>
         <w:t xml:space="preserve"> → </w:t>
       </w:r>
       <w:r>
         <w:rPr>
-          <w:rStyle w:val="VerbatimChar"/>
           <w:rFonts w:hint="eastAsia" w:ascii="Times New Roman" w:hAnsi="Times New Roman" w:eastAsia="FangSong" w:cs="Times New Roman"/>
         </w:rPr>
         <w:t xml:space="preserve">苯炔</w:t>
       </w:r>
       <w:r>
         <w:rPr>
-          <w:rStyle w:val="VerbatimChar"/>
           <w:rFonts w:ascii="Times New Roman" w:hAnsi="Times New Roman" w:eastAsia="Times New Roman" w:cs="Times New Roman"/>
         </w:rPr>
         <w:t xml:space="preserve"> + NaBr + NH</w:t>
       </w:r>
       <w:r>
         <w:rPr>
-          <w:rStyle w:val="VerbatimChar"/>
           <w:rFonts w:ascii="Times New Roman" w:hAnsi="Times New Roman" w:eastAsia="Times New Roman" w:cs="Times New Roman"/>
           <w:vertAlign w:val="subscript"/>
         </w:rPr>
@@ -15237,7 +15215,7 @@
     </w:p>
     <w:p>
       <w:pPr>
-        <w:pStyle w:val="FirstParagraph"/>
+        <w:pStyle w:val="BodyText"/>
       </w:pPr>
       <w:r>
         <w:rPr>
@@ -17319,34 +17297,34 @@
       <w:r>
         <w:rPr>
           <w:rStyle w:val="VerbatimChar"/>
-          <w:rFonts w:hint="eastAsia" w:ascii="Times New Roman" w:hAnsi="Times New Roman" w:eastAsia="FangSong" w:cs="Times New Roman"/>
+          <w:rFonts w:hint="eastAsia" w:ascii="SimSun" w:hAnsi="SimSun" w:eastAsia="SimSun" w:cs="SimSun"/>
         </w:rPr>
         <w:t xml:space="preserve">能量</w:t>
       </w:r>
       <w:r>
         <w:rPr>
           <w:rStyle w:val="VerbatimChar"/>
-          <w:rFonts w:ascii="Times New Roman" w:hAnsi="Times New Roman" w:eastAsia="Times New Roman" w:cs="Times New Roman"/>
+          <w:rFonts w:ascii="SimSun" w:hAnsi="SimSun" w:eastAsia="SimSun" w:cs="SimSun"/>
         </w:rPr>
         <w:t xml:space="preserve"> ↑</w:t>
       </w:r>
       <w:r>
         <w:rPr>
-          <w:rFonts w:ascii="Times New Roman" w:hAnsi="Times New Roman" w:eastAsia="Times New Roman" w:cs="Times New Roman"/>
+          <w:rFonts w:ascii="SimSun" w:hAnsi="SimSun" w:eastAsia="SimSun" w:cs="SimSun"/>
         </w:rPr>
         <w:br/>
       </w:r>
       <w:r>
         <w:rPr>
           <w:rStyle w:val="VerbatimChar"/>
-          <w:rFonts w:ascii="Times New Roman" w:hAnsi="Times New Roman" w:eastAsia="Times New Roman" w:cs="Times New Roman"/>
+          <w:rFonts w:ascii="SimSun" w:hAnsi="SimSun" w:eastAsia="SimSun" w:cs="SimSun"/>
         </w:rPr>
         <w:t xml:space="preserve">   │      ‡</w:t>
       </w:r>
       <w:r>
         <w:rPr>
           <w:rStyle w:val="VerbatimChar"/>
-          <w:rFonts w:ascii="Times New Roman" w:hAnsi="Times New Roman" w:eastAsia="Times New Roman" w:cs="Times New Roman"/>
+          <w:rFonts w:ascii="SimSun" w:hAnsi="SimSun" w:eastAsia="SimSun" w:cs="SimSun"/>
           <w:vertAlign w:val="subscript"/>
         </w:rPr>
         <w:t>1</w:t>
@@ -17354,122 +17332,122 @@
       <w:r>
         <w:rPr>
           <w:rStyle w:val="VerbatimChar"/>
-          <w:rFonts w:ascii="Times New Roman" w:hAnsi="Times New Roman" w:eastAsia="Times New Roman" w:cs="Times New Roman"/>
+          <w:rFonts w:ascii="SimSun" w:hAnsi="SimSun" w:eastAsia="SimSun" w:cs="SimSun"/>
         </w:rPr>
         <w:t xml:space="preserve">               ‡</w:t>
       </w:r>
       <w:r>
         <w:rPr>
           <w:rStyle w:val="VerbatimChar"/>
-          <w:rFonts w:ascii="Times New Roman" w:hAnsi="Times New Roman" w:eastAsia="Times New Roman" w:cs="Times New Roman"/>
+          <w:rFonts w:ascii="SimSun" w:hAnsi="SimSun" w:eastAsia="SimSun" w:cs="SimSun"/>
           <w:vertAlign w:val="subscript"/>
         </w:rPr>
         <w:t>2</w:t>
       </w:r>
       <w:r>
         <w:rPr>
-          <w:rFonts w:ascii="Times New Roman" w:hAnsi="Times New Roman" w:eastAsia="Times New Roman" w:cs="Times New Roman"/>
+          <w:rFonts w:ascii="SimSun" w:hAnsi="SimSun" w:eastAsia="SimSun" w:cs="SimSun"/>
         </w:rPr>
         <w:br/>
       </w:r>
       <w:r>
         <w:rPr>
           <w:rStyle w:val="VerbatimChar"/>
-          <w:rFonts w:ascii="Times New Roman" w:hAnsi="Times New Roman" w:eastAsia="Times New Roman" w:cs="Times New Roman"/>
+          <w:rFonts w:ascii="SimSun" w:hAnsi="SimSun" w:eastAsia="SimSun" w:cs="SimSun"/>
         </w:rPr>
         <w:t xml:space="preserve">   │     / \               / \</w:t>
       </w:r>
       <w:r>
         <w:rPr>
-          <w:rFonts w:ascii="Times New Roman" w:hAnsi="Times New Roman" w:eastAsia="Times New Roman" w:cs="Times New Roman"/>
+          <w:rFonts w:ascii="SimSun" w:hAnsi="SimSun" w:eastAsia="SimSun" w:cs="SimSun"/>
         </w:rPr>
         <w:br/>
       </w:r>
       <w:r>
         <w:rPr>
           <w:rStyle w:val="VerbatimChar"/>
-          <w:rFonts w:ascii="Times New Roman" w:hAnsi="Times New Roman" w:eastAsia="Times New Roman" w:cs="Times New Roman"/>
+          <w:rFonts w:ascii="SimSun" w:hAnsi="SimSun" w:eastAsia="SimSun" w:cs="SimSun"/>
         </w:rPr>
         <w:t xml:space="preserve">   │    /   \             /   \</w:t>
       </w:r>
       <w:r>
         <w:rPr>
-          <w:rFonts w:ascii="Times New Roman" w:hAnsi="Times New Roman" w:eastAsia="Times New Roman" w:cs="Times New Roman"/>
+          <w:rFonts w:ascii="SimSun" w:hAnsi="SimSun" w:eastAsia="SimSun" w:cs="SimSun"/>
         </w:rPr>
         <w:br/>
       </w:r>
       <w:r>
         <w:rPr>
           <w:rStyle w:val="VerbatimChar"/>
-          <w:rFonts w:ascii="Times New Roman" w:hAnsi="Times New Roman" w:eastAsia="Times New Roman" w:cs="Times New Roman"/>
+          <w:rFonts w:ascii="SimSun" w:hAnsi="SimSun" w:eastAsia="SimSun" w:cs="SimSun"/>
         </w:rPr>
         <w:t xml:space="preserve">   │ R─/     \───I──────/     \───P</w:t>
       </w:r>
       <w:r>
         <w:rPr>
-          <w:rFonts w:ascii="Times New Roman" w:hAnsi="Times New Roman" w:eastAsia="Times New Roman" w:cs="Times New Roman"/>
+          <w:rFonts w:ascii="SimSun" w:hAnsi="SimSun" w:eastAsia="SimSun" w:cs="SimSun"/>
         </w:rPr>
         <w:br/>
       </w:r>
       <w:r>
         <w:rPr>
           <w:rStyle w:val="VerbatimChar"/>
-          <w:rFonts w:ascii="Times New Roman" w:hAnsi="Times New Roman" w:eastAsia="Times New Roman" w:cs="Times New Roman"/>
+          <w:rFonts w:ascii="SimSun" w:hAnsi="SimSun" w:eastAsia="SimSun" w:cs="SimSun"/>
         </w:rPr>
         <w:t xml:space="preserve">   │ </w:t>
       </w:r>
       <w:r>
         <w:rPr>
           <w:rStyle w:val="VerbatimChar"/>
-          <w:rFonts w:hint="eastAsia" w:ascii="Times New Roman" w:hAnsi="Times New Roman" w:eastAsia="FangSong" w:cs="Times New Roman"/>
+          <w:rFonts w:hint="eastAsia" w:ascii="SimSun" w:hAnsi="SimSun" w:eastAsia="SimSun" w:cs="SimSun"/>
         </w:rPr>
         <w:t xml:space="preserve">反应物</w:t>
       </w:r>
       <w:r>
         <w:rPr>
           <w:rStyle w:val="VerbatimChar"/>
-          <w:rFonts w:ascii="Times New Roman" w:hAnsi="Times New Roman" w:eastAsia="Times New Roman" w:cs="Times New Roman"/>
+          <w:rFonts w:ascii="SimSun" w:hAnsi="SimSun" w:eastAsia="SimSun" w:cs="SimSun"/>
         </w:rPr>
         <w:t xml:space="preserve">    </w:t>
       </w:r>
       <w:r>
         <w:rPr>
           <w:rStyle w:val="VerbatimChar"/>
-          <w:rFonts w:hint="eastAsia" w:ascii="Times New Roman" w:hAnsi="Times New Roman" w:eastAsia="FangSong" w:cs="Times New Roman"/>
+          <w:rFonts w:hint="eastAsia" w:ascii="SimSun" w:hAnsi="SimSun" w:eastAsia="SimSun" w:cs="SimSun"/>
         </w:rPr>
         <w:t xml:space="preserve">中间体</w:t>
       </w:r>
       <w:r>
         <w:rPr>
           <w:rStyle w:val="VerbatimChar"/>
-          <w:rFonts w:ascii="Times New Roman" w:hAnsi="Times New Roman" w:eastAsia="Times New Roman" w:cs="Times New Roman"/>
+          <w:rFonts w:ascii="SimSun" w:hAnsi="SimSun" w:eastAsia="SimSun" w:cs="SimSun"/>
         </w:rPr>
         <w:t xml:space="preserve">            </w:t>
       </w:r>
       <w:r>
         <w:rPr>
           <w:rStyle w:val="VerbatimChar"/>
-          <w:rFonts w:hint="eastAsia" w:ascii="Times New Roman" w:hAnsi="Times New Roman" w:eastAsia="FangSong" w:cs="Times New Roman"/>
+          <w:rFonts w:hint="eastAsia" w:ascii="SimSun" w:hAnsi="SimSun" w:eastAsia="SimSun" w:cs="SimSun"/>
         </w:rPr>
         <w:t xml:space="preserve">产物</w:t>
       </w:r>
       <w:r>
         <w:rPr>
-          <w:rFonts w:ascii="Times New Roman" w:hAnsi="Times New Roman" w:eastAsia="Times New Roman" w:cs="Times New Roman"/>
+          <w:rFonts w:ascii="SimSun" w:hAnsi="SimSun" w:eastAsia="SimSun" w:cs="SimSun"/>
         </w:rPr>
         <w:br/>
       </w:r>
       <w:r>
         <w:rPr>
           <w:rStyle w:val="VerbatimChar"/>
-          <w:rFonts w:ascii="Times New Roman" w:hAnsi="Times New Roman" w:eastAsia="Times New Roman" w:cs="Times New Roman"/>
+          <w:rFonts w:ascii="SimSun" w:hAnsi="SimSun" w:eastAsia="SimSun" w:cs="SimSun"/>
         </w:rPr>
         <w:t xml:space="preserve">   └──────────────────────────────→ </w:t>
       </w:r>
       <w:r>
         <w:rPr>
           <w:rStyle w:val="VerbatimChar"/>
-          <w:rFonts w:hint="eastAsia" w:ascii="Times New Roman" w:hAnsi="Times New Roman" w:eastAsia="FangSong" w:cs="Times New Roman"/>
+          <w:rFonts w:hint="eastAsia" w:ascii="SimSun" w:hAnsi="SimSun" w:eastAsia="SimSun" w:cs="SimSun"/>
         </w:rPr>
         <w:t xml:space="preserve">反应坐标</w:t>
       </w:r>
@@ -22643,211 +22621,211 @@
       <w:r>
         <w:rPr>
           <w:rStyle w:val="VerbatimChar"/>
-          <w:rFonts w:ascii="Times New Roman" w:hAnsi="Times New Roman" w:eastAsia="Times New Roman" w:cs="Times New Roman"/>
+          <w:rFonts w:ascii="SimSun" w:hAnsi="SimSun" w:eastAsia="SimSun" w:cs="SimSun"/>
         </w:rPr>
         <w:t xml:space="preserve">① </w:t>
       </w:r>
       <w:r>
         <w:rPr>
           <w:rStyle w:val="VerbatimChar"/>
-          <w:rFonts w:hint="eastAsia" w:ascii="Times New Roman" w:hAnsi="Times New Roman" w:eastAsia="FangSong" w:cs="Times New Roman"/>
+          <w:rFonts w:hint="eastAsia" w:ascii="SimSun" w:hAnsi="SimSun" w:eastAsia="SimSun" w:cs="SimSun"/>
         </w:rPr>
         <w:t>引发</w:t>
       </w:r>
       <w:r>
         <w:rPr>
           <w:rStyle w:val="VerbatimChar"/>
-          <w:rFonts w:hint="eastAsia" w:ascii="Times New Roman" w:hAnsi="Times New Roman" w:eastAsia="Times New Roman" w:cs="Times New Roman"/>
+          <w:rFonts w:hint="eastAsia" w:ascii="SimSun" w:hAnsi="SimSun" w:eastAsia="SimSun" w:cs="SimSun"/>
         </w:rPr>
         <w:t>（Initiation）：</w:t>
       </w:r>
       <w:r>
         <w:rPr>
-          <w:rFonts w:ascii="Times New Roman" w:hAnsi="Times New Roman" w:eastAsia="Times New Roman" w:cs="Times New Roman"/>
+          <w:rFonts w:ascii="SimSun" w:hAnsi="SimSun" w:eastAsia="SimSun" w:cs="SimSun"/>
         </w:rPr>
         <w:br/>
       </w:r>
       <w:r>
         <w:rPr>
           <w:rStyle w:val="VerbatimChar"/>
-          <w:rFonts w:ascii="Times New Roman" w:hAnsi="Times New Roman" w:eastAsia="Times New Roman" w:cs="Times New Roman"/>
+          <w:rFonts w:ascii="SimSun" w:hAnsi="SimSun" w:eastAsia="SimSun" w:cs="SimSun"/>
         </w:rPr>
         <w:t xml:space="preserve">   RO-OR —Δ→ 2 </w:t>
       </w:r>
       <w:r>
         <w:rPr>
           <w:rStyle w:val="VerbatimChar"/>
-          <w:rFonts w:hint="eastAsia" w:ascii="Times New Roman" w:hAnsi="Times New Roman" w:eastAsia="Times New Roman" w:cs="Times New Roman"/>
+          <w:rFonts w:hint="eastAsia" w:ascii="SimSun" w:hAnsi="SimSun" w:eastAsia="SimSun" w:cs="SimSun"/>
         </w:rPr>
         <w:t>RO·（</w:t>
       </w:r>
       <w:r>
         <w:rPr>
           <w:rStyle w:val="VerbatimChar"/>
-          <w:rFonts w:hint="eastAsia" w:ascii="Times New Roman" w:hAnsi="Times New Roman" w:eastAsia="FangSong" w:cs="Times New Roman"/>
+          <w:rFonts w:hint="eastAsia" w:ascii="SimSun" w:hAnsi="SimSun" w:eastAsia="SimSun" w:cs="SimSun"/>
         </w:rPr>
         <w:t>均裂</w:t>
       </w:r>
       <w:r>
         <w:rPr>
           <w:rStyle w:val="VerbatimChar"/>
-          <w:rFonts w:hint="eastAsia" w:ascii="Times New Roman" w:hAnsi="Times New Roman" w:eastAsia="Times New Roman" w:cs="Times New Roman"/>
+          <w:rFonts w:hint="eastAsia" w:ascii="SimSun" w:hAnsi="SimSun" w:eastAsia="SimSun" w:cs="SimSun"/>
         </w:rPr>
         <w:t>）</w:t>
       </w:r>
       <w:r>
         <w:rPr>
-          <w:rFonts w:ascii="Times New Roman" w:hAnsi="Times New Roman" w:eastAsia="Times New Roman" w:cs="Times New Roman"/>
+          <w:rFonts w:ascii="SimSun" w:hAnsi="SimSun" w:eastAsia="SimSun" w:cs="SimSun"/>
         </w:rPr>
         <w:br/>
       </w:r>
       <w:r>
         <w:rPr>
           <w:rStyle w:val="VerbatimChar"/>
-          <w:rFonts w:ascii="Times New Roman" w:hAnsi="Times New Roman" w:eastAsia="Times New Roman" w:cs="Times New Roman"/>
+          <w:rFonts w:ascii="SimSun" w:hAnsi="SimSun" w:eastAsia="SimSun" w:cs="SimSun"/>
         </w:rPr>
         <w:t xml:space="preserve">   RO· + H-Br → ROH + </w:t>
       </w:r>
       <w:r>
         <w:rPr>
           <w:rStyle w:val="VerbatimChar"/>
-          <w:rFonts w:hint="eastAsia" w:ascii="Times New Roman" w:hAnsi="Times New Roman" w:eastAsia="Times New Roman" w:cs="Times New Roman"/>
+          <w:rFonts w:hint="eastAsia" w:ascii="SimSun" w:hAnsi="SimSun" w:eastAsia="SimSun" w:cs="SimSun"/>
         </w:rPr>
         <w:t>Br·（</w:t>
       </w:r>
       <w:r>
         <w:rPr>
           <w:rStyle w:val="VerbatimChar"/>
-          <w:rFonts w:hint="eastAsia" w:ascii="Times New Roman" w:hAnsi="Times New Roman" w:eastAsia="FangSong" w:cs="Times New Roman"/>
+          <w:rFonts w:hint="eastAsia" w:ascii="SimSun" w:hAnsi="SimSun" w:eastAsia="SimSun" w:cs="SimSun"/>
         </w:rPr>
         <w:t>生成</w:t>
       </w:r>
       <w:r>
         <w:rPr>
           <w:rStyle w:val="VerbatimChar"/>
-          <w:rFonts w:ascii="Times New Roman" w:hAnsi="Times New Roman" w:eastAsia="Times New Roman" w:cs="Times New Roman"/>
+          <w:rFonts w:ascii="SimSun" w:hAnsi="SimSun" w:eastAsia="SimSun" w:cs="SimSun"/>
         </w:rPr>
         <w:t xml:space="preserve"> Br· </w:t>
       </w:r>
       <w:r>
         <w:rPr>
           <w:rStyle w:val="VerbatimChar"/>
-          <w:rFonts w:hint="eastAsia" w:ascii="Times New Roman" w:hAnsi="Times New Roman" w:eastAsia="FangSong" w:cs="Times New Roman"/>
+          <w:rFonts w:hint="eastAsia" w:ascii="SimSun" w:hAnsi="SimSun" w:eastAsia="SimSun" w:cs="SimSun"/>
         </w:rPr>
         <w:t>自由基</w:t>
       </w:r>
       <w:r>
         <w:rPr>
           <w:rStyle w:val="VerbatimChar"/>
-          <w:rFonts w:hint="eastAsia" w:ascii="Times New Roman" w:hAnsi="Times New Roman" w:eastAsia="Times New Roman" w:cs="Times New Roman"/>
+          <w:rFonts w:hint="eastAsia" w:ascii="SimSun" w:hAnsi="SimSun" w:eastAsia="SimSun" w:cs="SimSun"/>
         </w:rPr>
         <w:t>）</w:t>
       </w:r>
       <w:r>
         <w:rPr>
-          <w:rFonts w:ascii="Times New Roman" w:hAnsi="Times New Roman" w:eastAsia="Times New Roman" w:cs="Times New Roman"/>
+          <w:rFonts w:ascii="SimSun" w:hAnsi="SimSun" w:eastAsia="SimSun" w:cs="SimSun"/>
         </w:rPr>
         <w:br/>
       </w:r>
       <w:r>
         <w:rPr>
-          <w:rFonts w:ascii="Times New Roman" w:hAnsi="Times New Roman" w:eastAsia="Times New Roman" w:cs="Times New Roman"/>
+          <w:rFonts w:ascii="SimSun" w:hAnsi="SimSun" w:eastAsia="SimSun" w:cs="SimSun"/>
         </w:rPr>
         <w:br/>
       </w:r>
       <w:r>
         <w:rPr>
           <w:rStyle w:val="VerbatimChar"/>
-          <w:rFonts w:ascii="Times New Roman" w:hAnsi="Times New Roman" w:eastAsia="Times New Roman" w:cs="Times New Roman"/>
+          <w:rFonts w:ascii="SimSun" w:hAnsi="SimSun" w:eastAsia="SimSun" w:cs="SimSun"/>
         </w:rPr>
         <w:t xml:space="preserve">② </w:t>
       </w:r>
       <w:r>
         <w:rPr>
           <w:rStyle w:val="VerbatimChar"/>
-          <w:rFonts w:hint="eastAsia" w:ascii="Times New Roman" w:hAnsi="Times New Roman" w:eastAsia="FangSong" w:cs="Times New Roman"/>
+          <w:rFonts w:hint="eastAsia" w:ascii="SimSun" w:hAnsi="SimSun" w:eastAsia="SimSun" w:cs="SimSun"/>
         </w:rPr>
         <w:t>链增长</w:t>
       </w:r>
       <w:r>
         <w:rPr>
           <w:rStyle w:val="VerbatimChar"/>
-          <w:rFonts w:hint="eastAsia" w:ascii="Times New Roman" w:hAnsi="Times New Roman" w:eastAsia="Times New Roman" w:cs="Times New Roman"/>
+          <w:rFonts w:hint="eastAsia" w:ascii="SimSun" w:hAnsi="SimSun" w:eastAsia="SimSun" w:cs="SimSun"/>
         </w:rPr>
         <w:t>（Propagation）：</w:t>
       </w:r>
       <w:r>
         <w:rPr>
-          <w:rFonts w:ascii="Times New Roman" w:hAnsi="Times New Roman" w:eastAsia="Times New Roman" w:cs="Times New Roman"/>
+          <w:rFonts w:ascii="SimSun" w:hAnsi="SimSun" w:eastAsia="SimSun" w:cs="SimSun"/>
         </w:rPr>
         <w:br/>
       </w:r>
       <w:r>
         <w:rPr>
           <w:rStyle w:val="VerbatimChar"/>
-          <w:rFonts w:ascii="Times New Roman" w:hAnsi="Times New Roman" w:eastAsia="Times New Roman" w:cs="Times New Roman"/>
+          <w:rFonts w:ascii="SimSun" w:hAnsi="SimSun" w:eastAsia="SimSun" w:cs="SimSun"/>
         </w:rPr>
         <w:t xml:space="preserve">   </w:t>
       </w:r>
       <w:r>
         <w:rPr>
           <w:rStyle w:val="VerbatimChar"/>
-          <w:rFonts w:hint="eastAsia" w:ascii="Times New Roman" w:hAnsi="Times New Roman" w:eastAsia="FangSong" w:cs="Times New Roman"/>
+          <w:rFonts w:hint="eastAsia" w:ascii="SimSun" w:hAnsi="SimSun" w:eastAsia="SimSun" w:cs="SimSun"/>
         </w:rPr>
         <w:t>第一步</w:t>
       </w:r>
       <w:r>
         <w:rPr>
           <w:rStyle w:val="VerbatimChar"/>
-          <w:rFonts w:hint="eastAsia" w:ascii="Times New Roman" w:hAnsi="Times New Roman" w:eastAsia="Times New Roman" w:cs="Times New Roman"/>
+          <w:rFonts w:hint="eastAsia" w:ascii="SimSun" w:hAnsi="SimSun" w:eastAsia="SimSun" w:cs="SimSun"/>
         </w:rPr>
         <w:t>：Br·</w:t>
       </w:r>
       <w:r>
         <w:rPr>
           <w:rStyle w:val="VerbatimChar"/>
-          <w:rFonts w:ascii="Times New Roman" w:hAnsi="Times New Roman" w:eastAsia="Times New Roman" w:cs="Times New Roman"/>
+          <w:rFonts w:ascii="SimSun" w:hAnsi="SimSun" w:eastAsia="SimSun" w:cs="SimSun"/>
         </w:rPr>
         <w:t xml:space="preserve"> </w:t>
       </w:r>
       <w:r>
         <w:rPr>
           <w:rStyle w:val="VerbatimChar"/>
-          <w:rFonts w:hint="eastAsia" w:ascii="Times New Roman" w:hAnsi="Times New Roman" w:eastAsia="FangSong" w:cs="Times New Roman"/>
+          <w:rFonts w:hint="eastAsia" w:ascii="SimSun" w:hAnsi="SimSun" w:eastAsia="SimSun" w:cs="SimSun"/>
         </w:rPr>
         <w:t>进攻双键</w:t>
       </w:r>
       <w:r>
         <w:rPr>
           <w:rStyle w:val="VerbatimChar"/>
-          <w:rFonts w:hint="eastAsia" w:ascii="Times New Roman" w:hAnsi="Times New Roman" w:eastAsia="Times New Roman" w:cs="Times New Roman"/>
+          <w:rFonts w:hint="eastAsia" w:ascii="SimSun" w:hAnsi="SimSun" w:eastAsia="SimSun" w:cs="SimSun"/>
         </w:rPr>
         <w:t>，</w:t>
       </w:r>
       <w:r>
         <w:rPr>
           <w:rStyle w:val="VerbatimChar"/>
-          <w:rFonts w:hint="eastAsia" w:ascii="Times New Roman" w:hAnsi="Times New Roman" w:eastAsia="FangSong" w:cs="Times New Roman"/>
+          <w:rFonts w:hint="eastAsia" w:ascii="SimSun" w:hAnsi="SimSun" w:eastAsia="SimSun" w:cs="SimSun"/>
         </w:rPr>
         <w:t>生成更稳定的自由基中间体</w:t>
       </w:r>
       <w:r>
         <w:rPr>
-          <w:rFonts w:ascii="Times New Roman" w:hAnsi="Times New Roman" w:eastAsia="Times New Roman" w:cs="Times New Roman"/>
+          <w:rFonts w:ascii="SimSun" w:hAnsi="SimSun" w:eastAsia="SimSun" w:cs="SimSun"/>
         </w:rPr>
         <w:br/>
       </w:r>
       <w:r>
         <w:rPr>
           <w:rStyle w:val="VerbatimChar"/>
-          <w:rFonts w:ascii="Times New Roman" w:hAnsi="Times New Roman" w:eastAsia="Times New Roman" w:cs="Times New Roman"/>
+          <w:rFonts w:ascii="SimSun" w:hAnsi="SimSun" w:eastAsia="SimSun" w:cs="SimSun"/>
         </w:rPr>
         <w:t xml:space="preserve">   Br· + CH</w:t>
       </w:r>
       <w:r>
         <w:rPr>
           <w:rStyle w:val="VerbatimChar"/>
-          <w:rFonts w:ascii="Times New Roman" w:hAnsi="Times New Roman" w:eastAsia="Times New Roman" w:cs="Times New Roman"/>
+          <w:rFonts w:ascii="SimSun" w:hAnsi="SimSun" w:eastAsia="SimSun" w:cs="SimSun"/>
           <w:vertAlign w:val="subscript"/>
         </w:rPr>
         <w:t>3</w:t>
@@ -22855,14 +22833,14 @@
       <w:r>
         <w:rPr>
           <w:rStyle w:val="VerbatimChar"/>
-          <w:rFonts w:ascii="Times New Roman" w:hAnsi="Times New Roman" w:eastAsia="Times New Roman" w:cs="Times New Roman"/>
+          <w:rFonts w:ascii="SimSun" w:hAnsi="SimSun" w:eastAsia="SimSun" w:cs="SimSun"/>
         </w:rPr>
         <w:t>-CH=CH</w:t>
       </w:r>
       <w:r>
         <w:rPr>
           <w:rStyle w:val="VerbatimChar"/>
-          <w:rFonts w:ascii="Times New Roman" w:hAnsi="Times New Roman" w:eastAsia="Times New Roman" w:cs="Times New Roman"/>
+          <w:rFonts w:ascii="SimSun" w:hAnsi="SimSun" w:eastAsia="SimSun" w:cs="SimSun"/>
           <w:vertAlign w:val="subscript"/>
         </w:rPr>
         <w:t>2</w:t>
@@ -22870,14 +22848,14 @@
       <w:r>
         <w:rPr>
           <w:rStyle w:val="VerbatimChar"/>
-          <w:rFonts w:ascii="Times New Roman" w:hAnsi="Times New Roman" w:eastAsia="Times New Roman" w:cs="Times New Roman"/>
+          <w:rFonts w:ascii="SimSun" w:hAnsi="SimSun" w:eastAsia="SimSun" w:cs="SimSun"/>
         </w:rPr>
         <w:t xml:space="preserve"> → CH</w:t>
       </w:r>
       <w:r>
         <w:rPr>
           <w:rStyle w:val="VerbatimChar"/>
-          <w:rFonts w:ascii="Times New Roman" w:hAnsi="Times New Roman" w:eastAsia="Times New Roman" w:cs="Times New Roman"/>
+          <w:rFonts w:ascii="SimSun" w:hAnsi="SimSun" w:eastAsia="SimSun" w:cs="SimSun"/>
           <w:vertAlign w:val="subscript"/>
         </w:rPr>
         <w:t>3</w:t>
@@ -22885,14 +22863,14 @@
       <w:r>
         <w:rPr>
           <w:rStyle w:val="VerbatimChar"/>
-          <w:rFonts w:ascii="Times New Roman" w:hAnsi="Times New Roman" w:eastAsia="Times New Roman" w:cs="Times New Roman"/>
+          <w:rFonts w:ascii="SimSun" w:hAnsi="SimSun" w:eastAsia="SimSun" w:cs="SimSun"/>
         </w:rPr>
         <w:t>-ĊH-CH</w:t>
       </w:r>
       <w:r>
         <w:rPr>
           <w:rStyle w:val="VerbatimChar"/>
-          <w:rFonts w:ascii="Times New Roman" w:hAnsi="Times New Roman" w:eastAsia="Times New Roman" w:cs="Times New Roman"/>
+          <w:rFonts w:ascii="SimSun" w:hAnsi="SimSun" w:eastAsia="SimSun" w:cs="SimSun"/>
           <w:vertAlign w:val="subscript"/>
         </w:rPr>
         <w:t>2</w:t>
@@ -22900,178 +22878,178 @@
       <w:r>
         <w:rPr>
           <w:rStyle w:val="VerbatimChar"/>
-          <w:rFonts w:ascii="Times New Roman" w:hAnsi="Times New Roman" w:eastAsia="Times New Roman" w:cs="Times New Roman"/>
+          <w:rFonts w:ascii="SimSun" w:hAnsi="SimSun" w:eastAsia="SimSun" w:cs="SimSun"/>
         </w:rPr>
         <w:t>Br</w:t>
       </w:r>
       <w:r>
         <w:rPr>
-          <w:rFonts w:ascii="Times New Roman" w:hAnsi="Times New Roman" w:eastAsia="Times New Roman" w:cs="Times New Roman"/>
+          <w:rFonts w:ascii="SimSun" w:hAnsi="SimSun" w:eastAsia="SimSun" w:cs="SimSun"/>
         </w:rPr>
         <w:br/>
       </w:r>
       <w:r>
         <w:rPr>
           <w:rStyle w:val="VerbatimChar"/>
-          <w:rFonts w:ascii="Times New Roman" w:hAnsi="Times New Roman" w:eastAsia="Times New Roman" w:cs="Times New Roman"/>
+          <w:rFonts w:ascii="SimSun" w:hAnsi="SimSun" w:eastAsia="SimSun" w:cs="SimSun"/>
         </w:rPr>
         <w:t xml:space="preserve">   </w:t>
       </w:r>
       <w:r>
         <w:rPr>
           <w:rStyle w:val="VerbatimChar"/>
-          <w:rFonts w:hint="eastAsia" w:ascii="Times New Roman" w:hAnsi="Times New Roman" w:eastAsia="Times New Roman" w:cs="Times New Roman"/>
+          <w:rFonts w:hint="eastAsia" w:ascii="SimSun" w:hAnsi="SimSun" w:eastAsia="SimSun" w:cs="SimSun"/>
         </w:rPr>
         <w:t xml:space="preserve">（Br</w:t>
       </w:r>
       <w:r>
         <w:rPr>
           <w:rStyle w:val="VerbatimChar"/>
-          <w:rFonts w:ascii="Times New Roman" w:hAnsi="Times New Roman" w:eastAsia="Times New Roman" w:cs="Times New Roman"/>
+          <w:rFonts w:ascii="SimSun" w:hAnsi="SimSun" w:eastAsia="SimSun" w:cs="SimSun"/>
         </w:rPr>
         <w:t xml:space="preserve"> </w:t>
       </w:r>
       <w:r>
         <w:rPr>
           <w:rStyle w:val="VerbatimChar"/>
-          <w:rFonts w:hint="eastAsia" w:ascii="Times New Roman" w:hAnsi="Times New Roman" w:eastAsia="FangSong" w:cs="Times New Roman"/>
+          <w:rFonts w:hint="eastAsia" w:ascii="SimSun" w:hAnsi="SimSun" w:eastAsia="SimSun" w:cs="SimSun"/>
         </w:rPr>
         <w:t xml:space="preserve">加在末端</w:t>
       </w:r>
       <w:r>
         <w:rPr>
           <w:rStyle w:val="VerbatimChar"/>
-          <w:rFonts w:ascii="Times New Roman" w:hAnsi="Times New Roman" w:eastAsia="Times New Roman" w:cs="Times New Roman"/>
+          <w:rFonts w:ascii="SimSun" w:hAnsi="SimSun" w:eastAsia="SimSun" w:cs="SimSun"/>
         </w:rPr>
         <w:t xml:space="preserve"> C → </w:t>
       </w:r>
       <w:r>
         <w:rPr>
           <w:rStyle w:val="VerbatimChar"/>
-          <w:rFonts w:hint="eastAsia" w:ascii="Times New Roman" w:hAnsi="Times New Roman" w:eastAsia="FangSong" w:cs="Times New Roman"/>
+          <w:rFonts w:hint="eastAsia" w:ascii="SimSun" w:hAnsi="SimSun" w:eastAsia="SimSun" w:cs="SimSun"/>
         </w:rPr>
         <w:t xml:space="preserve">生成的自由基在</w:t>
       </w:r>
       <w:r>
         <w:rPr>
           <w:rStyle w:val="VerbatimChar"/>
-          <w:rFonts w:ascii="Times New Roman" w:hAnsi="Times New Roman" w:eastAsia="Times New Roman" w:cs="Times New Roman"/>
+          <w:rFonts w:ascii="SimSun" w:hAnsi="SimSun" w:eastAsia="SimSun" w:cs="SimSun"/>
         </w:rPr>
         <w:t xml:space="preserve"> 2° </w:t>
       </w:r>
       <w:r>
         <w:rPr>
           <w:rStyle w:val="VerbatimChar"/>
-          <w:rFonts w:hint="eastAsia" w:ascii="Times New Roman" w:hAnsi="Times New Roman" w:eastAsia="FangSong" w:cs="Times New Roman"/>
+          <w:rFonts w:hint="eastAsia" w:ascii="SimSun" w:hAnsi="SimSun" w:eastAsia="SimSun" w:cs="SimSun"/>
         </w:rPr>
         <w:t>位</w:t>
       </w:r>
       <w:r>
         <w:rPr>
           <w:rStyle w:val="VerbatimChar"/>
-          <w:rFonts w:hint="eastAsia" w:ascii="Times New Roman" w:hAnsi="Times New Roman" w:eastAsia="Times New Roman" w:cs="Times New Roman"/>
+          <w:rFonts w:hint="eastAsia" w:ascii="SimSun" w:hAnsi="SimSun" w:eastAsia="SimSun" w:cs="SimSun"/>
         </w:rPr>
         <w:t>，</w:t>
       </w:r>
       <w:r>
         <w:rPr>
           <w:rStyle w:val="VerbatimChar"/>
-          <w:rFonts w:hint="eastAsia" w:ascii="Times New Roman" w:hAnsi="Times New Roman" w:eastAsia="FangSong" w:cs="Times New Roman"/>
+          <w:rFonts w:hint="eastAsia" w:ascii="SimSun" w:hAnsi="SimSun" w:eastAsia="SimSun" w:cs="SimSun"/>
         </w:rPr>
         <w:t>比</w:t>
       </w:r>
       <w:r>
         <w:rPr>
           <w:rStyle w:val="VerbatimChar"/>
-          <w:rFonts w:ascii="Times New Roman" w:hAnsi="Times New Roman" w:eastAsia="Times New Roman" w:cs="Times New Roman"/>
+          <w:rFonts w:ascii="SimSun" w:hAnsi="SimSun" w:eastAsia="SimSun" w:cs="SimSun"/>
         </w:rPr>
         <w:t xml:space="preserve"> 1° </w:t>
       </w:r>
       <w:r>
         <w:rPr>
           <w:rStyle w:val="VerbatimChar"/>
-          <w:rFonts w:hint="eastAsia" w:ascii="Times New Roman" w:hAnsi="Times New Roman" w:eastAsia="FangSong" w:cs="Times New Roman"/>
+          <w:rFonts w:hint="eastAsia" w:ascii="SimSun" w:hAnsi="SimSun" w:eastAsia="SimSun" w:cs="SimSun"/>
         </w:rPr>
         <w:t>更稳定</w:t>
       </w:r>
       <w:r>
         <w:rPr>
           <w:rStyle w:val="VerbatimChar"/>
-          <w:rFonts w:hint="eastAsia" w:ascii="Times New Roman" w:hAnsi="Times New Roman" w:eastAsia="Times New Roman" w:cs="Times New Roman"/>
+          <w:rFonts w:hint="eastAsia" w:ascii="SimSun" w:hAnsi="SimSun" w:eastAsia="SimSun" w:cs="SimSun"/>
         </w:rPr>
         <w:t>）</w:t>
       </w:r>
       <w:r>
         <w:rPr>
-          <w:rFonts w:ascii="Times New Roman" w:hAnsi="Times New Roman" w:eastAsia="Times New Roman" w:cs="Times New Roman"/>
+          <w:rFonts w:ascii="SimSun" w:hAnsi="SimSun" w:eastAsia="SimSun" w:cs="SimSun"/>
         </w:rPr>
         <w:br/>
       </w:r>
       <w:r>
         <w:rPr>
-          <w:rFonts w:ascii="Times New Roman" w:hAnsi="Times New Roman" w:eastAsia="Times New Roman" w:cs="Times New Roman"/>
+          <w:rFonts w:ascii="SimSun" w:hAnsi="SimSun" w:eastAsia="SimSun" w:cs="SimSun"/>
         </w:rPr>
         <w:br/>
       </w:r>
       <w:r>
         <w:rPr>
           <w:rStyle w:val="VerbatimChar"/>
-          <w:rFonts w:ascii="Times New Roman" w:hAnsi="Times New Roman" w:eastAsia="Times New Roman" w:cs="Times New Roman"/>
+          <w:rFonts w:ascii="SimSun" w:hAnsi="SimSun" w:eastAsia="SimSun" w:cs="SimSun"/>
         </w:rPr>
         <w:t xml:space="preserve">   </w:t>
       </w:r>
       <w:r>
         <w:rPr>
           <w:rStyle w:val="VerbatimChar"/>
-          <w:rFonts w:hint="eastAsia" w:ascii="Times New Roman" w:hAnsi="Times New Roman" w:eastAsia="FangSong" w:cs="Times New Roman"/>
+          <w:rFonts w:hint="eastAsia" w:ascii="SimSun" w:hAnsi="SimSun" w:eastAsia="SimSun" w:cs="SimSun"/>
         </w:rPr>
         <w:t>第二步</w:t>
       </w:r>
       <w:r>
         <w:rPr>
           <w:rStyle w:val="VerbatimChar"/>
-          <w:rFonts w:hint="eastAsia" w:ascii="Times New Roman" w:hAnsi="Times New Roman" w:eastAsia="Times New Roman" w:cs="Times New Roman"/>
+          <w:rFonts w:hint="eastAsia" w:ascii="SimSun" w:hAnsi="SimSun" w:eastAsia="SimSun" w:cs="SimSun"/>
         </w:rPr>
         <w:t>：</w:t>
       </w:r>
       <w:r>
         <w:rPr>
           <w:rStyle w:val="VerbatimChar"/>
-          <w:rFonts w:hint="eastAsia" w:ascii="Times New Roman" w:hAnsi="Times New Roman" w:eastAsia="FangSong" w:cs="Times New Roman"/>
+          <w:rFonts w:hint="eastAsia" w:ascii="SimSun" w:hAnsi="SimSun" w:eastAsia="SimSun" w:cs="SimSun"/>
         </w:rPr>
         <w:t>自由基从</w:t>
       </w:r>
       <w:r>
         <w:rPr>
           <w:rStyle w:val="VerbatimChar"/>
-          <w:rFonts w:ascii="Times New Roman" w:hAnsi="Times New Roman" w:eastAsia="Times New Roman" w:cs="Times New Roman"/>
+          <w:rFonts w:ascii="SimSun" w:hAnsi="SimSun" w:eastAsia="SimSun" w:cs="SimSun"/>
         </w:rPr>
         <w:t xml:space="preserve"> HBr </w:t>
       </w:r>
       <w:r>
         <w:rPr>
           <w:rStyle w:val="VerbatimChar"/>
-          <w:rFonts w:hint="eastAsia" w:ascii="Times New Roman" w:hAnsi="Times New Roman" w:eastAsia="FangSong" w:cs="Times New Roman"/>
+          <w:rFonts w:hint="eastAsia" w:ascii="SimSun" w:hAnsi="SimSun" w:eastAsia="SimSun" w:cs="SimSun"/>
         </w:rPr>
         <w:t xml:space="preserve">抽氢</w:t>
       </w:r>
       <w:r>
         <w:rPr>
-          <w:rFonts w:ascii="Times New Roman" w:hAnsi="Times New Roman" w:eastAsia="Times New Roman" w:cs="Times New Roman"/>
+          <w:rFonts w:ascii="SimSun" w:hAnsi="SimSun" w:eastAsia="SimSun" w:cs="SimSun"/>
         </w:rPr>
         <w:br/>
       </w:r>
       <w:r>
         <w:rPr>
           <w:rStyle w:val="VerbatimChar"/>
-          <w:rFonts w:ascii="Times New Roman" w:hAnsi="Times New Roman" w:eastAsia="Times New Roman" w:cs="Times New Roman"/>
+          <w:rFonts w:ascii="SimSun" w:hAnsi="SimSun" w:eastAsia="SimSun" w:cs="SimSun"/>
         </w:rPr>
         <w:t xml:space="preserve">   CH</w:t>
       </w:r>
       <w:r>
         <w:rPr>
           <w:rStyle w:val="VerbatimChar"/>
-          <w:rFonts w:ascii="Times New Roman" w:hAnsi="Times New Roman" w:eastAsia="Times New Roman" w:cs="Times New Roman"/>
+          <w:rFonts w:ascii="SimSun" w:hAnsi="SimSun" w:eastAsia="SimSun" w:cs="SimSun"/>
           <w:vertAlign w:val="subscript"/>
         </w:rPr>
         <w:t>3</w:t>
@@ -23079,14 +23057,14 @@
       <w:r>
         <w:rPr>
           <w:rStyle w:val="VerbatimChar"/>
-          <w:rFonts w:ascii="Times New Roman" w:hAnsi="Times New Roman" w:eastAsia="Times New Roman" w:cs="Times New Roman"/>
+          <w:rFonts w:ascii="SimSun" w:hAnsi="SimSun" w:eastAsia="SimSun" w:cs="SimSun"/>
         </w:rPr>
         <w:t>-ĊH-CH</w:t>
       </w:r>
       <w:r>
         <w:rPr>
           <w:rStyle w:val="VerbatimChar"/>
-          <w:rFonts w:ascii="Times New Roman" w:hAnsi="Times New Roman" w:eastAsia="Times New Roman" w:cs="Times New Roman"/>
+          <w:rFonts w:ascii="SimSun" w:hAnsi="SimSun" w:eastAsia="SimSun" w:cs="SimSun"/>
           <w:vertAlign w:val="subscript"/>
         </w:rPr>
         <w:t>2</w:t>
@@ -23094,14 +23072,14 @@
       <w:r>
         <w:rPr>
           <w:rStyle w:val="VerbatimChar"/>
-          <w:rFonts w:ascii="Times New Roman" w:hAnsi="Times New Roman" w:eastAsia="Times New Roman" w:cs="Times New Roman"/>
+          <w:rFonts w:ascii="SimSun" w:hAnsi="SimSun" w:eastAsia="SimSun" w:cs="SimSun"/>
         </w:rPr>
         <w:t>Br + H-Br → CH</w:t>
       </w:r>
       <w:r>
         <w:rPr>
           <w:rStyle w:val="VerbatimChar"/>
-          <w:rFonts w:ascii="Times New Roman" w:hAnsi="Times New Roman" w:eastAsia="Times New Roman" w:cs="Times New Roman"/>
+          <w:rFonts w:ascii="SimSun" w:hAnsi="SimSun" w:eastAsia="SimSun" w:cs="SimSun"/>
           <w:vertAlign w:val="subscript"/>
         </w:rPr>
         <w:t>3</w:t>
@@ -23109,14 +23087,14 @@
       <w:r>
         <w:rPr>
           <w:rStyle w:val="VerbatimChar"/>
-          <w:rFonts w:ascii="Times New Roman" w:hAnsi="Times New Roman" w:eastAsia="Times New Roman" w:cs="Times New Roman"/>
+          <w:rFonts w:ascii="SimSun" w:hAnsi="SimSun" w:eastAsia="SimSun" w:cs="SimSun"/>
         </w:rPr>
         <w:t>CH</w:t>
       </w:r>
       <w:r>
         <w:rPr>
           <w:rStyle w:val="VerbatimChar"/>
-          <w:rFonts w:ascii="Times New Roman" w:hAnsi="Times New Roman" w:eastAsia="Times New Roman" w:cs="Times New Roman"/>
+          <w:rFonts w:ascii="SimSun" w:hAnsi="SimSun" w:eastAsia="SimSun" w:cs="SimSun"/>
           <w:vertAlign w:val="subscript"/>
         </w:rPr>
         <w:t>2</w:t>
@@ -23124,14 +23102,14 @@
       <w:r>
         <w:rPr>
           <w:rStyle w:val="VerbatimChar"/>
-          <w:rFonts w:ascii="Times New Roman" w:hAnsi="Times New Roman" w:eastAsia="Times New Roman" w:cs="Times New Roman"/>
+          <w:rFonts w:ascii="SimSun" w:hAnsi="SimSun" w:eastAsia="SimSun" w:cs="SimSun"/>
         </w:rPr>
         <w:t>CH</w:t>
       </w:r>
       <w:r>
         <w:rPr>
           <w:rStyle w:val="VerbatimChar"/>
-          <w:rFonts w:ascii="Times New Roman" w:hAnsi="Times New Roman" w:eastAsia="Times New Roman" w:cs="Times New Roman"/>
+          <w:rFonts w:ascii="SimSun" w:hAnsi="SimSun" w:eastAsia="SimSun" w:cs="SimSun"/>
           <w:vertAlign w:val="subscript"/>
         </w:rPr>
         <w:t>2</w:t>
@@ -23139,163 +23117,163 @@
       <w:r>
         <w:rPr>
           <w:rStyle w:val="VerbatimChar"/>
-          <w:rFonts w:ascii="Times New Roman" w:hAnsi="Times New Roman" w:eastAsia="Times New Roman" w:cs="Times New Roman"/>
+          <w:rFonts w:ascii="SimSun" w:hAnsi="SimSun" w:eastAsia="SimSun" w:cs="SimSun"/>
         </w:rPr>
         <w:t>Br + Br·</w:t>
       </w:r>
       <w:r>
         <w:rPr>
-          <w:rFonts w:ascii="Times New Roman" w:hAnsi="Times New Roman" w:eastAsia="Times New Roman" w:cs="Times New Roman"/>
+          <w:rFonts w:ascii="SimSun" w:hAnsi="SimSun" w:eastAsia="SimSun" w:cs="SimSun"/>
         </w:rPr>
         <w:br/>
       </w:r>
       <w:r>
         <w:rPr>
           <w:rStyle w:val="VerbatimChar"/>
-          <w:rFonts w:ascii="Times New Roman" w:hAnsi="Times New Roman" w:eastAsia="Times New Roman" w:cs="Times New Roman"/>
+          <w:rFonts w:ascii="SimSun" w:hAnsi="SimSun" w:eastAsia="SimSun" w:cs="SimSun"/>
         </w:rPr>
         <w:t xml:space="preserve">   </w:t>
       </w:r>
       <w:r>
         <w:rPr>
           <w:rStyle w:val="VerbatimChar"/>
-          <w:rFonts w:hint="eastAsia" w:ascii="Times New Roman" w:hAnsi="Times New Roman" w:eastAsia="Times New Roman" w:cs="Times New Roman"/>
+          <w:rFonts w:hint="eastAsia" w:ascii="SimSun" w:hAnsi="SimSun" w:eastAsia="SimSun" w:cs="SimSun"/>
         </w:rPr>
         <w:t xml:space="preserve">（Br·</w:t>
       </w:r>
       <w:r>
         <w:rPr>
           <w:rStyle w:val="VerbatimChar"/>
-          <w:rFonts w:ascii="Times New Roman" w:hAnsi="Times New Roman" w:eastAsia="Times New Roman" w:cs="Times New Roman"/>
+          <w:rFonts w:ascii="SimSun" w:hAnsi="SimSun" w:eastAsia="SimSun" w:cs="SimSun"/>
         </w:rPr>
         <w:t xml:space="preserve"> </w:t>
       </w:r>
       <w:r>
         <w:rPr>
           <w:rStyle w:val="VerbatimChar"/>
-          <w:rFonts w:hint="eastAsia" w:ascii="Times New Roman" w:hAnsi="Times New Roman" w:eastAsia="FangSong" w:cs="Times New Roman"/>
+          <w:rFonts w:hint="eastAsia" w:ascii="SimSun" w:hAnsi="SimSun" w:eastAsia="SimSun" w:cs="SimSun"/>
         </w:rPr>
         <w:t>再生</w:t>
       </w:r>
       <w:r>
         <w:rPr>
           <w:rStyle w:val="VerbatimChar"/>
-          <w:rFonts w:hint="eastAsia" w:ascii="Times New Roman" w:hAnsi="Times New Roman" w:eastAsia="Times New Roman" w:cs="Times New Roman"/>
+          <w:rFonts w:hint="eastAsia" w:ascii="SimSun" w:hAnsi="SimSun" w:eastAsia="SimSun" w:cs="SimSun"/>
         </w:rPr>
         <w:t>，</w:t>
       </w:r>
       <w:r>
         <w:rPr>
           <w:rStyle w:val="VerbatimChar"/>
-          <w:rFonts w:hint="eastAsia" w:ascii="Times New Roman" w:hAnsi="Times New Roman" w:eastAsia="FangSong" w:cs="Times New Roman"/>
+          <w:rFonts w:hint="eastAsia" w:ascii="SimSun" w:hAnsi="SimSun" w:eastAsia="SimSun" w:cs="SimSun"/>
         </w:rPr>
         <w:t>链继续</w:t>
       </w:r>
       <w:r>
         <w:rPr>
           <w:rStyle w:val="VerbatimChar"/>
-          <w:rFonts w:hint="eastAsia" w:ascii="Times New Roman" w:hAnsi="Times New Roman" w:eastAsia="Times New Roman" w:cs="Times New Roman"/>
+          <w:rFonts w:hint="eastAsia" w:ascii="SimSun" w:hAnsi="SimSun" w:eastAsia="SimSun" w:cs="SimSun"/>
         </w:rPr>
         <w:t>）</w:t>
       </w:r>
       <w:r>
         <w:rPr>
-          <w:rFonts w:ascii="Times New Roman" w:hAnsi="Times New Roman" w:eastAsia="Times New Roman" w:cs="Times New Roman"/>
+          <w:rFonts w:ascii="SimSun" w:hAnsi="SimSun" w:eastAsia="SimSun" w:cs="SimSun"/>
         </w:rPr>
         <w:br/>
       </w:r>
       <w:r>
         <w:rPr>
-          <w:rFonts w:ascii="Times New Roman" w:hAnsi="Times New Roman" w:eastAsia="Times New Roman" w:cs="Times New Roman"/>
+          <w:rFonts w:ascii="SimSun" w:hAnsi="SimSun" w:eastAsia="SimSun" w:cs="SimSun"/>
         </w:rPr>
         <w:br/>
       </w:r>
       <w:r>
         <w:rPr>
           <w:rStyle w:val="VerbatimChar"/>
-          <w:rFonts w:ascii="Times New Roman" w:hAnsi="Times New Roman" w:eastAsia="Times New Roman" w:cs="Times New Roman"/>
+          <w:rFonts w:ascii="SimSun" w:hAnsi="SimSun" w:eastAsia="SimSun" w:cs="SimSun"/>
         </w:rPr>
         <w:t xml:space="preserve">③ </w:t>
       </w:r>
       <w:r>
         <w:rPr>
           <w:rStyle w:val="VerbatimChar"/>
-          <w:rFonts w:hint="eastAsia" w:ascii="Times New Roman" w:hAnsi="Times New Roman" w:eastAsia="FangSong" w:cs="Times New Roman"/>
+          <w:rFonts w:hint="eastAsia" w:ascii="SimSun" w:hAnsi="SimSun" w:eastAsia="SimSun" w:cs="SimSun"/>
         </w:rPr>
         <w:t>链终止</w:t>
       </w:r>
       <w:r>
         <w:rPr>
           <w:rStyle w:val="VerbatimChar"/>
-          <w:rFonts w:hint="eastAsia" w:ascii="Times New Roman" w:hAnsi="Times New Roman" w:eastAsia="Times New Roman" w:cs="Times New Roman"/>
+          <w:rFonts w:hint="eastAsia" w:ascii="SimSun" w:hAnsi="SimSun" w:eastAsia="SimSun" w:cs="SimSun"/>
         </w:rPr>
         <w:t>（Termination）：</w:t>
       </w:r>
       <w:r>
         <w:rPr>
-          <w:rFonts w:ascii="Times New Roman" w:hAnsi="Times New Roman" w:eastAsia="Times New Roman" w:cs="Times New Roman"/>
+          <w:rFonts w:ascii="SimSun" w:hAnsi="SimSun" w:eastAsia="SimSun" w:cs="SimSun"/>
         </w:rPr>
         <w:br/>
       </w:r>
       <w:r>
         <w:rPr>
           <w:rStyle w:val="VerbatimChar"/>
-          <w:rFonts w:ascii="Times New Roman" w:hAnsi="Times New Roman" w:eastAsia="Times New Roman" w:cs="Times New Roman"/>
+          <w:rFonts w:ascii="SimSun" w:hAnsi="SimSun" w:eastAsia="SimSun" w:cs="SimSun"/>
         </w:rPr>
         <w:t xml:space="preserve">   2 Br· → Br</w:t>
       </w:r>
       <w:r>
         <w:rPr>
           <w:rStyle w:val="VerbatimChar"/>
-          <w:rFonts w:ascii="Times New Roman" w:hAnsi="Times New Roman" w:eastAsia="Times New Roman" w:cs="Times New Roman"/>
+          <w:rFonts w:ascii="SimSun" w:hAnsi="SimSun" w:eastAsia="SimSun" w:cs="SimSun"/>
           <w:vertAlign w:val="subscript"/>
         </w:rPr>
         <w:t>2</w:t>
       </w:r>
       <w:r>
         <w:rPr>
-          <w:rFonts w:ascii="Times New Roman" w:hAnsi="Times New Roman" w:eastAsia="Times New Roman" w:cs="Times New Roman"/>
+          <w:rFonts w:ascii="SimSun" w:hAnsi="SimSun" w:eastAsia="SimSun" w:cs="SimSun"/>
         </w:rPr>
         <w:br/>
       </w:r>
       <w:r>
         <w:rPr>
           <w:rStyle w:val="VerbatimChar"/>
-          <w:rFonts w:ascii="Times New Roman" w:hAnsi="Times New Roman" w:eastAsia="Times New Roman" w:cs="Times New Roman"/>
+          <w:rFonts w:ascii="SimSun" w:hAnsi="SimSun" w:eastAsia="SimSun" w:cs="SimSun"/>
         </w:rPr>
         <w:t xml:space="preserve">   R· + R· → </w:t>
       </w:r>
       <w:r>
         <w:rPr>
           <w:rStyle w:val="VerbatimChar"/>
-          <w:rFonts w:hint="eastAsia" w:ascii="Times New Roman" w:hAnsi="Times New Roman" w:eastAsia="Times New Roman" w:cs="Times New Roman"/>
+          <w:rFonts w:hint="eastAsia" w:ascii="SimSun" w:hAnsi="SimSun" w:eastAsia="SimSun" w:cs="SimSun"/>
         </w:rPr>
         <w:t>R-R（</w:t>
       </w:r>
       <w:r>
         <w:rPr>
           <w:rStyle w:val="VerbatimChar"/>
-          <w:rFonts w:hint="eastAsia" w:ascii="Times New Roman" w:hAnsi="Times New Roman" w:eastAsia="FangSong" w:cs="Times New Roman"/>
+          <w:rFonts w:hint="eastAsia" w:ascii="SimSun" w:hAnsi="SimSun" w:eastAsia="SimSun" w:cs="SimSun"/>
         </w:rPr>
         <w:t>偶联</w:t>
       </w:r>
       <w:r>
         <w:rPr>
           <w:rStyle w:val="VerbatimChar"/>
-          <w:rFonts w:hint="eastAsia" w:ascii="Times New Roman" w:hAnsi="Times New Roman" w:eastAsia="Times New Roman" w:cs="Times New Roman"/>
+          <w:rFonts w:hint="eastAsia" w:ascii="SimSun" w:hAnsi="SimSun" w:eastAsia="SimSun" w:cs="SimSun"/>
         </w:rPr>
         <w:t>）</w:t>
       </w:r>
       <w:r>
         <w:rPr>
-          <w:rFonts w:ascii="Times New Roman" w:hAnsi="Times New Roman" w:eastAsia="Times New Roman" w:cs="Times New Roman"/>
+          <w:rFonts w:ascii="SimSun" w:hAnsi="SimSun" w:eastAsia="SimSun" w:cs="SimSun"/>
         </w:rPr>
         <w:br/>
       </w:r>
       <w:r>
         <w:rPr>
           <w:rStyle w:val="VerbatimChar"/>
-          <w:rFonts w:ascii="Times New Roman" w:hAnsi="Times New Roman" w:eastAsia="Times New Roman" w:cs="Times New Roman"/>
+          <w:rFonts w:ascii="SimSun" w:hAnsi="SimSun" w:eastAsia="SimSun" w:cs="SimSun"/>
         </w:rPr>
         <w:t xml:space="preserve">   R· + Br· → R-Br</w:t>
       </w:r>
@@ -24695,49 +24673,49 @@
       <w:r>
         <w:rPr>
           <w:rStyle w:val="VerbatimChar"/>
-          <w:rFonts w:hint="eastAsia" w:ascii="Times New Roman" w:hAnsi="Times New Roman" w:eastAsia="FangSong" w:cs="Times New Roman"/>
+          <w:rFonts w:hint="eastAsia" w:ascii="SimSun" w:hAnsi="SimSun" w:eastAsia="SimSun" w:cs="SimSun"/>
         </w:rPr>
         <w:t>顺</w:t>
       </w:r>
       <w:r>
         <w:rPr>
           <w:rStyle w:val="VerbatimChar"/>
-          <w:rFonts w:hint="eastAsia" w:ascii="Times New Roman" w:hAnsi="Times New Roman" w:eastAsia="Times New Roman" w:cs="Times New Roman"/>
+          <w:rFonts w:hint="eastAsia" w:ascii="SimSun" w:hAnsi="SimSun" w:eastAsia="SimSun" w:cs="SimSun"/>
         </w:rPr>
         <w:t>-2-</w:t>
       </w:r>
       <w:r>
         <w:rPr>
           <w:rStyle w:val="VerbatimChar"/>
-          <w:rFonts w:hint="eastAsia" w:ascii="Times New Roman" w:hAnsi="Times New Roman" w:eastAsia="FangSong" w:cs="Times New Roman"/>
+          <w:rFonts w:hint="eastAsia" w:ascii="SimSun" w:hAnsi="SimSun" w:eastAsia="SimSun" w:cs="SimSun"/>
         </w:rPr>
         <w:t>丁烯</w:t>
       </w:r>
       <w:r>
         <w:rPr>
           <w:rStyle w:val="VerbatimChar"/>
-          <w:rFonts w:ascii="Times New Roman" w:hAnsi="Times New Roman" w:eastAsia="Times New Roman" w:cs="Times New Roman"/>
+          <w:rFonts w:ascii="SimSun" w:hAnsi="SimSun" w:eastAsia="SimSun" w:cs="SimSun"/>
         </w:rPr>
         <w:t xml:space="preserve">          </w:t>
       </w:r>
       <w:r>
         <w:rPr>
           <w:rStyle w:val="VerbatimChar"/>
-          <w:rFonts w:hint="eastAsia" w:ascii="Times New Roman" w:hAnsi="Times New Roman" w:eastAsia="FangSong" w:cs="Times New Roman"/>
+          <w:rFonts w:hint="eastAsia" w:ascii="SimSun" w:hAnsi="SimSun" w:eastAsia="SimSun" w:cs="SimSun"/>
         </w:rPr>
         <w:t xml:space="preserve">单线态</w:t>
       </w:r>
       <w:r>
         <w:rPr>
           <w:rStyle w:val="VerbatimChar"/>
-          <w:rFonts w:ascii="Times New Roman" w:hAnsi="Times New Roman" w:eastAsia="Times New Roman" w:cs="Times New Roman"/>
+          <w:rFonts w:ascii="SimSun" w:hAnsi="SimSun" w:eastAsia="SimSun" w:cs="SimSun"/>
         </w:rPr>
         <w:t xml:space="preserve"> :CH</w:t>
       </w:r>
       <w:r>
         <w:rPr>
           <w:rStyle w:val="VerbatimChar"/>
-          <w:rFonts w:ascii="Times New Roman" w:hAnsi="Times New Roman" w:eastAsia="Times New Roman" w:cs="Times New Roman"/>
+          <w:rFonts w:ascii="SimSun" w:hAnsi="SimSun" w:eastAsia="SimSun" w:cs="SimSun"/>
           <w:vertAlign w:val="subscript"/>
         </w:rPr>
         <w:t>2</w:t>
@@ -24745,234 +24723,234 @@
       <w:r>
         <w:rPr>
           <w:rStyle w:val="VerbatimChar"/>
-          <w:rFonts w:ascii="Times New Roman" w:hAnsi="Times New Roman" w:eastAsia="Times New Roman" w:cs="Times New Roman"/>
+          <w:rFonts w:ascii="SimSun" w:hAnsi="SimSun" w:eastAsia="SimSun" w:cs="SimSun"/>
         </w:rPr>
         <w:t xml:space="preserve">           </w:t>
       </w:r>
       <w:r>
         <w:rPr>
           <w:rStyle w:val="VerbatimChar"/>
-          <w:rFonts w:hint="eastAsia" w:ascii="Times New Roman" w:hAnsi="Times New Roman" w:eastAsia="FangSong" w:cs="Times New Roman"/>
+          <w:rFonts w:hint="eastAsia" w:ascii="SimSun" w:hAnsi="SimSun" w:eastAsia="SimSun" w:cs="SimSun"/>
         </w:rPr>
         <w:t xml:space="preserve">三线态</w:t>
       </w:r>
       <w:r>
         <w:rPr>
           <w:rStyle w:val="VerbatimChar"/>
-          <w:rFonts w:ascii="Times New Roman" w:hAnsi="Times New Roman" w:eastAsia="Times New Roman" w:cs="Times New Roman"/>
+          <w:rFonts w:ascii="SimSun" w:hAnsi="SimSun" w:eastAsia="SimSun" w:cs="SimSun"/>
         </w:rPr>
         <w:t xml:space="preserve"> :CH</w:t>
       </w:r>
       <w:r>
         <w:rPr>
           <w:rStyle w:val="VerbatimChar"/>
-          <w:rFonts w:ascii="Times New Roman" w:hAnsi="Times New Roman" w:eastAsia="Times New Roman" w:cs="Times New Roman"/>
+          <w:rFonts w:ascii="SimSun" w:hAnsi="SimSun" w:eastAsia="SimSun" w:cs="SimSun"/>
           <w:vertAlign w:val="subscript"/>
         </w:rPr>
         <w:t>2</w:t>
       </w:r>
       <w:r>
         <w:rPr>
-          <w:rFonts w:ascii="Times New Roman" w:hAnsi="Times New Roman" w:eastAsia="Times New Roman" w:cs="Times New Roman"/>
+          <w:rFonts w:ascii="SimSun" w:hAnsi="SimSun" w:eastAsia="SimSun" w:cs="SimSun"/>
         </w:rPr>
         <w:br/>
       </w:r>
       <w:r>
         <w:rPr>
           <w:rStyle w:val="VerbatimChar"/>
-          <w:rFonts w:ascii="Times New Roman" w:hAnsi="Times New Roman" w:eastAsia="Times New Roman" w:cs="Times New Roman"/>
+          <w:rFonts w:ascii="SimSun" w:hAnsi="SimSun" w:eastAsia="SimSun" w:cs="SimSun"/>
         </w:rPr>
         <w:t xml:space="preserve">   │               (Simmons-Smith)           </w:t>
       </w:r>
       <w:r>
         <w:rPr>
           <w:rStyle w:val="VerbatimChar"/>
-          <w:rFonts w:hint="eastAsia" w:ascii="Times New Roman" w:hAnsi="Times New Roman" w:eastAsia="Times New Roman" w:cs="Times New Roman"/>
+          <w:rFonts w:hint="eastAsia" w:ascii="SimSun" w:hAnsi="SimSun" w:eastAsia="SimSun" w:cs="SimSun"/>
         </w:rPr>
         <w:t>(</w:t>
       </w:r>
       <w:r>
         <w:rPr>
           <w:rStyle w:val="VerbatimChar"/>
-          <w:rFonts w:hint="eastAsia" w:ascii="Times New Roman" w:hAnsi="Times New Roman" w:eastAsia="FangSong" w:cs="Times New Roman"/>
+          <w:rFonts w:hint="eastAsia" w:ascii="SimSun" w:hAnsi="SimSun" w:eastAsia="SimSun" w:cs="SimSun"/>
         </w:rPr>
         <w:t>光解</w:t>
       </w:r>
       <w:r>
         <w:rPr>
           <w:rStyle w:val="VerbatimChar"/>
-          <w:rFonts w:hint="eastAsia" w:ascii="Times New Roman" w:hAnsi="Times New Roman" w:eastAsia="Times New Roman" w:cs="Times New Roman"/>
+          <w:rFonts w:hint="eastAsia" w:ascii="SimSun" w:hAnsi="SimSun" w:eastAsia="SimSun" w:cs="SimSun"/>
         </w:rPr>
         <w:t>)</w:t>
       </w:r>
       <w:r>
         <w:rPr>
-          <w:rFonts w:ascii="Times New Roman" w:hAnsi="Times New Roman" w:eastAsia="Times New Roman" w:cs="Times New Roman"/>
+          <w:rFonts w:ascii="SimSun" w:hAnsi="SimSun" w:eastAsia="SimSun" w:cs="SimSun"/>
         </w:rPr>
         <w:br/>
       </w:r>
       <w:r>
         <w:rPr>
           <w:rStyle w:val="VerbatimChar"/>
-          <w:rFonts w:ascii="Times New Roman" w:hAnsi="Times New Roman" w:eastAsia="Times New Roman" w:cs="Times New Roman"/>
+          <w:rFonts w:ascii="SimSun" w:hAnsi="SimSun" w:eastAsia="SimSun" w:cs="SimSun"/>
         </w:rPr>
         <w:t xml:space="preserve">   │                    │                      │</w:t>
       </w:r>
       <w:r>
         <w:rPr>
-          <w:rFonts w:ascii="Times New Roman" w:hAnsi="Times New Roman" w:eastAsia="Times New Roman" w:cs="Times New Roman"/>
+          <w:rFonts w:ascii="SimSun" w:hAnsi="SimSun" w:eastAsia="SimSun" w:cs="SimSun"/>
         </w:rPr>
         <w:br/>
       </w:r>
       <w:r>
         <w:rPr>
           <w:rStyle w:val="VerbatimChar"/>
-          <w:rFonts w:ascii="Times New Roman" w:hAnsi="Times New Roman" w:eastAsia="Times New Roman" w:cs="Times New Roman"/>
+          <w:rFonts w:ascii="SimSun" w:hAnsi="SimSun" w:eastAsia="SimSun" w:cs="SimSun"/>
         </w:rPr>
         <w:t xml:space="preserve">   │               ┌────┴────┐          ┌──────┴──────┐</w:t>
       </w:r>
       <w:r>
         <w:rPr>
-          <w:rFonts w:ascii="Times New Roman" w:hAnsi="Times New Roman" w:eastAsia="Times New Roman" w:cs="Times New Roman"/>
+          <w:rFonts w:ascii="SimSun" w:hAnsi="SimSun" w:eastAsia="SimSun" w:cs="SimSun"/>
         </w:rPr>
         <w:br/>
       </w:r>
       <w:r>
         <w:rPr>
           <w:rStyle w:val="VerbatimChar"/>
-          <w:rFonts w:ascii="Times New Roman" w:hAnsi="Times New Roman" w:eastAsia="Times New Roman" w:cs="Times New Roman"/>
+          <w:rFonts w:ascii="SimSun" w:hAnsi="SimSun" w:eastAsia="SimSun" w:cs="SimSun"/>
         </w:rPr>
         <w:t xml:space="preserve">   │           </w:t>
       </w:r>
       <w:r>
         <w:rPr>
           <w:rStyle w:val="VerbatimChar"/>
-          <w:rFonts w:hint="eastAsia" w:ascii="Times New Roman" w:hAnsi="Times New Roman" w:eastAsia="FangSong" w:cs="Times New Roman"/>
+          <w:rFonts w:hint="eastAsia" w:ascii="SimSun" w:hAnsi="SimSun" w:eastAsia="SimSun" w:cs="SimSun"/>
         </w:rPr>
         <w:t xml:space="preserve">顺式产物</w:t>
       </w:r>
       <w:r>
         <w:rPr>
           <w:rStyle w:val="VerbatimChar"/>
-          <w:rFonts w:ascii="Times New Roman" w:hAnsi="Times New Roman" w:eastAsia="Times New Roman" w:cs="Times New Roman"/>
+          <w:rFonts w:ascii="SimSun" w:hAnsi="SimSun" w:eastAsia="SimSun" w:cs="SimSun"/>
         </w:rPr>
         <w:t xml:space="preserve">        </w:t>
       </w:r>
       <w:r>
         <w:rPr>
           <w:rStyle w:val="VerbatimChar"/>
-          <w:rFonts w:hint="eastAsia" w:ascii="Times New Roman" w:hAnsi="Times New Roman" w:eastAsia="FangSong" w:cs="Times New Roman"/>
+          <w:rFonts w:hint="eastAsia" w:ascii="SimSun" w:hAnsi="SimSun" w:eastAsia="SimSun" w:cs="SimSun"/>
         </w:rPr>
         <w:t xml:space="preserve">反式产物</w:t>
       </w:r>
       <w:r>
         <w:rPr>
           <w:rStyle w:val="VerbatimChar"/>
-          <w:rFonts w:ascii="Times New Roman" w:hAnsi="Times New Roman" w:eastAsia="Times New Roman" w:cs="Times New Roman"/>
+          <w:rFonts w:ascii="SimSun" w:hAnsi="SimSun" w:eastAsia="SimSun" w:cs="SimSun"/>
         </w:rPr>
         <w:t xml:space="preserve">      </w:t>
       </w:r>
       <w:r>
         <w:rPr>
           <w:rStyle w:val="VerbatimChar"/>
-          <w:rFonts w:hint="eastAsia" w:ascii="Times New Roman" w:hAnsi="Times New Roman" w:eastAsia="FangSong" w:cs="Times New Roman"/>
+          <w:rFonts w:hint="eastAsia" w:ascii="SimSun" w:hAnsi="SimSun" w:eastAsia="SimSun" w:cs="SimSun"/>
         </w:rPr>
         <w:t>顺式</w:t>
       </w:r>
       <w:r>
         <w:rPr>
           <w:rStyle w:val="VerbatimChar"/>
-          <w:rFonts w:hint="eastAsia" w:ascii="Times New Roman" w:hAnsi="Times New Roman" w:eastAsia="Times New Roman" w:cs="Times New Roman"/>
+          <w:rFonts w:hint="eastAsia" w:ascii="SimSun" w:hAnsi="SimSun" w:eastAsia="SimSun" w:cs="SimSun"/>
         </w:rPr>
         <w:t>+</w:t>
       </w:r>
       <w:r>
         <w:rPr>
           <w:rStyle w:val="VerbatimChar"/>
-          <w:rFonts w:hint="eastAsia" w:ascii="Times New Roman" w:hAnsi="Times New Roman" w:eastAsia="FangSong" w:cs="Times New Roman"/>
+          <w:rFonts w:hint="eastAsia" w:ascii="SimSun" w:hAnsi="SimSun" w:eastAsia="SimSun" w:cs="SimSun"/>
         </w:rPr>
         <w:t>反式混合物</w:t>
       </w:r>
       <w:r>
         <w:rPr>
-          <w:rFonts w:ascii="Times New Roman" w:hAnsi="Times New Roman" w:eastAsia="Times New Roman" w:cs="Times New Roman"/>
+          <w:rFonts w:ascii="SimSun" w:hAnsi="SimSun" w:eastAsia="SimSun" w:cs="SimSun"/>
         </w:rPr>
         <w:br/>
       </w:r>
       <w:r>
         <w:rPr>
           <w:rStyle w:val="VerbatimChar"/>
-          <w:rFonts w:ascii="Times New Roman" w:hAnsi="Times New Roman" w:eastAsia="Times New Roman" w:cs="Times New Roman"/>
+          <w:rFonts w:ascii="SimSun" w:hAnsi="SimSun" w:eastAsia="SimSun" w:cs="SimSun"/>
         </w:rPr>
         <w:t xml:space="preserve">   │          (100% </w:t>
       </w:r>
       <w:r>
         <w:rPr>
           <w:rStyle w:val="VerbatimChar"/>
-          <w:rFonts w:hint="eastAsia" w:ascii="Times New Roman" w:hAnsi="Times New Roman" w:eastAsia="FangSong" w:cs="Times New Roman"/>
+          <w:rFonts w:hint="eastAsia" w:ascii="SimSun" w:hAnsi="SimSun" w:eastAsia="SimSun" w:cs="SimSun"/>
         </w:rPr>
         <w:t>保持</w:t>
       </w:r>
       <w:r>
         <w:rPr>
           <w:rStyle w:val="VerbatimChar"/>
-          <w:rFonts w:hint="eastAsia" w:ascii="Times New Roman" w:hAnsi="Times New Roman" w:eastAsia="Times New Roman" w:cs="Times New Roman"/>
+          <w:rFonts w:hint="eastAsia" w:ascii="SimSun" w:hAnsi="SimSun" w:eastAsia="SimSun" w:cs="SimSun"/>
         </w:rPr>
         <w:t>)</w:t>
       </w:r>
       <w:r>
         <w:rPr>
           <w:rStyle w:val="VerbatimChar"/>
-          <w:rFonts w:ascii="Times New Roman" w:hAnsi="Times New Roman" w:eastAsia="Times New Roman" w:cs="Times New Roman"/>
+          <w:rFonts w:ascii="SimSun" w:hAnsi="SimSun" w:eastAsia="SimSun" w:cs="SimSun"/>
         </w:rPr>
         <w:t xml:space="preserve">     </w:t>
       </w:r>
       <w:r>
         <w:rPr>
           <w:rStyle w:val="VerbatimChar"/>
-          <w:rFonts w:hint="eastAsia" w:ascii="Times New Roman" w:hAnsi="Times New Roman" w:eastAsia="Times New Roman" w:cs="Times New Roman"/>
+          <w:rFonts w:hint="eastAsia" w:ascii="SimSun" w:hAnsi="SimSun" w:eastAsia="SimSun" w:cs="SimSun"/>
         </w:rPr>
         <w:t>(</w:t>
       </w:r>
       <w:r>
         <w:rPr>
           <w:rStyle w:val="VerbatimChar"/>
-          <w:rFonts w:hint="eastAsia" w:ascii="Times New Roman" w:hAnsi="Times New Roman" w:eastAsia="FangSong" w:cs="Times New Roman"/>
+          <w:rFonts w:hint="eastAsia" w:ascii="SimSun" w:hAnsi="SimSun" w:eastAsia="SimSun" w:cs="SimSun"/>
         </w:rPr>
         <w:t>不产生</w:t>
       </w:r>
       <w:r>
         <w:rPr>
           <w:rStyle w:val="VerbatimChar"/>
-          <w:rFonts w:hint="eastAsia" w:ascii="Times New Roman" w:hAnsi="Times New Roman" w:eastAsia="Times New Roman" w:cs="Times New Roman"/>
+          <w:rFonts w:hint="eastAsia" w:ascii="SimSun" w:hAnsi="SimSun" w:eastAsia="SimSun" w:cs="SimSun"/>
         </w:rPr>
         <w:t>)</w:t>
       </w:r>
       <w:r>
         <w:rPr>
           <w:rStyle w:val="VerbatimChar"/>
-          <w:rFonts w:ascii="Times New Roman" w:hAnsi="Times New Roman" w:eastAsia="Times New Roman" w:cs="Times New Roman"/>
+          <w:rFonts w:ascii="SimSun" w:hAnsi="SimSun" w:eastAsia="SimSun" w:cs="SimSun"/>
         </w:rPr>
         <w:t xml:space="preserve">     </w:t>
       </w:r>
       <w:r>
         <w:rPr>
           <w:rStyle w:val="VerbatimChar"/>
-          <w:rFonts w:hint="eastAsia" w:ascii="Times New Roman" w:hAnsi="Times New Roman" w:eastAsia="Times New Roman" w:cs="Times New Roman"/>
+          <w:rFonts w:hint="eastAsia" w:ascii="SimSun" w:hAnsi="SimSun" w:eastAsia="SimSun" w:cs="SimSun"/>
         </w:rPr>
         <w:t>(</w:t>
       </w:r>
       <w:r>
         <w:rPr>
           <w:rStyle w:val="VerbatimChar"/>
-          <w:rFonts w:hint="eastAsia" w:ascii="Times New Roman" w:hAnsi="Times New Roman" w:eastAsia="FangSong" w:cs="Times New Roman"/>
+          <w:rFonts w:hint="eastAsia" w:ascii="SimSun" w:hAnsi="SimSun" w:eastAsia="SimSun" w:cs="SimSun"/>
         </w:rPr>
         <w:t>比例不定</w:t>
       </w:r>
       <w:r>
         <w:rPr>
           <w:rStyle w:val="VerbatimChar"/>
-          <w:rFonts w:hint="eastAsia" w:ascii="Times New Roman" w:hAnsi="Times New Roman" w:eastAsia="Times New Roman" w:cs="Times New Roman"/>
+          <w:rFonts w:hint="eastAsia" w:ascii="SimSun" w:hAnsi="SimSun" w:eastAsia="SimSun" w:cs="SimSun"/>
         </w:rPr>
         <w:t>)</w:t>
       </w:r>
@@ -29196,201 +29174,174 @@
         </w:rPr>
         <w:t xml:space="preserve">：</w:t>
       </w:r>
+      <w:r>
+        <w:rPr>
+          <w:rFonts w:ascii="Times New Roman" w:hAnsi="Times New Roman" w:eastAsia="Times New Roman" w:cs="Times New Roman"/>
+        </w:rPr>
+        <w:t xml:space="preserve"> </w:t>
+      </w:r>
+      <w:r>
+        <w:rPr>
+          <w:rFonts w:hint="eastAsia" w:ascii="Times New Roman" w:hAnsi="Times New Roman" w:eastAsia="Times New Roman" w:cs="Times New Roman"/>
+        </w:rPr>
+        <w:t>A→B：E2（</w:t>
+      </w:r>
+      <w:r>
+        <w:rPr>
+          <w:rFonts w:hint="eastAsia" w:ascii="Times New Roman" w:hAnsi="Times New Roman" w:eastAsia="FangSong" w:cs="Times New Roman"/>
+        </w:rPr>
+        <w:t>强碱</w:t>
+      </w:r>
+      <w:r>
+        <w:rPr>
+          <w:rFonts w:ascii="Times New Roman" w:hAnsi="Times New Roman" w:eastAsia="Times New Roman" w:cs="Times New Roman"/>
+        </w:rPr>
+        <w:t xml:space="preserve"> + </w:t>
+      </w:r>
+      <w:r>
+        <w:rPr>
+          <w:rFonts w:hint="eastAsia" w:ascii="Times New Roman" w:hAnsi="Times New Roman" w:eastAsia="FangSong" w:cs="Times New Roman"/>
+        </w:rPr>
+        <w:t xml:space="preserve">高温</w:t>
+      </w:r>
+      <w:r>
+        <w:rPr>
+          <w:rFonts w:ascii="Times New Roman" w:hAnsi="Times New Roman" w:eastAsia="Times New Roman" w:cs="Times New Roman"/>
+        </w:rPr>
+        <w:t xml:space="preserve"> + β-H </w:t>
+      </w:r>
+      <w:r>
+        <w:rPr>
+          <w:rFonts w:hint="eastAsia" w:ascii="Times New Roman" w:hAnsi="Times New Roman" w:eastAsia="FangSong" w:cs="Times New Roman"/>
+        </w:rPr>
+        <w:t>反式共平面</w:t>
+      </w:r>
+      <w:r>
+        <w:rPr>
+          <w:rFonts w:hint="eastAsia" w:ascii="Times New Roman" w:hAnsi="Times New Roman" w:eastAsia="Times New Roman" w:cs="Times New Roman"/>
+        </w:rPr>
+        <w:t>）→</w:t>
+      </w:r>
+      <w:r>
+        <w:rPr>
+          <w:rFonts w:ascii="Times New Roman" w:hAnsi="Times New Roman" w:eastAsia="Times New Roman" w:cs="Times New Roman"/>
+        </w:rPr>
+        <w:t xml:space="preserve"> </w:t>
+      </w:r>
+      <w:r>
+        <w:rPr>
+          <w:rFonts w:hint="eastAsia" w:ascii="Times New Roman" w:hAnsi="Times New Roman" w:eastAsia="FangSong" w:cs="Times New Roman"/>
+        </w:rPr>
+        <w:t xml:space="preserve">无中间体</w:t>
+      </w:r>
     </w:p>
     <w:p>
       <w:pPr>
-        <w:pStyle w:val="SourceCode"/>
+        <w:pStyle w:val="BodyText"/>
       </w:pPr>
       <w:r>
         <w:rPr>
-          <w:rStyle w:val="VerbatimChar"/>
-          <w:rFonts w:hint="eastAsia" w:ascii="Times New Roman" w:hAnsi="Times New Roman" w:eastAsia="Times New Roman" w:cs="Times New Roman"/>
-        </w:rPr>
-        <w:t>A→B：E2（</w:t>
-      </w:r>
-      <w:r>
-        <w:rPr>
-          <w:rStyle w:val="VerbatimChar"/>
-          <w:rFonts w:hint="eastAsia" w:ascii="Times New Roman" w:hAnsi="Times New Roman" w:eastAsia="FangSong" w:cs="Times New Roman"/>
-        </w:rPr>
-        <w:t>强碱</w:t>
-      </w:r>
-      <w:r>
-        <w:rPr>
-          <w:rStyle w:val="VerbatimChar"/>
+          <w:rFonts w:hint="eastAsia" w:ascii="Times New Roman" w:hAnsi="Times New Roman" w:eastAsia="Times New Roman" w:cs="Times New Roman"/>
+        </w:rPr>
+        <w:t>B→C：</w:t>
+      </w:r>
+      <w:r>
+        <w:rPr>
+          <w:rFonts w:hint="eastAsia" w:ascii="Times New Roman" w:hAnsi="Times New Roman" w:eastAsia="FangSong" w:cs="Times New Roman"/>
+        </w:rPr>
+        <w:t>自由基链反应</w:t>
+      </w:r>
+      <w:r>
+        <w:rPr>
+          <w:rFonts w:hint="eastAsia" w:ascii="Times New Roman" w:hAnsi="Times New Roman" w:eastAsia="Times New Roman" w:cs="Times New Roman"/>
+        </w:rPr>
+        <w:t>（</w:t>
+      </w:r>
+      <w:r>
+        <w:rPr>
+          <w:rFonts w:hint="eastAsia" w:ascii="Times New Roman" w:hAnsi="Times New Roman" w:eastAsia="FangSong" w:cs="Times New Roman"/>
+        </w:rPr>
+        <w:t>过氧化物效应</w:t>
+      </w:r>
+      <w:r>
+        <w:rPr>
+          <w:rFonts w:hint="eastAsia" w:ascii="Times New Roman" w:hAnsi="Times New Roman" w:eastAsia="Times New Roman" w:cs="Times New Roman"/>
+        </w:rPr>
+        <w:t>）→</w:t>
+      </w:r>
+      <w:r>
+        <w:rPr>
+          <w:rFonts w:ascii="Times New Roman" w:hAnsi="Times New Roman" w:eastAsia="Times New Roman" w:cs="Times New Roman"/>
+        </w:rPr>
+        <w:t xml:space="preserve"> </w:t>
+      </w:r>
+      <w:r>
+        <w:rPr>
+          <w:rFonts w:hint="eastAsia" w:ascii="Times New Roman" w:hAnsi="Times New Roman" w:eastAsia="FangSong" w:cs="Times New Roman"/>
+        </w:rPr>
+        <w:t xml:space="preserve">自由基中间体</w:t>
+      </w:r>
+      <w:r>
+        <w:rPr>
+          <w:rFonts w:ascii="Times New Roman" w:hAnsi="Times New Roman" w:eastAsia="Times New Roman" w:cs="Times New Roman"/>
+        </w:rPr>
+        <w:t xml:space="preserve"> → </w:t>
+      </w:r>
+      <w:r>
+        <w:rPr>
+          <w:rFonts w:hint="eastAsia" w:ascii="Times New Roman" w:hAnsi="Times New Roman" w:eastAsia="FangSong" w:cs="Times New Roman"/>
+        </w:rPr>
+        <w:t xml:space="preserve">反马氏</w:t>
+      </w:r>
+    </w:p>
+    <w:p>
+      <w:pPr>
+        <w:pStyle w:val="BodyText"/>
+      </w:pPr>
+      <w:r>
+        <w:rPr>
+          <w:rFonts w:hint="eastAsia" w:ascii="Times New Roman" w:hAnsi="Times New Roman" w:eastAsia="Times New Roman" w:cs="Times New Roman"/>
+        </w:rPr>
+        <w:t xml:space="preserve">C→D：SN2（1°</w:t>
+      </w:r>
+      <w:r>
+        <w:rPr>
+          <w:rFonts w:ascii="Times New Roman" w:hAnsi="Times New Roman" w:eastAsia="Times New Roman" w:cs="Times New Roman"/>
+        </w:rPr>
+        <w:t xml:space="preserve"> </w:t>
+      </w:r>
+      <w:r>
+        <w:rPr>
+          <w:rFonts w:hint="eastAsia" w:ascii="Times New Roman" w:hAnsi="Times New Roman" w:eastAsia="FangSong" w:cs="Times New Roman"/>
+        </w:rPr>
+        <w:t xml:space="preserve">底物</w:t>
+      </w:r>
+      <w:r>
+        <w:rPr>
           <w:rFonts w:ascii="Times New Roman" w:hAnsi="Times New Roman" w:eastAsia="Times New Roman" w:cs="Times New Roman"/>
         </w:rPr>
         <w:t xml:space="preserve"> + </w:t>
       </w:r>
       <w:r>
         <w:rPr>
-          <w:rStyle w:val="VerbatimChar"/>
-          <w:rFonts w:hint="eastAsia" w:ascii="Times New Roman" w:hAnsi="Times New Roman" w:eastAsia="FangSong" w:cs="Times New Roman"/>
-        </w:rPr>
-        <w:t xml:space="preserve">高温</w:t>
-      </w:r>
-      <w:r>
-        <w:rPr>
-          <w:rStyle w:val="VerbatimChar"/>
-          <w:rFonts w:ascii="Times New Roman" w:hAnsi="Times New Roman" w:eastAsia="Times New Roman" w:cs="Times New Roman"/>
-        </w:rPr>
-        <w:t xml:space="preserve"> + β-H </w:t>
-      </w:r>
-      <w:r>
-        <w:rPr>
-          <w:rStyle w:val="VerbatimChar"/>
-          <w:rFonts w:hint="eastAsia" w:ascii="Times New Roman" w:hAnsi="Times New Roman" w:eastAsia="FangSong" w:cs="Times New Roman"/>
-        </w:rPr>
-        <w:t>反式共平面</w:t>
-      </w:r>
-      <w:r>
-        <w:rPr>
-          <w:rStyle w:val="VerbatimChar"/>
+          <w:rFonts w:hint="eastAsia" w:ascii="Times New Roman" w:hAnsi="Times New Roman" w:eastAsia="FangSong" w:cs="Times New Roman"/>
+        </w:rPr>
+        <w:t>强亲核</w:t>
+      </w:r>
+      <w:r>
+        <w:rPr>
           <w:rFonts w:hint="eastAsia" w:ascii="Times New Roman" w:hAnsi="Times New Roman" w:eastAsia="Times New Roman" w:cs="Times New Roman"/>
         </w:rPr>
         <w:t>）→</w:t>
       </w:r>
       <w:r>
         <w:rPr>
-          <w:rStyle w:val="VerbatimChar"/>
           <w:rFonts w:ascii="Times New Roman" w:hAnsi="Times New Roman" w:eastAsia="Times New Roman" w:cs="Times New Roman"/>
         </w:rPr>
         <w:t xml:space="preserve"> </w:t>
       </w:r>
       <w:r>
         <w:rPr>
-          <w:rStyle w:val="VerbatimChar"/>
-          <w:rFonts w:hint="eastAsia" w:ascii="Times New Roman" w:hAnsi="Times New Roman" w:eastAsia="FangSong" w:cs="Times New Roman"/>
-        </w:rPr>
-        <w:t xml:space="preserve">无中间体</w:t>
-      </w:r>
-      <w:r>
-        <w:rPr>
-          <w:rFonts w:ascii="Times New Roman" w:hAnsi="Times New Roman" w:eastAsia="Times New Roman" w:cs="Times New Roman"/>
-        </w:rPr>
-        <w:br/>
-      </w:r>
-      <w:r>
-        <w:rPr>
-          <w:rStyle w:val="VerbatimChar"/>
-          <w:rFonts w:hint="eastAsia" w:ascii="Times New Roman" w:hAnsi="Times New Roman" w:eastAsia="Times New Roman" w:cs="Times New Roman"/>
-        </w:rPr>
-        <w:t>B→C：</w:t>
-      </w:r>
-      <w:r>
-        <w:rPr>
-          <w:rStyle w:val="VerbatimChar"/>
-          <w:rFonts w:hint="eastAsia" w:ascii="Times New Roman" w:hAnsi="Times New Roman" w:eastAsia="FangSong" w:cs="Times New Roman"/>
-        </w:rPr>
-        <w:t>自由基链反应</w:t>
-      </w:r>
-      <w:r>
-        <w:rPr>
-          <w:rStyle w:val="VerbatimChar"/>
-          <w:rFonts w:hint="eastAsia" w:ascii="Times New Roman" w:hAnsi="Times New Roman" w:eastAsia="Times New Roman" w:cs="Times New Roman"/>
-        </w:rPr>
-        <w:t>（</w:t>
-      </w:r>
-      <w:r>
-        <w:rPr>
-          <w:rStyle w:val="VerbatimChar"/>
-          <w:rFonts w:hint="eastAsia" w:ascii="Times New Roman" w:hAnsi="Times New Roman" w:eastAsia="FangSong" w:cs="Times New Roman"/>
-        </w:rPr>
-        <w:t>过氧化物效应</w:t>
-      </w:r>
-      <w:r>
-        <w:rPr>
-          <w:rStyle w:val="VerbatimChar"/>
-          <w:rFonts w:hint="eastAsia" w:ascii="Times New Roman" w:hAnsi="Times New Roman" w:eastAsia="Times New Roman" w:cs="Times New Roman"/>
-        </w:rPr>
-        <w:t>）→</w:t>
-      </w:r>
-      <w:r>
-        <w:rPr>
-          <w:rStyle w:val="VerbatimChar"/>
-          <w:rFonts w:ascii="Times New Roman" w:hAnsi="Times New Roman" w:eastAsia="Times New Roman" w:cs="Times New Roman"/>
-        </w:rPr>
-        <w:t xml:space="preserve"> </w:t>
-      </w:r>
-      <w:r>
-        <w:rPr>
-          <w:rStyle w:val="VerbatimChar"/>
-          <w:rFonts w:hint="eastAsia" w:ascii="Times New Roman" w:hAnsi="Times New Roman" w:eastAsia="FangSong" w:cs="Times New Roman"/>
-        </w:rPr>
-        <w:t xml:space="preserve">自由基中间体</w:t>
-      </w:r>
-      <w:r>
-        <w:rPr>
-          <w:rStyle w:val="VerbatimChar"/>
-          <w:rFonts w:ascii="Times New Roman" w:hAnsi="Times New Roman" w:eastAsia="Times New Roman" w:cs="Times New Roman"/>
-        </w:rPr>
-        <w:t xml:space="preserve"> → </w:t>
-      </w:r>
-      <w:r>
-        <w:rPr>
-          <w:rStyle w:val="VerbatimChar"/>
-          <w:rFonts w:hint="eastAsia" w:ascii="Times New Roman" w:hAnsi="Times New Roman" w:eastAsia="FangSong" w:cs="Times New Roman"/>
-        </w:rPr>
-        <w:t xml:space="preserve">反马氏</w:t>
-      </w:r>
-      <w:r>
-        <w:rPr>
-          <w:rFonts w:ascii="Times New Roman" w:hAnsi="Times New Roman" w:eastAsia="Times New Roman" w:cs="Times New Roman"/>
-        </w:rPr>
-        <w:br/>
-      </w:r>
-      <w:r>
-        <w:rPr>
-          <w:rStyle w:val="VerbatimChar"/>
-          <w:rFonts w:hint="eastAsia" w:ascii="Times New Roman" w:hAnsi="Times New Roman" w:eastAsia="Times New Roman" w:cs="Times New Roman"/>
-        </w:rPr>
-        <w:t xml:space="preserve">C→D：SN2（1°</w:t>
-      </w:r>
-      <w:r>
-        <w:rPr>
-          <w:rStyle w:val="VerbatimChar"/>
-          <w:rFonts w:ascii="Times New Roman" w:hAnsi="Times New Roman" w:eastAsia="Times New Roman" w:cs="Times New Roman"/>
-        </w:rPr>
-        <w:t xml:space="preserve"> </w:t>
-      </w:r>
-      <w:r>
-        <w:rPr>
-          <w:rStyle w:val="VerbatimChar"/>
-          <w:rFonts w:hint="eastAsia" w:ascii="Times New Roman" w:hAnsi="Times New Roman" w:eastAsia="FangSong" w:cs="Times New Roman"/>
-        </w:rPr>
-        <w:t xml:space="preserve">底物</w:t>
-      </w:r>
-      <w:r>
-        <w:rPr>
-          <w:rStyle w:val="VerbatimChar"/>
-          <w:rFonts w:ascii="Times New Roman" w:hAnsi="Times New Roman" w:eastAsia="Times New Roman" w:cs="Times New Roman"/>
-        </w:rPr>
-        <w:t xml:space="preserve"> + </w:t>
-      </w:r>
-      <w:r>
-        <w:rPr>
-          <w:rStyle w:val="VerbatimChar"/>
-          <w:rFonts w:hint="eastAsia" w:ascii="Times New Roman" w:hAnsi="Times New Roman" w:eastAsia="FangSong" w:cs="Times New Roman"/>
-        </w:rPr>
-        <w:t>强亲核</w:t>
-      </w:r>
-      <w:r>
-        <w:rPr>
-          <w:rStyle w:val="VerbatimChar"/>
-          <w:rFonts w:hint="eastAsia" w:ascii="Times New Roman" w:hAnsi="Times New Roman" w:eastAsia="Times New Roman" w:cs="Times New Roman"/>
-        </w:rPr>
-        <w:t>）→</w:t>
-      </w:r>
-      <w:r>
-        <w:rPr>
-          <w:rStyle w:val="VerbatimChar"/>
-          <w:rFonts w:ascii="Times New Roman" w:hAnsi="Times New Roman" w:eastAsia="Times New Roman" w:cs="Times New Roman"/>
-        </w:rPr>
-        <w:t xml:space="preserve"> </w:t>
-      </w:r>
-      <w:r>
-        <w:rPr>
-          <w:rStyle w:val="VerbatimChar"/>
           <w:rFonts w:hint="eastAsia" w:ascii="Times New Roman" w:hAnsi="Times New Roman" w:eastAsia="FangSong" w:cs="Times New Roman"/>
         </w:rPr>
         <w:t xml:space="preserve">无中间体</w:t>
@@ -30948,183 +30899,183 @@
       <w:r>
         <w:rPr>
           <w:rStyle w:val="VerbatimChar"/>
-          <w:rFonts w:hint="eastAsia" w:ascii="Times New Roman" w:hAnsi="Times New Roman" w:eastAsia="FangSong" w:cs="Times New Roman"/>
+          <w:rFonts w:hint="eastAsia" w:ascii="SimSun" w:hAnsi="SimSun" w:eastAsia="SimSun" w:cs="SimSun"/>
         </w:rPr>
         <w:t xml:space="preserve">拿到一道反应题</w:t>
       </w:r>
       <w:r>
         <w:rPr>
-          <w:rFonts w:ascii="Times New Roman" w:hAnsi="Times New Roman" w:eastAsia="Times New Roman" w:cs="Times New Roman"/>
+          <w:rFonts w:ascii="SimSun" w:hAnsi="SimSun" w:eastAsia="SimSun" w:cs="SimSun"/>
         </w:rPr>
         <w:br/>
       </w:r>
       <w:r>
         <w:rPr>
           <w:rStyle w:val="VerbatimChar"/>
-          <w:rFonts w:ascii="Times New Roman" w:hAnsi="Times New Roman" w:eastAsia="Times New Roman" w:cs="Times New Roman"/>
+          <w:rFonts w:ascii="SimSun" w:hAnsi="SimSun" w:eastAsia="SimSun" w:cs="SimSun"/>
         </w:rPr>
         <w:t xml:space="preserve">│</w:t>
       </w:r>
       <w:r>
         <w:rPr>
-          <w:rFonts w:ascii="Times New Roman" w:hAnsi="Times New Roman" w:eastAsia="Times New Roman" w:cs="Times New Roman"/>
+          <w:rFonts w:ascii="SimSun" w:hAnsi="SimSun" w:eastAsia="SimSun" w:cs="SimSun"/>
         </w:rPr>
         <w:br/>
       </w:r>
       <w:r>
         <w:rPr>
           <w:rStyle w:val="VerbatimChar"/>
-          <w:rFonts w:ascii="Times New Roman" w:hAnsi="Times New Roman" w:eastAsia="Times New Roman" w:cs="Times New Roman"/>
+          <w:rFonts w:ascii="SimSun" w:hAnsi="SimSun" w:eastAsia="SimSun" w:cs="SimSun"/>
         </w:rPr>
         <w:t xml:space="preserve">├─ Step </w:t>
       </w:r>
       <w:r>
         <w:rPr>
           <w:rStyle w:val="VerbatimChar"/>
-          <w:rFonts w:hint="eastAsia" w:ascii="Times New Roman" w:hAnsi="Times New Roman" w:eastAsia="Times New Roman" w:cs="Times New Roman"/>
+          <w:rFonts w:hint="eastAsia" w:ascii="SimSun" w:hAnsi="SimSun" w:eastAsia="SimSun" w:cs="SimSun"/>
         </w:rPr>
         <w:t>1：</w:t>
       </w:r>
       <w:r>
         <w:rPr>
           <w:rStyle w:val="VerbatimChar"/>
-          <w:rFonts w:hint="eastAsia" w:ascii="Times New Roman" w:hAnsi="Times New Roman" w:eastAsia="FangSong" w:cs="Times New Roman"/>
+          <w:rFonts w:hint="eastAsia" w:ascii="SimSun" w:hAnsi="SimSun" w:eastAsia="SimSun" w:cs="SimSun"/>
         </w:rPr>
         <w:t>看条件信号</w:t>
       </w:r>
       <w:r>
         <w:rPr>
-          <w:rFonts w:ascii="Times New Roman" w:hAnsi="Times New Roman" w:eastAsia="Times New Roman" w:cs="Times New Roman"/>
+          <w:rFonts w:ascii="SimSun" w:hAnsi="SimSun" w:eastAsia="SimSun" w:cs="SimSun"/>
         </w:rPr>
         <w:br/>
       </w:r>
       <w:r>
         <w:rPr>
           <w:rStyle w:val="VerbatimChar"/>
-          <w:rFonts w:ascii="Times New Roman" w:hAnsi="Times New Roman" w:eastAsia="Times New Roman" w:cs="Times New Roman"/>
+          <w:rFonts w:ascii="SimSun" w:hAnsi="SimSun" w:eastAsia="SimSun" w:cs="SimSun"/>
         </w:rPr>
         <w:t xml:space="preserve">│   ├── </w:t>
       </w:r>
       <w:r>
         <w:rPr>
           <w:rStyle w:val="VerbatimChar"/>
-          <w:rFonts w:hint="eastAsia" w:ascii="Times New Roman" w:hAnsi="Times New Roman" w:eastAsia="FangSong" w:cs="Times New Roman"/>
+          <w:rFonts w:hint="eastAsia" w:ascii="SimSun" w:hAnsi="SimSun" w:eastAsia="SimSun" w:cs="SimSun"/>
         </w:rPr>
         <w:t xml:space="preserve">强酸</w:t>
       </w:r>
       <w:r>
         <w:rPr>
           <w:rStyle w:val="VerbatimChar"/>
-          <w:rFonts w:ascii="Times New Roman" w:hAnsi="Times New Roman" w:eastAsia="Times New Roman" w:cs="Times New Roman"/>
+          <w:rFonts w:ascii="SimSun" w:hAnsi="SimSun" w:eastAsia="SimSun" w:cs="SimSun"/>
         </w:rPr>
         <w:t xml:space="preserve"> + </w:t>
       </w:r>
       <w:r>
         <w:rPr>
           <w:rStyle w:val="VerbatimChar"/>
-          <w:rFonts w:hint="eastAsia" w:ascii="Times New Roman" w:hAnsi="Times New Roman" w:eastAsia="FangSong" w:cs="Times New Roman"/>
+          <w:rFonts w:hint="eastAsia" w:ascii="SimSun" w:hAnsi="SimSun" w:eastAsia="SimSun" w:cs="SimSun"/>
         </w:rPr>
         <w:t xml:space="preserve">离去基</w:t>
       </w:r>
       <w:r>
         <w:rPr>
           <w:rStyle w:val="VerbatimChar"/>
-          <w:rFonts w:ascii="Times New Roman" w:hAnsi="Times New Roman" w:eastAsia="Times New Roman" w:cs="Times New Roman"/>
+          <w:rFonts w:ascii="SimSun" w:hAnsi="SimSun" w:eastAsia="SimSun" w:cs="SimSun"/>
         </w:rPr>
         <w:t xml:space="preserve"> → </w:t>
       </w:r>
       <w:r>
         <w:rPr>
           <w:rStyle w:val="VerbatimChar"/>
-          <w:rFonts w:hint="eastAsia" w:ascii="Times New Roman" w:hAnsi="Times New Roman" w:eastAsia="FangSong" w:cs="Times New Roman"/>
+          <w:rFonts w:hint="eastAsia" w:ascii="SimSun" w:hAnsi="SimSun" w:eastAsia="SimSun" w:cs="SimSun"/>
         </w:rPr>
         <w:t xml:space="preserve">碳正离子</w:t>
       </w:r>
       <w:r>
         <w:rPr>
-          <w:rFonts w:ascii="Times New Roman" w:hAnsi="Times New Roman" w:eastAsia="Times New Roman" w:cs="Times New Roman"/>
+          <w:rFonts w:ascii="SimSun" w:hAnsi="SimSun" w:eastAsia="SimSun" w:cs="SimSun"/>
         </w:rPr>
         <w:br/>
       </w:r>
       <w:r>
         <w:rPr>
           <w:rStyle w:val="VerbatimChar"/>
-          <w:rFonts w:ascii="Times New Roman" w:hAnsi="Times New Roman" w:eastAsia="Times New Roman" w:cs="Times New Roman"/>
+          <w:rFonts w:ascii="SimSun" w:hAnsi="SimSun" w:eastAsia="SimSun" w:cs="SimSun"/>
         </w:rPr>
         <w:t xml:space="preserve">│   ├── </w:t>
       </w:r>
       <w:r>
         <w:rPr>
           <w:rStyle w:val="VerbatimChar"/>
-          <w:rFonts w:hint="eastAsia" w:ascii="Times New Roman" w:hAnsi="Times New Roman" w:eastAsia="FangSong" w:cs="Times New Roman"/>
+          <w:rFonts w:hint="eastAsia" w:ascii="SimSun" w:hAnsi="SimSun" w:eastAsia="SimSun" w:cs="SimSun"/>
         </w:rPr>
         <w:t xml:space="preserve">强碱</w:t>
       </w:r>
       <w:r>
         <w:rPr>
           <w:rStyle w:val="VerbatimChar"/>
-          <w:rFonts w:ascii="Times New Roman" w:hAnsi="Times New Roman" w:eastAsia="Times New Roman" w:cs="Times New Roman"/>
+          <w:rFonts w:ascii="SimSun" w:hAnsi="SimSun" w:eastAsia="SimSun" w:cs="SimSun"/>
         </w:rPr>
         <w:t xml:space="preserve"> + α-H → </w:t>
       </w:r>
       <w:r>
         <w:rPr>
           <w:rStyle w:val="VerbatimChar"/>
-          <w:rFonts w:hint="eastAsia" w:ascii="Times New Roman" w:hAnsi="Times New Roman" w:eastAsia="FangSong" w:cs="Times New Roman"/>
+          <w:rFonts w:hint="eastAsia" w:ascii="SimSun" w:hAnsi="SimSun" w:eastAsia="SimSun" w:cs="SimSun"/>
         </w:rPr>
         <w:t xml:space="preserve">碳负离子</w:t>
       </w:r>
       <w:r>
         <w:rPr>
-          <w:rFonts w:ascii="Times New Roman" w:hAnsi="Times New Roman" w:eastAsia="Times New Roman" w:cs="Times New Roman"/>
+          <w:rFonts w:ascii="SimSun" w:hAnsi="SimSun" w:eastAsia="SimSun" w:cs="SimSun"/>
         </w:rPr>
         <w:br/>
       </w:r>
       <w:r>
         <w:rPr>
           <w:rStyle w:val="VerbatimChar"/>
-          <w:rFonts w:ascii="Times New Roman" w:hAnsi="Times New Roman" w:eastAsia="Times New Roman" w:cs="Times New Roman"/>
+          <w:rFonts w:ascii="SimSun" w:hAnsi="SimSun" w:eastAsia="SimSun" w:cs="SimSun"/>
         </w:rPr>
         <w:t xml:space="preserve">│   ├── hv / ROOR / AIBN → </w:t>
       </w:r>
       <w:r>
         <w:rPr>
           <w:rStyle w:val="VerbatimChar"/>
-          <w:rFonts w:hint="eastAsia" w:ascii="Times New Roman" w:hAnsi="Times New Roman" w:eastAsia="FangSong" w:cs="Times New Roman"/>
+          <w:rFonts w:hint="eastAsia" w:ascii="SimSun" w:hAnsi="SimSun" w:eastAsia="SimSun" w:cs="SimSun"/>
         </w:rPr>
         <w:t xml:space="preserve">自由基</w:t>
       </w:r>
       <w:r>
         <w:rPr>
-          <w:rFonts w:ascii="Times New Roman" w:hAnsi="Times New Roman" w:eastAsia="Times New Roman" w:cs="Times New Roman"/>
+          <w:rFonts w:ascii="SimSun" w:hAnsi="SimSun" w:eastAsia="SimSun" w:cs="SimSun"/>
         </w:rPr>
         <w:br/>
       </w:r>
       <w:r>
         <w:rPr>
           <w:rStyle w:val="VerbatimChar"/>
-          <w:rFonts w:ascii="Times New Roman" w:hAnsi="Times New Roman" w:eastAsia="Times New Roman" w:cs="Times New Roman"/>
+          <w:rFonts w:ascii="SimSun" w:hAnsi="SimSun" w:eastAsia="SimSun" w:cs="SimSun"/>
         </w:rPr>
         <w:t xml:space="preserve">│   ├── </w:t>
       </w:r>
       <w:r>
         <w:rPr>
           <w:rStyle w:val="VerbatimChar"/>
-          <w:rFonts w:hint="eastAsia" w:ascii="Times New Roman" w:hAnsi="Times New Roman" w:eastAsia="FangSong" w:cs="Times New Roman"/>
+          <w:rFonts w:hint="eastAsia" w:ascii="SimSun" w:hAnsi="SimSun" w:eastAsia="SimSun" w:cs="SimSun"/>
         </w:rPr>
         <w:t xml:space="preserve">重氮</w:t>
       </w:r>
       <w:r>
         <w:rPr>
           <w:rStyle w:val="VerbatimChar"/>
-          <w:rFonts w:ascii="Times New Roman" w:hAnsi="Times New Roman" w:eastAsia="Times New Roman" w:cs="Times New Roman"/>
+          <w:rFonts w:ascii="SimSun" w:hAnsi="SimSun" w:eastAsia="SimSun" w:cs="SimSun"/>
         </w:rPr>
         <w:t xml:space="preserve"> / Zn(Cu)CH</w:t>
       </w:r>
       <w:r>
         <w:rPr>
           <w:rStyle w:val="VerbatimChar"/>
-          <w:rFonts w:ascii="Times New Roman" w:hAnsi="Times New Roman" w:eastAsia="Times New Roman" w:cs="Times New Roman"/>
+          <w:rFonts w:ascii="SimSun" w:hAnsi="SimSun" w:eastAsia="SimSun" w:cs="SimSun"/>
           <w:vertAlign w:val="subscript"/>
         </w:rPr>
         <w:t>2</w:t>
@@ -31132,14 +31083,14 @@
       <w:r>
         <w:rPr>
           <w:rStyle w:val="VerbatimChar"/>
-          <w:rFonts w:ascii="Times New Roman" w:hAnsi="Times New Roman" w:eastAsia="Times New Roman" w:cs="Times New Roman"/>
+          <w:rFonts w:ascii="SimSun" w:hAnsi="SimSun" w:eastAsia="SimSun" w:cs="SimSun"/>
         </w:rPr>
         <w:t>I</w:t>
       </w:r>
       <w:r>
         <w:rPr>
           <w:rStyle w:val="VerbatimChar"/>
-          <w:rFonts w:ascii="Times New Roman" w:hAnsi="Times New Roman" w:eastAsia="Times New Roman" w:cs="Times New Roman"/>
+          <w:rFonts w:ascii="SimSun" w:hAnsi="SimSun" w:eastAsia="SimSun" w:cs="SimSun"/>
           <w:vertAlign w:val="subscript"/>
         </w:rPr>
         <w:t>2</w:t>
@@ -31147,48 +31098,48 @@
       <w:r>
         <w:rPr>
           <w:rStyle w:val="VerbatimChar"/>
-          <w:rFonts w:ascii="Times New Roman" w:hAnsi="Times New Roman" w:eastAsia="Times New Roman" w:cs="Times New Roman"/>
+          <w:rFonts w:ascii="SimSun" w:hAnsi="SimSun" w:eastAsia="SimSun" w:cs="SimSun"/>
         </w:rPr>
         <w:t xml:space="preserve"> → </w:t>
       </w:r>
       <w:r>
         <w:rPr>
           <w:rStyle w:val="VerbatimChar"/>
-          <w:rFonts w:hint="eastAsia" w:ascii="Times New Roman" w:hAnsi="Times New Roman" w:eastAsia="FangSong" w:cs="Times New Roman"/>
+          <w:rFonts w:hint="eastAsia" w:ascii="SimSun" w:hAnsi="SimSun" w:eastAsia="SimSun" w:cs="SimSun"/>
         </w:rPr>
         <w:t xml:space="preserve">卡宾</w:t>
       </w:r>
       <w:r>
         <w:rPr>
-          <w:rFonts w:ascii="Times New Roman" w:hAnsi="Times New Roman" w:eastAsia="Times New Roman" w:cs="Times New Roman"/>
+          <w:rFonts w:ascii="SimSun" w:hAnsi="SimSun" w:eastAsia="SimSun" w:cs="SimSun"/>
         </w:rPr>
         <w:br/>
       </w:r>
       <w:r>
         <w:rPr>
           <w:rStyle w:val="VerbatimChar"/>
-          <w:rFonts w:ascii="Times New Roman" w:hAnsi="Times New Roman" w:eastAsia="Times New Roman" w:cs="Times New Roman"/>
+          <w:rFonts w:ascii="SimSun" w:hAnsi="SimSun" w:eastAsia="SimSun" w:cs="SimSun"/>
         </w:rPr>
         <w:t xml:space="preserve">│   └── </w:t>
       </w:r>
       <w:r>
         <w:rPr>
           <w:rStyle w:val="VerbatimChar"/>
-          <w:rFonts w:hint="eastAsia" w:ascii="Times New Roman" w:hAnsi="Times New Roman" w:eastAsia="FangSong" w:cs="Times New Roman"/>
+          <w:rFonts w:hint="eastAsia" w:ascii="SimSun" w:hAnsi="SimSun" w:eastAsia="SimSun" w:cs="SimSun"/>
         </w:rPr>
         <w:t xml:space="preserve">芳卤</w:t>
       </w:r>
       <w:r>
         <w:rPr>
           <w:rStyle w:val="VerbatimChar"/>
-          <w:rFonts w:ascii="Times New Roman" w:hAnsi="Times New Roman" w:eastAsia="Times New Roman" w:cs="Times New Roman"/>
+          <w:rFonts w:ascii="SimSun" w:hAnsi="SimSun" w:eastAsia="SimSun" w:cs="SimSun"/>
         </w:rPr>
         <w:t xml:space="preserve"> + NaNH</w:t>
       </w:r>
       <w:r>
         <w:rPr>
           <w:rStyle w:val="VerbatimChar"/>
-          <w:rFonts w:ascii="Times New Roman" w:hAnsi="Times New Roman" w:eastAsia="Times New Roman" w:cs="Times New Roman"/>
+          <w:rFonts w:ascii="SimSun" w:hAnsi="SimSun" w:eastAsia="SimSun" w:cs="SimSun"/>
           <w:vertAlign w:val="subscript"/>
         </w:rPr>
         <w:t>2</w:t>
@@ -31196,541 +31147,541 @@
       <w:r>
         <w:rPr>
           <w:rStyle w:val="VerbatimChar"/>
-          <w:rFonts w:ascii="Times New Roman" w:hAnsi="Times New Roman" w:eastAsia="Times New Roman" w:cs="Times New Roman"/>
+          <w:rFonts w:ascii="SimSun" w:hAnsi="SimSun" w:eastAsia="SimSun" w:cs="SimSun"/>
         </w:rPr>
         <w:t xml:space="preserve"> → </w:t>
       </w:r>
       <w:r>
         <w:rPr>
           <w:rStyle w:val="VerbatimChar"/>
-          <w:rFonts w:hint="eastAsia" w:ascii="Times New Roman" w:hAnsi="Times New Roman" w:eastAsia="FangSong" w:cs="Times New Roman"/>
+          <w:rFonts w:hint="eastAsia" w:ascii="SimSun" w:hAnsi="SimSun" w:eastAsia="SimSun" w:cs="SimSun"/>
         </w:rPr>
         <w:t xml:space="preserve">苯炔</w:t>
       </w:r>
       <w:r>
         <w:rPr>
-          <w:rFonts w:ascii="Times New Roman" w:hAnsi="Times New Roman" w:eastAsia="Times New Roman" w:cs="Times New Roman"/>
+          <w:rFonts w:ascii="SimSun" w:hAnsi="SimSun" w:eastAsia="SimSun" w:cs="SimSun"/>
         </w:rPr>
         <w:br/>
       </w:r>
       <w:r>
         <w:rPr>
           <w:rStyle w:val="VerbatimChar"/>
-          <w:rFonts w:ascii="Times New Roman" w:hAnsi="Times New Roman" w:eastAsia="Times New Roman" w:cs="Times New Roman"/>
+          <w:rFonts w:ascii="SimSun" w:hAnsi="SimSun" w:eastAsia="SimSun" w:cs="SimSun"/>
         </w:rPr>
         <w:t xml:space="preserve">│</w:t>
       </w:r>
       <w:r>
         <w:rPr>
-          <w:rFonts w:ascii="Times New Roman" w:hAnsi="Times New Roman" w:eastAsia="Times New Roman" w:cs="Times New Roman"/>
+          <w:rFonts w:ascii="SimSun" w:hAnsi="SimSun" w:eastAsia="SimSun" w:cs="SimSun"/>
         </w:rPr>
         <w:br/>
       </w:r>
       <w:r>
         <w:rPr>
           <w:rStyle w:val="VerbatimChar"/>
-          <w:rFonts w:ascii="Times New Roman" w:hAnsi="Times New Roman" w:eastAsia="Times New Roman" w:cs="Times New Roman"/>
+          <w:rFonts w:ascii="SimSun" w:hAnsi="SimSun" w:eastAsia="SimSun" w:cs="SimSun"/>
         </w:rPr>
         <w:t xml:space="preserve">├─ Step </w:t>
       </w:r>
       <w:r>
         <w:rPr>
           <w:rStyle w:val="VerbatimChar"/>
-          <w:rFonts w:hint="eastAsia" w:ascii="Times New Roman" w:hAnsi="Times New Roman" w:eastAsia="Times New Roman" w:cs="Times New Roman"/>
+          <w:rFonts w:hint="eastAsia" w:ascii="SimSun" w:hAnsi="SimSun" w:eastAsia="SimSun" w:cs="SimSun"/>
         </w:rPr>
         <w:t>2：</w:t>
       </w:r>
       <w:r>
         <w:rPr>
           <w:rStyle w:val="VerbatimChar"/>
-          <w:rFonts w:hint="eastAsia" w:ascii="Times New Roman" w:hAnsi="Times New Roman" w:eastAsia="FangSong" w:cs="Times New Roman"/>
+          <w:rFonts w:hint="eastAsia" w:ascii="SimSun" w:hAnsi="SimSun" w:eastAsia="SimSun" w:cs="SimSun"/>
         </w:rPr>
         <w:t>判中间体命运</w:t>
       </w:r>
       <w:r>
         <w:rPr>
-          <w:rFonts w:ascii="Times New Roman" w:hAnsi="Times New Roman" w:eastAsia="Times New Roman" w:cs="Times New Roman"/>
+          <w:rFonts w:ascii="SimSun" w:hAnsi="SimSun" w:eastAsia="SimSun" w:cs="SimSun"/>
         </w:rPr>
         <w:br/>
       </w:r>
       <w:r>
         <w:rPr>
           <w:rStyle w:val="VerbatimChar"/>
-          <w:rFonts w:ascii="Times New Roman" w:hAnsi="Times New Roman" w:eastAsia="Times New Roman" w:cs="Times New Roman"/>
+          <w:rFonts w:ascii="SimSun" w:hAnsi="SimSun" w:eastAsia="SimSun" w:cs="SimSun"/>
         </w:rPr>
         <w:t xml:space="preserve">│   ├── </w:t>
       </w:r>
       <w:r>
         <w:rPr>
           <w:rStyle w:val="VerbatimChar"/>
-          <w:rFonts w:hint="eastAsia" w:ascii="Times New Roman" w:hAnsi="Times New Roman" w:eastAsia="FangSong" w:cs="Times New Roman"/>
+          <w:rFonts w:hint="eastAsia" w:ascii="SimSun" w:hAnsi="SimSun" w:eastAsia="SimSun" w:cs="SimSun"/>
         </w:rPr>
         <w:t xml:space="preserve">碳正离子</w:t>
       </w:r>
       <w:r>
         <w:rPr>
           <w:rStyle w:val="VerbatimChar"/>
-          <w:rFonts w:ascii="Times New Roman" w:hAnsi="Times New Roman" w:eastAsia="Times New Roman" w:cs="Times New Roman"/>
+          <w:rFonts w:ascii="SimSun" w:hAnsi="SimSun" w:eastAsia="SimSun" w:cs="SimSun"/>
         </w:rPr>
         <w:t xml:space="preserve"> → </w:t>
       </w:r>
       <w:r>
         <w:rPr>
           <w:rStyle w:val="VerbatimChar"/>
-          <w:rFonts w:hint="eastAsia" w:ascii="Times New Roman" w:hAnsi="Times New Roman" w:eastAsia="FangSong" w:cs="Times New Roman"/>
+          <w:rFonts w:hint="eastAsia" w:ascii="SimSun" w:hAnsi="SimSun" w:eastAsia="SimSun" w:cs="SimSun"/>
         </w:rPr>
         <w:t>能否重排</w:t>
       </w:r>
       <w:r>
         <w:rPr>
           <w:rStyle w:val="VerbatimChar"/>
-          <w:rFonts w:hint="eastAsia" w:ascii="Times New Roman" w:hAnsi="Times New Roman" w:eastAsia="Times New Roman" w:cs="Times New Roman"/>
+          <w:rFonts w:hint="eastAsia" w:ascii="SimSun" w:hAnsi="SimSun" w:eastAsia="SimSun" w:cs="SimSun"/>
         </w:rPr>
         <w:t>？（</w:t>
       </w:r>
       <w:r>
         <w:rPr>
           <w:rStyle w:val="VerbatimChar"/>
-          <w:rFonts w:hint="eastAsia" w:ascii="Times New Roman" w:hAnsi="Times New Roman" w:eastAsia="FangSong" w:cs="Times New Roman"/>
+          <w:rFonts w:hint="eastAsia" w:ascii="SimSun" w:hAnsi="SimSun" w:eastAsia="SimSun" w:cs="SimSun"/>
         </w:rPr>
         <w:t>检查邻位可迁移基团</w:t>
       </w:r>
       <w:r>
         <w:rPr>
           <w:rStyle w:val="VerbatimChar"/>
-          <w:rFonts w:hint="eastAsia" w:ascii="Times New Roman" w:hAnsi="Times New Roman" w:eastAsia="Times New Roman" w:cs="Times New Roman"/>
+          <w:rFonts w:hint="eastAsia" w:ascii="SimSun" w:hAnsi="SimSun" w:eastAsia="SimSun" w:cs="SimSun"/>
         </w:rPr>
         <w:t>）</w:t>
       </w:r>
       <w:r>
         <w:rPr>
-          <w:rFonts w:ascii="Times New Roman" w:hAnsi="Times New Roman" w:eastAsia="Times New Roman" w:cs="Times New Roman"/>
+          <w:rFonts w:ascii="SimSun" w:hAnsi="SimSun" w:eastAsia="SimSun" w:cs="SimSun"/>
         </w:rPr>
         <w:br/>
       </w:r>
       <w:r>
         <w:rPr>
           <w:rStyle w:val="VerbatimChar"/>
-          <w:rFonts w:ascii="Times New Roman" w:hAnsi="Times New Roman" w:eastAsia="Times New Roman" w:cs="Times New Roman"/>
+          <w:rFonts w:ascii="SimSun" w:hAnsi="SimSun" w:eastAsia="SimSun" w:cs="SimSun"/>
         </w:rPr>
         <w:t xml:space="preserve">│   ├── </w:t>
       </w:r>
       <w:r>
         <w:rPr>
           <w:rStyle w:val="VerbatimChar"/>
-          <w:rFonts w:hint="eastAsia" w:ascii="Times New Roman" w:hAnsi="Times New Roman" w:eastAsia="FangSong" w:cs="Times New Roman"/>
+          <w:rFonts w:hint="eastAsia" w:ascii="SimSun" w:hAnsi="SimSun" w:eastAsia="SimSun" w:cs="SimSun"/>
         </w:rPr>
         <w:t xml:space="preserve">碳负离子</w:t>
       </w:r>
       <w:r>
         <w:rPr>
           <w:rStyle w:val="VerbatimChar"/>
-          <w:rFonts w:ascii="Times New Roman" w:hAnsi="Times New Roman" w:eastAsia="Times New Roman" w:cs="Times New Roman"/>
+          <w:rFonts w:ascii="SimSun" w:hAnsi="SimSun" w:eastAsia="SimSun" w:cs="SimSun"/>
         </w:rPr>
         <w:t xml:space="preserve"> → </w:t>
       </w:r>
       <w:r>
         <w:rPr>
           <w:rStyle w:val="VerbatimChar"/>
-          <w:rFonts w:hint="eastAsia" w:ascii="Times New Roman" w:hAnsi="Times New Roman" w:eastAsia="FangSong" w:cs="Times New Roman"/>
+          <w:rFonts w:hint="eastAsia" w:ascii="SimSun" w:hAnsi="SimSun" w:eastAsia="SimSun" w:cs="SimSun"/>
         </w:rPr>
         <w:t>哪个位点进攻</w:t>
       </w:r>
       <w:r>
         <w:rPr>
           <w:rStyle w:val="VerbatimChar"/>
-          <w:rFonts w:hint="eastAsia" w:ascii="Times New Roman" w:hAnsi="Times New Roman" w:eastAsia="Times New Roman" w:cs="Times New Roman"/>
+          <w:rFonts w:hint="eastAsia" w:ascii="SimSun" w:hAnsi="SimSun" w:eastAsia="SimSun" w:cs="SimSun"/>
         </w:rPr>
         <w:t>？（</w:t>
       </w:r>
       <w:r>
         <w:rPr>
           <w:rStyle w:val="VerbatimChar"/>
-          <w:rFonts w:hint="eastAsia" w:ascii="Times New Roman" w:hAnsi="Times New Roman" w:eastAsia="FangSong" w:cs="Times New Roman"/>
+          <w:rFonts w:hint="eastAsia" w:ascii="SimSun" w:hAnsi="SimSun" w:eastAsia="SimSun" w:cs="SimSun"/>
         </w:rPr>
         <w:t>动力学</w:t>
       </w:r>
       <w:r>
         <w:rPr>
           <w:rStyle w:val="VerbatimChar"/>
-          <w:rFonts w:hint="eastAsia" w:ascii="Times New Roman" w:hAnsi="Times New Roman" w:eastAsia="Times New Roman" w:cs="Times New Roman"/>
+          <w:rFonts w:hint="eastAsia" w:ascii="SimSun" w:hAnsi="SimSun" w:eastAsia="SimSun" w:cs="SimSun"/>
         </w:rPr>
         <w:t>/</w:t>
       </w:r>
       <w:r>
         <w:rPr>
           <w:rStyle w:val="VerbatimChar"/>
-          <w:rFonts w:hint="eastAsia" w:ascii="Times New Roman" w:hAnsi="Times New Roman" w:eastAsia="FangSong" w:cs="Times New Roman"/>
+          <w:rFonts w:hint="eastAsia" w:ascii="SimSun" w:hAnsi="SimSun" w:eastAsia="SimSun" w:cs="SimSun"/>
         </w:rPr>
         <w:t>热力学控制</w:t>
       </w:r>
       <w:r>
         <w:rPr>
           <w:rStyle w:val="VerbatimChar"/>
-          <w:rFonts w:hint="eastAsia" w:ascii="Times New Roman" w:hAnsi="Times New Roman" w:eastAsia="Times New Roman" w:cs="Times New Roman"/>
+          <w:rFonts w:hint="eastAsia" w:ascii="SimSun" w:hAnsi="SimSun" w:eastAsia="SimSun" w:cs="SimSun"/>
         </w:rPr>
         <w:t>）</w:t>
       </w:r>
       <w:r>
         <w:rPr>
-          <w:rFonts w:ascii="Times New Roman" w:hAnsi="Times New Roman" w:eastAsia="Times New Roman" w:cs="Times New Roman"/>
+          <w:rFonts w:ascii="SimSun" w:hAnsi="SimSun" w:eastAsia="SimSun" w:cs="SimSun"/>
         </w:rPr>
         <w:br/>
       </w:r>
       <w:r>
         <w:rPr>
           <w:rStyle w:val="VerbatimChar"/>
-          <w:rFonts w:ascii="Times New Roman" w:hAnsi="Times New Roman" w:eastAsia="Times New Roman" w:cs="Times New Roman"/>
+          <w:rFonts w:ascii="SimSun" w:hAnsi="SimSun" w:eastAsia="SimSun" w:cs="SimSun"/>
         </w:rPr>
         <w:t xml:space="preserve">│   ├── </w:t>
       </w:r>
       <w:r>
         <w:rPr>
           <w:rStyle w:val="VerbatimChar"/>
-          <w:rFonts w:hint="eastAsia" w:ascii="Times New Roman" w:hAnsi="Times New Roman" w:eastAsia="FangSong" w:cs="Times New Roman"/>
+          <w:rFonts w:hint="eastAsia" w:ascii="SimSun" w:hAnsi="SimSun" w:eastAsia="SimSun" w:cs="SimSun"/>
         </w:rPr>
         <w:t xml:space="preserve">自由基</w:t>
       </w:r>
       <w:r>
         <w:rPr>
           <w:rStyle w:val="VerbatimChar"/>
-          <w:rFonts w:ascii="Times New Roman" w:hAnsi="Times New Roman" w:eastAsia="Times New Roman" w:cs="Times New Roman"/>
+          <w:rFonts w:ascii="SimSun" w:hAnsi="SimSun" w:eastAsia="SimSun" w:cs="SimSun"/>
         </w:rPr>
         <w:t xml:space="preserve"> → </w:t>
       </w:r>
       <w:r>
         <w:rPr>
           <w:rStyle w:val="VerbatimChar"/>
-          <w:rFonts w:hint="eastAsia" w:ascii="Times New Roman" w:hAnsi="Times New Roman" w:eastAsia="FangSong" w:cs="Times New Roman"/>
+          <w:rFonts w:hint="eastAsia" w:ascii="SimSun" w:hAnsi="SimSun" w:eastAsia="SimSun" w:cs="SimSun"/>
         </w:rPr>
         <w:t>链能持续吗</w:t>
       </w:r>
       <w:r>
         <w:rPr>
           <w:rStyle w:val="VerbatimChar"/>
-          <w:rFonts w:hint="eastAsia" w:ascii="Times New Roman" w:hAnsi="Times New Roman" w:eastAsia="Times New Roman" w:cs="Times New Roman"/>
+          <w:rFonts w:hint="eastAsia" w:ascii="SimSun" w:hAnsi="SimSun" w:eastAsia="SimSun" w:cs="SimSun"/>
         </w:rPr>
         <w:t>？（</w:t>
       </w:r>
       <w:r>
         <w:rPr>
           <w:rStyle w:val="VerbatimChar"/>
-          <w:rFonts w:hint="eastAsia" w:ascii="Times New Roman" w:hAnsi="Times New Roman" w:eastAsia="FangSong" w:cs="Times New Roman"/>
+          <w:rFonts w:hint="eastAsia" w:ascii="SimSun" w:hAnsi="SimSun" w:eastAsia="SimSun" w:cs="SimSun"/>
         </w:rPr>
         <w:t>引发</w:t>
       </w:r>
       <w:r>
         <w:rPr>
           <w:rStyle w:val="VerbatimChar"/>
-          <w:rFonts w:hint="eastAsia" w:ascii="Times New Roman" w:hAnsi="Times New Roman" w:eastAsia="Times New Roman" w:cs="Times New Roman"/>
+          <w:rFonts w:hint="eastAsia" w:ascii="SimSun" w:hAnsi="SimSun" w:eastAsia="SimSun" w:cs="SimSun"/>
         </w:rPr>
         <w:t>→</w:t>
       </w:r>
       <w:r>
         <w:rPr>
           <w:rStyle w:val="VerbatimChar"/>
-          <w:rFonts w:hint="eastAsia" w:ascii="Times New Roman" w:hAnsi="Times New Roman" w:eastAsia="FangSong" w:cs="Times New Roman"/>
+          <w:rFonts w:hint="eastAsia" w:ascii="SimSun" w:hAnsi="SimSun" w:eastAsia="SimSun" w:cs="SimSun"/>
         </w:rPr>
         <w:t>增长</w:t>
       </w:r>
       <w:r>
         <w:rPr>
           <w:rStyle w:val="VerbatimChar"/>
-          <w:rFonts w:hint="eastAsia" w:ascii="Times New Roman" w:hAnsi="Times New Roman" w:eastAsia="Times New Roman" w:cs="Times New Roman"/>
+          <w:rFonts w:hint="eastAsia" w:ascii="SimSun" w:hAnsi="SimSun" w:eastAsia="SimSun" w:cs="SimSun"/>
         </w:rPr>
         <w:t>→</w:t>
       </w:r>
       <w:r>
         <w:rPr>
           <w:rStyle w:val="VerbatimChar"/>
-          <w:rFonts w:hint="eastAsia" w:ascii="Times New Roman" w:hAnsi="Times New Roman" w:eastAsia="FangSong" w:cs="Times New Roman"/>
+          <w:rFonts w:hint="eastAsia" w:ascii="SimSun" w:hAnsi="SimSun" w:eastAsia="SimSun" w:cs="SimSun"/>
         </w:rPr>
         <w:t>终止</w:t>
       </w:r>
       <w:r>
         <w:rPr>
           <w:rStyle w:val="VerbatimChar"/>
-          <w:rFonts w:hint="eastAsia" w:ascii="Times New Roman" w:hAnsi="Times New Roman" w:eastAsia="Times New Roman" w:cs="Times New Roman"/>
+          <w:rFonts w:hint="eastAsia" w:ascii="SimSun" w:hAnsi="SimSun" w:eastAsia="SimSun" w:cs="SimSun"/>
         </w:rPr>
         <w:t>）</w:t>
       </w:r>
       <w:r>
         <w:rPr>
-          <w:rFonts w:ascii="Times New Roman" w:hAnsi="Times New Roman" w:eastAsia="Times New Roman" w:cs="Times New Roman"/>
+          <w:rFonts w:ascii="SimSun" w:hAnsi="SimSun" w:eastAsia="SimSun" w:cs="SimSun"/>
         </w:rPr>
         <w:br/>
       </w:r>
       <w:r>
         <w:rPr>
           <w:rStyle w:val="VerbatimChar"/>
-          <w:rFonts w:ascii="Times New Roman" w:hAnsi="Times New Roman" w:eastAsia="Times New Roman" w:cs="Times New Roman"/>
+          <w:rFonts w:ascii="SimSun" w:hAnsi="SimSun" w:eastAsia="SimSun" w:cs="SimSun"/>
         </w:rPr>
         <w:t xml:space="preserve">│   ├── </w:t>
       </w:r>
       <w:r>
         <w:rPr>
           <w:rStyle w:val="VerbatimChar"/>
-          <w:rFonts w:hint="eastAsia" w:ascii="Times New Roman" w:hAnsi="Times New Roman" w:eastAsia="FangSong" w:cs="Times New Roman"/>
+          <w:rFonts w:hint="eastAsia" w:ascii="SimSun" w:hAnsi="SimSun" w:eastAsia="SimSun" w:cs="SimSun"/>
         </w:rPr>
         <w:t xml:space="preserve">卡宾</w:t>
       </w:r>
       <w:r>
         <w:rPr>
           <w:rStyle w:val="VerbatimChar"/>
-          <w:rFonts w:ascii="Times New Roman" w:hAnsi="Times New Roman" w:eastAsia="Times New Roman" w:cs="Times New Roman"/>
+          <w:rFonts w:ascii="SimSun" w:hAnsi="SimSun" w:eastAsia="SimSun" w:cs="SimSun"/>
         </w:rPr>
         <w:t xml:space="preserve"> → </w:t>
       </w:r>
       <w:r>
         <w:rPr>
           <w:rStyle w:val="VerbatimChar"/>
-          <w:rFonts w:hint="eastAsia" w:ascii="Times New Roman" w:hAnsi="Times New Roman" w:eastAsia="FangSong" w:cs="Times New Roman"/>
+          <w:rFonts w:hint="eastAsia" w:ascii="SimSun" w:hAnsi="SimSun" w:eastAsia="SimSun" w:cs="SimSun"/>
         </w:rPr>
         <w:t>单线态还是三线态</w:t>
       </w:r>
       <w:r>
         <w:rPr>
           <w:rStyle w:val="VerbatimChar"/>
-          <w:rFonts w:hint="eastAsia" w:ascii="Times New Roman" w:hAnsi="Times New Roman" w:eastAsia="Times New Roman" w:cs="Times New Roman"/>
+          <w:rFonts w:hint="eastAsia" w:ascii="SimSun" w:hAnsi="SimSun" w:eastAsia="SimSun" w:cs="SimSun"/>
         </w:rPr>
         <w:t>？（</w:t>
       </w:r>
       <w:r>
         <w:rPr>
           <w:rStyle w:val="VerbatimChar"/>
-          <w:rFonts w:hint="eastAsia" w:ascii="Times New Roman" w:hAnsi="Times New Roman" w:eastAsia="FangSong" w:cs="Times New Roman"/>
+          <w:rFonts w:hint="eastAsia" w:ascii="SimSun" w:hAnsi="SimSun" w:eastAsia="SimSun" w:cs="SimSun"/>
         </w:rPr>
         <w:t>协同还是分步</w:t>
       </w:r>
       <w:r>
         <w:rPr>
           <w:rStyle w:val="VerbatimChar"/>
-          <w:rFonts w:hint="eastAsia" w:ascii="Times New Roman" w:hAnsi="Times New Roman" w:eastAsia="Times New Roman" w:cs="Times New Roman"/>
+          <w:rFonts w:hint="eastAsia" w:ascii="SimSun" w:hAnsi="SimSun" w:eastAsia="SimSun" w:cs="SimSun"/>
         </w:rPr>
         <w:t>）</w:t>
       </w:r>
       <w:r>
         <w:rPr>
-          <w:rFonts w:ascii="Times New Roman" w:hAnsi="Times New Roman" w:eastAsia="Times New Roman" w:cs="Times New Roman"/>
+          <w:rFonts w:ascii="SimSun" w:hAnsi="SimSun" w:eastAsia="SimSun" w:cs="SimSun"/>
         </w:rPr>
         <w:br/>
       </w:r>
       <w:r>
         <w:rPr>
           <w:rStyle w:val="VerbatimChar"/>
-          <w:rFonts w:ascii="Times New Roman" w:hAnsi="Times New Roman" w:eastAsia="Times New Roman" w:cs="Times New Roman"/>
+          <w:rFonts w:ascii="SimSun" w:hAnsi="SimSun" w:eastAsia="SimSun" w:cs="SimSun"/>
         </w:rPr>
         <w:t xml:space="preserve">│   └── </w:t>
       </w:r>
       <w:r>
         <w:rPr>
           <w:rStyle w:val="VerbatimChar"/>
-          <w:rFonts w:hint="eastAsia" w:ascii="Times New Roman" w:hAnsi="Times New Roman" w:eastAsia="FangSong" w:cs="Times New Roman"/>
+          <w:rFonts w:hint="eastAsia" w:ascii="SimSun" w:hAnsi="SimSun" w:eastAsia="SimSun" w:cs="SimSun"/>
         </w:rPr>
         <w:t xml:space="preserve">苯炔</w:t>
       </w:r>
       <w:r>
         <w:rPr>
           <w:rStyle w:val="VerbatimChar"/>
-          <w:rFonts w:ascii="Times New Roman" w:hAnsi="Times New Roman" w:eastAsia="Times New Roman" w:cs="Times New Roman"/>
+          <w:rFonts w:ascii="SimSun" w:hAnsi="SimSun" w:eastAsia="SimSun" w:cs="SimSun"/>
         </w:rPr>
         <w:t xml:space="preserve"> → </w:t>
       </w:r>
       <w:r>
         <w:rPr>
           <w:rStyle w:val="VerbatimChar"/>
-          <w:rFonts w:hint="eastAsia" w:ascii="Times New Roman" w:hAnsi="Times New Roman" w:eastAsia="FangSong" w:cs="Times New Roman"/>
+          <w:rFonts w:hint="eastAsia" w:ascii="SimSun" w:hAnsi="SimSun" w:eastAsia="SimSun" w:cs="SimSun"/>
         </w:rPr>
         <w:t>区域选择性</w:t>
       </w:r>
       <w:r>
         <w:rPr>
           <w:rStyle w:val="VerbatimChar"/>
-          <w:rFonts w:hint="eastAsia" w:ascii="Times New Roman" w:hAnsi="Times New Roman" w:eastAsia="Times New Roman" w:cs="Times New Roman"/>
+          <w:rFonts w:hint="eastAsia" w:ascii="SimSun" w:hAnsi="SimSun" w:eastAsia="SimSun" w:cs="SimSun"/>
         </w:rPr>
         <w:t>？（</w:t>
       </w:r>
       <w:r>
         <w:rPr>
           <w:rStyle w:val="VerbatimChar"/>
-          <w:rFonts w:hint="eastAsia" w:ascii="Times New Roman" w:hAnsi="Times New Roman" w:eastAsia="FangSong" w:cs="Times New Roman"/>
+          <w:rFonts w:hint="eastAsia" w:ascii="SimSun" w:hAnsi="SimSun" w:eastAsia="SimSun" w:cs="SimSun"/>
         </w:rPr>
         <w:t>更稳定的碳负离子</w:t>
       </w:r>
       <w:r>
         <w:rPr>
           <w:rStyle w:val="VerbatimChar"/>
-          <w:rFonts w:hint="eastAsia" w:ascii="Times New Roman" w:hAnsi="Times New Roman" w:eastAsia="Times New Roman" w:cs="Times New Roman"/>
+          <w:rFonts w:hint="eastAsia" w:ascii="SimSun" w:hAnsi="SimSun" w:eastAsia="SimSun" w:cs="SimSun"/>
         </w:rPr>
         <w:t>）</w:t>
       </w:r>
       <w:r>
         <w:rPr>
-          <w:rFonts w:ascii="Times New Roman" w:hAnsi="Times New Roman" w:eastAsia="Times New Roman" w:cs="Times New Roman"/>
+          <w:rFonts w:ascii="SimSun" w:hAnsi="SimSun" w:eastAsia="SimSun" w:cs="SimSun"/>
         </w:rPr>
         <w:br/>
       </w:r>
       <w:r>
         <w:rPr>
           <w:rStyle w:val="VerbatimChar"/>
-          <w:rFonts w:ascii="Times New Roman" w:hAnsi="Times New Roman" w:eastAsia="Times New Roman" w:cs="Times New Roman"/>
+          <w:rFonts w:ascii="SimSun" w:hAnsi="SimSun" w:eastAsia="SimSun" w:cs="SimSun"/>
         </w:rPr>
         <w:t xml:space="preserve">│</w:t>
       </w:r>
       <w:r>
         <w:rPr>
-          <w:rFonts w:ascii="Times New Roman" w:hAnsi="Times New Roman" w:eastAsia="Times New Roman" w:cs="Times New Roman"/>
+          <w:rFonts w:ascii="SimSun" w:hAnsi="SimSun" w:eastAsia="SimSun" w:cs="SimSun"/>
         </w:rPr>
         <w:br/>
       </w:r>
       <w:r>
         <w:rPr>
           <w:rStyle w:val="VerbatimChar"/>
-          <w:rFonts w:ascii="Times New Roman" w:hAnsi="Times New Roman" w:eastAsia="Times New Roman" w:cs="Times New Roman"/>
+          <w:rFonts w:ascii="SimSun" w:hAnsi="SimSun" w:eastAsia="SimSun" w:cs="SimSun"/>
         </w:rPr>
         <w:t xml:space="preserve">└─ Step </w:t>
       </w:r>
       <w:r>
         <w:rPr>
           <w:rStyle w:val="VerbatimChar"/>
-          <w:rFonts w:hint="eastAsia" w:ascii="Times New Roman" w:hAnsi="Times New Roman" w:eastAsia="Times New Roman" w:cs="Times New Roman"/>
+          <w:rFonts w:hint="eastAsia" w:ascii="SimSun" w:hAnsi="SimSun" w:eastAsia="SimSun" w:cs="SimSun"/>
         </w:rPr>
         <w:t>3：</w:t>
       </w:r>
       <w:r>
         <w:rPr>
           <w:rStyle w:val="VerbatimChar"/>
-          <w:rFonts w:hint="eastAsia" w:ascii="Times New Roman" w:hAnsi="Times New Roman" w:eastAsia="FangSong" w:cs="Times New Roman"/>
+          <w:rFonts w:hint="eastAsia" w:ascii="SimSun" w:hAnsi="SimSun" w:eastAsia="SimSun" w:cs="SimSun"/>
         </w:rPr>
         <w:t>写箭头</w:t>
       </w:r>
       <w:r>
         <w:rPr>
-          <w:rFonts w:ascii="Times New Roman" w:hAnsi="Times New Roman" w:eastAsia="Times New Roman" w:cs="Times New Roman"/>
+          <w:rFonts w:ascii="SimSun" w:hAnsi="SimSun" w:eastAsia="SimSun" w:cs="SimSun"/>
         </w:rPr>
         <w:br/>
       </w:r>
       <w:r>
         <w:rPr>
           <w:rStyle w:val="VerbatimChar"/>
-          <w:rFonts w:ascii="Times New Roman" w:hAnsi="Times New Roman" w:eastAsia="Times New Roman" w:cs="Times New Roman"/>
+          <w:rFonts w:ascii="SimSun" w:hAnsi="SimSun" w:eastAsia="SimSun" w:cs="SimSun"/>
         </w:rPr>
         <w:t xml:space="preserve">    ├── </w:t>
       </w:r>
       <w:r>
         <w:rPr>
           <w:rStyle w:val="VerbatimChar"/>
-          <w:rFonts w:hint="eastAsia" w:ascii="Times New Roman" w:hAnsi="Times New Roman" w:eastAsia="FangSong" w:cs="Times New Roman"/>
+          <w:rFonts w:hint="eastAsia" w:ascii="SimSun" w:hAnsi="SimSun" w:eastAsia="SimSun" w:cs="SimSun"/>
         </w:rPr>
         <w:t xml:space="preserve">离子机理</w:t>
       </w:r>
       <w:r>
         <w:rPr>
           <w:rStyle w:val="VerbatimChar"/>
-          <w:rFonts w:ascii="Times New Roman" w:hAnsi="Times New Roman" w:eastAsia="Times New Roman" w:cs="Times New Roman"/>
+          <w:rFonts w:ascii="SimSun" w:hAnsi="SimSun" w:eastAsia="SimSun" w:cs="SimSun"/>
         </w:rPr>
         <w:t xml:space="preserve"> → </w:t>
       </w:r>
       <w:r>
         <w:rPr>
           <w:rStyle w:val="VerbatimChar"/>
-          <w:rFonts w:hint="eastAsia" w:ascii="Times New Roman" w:hAnsi="Times New Roman" w:eastAsia="FangSong" w:cs="Times New Roman"/>
+          <w:rFonts w:hint="eastAsia" w:ascii="SimSun" w:hAnsi="SimSun" w:eastAsia="SimSun" w:cs="SimSun"/>
         </w:rPr>
         <w:t xml:space="preserve">双钩</w:t>
       </w:r>
       <w:r>
         <w:rPr>
           <w:rStyle w:val="VerbatimChar"/>
-          <w:rFonts w:ascii="Times New Roman" w:hAnsi="Times New Roman" w:eastAsia="Times New Roman" w:cs="Times New Roman"/>
+          <w:rFonts w:ascii="SimSun" w:hAnsi="SimSun" w:eastAsia="SimSun" w:cs="SimSun"/>
         </w:rPr>
         <w:t xml:space="preserve"> ↷</w:t>
       </w:r>
       <w:r>
         <w:rPr>
-          <w:rFonts w:ascii="Times New Roman" w:hAnsi="Times New Roman" w:eastAsia="Times New Roman" w:cs="Times New Roman"/>
+          <w:rFonts w:ascii="SimSun" w:hAnsi="SimSun" w:eastAsia="SimSun" w:cs="SimSun"/>
         </w:rPr>
         <w:br/>
       </w:r>
       <w:r>
         <w:rPr>
           <w:rStyle w:val="VerbatimChar"/>
-          <w:rFonts w:ascii="Times New Roman" w:hAnsi="Times New Roman" w:eastAsia="Times New Roman" w:cs="Times New Roman"/>
+          <w:rFonts w:ascii="SimSun" w:hAnsi="SimSun" w:eastAsia="SimSun" w:cs="SimSun"/>
         </w:rPr>
         <w:t xml:space="preserve">    ├── </w:t>
       </w:r>
       <w:r>
         <w:rPr>
           <w:rStyle w:val="VerbatimChar"/>
-          <w:rFonts w:hint="eastAsia" w:ascii="Times New Roman" w:hAnsi="Times New Roman" w:eastAsia="FangSong" w:cs="Times New Roman"/>
+          <w:rFonts w:hint="eastAsia" w:ascii="SimSun" w:hAnsi="SimSun" w:eastAsia="SimSun" w:cs="SimSun"/>
         </w:rPr>
         <w:t xml:space="preserve">自由基</w:t>
       </w:r>
       <w:r>
         <w:rPr>
           <w:rStyle w:val="VerbatimChar"/>
-          <w:rFonts w:ascii="Times New Roman" w:hAnsi="Times New Roman" w:eastAsia="Times New Roman" w:cs="Times New Roman"/>
+          <w:rFonts w:ascii="SimSun" w:hAnsi="SimSun" w:eastAsia="SimSun" w:cs="SimSun"/>
         </w:rPr>
         <w:t xml:space="preserve"> → </w:t>
       </w:r>
       <w:r>
         <w:rPr>
           <w:rStyle w:val="VerbatimChar"/>
-          <w:rFonts w:hint="eastAsia" w:ascii="Times New Roman" w:hAnsi="Times New Roman" w:eastAsia="FangSong" w:cs="Times New Roman"/>
+          <w:rFonts w:hint="eastAsia" w:ascii="SimSun" w:hAnsi="SimSun" w:eastAsia="SimSun" w:cs="SimSun"/>
         </w:rPr>
         <w:t xml:space="preserve">鱼钩</w:t>
       </w:r>
       <w:r>
         <w:rPr>
           <w:rStyle w:val="VerbatimChar"/>
-          <w:rFonts w:ascii="Times New Roman" w:hAnsi="Times New Roman" w:eastAsia="Times New Roman" w:cs="Times New Roman"/>
+          <w:rFonts w:ascii="SimSun" w:hAnsi="SimSun" w:eastAsia="SimSun" w:cs="SimSun"/>
         </w:rPr>
         <w:t xml:space="preserve"> ⤳</w:t>
       </w:r>
       <w:r>
         <w:rPr>
-          <w:rFonts w:ascii="Times New Roman" w:hAnsi="Times New Roman" w:eastAsia="Times New Roman" w:cs="Times New Roman"/>
+          <w:rFonts w:ascii="SimSun" w:hAnsi="SimSun" w:eastAsia="SimSun" w:cs="SimSun"/>
         </w:rPr>
         <w:br/>
       </w:r>
       <w:r>
         <w:rPr>
           <w:rStyle w:val="VerbatimChar"/>
-          <w:rFonts w:ascii="Times New Roman" w:hAnsi="Times New Roman" w:eastAsia="Times New Roman" w:cs="Times New Roman"/>
+          <w:rFonts w:ascii="SimSun" w:hAnsi="SimSun" w:eastAsia="SimSun" w:cs="SimSun"/>
         </w:rPr>
         <w:t xml:space="preserve">    └── </w:t>
       </w:r>
       <w:r>
         <w:rPr>
           <w:rStyle w:val="VerbatimChar"/>
-          <w:rFonts w:hint="eastAsia" w:ascii="Times New Roman" w:hAnsi="Times New Roman" w:eastAsia="FangSong" w:cs="Times New Roman"/>
+          <w:rFonts w:hint="eastAsia" w:ascii="SimSun" w:hAnsi="SimSun" w:eastAsia="SimSun" w:cs="SimSun"/>
         </w:rPr>
         <w:t xml:space="preserve">周环</w:t>
       </w:r>
       <w:r>
         <w:rPr>
           <w:rStyle w:val="VerbatimChar"/>
-          <w:rFonts w:ascii="Times New Roman" w:hAnsi="Times New Roman" w:eastAsia="Times New Roman" w:cs="Times New Roman"/>
+          <w:rFonts w:ascii="SimSun" w:hAnsi="SimSun" w:eastAsia="SimSun" w:cs="SimSun"/>
         </w:rPr>
         <w:t xml:space="preserve"> → </w:t>
       </w:r>
       <w:r>
         <w:rPr>
           <w:rStyle w:val="VerbatimChar"/>
-          <w:rFonts w:hint="eastAsia" w:ascii="Times New Roman" w:hAnsi="Times New Roman" w:eastAsia="FangSong" w:cs="Times New Roman"/>
+          <w:rFonts w:hint="eastAsia" w:ascii="SimSun" w:hAnsi="SimSun" w:eastAsia="SimSun" w:cs="SimSun"/>
         </w:rPr>
         <w:t xml:space="preserve">电子圈</w:t>
       </w:r>
       <w:r>
         <w:rPr>
           <w:rStyle w:val="VerbatimChar"/>
-          <w:rFonts w:ascii="Times New Roman" w:hAnsi="Times New Roman" w:eastAsia="Times New Roman" w:cs="Times New Roman"/>
+          <w:rFonts w:ascii="SimSun" w:hAnsi="SimSun" w:eastAsia="SimSun" w:cs="SimSun"/>
         </w:rPr>
         <w:t xml:space="preserve"> / </w:t>
       </w:r>
       <w:r>
         <w:rPr>
           <w:rStyle w:val="VerbatimChar"/>
-          <w:rFonts w:hint="eastAsia" w:ascii="Times New Roman" w:hAnsi="Times New Roman" w:eastAsia="FangSong" w:cs="Times New Roman"/>
+          <w:rFonts w:hint="eastAsia" w:ascii="SimSun" w:hAnsi="SimSun" w:eastAsia="SimSun" w:cs="SimSun"/>
         </w:rPr>
         <w:t xml:space="preserve">多对箭头</w:t>
       </w:r>
@@ -42309,7 +42260,7 @@
     <ns0:name ns0:val="Verbatim Char"/>
     <ns0:basedOn ns0:val="BodyTextChar"/>
     <ns0:rPr>
-      <ns0:rFonts ns0:ascii="Times New Roman" ns0:cs="Times New Roman" ns0:eastAsia="FangSong" ns0:hAnsi="Times New Roman"/>
+      <ns0:rFonts ns0:ascii="SimSun" ns0:cs="SimSun" ns0:eastAsia="SimSun" ns0:hAnsi="SimSun"/>
       <ns0:b ns0:val="0"/>
       <ns0:sz ns0:val="20"/>
     </ns0:rPr>
@@ -42387,7 +42338,7 @@
       <w:wordWrap w:val="off"/>
     </w:pPr>
     <ns0:rPr>
-      <w:rFonts ns0:ascii="Times New Roman" ns0:hAnsi="Times New Roman" ns0:eastAsia="FangSong" ns0:cs="Times New Roman"/>
+      <w:rFonts ns0:ascii="SimSun" ns0:hAnsi="SimSun" ns0:eastAsia="SimSun" ns0:cs="SimSun"/>
     </ns0:rPr>
   </w:style>
   <w:style w:type="character" w:customStyle="1" w:styleId="KeywordTok">

--- a/06-学生侧材料/讲义/有机化学/活性中间体与反应机理基础.docx
+++ b/06-学生侧材料/讲义/有机化学/活性中间体与反应机理基础.docx
@@ -11086,285 +11086,252 @@
     </w:p>
     <w:p>
       <w:pPr>
-        <w:pStyle w:val="SourceCode"/>
+        <w:pStyle w:val="Compact"/>
+        <w:numPr>
+          <w:ilvl w:val="0"/>
+          <w:numId w:val="1002"/>
+        </w:numPr>
       </w:pPr>
       <w:r>
         <w:rPr>
-          <w:rStyle w:val="VerbatimChar"/>
-          <w:rFonts w:ascii="SimSun" w:hAnsi="SimSun" w:eastAsia="SimSun" w:cs="SimSun"/>
-        </w:rPr>
-        <w:t xml:space="preserve">① </w:t>
-      </w:r>
-      <w:r>
-        <w:rPr>
-          <w:rStyle w:val="VerbatimChar"/>
-          <w:rFonts w:hint="eastAsia" w:ascii="SimSun" w:hAnsi="SimSun" w:eastAsia="SimSun" w:cs="SimSun"/>
+          <w:rFonts w:hint="eastAsia" w:ascii="Times New Roman" w:hAnsi="Times New Roman" w:eastAsia="FangSong" w:cs="Times New Roman"/>
         </w:rPr>
         <w:t>引发</w:t>
       </w:r>
       <w:r>
         <w:rPr>
-          <w:rStyle w:val="VerbatimChar"/>
-          <w:rFonts w:hint="eastAsia" w:ascii="SimSun" w:hAnsi="SimSun" w:eastAsia="SimSun" w:cs="SimSun"/>
+          <w:rFonts w:hint="eastAsia" w:ascii="Times New Roman" w:hAnsi="Times New Roman" w:eastAsia="Times New Roman" w:cs="Times New Roman"/>
         </w:rPr>
         <w:t>（Initiation）：</w:t>
       </w:r>
       <w:r>
         <w:rPr>
-          <w:rStyle w:val="VerbatimChar"/>
-          <w:rFonts w:hint="eastAsia" w:ascii="SimSun" w:hAnsi="SimSun" w:eastAsia="SimSun" w:cs="SimSun"/>
+          <w:rFonts w:hint="eastAsia" w:ascii="Times New Roman" w:hAnsi="Times New Roman" w:eastAsia="FangSong" w:cs="Times New Roman"/>
         </w:rPr>
         <w:t>产生初始自由基</w:t>
       </w:r>
-      <w:r>
-        <w:rPr>
-          <w:rFonts w:ascii="SimSun" w:hAnsi="SimSun" w:eastAsia="SimSun" w:cs="SimSun"/>
-        </w:rPr>
-        <w:br/>
-      </w:r>
-      <w:r>
-        <w:rPr>
-          <w:rStyle w:val="VerbatimChar"/>
-          <w:rFonts w:ascii="SimSun" w:hAnsi="SimSun" w:eastAsia="SimSun" w:cs="SimSun"/>
-        </w:rPr>
-        <w:t xml:space="preserve">   AIBN —Δ→ 2 R· + N</w:t>
-      </w:r>
-      <w:r>
-        <w:rPr>
-          <w:rStyle w:val="VerbatimChar"/>
-          <w:rFonts w:ascii="SimSun" w:hAnsi="SimSun" w:eastAsia="SimSun" w:cs="SimSun"/>
+    </w:p>
+    <w:p>
+      <w:pPr>
+        <w:pStyle w:val="Compact"/>
+        <w:numPr>
+          <w:ilvl w:val="0"/>
+          <w:numId w:val="1003"/>
+        </w:numPr>
+      </w:pPr>
+      <w:r>
+        <w:rPr>
+          <w:rFonts w:ascii="Times New Roman" w:hAnsi="Times New Roman" w:eastAsia="Times New Roman" w:cs="Times New Roman"/>
+        </w:rPr>
+        <w:t>AIBN —Δ→ 2 R· + N</w:t>
+      </w:r>
+      <w:r>
+        <w:rPr>
+          <w:rFonts w:ascii="Times New Roman" w:hAnsi="Times New Roman" w:eastAsia="Times New Roman" w:cs="Times New Roman"/>
           <w:vertAlign w:val="subscript"/>
         </w:rPr>
         <w:t>2</w:t>
       </w:r>
-      <w:r>
-        <w:rPr>
-          <w:rFonts w:ascii="SimSun" w:hAnsi="SimSun" w:eastAsia="SimSun" w:cs="SimSun"/>
-        </w:rPr>
-        <w:br/>
-      </w:r>
-      <w:r>
-        <w:rPr>
-          <w:rStyle w:val="VerbatimChar"/>
-          <w:rFonts w:ascii="SimSun" w:hAnsi="SimSun" w:eastAsia="SimSun" w:cs="SimSun"/>
-        </w:rPr>
-        <w:t xml:space="preserve">   BPO —Δ→ 2 Ph· + 2 CO</w:t>
-      </w:r>
-      <w:r>
-        <w:rPr>
-          <w:rStyle w:val="VerbatimChar"/>
-          <w:rFonts w:ascii="SimSun" w:hAnsi="SimSun" w:eastAsia="SimSun" w:cs="SimSun"/>
+    </w:p>
+    <w:p>
+      <w:pPr>
+        <w:pStyle w:val="Compact"/>
+        <w:numPr>
+          <w:ilvl w:val="0"/>
+          <w:numId w:val="1003"/>
+        </w:numPr>
+      </w:pPr>
+      <w:r>
+        <w:rPr>
+          <w:rFonts w:ascii="Times New Roman" w:hAnsi="Times New Roman" w:eastAsia="Times New Roman" w:cs="Times New Roman"/>
+        </w:rPr>
+        <w:t>BPO —Δ→ 2 Ph· + 2 CO</w:t>
+      </w:r>
+      <w:r>
+        <w:rPr>
+          <w:rFonts w:ascii="Times New Roman" w:hAnsi="Times New Roman" w:eastAsia="Times New Roman" w:cs="Times New Roman"/>
           <w:vertAlign w:val="subscript"/>
         </w:rPr>
         <w:t>2</w:t>
       </w:r>
-      <w:r>
-        <w:rPr>
-          <w:rFonts w:ascii="SimSun" w:hAnsi="SimSun" w:eastAsia="SimSun" w:cs="SimSun"/>
-        </w:rPr>
-        <w:br/>
-      </w:r>
-      <w:r>
-        <w:rPr>
-          <w:rFonts w:ascii="SimSun" w:hAnsi="SimSun" w:eastAsia="SimSun" w:cs="SimSun"/>
-        </w:rPr>
-        <w:br/>
-      </w:r>
-      <w:r>
-        <w:rPr>
-          <w:rStyle w:val="VerbatimChar"/>
-          <w:rFonts w:ascii="SimSun" w:hAnsi="SimSun" w:eastAsia="SimSun" w:cs="SimSun"/>
-        </w:rPr>
-        <w:t xml:space="preserve">② </w:t>
-      </w:r>
-      <w:r>
-        <w:rPr>
-          <w:rStyle w:val="VerbatimChar"/>
-          <w:rFonts w:hint="eastAsia" w:ascii="SimSun" w:hAnsi="SimSun" w:eastAsia="SimSun" w:cs="SimSun"/>
+    </w:p>
+    <w:p>
+      <w:pPr>
+        <w:pStyle w:val="Compact"/>
+        <w:numPr>
+          <w:ilvl w:val="0"/>
+          <w:numId w:val="1004"/>
+        </w:numPr>
+      </w:pPr>
+      <w:r>
+        <w:rPr>
+          <w:rFonts w:hint="eastAsia" w:ascii="Times New Roman" w:hAnsi="Times New Roman" w:eastAsia="FangSong" w:cs="Times New Roman"/>
         </w:rPr>
         <w:t>链增长</w:t>
       </w:r>
       <w:r>
         <w:rPr>
-          <w:rStyle w:val="VerbatimChar"/>
-          <w:rFonts w:hint="eastAsia" w:ascii="SimSun" w:hAnsi="SimSun" w:eastAsia="SimSun" w:cs="SimSun"/>
+          <w:rFonts w:hint="eastAsia" w:ascii="Times New Roman" w:hAnsi="Times New Roman" w:eastAsia="Times New Roman" w:cs="Times New Roman"/>
         </w:rPr>
         <w:t>（Propagation）：</w:t>
       </w:r>
       <w:r>
         <w:rPr>
-          <w:rStyle w:val="VerbatimChar"/>
-          <w:rFonts w:hint="eastAsia" w:ascii="SimSun" w:hAnsi="SimSun" w:eastAsia="SimSun" w:cs="SimSun"/>
+          <w:rFonts w:hint="eastAsia" w:ascii="Times New Roman" w:hAnsi="Times New Roman" w:eastAsia="FangSong" w:cs="Times New Roman"/>
         </w:rPr>
         <w:t>自由基消耗</w:t>
       </w:r>
       <w:r>
         <w:rPr>
-          <w:rStyle w:val="VerbatimChar"/>
-          <w:rFonts w:ascii="SimSun" w:hAnsi="SimSun" w:eastAsia="SimSun" w:cs="SimSun"/>
+          <w:rFonts w:ascii="Times New Roman" w:hAnsi="Times New Roman" w:eastAsia="Times New Roman" w:cs="Times New Roman"/>
         </w:rPr>
         <w:t xml:space="preserve"> + </w:t>
       </w:r>
       <w:r>
         <w:rPr>
-          <w:rStyle w:val="VerbatimChar"/>
-          <w:rFonts w:hint="eastAsia" w:ascii="SimSun" w:hAnsi="SimSun" w:eastAsia="SimSun" w:cs="SimSun"/>
+          <w:rFonts w:hint="eastAsia" w:ascii="Times New Roman" w:hAnsi="Times New Roman" w:eastAsia="FangSong" w:cs="Times New Roman"/>
         </w:rPr>
         <w:t xml:space="preserve">再生</w:t>
       </w:r>
-      <w:r>
-        <w:rPr>
-          <w:rFonts w:ascii="SimSun" w:hAnsi="SimSun" w:eastAsia="SimSun" w:cs="SimSun"/>
-        </w:rPr>
-        <w:br/>
-      </w:r>
-      <w:r>
-        <w:rPr>
-          <w:rStyle w:val="VerbatimChar"/>
-          <w:rFonts w:ascii="SimSun" w:hAnsi="SimSun" w:eastAsia="SimSun" w:cs="SimSun"/>
-        </w:rPr>
-        <w:t xml:space="preserve">   Br· + R-H → HBr + R·</w:t>
-      </w:r>
-      <w:r>
-        <w:rPr>
-          <w:rFonts w:ascii="SimSun" w:hAnsi="SimSun" w:eastAsia="SimSun" w:cs="SimSun"/>
-        </w:rPr>
-        <w:br/>
-      </w:r>
-      <w:r>
-        <w:rPr>
-          <w:rStyle w:val="VerbatimChar"/>
-          <w:rFonts w:ascii="SimSun" w:hAnsi="SimSun" w:eastAsia="SimSun" w:cs="SimSun"/>
-        </w:rPr>
-        <w:t xml:space="preserve">   R· + Br</w:t>
-      </w:r>
-      <w:r>
-        <w:rPr>
-          <w:rStyle w:val="VerbatimChar"/>
-          <w:rFonts w:ascii="SimSun" w:hAnsi="SimSun" w:eastAsia="SimSun" w:cs="SimSun"/>
+    </w:p>
+    <w:p>
+      <w:pPr>
+        <w:pStyle w:val="Compact"/>
+        <w:numPr>
+          <w:ilvl w:val="0"/>
+          <w:numId w:val="1005"/>
+        </w:numPr>
+      </w:pPr>
+      <w:r>
+        <w:rPr>
+          <w:rFonts w:ascii="Times New Roman" w:hAnsi="Times New Roman" w:eastAsia="Times New Roman" w:cs="Times New Roman"/>
+        </w:rPr>
+        <w:t xml:space="preserve">Br· + R-H → HBr + R·</w:t>
+      </w:r>
+    </w:p>
+    <w:p>
+      <w:pPr>
+        <w:pStyle w:val="Compact"/>
+        <w:numPr>
+          <w:ilvl w:val="0"/>
+          <w:numId w:val="1005"/>
+        </w:numPr>
+      </w:pPr>
+      <w:r>
+        <w:rPr>
+          <w:rFonts w:ascii="Times New Roman" w:hAnsi="Times New Roman" w:eastAsia="Times New Roman" w:cs="Times New Roman"/>
+        </w:rPr>
+        <w:t>R· + Br</w:t>
+      </w:r>
+      <w:r>
+        <w:rPr>
+          <w:rFonts w:ascii="Times New Roman" w:hAnsi="Times New Roman" w:eastAsia="Times New Roman" w:cs="Times New Roman"/>
           <w:vertAlign w:val="subscript"/>
         </w:rPr>
         <w:t>2</w:t>
       </w:r>
       <w:r>
         <w:rPr>
-          <w:rStyle w:val="VerbatimChar"/>
-          <w:rFonts w:ascii="SimSun" w:hAnsi="SimSun" w:eastAsia="SimSun" w:cs="SimSun"/>
+          <w:rFonts w:ascii="Times New Roman" w:hAnsi="Times New Roman" w:eastAsia="Times New Roman" w:cs="Times New Roman"/>
         </w:rPr>
         <w:t xml:space="preserve"> → R-Br + Br·</w:t>
       </w:r>
-      <w:r>
-        <w:rPr>
-          <w:rFonts w:ascii="SimSun" w:hAnsi="SimSun" w:eastAsia="SimSun" w:cs="SimSun"/>
-        </w:rPr>
-        <w:br/>
-      </w:r>
-      <w:r>
-        <w:rPr>
-          <w:rFonts w:ascii="SimSun" w:hAnsi="SimSun" w:eastAsia="SimSun" w:cs="SimSun"/>
-        </w:rPr>
-        <w:br/>
-      </w:r>
-      <w:r>
-        <w:rPr>
-          <w:rStyle w:val="VerbatimChar"/>
-          <w:rFonts w:ascii="SimSun" w:hAnsi="SimSun" w:eastAsia="SimSun" w:cs="SimSun"/>
-        </w:rPr>
-        <w:t xml:space="preserve">③ </w:t>
-      </w:r>
-      <w:r>
-        <w:rPr>
-          <w:rStyle w:val="VerbatimChar"/>
-          <w:rFonts w:hint="eastAsia" w:ascii="SimSun" w:hAnsi="SimSun" w:eastAsia="SimSun" w:cs="SimSun"/>
+    </w:p>
+    <w:p>
+      <w:pPr>
+        <w:pStyle w:val="Compact"/>
+        <w:numPr>
+          <w:ilvl w:val="0"/>
+          <w:numId w:val="1006"/>
+        </w:numPr>
+      </w:pPr>
+      <w:r>
+        <w:rPr>
+          <w:rFonts w:hint="eastAsia" w:ascii="Times New Roman" w:hAnsi="Times New Roman" w:eastAsia="FangSong" w:cs="Times New Roman"/>
         </w:rPr>
         <w:t>链终止</w:t>
       </w:r>
       <w:r>
         <w:rPr>
-          <w:rStyle w:val="VerbatimChar"/>
-          <w:rFonts w:hint="eastAsia" w:ascii="SimSun" w:hAnsi="SimSun" w:eastAsia="SimSun" w:cs="SimSun"/>
+          <w:rFonts w:hint="eastAsia" w:ascii="Times New Roman" w:hAnsi="Times New Roman" w:eastAsia="Times New Roman" w:cs="Times New Roman"/>
         </w:rPr>
         <w:t>（Termination）：</w:t>
       </w:r>
       <w:r>
         <w:rPr>
-          <w:rStyle w:val="VerbatimChar"/>
-          <w:rFonts w:hint="eastAsia" w:ascii="SimSun" w:hAnsi="SimSun" w:eastAsia="SimSun" w:cs="SimSun"/>
+          <w:rFonts w:hint="eastAsia" w:ascii="Times New Roman" w:hAnsi="Times New Roman" w:eastAsia="FangSong" w:cs="Times New Roman"/>
         </w:rPr>
         <w:t>自由基消除</w:t>
       </w:r>
-      <w:r>
-        <w:rPr>
-          <w:rFonts w:ascii="SimSun" w:hAnsi="SimSun" w:eastAsia="SimSun" w:cs="SimSun"/>
-        </w:rPr>
-        <w:br/>
-      </w:r>
-      <w:r>
-        <w:rPr>
-          <w:rStyle w:val="VerbatimChar"/>
-          <w:rFonts w:ascii="SimSun" w:hAnsi="SimSun" w:eastAsia="SimSun" w:cs="SimSun"/>
-        </w:rPr>
-        <w:t xml:space="preserve">   2 R· → </w:t>
-      </w:r>
-      <w:r>
-        <w:rPr>
-          <w:rStyle w:val="VerbatimChar"/>
-          <w:rFonts w:hint="eastAsia" w:ascii="SimSun" w:hAnsi="SimSun" w:eastAsia="SimSun" w:cs="SimSun"/>
+    </w:p>
+    <w:p>
+      <w:pPr>
+        <w:pStyle w:val="Compact"/>
+        <w:numPr>
+          <w:ilvl w:val="0"/>
+          <w:numId w:val="1007"/>
+        </w:numPr>
+      </w:pPr>
+      <w:r>
+        <w:rPr>
+          <w:rFonts w:ascii="Times New Roman" w:hAnsi="Times New Roman" w:eastAsia="Times New Roman" w:cs="Times New Roman"/>
+        </w:rPr>
+        <w:t xml:space="preserve">2 R· → </w:t>
+      </w:r>
+      <w:r>
+        <w:rPr>
+          <w:rFonts w:hint="eastAsia" w:ascii="Times New Roman" w:hAnsi="Times New Roman" w:eastAsia="Times New Roman" w:cs="Times New Roman"/>
         </w:rPr>
         <w:t>R-R（</w:t>
       </w:r>
       <w:r>
         <w:rPr>
-          <w:rStyle w:val="VerbatimChar"/>
-          <w:rFonts w:hint="eastAsia" w:ascii="SimSun" w:hAnsi="SimSun" w:eastAsia="SimSun" w:cs="SimSun"/>
+          <w:rFonts w:hint="eastAsia" w:ascii="Times New Roman" w:hAnsi="Times New Roman" w:eastAsia="FangSong" w:cs="Times New Roman"/>
         </w:rPr>
         <w:t>偶联</w:t>
       </w:r>
       <w:r>
         <w:rPr>
-          <w:rStyle w:val="VerbatimChar"/>
-          <w:rFonts w:hint="eastAsia" w:ascii="SimSun" w:hAnsi="SimSun" w:eastAsia="SimSun" w:cs="SimSun"/>
+          <w:rFonts w:hint="eastAsia" w:ascii="Times New Roman" w:hAnsi="Times New Roman" w:eastAsia="Times New Roman" w:cs="Times New Roman"/>
         </w:rPr>
         <w:t>）</w:t>
       </w:r>
-      <w:r>
-        <w:rPr>
-          <w:rFonts w:ascii="SimSun" w:hAnsi="SimSun" w:eastAsia="SimSun" w:cs="SimSun"/>
-        </w:rPr>
-        <w:br/>
-      </w:r>
-      <w:r>
-        <w:rPr>
-          <w:rStyle w:val="VerbatimChar"/>
-          <w:rFonts w:ascii="SimSun" w:hAnsi="SimSun" w:eastAsia="SimSun" w:cs="SimSun"/>
-        </w:rPr>
-        <w:t xml:space="preserve">   2 R· → R-H + </w:t>
-      </w:r>
-      <w:r>
-        <w:rPr>
-          <w:rStyle w:val="VerbatimChar"/>
-          <w:rFonts w:hint="eastAsia" w:ascii="SimSun" w:hAnsi="SimSun" w:eastAsia="SimSun" w:cs="SimSun"/>
+    </w:p>
+    <w:p>
+      <w:pPr>
+        <w:pStyle w:val="Compact"/>
+        <w:numPr>
+          <w:ilvl w:val="0"/>
+          <w:numId w:val="1007"/>
+        </w:numPr>
+      </w:pPr>
+      <w:r>
+        <w:rPr>
+          <w:rFonts w:ascii="Times New Roman" w:hAnsi="Times New Roman" w:eastAsia="Times New Roman" w:cs="Times New Roman"/>
+        </w:rPr>
+        <w:t xml:space="preserve">2 R· → R-H + </w:t>
+      </w:r>
+      <w:r>
+        <w:rPr>
+          <w:rFonts w:hint="eastAsia" w:ascii="Times New Roman" w:hAnsi="Times New Roman" w:eastAsia="FangSong" w:cs="Times New Roman"/>
         </w:rPr>
         <w:t>烯烃</w:t>
       </w:r>
       <w:r>
         <w:rPr>
-          <w:rStyle w:val="VerbatimChar"/>
-          <w:rFonts w:hint="eastAsia" w:ascii="SimSun" w:hAnsi="SimSun" w:eastAsia="SimSun" w:cs="SimSun"/>
+          <w:rFonts w:hint="eastAsia" w:ascii="Times New Roman" w:hAnsi="Times New Roman" w:eastAsia="Times New Roman" w:cs="Times New Roman"/>
         </w:rPr>
         <w:t>（</w:t>
       </w:r>
       <w:r>
         <w:rPr>
-          <w:rStyle w:val="VerbatimChar"/>
-          <w:rFonts w:hint="eastAsia" w:ascii="SimSun" w:hAnsi="SimSun" w:eastAsia="SimSun" w:cs="SimSun"/>
+          <w:rFonts w:hint="eastAsia" w:ascii="Times New Roman" w:hAnsi="Times New Roman" w:eastAsia="FangSong" w:cs="Times New Roman"/>
         </w:rPr>
         <w:t>歧化</w:t>
       </w:r>
       <w:r>
         <w:rPr>
-          <w:rStyle w:val="VerbatimChar"/>
-          <w:rFonts w:hint="eastAsia" w:ascii="SimSun" w:hAnsi="SimSun" w:eastAsia="SimSun" w:cs="SimSun"/>
+          <w:rFonts w:hint="eastAsia" w:ascii="Times New Roman" w:hAnsi="Times New Roman" w:eastAsia="Times New Roman" w:cs="Times New Roman"/>
         </w:rPr>
         <w:t>）</w:t>
       </w:r>
@@ -15411,7 +15378,7 @@
         <w:pStyle w:val="Compact"/>
         <w:numPr>
           <w:ilvl w:val="0"/>
-          <w:numId w:val="1002"/>
+          <w:numId w:val="1008"/>
         </w:numPr>
       </w:pPr>
       <w:r>
@@ -15495,7 +15462,7 @@
         <w:pStyle w:val="Compact"/>
         <w:numPr>
           <w:ilvl w:val="0"/>
-          <w:numId w:val="1002"/>
+          <w:numId w:val="1008"/>
         </w:numPr>
       </w:pPr>
       <w:r>
@@ -15560,7 +15527,7 @@
         <w:pStyle w:val="Compact"/>
         <w:numPr>
           <w:ilvl w:val="0"/>
-          <w:numId w:val="1002"/>
+          <w:numId w:val="1008"/>
         </w:numPr>
       </w:pPr>
       <w:r>
@@ -17457,7 +17424,7 @@
         <w:pStyle w:val="Compact"/>
         <w:numPr>
           <w:ilvl w:val="0"/>
-          <w:numId w:val="1003"/>
+          <w:numId w:val="1009"/>
         </w:numPr>
       </w:pPr>
       <w:r>
@@ -17514,7 +17481,7 @@
         <w:pStyle w:val="Compact"/>
         <w:numPr>
           <w:ilvl w:val="0"/>
-          <w:numId w:val="1003"/>
+          <w:numId w:val="1009"/>
         </w:numPr>
       </w:pPr>
       <w:r>
@@ -17559,7 +17526,7 @@
         <w:pStyle w:val="Compact"/>
         <w:numPr>
           <w:ilvl w:val="0"/>
-          <w:numId w:val="1003"/>
+          <w:numId w:val="1009"/>
         </w:numPr>
       </w:pPr>
       <w:r>
@@ -20965,7 +20932,7 @@
       <w:pPr>
         <w:numPr>
           <w:ilvl w:val="0"/>
-          <w:numId w:val="1004"/>
+          <w:numId w:val="1010"/>
         </w:numPr>
       </w:pPr>
       <w:r>
@@ -20995,991 +20962,52 @@
       <w:pPr>
         <w:numPr>
           <w:ilvl w:val="0"/>
-          <w:numId w:val="1004"/>
-        </w:numPr>
-      </w:pPr>
-      <w:r>
-        <w:rPr>
-          <w:rFonts w:hint="eastAsia" w:ascii="Times New Roman" w:hAnsi="Times New Roman" w:eastAsia="FangSong" w:cs="Times New Roman"/>
-          <w:b/>
-          <w:bCs/>
-        </w:rPr>
-        <w:t xml:space="preserve">重排倾向判断</w:t>
-      </w:r>
-      <w:r>
-        <w:rPr>
-          <w:rFonts w:hint="eastAsia" w:ascii="Times New Roman" w:hAnsi="Times New Roman" w:eastAsia="Times New Roman" w:cs="Times New Roman"/>
-        </w:rPr>
-        <w:t>：</w:t>
-      </w:r>
-      <w:r>
-        <w:rPr>
-          <w:rFonts w:hint="eastAsia" w:ascii="Times New Roman" w:hAnsi="Times New Roman" w:eastAsia="FangSong" w:cs="Times New Roman"/>
-        </w:rPr>
-        <w:t>重排是为</w:t>
-      </w:r>
-      <w:r>
-        <w:rPr>
-          <w:rFonts w:hint="eastAsia" w:ascii="Times New Roman" w:hAnsi="Times New Roman" w:eastAsia="Times New Roman" w:cs="Times New Roman"/>
-        </w:rPr>
-        <w:t>”</w:t>
-      </w:r>
-      <w:r>
-        <w:rPr>
-          <w:rFonts w:hint="eastAsia" w:ascii="Times New Roman" w:hAnsi="Times New Roman" w:eastAsia="FangSong" w:cs="Times New Roman"/>
-        </w:rPr>
-        <w:t>自救</w:t>
-      </w:r>
-      <w:r>
-        <w:rPr>
-          <w:rFonts w:hint="eastAsia" w:ascii="Times New Roman" w:hAnsi="Times New Roman" w:eastAsia="Times New Roman" w:cs="Times New Roman"/>
-        </w:rPr>
-        <w:t>”</w:t>
-      </w:r>
-      <w:r>
-        <w:rPr>
-          <w:rFonts w:hint="eastAsia" w:ascii="Times New Roman" w:hAnsi="Times New Roman" w:eastAsia="FangSong" w:cs="Times New Roman"/>
-        </w:rPr>
-        <w:t>生成更稳定的碳正离子</w:t>
-      </w:r>
-    </w:p>
-    <w:p>
-      <w:pPr>
-        <w:pStyle w:val="Compact"/>
-        <w:numPr>
-          <w:ilvl w:val="1"/>
-          <w:numId w:val="1005"/>
-        </w:numPr>
-      </w:pPr>
-    </w:p>
-    <w:p>
-      <w:pPr>
-        <w:pStyle w:val="Compact"/>
-        <w:numPr>
-          <w:ilvl w:val="2"/>
-          <w:numId w:val="1006"/>
-        </w:numPr>
-      </w:pPr>
-      <w:r>
-        <w:rPr>
-          <w:rFonts w:hint="eastAsia" w:ascii="Times New Roman" w:hAnsi="Times New Roman" w:eastAsia="FangSong" w:cs="Times New Roman"/>
-        </w:rPr>
-        <w:t xml:space="preserve">苄基已经非常稳定</w:t>
-      </w:r>
-      <w:r>
-        <w:rPr>
-          <w:rFonts w:ascii="Times New Roman" w:hAnsi="Times New Roman" w:eastAsia="Times New Roman" w:cs="Times New Roman"/>
-        </w:rPr>
-        <w:t xml:space="preserve"> →</w:t>
-      </w:r>
-      <w:r>
-        <w:rPr>
-          <w:rFonts w:ascii="Times New Roman" w:hAnsi="Times New Roman" w:eastAsia="Times New Roman" w:cs="Times New Roman"/>
-        </w:rPr>
-        <w:t xml:space="preserve"> </w:t>
-      </w:r>
-      <w:r>
-        <w:rPr>
-          <w:rFonts w:hint="eastAsia" w:ascii="Times New Roman" w:hAnsi="Times New Roman" w:eastAsia="FangSong" w:cs="Times New Roman"/>
-          <w:b/>
-          <w:bCs/>
-        </w:rPr>
-        <w:t xml:space="preserve">不重排</w:t>
-      </w:r>
-    </w:p>
-    <w:p>
-      <w:pPr>
-        <w:pStyle w:val="Compact"/>
-        <w:numPr>
-          <w:ilvl w:val="1"/>
-          <w:numId w:val="1005"/>
-        </w:numPr>
-      </w:pPr>
-    </w:p>
-    <w:p>
-      <w:pPr>
-        <w:pStyle w:val="Compact"/>
-        <w:numPr>
-          <w:ilvl w:val="2"/>
-          <w:numId w:val="1007"/>
-        </w:numPr>
-      </w:pPr>
-      <w:r>
-        <w:rPr>
-          <w:rFonts w:hint="eastAsia" w:ascii="Times New Roman" w:hAnsi="Times New Roman" w:eastAsia="FangSong" w:cs="Times New Roman"/>
-        </w:rPr>
-        <w:t xml:space="preserve">叔丁基已是最稳定的烷基碳正离子</w:t>
-      </w:r>
-      <w:r>
-        <w:rPr>
-          <w:rFonts w:ascii="Times New Roman" w:hAnsi="Times New Roman" w:eastAsia="Times New Roman" w:cs="Times New Roman"/>
-        </w:rPr>
-        <w:t xml:space="preserve"> →</w:t>
-      </w:r>
-      <w:r>
-        <w:rPr>
-          <w:rFonts w:ascii="Times New Roman" w:hAnsi="Times New Roman" w:eastAsia="Times New Roman" w:cs="Times New Roman"/>
-        </w:rPr>
-        <w:t xml:space="preserve"> </w:t>
-      </w:r>
-      <w:r>
-        <w:rPr>
-          <w:rFonts w:hint="eastAsia" w:ascii="Times New Roman" w:hAnsi="Times New Roman" w:eastAsia="FangSong" w:cs="Times New Roman"/>
-          <w:b/>
-          <w:bCs/>
-        </w:rPr>
-        <w:t xml:space="preserve">不重排</w:t>
-      </w:r>
-    </w:p>
-    <w:p>
-      <w:pPr>
-        <w:pStyle w:val="Compact"/>
-        <w:numPr>
-          <w:ilvl w:val="1"/>
-          <w:numId w:val="1005"/>
-        </w:numPr>
-      </w:pPr>
-    </w:p>
-    <w:p>
-      <w:pPr>
-        <w:pStyle w:val="Compact"/>
-        <w:numPr>
-          <w:ilvl w:val="2"/>
-          <w:numId w:val="1008"/>
-        </w:numPr>
-      </w:pPr>
-      <w:r>
-        <w:rPr>
-          <w:rFonts w:hint="eastAsia" w:ascii="Times New Roman" w:hAnsi="Times New Roman" w:eastAsia="FangSong" w:cs="Times New Roman"/>
-        </w:rPr>
-        <w:t>异丙基</w:t>
-      </w:r>
-      <w:r>
-        <w:rPr>
-          <w:rFonts w:hint="eastAsia" w:ascii="Times New Roman" w:hAnsi="Times New Roman" w:eastAsia="Times New Roman" w:cs="Times New Roman"/>
-        </w:rPr>
-        <w:t>（2°）</w:t>
-      </w:r>
-      <w:r>
-        <w:rPr>
-          <w:rFonts w:hint="eastAsia" w:ascii="Times New Roman" w:hAnsi="Times New Roman" w:eastAsia="FangSong" w:cs="Times New Roman"/>
-        </w:rPr>
-        <w:t>可通过</w:t>
-      </w:r>
-      <w:r>
-        <w:rPr>
-          <w:rFonts w:ascii="Times New Roman" w:hAnsi="Times New Roman" w:eastAsia="Times New Roman" w:cs="Times New Roman"/>
-        </w:rPr>
-        <w:t xml:space="preserve"> 1,2-H </w:t>
-      </w:r>
-      <w:r>
-        <w:rPr>
-          <w:rFonts w:hint="eastAsia" w:ascii="Times New Roman" w:hAnsi="Times New Roman" w:eastAsia="FangSong" w:cs="Times New Roman"/>
-        </w:rPr>
-        <w:t>迁移变为叔丁基</w:t>
-      </w:r>
-      <w:r>
-        <w:rPr>
-          <w:rFonts w:hint="eastAsia" w:ascii="Times New Roman" w:hAnsi="Times New Roman" w:eastAsia="Times New Roman" w:cs="Times New Roman"/>
-        </w:rPr>
-        <w:t>（3°）→</w:t>
-      </w:r>
-      <w:r>
-        <w:rPr>
-          <w:rFonts w:ascii="Times New Roman" w:hAnsi="Times New Roman" w:eastAsia="Times New Roman" w:cs="Times New Roman"/>
-        </w:rPr>
-        <w:t xml:space="preserve"> </w:t>
-      </w:r>
-      <w:r>
-        <w:rPr>
-          <w:rFonts w:hint="eastAsia" w:ascii="Times New Roman" w:hAnsi="Times New Roman" w:eastAsia="FangSong" w:cs="Times New Roman"/>
-          <w:b/>
-          <w:bCs/>
-        </w:rPr>
-        <w:t xml:space="preserve">可能重排</w:t>
-      </w:r>
-    </w:p>
-    <w:p>
-      <w:pPr>
-        <w:pStyle w:val="Compact"/>
-        <w:numPr>
-          <w:ilvl w:val="1"/>
-          <w:numId w:val="1005"/>
-        </w:numPr>
-      </w:pPr>
-    </w:p>
-    <w:p>
-      <w:pPr>
-        <w:pStyle w:val="Compact"/>
-        <w:numPr>
-          <w:ilvl w:val="2"/>
-          <w:numId w:val="1009"/>
-        </w:numPr>
-      </w:pPr>
-      <w:r>
-        <w:rPr>
-          <w:rFonts w:hint="eastAsia" w:ascii="Times New Roman" w:hAnsi="Times New Roman" w:eastAsia="FangSong" w:cs="Times New Roman"/>
-        </w:rPr>
-        <w:t>乙基</w:t>
-      </w:r>
-      <w:r>
-        <w:rPr>
-          <w:rFonts w:hint="eastAsia" w:ascii="Times New Roman" w:hAnsi="Times New Roman" w:eastAsia="Times New Roman" w:cs="Times New Roman"/>
-        </w:rPr>
-        <w:t>（1°）</w:t>
-      </w:r>
-      <w:r>
-        <w:rPr>
-          <w:rFonts w:hint="eastAsia" w:ascii="Times New Roman" w:hAnsi="Times New Roman" w:eastAsia="FangSong" w:cs="Times New Roman"/>
-        </w:rPr>
-        <w:t>可通过</w:t>
-      </w:r>
-      <w:r>
-        <w:rPr>
-          <w:rFonts w:ascii="Times New Roman" w:hAnsi="Times New Roman" w:eastAsia="Times New Roman" w:cs="Times New Roman"/>
-        </w:rPr>
-        <w:t xml:space="preserve"> 1,2-H </w:t>
-      </w:r>
-      <w:r>
-        <w:rPr>
-          <w:rFonts w:hint="eastAsia" w:ascii="Times New Roman" w:hAnsi="Times New Roman" w:eastAsia="FangSong" w:cs="Times New Roman"/>
-        </w:rPr>
-        <w:t>迁移变为异丙基</w:t>
-      </w:r>
-      <w:r>
-        <w:rPr>
-          <w:rFonts w:hint="eastAsia" w:ascii="Times New Roman" w:hAnsi="Times New Roman" w:eastAsia="Times New Roman" w:cs="Times New Roman"/>
-        </w:rPr>
-        <w:t>（2°）→</w:t>
-      </w:r>
-      <w:r>
-        <w:rPr>
-          <w:rFonts w:ascii="Times New Roman" w:hAnsi="Times New Roman" w:eastAsia="Times New Roman" w:cs="Times New Roman"/>
-        </w:rPr>
-        <w:t xml:space="preserve"> </w:t>
-      </w:r>
-      <w:r>
-        <w:rPr>
-          <w:rFonts w:hint="eastAsia" w:ascii="Times New Roman" w:hAnsi="Times New Roman" w:eastAsia="FangSong" w:cs="Times New Roman"/>
-          <w:b/>
-          <w:bCs/>
-        </w:rPr>
-        <w:t xml:space="preserve">最需要重排</w:t>
-      </w:r>
-    </w:p>
-    <w:p>
-      <w:pPr>
-        <w:pStyle w:val="FirstParagraph"/>
-      </w:pPr>
-      <w:r>
-        <w:rPr>
-          <w:rFonts w:hint="eastAsia" w:ascii="Times New Roman" w:hAnsi="Times New Roman" w:eastAsia="FangSong" w:cs="Times New Roman"/>
-          <w:b/>
-          <w:bCs/>
-        </w:rPr>
-        <w:t xml:space="preserve">答案</w:t>
-      </w:r>
-      <w:r>
-        <w:rPr>
-          <w:rFonts w:hint="eastAsia" w:ascii="Times New Roman" w:hAnsi="Times New Roman" w:eastAsia="Times New Roman" w:cs="Times New Roman"/>
-        </w:rPr>
-        <w:t>：</w:t>
-      </w:r>
-      <w:r>
-        <w:rPr>
-          <w:rFonts w:hint="eastAsia" w:ascii="Times New Roman" w:hAnsi="Times New Roman" w:eastAsia="FangSong" w:cs="Times New Roman"/>
-        </w:rPr>
-        <w:t>稳定性顺序</w:t>
-      </w:r>
-      <w:r>
-        <w:rPr>
-          <w:rFonts w:hint="eastAsia" w:ascii="Times New Roman" w:hAnsi="Times New Roman" w:eastAsia="Times New Roman" w:cs="Times New Roman"/>
-        </w:rPr>
-        <w:t>：C</w:t>
-      </w:r>
-      <w:r>
-        <w:rPr>
-          <w:rFonts w:ascii="Times New Roman" w:hAnsi="Times New Roman" w:eastAsia="Times New Roman" w:cs="Times New Roman"/>
-        </w:rPr>
-        <w:t xml:space="preserve"> &gt; A &gt; B &gt; </w:t>
-      </w:r>
-      <w:r>
-        <w:rPr>
-          <w:rFonts w:hint="eastAsia" w:ascii="Times New Roman" w:hAnsi="Times New Roman" w:eastAsia="Times New Roman" w:cs="Times New Roman"/>
-        </w:rPr>
-        <w:t>D。</w:t>
-      </w:r>
-      <w:r>
-        <w:rPr>
-          <w:rFonts w:hint="eastAsia" w:ascii="Times New Roman" w:hAnsi="Times New Roman" w:eastAsia="FangSong" w:cs="Times New Roman"/>
-        </w:rPr>
-        <w:t>重排倾向</w:t>
-      </w:r>
-      <w:r>
-        <w:rPr>
-          <w:rFonts w:hint="eastAsia" w:ascii="Times New Roman" w:hAnsi="Times New Roman" w:eastAsia="Times New Roman" w:cs="Times New Roman"/>
-        </w:rPr>
-        <w:t>：D</w:t>
-      </w:r>
-      <w:r>
-        <w:rPr>
-          <w:rFonts w:ascii="Times New Roman" w:hAnsi="Times New Roman" w:eastAsia="Times New Roman" w:cs="Times New Roman"/>
-        </w:rPr>
-        <w:t xml:space="preserve"> &gt; B &gt; A ≈ </w:t>
-      </w:r>
-      <w:r>
-        <w:rPr>
-          <w:rFonts w:hint="eastAsia" w:ascii="Times New Roman" w:hAnsi="Times New Roman" w:eastAsia="Times New Roman" w:cs="Times New Roman"/>
-        </w:rPr>
-        <w:t xml:space="preserve">C（A</w:t>
-      </w:r>
-      <w:r>
-        <w:rPr>
-          <w:rFonts w:ascii="Times New Roman" w:hAnsi="Times New Roman" w:eastAsia="Times New Roman" w:cs="Times New Roman"/>
-        </w:rPr>
-        <w:t xml:space="preserve"> </w:t>
-      </w:r>
-      <w:r>
-        <w:rPr>
-          <w:rFonts w:hint="eastAsia" w:ascii="Times New Roman" w:hAnsi="Times New Roman" w:eastAsia="FangSong" w:cs="Times New Roman"/>
-        </w:rPr>
-        <w:t xml:space="preserve">和</w:t>
-      </w:r>
-      <w:r>
-        <w:rPr>
-          <w:rFonts w:ascii="Times New Roman" w:hAnsi="Times New Roman" w:eastAsia="Times New Roman" w:cs="Times New Roman"/>
-        </w:rPr>
-        <w:t xml:space="preserve"> C </w:t>
-      </w:r>
-      <w:r>
-        <w:rPr>
-          <w:rFonts w:hint="eastAsia" w:ascii="Times New Roman" w:hAnsi="Times New Roman" w:eastAsia="FangSong" w:cs="Times New Roman"/>
-        </w:rPr>
-        <w:t>不需要重排</w:t>
-      </w:r>
-      <w:r>
-        <w:rPr>
-          <w:rFonts w:hint="eastAsia" w:ascii="Times New Roman" w:hAnsi="Times New Roman" w:eastAsia="Times New Roman" w:cs="Times New Roman"/>
-        </w:rPr>
-        <w:t>）。</w:t>
-      </w:r>
-    </w:p>
-    <w:p>
-      <w:pPr>
-        <w:pStyle w:val="BodyText"/>
-      </w:pPr>
-      <w:r>
-        <w:rPr>
-          <w:rFonts w:hint="eastAsia" w:ascii="Times New Roman" w:hAnsi="Times New Roman" w:eastAsia="FangSong" w:cs="Times New Roman"/>
-          <w:b/>
-          <w:bCs/>
-        </w:rPr>
-        <w:t xml:space="preserve">反思</w:t>
-      </w:r>
-      <w:r>
-        <w:rPr>
-          <w:rFonts w:hint="eastAsia" w:ascii="Times New Roman" w:hAnsi="Times New Roman" w:eastAsia="Times New Roman" w:cs="Times New Roman"/>
-        </w:rPr>
-        <w:t>：</w:t>
-      </w:r>
-      <w:r>
-        <w:rPr>
-          <w:rFonts w:hint="eastAsia" w:ascii="Times New Roman" w:hAnsi="Times New Roman" w:eastAsia="FangSong" w:cs="Times New Roman"/>
-        </w:rPr>
-        <w:t>稳定的碳正离子不重排</w:t>
-      </w:r>
-      <w:r>
-        <w:rPr>
-          <w:rFonts w:hint="eastAsia" w:ascii="Times New Roman" w:hAnsi="Times New Roman" w:eastAsia="Times New Roman" w:cs="Times New Roman"/>
-        </w:rPr>
-        <w:t>——</w:t>
-      </w:r>
-      <w:r>
-        <w:rPr>
-          <w:rFonts w:hint="eastAsia" w:ascii="Times New Roman" w:hAnsi="Times New Roman" w:eastAsia="FangSong" w:cs="Times New Roman"/>
-        </w:rPr>
-        <w:t>重排不是习惯</w:t>
-      </w:r>
-      <w:r>
-        <w:rPr>
-          <w:rFonts w:hint="eastAsia" w:ascii="Times New Roman" w:hAnsi="Times New Roman" w:eastAsia="Times New Roman" w:cs="Times New Roman"/>
-        </w:rPr>
-        <w:t>，</w:t>
-      </w:r>
-      <w:r>
-        <w:rPr>
-          <w:rFonts w:hint="eastAsia" w:ascii="Times New Roman" w:hAnsi="Times New Roman" w:eastAsia="FangSong" w:cs="Times New Roman"/>
-        </w:rPr>
-        <w:t>而是自救</w:t>
-      </w:r>
-      <w:r>
-        <w:rPr>
-          <w:rFonts w:hint="eastAsia" w:ascii="Times New Roman" w:hAnsi="Times New Roman" w:eastAsia="Times New Roman" w:cs="Times New Roman"/>
-        </w:rPr>
-        <w:t>。</w:t>
-      </w:r>
-    </w:p>
-    <w:p>
-      <w:pPr>
-        <w:spacing w:before="160" w:after="80"/>
-      </w:pPr>
-      <w:r>
-        <w:pict>
-          <v:rect style="width:0;height:1.5pt" o:hralign="center" o:hrstd="t" o:hr="t"/>
-        </w:pict>
-      </w:r>
-    </w:p>
-    <w:bookmarkEnd w:id="43"/>
-    <w:bookmarkStart w:id="44" w:name="例2-碳负离子pka-判断与区域选择性"/>
-    <w:p>
-      <w:pPr>
-        <w:pStyle w:val="Heading3"/>
-        <w:spacing w:before="280" w:after="120"/>
-      </w:pPr>
-      <w:r>
-        <w:rPr>
-          <w:rFonts w:hint="eastAsia" w:ascii="Times New Roman" w:hAnsi="Times New Roman" w:eastAsia="SimHei" w:cs="Times New Roman"/>
-        </w:rPr>
-        <w:t>例</w:t>
-      </w:r>
-      <w:r>
-        <w:rPr>
-          <w:rFonts w:hint="eastAsia" w:ascii="Times New Roman" w:hAnsi="Times New Roman" w:eastAsia="Times New Roman" w:cs="Times New Roman"/>
-        </w:rPr>
-        <w:t>2</w:t>
-      </w:r>
-      <w:r>
-        <w:rPr>
-          <w:rFonts w:ascii="Times New Roman" w:hAnsi="Times New Roman" w:eastAsia="Times New Roman" w:cs="Times New Roman"/>
-        </w:rPr>
-        <w:t xml:space="preserve"> </w:t>
-      </w:r>
-      <w:r>
-        <w:rPr>
-          <w:rFonts w:hint="eastAsia" w:ascii="Times New Roman" w:hAnsi="Times New Roman" w:eastAsia="SimHei" w:cs="Times New Roman"/>
-        </w:rPr>
-        <w:t>碳负离子</w:t>
-      </w:r>
-      <w:r>
-        <w:rPr>
-          <w:rFonts w:hint="eastAsia" w:ascii="Times New Roman" w:hAnsi="Times New Roman" w:eastAsia="Times New Roman" w:cs="Times New Roman"/>
-        </w:rPr>
-        <w:t>——pKa</w:t>
-      </w:r>
-      <w:r>
-        <w:rPr>
-          <w:rFonts w:ascii="Times New Roman" w:hAnsi="Times New Roman" w:eastAsia="Times New Roman" w:cs="Times New Roman"/>
-        </w:rPr>
-        <w:t xml:space="preserve"> </w:t>
-      </w:r>
-      <w:r>
-        <w:rPr>
-          <w:rFonts w:hint="eastAsia" w:ascii="Times New Roman" w:hAnsi="Times New Roman" w:eastAsia="SimHei" w:cs="Times New Roman"/>
-        </w:rPr>
-        <w:t xml:space="preserve">判断与区域选择性</w:t>
-      </w:r>
-      <w:r>
-        <w:rPr>
-          <w:rFonts w:ascii="Times New Roman" w:hAnsi="Times New Roman" w:eastAsia="Times New Roman" w:cs="Times New Roman"/>
-        </w:rPr>
-        <w:t xml:space="preserve"> ⭐⭐⭐</w:t>
-      </w:r>
-    </w:p>
-    <w:p>
-      <w:pPr>
-        <w:pStyle w:val="FirstParagraph"/>
-      </w:pPr>
-      <w:r>
-        <w:rPr>
-          <w:rFonts w:hint="eastAsia" w:ascii="Times New Roman" w:hAnsi="Times New Roman" w:eastAsia="FangSong" w:cs="Times New Roman"/>
-          <w:b/>
-          <w:bCs/>
-        </w:rPr>
-        <w:t xml:space="preserve">题干</w:t>
-      </w:r>
-      <w:r>
-        <w:rPr>
-          <w:rFonts w:hint="eastAsia" w:ascii="Times New Roman" w:hAnsi="Times New Roman" w:eastAsia="Times New Roman" w:cs="Times New Roman"/>
-        </w:rPr>
-        <w:t>：</w:t>
-      </w:r>
-      <w:r>
-        <w:rPr>
-          <w:rFonts w:hint="eastAsia" w:ascii="Times New Roman" w:hAnsi="Times New Roman" w:eastAsia="FangSong" w:cs="Times New Roman"/>
-        </w:rPr>
-        <w:t>请在以下化合物中选出酸性最强的</w:t>
-      </w:r>
-      <w:r>
-        <w:rPr>
-          <w:rFonts w:hint="eastAsia" w:ascii="Times New Roman" w:hAnsi="Times New Roman" w:eastAsia="Times New Roman" w:cs="Times New Roman"/>
-        </w:rPr>
-        <w:t>（</w:t>
-      </w:r>
-      <w:r>
-        <w:rPr>
-          <w:rFonts w:hint="eastAsia" w:ascii="Times New Roman" w:hAnsi="Times New Roman" w:eastAsia="FangSong" w:cs="Times New Roman"/>
-        </w:rPr>
-        <w:t>即最易生成稳定碳负离子的</w:t>
-      </w:r>
-      <w:r>
-        <w:rPr>
-          <w:rFonts w:hint="eastAsia" w:ascii="Times New Roman" w:hAnsi="Times New Roman" w:eastAsia="Times New Roman" w:cs="Times New Roman"/>
-        </w:rPr>
-        <w:t>）：</w:t>
-      </w:r>
-      <w:r>
-        <w:rPr>
-          <w:rFonts w:ascii="Times New Roman" w:hAnsi="Times New Roman" w:eastAsia="Times New Roman" w:cs="Times New Roman"/>
-        </w:rPr>
-        <w:t xml:space="preserve"> </w:t>
-      </w:r>
-      <w:r>
-        <w:rPr>
-          <w:rFonts w:ascii="Times New Roman" w:hAnsi="Times New Roman" w:eastAsia="Times New Roman" w:cs="Times New Roman"/>
-        </w:rPr>
-        <w:t xml:space="preserve">(A) </w:t>
-      </w:r>
-      <w:r>
-        <w:rPr>
-          <w:rFonts w:hint="eastAsia" w:ascii="Times New Roman" w:hAnsi="Times New Roman" w:eastAsia="FangSong" w:cs="Times New Roman"/>
-        </w:rPr>
-        <w:t xml:space="preserve">丙酮</w:t>
-      </w:r>
-      <w:r>
-        <w:rPr>
-          <w:rFonts w:ascii="Times New Roman" w:hAnsi="Times New Roman" w:eastAsia="Times New Roman" w:cs="Times New Roman"/>
-        </w:rPr>
-        <w:t xml:space="preserve"> (B) </w:t>
-      </w:r>
-      <w:r>
-        <w:rPr>
-          <w:rFonts w:hint="eastAsia" w:ascii="Times New Roman" w:hAnsi="Times New Roman" w:eastAsia="FangSong" w:cs="Times New Roman"/>
-        </w:rPr>
-        <w:t xml:space="preserve">环戊二烯</w:t>
-      </w:r>
-      <w:r>
-        <w:rPr>
-          <w:rFonts w:ascii="Times New Roman" w:hAnsi="Times New Roman" w:eastAsia="Times New Roman" w:cs="Times New Roman"/>
-        </w:rPr>
-        <w:t xml:space="preserve"> (C) </w:t>
-      </w:r>
-      <w:r>
-        <w:rPr>
-          <w:rFonts w:hint="eastAsia" w:ascii="Times New Roman" w:hAnsi="Times New Roman" w:eastAsia="FangSong" w:cs="Times New Roman"/>
-        </w:rPr>
-        <w:t xml:space="preserve">乙腈</w:t>
-      </w:r>
-      <w:r>
-        <w:rPr>
-          <w:rFonts w:ascii="Times New Roman" w:hAnsi="Times New Roman" w:eastAsia="Times New Roman" w:cs="Times New Roman"/>
-        </w:rPr>
-        <w:t xml:space="preserve"> (D) </w:t>
-      </w:r>
-      <w:r>
-        <w:rPr>
-          <w:rFonts w:hint="eastAsia" w:ascii="Times New Roman" w:hAnsi="Times New Roman" w:eastAsia="FangSong" w:cs="Times New Roman"/>
-        </w:rPr>
-        <w:t xml:space="preserve">硝基甲烷</w:t>
-      </w:r>
-    </w:p>
-    <w:p>
-      <w:pPr>
-        <w:pStyle w:val="BodyText"/>
-      </w:pPr>
-      <w:r>
-        <w:rPr>
-          <w:rFonts w:hint="eastAsia" w:ascii="Times New Roman" w:hAnsi="Times New Roman" w:eastAsia="FangSong" w:cs="Times New Roman"/>
-          <w:b/>
-          <w:bCs/>
-        </w:rPr>
-        <w:t xml:space="preserve">思路</w:t>
-      </w:r>
-      <w:r>
-        <w:rPr>
-          <w:rFonts w:hint="eastAsia" w:ascii="Times New Roman" w:hAnsi="Times New Roman" w:eastAsia="Times New Roman" w:cs="Times New Roman"/>
-        </w:rPr>
-        <w:t>：</w:t>
-      </w:r>
-      <w:r>
-        <w:rPr>
-          <w:rFonts w:hint="eastAsia" w:ascii="Times New Roman" w:hAnsi="Times New Roman" w:eastAsia="FangSong" w:cs="Times New Roman"/>
-        </w:rPr>
-        <w:t>碳负离子越稳定</w:t>
-      </w:r>
-      <w:r>
-        <w:rPr>
-          <w:rFonts w:ascii="Times New Roman" w:hAnsi="Times New Roman" w:eastAsia="Times New Roman" w:cs="Times New Roman"/>
-        </w:rPr>
-        <w:t xml:space="preserve"> → </w:t>
-      </w:r>
-      <w:r>
-        <w:rPr>
-          <w:rFonts w:hint="eastAsia" w:ascii="Times New Roman" w:hAnsi="Times New Roman" w:eastAsia="FangSong" w:cs="Times New Roman"/>
-        </w:rPr>
-        <w:t xml:space="preserve">共轭酸</w:t>
-      </w:r>
-      <w:r>
-        <w:rPr>
-          <w:rFonts w:ascii="Times New Roman" w:hAnsi="Times New Roman" w:eastAsia="Times New Roman" w:cs="Times New Roman"/>
-        </w:rPr>
-        <w:t xml:space="preserve"> pKa </w:t>
-      </w:r>
-      <w:r>
-        <w:rPr>
-          <w:rFonts w:hint="eastAsia" w:ascii="Times New Roman" w:hAnsi="Times New Roman" w:eastAsia="FangSong" w:cs="Times New Roman"/>
-        </w:rPr>
-        <w:t xml:space="preserve">越低</w:t>
-      </w:r>
-      <w:r>
-        <w:rPr>
-          <w:rFonts w:ascii="Times New Roman" w:hAnsi="Times New Roman" w:eastAsia="Times New Roman" w:cs="Times New Roman"/>
-        </w:rPr>
-        <w:t xml:space="preserve"> → </w:t>
-      </w:r>
-      <w:r>
-        <w:rPr>
-          <w:rFonts w:hint="eastAsia" w:ascii="Times New Roman" w:hAnsi="Times New Roman" w:eastAsia="FangSong" w:cs="Times New Roman"/>
-        </w:rPr>
-        <w:t>酸性越强</w:t>
-      </w:r>
-      <w:r>
-        <w:rPr>
-          <w:rFonts w:hint="eastAsia" w:ascii="Times New Roman" w:hAnsi="Times New Roman" w:eastAsia="Times New Roman" w:cs="Times New Roman"/>
-        </w:rPr>
-        <w:t>。</w:t>
-      </w:r>
-    </w:p>
-    <w:p>
-      <w:pPr>
-        <w:pStyle w:val="BodyText"/>
-      </w:pPr>
-      <w:r>
-        <w:rPr>
-          <w:rFonts w:hint="eastAsia" w:ascii="Times New Roman" w:hAnsi="Times New Roman" w:eastAsia="FangSong" w:cs="Times New Roman"/>
-          <w:b/>
-          <w:bCs/>
-        </w:rPr>
-        <w:t xml:space="preserve">解析</w:t>
-      </w:r>
-      <w:r>
-        <w:rPr>
-          <w:rFonts w:hint="eastAsia" w:ascii="Times New Roman" w:hAnsi="Times New Roman" w:eastAsia="Times New Roman" w:cs="Times New Roman"/>
-        </w:rPr>
-        <w:t xml:space="preserve">：</w:t>
-      </w:r>
-      <w:r>
-        <w:rPr>
-          <w:rFonts w:ascii="Times New Roman" w:hAnsi="Times New Roman" w:eastAsia="Times New Roman" w:cs="Times New Roman"/>
-        </w:rPr>
-        <w:t xml:space="preserve"> </w:t>
-      </w:r>
-      <w:r>
-        <w:rPr>
-          <w:rFonts w:ascii="Times New Roman" w:hAnsi="Times New Roman" w:eastAsia="Times New Roman" w:cs="Times New Roman"/>
-        </w:rPr>
-        <w:t xml:space="preserve">1. </w:t>
-      </w:r>
-      <w:r>
-        <w:rPr>
-          <w:rFonts w:hint="eastAsia" w:ascii="Times New Roman" w:hAnsi="Times New Roman" w:eastAsia="FangSong" w:cs="Times New Roman"/>
-        </w:rPr>
-        <w:t>各化合物共轭碱的稳定性分析</w:t>
-      </w:r>
-      <w:r>
-        <w:rPr>
-          <w:rFonts w:hint="eastAsia" w:ascii="Times New Roman" w:hAnsi="Times New Roman" w:eastAsia="Times New Roman" w:cs="Times New Roman"/>
-        </w:rPr>
-        <w:t>：</w:t>
-      </w:r>
-      <w:r>
-        <w:rPr>
-          <w:rFonts w:ascii="Times New Roman" w:hAnsi="Times New Roman" w:eastAsia="Times New Roman" w:cs="Times New Roman"/>
-        </w:rPr>
-        <w:t xml:space="preserve"> </w:t>
-      </w:r>
-      <w:r>
-        <w:rPr>
-          <w:rFonts w:ascii="Times New Roman" w:hAnsi="Times New Roman" w:eastAsia="Times New Roman" w:cs="Times New Roman"/>
-        </w:rPr>
-        <w:t xml:space="preserve">- (A) </w:t>
-      </w:r>
-      <w:r>
-        <w:rPr>
-          <w:rFonts w:hint="eastAsia" w:ascii="Times New Roman" w:hAnsi="Times New Roman" w:eastAsia="FangSong" w:cs="Times New Roman"/>
-        </w:rPr>
-        <w:t>丙酮</w:t>
-      </w:r>
-      <w:r>
-        <w:rPr>
-          <w:rFonts w:hint="eastAsia" w:ascii="Times New Roman" w:hAnsi="Times New Roman" w:eastAsia="Times New Roman" w:cs="Times New Roman"/>
-        </w:rPr>
-        <w:t>：</w:t>
-      </w:r>
-      <w:r>
-        <w:rPr>
-          <w:rFonts w:hint="eastAsia" w:ascii="Times New Roman" w:hAnsi="Times New Roman" w:eastAsia="FangSong" w:cs="Times New Roman"/>
-        </w:rPr>
-        <w:t>烯醇负离子</w:t>
-      </w:r>
-      <w:r>
-        <w:rPr>
-          <w:rFonts w:hint="eastAsia" w:ascii="Times New Roman" w:hAnsi="Times New Roman" w:eastAsia="Times New Roman" w:cs="Times New Roman"/>
-        </w:rPr>
-        <w:t>，</w:t>
-      </w:r>
-      <w:r>
-        <w:rPr>
-          <w:rFonts w:hint="eastAsia" w:ascii="Times New Roman" w:hAnsi="Times New Roman" w:eastAsia="FangSong" w:cs="Times New Roman"/>
-        </w:rPr>
-        <w:t>单羰基共振稳定</w:t>
-      </w:r>
-      <w:r>
-        <w:rPr>
-          <w:rFonts w:hint="eastAsia" w:ascii="Times New Roman" w:hAnsi="Times New Roman" w:eastAsia="Times New Roman" w:cs="Times New Roman"/>
-        </w:rPr>
-        <w:t>，pKa</w:t>
-      </w:r>
-      <w:r>
-        <w:rPr>
-          <w:rFonts w:ascii="Times New Roman" w:hAnsi="Times New Roman" w:eastAsia="Times New Roman" w:cs="Times New Roman"/>
-        </w:rPr>
-        <w:t xml:space="preserve"> ≈ 19</w:t>
-      </w:r>
-      <w:r>
-        <w:rPr>
-          <w:rFonts w:ascii="Times New Roman" w:hAnsi="Times New Roman" w:eastAsia="Times New Roman" w:cs="Times New Roman"/>
-        </w:rPr>
-        <w:t xml:space="preserve"> </w:t>
-      </w:r>
-      <w:r>
-        <w:rPr>
-          <w:rFonts w:ascii="Times New Roman" w:hAnsi="Times New Roman" w:eastAsia="Times New Roman" w:cs="Times New Roman"/>
-        </w:rPr>
-        <w:t xml:space="preserve">- (B) </w:t>
-      </w:r>
-      <w:r>
-        <w:rPr>
-          <w:rFonts w:hint="eastAsia" w:ascii="Times New Roman" w:hAnsi="Times New Roman" w:eastAsia="FangSong" w:cs="Times New Roman"/>
-        </w:rPr>
-        <w:t>环戊二烯</w:t>
-      </w:r>
-      <w:r>
-        <w:rPr>
-          <w:rFonts w:hint="eastAsia" w:ascii="Times New Roman" w:hAnsi="Times New Roman" w:eastAsia="Times New Roman" w:cs="Times New Roman"/>
-        </w:rPr>
-        <w:t>：</w:t>
-      </w:r>
-      <w:r>
-        <w:rPr>
-          <w:rFonts w:hint="eastAsia" w:ascii="Times New Roman" w:hAnsi="Times New Roman" w:eastAsia="FangSong" w:cs="Times New Roman"/>
-        </w:rPr>
-        <w:t>环戊二烯负离子为</w:t>
-      </w:r>
-      <w:r>
-        <w:rPr>
-          <w:rFonts w:ascii="Times New Roman" w:hAnsi="Times New Roman" w:eastAsia="Times New Roman" w:cs="Times New Roman"/>
-        </w:rPr>
-        <w:t xml:space="preserve"> </w:t>
-      </w:r>
-      <w:r>
-        <w:rPr>
-          <w:rFonts w:ascii="Times New Roman" w:hAnsi="Times New Roman" w:eastAsia="Times New Roman" w:cs="Times New Roman"/>
-          <w:b/>
-          <w:bCs/>
-        </w:rPr>
-        <w:t xml:space="preserve">6π </w:t>
-      </w:r>
-      <w:r>
-        <w:rPr>
-          <w:rFonts w:hint="eastAsia" w:ascii="Times New Roman" w:hAnsi="Times New Roman" w:eastAsia="FangSong" w:cs="Times New Roman"/>
-          <w:b/>
-          <w:bCs/>
-        </w:rPr>
-        <w:t xml:space="preserve">芳香体系</w:t>
-      </w:r>
-      <w:r>
-        <w:rPr>
-          <w:rFonts w:hint="eastAsia" w:ascii="Times New Roman" w:hAnsi="Times New Roman" w:eastAsia="Times New Roman" w:cs="Times New Roman"/>
-        </w:rPr>
-        <w:t>，</w:t>
-      </w:r>
-      <w:r>
-        <w:rPr>
-          <w:rFonts w:hint="eastAsia" w:ascii="Times New Roman" w:hAnsi="Times New Roman" w:eastAsia="FangSong" w:cs="Times New Roman"/>
-        </w:rPr>
-        <w:t>极大稳定化</w:t>
-      </w:r>
-      <w:r>
-        <w:rPr>
-          <w:rFonts w:hint="eastAsia" w:ascii="Times New Roman" w:hAnsi="Times New Roman" w:eastAsia="Times New Roman" w:cs="Times New Roman"/>
-        </w:rPr>
-        <w:t>，pKa</w:t>
-      </w:r>
-      <w:r>
-        <w:rPr>
-          <w:rFonts w:ascii="Times New Roman" w:hAnsi="Times New Roman" w:eastAsia="Times New Roman" w:cs="Times New Roman"/>
-        </w:rPr>
-        <w:t xml:space="preserve"> ≈ 15</w:t>
-      </w:r>
-      <w:r>
-        <w:rPr>
-          <w:rFonts w:ascii="Times New Roman" w:hAnsi="Times New Roman" w:eastAsia="Times New Roman" w:cs="Times New Roman"/>
-        </w:rPr>
-        <w:t xml:space="preserve"> </w:t>
-      </w:r>
-      <w:r>
-        <w:rPr>
-          <w:rFonts w:ascii="Times New Roman" w:hAnsi="Times New Roman" w:eastAsia="Times New Roman" w:cs="Times New Roman"/>
-        </w:rPr>
-        <w:t xml:space="preserve">- (C) </w:t>
-      </w:r>
-      <w:r>
-        <w:rPr>
-          <w:rFonts w:hint="eastAsia" w:ascii="Times New Roman" w:hAnsi="Times New Roman" w:eastAsia="FangSong" w:cs="Times New Roman"/>
-        </w:rPr>
-        <w:t>乙腈</w:t>
-      </w:r>
-      <w:r>
-        <w:rPr>
-          <w:rFonts w:hint="eastAsia" w:ascii="Times New Roman" w:hAnsi="Times New Roman" w:eastAsia="Times New Roman" w:cs="Times New Roman"/>
-        </w:rPr>
-        <w:t>：</w:t>
-      </w:r>
-      <w:r>
-        <w:rPr>
-          <w:rFonts w:hint="eastAsia" w:ascii="Times New Roman" w:hAnsi="Times New Roman" w:eastAsia="FangSong" w:cs="Times New Roman"/>
-        </w:rPr>
-        <w:t>氰基共振稳定</w:t>
-      </w:r>
-      <w:r>
-        <w:rPr>
-          <w:rFonts w:hint="eastAsia" w:ascii="Times New Roman" w:hAnsi="Times New Roman" w:eastAsia="Times New Roman" w:cs="Times New Roman"/>
-        </w:rPr>
-        <w:t>，pKa</w:t>
-      </w:r>
-      <w:r>
-        <w:rPr>
-          <w:rFonts w:ascii="Times New Roman" w:hAnsi="Times New Roman" w:eastAsia="Times New Roman" w:cs="Times New Roman"/>
-        </w:rPr>
-        <w:t xml:space="preserve"> ≈ 25</w:t>
-      </w:r>
-      <w:r>
-        <w:rPr>
-          <w:rFonts w:ascii="Times New Roman" w:hAnsi="Times New Roman" w:eastAsia="Times New Roman" w:cs="Times New Roman"/>
-        </w:rPr>
-        <w:t xml:space="preserve"> </w:t>
-      </w:r>
-      <w:r>
-        <w:rPr>
-          <w:rFonts w:ascii="Times New Roman" w:hAnsi="Times New Roman" w:eastAsia="Times New Roman" w:cs="Times New Roman"/>
-        </w:rPr>
-        <w:t xml:space="preserve">- (D) </w:t>
-      </w:r>
-      <w:r>
-        <w:rPr>
-          <w:rFonts w:hint="eastAsia" w:ascii="Times New Roman" w:hAnsi="Times New Roman" w:eastAsia="FangSong" w:cs="Times New Roman"/>
-        </w:rPr>
-        <w:t>硝基甲烷</w:t>
-      </w:r>
-      <w:r>
-        <w:rPr>
-          <w:rFonts w:hint="eastAsia" w:ascii="Times New Roman" w:hAnsi="Times New Roman" w:eastAsia="Times New Roman" w:cs="Times New Roman"/>
-        </w:rPr>
-        <w:t>：</w:t>
-      </w:r>
-      <w:r>
-        <w:rPr>
-          <w:rFonts w:hint="eastAsia" w:ascii="Times New Roman" w:hAnsi="Times New Roman" w:eastAsia="FangSong" w:cs="Times New Roman"/>
-        </w:rPr>
-        <w:t>硝基负离子共振稳定</w:t>
-      </w:r>
-      <w:r>
-        <w:rPr>
-          <w:rFonts w:hint="eastAsia" w:ascii="Times New Roman" w:hAnsi="Times New Roman" w:eastAsia="Times New Roman" w:cs="Times New Roman"/>
-        </w:rPr>
-        <w:t>，pKa</w:t>
-      </w:r>
-      <w:r>
-        <w:rPr>
-          <w:rFonts w:ascii="Times New Roman" w:hAnsi="Times New Roman" w:eastAsia="Times New Roman" w:cs="Times New Roman"/>
-        </w:rPr>
-        <w:t xml:space="preserve"> ≈ </w:t>
-      </w:r>
-      <w:r>
-        <w:rPr>
-          <w:rFonts w:hint="eastAsia" w:ascii="Times New Roman" w:hAnsi="Times New Roman" w:eastAsia="Times New Roman" w:cs="Times New Roman"/>
-        </w:rPr>
-        <w:t>10（−NO</w:t>
-      </w:r>
-      <w:r>
-        <w:rPr>
-          <w:rFonts w:hint="eastAsia" w:ascii="Times New Roman" w:hAnsi="Times New Roman" w:eastAsia="Times New Roman" w:cs="Times New Roman"/>
-          <w:vertAlign w:val="subscript"/>
-        </w:rPr>
-        <w:t>2</w:t>
-      </w:r>
-      <w:r>
-        <w:rPr>
-          <w:rFonts w:ascii="Times New Roman" w:hAnsi="Times New Roman" w:eastAsia="Times New Roman" w:cs="Times New Roman"/>
-        </w:rPr>
-        <w:t xml:space="preserve"> </w:t>
-      </w:r>
-      <w:r>
-        <w:rPr>
-          <w:rFonts w:hint="eastAsia" w:ascii="Times New Roman" w:hAnsi="Times New Roman" w:eastAsia="FangSong" w:cs="Times New Roman"/>
-        </w:rPr>
-        <w:t>是非常强的吸电子稳定基</w:t>
-      </w:r>
-      <w:r>
-        <w:rPr>
-          <w:rFonts w:hint="eastAsia" w:ascii="Times New Roman" w:hAnsi="Times New Roman" w:eastAsia="Times New Roman" w:cs="Times New Roman"/>
-        </w:rPr>
-        <w:t>）</w:t>
-      </w:r>
-    </w:p>
-    <w:p>
-      <w:pPr>
-        <w:pStyle w:val="Compact"/>
-        <w:numPr>
-          <w:ilvl w:val="0"/>
           <w:numId w:val="1010"/>
         </w:numPr>
       </w:pPr>
       <w:r>
         <w:rPr>
-          <w:rFonts w:ascii="Times New Roman" w:hAnsi="Times New Roman" w:eastAsia="Times New Roman" w:cs="Times New Roman"/>
-        </w:rPr>
-        <w:t xml:space="preserve">pKa </w:t>
-      </w:r>
-      <w:r>
-        <w:rPr>
-          <w:rFonts w:hint="eastAsia" w:ascii="Times New Roman" w:hAnsi="Times New Roman" w:eastAsia="FangSong" w:cs="Times New Roman"/>
-        </w:rPr>
-        <w:t xml:space="preserve">越低</w:t>
-      </w:r>
-      <w:r>
-        <w:rPr>
-          <w:rFonts w:ascii="Times New Roman" w:hAnsi="Times New Roman" w:eastAsia="Times New Roman" w:cs="Times New Roman"/>
-        </w:rPr>
-        <w:t xml:space="preserve"> → </w:t>
-      </w:r>
-      <w:r>
-        <w:rPr>
-          <w:rFonts w:hint="eastAsia" w:ascii="Times New Roman" w:hAnsi="Times New Roman" w:eastAsia="FangSong" w:cs="Times New Roman"/>
-        </w:rPr>
-        <w:t xml:space="preserve">酸性越强</w:t>
-      </w:r>
-      <w:r>
-        <w:rPr>
-          <w:rFonts w:ascii="Times New Roman" w:hAnsi="Times New Roman" w:eastAsia="Times New Roman" w:cs="Times New Roman"/>
-        </w:rPr>
-        <w:t xml:space="preserve"> → </w:t>
-      </w:r>
-      <w:r>
-        <w:rPr>
-          <w:rFonts w:hint="eastAsia" w:ascii="Times New Roman" w:hAnsi="Times New Roman" w:eastAsia="FangSong" w:cs="Times New Roman"/>
-        </w:rPr>
-        <w:t xml:space="preserve">共轭碳负离子越稳定</w:t>
+          <w:rFonts w:hint="eastAsia" w:ascii="Times New Roman" w:hAnsi="Times New Roman" w:eastAsia="FangSong" w:cs="Times New Roman"/>
+          <w:b/>
+          <w:bCs/>
+        </w:rPr>
+        <w:t xml:space="preserve">重排倾向判断</w:t>
+      </w:r>
+      <w:r>
+        <w:rPr>
+          <w:rFonts w:hint="eastAsia" w:ascii="Times New Roman" w:hAnsi="Times New Roman" w:eastAsia="Times New Roman" w:cs="Times New Roman"/>
+        </w:rPr>
+        <w:t>：</w:t>
+      </w:r>
+      <w:r>
+        <w:rPr>
+          <w:rFonts w:hint="eastAsia" w:ascii="Times New Roman" w:hAnsi="Times New Roman" w:eastAsia="FangSong" w:cs="Times New Roman"/>
+        </w:rPr>
+        <w:t>重排是为</w:t>
+      </w:r>
+      <w:r>
+        <w:rPr>
+          <w:rFonts w:hint="eastAsia" w:ascii="Times New Roman" w:hAnsi="Times New Roman" w:eastAsia="Times New Roman" w:cs="Times New Roman"/>
+        </w:rPr>
+        <w:t>”</w:t>
+      </w:r>
+      <w:r>
+        <w:rPr>
+          <w:rFonts w:hint="eastAsia" w:ascii="Times New Roman" w:hAnsi="Times New Roman" w:eastAsia="FangSong" w:cs="Times New Roman"/>
+        </w:rPr>
+        <w:t>自救</w:t>
+      </w:r>
+      <w:r>
+        <w:rPr>
+          <w:rFonts w:hint="eastAsia" w:ascii="Times New Roman" w:hAnsi="Times New Roman" w:eastAsia="Times New Roman" w:cs="Times New Roman"/>
+        </w:rPr>
+        <w:t>”</w:t>
+      </w:r>
+      <w:r>
+        <w:rPr>
+          <w:rFonts w:hint="eastAsia" w:ascii="Times New Roman" w:hAnsi="Times New Roman" w:eastAsia="FangSong" w:cs="Times New Roman"/>
+        </w:rPr>
+        <w:t>生成更稳定的碳正离子</w:t>
       </w:r>
     </w:p>
     <w:p>
@@ -21990,6 +21018,945 @@
           <w:numId w:val="1011"/>
         </w:numPr>
       </w:pPr>
+    </w:p>
+    <w:p>
+      <w:pPr>
+        <w:pStyle w:val="Compact"/>
+        <w:numPr>
+          <w:ilvl w:val="2"/>
+          <w:numId w:val="1012"/>
+        </w:numPr>
+      </w:pPr>
+      <w:r>
+        <w:rPr>
+          <w:rFonts w:hint="eastAsia" w:ascii="Times New Roman" w:hAnsi="Times New Roman" w:eastAsia="FangSong" w:cs="Times New Roman"/>
+        </w:rPr>
+        <w:t xml:space="preserve">苄基已经非常稳定</w:t>
+      </w:r>
+      <w:r>
+        <w:rPr>
+          <w:rFonts w:ascii="Times New Roman" w:hAnsi="Times New Roman" w:eastAsia="Times New Roman" w:cs="Times New Roman"/>
+        </w:rPr>
+        <w:t xml:space="preserve"> →</w:t>
+      </w:r>
+      <w:r>
+        <w:rPr>
+          <w:rFonts w:ascii="Times New Roman" w:hAnsi="Times New Roman" w:eastAsia="Times New Roman" w:cs="Times New Roman"/>
+        </w:rPr>
+        <w:t xml:space="preserve"> </w:t>
+      </w:r>
+      <w:r>
+        <w:rPr>
+          <w:rFonts w:hint="eastAsia" w:ascii="Times New Roman" w:hAnsi="Times New Roman" w:eastAsia="FangSong" w:cs="Times New Roman"/>
+          <w:b/>
+          <w:bCs/>
+        </w:rPr>
+        <w:t xml:space="preserve">不重排</w:t>
+      </w:r>
+    </w:p>
+    <w:p>
+      <w:pPr>
+        <w:pStyle w:val="Compact"/>
+        <w:numPr>
+          <w:ilvl w:val="1"/>
+          <w:numId w:val="1011"/>
+        </w:numPr>
+      </w:pPr>
+    </w:p>
+    <w:p>
+      <w:pPr>
+        <w:pStyle w:val="Compact"/>
+        <w:numPr>
+          <w:ilvl w:val="2"/>
+          <w:numId w:val="1013"/>
+        </w:numPr>
+      </w:pPr>
+      <w:r>
+        <w:rPr>
+          <w:rFonts w:hint="eastAsia" w:ascii="Times New Roman" w:hAnsi="Times New Roman" w:eastAsia="FangSong" w:cs="Times New Roman"/>
+        </w:rPr>
+        <w:t xml:space="preserve">叔丁基已是最稳定的烷基碳正离子</w:t>
+      </w:r>
+      <w:r>
+        <w:rPr>
+          <w:rFonts w:ascii="Times New Roman" w:hAnsi="Times New Roman" w:eastAsia="Times New Roman" w:cs="Times New Roman"/>
+        </w:rPr>
+        <w:t xml:space="preserve"> →</w:t>
+      </w:r>
+      <w:r>
+        <w:rPr>
+          <w:rFonts w:ascii="Times New Roman" w:hAnsi="Times New Roman" w:eastAsia="Times New Roman" w:cs="Times New Roman"/>
+        </w:rPr>
+        <w:t xml:space="preserve"> </w:t>
+      </w:r>
+      <w:r>
+        <w:rPr>
+          <w:rFonts w:hint="eastAsia" w:ascii="Times New Roman" w:hAnsi="Times New Roman" w:eastAsia="FangSong" w:cs="Times New Roman"/>
+          <w:b/>
+          <w:bCs/>
+        </w:rPr>
+        <w:t xml:space="preserve">不重排</w:t>
+      </w:r>
+    </w:p>
+    <w:p>
+      <w:pPr>
+        <w:pStyle w:val="Compact"/>
+        <w:numPr>
+          <w:ilvl w:val="1"/>
+          <w:numId w:val="1011"/>
+        </w:numPr>
+      </w:pPr>
+    </w:p>
+    <w:p>
+      <w:pPr>
+        <w:pStyle w:val="Compact"/>
+        <w:numPr>
+          <w:ilvl w:val="2"/>
+          <w:numId w:val="1014"/>
+        </w:numPr>
+      </w:pPr>
+      <w:r>
+        <w:rPr>
+          <w:rFonts w:hint="eastAsia" w:ascii="Times New Roman" w:hAnsi="Times New Roman" w:eastAsia="FangSong" w:cs="Times New Roman"/>
+        </w:rPr>
+        <w:t>异丙基</w:t>
+      </w:r>
+      <w:r>
+        <w:rPr>
+          <w:rFonts w:hint="eastAsia" w:ascii="Times New Roman" w:hAnsi="Times New Roman" w:eastAsia="Times New Roman" w:cs="Times New Roman"/>
+        </w:rPr>
+        <w:t>（2°）</w:t>
+      </w:r>
+      <w:r>
+        <w:rPr>
+          <w:rFonts w:hint="eastAsia" w:ascii="Times New Roman" w:hAnsi="Times New Roman" w:eastAsia="FangSong" w:cs="Times New Roman"/>
+        </w:rPr>
+        <w:t>可通过</w:t>
+      </w:r>
+      <w:r>
+        <w:rPr>
+          <w:rFonts w:ascii="Times New Roman" w:hAnsi="Times New Roman" w:eastAsia="Times New Roman" w:cs="Times New Roman"/>
+        </w:rPr>
+        <w:t xml:space="preserve"> 1,2-H </w:t>
+      </w:r>
+      <w:r>
+        <w:rPr>
+          <w:rFonts w:hint="eastAsia" w:ascii="Times New Roman" w:hAnsi="Times New Roman" w:eastAsia="FangSong" w:cs="Times New Roman"/>
+        </w:rPr>
+        <w:t>迁移变为叔丁基</w:t>
+      </w:r>
+      <w:r>
+        <w:rPr>
+          <w:rFonts w:hint="eastAsia" w:ascii="Times New Roman" w:hAnsi="Times New Roman" w:eastAsia="Times New Roman" w:cs="Times New Roman"/>
+        </w:rPr>
+        <w:t>（3°）→</w:t>
+      </w:r>
+      <w:r>
+        <w:rPr>
+          <w:rFonts w:ascii="Times New Roman" w:hAnsi="Times New Roman" w:eastAsia="Times New Roman" w:cs="Times New Roman"/>
+        </w:rPr>
+        <w:t xml:space="preserve"> </w:t>
+      </w:r>
+      <w:r>
+        <w:rPr>
+          <w:rFonts w:hint="eastAsia" w:ascii="Times New Roman" w:hAnsi="Times New Roman" w:eastAsia="FangSong" w:cs="Times New Roman"/>
+          <w:b/>
+          <w:bCs/>
+        </w:rPr>
+        <w:t xml:space="preserve">可能重排</w:t>
+      </w:r>
+    </w:p>
+    <w:p>
+      <w:pPr>
+        <w:pStyle w:val="Compact"/>
+        <w:numPr>
+          <w:ilvl w:val="1"/>
+          <w:numId w:val="1011"/>
+        </w:numPr>
+      </w:pPr>
+    </w:p>
+    <w:p>
+      <w:pPr>
+        <w:pStyle w:val="Compact"/>
+        <w:numPr>
+          <w:ilvl w:val="2"/>
+          <w:numId w:val="1015"/>
+        </w:numPr>
+      </w:pPr>
+      <w:r>
+        <w:rPr>
+          <w:rFonts w:hint="eastAsia" w:ascii="Times New Roman" w:hAnsi="Times New Roman" w:eastAsia="FangSong" w:cs="Times New Roman"/>
+        </w:rPr>
+        <w:t>乙基</w:t>
+      </w:r>
+      <w:r>
+        <w:rPr>
+          <w:rFonts w:hint="eastAsia" w:ascii="Times New Roman" w:hAnsi="Times New Roman" w:eastAsia="Times New Roman" w:cs="Times New Roman"/>
+        </w:rPr>
+        <w:t>（1°）</w:t>
+      </w:r>
+      <w:r>
+        <w:rPr>
+          <w:rFonts w:hint="eastAsia" w:ascii="Times New Roman" w:hAnsi="Times New Roman" w:eastAsia="FangSong" w:cs="Times New Roman"/>
+        </w:rPr>
+        <w:t>可通过</w:t>
+      </w:r>
+      <w:r>
+        <w:rPr>
+          <w:rFonts w:ascii="Times New Roman" w:hAnsi="Times New Roman" w:eastAsia="Times New Roman" w:cs="Times New Roman"/>
+        </w:rPr>
+        <w:t xml:space="preserve"> 1,2-H </w:t>
+      </w:r>
+      <w:r>
+        <w:rPr>
+          <w:rFonts w:hint="eastAsia" w:ascii="Times New Roman" w:hAnsi="Times New Roman" w:eastAsia="FangSong" w:cs="Times New Roman"/>
+        </w:rPr>
+        <w:t>迁移变为异丙基</w:t>
+      </w:r>
+      <w:r>
+        <w:rPr>
+          <w:rFonts w:hint="eastAsia" w:ascii="Times New Roman" w:hAnsi="Times New Roman" w:eastAsia="Times New Roman" w:cs="Times New Roman"/>
+        </w:rPr>
+        <w:t>（2°）→</w:t>
+      </w:r>
+      <w:r>
+        <w:rPr>
+          <w:rFonts w:ascii="Times New Roman" w:hAnsi="Times New Roman" w:eastAsia="Times New Roman" w:cs="Times New Roman"/>
+        </w:rPr>
+        <w:t xml:space="preserve"> </w:t>
+      </w:r>
+      <w:r>
+        <w:rPr>
+          <w:rFonts w:hint="eastAsia" w:ascii="Times New Roman" w:hAnsi="Times New Roman" w:eastAsia="FangSong" w:cs="Times New Roman"/>
+          <w:b/>
+          <w:bCs/>
+        </w:rPr>
+        <w:t xml:space="preserve">最需要重排</w:t>
+      </w:r>
+    </w:p>
+    <w:p>
+      <w:pPr>
+        <w:pStyle w:val="FirstParagraph"/>
+      </w:pPr>
+      <w:r>
+        <w:rPr>
+          <w:rFonts w:hint="eastAsia" w:ascii="Times New Roman" w:hAnsi="Times New Roman" w:eastAsia="FangSong" w:cs="Times New Roman"/>
+          <w:b/>
+          <w:bCs/>
+        </w:rPr>
+        <w:t xml:space="preserve">答案</w:t>
+      </w:r>
+      <w:r>
+        <w:rPr>
+          <w:rFonts w:hint="eastAsia" w:ascii="Times New Roman" w:hAnsi="Times New Roman" w:eastAsia="Times New Roman" w:cs="Times New Roman"/>
+        </w:rPr>
+        <w:t>：</w:t>
+      </w:r>
+      <w:r>
+        <w:rPr>
+          <w:rFonts w:hint="eastAsia" w:ascii="Times New Roman" w:hAnsi="Times New Roman" w:eastAsia="FangSong" w:cs="Times New Roman"/>
+        </w:rPr>
+        <w:t>稳定性顺序</w:t>
+      </w:r>
+      <w:r>
+        <w:rPr>
+          <w:rFonts w:hint="eastAsia" w:ascii="Times New Roman" w:hAnsi="Times New Roman" w:eastAsia="Times New Roman" w:cs="Times New Roman"/>
+        </w:rPr>
+        <w:t>：C</w:t>
+      </w:r>
+      <w:r>
+        <w:rPr>
+          <w:rFonts w:ascii="Times New Roman" w:hAnsi="Times New Roman" w:eastAsia="Times New Roman" w:cs="Times New Roman"/>
+        </w:rPr>
+        <w:t xml:space="preserve"> &gt; A &gt; B &gt; </w:t>
+      </w:r>
+      <w:r>
+        <w:rPr>
+          <w:rFonts w:hint="eastAsia" w:ascii="Times New Roman" w:hAnsi="Times New Roman" w:eastAsia="Times New Roman" w:cs="Times New Roman"/>
+        </w:rPr>
+        <w:t>D。</w:t>
+      </w:r>
+      <w:r>
+        <w:rPr>
+          <w:rFonts w:hint="eastAsia" w:ascii="Times New Roman" w:hAnsi="Times New Roman" w:eastAsia="FangSong" w:cs="Times New Roman"/>
+        </w:rPr>
+        <w:t>重排倾向</w:t>
+      </w:r>
+      <w:r>
+        <w:rPr>
+          <w:rFonts w:hint="eastAsia" w:ascii="Times New Roman" w:hAnsi="Times New Roman" w:eastAsia="Times New Roman" w:cs="Times New Roman"/>
+        </w:rPr>
+        <w:t>：D</w:t>
+      </w:r>
+      <w:r>
+        <w:rPr>
+          <w:rFonts w:ascii="Times New Roman" w:hAnsi="Times New Roman" w:eastAsia="Times New Roman" w:cs="Times New Roman"/>
+        </w:rPr>
+        <w:t xml:space="preserve"> &gt; B &gt; A ≈ </w:t>
+      </w:r>
+      <w:r>
+        <w:rPr>
+          <w:rFonts w:hint="eastAsia" w:ascii="Times New Roman" w:hAnsi="Times New Roman" w:eastAsia="Times New Roman" w:cs="Times New Roman"/>
+        </w:rPr>
+        <w:t xml:space="preserve">C（A</w:t>
+      </w:r>
+      <w:r>
+        <w:rPr>
+          <w:rFonts w:ascii="Times New Roman" w:hAnsi="Times New Roman" w:eastAsia="Times New Roman" w:cs="Times New Roman"/>
+        </w:rPr>
+        <w:t xml:space="preserve"> </w:t>
+      </w:r>
+      <w:r>
+        <w:rPr>
+          <w:rFonts w:hint="eastAsia" w:ascii="Times New Roman" w:hAnsi="Times New Roman" w:eastAsia="FangSong" w:cs="Times New Roman"/>
+        </w:rPr>
+        <w:t xml:space="preserve">和</w:t>
+      </w:r>
+      <w:r>
+        <w:rPr>
+          <w:rFonts w:ascii="Times New Roman" w:hAnsi="Times New Roman" w:eastAsia="Times New Roman" w:cs="Times New Roman"/>
+        </w:rPr>
+        <w:t xml:space="preserve"> C </w:t>
+      </w:r>
+      <w:r>
+        <w:rPr>
+          <w:rFonts w:hint="eastAsia" w:ascii="Times New Roman" w:hAnsi="Times New Roman" w:eastAsia="FangSong" w:cs="Times New Roman"/>
+        </w:rPr>
+        <w:t>不需要重排</w:t>
+      </w:r>
+      <w:r>
+        <w:rPr>
+          <w:rFonts w:hint="eastAsia" w:ascii="Times New Roman" w:hAnsi="Times New Roman" w:eastAsia="Times New Roman" w:cs="Times New Roman"/>
+        </w:rPr>
+        <w:t>）。</w:t>
+      </w:r>
+    </w:p>
+    <w:p>
+      <w:pPr>
+        <w:pStyle w:val="BodyText"/>
+      </w:pPr>
+      <w:r>
+        <w:rPr>
+          <w:rFonts w:hint="eastAsia" w:ascii="Times New Roman" w:hAnsi="Times New Roman" w:eastAsia="FangSong" w:cs="Times New Roman"/>
+          <w:b/>
+          <w:bCs/>
+        </w:rPr>
+        <w:t xml:space="preserve">反思</w:t>
+      </w:r>
+      <w:r>
+        <w:rPr>
+          <w:rFonts w:hint="eastAsia" w:ascii="Times New Roman" w:hAnsi="Times New Roman" w:eastAsia="Times New Roman" w:cs="Times New Roman"/>
+        </w:rPr>
+        <w:t>：</w:t>
+      </w:r>
+      <w:r>
+        <w:rPr>
+          <w:rFonts w:hint="eastAsia" w:ascii="Times New Roman" w:hAnsi="Times New Roman" w:eastAsia="FangSong" w:cs="Times New Roman"/>
+        </w:rPr>
+        <w:t>稳定的碳正离子不重排</w:t>
+      </w:r>
+      <w:r>
+        <w:rPr>
+          <w:rFonts w:hint="eastAsia" w:ascii="Times New Roman" w:hAnsi="Times New Roman" w:eastAsia="Times New Roman" w:cs="Times New Roman"/>
+        </w:rPr>
+        <w:t>——</w:t>
+      </w:r>
+      <w:r>
+        <w:rPr>
+          <w:rFonts w:hint="eastAsia" w:ascii="Times New Roman" w:hAnsi="Times New Roman" w:eastAsia="FangSong" w:cs="Times New Roman"/>
+        </w:rPr>
+        <w:t>重排不是习惯</w:t>
+      </w:r>
+      <w:r>
+        <w:rPr>
+          <w:rFonts w:hint="eastAsia" w:ascii="Times New Roman" w:hAnsi="Times New Roman" w:eastAsia="Times New Roman" w:cs="Times New Roman"/>
+        </w:rPr>
+        <w:t>，</w:t>
+      </w:r>
+      <w:r>
+        <w:rPr>
+          <w:rFonts w:hint="eastAsia" w:ascii="Times New Roman" w:hAnsi="Times New Roman" w:eastAsia="FangSong" w:cs="Times New Roman"/>
+        </w:rPr>
+        <w:t>而是自救</w:t>
+      </w:r>
+      <w:r>
+        <w:rPr>
+          <w:rFonts w:hint="eastAsia" w:ascii="Times New Roman" w:hAnsi="Times New Roman" w:eastAsia="Times New Roman" w:cs="Times New Roman"/>
+        </w:rPr>
+        <w:t>。</w:t>
+      </w:r>
+    </w:p>
+    <w:p>
+      <w:pPr>
+        <w:spacing w:before="160" w:after="80"/>
+      </w:pPr>
+      <w:r>
+        <w:pict>
+          <v:rect style="width:0;height:1.5pt" o:hralign="center" o:hrstd="t" o:hr="t"/>
+        </w:pict>
+      </w:r>
+    </w:p>
+    <w:bookmarkEnd w:id="43"/>
+    <w:bookmarkStart w:id="44" w:name="例2-碳负离子pka-判断与区域选择性"/>
+    <w:p>
+      <w:pPr>
+        <w:pStyle w:val="Heading3"/>
+        <w:spacing w:before="280" w:after="120"/>
+      </w:pPr>
+      <w:r>
+        <w:rPr>
+          <w:rFonts w:hint="eastAsia" w:ascii="Times New Roman" w:hAnsi="Times New Roman" w:eastAsia="SimHei" w:cs="Times New Roman"/>
+        </w:rPr>
+        <w:t>例</w:t>
+      </w:r>
+      <w:r>
+        <w:rPr>
+          <w:rFonts w:hint="eastAsia" w:ascii="Times New Roman" w:hAnsi="Times New Roman" w:eastAsia="Times New Roman" w:cs="Times New Roman"/>
+        </w:rPr>
+        <w:t>2</w:t>
+      </w:r>
+      <w:r>
+        <w:rPr>
+          <w:rFonts w:ascii="Times New Roman" w:hAnsi="Times New Roman" w:eastAsia="Times New Roman" w:cs="Times New Roman"/>
+        </w:rPr>
+        <w:t xml:space="preserve"> </w:t>
+      </w:r>
+      <w:r>
+        <w:rPr>
+          <w:rFonts w:hint="eastAsia" w:ascii="Times New Roman" w:hAnsi="Times New Roman" w:eastAsia="SimHei" w:cs="Times New Roman"/>
+        </w:rPr>
+        <w:t>碳负离子</w:t>
+      </w:r>
+      <w:r>
+        <w:rPr>
+          <w:rFonts w:hint="eastAsia" w:ascii="Times New Roman" w:hAnsi="Times New Roman" w:eastAsia="Times New Roman" w:cs="Times New Roman"/>
+        </w:rPr>
+        <w:t>——pKa</w:t>
+      </w:r>
+      <w:r>
+        <w:rPr>
+          <w:rFonts w:ascii="Times New Roman" w:hAnsi="Times New Roman" w:eastAsia="Times New Roman" w:cs="Times New Roman"/>
+        </w:rPr>
+        <w:t xml:space="preserve"> </w:t>
+      </w:r>
+      <w:r>
+        <w:rPr>
+          <w:rFonts w:hint="eastAsia" w:ascii="Times New Roman" w:hAnsi="Times New Roman" w:eastAsia="SimHei" w:cs="Times New Roman"/>
+        </w:rPr>
+        <w:t xml:space="preserve">判断与区域选择性</w:t>
+      </w:r>
+      <w:r>
+        <w:rPr>
+          <w:rFonts w:ascii="Times New Roman" w:hAnsi="Times New Roman" w:eastAsia="Times New Roman" w:cs="Times New Roman"/>
+        </w:rPr>
+        <w:t xml:space="preserve"> ⭐⭐⭐</w:t>
+      </w:r>
+    </w:p>
+    <w:p>
+      <w:pPr>
+        <w:pStyle w:val="FirstParagraph"/>
+      </w:pPr>
+      <w:r>
+        <w:rPr>
+          <w:rFonts w:hint="eastAsia" w:ascii="Times New Roman" w:hAnsi="Times New Roman" w:eastAsia="FangSong" w:cs="Times New Roman"/>
+          <w:b/>
+          <w:bCs/>
+        </w:rPr>
+        <w:t xml:space="preserve">题干</w:t>
+      </w:r>
+      <w:r>
+        <w:rPr>
+          <w:rFonts w:hint="eastAsia" w:ascii="Times New Roman" w:hAnsi="Times New Roman" w:eastAsia="Times New Roman" w:cs="Times New Roman"/>
+        </w:rPr>
+        <w:t>：</w:t>
+      </w:r>
+      <w:r>
+        <w:rPr>
+          <w:rFonts w:hint="eastAsia" w:ascii="Times New Roman" w:hAnsi="Times New Roman" w:eastAsia="FangSong" w:cs="Times New Roman"/>
+        </w:rPr>
+        <w:t>请在以下化合物中选出酸性最强的</w:t>
+      </w:r>
+      <w:r>
+        <w:rPr>
+          <w:rFonts w:hint="eastAsia" w:ascii="Times New Roman" w:hAnsi="Times New Roman" w:eastAsia="Times New Roman" w:cs="Times New Roman"/>
+        </w:rPr>
+        <w:t>（</w:t>
+      </w:r>
+      <w:r>
+        <w:rPr>
+          <w:rFonts w:hint="eastAsia" w:ascii="Times New Roman" w:hAnsi="Times New Roman" w:eastAsia="FangSong" w:cs="Times New Roman"/>
+        </w:rPr>
+        <w:t>即最易生成稳定碳负离子的</w:t>
+      </w:r>
+      <w:r>
+        <w:rPr>
+          <w:rFonts w:hint="eastAsia" w:ascii="Times New Roman" w:hAnsi="Times New Roman" w:eastAsia="Times New Roman" w:cs="Times New Roman"/>
+        </w:rPr>
+        <w:t>）：</w:t>
+      </w:r>
+      <w:r>
+        <w:rPr>
+          <w:rFonts w:ascii="Times New Roman" w:hAnsi="Times New Roman" w:eastAsia="Times New Roman" w:cs="Times New Roman"/>
+        </w:rPr>
+        <w:t xml:space="preserve"> </w:t>
+      </w:r>
+      <w:r>
+        <w:rPr>
+          <w:rFonts w:ascii="Times New Roman" w:hAnsi="Times New Roman" w:eastAsia="Times New Roman" w:cs="Times New Roman"/>
+        </w:rPr>
+        <w:t xml:space="preserve">(A) </w:t>
+      </w:r>
+      <w:r>
+        <w:rPr>
+          <w:rFonts w:hint="eastAsia" w:ascii="Times New Roman" w:hAnsi="Times New Roman" w:eastAsia="FangSong" w:cs="Times New Roman"/>
+        </w:rPr>
+        <w:t xml:space="preserve">丙酮</w:t>
+      </w:r>
+      <w:r>
+        <w:rPr>
+          <w:rFonts w:ascii="Times New Roman" w:hAnsi="Times New Roman" w:eastAsia="Times New Roman" w:cs="Times New Roman"/>
+        </w:rPr>
+        <w:t xml:space="preserve"> (B) </w:t>
+      </w:r>
+      <w:r>
+        <w:rPr>
+          <w:rFonts w:hint="eastAsia" w:ascii="Times New Roman" w:hAnsi="Times New Roman" w:eastAsia="FangSong" w:cs="Times New Roman"/>
+        </w:rPr>
+        <w:t xml:space="preserve">环戊二烯</w:t>
+      </w:r>
+      <w:r>
+        <w:rPr>
+          <w:rFonts w:ascii="Times New Roman" w:hAnsi="Times New Roman" w:eastAsia="Times New Roman" w:cs="Times New Roman"/>
+        </w:rPr>
+        <w:t xml:space="preserve"> (C) </w:t>
+      </w:r>
+      <w:r>
+        <w:rPr>
+          <w:rFonts w:hint="eastAsia" w:ascii="Times New Roman" w:hAnsi="Times New Roman" w:eastAsia="FangSong" w:cs="Times New Roman"/>
+        </w:rPr>
+        <w:t xml:space="preserve">乙腈</w:t>
+      </w:r>
+      <w:r>
+        <w:rPr>
+          <w:rFonts w:ascii="Times New Roman" w:hAnsi="Times New Roman" w:eastAsia="Times New Roman" w:cs="Times New Roman"/>
+        </w:rPr>
+        <w:t xml:space="preserve"> (D) </w:t>
+      </w:r>
+      <w:r>
+        <w:rPr>
+          <w:rFonts w:hint="eastAsia" w:ascii="Times New Roman" w:hAnsi="Times New Roman" w:eastAsia="FangSong" w:cs="Times New Roman"/>
+        </w:rPr>
+        <w:t xml:space="preserve">硝基甲烷</w:t>
+      </w:r>
+    </w:p>
+    <w:p>
+      <w:pPr>
+        <w:pStyle w:val="BodyText"/>
+      </w:pPr>
+      <w:r>
+        <w:rPr>
+          <w:rFonts w:hint="eastAsia" w:ascii="Times New Roman" w:hAnsi="Times New Roman" w:eastAsia="FangSong" w:cs="Times New Roman"/>
+          <w:b/>
+          <w:bCs/>
+        </w:rPr>
+        <w:t xml:space="preserve">思路</w:t>
+      </w:r>
+      <w:r>
+        <w:rPr>
+          <w:rFonts w:hint="eastAsia" w:ascii="Times New Roman" w:hAnsi="Times New Roman" w:eastAsia="Times New Roman" w:cs="Times New Roman"/>
+        </w:rPr>
+        <w:t>：</w:t>
+      </w:r>
+      <w:r>
+        <w:rPr>
+          <w:rFonts w:hint="eastAsia" w:ascii="Times New Roman" w:hAnsi="Times New Roman" w:eastAsia="FangSong" w:cs="Times New Roman"/>
+        </w:rPr>
+        <w:t>碳负离子越稳定</w:t>
+      </w:r>
+      <w:r>
+        <w:rPr>
+          <w:rFonts w:ascii="Times New Roman" w:hAnsi="Times New Roman" w:eastAsia="Times New Roman" w:cs="Times New Roman"/>
+        </w:rPr>
+        <w:t xml:space="preserve"> → </w:t>
+      </w:r>
+      <w:r>
+        <w:rPr>
+          <w:rFonts w:hint="eastAsia" w:ascii="Times New Roman" w:hAnsi="Times New Roman" w:eastAsia="FangSong" w:cs="Times New Roman"/>
+        </w:rPr>
+        <w:t xml:space="preserve">共轭酸</w:t>
+      </w:r>
+      <w:r>
+        <w:rPr>
+          <w:rFonts w:ascii="Times New Roman" w:hAnsi="Times New Roman" w:eastAsia="Times New Roman" w:cs="Times New Roman"/>
+        </w:rPr>
+        <w:t xml:space="preserve"> pKa </w:t>
+      </w:r>
+      <w:r>
+        <w:rPr>
+          <w:rFonts w:hint="eastAsia" w:ascii="Times New Roman" w:hAnsi="Times New Roman" w:eastAsia="FangSong" w:cs="Times New Roman"/>
+        </w:rPr>
+        <w:t xml:space="preserve">越低</w:t>
+      </w:r>
+      <w:r>
+        <w:rPr>
+          <w:rFonts w:ascii="Times New Roman" w:hAnsi="Times New Roman" w:eastAsia="Times New Roman" w:cs="Times New Roman"/>
+        </w:rPr>
+        <w:t xml:space="preserve"> → </w:t>
+      </w:r>
+      <w:r>
+        <w:rPr>
+          <w:rFonts w:hint="eastAsia" w:ascii="Times New Roman" w:hAnsi="Times New Roman" w:eastAsia="FangSong" w:cs="Times New Roman"/>
+        </w:rPr>
+        <w:t>酸性越强</w:t>
+      </w:r>
+      <w:r>
+        <w:rPr>
+          <w:rFonts w:hint="eastAsia" w:ascii="Times New Roman" w:hAnsi="Times New Roman" w:eastAsia="Times New Roman" w:cs="Times New Roman"/>
+        </w:rPr>
+        <w:t>。</w:t>
+      </w:r>
+    </w:p>
+    <w:p>
+      <w:pPr>
+        <w:pStyle w:val="BodyText"/>
+      </w:pPr>
+      <w:r>
+        <w:rPr>
+          <w:rFonts w:hint="eastAsia" w:ascii="Times New Roman" w:hAnsi="Times New Roman" w:eastAsia="FangSong" w:cs="Times New Roman"/>
+          <w:b/>
+          <w:bCs/>
+        </w:rPr>
+        <w:t xml:space="preserve">解析</w:t>
+      </w:r>
+      <w:r>
+        <w:rPr>
+          <w:rFonts w:hint="eastAsia" w:ascii="Times New Roman" w:hAnsi="Times New Roman" w:eastAsia="Times New Roman" w:cs="Times New Roman"/>
+        </w:rPr>
+        <w:t xml:space="preserve">：</w:t>
+      </w:r>
+      <w:r>
+        <w:rPr>
+          <w:rFonts w:ascii="Times New Roman" w:hAnsi="Times New Roman" w:eastAsia="Times New Roman" w:cs="Times New Roman"/>
+        </w:rPr>
+        <w:t xml:space="preserve"> </w:t>
+      </w:r>
+      <w:r>
+        <w:rPr>
+          <w:rFonts w:ascii="Times New Roman" w:hAnsi="Times New Roman" w:eastAsia="Times New Roman" w:cs="Times New Roman"/>
+        </w:rPr>
+        <w:t xml:space="preserve">1. </w:t>
+      </w:r>
+      <w:r>
+        <w:rPr>
+          <w:rFonts w:hint="eastAsia" w:ascii="Times New Roman" w:hAnsi="Times New Roman" w:eastAsia="FangSong" w:cs="Times New Roman"/>
+        </w:rPr>
+        <w:t>各化合物共轭碱的稳定性分析</w:t>
+      </w:r>
+      <w:r>
+        <w:rPr>
+          <w:rFonts w:hint="eastAsia" w:ascii="Times New Roman" w:hAnsi="Times New Roman" w:eastAsia="Times New Roman" w:cs="Times New Roman"/>
+        </w:rPr>
+        <w:t>：</w:t>
+      </w:r>
+      <w:r>
+        <w:rPr>
+          <w:rFonts w:ascii="Times New Roman" w:hAnsi="Times New Roman" w:eastAsia="Times New Roman" w:cs="Times New Roman"/>
+        </w:rPr>
+        <w:t xml:space="preserve"> </w:t>
+      </w:r>
+      <w:r>
+        <w:rPr>
+          <w:rFonts w:ascii="Times New Roman" w:hAnsi="Times New Roman" w:eastAsia="Times New Roman" w:cs="Times New Roman"/>
+        </w:rPr>
+        <w:t xml:space="preserve">- (A) </w:t>
+      </w:r>
+      <w:r>
+        <w:rPr>
+          <w:rFonts w:hint="eastAsia" w:ascii="Times New Roman" w:hAnsi="Times New Roman" w:eastAsia="FangSong" w:cs="Times New Roman"/>
+        </w:rPr>
+        <w:t>丙酮</w:t>
+      </w:r>
+      <w:r>
+        <w:rPr>
+          <w:rFonts w:hint="eastAsia" w:ascii="Times New Roman" w:hAnsi="Times New Roman" w:eastAsia="Times New Roman" w:cs="Times New Roman"/>
+        </w:rPr>
+        <w:t>：</w:t>
+      </w:r>
+      <w:r>
+        <w:rPr>
+          <w:rFonts w:hint="eastAsia" w:ascii="Times New Roman" w:hAnsi="Times New Roman" w:eastAsia="FangSong" w:cs="Times New Roman"/>
+        </w:rPr>
+        <w:t>烯醇负离子</w:t>
+      </w:r>
+      <w:r>
+        <w:rPr>
+          <w:rFonts w:hint="eastAsia" w:ascii="Times New Roman" w:hAnsi="Times New Roman" w:eastAsia="Times New Roman" w:cs="Times New Roman"/>
+        </w:rPr>
+        <w:t>，</w:t>
+      </w:r>
+      <w:r>
+        <w:rPr>
+          <w:rFonts w:hint="eastAsia" w:ascii="Times New Roman" w:hAnsi="Times New Roman" w:eastAsia="FangSong" w:cs="Times New Roman"/>
+        </w:rPr>
+        <w:t>单羰基共振稳定</w:t>
+      </w:r>
+      <w:r>
+        <w:rPr>
+          <w:rFonts w:hint="eastAsia" w:ascii="Times New Roman" w:hAnsi="Times New Roman" w:eastAsia="Times New Roman" w:cs="Times New Roman"/>
+        </w:rPr>
+        <w:t>，pKa</w:t>
+      </w:r>
+      <w:r>
+        <w:rPr>
+          <w:rFonts w:ascii="Times New Roman" w:hAnsi="Times New Roman" w:eastAsia="Times New Roman" w:cs="Times New Roman"/>
+        </w:rPr>
+        <w:t xml:space="preserve"> ≈ 19</w:t>
+      </w:r>
+      <w:r>
+        <w:rPr>
+          <w:rFonts w:ascii="Times New Roman" w:hAnsi="Times New Roman" w:eastAsia="Times New Roman" w:cs="Times New Roman"/>
+        </w:rPr>
+        <w:t xml:space="preserve"> </w:t>
+      </w:r>
+      <w:r>
+        <w:rPr>
+          <w:rFonts w:ascii="Times New Roman" w:hAnsi="Times New Roman" w:eastAsia="Times New Roman" w:cs="Times New Roman"/>
+        </w:rPr>
+        <w:t xml:space="preserve">- (B) </w:t>
+      </w:r>
+      <w:r>
+        <w:rPr>
+          <w:rFonts w:hint="eastAsia" w:ascii="Times New Roman" w:hAnsi="Times New Roman" w:eastAsia="FangSong" w:cs="Times New Roman"/>
+        </w:rPr>
+        <w:t>环戊二烯</w:t>
+      </w:r>
+      <w:r>
+        <w:rPr>
+          <w:rFonts w:hint="eastAsia" w:ascii="Times New Roman" w:hAnsi="Times New Roman" w:eastAsia="Times New Roman" w:cs="Times New Roman"/>
+        </w:rPr>
+        <w:t>：</w:t>
+      </w:r>
+      <w:r>
+        <w:rPr>
+          <w:rFonts w:hint="eastAsia" w:ascii="Times New Roman" w:hAnsi="Times New Roman" w:eastAsia="FangSong" w:cs="Times New Roman"/>
+        </w:rPr>
+        <w:t>环戊二烯负离子为</w:t>
+      </w:r>
+      <w:r>
+        <w:rPr>
+          <w:rFonts w:ascii="Times New Roman" w:hAnsi="Times New Roman" w:eastAsia="Times New Roman" w:cs="Times New Roman"/>
+        </w:rPr>
+        <w:t xml:space="preserve"> </w:t>
+      </w:r>
+      <w:r>
+        <w:rPr>
+          <w:rFonts w:ascii="Times New Roman" w:hAnsi="Times New Roman" w:eastAsia="Times New Roman" w:cs="Times New Roman"/>
+          <w:b/>
+          <w:bCs/>
+        </w:rPr>
+        <w:t xml:space="preserve">6π </w:t>
+      </w:r>
+      <w:r>
+        <w:rPr>
+          <w:rFonts w:hint="eastAsia" w:ascii="Times New Roman" w:hAnsi="Times New Roman" w:eastAsia="FangSong" w:cs="Times New Roman"/>
+          <w:b/>
+          <w:bCs/>
+        </w:rPr>
+        <w:t xml:space="preserve">芳香体系</w:t>
+      </w:r>
+      <w:r>
+        <w:rPr>
+          <w:rFonts w:hint="eastAsia" w:ascii="Times New Roman" w:hAnsi="Times New Roman" w:eastAsia="Times New Roman" w:cs="Times New Roman"/>
+        </w:rPr>
+        <w:t>，</w:t>
+      </w:r>
+      <w:r>
+        <w:rPr>
+          <w:rFonts w:hint="eastAsia" w:ascii="Times New Roman" w:hAnsi="Times New Roman" w:eastAsia="FangSong" w:cs="Times New Roman"/>
+        </w:rPr>
+        <w:t>极大稳定化</w:t>
+      </w:r>
+      <w:r>
+        <w:rPr>
+          <w:rFonts w:hint="eastAsia" w:ascii="Times New Roman" w:hAnsi="Times New Roman" w:eastAsia="Times New Roman" w:cs="Times New Roman"/>
+        </w:rPr>
+        <w:t>，pKa</w:t>
+      </w:r>
+      <w:r>
+        <w:rPr>
+          <w:rFonts w:ascii="Times New Roman" w:hAnsi="Times New Roman" w:eastAsia="Times New Roman" w:cs="Times New Roman"/>
+        </w:rPr>
+        <w:t xml:space="preserve"> ≈ 15</w:t>
+      </w:r>
+      <w:r>
+        <w:rPr>
+          <w:rFonts w:ascii="Times New Roman" w:hAnsi="Times New Roman" w:eastAsia="Times New Roman" w:cs="Times New Roman"/>
+        </w:rPr>
+        <w:t xml:space="preserve"> </w:t>
+      </w:r>
+      <w:r>
+        <w:rPr>
+          <w:rFonts w:ascii="Times New Roman" w:hAnsi="Times New Roman" w:eastAsia="Times New Roman" w:cs="Times New Roman"/>
+        </w:rPr>
+        <w:t xml:space="preserve">- (C) </w:t>
+      </w:r>
+      <w:r>
+        <w:rPr>
+          <w:rFonts w:hint="eastAsia" w:ascii="Times New Roman" w:hAnsi="Times New Roman" w:eastAsia="FangSong" w:cs="Times New Roman"/>
+        </w:rPr>
+        <w:t>乙腈</w:t>
+      </w:r>
+      <w:r>
+        <w:rPr>
+          <w:rFonts w:hint="eastAsia" w:ascii="Times New Roman" w:hAnsi="Times New Roman" w:eastAsia="Times New Roman" w:cs="Times New Roman"/>
+        </w:rPr>
+        <w:t>：</w:t>
+      </w:r>
+      <w:r>
+        <w:rPr>
+          <w:rFonts w:hint="eastAsia" w:ascii="Times New Roman" w:hAnsi="Times New Roman" w:eastAsia="FangSong" w:cs="Times New Roman"/>
+        </w:rPr>
+        <w:t>氰基共振稳定</w:t>
+      </w:r>
+      <w:r>
+        <w:rPr>
+          <w:rFonts w:hint="eastAsia" w:ascii="Times New Roman" w:hAnsi="Times New Roman" w:eastAsia="Times New Roman" w:cs="Times New Roman"/>
+        </w:rPr>
+        <w:t>，pKa</w:t>
+      </w:r>
+      <w:r>
+        <w:rPr>
+          <w:rFonts w:ascii="Times New Roman" w:hAnsi="Times New Roman" w:eastAsia="Times New Roman" w:cs="Times New Roman"/>
+        </w:rPr>
+        <w:t xml:space="preserve"> ≈ 25</w:t>
+      </w:r>
+      <w:r>
+        <w:rPr>
+          <w:rFonts w:ascii="Times New Roman" w:hAnsi="Times New Roman" w:eastAsia="Times New Roman" w:cs="Times New Roman"/>
+        </w:rPr>
+        <w:t xml:space="preserve"> </w:t>
+      </w:r>
+      <w:r>
+        <w:rPr>
+          <w:rFonts w:ascii="Times New Roman" w:hAnsi="Times New Roman" w:eastAsia="Times New Roman" w:cs="Times New Roman"/>
+        </w:rPr>
+        <w:t xml:space="preserve">- (D) </w:t>
+      </w:r>
+      <w:r>
+        <w:rPr>
+          <w:rFonts w:hint="eastAsia" w:ascii="Times New Roman" w:hAnsi="Times New Roman" w:eastAsia="FangSong" w:cs="Times New Roman"/>
+        </w:rPr>
+        <w:t>硝基甲烷</w:t>
+      </w:r>
+      <w:r>
+        <w:rPr>
+          <w:rFonts w:hint="eastAsia" w:ascii="Times New Roman" w:hAnsi="Times New Roman" w:eastAsia="Times New Roman" w:cs="Times New Roman"/>
+        </w:rPr>
+        <w:t>：</w:t>
+      </w:r>
+      <w:r>
+        <w:rPr>
+          <w:rFonts w:hint="eastAsia" w:ascii="Times New Roman" w:hAnsi="Times New Roman" w:eastAsia="FangSong" w:cs="Times New Roman"/>
+        </w:rPr>
+        <w:t>硝基负离子共振稳定</w:t>
+      </w:r>
+      <w:r>
+        <w:rPr>
+          <w:rFonts w:hint="eastAsia" w:ascii="Times New Roman" w:hAnsi="Times New Roman" w:eastAsia="Times New Roman" w:cs="Times New Roman"/>
+        </w:rPr>
+        <w:t>，pKa</w:t>
+      </w:r>
+      <w:r>
+        <w:rPr>
+          <w:rFonts w:ascii="Times New Roman" w:hAnsi="Times New Roman" w:eastAsia="Times New Roman" w:cs="Times New Roman"/>
+        </w:rPr>
+        <w:t xml:space="preserve"> ≈ </w:t>
+      </w:r>
+      <w:r>
+        <w:rPr>
+          <w:rFonts w:hint="eastAsia" w:ascii="Times New Roman" w:hAnsi="Times New Roman" w:eastAsia="Times New Roman" w:cs="Times New Roman"/>
+        </w:rPr>
+        <w:t>10（−NO</w:t>
+      </w:r>
+      <w:r>
+        <w:rPr>
+          <w:rFonts w:hint="eastAsia" w:ascii="Times New Roman" w:hAnsi="Times New Roman" w:eastAsia="Times New Roman" w:cs="Times New Roman"/>
+          <w:vertAlign w:val="subscript"/>
+        </w:rPr>
+        <w:t>2</w:t>
+      </w:r>
+      <w:r>
+        <w:rPr>
+          <w:rFonts w:ascii="Times New Roman" w:hAnsi="Times New Roman" w:eastAsia="Times New Roman" w:cs="Times New Roman"/>
+        </w:rPr>
+        <w:t xml:space="preserve"> </w:t>
+      </w:r>
+      <w:r>
+        <w:rPr>
+          <w:rFonts w:hint="eastAsia" w:ascii="Times New Roman" w:hAnsi="Times New Roman" w:eastAsia="FangSong" w:cs="Times New Roman"/>
+        </w:rPr>
+        <w:t>是非常强的吸电子稳定基</w:t>
+      </w:r>
+      <w:r>
+        <w:rPr>
+          <w:rFonts w:hint="eastAsia" w:ascii="Times New Roman" w:hAnsi="Times New Roman" w:eastAsia="Times New Roman" w:cs="Times New Roman"/>
+        </w:rPr>
+        <w:t>）</w:t>
+      </w:r>
+    </w:p>
+    <w:p>
+      <w:pPr>
+        <w:pStyle w:val="Compact"/>
+        <w:numPr>
+          <w:ilvl w:val="0"/>
+          <w:numId w:val="1016"/>
+        </w:numPr>
+      </w:pPr>
+      <w:r>
+        <w:rPr>
+          <w:rFonts w:ascii="Times New Roman" w:hAnsi="Times New Roman" w:eastAsia="Times New Roman" w:cs="Times New Roman"/>
+        </w:rPr>
+        <w:t xml:space="preserve">pKa </w:t>
+      </w:r>
+      <w:r>
+        <w:rPr>
+          <w:rFonts w:hint="eastAsia" w:ascii="Times New Roman" w:hAnsi="Times New Roman" w:eastAsia="FangSong" w:cs="Times New Roman"/>
+        </w:rPr>
+        <w:t xml:space="preserve">越低</w:t>
+      </w:r>
+      <w:r>
+        <w:rPr>
+          <w:rFonts w:ascii="Times New Roman" w:hAnsi="Times New Roman" w:eastAsia="Times New Roman" w:cs="Times New Roman"/>
+        </w:rPr>
+        <w:t xml:space="preserve"> → </w:t>
+      </w:r>
+      <w:r>
+        <w:rPr>
+          <w:rFonts w:hint="eastAsia" w:ascii="Times New Roman" w:hAnsi="Times New Roman" w:eastAsia="FangSong" w:cs="Times New Roman"/>
+        </w:rPr>
+        <w:t xml:space="preserve">酸性越强</w:t>
+      </w:r>
+      <w:r>
+        <w:rPr>
+          <w:rFonts w:ascii="Times New Roman" w:hAnsi="Times New Roman" w:eastAsia="Times New Roman" w:cs="Times New Roman"/>
+        </w:rPr>
+        <w:t xml:space="preserve"> → </w:t>
+      </w:r>
+      <w:r>
+        <w:rPr>
+          <w:rFonts w:hint="eastAsia" w:ascii="Times New Roman" w:hAnsi="Times New Roman" w:eastAsia="FangSong" w:cs="Times New Roman"/>
+        </w:rPr>
+        <w:t xml:space="preserve">共轭碳负离子越稳定</w:t>
+      </w:r>
+    </w:p>
+    <w:p>
+      <w:pPr>
+        <w:pStyle w:val="Compact"/>
+        <w:numPr>
+          <w:ilvl w:val="1"/>
+          <w:numId w:val="1017"/>
+        </w:numPr>
+      </w:pPr>
       <w:r>
         <w:rPr>
           <w:rFonts w:hint="eastAsia" w:ascii="Times New Roman" w:hAnsi="Times New Roman" w:eastAsia="FangSong" w:cs="Times New Roman"/>
@@ -22613,674 +22580,578 @@
         </w:rPr>
         <w:t xml:space="preserve">：</w:t>
       </w:r>
+      <w:r>
+        <w:rPr>
+          <w:rFonts w:ascii="Times New Roman" w:hAnsi="Times New Roman" w:eastAsia="Times New Roman" w:cs="Times New Roman"/>
+        </w:rPr>
+        <w:t xml:space="preserve"> </w:t>
+      </w:r>
+      <w:r>
+        <w:rPr>
+          <w:rFonts w:ascii="Times New Roman" w:hAnsi="Times New Roman" w:eastAsia="Times New Roman" w:cs="Times New Roman"/>
+        </w:rPr>
+        <w:t xml:space="preserve">1. </w:t>
+      </w:r>
+      <w:r>
+        <w:rPr>
+          <w:rFonts w:hint="eastAsia" w:ascii="Times New Roman" w:hAnsi="Times New Roman" w:eastAsia="FangSong" w:cs="Times New Roman"/>
+        </w:rPr>
+        <w:t>引发</w:t>
+      </w:r>
+      <w:r>
+        <w:rPr>
+          <w:rFonts w:hint="eastAsia" w:ascii="Times New Roman" w:hAnsi="Times New Roman" w:eastAsia="Times New Roman" w:cs="Times New Roman"/>
+        </w:rPr>
+        <w:t>（Initiation）：</w:t>
+      </w:r>
+      <w:r>
+        <w:rPr>
+          <w:rFonts w:ascii="Times New Roman" w:hAnsi="Times New Roman" w:eastAsia="Times New Roman" w:cs="Times New Roman"/>
+        </w:rPr>
+        <w:t xml:space="preserve"> </w:t>
+      </w:r>
+      <w:r>
+        <w:rPr>
+          <w:rFonts w:ascii="Times New Roman" w:hAnsi="Times New Roman" w:eastAsia="Times New Roman" w:cs="Times New Roman"/>
+        </w:rPr>
+        <w:t xml:space="preserve">- RO-OR —Δ→ 2 </w:t>
+      </w:r>
+      <w:r>
+        <w:rPr>
+          <w:rFonts w:hint="eastAsia" w:ascii="Times New Roman" w:hAnsi="Times New Roman" w:eastAsia="Times New Roman" w:cs="Times New Roman"/>
+        </w:rPr>
+        <w:t>RO·（</w:t>
+      </w:r>
+      <w:r>
+        <w:rPr>
+          <w:rFonts w:hint="eastAsia" w:ascii="Times New Roman" w:hAnsi="Times New Roman" w:eastAsia="FangSong" w:cs="Times New Roman"/>
+        </w:rPr>
+        <w:t>均裂</w:t>
+      </w:r>
+      <w:r>
+        <w:rPr>
+          <w:rFonts w:hint="eastAsia" w:ascii="Times New Roman" w:hAnsi="Times New Roman" w:eastAsia="Times New Roman" w:cs="Times New Roman"/>
+        </w:rPr>
+        <w:t>）</w:t>
+      </w:r>
+      <w:r>
+        <w:rPr>
+          <w:rFonts w:ascii="Times New Roman" w:hAnsi="Times New Roman" w:eastAsia="Times New Roman" w:cs="Times New Roman"/>
+        </w:rPr>
+        <w:t xml:space="preserve"> </w:t>
+      </w:r>
+      <w:r>
+        <w:rPr>
+          <w:rFonts w:ascii="Times New Roman" w:hAnsi="Times New Roman" w:eastAsia="Times New Roman" w:cs="Times New Roman"/>
+        </w:rPr>
+        <w:t xml:space="preserve">- RO· + H-Br → ROH + </w:t>
+      </w:r>
+      <w:r>
+        <w:rPr>
+          <w:rFonts w:hint="eastAsia" w:ascii="Times New Roman" w:hAnsi="Times New Roman" w:eastAsia="Times New Roman" w:cs="Times New Roman"/>
+        </w:rPr>
+        <w:t>Br·（</w:t>
+      </w:r>
+      <w:r>
+        <w:rPr>
+          <w:rFonts w:hint="eastAsia" w:ascii="Times New Roman" w:hAnsi="Times New Roman" w:eastAsia="FangSong" w:cs="Times New Roman"/>
+        </w:rPr>
+        <w:t>生成</w:t>
+      </w:r>
+      <w:r>
+        <w:rPr>
+          <w:rFonts w:ascii="Times New Roman" w:hAnsi="Times New Roman" w:eastAsia="Times New Roman" w:cs="Times New Roman"/>
+        </w:rPr>
+        <w:t xml:space="preserve"> Br· </w:t>
+      </w:r>
+      <w:r>
+        <w:rPr>
+          <w:rFonts w:hint="eastAsia" w:ascii="Times New Roman" w:hAnsi="Times New Roman" w:eastAsia="FangSong" w:cs="Times New Roman"/>
+        </w:rPr>
+        <w:t>自由基</w:t>
+      </w:r>
+      <w:r>
+        <w:rPr>
+          <w:rFonts w:hint="eastAsia" w:ascii="Times New Roman" w:hAnsi="Times New Roman" w:eastAsia="Times New Roman" w:cs="Times New Roman"/>
+        </w:rPr>
+        <w:t>）</w:t>
+      </w:r>
+      <w:r>
+        <w:rPr>
+          <w:rFonts w:ascii="Times New Roman" w:hAnsi="Times New Roman" w:eastAsia="Times New Roman" w:cs="Times New Roman"/>
+        </w:rPr>
+        <w:t xml:space="preserve"> </w:t>
+      </w:r>
+      <w:r>
+        <w:rPr>
+          <w:rFonts w:ascii="Times New Roman" w:hAnsi="Times New Roman" w:eastAsia="Times New Roman" w:cs="Times New Roman"/>
+        </w:rPr>
+        <w:t xml:space="preserve">2. </w:t>
+      </w:r>
+      <w:r>
+        <w:rPr>
+          <w:rFonts w:hint="eastAsia" w:ascii="Times New Roman" w:hAnsi="Times New Roman" w:eastAsia="FangSong" w:cs="Times New Roman"/>
+        </w:rPr>
+        <w:t>链增长</w:t>
+      </w:r>
+      <w:r>
+        <w:rPr>
+          <w:rFonts w:hint="eastAsia" w:ascii="Times New Roman" w:hAnsi="Times New Roman" w:eastAsia="Times New Roman" w:cs="Times New Roman"/>
+        </w:rPr>
+        <w:t>（Propagation）：</w:t>
+      </w:r>
+      <w:r>
+        <w:rPr>
+          <w:rFonts w:ascii="Times New Roman" w:hAnsi="Times New Roman" w:eastAsia="Times New Roman" w:cs="Times New Roman"/>
+        </w:rPr>
+        <w:t xml:space="preserve"> </w:t>
+      </w:r>
+      <w:r>
+        <w:rPr>
+          <w:rFonts w:ascii="Times New Roman" w:hAnsi="Times New Roman" w:eastAsia="Times New Roman" w:cs="Times New Roman"/>
+        </w:rPr>
+        <w:t xml:space="preserve">- </w:t>
+      </w:r>
+      <w:r>
+        <w:rPr>
+          <w:rFonts w:hint="eastAsia" w:ascii="Times New Roman" w:hAnsi="Times New Roman" w:eastAsia="FangSong" w:cs="Times New Roman"/>
+        </w:rPr>
+        <w:t>第一步</w:t>
+      </w:r>
+      <w:r>
+        <w:rPr>
+          <w:rFonts w:hint="eastAsia" w:ascii="Times New Roman" w:hAnsi="Times New Roman" w:eastAsia="Times New Roman" w:cs="Times New Roman"/>
+        </w:rPr>
+        <w:t>：Br·</w:t>
+      </w:r>
+      <w:r>
+        <w:rPr>
+          <w:rFonts w:ascii="Times New Roman" w:hAnsi="Times New Roman" w:eastAsia="Times New Roman" w:cs="Times New Roman"/>
+        </w:rPr>
+        <w:t xml:space="preserve"> </w:t>
+      </w:r>
+      <w:r>
+        <w:rPr>
+          <w:rFonts w:hint="eastAsia" w:ascii="Times New Roman" w:hAnsi="Times New Roman" w:eastAsia="FangSong" w:cs="Times New Roman"/>
+        </w:rPr>
+        <w:t>进攻双键</w:t>
+      </w:r>
+      <w:r>
+        <w:rPr>
+          <w:rFonts w:hint="eastAsia" w:ascii="Times New Roman" w:hAnsi="Times New Roman" w:eastAsia="Times New Roman" w:cs="Times New Roman"/>
+        </w:rPr>
+        <w:t>，</w:t>
+      </w:r>
+      <w:r>
+        <w:rPr>
+          <w:rFonts w:hint="eastAsia" w:ascii="Times New Roman" w:hAnsi="Times New Roman" w:eastAsia="FangSong" w:cs="Times New Roman"/>
+        </w:rPr>
+        <w:t>生成更稳定的自由基中间体</w:t>
+      </w:r>
+      <w:r>
+        <w:rPr>
+          <w:rFonts w:ascii="Times New Roman" w:hAnsi="Times New Roman" w:eastAsia="Times New Roman" w:cs="Times New Roman"/>
+        </w:rPr>
+        <w:t xml:space="preserve"> </w:t>
+      </w:r>
+      <w:r>
+        <w:rPr>
+          <w:rFonts w:ascii="Times New Roman" w:hAnsi="Times New Roman" w:eastAsia="Times New Roman" w:cs="Times New Roman"/>
+        </w:rPr>
+        <w:t>- Br· + CH</w:t>
+      </w:r>
+      <w:r>
+        <w:rPr>
+          <w:rFonts w:ascii="Times New Roman" w:hAnsi="Times New Roman" w:eastAsia="Times New Roman" w:cs="Times New Roman"/>
+          <w:vertAlign w:val="subscript"/>
+        </w:rPr>
+        <w:t>3</w:t>
+      </w:r>
+      <w:r>
+        <w:rPr>
+          <w:rFonts w:ascii="Times New Roman" w:hAnsi="Times New Roman" w:eastAsia="Times New Roman" w:cs="Times New Roman"/>
+        </w:rPr>
+        <w:t>-CH=CH</w:t>
+      </w:r>
+      <w:r>
+        <w:rPr>
+          <w:rFonts w:ascii="Times New Roman" w:hAnsi="Times New Roman" w:eastAsia="Times New Roman" w:cs="Times New Roman"/>
+          <w:vertAlign w:val="subscript"/>
+        </w:rPr>
+        <w:t>2</w:t>
+      </w:r>
+      <w:r>
+        <w:rPr>
+          <w:rFonts w:ascii="Times New Roman" w:hAnsi="Times New Roman" w:eastAsia="Times New Roman" w:cs="Times New Roman"/>
+        </w:rPr>
+        <w:t xml:space="preserve"> → CH</w:t>
+      </w:r>
+      <w:r>
+        <w:rPr>
+          <w:rFonts w:ascii="Times New Roman" w:hAnsi="Times New Roman" w:eastAsia="Times New Roman" w:cs="Times New Roman"/>
+          <w:vertAlign w:val="subscript"/>
+        </w:rPr>
+        <w:t>3</w:t>
+      </w:r>
+      <w:r>
+        <w:rPr>
+          <w:rFonts w:ascii="Times New Roman" w:hAnsi="Times New Roman" w:eastAsia="Times New Roman" w:cs="Times New Roman"/>
+        </w:rPr>
+        <w:t>-ĊH-CH</w:t>
+      </w:r>
+      <w:r>
+        <w:rPr>
+          <w:rFonts w:ascii="Times New Roman" w:hAnsi="Times New Roman" w:eastAsia="Times New Roman" w:cs="Times New Roman"/>
+          <w:vertAlign w:val="subscript"/>
+        </w:rPr>
+        <w:t>2</w:t>
+      </w:r>
+      <w:r>
+        <w:rPr>
+          <w:rFonts w:ascii="Times New Roman" w:hAnsi="Times New Roman" w:eastAsia="Times New Roman" w:cs="Times New Roman"/>
+        </w:rPr>
+        <w:t>Br</w:t>
+      </w:r>
+      <w:r>
+        <w:rPr>
+          <w:rFonts w:ascii="Times New Roman" w:hAnsi="Times New Roman" w:eastAsia="Times New Roman" w:cs="Times New Roman"/>
+        </w:rPr>
+        <w:t xml:space="preserve"> </w:t>
+      </w:r>
+      <w:r>
+        <w:rPr>
+          <w:rFonts w:ascii="Times New Roman" w:hAnsi="Times New Roman" w:eastAsia="Times New Roman" w:cs="Times New Roman"/>
+        </w:rPr>
+        <w:t xml:space="preserve">- </w:t>
+      </w:r>
+      <w:r>
+        <w:rPr>
+          <w:rFonts w:hint="eastAsia" w:ascii="Times New Roman" w:hAnsi="Times New Roman" w:eastAsia="Times New Roman" w:cs="Times New Roman"/>
+        </w:rPr>
+        <w:t xml:space="preserve">（Br</w:t>
+      </w:r>
+      <w:r>
+        <w:rPr>
+          <w:rFonts w:ascii="Times New Roman" w:hAnsi="Times New Roman" w:eastAsia="Times New Roman" w:cs="Times New Roman"/>
+        </w:rPr>
+        <w:t xml:space="preserve"> </w:t>
+      </w:r>
+      <w:r>
+        <w:rPr>
+          <w:rFonts w:hint="eastAsia" w:ascii="Times New Roman" w:hAnsi="Times New Roman" w:eastAsia="FangSong" w:cs="Times New Roman"/>
+        </w:rPr>
+        <w:t xml:space="preserve">加在末端</w:t>
+      </w:r>
+      <w:r>
+        <w:rPr>
+          <w:rFonts w:ascii="Times New Roman" w:hAnsi="Times New Roman" w:eastAsia="Times New Roman" w:cs="Times New Roman"/>
+        </w:rPr>
+        <w:t xml:space="preserve"> C → </w:t>
+      </w:r>
+      <w:r>
+        <w:rPr>
+          <w:rFonts w:hint="eastAsia" w:ascii="Times New Roman" w:hAnsi="Times New Roman" w:eastAsia="FangSong" w:cs="Times New Roman"/>
+        </w:rPr>
+        <w:t xml:space="preserve">生成的自由基在</w:t>
+      </w:r>
+      <w:r>
+        <w:rPr>
+          <w:rFonts w:ascii="Times New Roman" w:hAnsi="Times New Roman" w:eastAsia="Times New Roman" w:cs="Times New Roman"/>
+        </w:rPr>
+        <w:t xml:space="preserve"> 2° </w:t>
+      </w:r>
+      <w:r>
+        <w:rPr>
+          <w:rFonts w:hint="eastAsia" w:ascii="Times New Roman" w:hAnsi="Times New Roman" w:eastAsia="FangSong" w:cs="Times New Roman"/>
+        </w:rPr>
+        <w:t>位</w:t>
+      </w:r>
+      <w:r>
+        <w:rPr>
+          <w:rFonts w:hint="eastAsia" w:ascii="Times New Roman" w:hAnsi="Times New Roman" w:eastAsia="Times New Roman" w:cs="Times New Roman"/>
+        </w:rPr>
+        <w:t>，</w:t>
+      </w:r>
+      <w:r>
+        <w:rPr>
+          <w:rFonts w:hint="eastAsia" w:ascii="Times New Roman" w:hAnsi="Times New Roman" w:eastAsia="FangSong" w:cs="Times New Roman"/>
+        </w:rPr>
+        <w:t>比</w:t>
+      </w:r>
+      <w:r>
+        <w:rPr>
+          <w:rFonts w:ascii="Times New Roman" w:hAnsi="Times New Roman" w:eastAsia="Times New Roman" w:cs="Times New Roman"/>
+        </w:rPr>
+        <w:t xml:space="preserve"> 1° </w:t>
+      </w:r>
+      <w:r>
+        <w:rPr>
+          <w:rFonts w:hint="eastAsia" w:ascii="Times New Roman" w:hAnsi="Times New Roman" w:eastAsia="FangSong" w:cs="Times New Roman"/>
+        </w:rPr>
+        <w:t>更稳定</w:t>
+      </w:r>
+      <w:r>
+        <w:rPr>
+          <w:rFonts w:hint="eastAsia" w:ascii="Times New Roman" w:hAnsi="Times New Roman" w:eastAsia="Times New Roman" w:cs="Times New Roman"/>
+        </w:rPr>
+        <w:t>）</w:t>
+      </w:r>
+      <w:r>
+        <w:rPr>
+          <w:rFonts w:ascii="Times New Roman" w:hAnsi="Times New Roman" w:eastAsia="Times New Roman" w:cs="Times New Roman"/>
+        </w:rPr>
+        <w:t xml:space="preserve"> </w:t>
+      </w:r>
+      <w:r>
+        <w:rPr>
+          <w:rFonts w:ascii="Times New Roman" w:hAnsi="Times New Roman" w:eastAsia="Times New Roman" w:cs="Times New Roman"/>
+        </w:rPr>
+        <w:t xml:space="preserve">- </w:t>
+      </w:r>
+      <w:r>
+        <w:rPr>
+          <w:rFonts w:hint="eastAsia" w:ascii="Times New Roman" w:hAnsi="Times New Roman" w:eastAsia="FangSong" w:cs="Times New Roman"/>
+        </w:rPr>
+        <w:t>第二步</w:t>
+      </w:r>
+      <w:r>
+        <w:rPr>
+          <w:rFonts w:hint="eastAsia" w:ascii="Times New Roman" w:hAnsi="Times New Roman" w:eastAsia="Times New Roman" w:cs="Times New Roman"/>
+        </w:rPr>
+        <w:t>：</w:t>
+      </w:r>
+      <w:r>
+        <w:rPr>
+          <w:rFonts w:hint="eastAsia" w:ascii="Times New Roman" w:hAnsi="Times New Roman" w:eastAsia="FangSong" w:cs="Times New Roman"/>
+        </w:rPr>
+        <w:t>自由基从</w:t>
+      </w:r>
+      <w:r>
+        <w:rPr>
+          <w:rFonts w:ascii="Times New Roman" w:hAnsi="Times New Roman" w:eastAsia="Times New Roman" w:cs="Times New Roman"/>
+        </w:rPr>
+        <w:t xml:space="preserve"> HBr </w:t>
+      </w:r>
+      <w:r>
+        <w:rPr>
+          <w:rFonts w:hint="eastAsia" w:ascii="Times New Roman" w:hAnsi="Times New Roman" w:eastAsia="FangSong" w:cs="Times New Roman"/>
+        </w:rPr>
+        <w:t xml:space="preserve">抽氢</w:t>
+      </w:r>
+      <w:r>
+        <w:rPr>
+          <w:rFonts w:ascii="Times New Roman" w:hAnsi="Times New Roman" w:eastAsia="Times New Roman" w:cs="Times New Roman"/>
+        </w:rPr>
+        <w:t xml:space="preserve"> </w:t>
+      </w:r>
+      <w:r>
+        <w:rPr>
+          <w:rFonts w:ascii="Times New Roman" w:hAnsi="Times New Roman" w:eastAsia="Times New Roman" w:cs="Times New Roman"/>
+        </w:rPr>
+        <w:t>- CH</w:t>
+      </w:r>
+      <w:r>
+        <w:rPr>
+          <w:rFonts w:ascii="Times New Roman" w:hAnsi="Times New Roman" w:eastAsia="Times New Roman" w:cs="Times New Roman"/>
+          <w:vertAlign w:val="subscript"/>
+        </w:rPr>
+        <w:t>3</w:t>
+      </w:r>
+      <w:r>
+        <w:rPr>
+          <w:rFonts w:ascii="Times New Roman" w:hAnsi="Times New Roman" w:eastAsia="Times New Roman" w:cs="Times New Roman"/>
+        </w:rPr>
+        <w:t>-ĊH-CH</w:t>
+      </w:r>
+      <w:r>
+        <w:rPr>
+          <w:rFonts w:ascii="Times New Roman" w:hAnsi="Times New Roman" w:eastAsia="Times New Roman" w:cs="Times New Roman"/>
+          <w:vertAlign w:val="subscript"/>
+        </w:rPr>
+        <w:t>2</w:t>
+      </w:r>
+      <w:r>
+        <w:rPr>
+          <w:rFonts w:ascii="Times New Roman" w:hAnsi="Times New Roman" w:eastAsia="Times New Roman" w:cs="Times New Roman"/>
+        </w:rPr>
+        <w:t>Br + H-Br → CH</w:t>
+      </w:r>
+      <w:r>
+        <w:rPr>
+          <w:rFonts w:ascii="Times New Roman" w:hAnsi="Times New Roman" w:eastAsia="Times New Roman" w:cs="Times New Roman"/>
+          <w:vertAlign w:val="subscript"/>
+        </w:rPr>
+        <w:t>3</w:t>
+      </w:r>
+      <w:r>
+        <w:rPr>
+          <w:rFonts w:ascii="Times New Roman" w:hAnsi="Times New Roman" w:eastAsia="Times New Roman" w:cs="Times New Roman"/>
+        </w:rPr>
+        <w:t>CH</w:t>
+      </w:r>
+      <w:r>
+        <w:rPr>
+          <w:rFonts w:ascii="Times New Roman" w:hAnsi="Times New Roman" w:eastAsia="Times New Roman" w:cs="Times New Roman"/>
+          <w:vertAlign w:val="subscript"/>
+        </w:rPr>
+        <w:t>2</w:t>
+      </w:r>
+      <w:r>
+        <w:rPr>
+          <w:rFonts w:ascii="Times New Roman" w:hAnsi="Times New Roman" w:eastAsia="Times New Roman" w:cs="Times New Roman"/>
+        </w:rPr>
+        <w:t>CH</w:t>
+      </w:r>
+      <w:r>
+        <w:rPr>
+          <w:rFonts w:ascii="Times New Roman" w:hAnsi="Times New Roman" w:eastAsia="Times New Roman" w:cs="Times New Roman"/>
+          <w:vertAlign w:val="subscript"/>
+        </w:rPr>
+        <w:t>2</w:t>
+      </w:r>
+      <w:r>
+        <w:rPr>
+          <w:rFonts w:ascii="Times New Roman" w:hAnsi="Times New Roman" w:eastAsia="Times New Roman" w:cs="Times New Roman"/>
+        </w:rPr>
+        <w:t>Br + Br·</w:t>
+      </w:r>
+      <w:r>
+        <w:rPr>
+          <w:rFonts w:ascii="Times New Roman" w:hAnsi="Times New Roman" w:eastAsia="Times New Roman" w:cs="Times New Roman"/>
+        </w:rPr>
+        <w:t xml:space="preserve"> </w:t>
+      </w:r>
+      <w:r>
+        <w:rPr>
+          <w:rFonts w:ascii="Times New Roman" w:hAnsi="Times New Roman" w:eastAsia="Times New Roman" w:cs="Times New Roman"/>
+        </w:rPr>
+        <w:t xml:space="preserve">- </w:t>
+      </w:r>
+      <w:r>
+        <w:rPr>
+          <w:rFonts w:hint="eastAsia" w:ascii="Times New Roman" w:hAnsi="Times New Roman" w:eastAsia="Times New Roman" w:cs="Times New Roman"/>
+        </w:rPr>
+        <w:t xml:space="preserve">（Br·</w:t>
+      </w:r>
+      <w:r>
+        <w:rPr>
+          <w:rFonts w:ascii="Times New Roman" w:hAnsi="Times New Roman" w:eastAsia="Times New Roman" w:cs="Times New Roman"/>
+        </w:rPr>
+        <w:t xml:space="preserve"> </w:t>
+      </w:r>
+      <w:r>
+        <w:rPr>
+          <w:rFonts w:hint="eastAsia" w:ascii="Times New Roman" w:hAnsi="Times New Roman" w:eastAsia="FangSong" w:cs="Times New Roman"/>
+        </w:rPr>
+        <w:t>再生</w:t>
+      </w:r>
+      <w:r>
+        <w:rPr>
+          <w:rFonts w:hint="eastAsia" w:ascii="Times New Roman" w:hAnsi="Times New Roman" w:eastAsia="Times New Roman" w:cs="Times New Roman"/>
+        </w:rPr>
+        <w:t>，</w:t>
+      </w:r>
+      <w:r>
+        <w:rPr>
+          <w:rFonts w:hint="eastAsia" w:ascii="Times New Roman" w:hAnsi="Times New Roman" w:eastAsia="FangSong" w:cs="Times New Roman"/>
+        </w:rPr>
+        <w:t>链继续</w:t>
+      </w:r>
+      <w:r>
+        <w:rPr>
+          <w:rFonts w:hint="eastAsia" w:ascii="Times New Roman" w:hAnsi="Times New Roman" w:eastAsia="Times New Roman" w:cs="Times New Roman"/>
+        </w:rPr>
+        <w:t>）</w:t>
+      </w:r>
+      <w:r>
+        <w:rPr>
+          <w:rFonts w:ascii="Times New Roman" w:hAnsi="Times New Roman" w:eastAsia="Times New Roman" w:cs="Times New Roman"/>
+        </w:rPr>
+        <w:t xml:space="preserve"> </w:t>
+      </w:r>
+      <w:r>
+        <w:rPr>
+          <w:rFonts w:ascii="Times New Roman" w:hAnsi="Times New Roman" w:eastAsia="Times New Roman" w:cs="Times New Roman"/>
+        </w:rPr>
+        <w:t xml:space="preserve">3. </w:t>
+      </w:r>
+      <w:r>
+        <w:rPr>
+          <w:rFonts w:hint="eastAsia" w:ascii="Times New Roman" w:hAnsi="Times New Roman" w:eastAsia="FangSong" w:cs="Times New Roman"/>
+        </w:rPr>
+        <w:t>链终止</w:t>
+      </w:r>
+      <w:r>
+        <w:rPr>
+          <w:rFonts w:hint="eastAsia" w:ascii="Times New Roman" w:hAnsi="Times New Roman" w:eastAsia="Times New Roman" w:cs="Times New Roman"/>
+        </w:rPr>
+        <w:t>（Termination）：</w:t>
+      </w:r>
+      <w:r>
+        <w:rPr>
+          <w:rFonts w:ascii="Times New Roman" w:hAnsi="Times New Roman" w:eastAsia="Times New Roman" w:cs="Times New Roman"/>
+        </w:rPr>
+        <w:t xml:space="preserve"> </w:t>
+      </w:r>
+      <w:r>
+        <w:rPr>
+          <w:rFonts w:ascii="Times New Roman" w:hAnsi="Times New Roman" w:eastAsia="Times New Roman" w:cs="Times New Roman"/>
+        </w:rPr>
+        <w:t>- 2 Br· → Br</w:t>
+      </w:r>
+      <w:r>
+        <w:rPr>
+          <w:rFonts w:ascii="Times New Roman" w:hAnsi="Times New Roman" w:eastAsia="Times New Roman" w:cs="Times New Roman"/>
+          <w:vertAlign w:val="subscript"/>
+        </w:rPr>
+        <w:t>2</w:t>
+      </w:r>
+      <w:r>
+        <w:rPr>
+          <w:rFonts w:ascii="Times New Roman" w:hAnsi="Times New Roman" w:eastAsia="Times New Roman" w:cs="Times New Roman"/>
+        </w:rPr>
+        <w:t xml:space="preserve"> </w:t>
+      </w:r>
+      <w:r>
+        <w:rPr>
+          <w:rFonts w:ascii="Times New Roman" w:hAnsi="Times New Roman" w:eastAsia="Times New Roman" w:cs="Times New Roman"/>
+        </w:rPr>
+        <w:t xml:space="preserve">- R· + R· → </w:t>
+      </w:r>
+      <w:r>
+        <w:rPr>
+          <w:rFonts w:hint="eastAsia" w:ascii="Times New Roman" w:hAnsi="Times New Roman" w:eastAsia="Times New Roman" w:cs="Times New Roman"/>
+        </w:rPr>
+        <w:t>R-R（</w:t>
+      </w:r>
+      <w:r>
+        <w:rPr>
+          <w:rFonts w:hint="eastAsia" w:ascii="Times New Roman" w:hAnsi="Times New Roman" w:eastAsia="FangSong" w:cs="Times New Roman"/>
+        </w:rPr>
+        <w:t>偶联</w:t>
+      </w:r>
+      <w:r>
+        <w:rPr>
+          <w:rFonts w:hint="eastAsia" w:ascii="Times New Roman" w:hAnsi="Times New Roman" w:eastAsia="Times New Roman" w:cs="Times New Roman"/>
+        </w:rPr>
+        <w:t>）</w:t>
+      </w:r>
+      <w:r>
+        <w:rPr>
+          <w:rFonts w:ascii="Times New Roman" w:hAnsi="Times New Roman" w:eastAsia="Times New Roman" w:cs="Times New Roman"/>
+        </w:rPr>
+        <w:t xml:space="preserve"> </w:t>
+      </w:r>
+      <w:r>
+        <w:rPr>
+          <w:rFonts w:ascii="Times New Roman" w:hAnsi="Times New Roman" w:eastAsia="Times New Roman" w:cs="Times New Roman"/>
+        </w:rPr>
+        <w:t xml:space="preserve">- R· + Br· → R-Br</w:t>
+      </w:r>
     </w:p>
     <w:p>
       <w:pPr>
-        <w:pStyle w:val="SourceCode"/>
-      </w:pPr>
-      <w:r>
-        <w:rPr>
-          <w:rStyle w:val="VerbatimChar"/>
-          <w:rFonts w:ascii="SimSun" w:hAnsi="SimSun" w:eastAsia="SimSun" w:cs="SimSun"/>
-        </w:rPr>
-        <w:t xml:space="preserve">① </w:t>
-      </w:r>
-      <w:r>
-        <w:rPr>
-          <w:rStyle w:val="VerbatimChar"/>
-          <w:rFonts w:hint="eastAsia" w:ascii="SimSun" w:hAnsi="SimSun" w:eastAsia="SimSun" w:cs="SimSun"/>
-        </w:rPr>
-        <w:t>引发</w:t>
-      </w:r>
-      <w:r>
-        <w:rPr>
-          <w:rStyle w:val="VerbatimChar"/>
-          <w:rFonts w:hint="eastAsia" w:ascii="SimSun" w:hAnsi="SimSun" w:eastAsia="SimSun" w:cs="SimSun"/>
-        </w:rPr>
-        <w:t>（Initiation）：</w:t>
-      </w:r>
-      <w:r>
-        <w:rPr>
-          <w:rFonts w:ascii="SimSun" w:hAnsi="SimSun" w:eastAsia="SimSun" w:cs="SimSun"/>
-        </w:rPr>
-        <w:br/>
-      </w:r>
-      <w:r>
-        <w:rPr>
-          <w:rStyle w:val="VerbatimChar"/>
-          <w:rFonts w:ascii="SimSun" w:hAnsi="SimSun" w:eastAsia="SimSun" w:cs="SimSun"/>
-        </w:rPr>
-        <w:t xml:space="preserve">   RO-OR —Δ→ 2 </w:t>
-      </w:r>
-      <w:r>
-        <w:rPr>
-          <w:rStyle w:val="VerbatimChar"/>
-          <w:rFonts w:hint="eastAsia" w:ascii="SimSun" w:hAnsi="SimSun" w:eastAsia="SimSun" w:cs="SimSun"/>
-        </w:rPr>
-        <w:t>RO·（</w:t>
-      </w:r>
-      <w:r>
-        <w:rPr>
-          <w:rStyle w:val="VerbatimChar"/>
-          <w:rFonts w:hint="eastAsia" w:ascii="SimSun" w:hAnsi="SimSun" w:eastAsia="SimSun" w:cs="SimSun"/>
-        </w:rPr>
-        <w:t>均裂</w:t>
-      </w:r>
-      <w:r>
-        <w:rPr>
-          <w:rStyle w:val="VerbatimChar"/>
-          <w:rFonts w:hint="eastAsia" w:ascii="SimSun" w:hAnsi="SimSun" w:eastAsia="SimSun" w:cs="SimSun"/>
-        </w:rPr>
-        <w:t>）</w:t>
-      </w:r>
-      <w:r>
-        <w:rPr>
-          <w:rFonts w:ascii="SimSun" w:hAnsi="SimSun" w:eastAsia="SimSun" w:cs="SimSun"/>
-        </w:rPr>
-        <w:br/>
-      </w:r>
-      <w:r>
-        <w:rPr>
-          <w:rStyle w:val="VerbatimChar"/>
-          <w:rFonts w:ascii="SimSun" w:hAnsi="SimSun" w:eastAsia="SimSun" w:cs="SimSun"/>
-        </w:rPr>
-        <w:t xml:space="preserve">   RO· + H-Br → ROH + </w:t>
-      </w:r>
-      <w:r>
-        <w:rPr>
-          <w:rStyle w:val="VerbatimChar"/>
-          <w:rFonts w:hint="eastAsia" w:ascii="SimSun" w:hAnsi="SimSun" w:eastAsia="SimSun" w:cs="SimSun"/>
-        </w:rPr>
-        <w:t>Br·（</w:t>
-      </w:r>
-      <w:r>
-        <w:rPr>
-          <w:rStyle w:val="VerbatimChar"/>
-          <w:rFonts w:hint="eastAsia" w:ascii="SimSun" w:hAnsi="SimSun" w:eastAsia="SimSun" w:cs="SimSun"/>
-        </w:rPr>
-        <w:t>生成</w:t>
-      </w:r>
-      <w:r>
-        <w:rPr>
-          <w:rStyle w:val="VerbatimChar"/>
-          <w:rFonts w:ascii="SimSun" w:hAnsi="SimSun" w:eastAsia="SimSun" w:cs="SimSun"/>
-        </w:rPr>
-        <w:t xml:space="preserve"> Br· </w:t>
-      </w:r>
-      <w:r>
-        <w:rPr>
-          <w:rStyle w:val="VerbatimChar"/>
-          <w:rFonts w:hint="eastAsia" w:ascii="SimSun" w:hAnsi="SimSun" w:eastAsia="SimSun" w:cs="SimSun"/>
-        </w:rPr>
-        <w:t>自由基</w:t>
-      </w:r>
-      <w:r>
-        <w:rPr>
-          <w:rStyle w:val="VerbatimChar"/>
-          <w:rFonts w:hint="eastAsia" w:ascii="SimSun" w:hAnsi="SimSun" w:eastAsia="SimSun" w:cs="SimSun"/>
-        </w:rPr>
-        <w:t>）</w:t>
-      </w:r>
-      <w:r>
-        <w:rPr>
-          <w:rFonts w:ascii="SimSun" w:hAnsi="SimSun" w:eastAsia="SimSun" w:cs="SimSun"/>
-        </w:rPr>
-        <w:br/>
-      </w:r>
-      <w:r>
-        <w:rPr>
-          <w:rFonts w:ascii="SimSun" w:hAnsi="SimSun" w:eastAsia="SimSun" w:cs="SimSun"/>
-        </w:rPr>
-        <w:br/>
-      </w:r>
-      <w:r>
-        <w:rPr>
-          <w:rStyle w:val="VerbatimChar"/>
-          <w:rFonts w:ascii="SimSun" w:hAnsi="SimSun" w:eastAsia="SimSun" w:cs="SimSun"/>
-        </w:rPr>
-        <w:t xml:space="preserve">② </w:t>
-      </w:r>
-      <w:r>
-        <w:rPr>
-          <w:rStyle w:val="VerbatimChar"/>
-          <w:rFonts w:hint="eastAsia" w:ascii="SimSun" w:hAnsi="SimSun" w:eastAsia="SimSun" w:cs="SimSun"/>
-        </w:rPr>
-        <w:t>链增长</w:t>
-      </w:r>
-      <w:r>
-        <w:rPr>
-          <w:rStyle w:val="VerbatimChar"/>
-          <w:rFonts w:hint="eastAsia" w:ascii="SimSun" w:hAnsi="SimSun" w:eastAsia="SimSun" w:cs="SimSun"/>
-        </w:rPr>
-        <w:t>（Propagation）：</w:t>
-      </w:r>
-      <w:r>
-        <w:rPr>
-          <w:rFonts w:ascii="SimSun" w:hAnsi="SimSun" w:eastAsia="SimSun" w:cs="SimSun"/>
-        </w:rPr>
-        <w:br/>
-      </w:r>
-      <w:r>
-        <w:rPr>
-          <w:rStyle w:val="VerbatimChar"/>
-          <w:rFonts w:ascii="SimSun" w:hAnsi="SimSun" w:eastAsia="SimSun" w:cs="SimSun"/>
-        </w:rPr>
-        <w:t xml:space="preserve">   </w:t>
-      </w:r>
-      <w:r>
-        <w:rPr>
-          <w:rStyle w:val="VerbatimChar"/>
-          <w:rFonts w:hint="eastAsia" w:ascii="SimSun" w:hAnsi="SimSun" w:eastAsia="SimSun" w:cs="SimSun"/>
-        </w:rPr>
-        <w:t>第一步</w:t>
-      </w:r>
-      <w:r>
-        <w:rPr>
-          <w:rStyle w:val="VerbatimChar"/>
-          <w:rFonts w:hint="eastAsia" w:ascii="SimSun" w:hAnsi="SimSun" w:eastAsia="SimSun" w:cs="SimSun"/>
-        </w:rPr>
-        <w:t>：Br·</w:t>
-      </w:r>
-      <w:r>
-        <w:rPr>
-          <w:rStyle w:val="VerbatimChar"/>
-          <w:rFonts w:ascii="SimSun" w:hAnsi="SimSun" w:eastAsia="SimSun" w:cs="SimSun"/>
-        </w:rPr>
-        <w:t xml:space="preserve"> </w:t>
-      </w:r>
-      <w:r>
-        <w:rPr>
-          <w:rStyle w:val="VerbatimChar"/>
-          <w:rFonts w:hint="eastAsia" w:ascii="SimSun" w:hAnsi="SimSun" w:eastAsia="SimSun" w:cs="SimSun"/>
-        </w:rPr>
-        <w:t>进攻双键</w:t>
-      </w:r>
-      <w:r>
-        <w:rPr>
-          <w:rStyle w:val="VerbatimChar"/>
-          <w:rFonts w:hint="eastAsia" w:ascii="SimSun" w:hAnsi="SimSun" w:eastAsia="SimSun" w:cs="SimSun"/>
-        </w:rPr>
-        <w:t>，</w:t>
-      </w:r>
-      <w:r>
-        <w:rPr>
-          <w:rStyle w:val="VerbatimChar"/>
-          <w:rFonts w:hint="eastAsia" w:ascii="SimSun" w:hAnsi="SimSun" w:eastAsia="SimSun" w:cs="SimSun"/>
-        </w:rPr>
-        <w:t>生成更稳定的自由基中间体</w:t>
-      </w:r>
-      <w:r>
-        <w:rPr>
-          <w:rFonts w:ascii="SimSun" w:hAnsi="SimSun" w:eastAsia="SimSun" w:cs="SimSun"/>
-        </w:rPr>
-        <w:br/>
-      </w:r>
-      <w:r>
-        <w:rPr>
-          <w:rStyle w:val="VerbatimChar"/>
-          <w:rFonts w:ascii="SimSun" w:hAnsi="SimSun" w:eastAsia="SimSun" w:cs="SimSun"/>
-        </w:rPr>
-        <w:t xml:space="preserve">   Br· + CH</w:t>
-      </w:r>
-      <w:r>
-        <w:rPr>
-          <w:rStyle w:val="VerbatimChar"/>
-          <w:rFonts w:ascii="SimSun" w:hAnsi="SimSun" w:eastAsia="SimSun" w:cs="SimSun"/>
-          <w:vertAlign w:val="subscript"/>
-        </w:rPr>
-        <w:t>3</w:t>
-      </w:r>
-      <w:r>
-        <w:rPr>
-          <w:rStyle w:val="VerbatimChar"/>
-          <w:rFonts w:ascii="SimSun" w:hAnsi="SimSun" w:eastAsia="SimSun" w:cs="SimSun"/>
-        </w:rPr>
-        <w:t>-CH=CH</w:t>
-      </w:r>
-      <w:r>
-        <w:rPr>
-          <w:rStyle w:val="VerbatimChar"/>
-          <w:rFonts w:ascii="SimSun" w:hAnsi="SimSun" w:eastAsia="SimSun" w:cs="SimSun"/>
-          <w:vertAlign w:val="subscript"/>
-        </w:rPr>
-        <w:t>2</w:t>
-      </w:r>
-      <w:r>
-        <w:rPr>
-          <w:rStyle w:val="VerbatimChar"/>
-          <w:rFonts w:ascii="SimSun" w:hAnsi="SimSun" w:eastAsia="SimSun" w:cs="SimSun"/>
-        </w:rPr>
-        <w:t xml:space="preserve"> → CH</w:t>
-      </w:r>
-      <w:r>
-        <w:rPr>
-          <w:rStyle w:val="VerbatimChar"/>
-          <w:rFonts w:ascii="SimSun" w:hAnsi="SimSun" w:eastAsia="SimSun" w:cs="SimSun"/>
-          <w:vertAlign w:val="subscript"/>
-        </w:rPr>
-        <w:t>3</w:t>
-      </w:r>
-      <w:r>
-        <w:rPr>
-          <w:rStyle w:val="VerbatimChar"/>
-          <w:rFonts w:ascii="SimSun" w:hAnsi="SimSun" w:eastAsia="SimSun" w:cs="SimSun"/>
-        </w:rPr>
-        <w:t>-ĊH-CH</w:t>
-      </w:r>
-      <w:r>
-        <w:rPr>
-          <w:rStyle w:val="VerbatimChar"/>
-          <w:rFonts w:ascii="SimSun" w:hAnsi="SimSun" w:eastAsia="SimSun" w:cs="SimSun"/>
-          <w:vertAlign w:val="subscript"/>
-        </w:rPr>
-        <w:t>2</w:t>
-      </w:r>
-      <w:r>
-        <w:rPr>
-          <w:rStyle w:val="VerbatimChar"/>
-          <w:rFonts w:ascii="SimSun" w:hAnsi="SimSun" w:eastAsia="SimSun" w:cs="SimSun"/>
-        </w:rPr>
-        <w:t>Br</w:t>
-      </w:r>
-      <w:r>
-        <w:rPr>
-          <w:rFonts w:ascii="SimSun" w:hAnsi="SimSun" w:eastAsia="SimSun" w:cs="SimSun"/>
-        </w:rPr>
-        <w:br/>
-      </w:r>
-      <w:r>
-        <w:rPr>
-          <w:rStyle w:val="VerbatimChar"/>
-          <w:rFonts w:ascii="SimSun" w:hAnsi="SimSun" w:eastAsia="SimSun" w:cs="SimSun"/>
-        </w:rPr>
-        <w:t xml:space="preserve">   </w:t>
-      </w:r>
-      <w:r>
-        <w:rPr>
-          <w:rStyle w:val="VerbatimChar"/>
-          <w:rFonts w:hint="eastAsia" w:ascii="SimSun" w:hAnsi="SimSun" w:eastAsia="SimSun" w:cs="SimSun"/>
-        </w:rPr>
-        <w:t xml:space="preserve">（Br</w:t>
-      </w:r>
-      <w:r>
-        <w:rPr>
-          <w:rStyle w:val="VerbatimChar"/>
-          <w:rFonts w:ascii="SimSun" w:hAnsi="SimSun" w:eastAsia="SimSun" w:cs="SimSun"/>
-        </w:rPr>
-        <w:t xml:space="preserve"> </w:t>
-      </w:r>
-      <w:r>
-        <w:rPr>
-          <w:rStyle w:val="VerbatimChar"/>
-          <w:rFonts w:hint="eastAsia" w:ascii="SimSun" w:hAnsi="SimSun" w:eastAsia="SimSun" w:cs="SimSun"/>
-        </w:rPr>
-        <w:t xml:space="preserve">加在末端</w:t>
-      </w:r>
-      <w:r>
-        <w:rPr>
-          <w:rStyle w:val="VerbatimChar"/>
-          <w:rFonts w:ascii="SimSun" w:hAnsi="SimSun" w:eastAsia="SimSun" w:cs="SimSun"/>
-        </w:rPr>
-        <w:t xml:space="preserve"> C → </w:t>
-      </w:r>
-      <w:r>
-        <w:rPr>
-          <w:rStyle w:val="VerbatimChar"/>
-          <w:rFonts w:hint="eastAsia" w:ascii="SimSun" w:hAnsi="SimSun" w:eastAsia="SimSun" w:cs="SimSun"/>
-        </w:rPr>
-        <w:t xml:space="preserve">生成的自由基在</w:t>
-      </w:r>
-      <w:r>
-        <w:rPr>
-          <w:rStyle w:val="VerbatimChar"/>
-          <w:rFonts w:ascii="SimSun" w:hAnsi="SimSun" w:eastAsia="SimSun" w:cs="SimSun"/>
-        </w:rPr>
-        <w:t xml:space="preserve"> 2° </w:t>
-      </w:r>
-      <w:r>
-        <w:rPr>
-          <w:rStyle w:val="VerbatimChar"/>
-          <w:rFonts w:hint="eastAsia" w:ascii="SimSun" w:hAnsi="SimSun" w:eastAsia="SimSun" w:cs="SimSun"/>
-        </w:rPr>
-        <w:t>位</w:t>
-      </w:r>
-      <w:r>
-        <w:rPr>
-          <w:rStyle w:val="VerbatimChar"/>
-          <w:rFonts w:hint="eastAsia" w:ascii="SimSun" w:hAnsi="SimSun" w:eastAsia="SimSun" w:cs="SimSun"/>
-        </w:rPr>
-        <w:t>，</w:t>
-      </w:r>
-      <w:r>
-        <w:rPr>
-          <w:rStyle w:val="VerbatimChar"/>
-          <w:rFonts w:hint="eastAsia" w:ascii="SimSun" w:hAnsi="SimSun" w:eastAsia="SimSun" w:cs="SimSun"/>
-        </w:rPr>
-        <w:t>比</w:t>
-      </w:r>
-      <w:r>
-        <w:rPr>
-          <w:rStyle w:val="VerbatimChar"/>
-          <w:rFonts w:ascii="SimSun" w:hAnsi="SimSun" w:eastAsia="SimSun" w:cs="SimSun"/>
-        </w:rPr>
-        <w:t xml:space="preserve"> 1° </w:t>
-      </w:r>
-      <w:r>
-        <w:rPr>
-          <w:rStyle w:val="VerbatimChar"/>
-          <w:rFonts w:hint="eastAsia" w:ascii="SimSun" w:hAnsi="SimSun" w:eastAsia="SimSun" w:cs="SimSun"/>
-        </w:rPr>
-        <w:t>更稳定</w:t>
-      </w:r>
-      <w:r>
-        <w:rPr>
-          <w:rStyle w:val="VerbatimChar"/>
-          <w:rFonts w:hint="eastAsia" w:ascii="SimSun" w:hAnsi="SimSun" w:eastAsia="SimSun" w:cs="SimSun"/>
-        </w:rPr>
-        <w:t>）</w:t>
-      </w:r>
-      <w:r>
-        <w:rPr>
-          <w:rFonts w:ascii="SimSun" w:hAnsi="SimSun" w:eastAsia="SimSun" w:cs="SimSun"/>
-        </w:rPr>
-        <w:br/>
-      </w:r>
-      <w:r>
-        <w:rPr>
-          <w:rFonts w:ascii="SimSun" w:hAnsi="SimSun" w:eastAsia="SimSun" w:cs="SimSun"/>
-        </w:rPr>
-        <w:br/>
-      </w:r>
-      <w:r>
-        <w:rPr>
-          <w:rStyle w:val="VerbatimChar"/>
-          <w:rFonts w:ascii="SimSun" w:hAnsi="SimSun" w:eastAsia="SimSun" w:cs="SimSun"/>
-        </w:rPr>
-        <w:t xml:space="preserve">   </w:t>
-      </w:r>
-      <w:r>
-        <w:rPr>
-          <w:rStyle w:val="VerbatimChar"/>
-          <w:rFonts w:hint="eastAsia" w:ascii="SimSun" w:hAnsi="SimSun" w:eastAsia="SimSun" w:cs="SimSun"/>
-        </w:rPr>
-        <w:t>第二步</w:t>
-      </w:r>
-      <w:r>
-        <w:rPr>
-          <w:rStyle w:val="VerbatimChar"/>
-          <w:rFonts w:hint="eastAsia" w:ascii="SimSun" w:hAnsi="SimSun" w:eastAsia="SimSun" w:cs="SimSun"/>
-        </w:rPr>
-        <w:t>：</w:t>
-      </w:r>
-      <w:r>
-        <w:rPr>
-          <w:rStyle w:val="VerbatimChar"/>
-          <w:rFonts w:hint="eastAsia" w:ascii="SimSun" w:hAnsi="SimSun" w:eastAsia="SimSun" w:cs="SimSun"/>
-        </w:rPr>
-        <w:t>自由基从</w:t>
-      </w:r>
-      <w:r>
-        <w:rPr>
-          <w:rStyle w:val="VerbatimChar"/>
-          <w:rFonts w:ascii="SimSun" w:hAnsi="SimSun" w:eastAsia="SimSun" w:cs="SimSun"/>
-        </w:rPr>
-        <w:t xml:space="preserve"> HBr </w:t>
-      </w:r>
-      <w:r>
-        <w:rPr>
-          <w:rStyle w:val="VerbatimChar"/>
-          <w:rFonts w:hint="eastAsia" w:ascii="SimSun" w:hAnsi="SimSun" w:eastAsia="SimSun" w:cs="SimSun"/>
-        </w:rPr>
-        <w:t xml:space="preserve">抽氢</w:t>
-      </w:r>
-      <w:r>
-        <w:rPr>
-          <w:rFonts w:ascii="SimSun" w:hAnsi="SimSun" w:eastAsia="SimSun" w:cs="SimSun"/>
-        </w:rPr>
-        <w:br/>
-      </w:r>
-      <w:r>
-        <w:rPr>
-          <w:rStyle w:val="VerbatimChar"/>
-          <w:rFonts w:ascii="SimSun" w:hAnsi="SimSun" w:eastAsia="SimSun" w:cs="SimSun"/>
-        </w:rPr>
-        <w:t xml:space="preserve">   CH</w:t>
-      </w:r>
-      <w:r>
-        <w:rPr>
-          <w:rStyle w:val="VerbatimChar"/>
-          <w:rFonts w:ascii="SimSun" w:hAnsi="SimSun" w:eastAsia="SimSun" w:cs="SimSun"/>
-          <w:vertAlign w:val="subscript"/>
-        </w:rPr>
-        <w:t>3</w:t>
-      </w:r>
-      <w:r>
-        <w:rPr>
-          <w:rStyle w:val="VerbatimChar"/>
-          <w:rFonts w:ascii="SimSun" w:hAnsi="SimSun" w:eastAsia="SimSun" w:cs="SimSun"/>
-        </w:rPr>
-        <w:t>-ĊH-CH</w:t>
-      </w:r>
-      <w:r>
-        <w:rPr>
-          <w:rStyle w:val="VerbatimChar"/>
-          <w:rFonts w:ascii="SimSun" w:hAnsi="SimSun" w:eastAsia="SimSun" w:cs="SimSun"/>
-          <w:vertAlign w:val="subscript"/>
-        </w:rPr>
-        <w:t>2</w:t>
-      </w:r>
-      <w:r>
-        <w:rPr>
-          <w:rStyle w:val="VerbatimChar"/>
-          <w:rFonts w:ascii="SimSun" w:hAnsi="SimSun" w:eastAsia="SimSun" w:cs="SimSun"/>
-        </w:rPr>
-        <w:t>Br + H-Br → CH</w:t>
-      </w:r>
-      <w:r>
-        <w:rPr>
-          <w:rStyle w:val="VerbatimChar"/>
-          <w:rFonts w:ascii="SimSun" w:hAnsi="SimSun" w:eastAsia="SimSun" w:cs="SimSun"/>
-          <w:vertAlign w:val="subscript"/>
-        </w:rPr>
-        <w:t>3</w:t>
-      </w:r>
-      <w:r>
-        <w:rPr>
-          <w:rStyle w:val="VerbatimChar"/>
-          <w:rFonts w:ascii="SimSun" w:hAnsi="SimSun" w:eastAsia="SimSun" w:cs="SimSun"/>
-        </w:rPr>
-        <w:t>CH</w:t>
-      </w:r>
-      <w:r>
-        <w:rPr>
-          <w:rStyle w:val="VerbatimChar"/>
-          <w:rFonts w:ascii="SimSun" w:hAnsi="SimSun" w:eastAsia="SimSun" w:cs="SimSun"/>
-          <w:vertAlign w:val="subscript"/>
-        </w:rPr>
-        <w:t>2</w:t>
-      </w:r>
-      <w:r>
-        <w:rPr>
-          <w:rStyle w:val="VerbatimChar"/>
-          <w:rFonts w:ascii="SimSun" w:hAnsi="SimSun" w:eastAsia="SimSun" w:cs="SimSun"/>
-        </w:rPr>
-        <w:t>CH</w:t>
-      </w:r>
-      <w:r>
-        <w:rPr>
-          <w:rStyle w:val="VerbatimChar"/>
-          <w:rFonts w:ascii="SimSun" w:hAnsi="SimSun" w:eastAsia="SimSun" w:cs="SimSun"/>
-          <w:vertAlign w:val="subscript"/>
-        </w:rPr>
-        <w:t>2</w:t>
-      </w:r>
-      <w:r>
-        <w:rPr>
-          <w:rStyle w:val="VerbatimChar"/>
-          <w:rFonts w:ascii="SimSun" w:hAnsi="SimSun" w:eastAsia="SimSun" w:cs="SimSun"/>
-        </w:rPr>
-        <w:t>Br + Br·</w:t>
-      </w:r>
-      <w:r>
-        <w:rPr>
-          <w:rFonts w:ascii="SimSun" w:hAnsi="SimSun" w:eastAsia="SimSun" w:cs="SimSun"/>
-        </w:rPr>
-        <w:br/>
-      </w:r>
-      <w:r>
-        <w:rPr>
-          <w:rStyle w:val="VerbatimChar"/>
-          <w:rFonts w:ascii="SimSun" w:hAnsi="SimSun" w:eastAsia="SimSun" w:cs="SimSun"/>
-        </w:rPr>
-        <w:t xml:space="preserve">   </w:t>
-      </w:r>
-      <w:r>
-        <w:rPr>
-          <w:rStyle w:val="VerbatimChar"/>
-          <w:rFonts w:hint="eastAsia" w:ascii="SimSun" w:hAnsi="SimSun" w:eastAsia="SimSun" w:cs="SimSun"/>
-        </w:rPr>
-        <w:t xml:space="preserve">（Br·</w:t>
-      </w:r>
-      <w:r>
-        <w:rPr>
-          <w:rStyle w:val="VerbatimChar"/>
-          <w:rFonts w:ascii="SimSun" w:hAnsi="SimSun" w:eastAsia="SimSun" w:cs="SimSun"/>
-        </w:rPr>
-        <w:t xml:space="preserve"> </w:t>
-      </w:r>
-      <w:r>
-        <w:rPr>
-          <w:rStyle w:val="VerbatimChar"/>
-          <w:rFonts w:hint="eastAsia" w:ascii="SimSun" w:hAnsi="SimSun" w:eastAsia="SimSun" w:cs="SimSun"/>
-        </w:rPr>
-        <w:t>再生</w:t>
-      </w:r>
-      <w:r>
-        <w:rPr>
-          <w:rStyle w:val="VerbatimChar"/>
-          <w:rFonts w:hint="eastAsia" w:ascii="SimSun" w:hAnsi="SimSun" w:eastAsia="SimSun" w:cs="SimSun"/>
-        </w:rPr>
-        <w:t>，</w:t>
-      </w:r>
-      <w:r>
-        <w:rPr>
-          <w:rStyle w:val="VerbatimChar"/>
-          <w:rFonts w:hint="eastAsia" w:ascii="SimSun" w:hAnsi="SimSun" w:eastAsia="SimSun" w:cs="SimSun"/>
-        </w:rPr>
-        <w:t>链继续</w:t>
-      </w:r>
-      <w:r>
-        <w:rPr>
-          <w:rStyle w:val="VerbatimChar"/>
-          <w:rFonts w:hint="eastAsia" w:ascii="SimSun" w:hAnsi="SimSun" w:eastAsia="SimSun" w:cs="SimSun"/>
-        </w:rPr>
-        <w:t>）</w:t>
-      </w:r>
-      <w:r>
-        <w:rPr>
-          <w:rFonts w:ascii="SimSun" w:hAnsi="SimSun" w:eastAsia="SimSun" w:cs="SimSun"/>
-        </w:rPr>
-        <w:br/>
-      </w:r>
-      <w:r>
-        <w:rPr>
-          <w:rFonts w:ascii="SimSun" w:hAnsi="SimSun" w:eastAsia="SimSun" w:cs="SimSun"/>
-        </w:rPr>
-        <w:br/>
-      </w:r>
-      <w:r>
-        <w:rPr>
-          <w:rStyle w:val="VerbatimChar"/>
-          <w:rFonts w:ascii="SimSun" w:hAnsi="SimSun" w:eastAsia="SimSun" w:cs="SimSun"/>
-        </w:rPr>
-        <w:t xml:space="preserve">③ </w:t>
-      </w:r>
-      <w:r>
-        <w:rPr>
-          <w:rStyle w:val="VerbatimChar"/>
-          <w:rFonts w:hint="eastAsia" w:ascii="SimSun" w:hAnsi="SimSun" w:eastAsia="SimSun" w:cs="SimSun"/>
-        </w:rPr>
-        <w:t>链终止</w:t>
-      </w:r>
-      <w:r>
-        <w:rPr>
-          <w:rStyle w:val="VerbatimChar"/>
-          <w:rFonts w:hint="eastAsia" w:ascii="SimSun" w:hAnsi="SimSun" w:eastAsia="SimSun" w:cs="SimSun"/>
-        </w:rPr>
-        <w:t>（Termination）：</w:t>
-      </w:r>
-      <w:r>
-        <w:rPr>
-          <w:rFonts w:ascii="SimSun" w:hAnsi="SimSun" w:eastAsia="SimSun" w:cs="SimSun"/>
-        </w:rPr>
-        <w:br/>
-      </w:r>
-      <w:r>
-        <w:rPr>
-          <w:rStyle w:val="VerbatimChar"/>
-          <w:rFonts w:ascii="SimSun" w:hAnsi="SimSun" w:eastAsia="SimSun" w:cs="SimSun"/>
-        </w:rPr>
-        <w:t xml:space="preserve">   2 Br· → Br</w:t>
-      </w:r>
-      <w:r>
-        <w:rPr>
-          <w:rStyle w:val="VerbatimChar"/>
-          <w:rFonts w:ascii="SimSun" w:hAnsi="SimSun" w:eastAsia="SimSun" w:cs="SimSun"/>
-          <w:vertAlign w:val="subscript"/>
-        </w:rPr>
-        <w:t>2</w:t>
-      </w:r>
-      <w:r>
-        <w:rPr>
-          <w:rFonts w:ascii="SimSun" w:hAnsi="SimSun" w:eastAsia="SimSun" w:cs="SimSun"/>
-        </w:rPr>
-        <w:br/>
-      </w:r>
-      <w:r>
-        <w:rPr>
-          <w:rStyle w:val="VerbatimChar"/>
-          <w:rFonts w:ascii="SimSun" w:hAnsi="SimSun" w:eastAsia="SimSun" w:cs="SimSun"/>
-        </w:rPr>
-        <w:t xml:space="preserve">   R· + R· → </w:t>
-      </w:r>
-      <w:r>
-        <w:rPr>
-          <w:rStyle w:val="VerbatimChar"/>
-          <w:rFonts w:hint="eastAsia" w:ascii="SimSun" w:hAnsi="SimSun" w:eastAsia="SimSun" w:cs="SimSun"/>
-        </w:rPr>
-        <w:t>R-R（</w:t>
-      </w:r>
-      <w:r>
-        <w:rPr>
-          <w:rStyle w:val="VerbatimChar"/>
-          <w:rFonts w:hint="eastAsia" w:ascii="SimSun" w:hAnsi="SimSun" w:eastAsia="SimSun" w:cs="SimSun"/>
-        </w:rPr>
-        <w:t>偶联</w:t>
-      </w:r>
-      <w:r>
-        <w:rPr>
-          <w:rStyle w:val="VerbatimChar"/>
-          <w:rFonts w:hint="eastAsia" w:ascii="SimSun" w:hAnsi="SimSun" w:eastAsia="SimSun" w:cs="SimSun"/>
-        </w:rPr>
-        <w:t>）</w:t>
-      </w:r>
-      <w:r>
-        <w:rPr>
-          <w:rFonts w:ascii="SimSun" w:hAnsi="SimSun" w:eastAsia="SimSun" w:cs="SimSun"/>
-        </w:rPr>
-        <w:br/>
-      </w:r>
-      <w:r>
-        <w:rPr>
-          <w:rStyle w:val="VerbatimChar"/>
-          <w:rFonts w:ascii="SimSun" w:hAnsi="SimSun" w:eastAsia="SimSun" w:cs="SimSun"/>
-        </w:rPr>
-        <w:t xml:space="preserve">   R· + Br· → R-Br</w:t>
-      </w:r>
-    </w:p>
-    <w:p>
-      <w:pPr>
-        <w:pStyle w:val="FirstParagraph"/>
+        <w:pStyle w:val="BodyText"/>
       </w:pPr>
       <w:r>
         <w:rPr>
@@ -24285,7 +24156,7 @@
         <w:pStyle w:val="Compact"/>
         <w:numPr>
           <w:ilvl w:val="0"/>
-          <w:numId w:val="1012"/>
+          <w:numId w:val="1018"/>
         </w:numPr>
       </w:pPr>
       <w:r>
@@ -24342,7 +24213,7 @@
         <w:pStyle w:val="Compact"/>
         <w:numPr>
           <w:ilvl w:val="1"/>
-          <w:numId w:val="1013"/>
+          <w:numId w:val="1019"/>
         </w:numPr>
       </w:pPr>
       <w:r>
@@ -24381,7 +24252,7 @@
         <w:pStyle w:val="Compact"/>
         <w:numPr>
           <w:ilvl w:val="1"/>
-          <w:numId w:val="1013"/>
+          <w:numId w:val="1019"/>
         </w:numPr>
       </w:pPr>
       <w:r>
@@ -24444,7 +24315,7 @@
         <w:pStyle w:val="Compact"/>
         <w:numPr>
           <w:ilvl w:val="1"/>
-          <w:numId w:val="1013"/>
+          <w:numId w:val="1019"/>
         </w:numPr>
       </w:pPr>
       <w:r>
@@ -24459,7 +24330,7 @@
         <w:pStyle w:val="Compact"/>
         <w:numPr>
           <w:ilvl w:val="0"/>
-          <w:numId w:val="1012"/>
+          <w:numId w:val="1018"/>
         </w:numPr>
       </w:pPr>
       <w:r>
@@ -24533,7 +24404,7 @@
         <w:pStyle w:val="Compact"/>
         <w:numPr>
           <w:ilvl w:val="1"/>
-          <w:numId w:val="1014"/>
+          <w:numId w:val="1020"/>
         </w:numPr>
       </w:pPr>
       <w:r>
@@ -24590,7 +24461,7 @@
         <w:pStyle w:val="Compact"/>
         <w:numPr>
           <w:ilvl w:val="1"/>
-          <w:numId w:val="1014"/>
+          <w:numId w:val="1020"/>
         </w:numPr>
       </w:pPr>
       <w:r>
@@ -33990,7 +33861,7 @@
         <w:pStyle w:val="Compact"/>
         <w:numPr>
           <w:ilvl w:val="0"/>
-          <w:numId w:val="1015"/>
+          <w:numId w:val="1021"/>
         </w:numPr>
       </w:pPr>
       <w:r>
@@ -34011,7 +33882,7 @@
         <w:pStyle w:val="Compact"/>
         <w:numPr>
           <w:ilvl w:val="1"/>
-          <w:numId w:val="1016"/>
+          <w:numId w:val="1022"/>
         </w:numPr>
       </w:pPr>
       <w:r>
@@ -34057,7 +33928,7 @@
         <w:pStyle w:val="Compact"/>
         <w:numPr>
           <w:ilvl w:val="1"/>
-          <w:numId w:val="1016"/>
+          <w:numId w:val="1022"/>
         </w:numPr>
       </w:pPr>
       <w:r>
@@ -34098,7 +33969,7 @@
         <w:pStyle w:val="Compact"/>
         <w:numPr>
           <w:ilvl w:val="1"/>
-          <w:numId w:val="1016"/>
+          <w:numId w:val="1022"/>
         </w:numPr>
       </w:pPr>
       <w:r>
@@ -34169,7 +34040,7 @@
         <w:pStyle w:val="Compact"/>
         <w:numPr>
           <w:ilvl w:val="0"/>
-          <w:numId w:val="1015"/>
+          <w:numId w:val="1021"/>
         </w:numPr>
       </w:pPr>
       <w:r>
@@ -34190,7 +34061,7 @@
         <w:pStyle w:val="Compact"/>
         <w:numPr>
           <w:ilvl w:val="1"/>
-          <w:numId w:val="1017"/>
+          <w:numId w:val="1023"/>
         </w:numPr>
       </w:pPr>
       <w:r>
@@ -34324,7 +34195,7 @@
         <w:pStyle w:val="Compact"/>
         <w:numPr>
           <w:ilvl w:val="0"/>
-          <w:numId w:val="1015"/>
+          <w:numId w:val="1021"/>
         </w:numPr>
       </w:pPr>
       <w:r>
@@ -34357,7 +34228,7 @@
         <w:pStyle w:val="Compact"/>
         <w:numPr>
           <w:ilvl w:val="1"/>
-          <w:numId w:val="1018"/>
+          <w:numId w:val="1024"/>
         </w:numPr>
       </w:pPr>
       <w:r>
@@ -34372,7 +34243,7 @@
         <w:pStyle w:val="Compact"/>
         <w:numPr>
           <w:ilvl w:val="1"/>
-          <w:numId w:val="1018"/>
+          <w:numId w:val="1024"/>
         </w:numPr>
       </w:pPr>
       <w:r>
@@ -34387,7 +34258,7 @@
         <w:pStyle w:val="Compact"/>
         <w:numPr>
           <w:ilvl w:val="1"/>
-          <w:numId w:val="1018"/>
+          <w:numId w:val="1024"/>
         </w:numPr>
       </w:pPr>
       <w:r>
@@ -34402,7 +34273,7 @@
         <w:pStyle w:val="Compact"/>
         <w:numPr>
           <w:ilvl w:val="1"/>
-          <w:numId w:val="1018"/>
+          <w:numId w:val="1024"/>
         </w:numPr>
       </w:pPr>
       <w:r>
@@ -34454,7 +34325,7 @@
       <w:pPr>
         <w:numPr>
           <w:ilvl w:val="0"/>
-          <w:numId w:val="1019"/>
+          <w:numId w:val="1025"/>
         </w:numPr>
       </w:pPr>
       <w:r>
@@ -34504,7 +34375,7 @@
       <w:pPr>
         <w:numPr>
           <w:ilvl w:val="0"/>
-          <w:numId w:val="1019"/>
+          <w:numId w:val="1025"/>
         </w:numPr>
       </w:pPr>
       <w:r>
@@ -34616,7 +34487,7 @@
       <w:pPr>
         <w:numPr>
           <w:ilvl w:val="0"/>
-          <w:numId w:val="1019"/>
+          <w:numId w:val="1025"/>
         </w:numPr>
       </w:pPr>
       <w:r>
@@ -34673,7 +34544,7 @@
         <w:pStyle w:val="Compact"/>
         <w:numPr>
           <w:ilvl w:val="1"/>
-          <w:numId w:val="1020"/>
+          <w:numId w:val="1026"/>
         </w:numPr>
       </w:pPr>
       <w:r>
@@ -34765,7 +34636,7 @@
         <w:pStyle w:val="Compact"/>
         <w:numPr>
           <w:ilvl w:val="1"/>
-          <w:numId w:val="1020"/>
+          <w:numId w:val="1026"/>
         </w:numPr>
       </w:pPr>
       <w:r>
@@ -34856,7 +34727,7 @@
       <w:pPr>
         <w:numPr>
           <w:ilvl w:val="0"/>
-          <w:numId w:val="1021"/>
+          <w:numId w:val="1027"/>
         </w:numPr>
       </w:pPr>
       <w:r>
@@ -34926,7 +34797,7 @@
       <w:pPr>
         <w:numPr>
           <w:ilvl w:val="0"/>
-          <w:numId w:val="1021"/>
+          <w:numId w:val="1027"/>
         </w:numPr>
       </w:pPr>
       <w:r>
@@ -35271,7 +35142,7 @@
         <w:pStyle w:val="Compact"/>
         <w:numPr>
           <w:ilvl w:val="0"/>
-          <w:numId w:val="1022"/>
+          <w:numId w:val="1028"/>
         </w:numPr>
       </w:pPr>
     </w:p>
@@ -35280,7 +35151,7 @@
         <w:pStyle w:val="Compact"/>
         <w:numPr>
           <w:ilvl w:val="1"/>
-          <w:numId w:val="1023"/>
+          <w:numId w:val="1029"/>
         </w:numPr>
       </w:pPr>
       <w:r>
@@ -35424,7 +35295,7 @@
       <w:pPr>
         <w:numPr>
           <w:ilvl w:val="0"/>
-          <w:numId w:val="1022"/>
+          <w:numId w:val="1028"/>
         </w:numPr>
       </w:pPr>
       <w:r>
@@ -35799,7 +35670,7 @@
       <w:pPr>
         <w:numPr>
           <w:ilvl w:val="0"/>
-          <w:numId w:val="1022"/>
+          <w:numId w:val="1028"/>
         </w:numPr>
       </w:pPr>
       <w:r>
@@ -35933,7 +35804,7 @@
       <w:pPr>
         <w:numPr>
           <w:ilvl w:val="0"/>
-          <w:numId w:val="1022"/>
+          <w:numId w:val="1028"/>
         </w:numPr>
       </w:pPr>
       <w:r>
@@ -36110,7 +35981,7 @@
         <w:pStyle w:val="Compact"/>
         <w:numPr>
           <w:ilvl w:val="1"/>
-          <w:numId w:val="1024"/>
+          <w:numId w:val="1030"/>
         </w:numPr>
       </w:pPr>
       <w:r>
@@ -36257,7 +36128,7 @@
         <w:pStyle w:val="Compact"/>
         <w:numPr>
           <w:ilvl w:val="1"/>
-          <w:numId w:val="1024"/>
+          <w:numId w:val="1030"/>
         </w:numPr>
       </w:pPr>
       <w:r>
@@ -36423,7 +36294,7 @@
       <w:pPr>
         <w:numPr>
           <w:ilvl w:val="0"/>
-          <w:numId w:val="1022"/>
+          <w:numId w:val="1028"/>
         </w:numPr>
       </w:pPr>
       <w:r>
@@ -36877,2238 +36748,6 @@
           <w:rFonts w:hint="eastAsia" w:ascii="Times New Roman" w:hAnsi="Times New Roman" w:eastAsia="Times New Roman" w:cs="Times New Roman"/>
         </w:rPr>
         <w:t>。</w:t>
-      </w:r>
-    </w:p>
-    <w:p>
-      <w:pPr>
-        <w:pStyle w:val="Compact"/>
-        <w:numPr>
-          <w:ilvl w:val="0"/>
-          <w:numId w:val="1022"/>
-        </w:numPr>
-      </w:pPr>
-    </w:p>
-    <w:p>
-      <w:pPr>
-        <w:pStyle w:val="Compact"/>
-        <w:numPr>
-          <w:ilvl w:val="1"/>
-          <w:numId w:val="1025"/>
-        </w:numPr>
-      </w:pPr>
-      <w:r>
-        <w:rPr>
-          <w:rFonts w:hint="eastAsia" w:ascii="Times New Roman" w:hAnsi="Times New Roman" w:eastAsia="FangSong" w:cs="Times New Roman"/>
-          <w:b/>
-          <w:bCs/>
-        </w:rPr>
-        <w:t xml:space="preserve">会重排</w:t>
-      </w:r>
-      <w:r>
-        <w:rPr>
-          <w:rFonts w:hint="eastAsia" w:ascii="Times New Roman" w:hAnsi="Times New Roman" w:eastAsia="Times New Roman" w:cs="Times New Roman"/>
-        </w:rPr>
-        <w:t>。</w:t>
-      </w:r>
-      <w:r>
-        <w:rPr>
-          <w:rFonts w:hint="eastAsia" w:ascii="Times New Roman" w:hAnsi="Times New Roman" w:eastAsia="FangSong" w:cs="Times New Roman"/>
-        </w:rPr>
-        <w:t>新戊基正离子</w:t>
-      </w:r>
-      <w:r>
-        <w:rPr>
-          <w:rFonts w:hint="eastAsia" w:ascii="Times New Roman" w:hAnsi="Times New Roman" w:eastAsia="Times New Roman" w:cs="Times New Roman"/>
-        </w:rPr>
-        <w:t>（(CH</w:t>
-      </w:r>
-      <w:r>
-        <w:rPr>
-          <w:rFonts w:hint="eastAsia" w:ascii="Times New Roman" w:hAnsi="Times New Roman" w:eastAsia="Times New Roman" w:cs="Times New Roman"/>
-          <w:vertAlign w:val="subscript"/>
-        </w:rPr>
-        <w:t>3</w:t>
-      </w:r>
-      <w:r>
-        <w:rPr>
-          <w:rFonts w:hint="eastAsia" w:ascii="Times New Roman" w:hAnsi="Times New Roman" w:eastAsia="Times New Roman" w:cs="Times New Roman"/>
-        </w:rPr>
-        <w:t>)</w:t>
-      </w:r>
-      <w:r>
-        <w:rPr>
-          <w:rFonts w:hint="eastAsia" w:ascii="Times New Roman" w:hAnsi="Times New Roman" w:eastAsia="Times New Roman" w:cs="Times New Roman"/>
-          <w:vertAlign w:val="subscript"/>
-        </w:rPr>
-        <w:t>3</w:t>
-      </w:r>
-      <w:r>
-        <w:rPr>
-          <w:rFonts w:hint="eastAsia" w:ascii="Times New Roman" w:hAnsi="Times New Roman" w:eastAsia="Times New Roman" w:cs="Times New Roman"/>
-        </w:rPr>
-        <w:t>CCH</w:t>
-      </w:r>
-      <w:r>
-        <w:rPr>
-          <w:rFonts w:hint="eastAsia" w:ascii="Times New Roman" w:hAnsi="Times New Roman" w:eastAsia="Times New Roman" w:cs="Times New Roman"/>
-          <w:vertAlign w:val="subscript"/>
-        </w:rPr>
-        <w:t>2</w:t>
-      </w:r>
-      <w:r>
-        <w:rPr>
-          <w:rFonts w:hint="eastAsia" w:ascii="Times New Roman" w:hAnsi="Times New Roman" w:eastAsia="Times New Roman" w:cs="Times New Roman"/>
-          <w:vertAlign w:val="superscript"/>
-        </w:rPr>
-        <w:t>+</w:t>
-      </w:r>
-      <w:r>
-        <w:rPr>
-          <w:rFonts w:hint="eastAsia" w:ascii="Times New Roman" w:hAnsi="Times New Roman" w:eastAsia="Times New Roman" w:cs="Times New Roman"/>
-        </w:rPr>
-        <w:t>，1°）</w:t>
-      </w:r>
-      <w:r>
-        <w:rPr>
-          <w:rFonts w:hint="eastAsia" w:ascii="Times New Roman" w:hAnsi="Times New Roman" w:eastAsia="FangSong" w:cs="Times New Roman"/>
-        </w:rPr>
-        <w:t>极不稳定</w:t>
-      </w:r>
-      <w:r>
-        <w:rPr>
-          <w:rFonts w:ascii="Times New Roman" w:hAnsi="Times New Roman" w:eastAsia="Times New Roman" w:cs="Times New Roman"/>
-        </w:rPr>
-        <w:t xml:space="preserve"> → </w:t>
-      </w:r>
-      <w:r>
-        <w:rPr>
-          <w:rFonts w:hint="eastAsia" w:ascii="Times New Roman" w:hAnsi="Times New Roman" w:eastAsia="Times New Roman" w:cs="Times New Roman"/>
-        </w:rPr>
-        <w:t>[1,2]-</w:t>
-      </w:r>
-      <w:r>
-        <w:rPr>
-          <w:rFonts w:hint="eastAsia" w:ascii="Times New Roman" w:hAnsi="Times New Roman" w:eastAsia="FangSong" w:cs="Times New Roman"/>
-        </w:rPr>
-        <w:t>甲基迁移</w:t>
-      </w:r>
-      <w:r>
-        <w:rPr>
-          <w:rFonts w:ascii="Times New Roman" w:hAnsi="Times New Roman" w:eastAsia="Times New Roman" w:cs="Times New Roman"/>
-        </w:rPr>
-        <w:t xml:space="preserve"> → </w:t>
-      </w:r>
-      <w:r>
-        <w:rPr>
-          <w:rFonts w:hint="eastAsia" w:ascii="Times New Roman" w:hAnsi="Times New Roman" w:eastAsia="Times New Roman" w:cs="Times New Roman"/>
-        </w:rPr>
-        <w:t>(CH</w:t>
-      </w:r>
-      <w:r>
-        <w:rPr>
-          <w:rFonts w:hint="eastAsia" w:ascii="Times New Roman" w:hAnsi="Times New Roman" w:eastAsia="Times New Roman" w:cs="Times New Roman"/>
-          <w:vertAlign w:val="subscript"/>
-        </w:rPr>
-        <w:t>3</w:t>
-      </w:r>
-      <w:r>
-        <w:rPr>
-          <w:rFonts w:hint="eastAsia" w:ascii="Times New Roman" w:hAnsi="Times New Roman" w:eastAsia="Times New Roman" w:cs="Times New Roman"/>
-        </w:rPr>
-        <w:t>)</w:t>
-      </w:r>
-      <w:r>
-        <w:rPr>
-          <w:rFonts w:hint="eastAsia" w:ascii="Times New Roman" w:hAnsi="Times New Roman" w:eastAsia="Times New Roman" w:cs="Times New Roman"/>
-          <w:vertAlign w:val="subscript"/>
-        </w:rPr>
-        <w:t>2</w:t>
-      </w:r>
-      <w:r>
-        <w:rPr>
-          <w:rFonts w:hint="eastAsia" w:ascii="Times New Roman" w:hAnsi="Times New Roman" w:eastAsia="Times New Roman" w:cs="Times New Roman"/>
-        </w:rPr>
-        <w:t>C</w:t>
-      </w:r>
-      <w:r>
-        <w:rPr>
-          <w:rFonts w:hint="eastAsia" w:ascii="Times New Roman" w:hAnsi="Times New Roman" w:eastAsia="Times New Roman" w:cs="Times New Roman"/>
-          <w:vertAlign w:val="superscript"/>
-        </w:rPr>
-        <w:t>+</w:t>
-      </w:r>
-      <w:r>
-        <w:rPr>
-          <w:rFonts w:hint="eastAsia" w:ascii="Times New Roman" w:hAnsi="Times New Roman" w:eastAsia="Times New Roman" w:cs="Times New Roman"/>
-        </w:rPr>
-        <w:t>CH</w:t>
-      </w:r>
-      <w:r>
-        <w:rPr>
-          <w:rFonts w:hint="eastAsia" w:ascii="Times New Roman" w:hAnsi="Times New Roman" w:eastAsia="Times New Roman" w:cs="Times New Roman"/>
-          <w:vertAlign w:val="subscript"/>
-        </w:rPr>
-        <w:t>2</w:t>
-      </w:r>
-      <w:r>
-        <w:rPr>
-          <w:rFonts w:hint="eastAsia" w:ascii="Times New Roman" w:hAnsi="Times New Roman" w:eastAsia="Times New Roman" w:cs="Times New Roman"/>
-        </w:rPr>
-        <w:t>CH</w:t>
-      </w:r>
-      <w:r>
-        <w:rPr>
-          <w:rFonts w:hint="eastAsia" w:ascii="Times New Roman" w:hAnsi="Times New Roman" w:eastAsia="Times New Roman" w:cs="Times New Roman"/>
-          <w:vertAlign w:val="subscript"/>
-        </w:rPr>
-        <w:t>3</w:t>
-      </w:r>
-      <w:r>
-        <w:rPr>
-          <w:rFonts w:hint="eastAsia" w:ascii="Times New Roman" w:hAnsi="Times New Roman" w:eastAsia="Times New Roman" w:cs="Times New Roman"/>
-        </w:rPr>
-        <w:t>（3°）→</w:t>
-      </w:r>
-      <w:r>
-        <w:rPr>
-          <w:rFonts w:ascii="Times New Roman" w:hAnsi="Times New Roman" w:eastAsia="Times New Roman" w:cs="Times New Roman"/>
-        </w:rPr>
-        <w:t xml:space="preserve"> H</w:t>
-      </w:r>
-      <w:r>
-        <w:rPr>
-          <w:rFonts w:ascii="Times New Roman" w:hAnsi="Times New Roman" w:eastAsia="Times New Roman" w:cs="Times New Roman"/>
-          <w:vertAlign w:val="subscript"/>
-        </w:rPr>
-        <w:t>2</w:t>
-      </w:r>
-      <w:r>
-        <w:rPr>
-          <w:rFonts w:ascii="Times New Roman" w:hAnsi="Times New Roman" w:eastAsia="Times New Roman" w:cs="Times New Roman"/>
-        </w:rPr>
-        <w:t xml:space="preserve">O </w:t>
-      </w:r>
-      <w:r>
-        <w:rPr>
-          <w:rFonts w:hint="eastAsia" w:ascii="Times New Roman" w:hAnsi="Times New Roman" w:eastAsia="FangSong" w:cs="Times New Roman"/>
-        </w:rPr>
-        <w:t xml:space="preserve">捕获</w:t>
-      </w:r>
-      <w:r>
-        <w:rPr>
-          <w:rFonts w:ascii="Times New Roman" w:hAnsi="Times New Roman" w:eastAsia="Times New Roman" w:cs="Times New Roman"/>
-        </w:rPr>
-        <w:t xml:space="preserve"> →</w:t>
-      </w:r>
-      <w:r>
-        <w:rPr>
-          <w:rFonts w:ascii="Times New Roman" w:hAnsi="Times New Roman" w:eastAsia="Times New Roman" w:cs="Times New Roman"/>
-        </w:rPr>
-        <w:t xml:space="preserve"> </w:t>
-      </w:r>
-      <w:r>
-        <w:rPr>
-          <w:rFonts w:hint="eastAsia" w:ascii="Times New Roman" w:hAnsi="Times New Roman" w:eastAsia="FangSong" w:cs="Times New Roman"/>
-          <w:b/>
-          <w:bCs/>
-        </w:rPr>
-        <w:t xml:space="preserve">叔戊醇</w:t>
-      </w:r>
-      <w:r>
-        <w:rPr>
-          <w:rFonts w:hint="eastAsia" w:ascii="Times New Roman" w:hAnsi="Times New Roman" w:eastAsia="Times New Roman" w:cs="Times New Roman"/>
-        </w:rPr>
-        <w:t>（(CH</w:t>
-      </w:r>
-      <w:r>
-        <w:rPr>
-          <w:rFonts w:hint="eastAsia" w:ascii="Times New Roman" w:hAnsi="Times New Roman" w:eastAsia="Times New Roman" w:cs="Times New Roman"/>
-          <w:vertAlign w:val="subscript"/>
-        </w:rPr>
-        <w:t>3</w:t>
-      </w:r>
-      <w:r>
-        <w:rPr>
-          <w:rFonts w:hint="eastAsia" w:ascii="Times New Roman" w:hAnsi="Times New Roman" w:eastAsia="Times New Roman" w:cs="Times New Roman"/>
-        </w:rPr>
-        <w:t>)</w:t>
-      </w:r>
-      <w:r>
-        <w:rPr>
-          <w:rFonts w:hint="eastAsia" w:ascii="Times New Roman" w:hAnsi="Times New Roman" w:eastAsia="Times New Roman" w:cs="Times New Roman"/>
-          <w:vertAlign w:val="subscript"/>
-        </w:rPr>
-        <w:t>2</w:t>
-      </w:r>
-      <w:r>
-        <w:rPr>
-          <w:rFonts w:hint="eastAsia" w:ascii="Times New Roman" w:hAnsi="Times New Roman" w:eastAsia="Times New Roman" w:cs="Times New Roman"/>
-        </w:rPr>
-        <w:t>C(OH)CH</w:t>
-      </w:r>
-      <w:r>
-        <w:rPr>
-          <w:rFonts w:hint="eastAsia" w:ascii="Times New Roman" w:hAnsi="Times New Roman" w:eastAsia="Times New Roman" w:cs="Times New Roman"/>
-          <w:vertAlign w:val="subscript"/>
-        </w:rPr>
-        <w:t>2</w:t>
-      </w:r>
-      <w:r>
-        <w:rPr>
-          <w:rFonts w:hint="eastAsia" w:ascii="Times New Roman" w:hAnsi="Times New Roman" w:eastAsia="Times New Roman" w:cs="Times New Roman"/>
-        </w:rPr>
-        <w:t>CH</w:t>
-      </w:r>
-      <w:r>
-        <w:rPr>
-          <w:rFonts w:hint="eastAsia" w:ascii="Times New Roman" w:hAnsi="Times New Roman" w:eastAsia="Times New Roman" w:cs="Times New Roman"/>
-          <w:vertAlign w:val="subscript"/>
-        </w:rPr>
-        <w:t>3</w:t>
-      </w:r>
-      <w:r>
-        <w:rPr>
-          <w:rFonts w:hint="eastAsia" w:ascii="Times New Roman" w:hAnsi="Times New Roman" w:eastAsia="Times New Roman" w:cs="Times New Roman"/>
-        </w:rPr>
-        <w:t>）。</w:t>
-      </w:r>
-    </w:p>
-    <w:p>
-      <w:pPr>
-        <w:pStyle w:val="Compact"/>
-        <w:numPr>
-          <w:ilvl w:val="1"/>
-          <w:numId w:val="1025"/>
-        </w:numPr>
-      </w:pPr>
-      <w:r>
-        <w:rPr>
-          <w:rFonts w:hint="eastAsia" w:ascii="Times New Roman" w:hAnsi="Times New Roman" w:eastAsia="FangSong" w:cs="Times New Roman"/>
-          <w:b/>
-          <w:bCs/>
-        </w:rPr>
-        <w:t xml:space="preserve">不重排</w:t>
-      </w:r>
-      <w:r>
-        <w:rPr>
-          <w:rFonts w:hint="eastAsia" w:ascii="Times New Roman" w:hAnsi="Times New Roman" w:eastAsia="Times New Roman" w:cs="Times New Roman"/>
-        </w:rPr>
-        <w:t>。</w:t>
-      </w:r>
-      <w:r>
-        <w:rPr>
-          <w:rFonts w:hint="eastAsia" w:ascii="Times New Roman" w:hAnsi="Times New Roman" w:eastAsia="FangSong" w:cs="Times New Roman"/>
-        </w:rPr>
-        <w:t>叔丁基碳正离子已经是</w:t>
-      </w:r>
-      <w:r>
-        <w:rPr>
-          <w:rFonts w:ascii="Times New Roman" w:hAnsi="Times New Roman" w:eastAsia="Times New Roman" w:cs="Times New Roman"/>
-        </w:rPr>
-        <w:t xml:space="preserve"> </w:t>
-      </w:r>
-      <w:r>
-        <w:rPr>
-          <w:rFonts w:hint="eastAsia" w:ascii="Times New Roman" w:hAnsi="Times New Roman" w:eastAsia="Times New Roman" w:cs="Times New Roman"/>
-        </w:rPr>
-        <w:t>3°（</w:t>
-      </w:r>
-      <w:r>
-        <w:rPr>
-          <w:rFonts w:hint="eastAsia" w:ascii="Times New Roman" w:hAnsi="Times New Roman" w:eastAsia="FangSong" w:cs="Times New Roman"/>
-        </w:rPr>
-        <w:t>最稳定的烷基正离子</w:t>
-      </w:r>
-      <w:r>
-        <w:rPr>
-          <w:rFonts w:hint="eastAsia" w:ascii="Times New Roman" w:hAnsi="Times New Roman" w:eastAsia="Times New Roman" w:cs="Times New Roman"/>
-        </w:rPr>
-        <w:t>），</w:t>
-      </w:r>
-      <w:r>
-        <w:rPr>
-          <w:rFonts w:hint="eastAsia" w:ascii="Times New Roman" w:hAnsi="Times New Roman" w:eastAsia="FangSong" w:cs="Times New Roman"/>
-        </w:rPr>
-        <w:t>没有更稳定的可迁移方向</w:t>
-      </w:r>
-      <w:r>
-        <w:rPr>
-          <w:rFonts w:ascii="Times New Roman" w:hAnsi="Times New Roman" w:eastAsia="Times New Roman" w:cs="Times New Roman"/>
-        </w:rPr>
-        <w:t xml:space="preserve"> → </w:t>
-      </w:r>
-      <w:r>
-        <w:rPr>
-          <w:rFonts w:hint="eastAsia" w:ascii="Times New Roman" w:hAnsi="Times New Roman" w:eastAsia="FangSong" w:cs="Times New Roman"/>
-        </w:rPr>
-        <w:t xml:space="preserve">直接捕获</w:t>
-      </w:r>
-      <w:r>
-        <w:rPr>
-          <w:rFonts w:ascii="Times New Roman" w:hAnsi="Times New Roman" w:eastAsia="Times New Roman" w:cs="Times New Roman"/>
-        </w:rPr>
-        <w:t xml:space="preserve"> → </w:t>
-      </w:r>
-      <w:r>
-        <w:rPr>
-          <w:rFonts w:hint="eastAsia" w:ascii="Times New Roman" w:hAnsi="Times New Roman" w:eastAsia="FangSong" w:cs="Times New Roman"/>
-        </w:rPr>
-        <w:t>叔丁醇</w:t>
-      </w:r>
-      <w:r>
-        <w:rPr>
-          <w:rFonts w:hint="eastAsia" w:ascii="Times New Roman" w:hAnsi="Times New Roman" w:eastAsia="Times New Roman" w:cs="Times New Roman"/>
-        </w:rPr>
-        <w:t>。</w:t>
-      </w:r>
-    </w:p>
-    <w:p>
-      <w:pPr>
-        <w:numPr>
-          <w:ilvl w:val="0"/>
-          <w:numId w:val="1022"/>
-        </w:numPr>
-      </w:pPr>
-      <w:r>
-        <w:rPr>
-          <w:rFonts w:hint="eastAsia" w:ascii="Times New Roman" w:hAnsi="Times New Roman" w:eastAsia="FangSong" w:cs="Times New Roman"/>
-          <w:b/>
-          <w:bCs/>
-        </w:rPr>
-        <w:t xml:space="preserve">交叉实验方案</w:t>
-      </w:r>
-      <w:r>
-        <w:rPr>
-          <w:rFonts w:hint="eastAsia" w:ascii="Times New Roman" w:hAnsi="Times New Roman" w:eastAsia="Times New Roman" w:cs="Times New Roman"/>
-        </w:rPr>
-        <w:t xml:space="preserve">：</w:t>
-      </w:r>
-      <w:r>
-        <w:rPr>
-          <w:rFonts w:ascii="Times New Roman" w:hAnsi="Times New Roman" w:eastAsia="Times New Roman" w:cs="Times New Roman"/>
-        </w:rPr>
-        <w:t xml:space="preserve"> </w:t>
-      </w:r>
-      <w:r>
-        <w:rPr>
-          <w:rFonts w:hint="eastAsia" w:ascii="Times New Roman" w:hAnsi="Times New Roman" w:eastAsia="FangSong" w:cs="Times New Roman"/>
-          <w:b/>
-          <w:bCs/>
-        </w:rPr>
-        <w:t xml:space="preserve">原理</w:t>
-      </w:r>
-      <w:r>
-        <w:rPr>
-          <w:rFonts w:hint="eastAsia" w:ascii="Times New Roman" w:hAnsi="Times New Roman" w:eastAsia="Times New Roman" w:cs="Times New Roman"/>
-        </w:rPr>
-        <w:t xml:space="preserve">：SN2</w:t>
-      </w:r>
-      <w:r>
-        <w:rPr>
-          <w:rFonts w:ascii="Times New Roman" w:hAnsi="Times New Roman" w:eastAsia="Times New Roman" w:cs="Times New Roman"/>
-        </w:rPr>
-        <w:t xml:space="preserve"> </w:t>
-      </w:r>
-      <w:r>
-        <w:rPr>
-          <w:rFonts w:hint="eastAsia" w:ascii="Times New Roman" w:hAnsi="Times New Roman" w:eastAsia="FangSong" w:cs="Times New Roman"/>
-        </w:rPr>
-        <w:t>是协同的</w:t>
-      </w:r>
-      <w:r>
-        <w:rPr>
-          <w:rFonts w:hint="eastAsia" w:ascii="Times New Roman" w:hAnsi="Times New Roman" w:eastAsia="Times New Roman" w:cs="Times New Roman"/>
-        </w:rPr>
-        <w:t>，</w:t>
-      </w:r>
-      <w:r>
-        <w:rPr>
-          <w:rFonts w:hint="eastAsia" w:ascii="Times New Roman" w:hAnsi="Times New Roman" w:eastAsia="FangSong" w:cs="Times New Roman"/>
-        </w:rPr>
-        <w:t>若用两种不同的底物</w:t>
-      </w:r>
-      <w:r>
-        <w:rPr>
-          <w:rFonts w:hint="eastAsia" w:ascii="Times New Roman" w:hAnsi="Times New Roman" w:eastAsia="Times New Roman" w:cs="Times New Roman"/>
-        </w:rPr>
-        <w:t>（</w:t>
-      </w:r>
-      <w:r>
-        <w:rPr>
-          <w:rFonts w:hint="eastAsia" w:ascii="Times New Roman" w:hAnsi="Times New Roman" w:eastAsia="FangSong" w:cs="Times New Roman"/>
-        </w:rPr>
-        <w:t>如</w:t>
-      </w:r>
-      <w:r>
-        <w:rPr>
-          <w:rFonts w:ascii="Times New Roman" w:hAnsi="Times New Roman" w:eastAsia="Times New Roman" w:cs="Times New Roman"/>
-        </w:rPr>
-        <w:t xml:space="preserve"> R-X </w:t>
-      </w:r>
-      <w:r>
-        <w:rPr>
-          <w:rFonts w:hint="eastAsia" w:ascii="Times New Roman" w:hAnsi="Times New Roman" w:eastAsia="FangSong" w:cs="Times New Roman"/>
-        </w:rPr>
-        <w:t xml:space="preserve">和</w:t>
-      </w:r>
-      <w:r>
-        <w:rPr>
-          <w:rFonts w:ascii="Times New Roman" w:hAnsi="Times New Roman" w:eastAsia="Times New Roman" w:cs="Times New Roman"/>
-        </w:rPr>
-        <w:t xml:space="preserve"> </w:t>
-      </w:r>
-      <w:r>
-        <w:rPr>
-          <w:rFonts w:hint="eastAsia" w:ascii="Times New Roman" w:hAnsi="Times New Roman" w:eastAsia="Times New Roman" w:cs="Times New Roman"/>
-        </w:rPr>
-        <w:t>R’-X）</w:t>
-      </w:r>
-      <w:r>
-        <w:rPr>
-          <w:rFonts w:hint="eastAsia" w:ascii="Times New Roman" w:hAnsi="Times New Roman" w:eastAsia="FangSong" w:cs="Times New Roman"/>
-        </w:rPr>
-        <w:t>进行反应</w:t>
-      </w:r>
-      <w:r>
-        <w:rPr>
-          <w:rFonts w:hint="eastAsia" w:ascii="Times New Roman" w:hAnsi="Times New Roman" w:eastAsia="Times New Roman" w:cs="Times New Roman"/>
-        </w:rPr>
-        <w:t>，</w:t>
-      </w:r>
-      <w:r>
-        <w:rPr>
-          <w:rFonts w:hint="eastAsia" w:ascii="Times New Roman" w:hAnsi="Times New Roman" w:eastAsia="FangSong" w:cs="Times New Roman"/>
-        </w:rPr>
-        <w:t>不会发生</w:t>
-      </w:r>
-      <w:r>
-        <w:rPr>
-          <w:rFonts w:hint="eastAsia" w:ascii="Times New Roman" w:hAnsi="Times New Roman" w:eastAsia="Times New Roman" w:cs="Times New Roman"/>
-        </w:rPr>
-        <w:t>”</w:t>
-      </w:r>
-      <w:r>
-        <w:rPr>
-          <w:rFonts w:hint="eastAsia" w:ascii="Times New Roman" w:hAnsi="Times New Roman" w:eastAsia="FangSong" w:cs="Times New Roman"/>
-        </w:rPr>
-        <w:t>交叉产物</w:t>
-      </w:r>
-      <w:r>
-        <w:rPr>
-          <w:rFonts w:hint="eastAsia" w:ascii="Times New Roman" w:hAnsi="Times New Roman" w:eastAsia="Times New Roman" w:cs="Times New Roman"/>
-        </w:rPr>
-        <w:t>”（R-R’）。</w:t>
-      </w:r>
-      <w:r>
-        <w:rPr>
-          <w:rFonts w:hint="eastAsia" w:ascii="Times New Roman" w:hAnsi="Times New Roman" w:eastAsia="FangSong" w:cs="Times New Roman"/>
-        </w:rPr>
-        <w:t>若反应经过碳正离子中间体</w:t>
-      </w:r>
-      <w:r>
-        <w:rPr>
-          <w:rFonts w:hint="eastAsia" w:ascii="Times New Roman" w:hAnsi="Times New Roman" w:eastAsia="Times New Roman" w:cs="Times New Roman"/>
-        </w:rPr>
-        <w:t>（SN1），</w:t>
-      </w:r>
-      <w:r>
-        <w:rPr>
-          <w:rFonts w:hint="eastAsia" w:ascii="Times New Roman" w:hAnsi="Times New Roman" w:eastAsia="FangSong" w:cs="Times New Roman"/>
-        </w:rPr>
-        <w:t>则游离的碳正离子可以与另一底物的离去基结合</w:t>
-      </w:r>
-      <w:r>
-        <w:rPr>
-          <w:rFonts w:ascii="Times New Roman" w:hAnsi="Times New Roman" w:eastAsia="Times New Roman" w:cs="Times New Roman"/>
-        </w:rPr>
-        <w:t xml:space="preserve"> → </w:t>
-      </w:r>
-      <w:r>
-        <w:rPr>
-          <w:rFonts w:hint="eastAsia" w:ascii="Times New Roman" w:hAnsi="Times New Roman" w:eastAsia="FangSong" w:cs="Times New Roman"/>
-        </w:rPr>
-        <w:t>产生交叉产物</w:t>
-      </w:r>
-      <w:r>
-        <w:rPr>
-          <w:rFonts w:hint="eastAsia" w:ascii="Times New Roman" w:hAnsi="Times New Roman" w:eastAsia="Times New Roman" w:cs="Times New Roman"/>
-        </w:rPr>
-        <w:t>。</w:t>
-      </w:r>
-      <w:r>
-        <w:rPr>
-          <w:rFonts w:ascii="Times New Roman" w:hAnsi="Times New Roman" w:eastAsia="Times New Roman" w:cs="Times New Roman"/>
-        </w:rPr>
-        <w:t xml:space="preserve"> </w:t>
-      </w:r>
-      <w:r>
-        <w:rPr>
-          <w:rFonts w:hint="eastAsia" w:ascii="Times New Roman" w:hAnsi="Times New Roman" w:eastAsia="FangSong" w:cs="Times New Roman"/>
-          <w:b/>
-          <w:bCs/>
-        </w:rPr>
-        <w:t xml:space="preserve">具体设计</w:t>
-      </w:r>
-      <w:r>
-        <w:rPr>
-          <w:rFonts w:hint="eastAsia" w:ascii="Times New Roman" w:hAnsi="Times New Roman" w:eastAsia="Times New Roman" w:cs="Times New Roman"/>
-        </w:rPr>
-        <w:t xml:space="preserve">：</w:t>
-      </w:r>
-    </w:p>
-    <w:p>
-      <w:pPr>
-        <w:pStyle w:val="Compact"/>
-        <w:numPr>
-          <w:ilvl w:val="1"/>
-          <w:numId w:val="1026"/>
-        </w:numPr>
-      </w:pPr>
-      <w:r>
-        <w:rPr>
-          <w:rFonts w:hint="eastAsia" w:ascii="Times New Roman" w:hAnsi="Times New Roman" w:eastAsia="FangSong" w:cs="Times New Roman"/>
-        </w:rPr>
-        <w:t xml:space="preserve">配制等摩尔量的</w:t>
-      </w:r>
-      <w:r>
-        <w:rPr>
-          <w:rFonts w:ascii="Times New Roman" w:hAnsi="Times New Roman" w:eastAsia="Times New Roman" w:cs="Times New Roman"/>
-        </w:rPr>
-        <w:t xml:space="preserve"> </w:t>
-      </w:r>
-      <w:r>
-        <w:rPr>
-          <w:rFonts w:hint="eastAsia" w:ascii="Times New Roman" w:hAnsi="Times New Roman" w:eastAsia="Times New Roman" w:cs="Times New Roman"/>
-        </w:rPr>
-        <w:t>(CH</w:t>
-      </w:r>
-      <w:r>
-        <w:rPr>
-          <w:rFonts w:hint="eastAsia" w:ascii="Times New Roman" w:hAnsi="Times New Roman" w:eastAsia="Times New Roman" w:cs="Times New Roman"/>
-          <w:vertAlign w:val="subscript"/>
-        </w:rPr>
-        <w:t>3</w:t>
-      </w:r>
-      <w:r>
-        <w:rPr>
-          <w:rFonts w:hint="eastAsia" w:ascii="Times New Roman" w:hAnsi="Times New Roman" w:eastAsia="Times New Roman" w:cs="Times New Roman"/>
-        </w:rPr>
-        <w:t>)</w:t>
-      </w:r>
-      <w:r>
-        <w:rPr>
-          <w:rFonts w:hint="eastAsia" w:ascii="Times New Roman" w:hAnsi="Times New Roman" w:eastAsia="Times New Roman" w:cs="Times New Roman"/>
-          <w:vertAlign w:val="subscript"/>
-        </w:rPr>
-        <w:t>3</w:t>
-      </w:r>
-      <w:r>
-        <w:rPr>
-          <w:rFonts w:hint="eastAsia" w:ascii="Times New Roman" w:hAnsi="Times New Roman" w:eastAsia="Times New Roman" w:cs="Times New Roman"/>
-        </w:rPr>
-        <w:t>CCl（3°）+</w:t>
-      </w:r>
-      <w:r>
-        <w:rPr>
-          <w:rFonts w:ascii="Times New Roman" w:hAnsi="Times New Roman" w:eastAsia="Times New Roman" w:cs="Times New Roman"/>
-        </w:rPr>
-        <w:t xml:space="preserve"> </w:t>
-      </w:r>
-      <w:r>
-        <w:rPr>
-          <w:rFonts w:hint="eastAsia" w:ascii="Times New Roman" w:hAnsi="Times New Roman" w:eastAsia="Times New Roman" w:cs="Times New Roman"/>
-        </w:rPr>
-        <w:t>CH</w:t>
-      </w:r>
-      <w:r>
-        <w:rPr>
-          <w:rFonts w:hint="eastAsia" w:ascii="Times New Roman" w:hAnsi="Times New Roman" w:eastAsia="Times New Roman" w:cs="Times New Roman"/>
-          <w:vertAlign w:val="subscript"/>
-        </w:rPr>
-        <w:t>3</w:t>
-      </w:r>
-      <w:r>
-        <w:rPr>
-          <w:rFonts w:hint="eastAsia" w:ascii="Times New Roman" w:hAnsi="Times New Roman" w:eastAsia="Times New Roman" w:cs="Times New Roman"/>
-        </w:rPr>
-        <w:t>CH</w:t>
-      </w:r>
-      <w:r>
-        <w:rPr>
-          <w:rFonts w:hint="eastAsia" w:ascii="Times New Roman" w:hAnsi="Times New Roman" w:eastAsia="Times New Roman" w:cs="Times New Roman"/>
-          <w:vertAlign w:val="subscript"/>
-        </w:rPr>
-        <w:t>2</w:t>
-      </w:r>
-      <w:r>
-        <w:rPr>
-          <w:rFonts w:hint="eastAsia" w:ascii="Times New Roman" w:hAnsi="Times New Roman" w:eastAsia="Times New Roman" w:cs="Times New Roman"/>
-        </w:rPr>
-        <w:t>CH</w:t>
-      </w:r>
-      <w:r>
-        <w:rPr>
-          <w:rFonts w:hint="eastAsia" w:ascii="Times New Roman" w:hAnsi="Times New Roman" w:eastAsia="Times New Roman" w:cs="Times New Roman"/>
-          <w:vertAlign w:val="subscript"/>
-        </w:rPr>
-        <w:t>2</w:t>
-      </w:r>
-      <w:r>
-        <w:rPr>
-          <w:rFonts w:hint="eastAsia" w:ascii="Times New Roman" w:hAnsi="Times New Roman" w:eastAsia="Times New Roman" w:cs="Times New Roman"/>
-        </w:rPr>
-        <w:t>Cl（1°）</w:t>
-      </w:r>
-      <w:r>
-        <w:rPr>
-          <w:rFonts w:hint="eastAsia" w:ascii="Times New Roman" w:hAnsi="Times New Roman" w:eastAsia="FangSong" w:cs="Times New Roman"/>
-        </w:rPr>
-        <w:t>的混合溶液</w:t>
-      </w:r>
-    </w:p>
-    <w:p>
-      <w:pPr>
-        <w:pStyle w:val="Compact"/>
-        <w:numPr>
-          <w:ilvl w:val="1"/>
-          <w:numId w:val="1026"/>
-        </w:numPr>
-      </w:pPr>
-      <w:r>
-        <w:rPr>
-          <w:rFonts w:hint="eastAsia" w:ascii="Times New Roman" w:hAnsi="Times New Roman" w:eastAsia="FangSong" w:cs="Times New Roman"/>
-        </w:rPr>
-        <w:t xml:space="preserve">加入</w:t>
-      </w:r>
-      <w:r>
-        <w:rPr>
-          <w:rFonts w:ascii="Times New Roman" w:hAnsi="Times New Roman" w:eastAsia="Times New Roman" w:cs="Times New Roman"/>
-        </w:rPr>
-        <w:t xml:space="preserve"> </w:t>
-      </w:r>
-      <w:r>
-        <w:rPr>
-          <w:rFonts w:hint="eastAsia" w:ascii="Times New Roman" w:hAnsi="Times New Roman" w:eastAsia="Times New Roman" w:cs="Times New Roman"/>
-        </w:rPr>
-        <w:t>NaI/</w:t>
-      </w:r>
-      <w:r>
-        <w:rPr>
-          <w:rFonts w:hint="eastAsia" w:ascii="Times New Roman" w:hAnsi="Times New Roman" w:eastAsia="FangSong" w:cs="Times New Roman"/>
-        </w:rPr>
-        <w:t>丙酮</w:t>
-      </w:r>
-      <w:r>
-        <w:rPr>
-          <w:rFonts w:hint="eastAsia" w:ascii="Times New Roman" w:hAnsi="Times New Roman" w:eastAsia="Times New Roman" w:cs="Times New Roman"/>
-        </w:rPr>
-        <w:t>（Finkelstein</w:t>
-      </w:r>
-      <w:r>
-        <w:rPr>
-          <w:rFonts w:ascii="Times New Roman" w:hAnsi="Times New Roman" w:eastAsia="Times New Roman" w:cs="Times New Roman"/>
-        </w:rPr>
-        <w:t xml:space="preserve"> </w:t>
-      </w:r>
-      <w:r>
-        <w:rPr>
-          <w:rFonts w:hint="eastAsia" w:ascii="Times New Roman" w:hAnsi="Times New Roman" w:eastAsia="FangSong" w:cs="Times New Roman"/>
-        </w:rPr>
-        <w:t>条件</w:t>
-      </w:r>
-      <w:r>
-        <w:rPr>
-          <w:rFonts w:hint="eastAsia" w:ascii="Times New Roman" w:hAnsi="Times New Roman" w:eastAsia="Times New Roman" w:cs="Times New Roman"/>
-        </w:rPr>
-        <w:t>）</w:t>
-      </w:r>
-    </w:p>
-    <w:p>
-      <w:pPr>
-        <w:pStyle w:val="Compact"/>
-        <w:numPr>
-          <w:ilvl w:val="1"/>
-          <w:numId w:val="1026"/>
-        </w:numPr>
-      </w:pPr>
-      <w:r>
-        <w:rPr>
-          <w:rFonts w:hint="eastAsia" w:ascii="Times New Roman" w:hAnsi="Times New Roman" w:eastAsia="FangSong" w:cs="Times New Roman"/>
-        </w:rPr>
-        <w:t>观察产物</w:t>
-      </w:r>
-      <w:r>
-        <w:rPr>
-          <w:rFonts w:hint="eastAsia" w:ascii="Times New Roman" w:hAnsi="Times New Roman" w:eastAsia="Times New Roman" w:cs="Times New Roman"/>
-        </w:rPr>
-        <w:t>：</w:t>
-      </w:r>
-      <w:r>
-        <w:rPr>
-          <w:rFonts w:hint="eastAsia" w:ascii="Times New Roman" w:hAnsi="Times New Roman" w:eastAsia="FangSong" w:cs="Times New Roman"/>
-        </w:rPr>
-        <w:t>若无交叉产物</w:t>
-      </w:r>
-      <w:r>
-        <w:rPr>
-          <w:rFonts w:hint="eastAsia" w:ascii="Times New Roman" w:hAnsi="Times New Roman" w:eastAsia="Times New Roman" w:cs="Times New Roman"/>
-        </w:rPr>
-        <w:t>（</w:t>
-      </w:r>
-      <w:r>
-        <w:rPr>
-          <w:rFonts w:hint="eastAsia" w:ascii="Times New Roman" w:hAnsi="Times New Roman" w:eastAsia="FangSong" w:cs="Times New Roman"/>
-        </w:rPr>
-        <w:t>只有</w:t>
-      </w:r>
-      <w:r>
-        <w:rPr>
-          <w:rFonts w:ascii="Times New Roman" w:hAnsi="Times New Roman" w:eastAsia="Times New Roman" w:cs="Times New Roman"/>
-        </w:rPr>
-        <w:t xml:space="preserve"> (CH</w:t>
-      </w:r>
-      <w:r>
-        <w:rPr>
-          <w:rFonts w:ascii="Times New Roman" w:hAnsi="Times New Roman" w:eastAsia="Times New Roman" w:cs="Times New Roman"/>
-          <w:vertAlign w:val="subscript"/>
-        </w:rPr>
-        <w:t>3</w:t>
-      </w:r>
-      <w:r>
-        <w:rPr>
-          <w:rFonts w:ascii="Times New Roman" w:hAnsi="Times New Roman" w:eastAsia="Times New Roman" w:cs="Times New Roman"/>
-        </w:rPr>
-        <w:t>)</w:t>
-      </w:r>
-      <w:r>
-        <w:rPr>
-          <w:rFonts w:ascii="Times New Roman" w:hAnsi="Times New Roman" w:eastAsia="Times New Roman" w:cs="Times New Roman"/>
-          <w:vertAlign w:val="subscript"/>
-        </w:rPr>
-        <w:t>3</w:t>
-      </w:r>
-      <w:r>
-        <w:rPr>
-          <w:rFonts w:ascii="Times New Roman" w:hAnsi="Times New Roman" w:eastAsia="Times New Roman" w:cs="Times New Roman"/>
-        </w:rPr>
-        <w:t xml:space="preserve">CI </w:t>
-      </w:r>
-      <w:r>
-        <w:rPr>
-          <w:rFonts w:hint="eastAsia" w:ascii="Times New Roman" w:hAnsi="Times New Roman" w:eastAsia="FangSong" w:cs="Times New Roman"/>
-        </w:rPr>
-        <w:t xml:space="preserve">和</w:t>
-      </w:r>
-      <w:r>
-        <w:rPr>
-          <w:rFonts w:ascii="Times New Roman" w:hAnsi="Times New Roman" w:eastAsia="Times New Roman" w:cs="Times New Roman"/>
-        </w:rPr>
-        <w:t xml:space="preserve"> </w:t>
-      </w:r>
-      <w:r>
-        <w:rPr>
-          <w:rFonts w:hint="eastAsia" w:ascii="Times New Roman" w:hAnsi="Times New Roman" w:eastAsia="Times New Roman" w:cs="Times New Roman"/>
-        </w:rPr>
-        <w:t>CH</w:t>
-      </w:r>
-      <w:r>
-        <w:rPr>
-          <w:rFonts w:hint="eastAsia" w:ascii="Times New Roman" w:hAnsi="Times New Roman" w:eastAsia="Times New Roman" w:cs="Times New Roman"/>
-          <w:vertAlign w:val="subscript"/>
-        </w:rPr>
-        <w:t>3</w:t>
-      </w:r>
-      <w:r>
-        <w:rPr>
-          <w:rFonts w:hint="eastAsia" w:ascii="Times New Roman" w:hAnsi="Times New Roman" w:eastAsia="Times New Roman" w:cs="Times New Roman"/>
-        </w:rPr>
-        <w:t>CH</w:t>
-      </w:r>
-      <w:r>
-        <w:rPr>
-          <w:rFonts w:hint="eastAsia" w:ascii="Times New Roman" w:hAnsi="Times New Roman" w:eastAsia="Times New Roman" w:cs="Times New Roman"/>
-          <w:vertAlign w:val="subscript"/>
-        </w:rPr>
-        <w:t>2</w:t>
-      </w:r>
-      <w:r>
-        <w:rPr>
-          <w:rFonts w:hint="eastAsia" w:ascii="Times New Roman" w:hAnsi="Times New Roman" w:eastAsia="Times New Roman" w:cs="Times New Roman"/>
-        </w:rPr>
-        <w:t>CH</w:t>
-      </w:r>
-      <w:r>
-        <w:rPr>
-          <w:rFonts w:hint="eastAsia" w:ascii="Times New Roman" w:hAnsi="Times New Roman" w:eastAsia="Times New Roman" w:cs="Times New Roman"/>
-          <w:vertAlign w:val="subscript"/>
-        </w:rPr>
-        <w:t>2</w:t>
-      </w:r>
-      <w:r>
-        <w:rPr>
-          <w:rFonts w:hint="eastAsia" w:ascii="Times New Roman" w:hAnsi="Times New Roman" w:eastAsia="Times New Roman" w:cs="Times New Roman"/>
-        </w:rPr>
-        <w:t>I）→</w:t>
-      </w:r>
-      <w:r>
-        <w:rPr>
-          <w:rFonts w:ascii="Times New Roman" w:hAnsi="Times New Roman" w:eastAsia="Times New Roman" w:cs="Times New Roman"/>
-        </w:rPr>
-        <w:t xml:space="preserve"> SN2 </w:t>
-      </w:r>
-      <w:r>
-        <w:rPr>
-          <w:rFonts w:hint="eastAsia" w:ascii="Times New Roman" w:hAnsi="Times New Roman" w:eastAsia="FangSong" w:cs="Times New Roman"/>
-        </w:rPr>
-        <w:t>各自发生</w:t>
-      </w:r>
-      <w:r>
-        <w:rPr>
-          <w:rFonts w:hint="eastAsia" w:ascii="Times New Roman" w:hAnsi="Times New Roman" w:eastAsia="Times New Roman" w:cs="Times New Roman"/>
-        </w:rPr>
-        <w:t>；</w:t>
-      </w:r>
-      <w:r>
-        <w:rPr>
-          <w:rFonts w:hint="eastAsia" w:ascii="Times New Roman" w:hAnsi="Times New Roman" w:eastAsia="FangSong" w:cs="Times New Roman"/>
-        </w:rPr>
-        <w:t>若有</w:t>
-      </w:r>
-      <w:r>
-        <w:rPr>
-          <w:rFonts w:ascii="Times New Roman" w:hAnsi="Times New Roman" w:eastAsia="Times New Roman" w:cs="Times New Roman"/>
-        </w:rPr>
-        <w:t xml:space="preserve"> </w:t>
-      </w:r>
-      <w:r>
-        <w:rPr>
-          <w:rFonts w:hint="eastAsia" w:ascii="Times New Roman" w:hAnsi="Times New Roman" w:eastAsia="Times New Roman" w:cs="Times New Roman"/>
-        </w:rPr>
-        <w:t>CH</w:t>
-      </w:r>
-      <w:r>
-        <w:rPr>
-          <w:rFonts w:hint="eastAsia" w:ascii="Times New Roman" w:hAnsi="Times New Roman" w:eastAsia="Times New Roman" w:cs="Times New Roman"/>
-          <w:vertAlign w:val="subscript"/>
-        </w:rPr>
-        <w:t>3</w:t>
-      </w:r>
-      <w:r>
-        <w:rPr>
-          <w:rFonts w:hint="eastAsia" w:ascii="Times New Roman" w:hAnsi="Times New Roman" w:eastAsia="Times New Roman" w:cs="Times New Roman"/>
-        </w:rPr>
-        <w:t>CH</w:t>
-      </w:r>
-      <w:r>
-        <w:rPr>
-          <w:rFonts w:hint="eastAsia" w:ascii="Times New Roman" w:hAnsi="Times New Roman" w:eastAsia="Times New Roman" w:cs="Times New Roman"/>
-          <w:vertAlign w:val="subscript"/>
-        </w:rPr>
-        <w:t>2</w:t>
-      </w:r>
-      <w:r>
-        <w:rPr>
-          <w:rFonts w:hint="eastAsia" w:ascii="Times New Roman" w:hAnsi="Times New Roman" w:eastAsia="Times New Roman" w:cs="Times New Roman"/>
-        </w:rPr>
-        <w:t>CH</w:t>
-      </w:r>
-      <w:r>
-        <w:rPr>
-          <w:rFonts w:hint="eastAsia" w:ascii="Times New Roman" w:hAnsi="Times New Roman" w:eastAsia="Times New Roman" w:cs="Times New Roman"/>
-          <w:vertAlign w:val="subscript"/>
-        </w:rPr>
-        <w:t>2</w:t>
-      </w:r>
-      <w:r>
-        <w:rPr>
-          <w:rFonts w:hint="eastAsia" w:ascii="Times New Roman" w:hAnsi="Times New Roman" w:eastAsia="Times New Roman" w:cs="Times New Roman"/>
-        </w:rPr>
-        <w:t>C(CH</w:t>
-      </w:r>
-      <w:r>
-        <w:rPr>
-          <w:rFonts w:hint="eastAsia" w:ascii="Times New Roman" w:hAnsi="Times New Roman" w:eastAsia="Times New Roman" w:cs="Times New Roman"/>
-          <w:vertAlign w:val="subscript"/>
-        </w:rPr>
-        <w:t>3</w:t>
-      </w:r>
-      <w:r>
-        <w:rPr>
-          <w:rFonts w:hint="eastAsia" w:ascii="Times New Roman" w:hAnsi="Times New Roman" w:eastAsia="Times New Roman" w:cs="Times New Roman"/>
-        </w:rPr>
-        <w:t>)</w:t>
-      </w:r>
-      <w:r>
-        <w:rPr>
-          <w:rFonts w:hint="eastAsia" w:ascii="Times New Roman" w:hAnsi="Times New Roman" w:eastAsia="Times New Roman" w:cs="Times New Roman"/>
-          <w:vertAlign w:val="subscript"/>
-        </w:rPr>
-        <w:t>3</w:t>
-      </w:r>
-      <w:r>
-        <w:rPr>
-          <w:rFonts w:hint="eastAsia" w:ascii="Times New Roman" w:hAnsi="Times New Roman" w:eastAsia="Times New Roman" w:cs="Times New Roman"/>
-        </w:rPr>
-        <w:t>（</w:t>
-      </w:r>
-      <w:r>
-        <w:rPr>
-          <w:rFonts w:hint="eastAsia" w:ascii="Times New Roman" w:hAnsi="Times New Roman" w:eastAsia="FangSong" w:cs="Times New Roman"/>
-        </w:rPr>
-        <w:t>交叉产物</w:t>
-      </w:r>
-      <w:r>
-        <w:rPr>
-          <w:rFonts w:hint="eastAsia" w:ascii="Times New Roman" w:hAnsi="Times New Roman" w:eastAsia="Times New Roman" w:cs="Times New Roman"/>
-        </w:rPr>
-        <w:t>）→</w:t>
-      </w:r>
-      <w:r>
-        <w:rPr>
-          <w:rFonts w:ascii="Times New Roman" w:hAnsi="Times New Roman" w:eastAsia="Times New Roman" w:cs="Times New Roman"/>
-        </w:rPr>
-        <w:t xml:space="preserve"> </w:t>
-      </w:r>
-      <w:r>
-        <w:rPr>
-          <w:rFonts w:hint="eastAsia" w:ascii="Times New Roman" w:hAnsi="Times New Roman" w:eastAsia="FangSong" w:cs="Times New Roman"/>
-        </w:rPr>
-        <w:t>提示有碳正离子中间体</w:t>
-      </w:r>
-      <w:r>
-        <w:rPr>
-          <w:rFonts w:hint="eastAsia" w:ascii="Times New Roman" w:hAnsi="Times New Roman" w:eastAsia="Times New Roman" w:cs="Times New Roman"/>
-        </w:rPr>
-        <w:t>。</w:t>
-      </w:r>
-      <w:r>
-        <w:rPr>
-          <w:rFonts w:ascii="Times New Roman" w:hAnsi="Times New Roman" w:eastAsia="Times New Roman" w:cs="Times New Roman"/>
-        </w:rPr>
-        <w:t xml:space="preserve"> </w:t>
-      </w:r>
-      <w:r>
-        <w:rPr>
-          <w:rFonts w:hint="eastAsia" w:ascii="Times New Roman" w:hAnsi="Times New Roman" w:eastAsia="FangSong" w:cs="Times New Roman"/>
-          <w:b/>
-          <w:bCs/>
-        </w:rPr>
-        <w:t xml:space="preserve">安全判断</w:t>
-      </w:r>
-      <w:r>
-        <w:rPr>
-          <w:rFonts w:hint="eastAsia" w:ascii="Times New Roman" w:hAnsi="Times New Roman" w:eastAsia="Times New Roman" w:cs="Times New Roman"/>
-        </w:rPr>
-        <w:t>：</w:t>
-      </w:r>
-      <w:r>
-        <w:rPr>
-          <w:rFonts w:hint="eastAsia" w:ascii="Times New Roman" w:hAnsi="Times New Roman" w:eastAsia="FangSong" w:cs="Times New Roman"/>
-        </w:rPr>
-        <w:t>对于</w:t>
-      </w:r>
-      <w:r>
-        <w:rPr>
-          <w:rFonts w:ascii="Times New Roman" w:hAnsi="Times New Roman" w:eastAsia="Times New Roman" w:cs="Times New Roman"/>
-        </w:rPr>
-        <w:t xml:space="preserve"> 3° </w:t>
-      </w:r>
-      <w:r>
-        <w:rPr>
-          <w:rFonts w:hint="eastAsia" w:ascii="Times New Roman" w:hAnsi="Times New Roman" w:eastAsia="FangSong" w:cs="Times New Roman"/>
-        </w:rPr>
-        <w:t xml:space="preserve">底物倾向</w:t>
-      </w:r>
-      <w:r>
-        <w:rPr>
-          <w:rFonts w:ascii="Times New Roman" w:hAnsi="Times New Roman" w:eastAsia="Times New Roman" w:cs="Times New Roman"/>
-        </w:rPr>
-        <w:t xml:space="preserve"> </w:t>
-      </w:r>
-      <w:r>
-        <w:rPr>
-          <w:rFonts w:hint="eastAsia" w:ascii="Times New Roman" w:hAnsi="Times New Roman" w:eastAsia="Times New Roman" w:cs="Times New Roman"/>
-        </w:rPr>
-        <w:t xml:space="preserve">SN1，1°</w:t>
-      </w:r>
-      <w:r>
-        <w:rPr>
-          <w:rFonts w:ascii="Times New Roman" w:hAnsi="Times New Roman" w:eastAsia="Times New Roman" w:cs="Times New Roman"/>
-        </w:rPr>
-        <w:t xml:space="preserve"> </w:t>
-      </w:r>
-      <w:r>
-        <w:rPr>
-          <w:rFonts w:hint="eastAsia" w:ascii="Times New Roman" w:hAnsi="Times New Roman" w:eastAsia="FangSong" w:cs="Times New Roman"/>
-        </w:rPr>
-        <w:t xml:space="preserve">底物倾向</w:t>
-      </w:r>
-      <w:r>
-        <w:rPr>
-          <w:rFonts w:ascii="Times New Roman" w:hAnsi="Times New Roman" w:eastAsia="Times New Roman" w:cs="Times New Roman"/>
-        </w:rPr>
-        <w:t xml:space="preserve"> </w:t>
-      </w:r>
-      <w:r>
-        <w:rPr>
-          <w:rFonts w:hint="eastAsia" w:ascii="Times New Roman" w:hAnsi="Times New Roman" w:eastAsia="Times New Roman" w:cs="Times New Roman"/>
-        </w:rPr>
-        <w:t>SN2，</w:t>
-      </w:r>
-      <w:r>
-        <w:rPr>
-          <w:rFonts w:hint="eastAsia" w:ascii="Times New Roman" w:hAnsi="Times New Roman" w:eastAsia="FangSong" w:cs="Times New Roman"/>
-        </w:rPr>
-        <w:t>若确实有碳正离子中间体</w:t>
-      </w:r>
-      <w:r>
-        <w:rPr>
-          <w:rFonts w:hint="eastAsia" w:ascii="Times New Roman" w:hAnsi="Times New Roman" w:eastAsia="Times New Roman" w:cs="Times New Roman"/>
-        </w:rPr>
-        <w:t>，</w:t>
-      </w:r>
-      <w:r>
-        <w:rPr>
-          <w:rFonts w:hint="eastAsia" w:ascii="Times New Roman" w:hAnsi="Times New Roman" w:eastAsia="FangSong" w:cs="Times New Roman"/>
-        </w:rPr>
-        <w:t>可能出现交叉偶联产物</w:t>
-      </w:r>
-      <w:r>
-        <w:rPr>
-          <w:rFonts w:hint="eastAsia" w:ascii="Times New Roman" w:hAnsi="Times New Roman" w:eastAsia="Times New Roman" w:cs="Times New Roman"/>
-        </w:rPr>
-        <w:t>。</w:t>
-      </w:r>
-    </w:p>
-    <w:p>
-      <w:pPr>
-        <w:numPr>
-          <w:ilvl w:val="0"/>
-          <w:numId w:val="1022"/>
-        </w:numPr>
-      </w:pPr>
-      <w:r>
-        <w:rPr>
-          <w:rFonts w:hint="eastAsia" w:ascii="Times New Roman" w:hAnsi="Times New Roman" w:eastAsia="FangSong" w:cs="Times New Roman"/>
-          <w:b/>
-          <w:bCs/>
-        </w:rPr>
-        <w:t xml:space="preserve">逆推</w:t>
-      </w:r>
-      <w:r>
-        <w:rPr>
-          <w:rFonts w:hint="eastAsia" w:ascii="Times New Roman" w:hAnsi="Times New Roman" w:eastAsia="Times New Roman" w:cs="Times New Roman"/>
-        </w:rPr>
-        <w:t xml:space="preserve">：</w:t>
-      </w:r>
-    </w:p>
-    <w:p>
-      <w:pPr>
-        <w:pStyle w:val="Compact"/>
-        <w:numPr>
-          <w:ilvl w:val="1"/>
-          <w:numId w:val="1027"/>
-        </w:numPr>
-      </w:pPr>
-      <w:r>
-        <w:rPr>
-          <w:rFonts w:hint="eastAsia" w:ascii="Times New Roman" w:hAnsi="Times New Roman" w:eastAsia="Times New Roman" w:cs="Times New Roman"/>
-        </w:rPr>
-        <w:t>C（C</w:t>
-      </w:r>
-      <w:r>
-        <w:rPr>
-          <w:rFonts w:hint="eastAsia" w:ascii="Times New Roman" w:hAnsi="Times New Roman" w:eastAsia="Times New Roman" w:cs="Times New Roman"/>
-          <w:vertAlign w:val="subscript"/>
-        </w:rPr>
-        <w:t>6</w:t>
-      </w:r>
-      <w:r>
-        <w:rPr>
-          <w:rFonts w:hint="eastAsia" w:ascii="Times New Roman" w:hAnsi="Times New Roman" w:eastAsia="Times New Roman" w:cs="Times New Roman"/>
-        </w:rPr>
-        <w:t>H</w:t>
-      </w:r>
-      <w:r>
-        <w:rPr>
-          <w:rFonts w:hint="eastAsia" w:ascii="Times New Roman" w:hAnsi="Times New Roman" w:eastAsia="Times New Roman" w:cs="Times New Roman"/>
-          <w:vertAlign w:val="subscript"/>
-        </w:rPr>
-        <w:t>12</w:t>
-      </w:r>
-      <w:r>
-        <w:rPr>
-          <w:rFonts w:hint="eastAsia" w:ascii="Times New Roman" w:hAnsi="Times New Roman" w:eastAsia="Times New Roman" w:cs="Times New Roman"/>
-        </w:rPr>
-        <w:t>）</w:t>
-      </w:r>
-      <w:r>
-        <w:rPr>
-          <w:rFonts w:hint="eastAsia" w:ascii="Times New Roman" w:hAnsi="Times New Roman" w:eastAsia="FangSong" w:cs="Times New Roman"/>
-        </w:rPr>
-        <w:t>臭氧化得</w:t>
-      </w:r>
-      <w:r>
-        <w:rPr>
-          <w:rFonts w:ascii="Times New Roman" w:hAnsi="Times New Roman" w:eastAsia="Times New Roman" w:cs="Times New Roman"/>
-        </w:rPr>
-        <w:t xml:space="preserve"> </w:t>
-      </w:r>
-      <w:r>
-        <w:rPr>
-          <w:rFonts w:hint="eastAsia" w:ascii="Times New Roman" w:hAnsi="Times New Roman" w:eastAsia="Times New Roman" w:cs="Times New Roman"/>
-        </w:rPr>
-        <w:t>CH</w:t>
-      </w:r>
-      <w:r>
-        <w:rPr>
-          <w:rFonts w:hint="eastAsia" w:ascii="Times New Roman" w:hAnsi="Times New Roman" w:eastAsia="Times New Roman" w:cs="Times New Roman"/>
-          <w:vertAlign w:val="subscript"/>
-        </w:rPr>
-        <w:t>3</w:t>
-      </w:r>
-      <w:r>
-        <w:rPr>
-          <w:rFonts w:hint="eastAsia" w:ascii="Times New Roman" w:hAnsi="Times New Roman" w:eastAsia="Times New Roman" w:cs="Times New Roman"/>
-        </w:rPr>
-        <w:t>CHO（</w:t>
-      </w:r>
-      <w:r>
-        <w:rPr>
-          <w:rFonts w:hint="eastAsia" w:ascii="Times New Roman" w:hAnsi="Times New Roman" w:eastAsia="FangSong" w:cs="Times New Roman"/>
-        </w:rPr>
-        <w:t>乙醛</w:t>
-      </w:r>
-      <w:r>
-        <w:rPr>
-          <w:rFonts w:hint="eastAsia" w:ascii="Times New Roman" w:hAnsi="Times New Roman" w:eastAsia="Times New Roman" w:cs="Times New Roman"/>
-        </w:rPr>
-        <w:t>）+</w:t>
-      </w:r>
-      <w:r>
-        <w:rPr>
-          <w:rFonts w:ascii="Times New Roman" w:hAnsi="Times New Roman" w:eastAsia="Times New Roman" w:cs="Times New Roman"/>
-        </w:rPr>
-        <w:t xml:space="preserve"> </w:t>
-      </w:r>
-      <w:r>
-        <w:rPr>
-          <w:rFonts w:hint="eastAsia" w:ascii="Times New Roman" w:hAnsi="Times New Roman" w:eastAsia="Times New Roman" w:cs="Times New Roman"/>
-        </w:rPr>
-        <w:t>CH</w:t>
-      </w:r>
-      <w:r>
-        <w:rPr>
-          <w:rFonts w:hint="eastAsia" w:ascii="Times New Roman" w:hAnsi="Times New Roman" w:eastAsia="Times New Roman" w:cs="Times New Roman"/>
-          <w:vertAlign w:val="subscript"/>
-        </w:rPr>
-        <w:t>3</w:t>
-      </w:r>
-      <w:r>
-        <w:rPr>
-          <w:rFonts w:hint="eastAsia" w:ascii="Times New Roman" w:hAnsi="Times New Roman" w:eastAsia="Times New Roman" w:cs="Times New Roman"/>
-        </w:rPr>
-        <w:t>COCH</w:t>
-      </w:r>
-      <w:r>
-        <w:rPr>
-          <w:rFonts w:hint="eastAsia" w:ascii="Times New Roman" w:hAnsi="Times New Roman" w:eastAsia="Times New Roman" w:cs="Times New Roman"/>
-          <w:vertAlign w:val="subscript"/>
-        </w:rPr>
-        <w:t>2</w:t>
-      </w:r>
-      <w:r>
-        <w:rPr>
-          <w:rFonts w:hint="eastAsia" w:ascii="Times New Roman" w:hAnsi="Times New Roman" w:eastAsia="Times New Roman" w:cs="Times New Roman"/>
-        </w:rPr>
-        <w:t>CH</w:t>
-      </w:r>
-      <w:r>
-        <w:rPr>
-          <w:rFonts w:hint="eastAsia" w:ascii="Times New Roman" w:hAnsi="Times New Roman" w:eastAsia="Times New Roman" w:cs="Times New Roman"/>
-          <w:vertAlign w:val="subscript"/>
-        </w:rPr>
-        <w:t>3</w:t>
-      </w:r>
-      <w:r>
-        <w:rPr>
-          <w:rFonts w:hint="eastAsia" w:ascii="Times New Roman" w:hAnsi="Times New Roman" w:eastAsia="Times New Roman" w:cs="Times New Roman"/>
-        </w:rPr>
-        <w:t>（2-</w:t>
-      </w:r>
-      <w:r>
-        <w:rPr>
-          <w:rFonts w:hint="eastAsia" w:ascii="Times New Roman" w:hAnsi="Times New Roman" w:eastAsia="FangSong" w:cs="Times New Roman"/>
-        </w:rPr>
-        <w:t>戊酮</w:t>
-      </w:r>
-      <w:r>
-        <w:rPr>
-          <w:rFonts w:hint="eastAsia" w:ascii="Times New Roman" w:hAnsi="Times New Roman" w:eastAsia="Times New Roman" w:cs="Times New Roman"/>
-        </w:rPr>
-        <w:t>）→</w:t>
-      </w:r>
-      <w:r>
-        <w:rPr>
-          <w:rFonts w:ascii="Times New Roman" w:hAnsi="Times New Roman" w:eastAsia="Times New Roman" w:cs="Times New Roman"/>
-        </w:rPr>
-        <w:t xml:space="preserve"> </w:t>
-      </w:r>
-      <w:r>
-        <w:rPr>
-          <w:rFonts w:hint="eastAsia" w:ascii="Times New Roman" w:hAnsi="Times New Roman" w:eastAsia="FangSong" w:cs="Times New Roman"/>
-        </w:rPr>
-        <w:t xml:space="preserve">说明</w:t>
-      </w:r>
-      <w:r>
-        <w:rPr>
-          <w:rFonts w:ascii="Times New Roman" w:hAnsi="Times New Roman" w:eastAsia="Times New Roman" w:cs="Times New Roman"/>
-        </w:rPr>
-        <w:t xml:space="preserve"> C </w:t>
-      </w:r>
-      <w:r>
-        <w:rPr>
-          <w:rFonts w:hint="eastAsia" w:ascii="Times New Roman" w:hAnsi="Times New Roman" w:eastAsia="FangSong" w:cs="Times New Roman"/>
-        </w:rPr>
-        <w:t xml:space="preserve">的结构为</w:t>
-      </w:r>
-      <w:r>
-        <w:rPr>
-          <w:rFonts w:ascii="Times New Roman" w:hAnsi="Times New Roman" w:eastAsia="Times New Roman" w:cs="Times New Roman"/>
-        </w:rPr>
-        <w:t xml:space="preserve"> </w:t>
-      </w:r>
-      <w:r>
-        <w:rPr>
-          <w:rFonts w:hint="eastAsia" w:ascii="Times New Roman" w:hAnsi="Times New Roman" w:eastAsia="Times New Roman" w:cs="Times New Roman"/>
-          <w:b/>
-          <w:bCs/>
-        </w:rPr>
-        <w:t>3-</w:t>
-      </w:r>
-      <w:r>
-        <w:rPr>
-          <w:rFonts w:hint="eastAsia" w:ascii="Times New Roman" w:hAnsi="Times New Roman" w:eastAsia="FangSong" w:cs="Times New Roman"/>
-          <w:b/>
-          <w:bCs/>
-        </w:rPr>
-        <w:t>甲基</w:t>
-      </w:r>
-      <w:r>
-        <w:rPr>
-          <w:rFonts w:hint="eastAsia" w:ascii="Times New Roman" w:hAnsi="Times New Roman" w:eastAsia="Times New Roman" w:cs="Times New Roman"/>
-          <w:b/>
-          <w:bCs/>
-        </w:rPr>
-        <w:t>-2-</w:t>
-      </w:r>
-      <w:r>
-        <w:rPr>
-          <w:rFonts w:hint="eastAsia" w:ascii="Times New Roman" w:hAnsi="Times New Roman" w:eastAsia="FangSong" w:cs="Times New Roman"/>
-          <w:b/>
-          <w:bCs/>
-        </w:rPr>
-        <w:t>戊烯</w:t>
-      </w:r>
-      <w:r>
-        <w:rPr>
-          <w:rFonts w:hint="eastAsia" w:ascii="Times New Roman" w:hAnsi="Times New Roman" w:eastAsia="Times New Roman" w:cs="Times New Roman"/>
-        </w:rPr>
-        <w:t>（CH</w:t>
-      </w:r>
-      <w:r>
-        <w:rPr>
-          <w:rFonts w:hint="eastAsia" w:ascii="Times New Roman" w:hAnsi="Times New Roman" w:eastAsia="Times New Roman" w:cs="Times New Roman"/>
-          <w:vertAlign w:val="subscript"/>
-        </w:rPr>
-        <w:t>3</w:t>
-      </w:r>
-      <w:r>
-        <w:rPr>
-          <w:rFonts w:hint="eastAsia" w:ascii="Times New Roman" w:hAnsi="Times New Roman" w:eastAsia="Times New Roman" w:cs="Times New Roman"/>
-        </w:rPr>
-        <w:t>CH=C(CH</w:t>
-      </w:r>
-      <w:r>
-        <w:rPr>
-          <w:rFonts w:hint="eastAsia" w:ascii="Times New Roman" w:hAnsi="Times New Roman" w:eastAsia="Times New Roman" w:cs="Times New Roman"/>
-          <w:vertAlign w:val="subscript"/>
-        </w:rPr>
-        <w:t>3</w:t>
-      </w:r>
-      <w:r>
-        <w:rPr>
-          <w:rFonts w:hint="eastAsia" w:ascii="Times New Roman" w:hAnsi="Times New Roman" w:eastAsia="Times New Roman" w:cs="Times New Roman"/>
-        </w:rPr>
-        <w:t>)CH</w:t>
-      </w:r>
-      <w:r>
-        <w:rPr>
-          <w:rFonts w:hint="eastAsia" w:ascii="Times New Roman" w:hAnsi="Times New Roman" w:eastAsia="Times New Roman" w:cs="Times New Roman"/>
-          <w:vertAlign w:val="subscript"/>
-        </w:rPr>
-        <w:t>2</w:t>
-      </w:r>
-      <w:r>
-        <w:rPr>
-          <w:rFonts w:hint="eastAsia" w:ascii="Times New Roman" w:hAnsi="Times New Roman" w:eastAsia="Times New Roman" w:cs="Times New Roman"/>
-        </w:rPr>
-        <w:t>CH</w:t>
-      </w:r>
-      <w:r>
-        <w:rPr>
-          <w:rFonts w:hint="eastAsia" w:ascii="Times New Roman" w:hAnsi="Times New Roman" w:eastAsia="Times New Roman" w:cs="Times New Roman"/>
-          <w:vertAlign w:val="subscript"/>
-        </w:rPr>
-        <w:t>3</w:t>
-      </w:r>
-      <w:r>
-        <w:rPr>
-          <w:rFonts w:hint="eastAsia" w:ascii="Times New Roman" w:hAnsi="Times New Roman" w:eastAsia="Times New Roman" w:cs="Times New Roman"/>
-        </w:rPr>
-        <w:t>）</w:t>
-      </w:r>
-    </w:p>
-    <w:p>
-      <w:pPr>
-        <w:pStyle w:val="Compact"/>
-        <w:numPr>
-          <w:ilvl w:val="1"/>
-          <w:numId w:val="1027"/>
-        </w:numPr>
-      </w:pPr>
-      <w:r>
-        <w:rPr>
-          <w:rFonts w:hint="eastAsia" w:ascii="Times New Roman" w:hAnsi="Times New Roman" w:eastAsia="Times New Roman" w:cs="Times New Roman"/>
-        </w:rPr>
-        <w:t xml:space="preserve">B→C（+KOH/EtOH,</w:t>
-      </w:r>
-      <w:r>
-        <w:rPr>
-          <w:rFonts w:ascii="Times New Roman" w:hAnsi="Times New Roman" w:eastAsia="Times New Roman" w:cs="Times New Roman"/>
-        </w:rPr>
-        <w:t xml:space="preserve"> Δ → </w:t>
-      </w:r>
-      <w:r>
-        <w:rPr>
-          <w:rFonts w:hint="eastAsia" w:ascii="Times New Roman" w:hAnsi="Times New Roman" w:eastAsia="FangSong" w:cs="Times New Roman"/>
-        </w:rPr>
-        <w:t>消除</w:t>
-      </w:r>
-      <w:r>
-        <w:rPr>
-          <w:rFonts w:hint="eastAsia" w:ascii="Times New Roman" w:hAnsi="Times New Roman" w:eastAsia="Times New Roman" w:cs="Times New Roman"/>
-        </w:rPr>
-        <w:t>）→</w:t>
-      </w:r>
-      <w:r>
-        <w:rPr>
-          <w:rFonts w:ascii="Times New Roman" w:hAnsi="Times New Roman" w:eastAsia="Times New Roman" w:cs="Times New Roman"/>
-        </w:rPr>
-        <w:t xml:space="preserve"> B </w:t>
-      </w:r>
-      <w:r>
-        <w:rPr>
-          <w:rFonts w:hint="eastAsia" w:ascii="Times New Roman" w:hAnsi="Times New Roman" w:eastAsia="FangSong" w:cs="Times New Roman"/>
-        </w:rPr>
-        <w:t xml:space="preserve">为</w:t>
-      </w:r>
-      <w:r>
-        <w:rPr>
-          <w:rFonts w:ascii="Times New Roman" w:hAnsi="Times New Roman" w:eastAsia="Times New Roman" w:cs="Times New Roman"/>
-        </w:rPr>
-        <w:t xml:space="preserve"> </w:t>
-      </w:r>
-      <w:r>
-        <w:rPr>
-          <w:rFonts w:hint="eastAsia" w:ascii="Times New Roman" w:hAnsi="Times New Roman" w:eastAsia="Times New Roman" w:cs="Times New Roman"/>
-          <w:b/>
-          <w:bCs/>
-        </w:rPr>
-        <w:t>3-</w:t>
-      </w:r>
-      <w:r>
-        <w:rPr>
-          <w:rFonts w:hint="eastAsia" w:ascii="Times New Roman" w:hAnsi="Times New Roman" w:eastAsia="FangSong" w:cs="Times New Roman"/>
-          <w:b/>
-          <w:bCs/>
-        </w:rPr>
-        <w:t>溴</w:t>
-      </w:r>
-      <w:r>
-        <w:rPr>
-          <w:rFonts w:hint="eastAsia" w:ascii="Times New Roman" w:hAnsi="Times New Roman" w:eastAsia="Times New Roman" w:cs="Times New Roman"/>
-          <w:b/>
-          <w:bCs/>
-        </w:rPr>
-        <w:t>-3-</w:t>
-      </w:r>
-      <w:r>
-        <w:rPr>
-          <w:rFonts w:hint="eastAsia" w:ascii="Times New Roman" w:hAnsi="Times New Roman" w:eastAsia="FangSong" w:cs="Times New Roman"/>
-          <w:b/>
-          <w:bCs/>
-        </w:rPr>
-        <w:t>甲基戊烷</w:t>
-      </w:r>
-      <w:r>
-        <w:rPr>
-          <w:rFonts w:hint="eastAsia" w:ascii="Times New Roman" w:hAnsi="Times New Roman" w:eastAsia="Times New Roman" w:cs="Times New Roman"/>
-        </w:rPr>
-        <w:t>（CH</w:t>
-      </w:r>
-      <w:r>
-        <w:rPr>
-          <w:rFonts w:hint="eastAsia" w:ascii="Times New Roman" w:hAnsi="Times New Roman" w:eastAsia="Times New Roman" w:cs="Times New Roman"/>
-          <w:vertAlign w:val="subscript"/>
-        </w:rPr>
-        <w:t>3</w:t>
-      </w:r>
-      <w:r>
-        <w:rPr>
-          <w:rFonts w:hint="eastAsia" w:ascii="Times New Roman" w:hAnsi="Times New Roman" w:eastAsia="Times New Roman" w:cs="Times New Roman"/>
-        </w:rPr>
-        <w:t>CH</w:t>
-      </w:r>
-      <w:r>
-        <w:rPr>
-          <w:rFonts w:hint="eastAsia" w:ascii="Times New Roman" w:hAnsi="Times New Roman" w:eastAsia="Times New Roman" w:cs="Times New Roman"/>
-          <w:vertAlign w:val="subscript"/>
-        </w:rPr>
-        <w:t>2</w:t>
-      </w:r>
-      <w:r>
-        <w:rPr>
-          <w:rFonts w:hint="eastAsia" w:ascii="Times New Roman" w:hAnsi="Times New Roman" w:eastAsia="Times New Roman" w:cs="Times New Roman"/>
-        </w:rPr>
-        <w:t>CBr(CH</w:t>
-      </w:r>
-      <w:r>
-        <w:rPr>
-          <w:rFonts w:hint="eastAsia" w:ascii="Times New Roman" w:hAnsi="Times New Roman" w:eastAsia="Times New Roman" w:cs="Times New Roman"/>
-          <w:vertAlign w:val="subscript"/>
-        </w:rPr>
-        <w:t>3</w:t>
-      </w:r>
-      <w:r>
-        <w:rPr>
-          <w:rFonts w:hint="eastAsia" w:ascii="Times New Roman" w:hAnsi="Times New Roman" w:eastAsia="Times New Roman" w:cs="Times New Roman"/>
-        </w:rPr>
-        <w:t>)CH</w:t>
-      </w:r>
-      <w:r>
-        <w:rPr>
-          <w:rFonts w:hint="eastAsia" w:ascii="Times New Roman" w:hAnsi="Times New Roman" w:eastAsia="Times New Roman" w:cs="Times New Roman"/>
-          <w:vertAlign w:val="subscript"/>
-        </w:rPr>
-        <w:t>2</w:t>
-      </w:r>
-      <w:r>
-        <w:rPr>
-          <w:rFonts w:hint="eastAsia" w:ascii="Times New Roman" w:hAnsi="Times New Roman" w:eastAsia="Times New Roman" w:cs="Times New Roman"/>
-        </w:rPr>
-        <w:t>CH</w:t>
-      </w:r>
-      <w:r>
-        <w:rPr>
-          <w:rFonts w:hint="eastAsia" w:ascii="Times New Roman" w:hAnsi="Times New Roman" w:eastAsia="Times New Roman" w:cs="Times New Roman"/>
-          <w:vertAlign w:val="subscript"/>
-        </w:rPr>
-        <w:t>3</w:t>
-      </w:r>
-      <w:r>
-        <w:rPr>
-          <w:rFonts w:hint="eastAsia" w:ascii="Times New Roman" w:hAnsi="Times New Roman" w:eastAsia="Times New Roman" w:cs="Times New Roman"/>
-        </w:rPr>
-        <w:t>；HBr</w:t>
-      </w:r>
-      <w:r>
-        <w:rPr>
-          <w:rFonts w:ascii="Times New Roman" w:hAnsi="Times New Roman" w:eastAsia="Times New Roman" w:cs="Times New Roman"/>
-        </w:rPr>
-        <w:t xml:space="preserve"> </w:t>
-      </w:r>
-      <w:r>
-        <w:rPr>
-          <w:rFonts w:hint="eastAsia" w:ascii="Times New Roman" w:hAnsi="Times New Roman" w:eastAsia="FangSong" w:cs="Times New Roman"/>
-        </w:rPr>
-        <w:t>马氏加成</w:t>
-      </w:r>
-      <w:r>
-        <w:rPr>
-          <w:rFonts w:hint="eastAsia" w:ascii="Times New Roman" w:hAnsi="Times New Roman" w:eastAsia="Times New Roman" w:cs="Times New Roman"/>
-        </w:rPr>
-        <w:t>：H</w:t>
-      </w:r>
-      <w:r>
-        <w:rPr>
-          <w:rFonts w:ascii="Times New Roman" w:hAnsi="Times New Roman" w:eastAsia="Times New Roman" w:cs="Times New Roman"/>
-        </w:rPr>
-        <w:t xml:space="preserve"> </w:t>
-      </w:r>
-      <w:r>
-        <w:rPr>
-          <w:rFonts w:hint="eastAsia" w:ascii="Times New Roman" w:hAnsi="Times New Roman" w:eastAsia="FangSong" w:cs="Times New Roman"/>
-        </w:rPr>
-        <w:t xml:space="preserve">加</w:t>
-      </w:r>
-      <w:r>
-        <w:rPr>
-          <w:rFonts w:ascii="Times New Roman" w:hAnsi="Times New Roman" w:eastAsia="Times New Roman" w:cs="Times New Roman"/>
-        </w:rPr>
-        <w:t xml:space="preserve"> C2、Br </w:t>
-      </w:r>
-      <w:r>
-        <w:rPr>
-          <w:rFonts w:hint="eastAsia" w:ascii="Times New Roman" w:hAnsi="Times New Roman" w:eastAsia="FangSong" w:cs="Times New Roman"/>
-        </w:rPr>
-        <w:t xml:space="preserve">加</w:t>
-      </w:r>
-      <w:r>
-        <w:rPr>
-          <w:rFonts w:ascii="Times New Roman" w:hAnsi="Times New Roman" w:eastAsia="Times New Roman" w:cs="Times New Roman"/>
-        </w:rPr>
-        <w:t xml:space="preserve"> </w:t>
-      </w:r>
-      <w:r>
-        <w:rPr>
-          <w:rFonts w:hint="eastAsia" w:ascii="Times New Roman" w:hAnsi="Times New Roman" w:eastAsia="Times New Roman" w:cs="Times New Roman"/>
-        </w:rPr>
-        <w:t xml:space="preserve">C3）</w:t>
-      </w:r>
-    </w:p>
-    <w:p>
-      <w:pPr>
-        <w:pStyle w:val="Compact"/>
-        <w:numPr>
-          <w:ilvl w:val="1"/>
-          <w:numId w:val="1027"/>
-        </w:numPr>
-      </w:pPr>
-      <w:r>
-        <w:rPr>
-          <w:rFonts w:hint="eastAsia" w:ascii="Times New Roman" w:hAnsi="Times New Roman" w:eastAsia="Times New Roman" w:cs="Times New Roman"/>
-        </w:rPr>
-        <w:t>A（C</w:t>
-      </w:r>
-      <w:r>
-        <w:rPr>
-          <w:rFonts w:hint="eastAsia" w:ascii="Times New Roman" w:hAnsi="Times New Roman" w:eastAsia="Times New Roman" w:cs="Times New Roman"/>
-          <w:vertAlign w:val="subscript"/>
-        </w:rPr>
-        <w:t>6</w:t>
-      </w:r>
-      <w:r>
-        <w:rPr>
-          <w:rFonts w:hint="eastAsia" w:ascii="Times New Roman" w:hAnsi="Times New Roman" w:eastAsia="Times New Roman" w:cs="Times New Roman"/>
-        </w:rPr>
-        <w:t>H</w:t>
-      </w:r>
-      <w:r>
-        <w:rPr>
-          <w:rFonts w:hint="eastAsia" w:ascii="Times New Roman" w:hAnsi="Times New Roman" w:eastAsia="Times New Roman" w:cs="Times New Roman"/>
-          <w:vertAlign w:val="subscript"/>
-        </w:rPr>
-        <w:t>12</w:t>
-      </w:r>
-      <w:r>
-        <w:rPr>
-          <w:rFonts w:hint="eastAsia" w:ascii="Times New Roman" w:hAnsi="Times New Roman" w:eastAsia="Times New Roman" w:cs="Times New Roman"/>
-        </w:rPr>
-        <w:t>）+</w:t>
-      </w:r>
-      <w:r>
-        <w:rPr>
-          <w:rFonts w:ascii="Times New Roman" w:hAnsi="Times New Roman" w:eastAsia="Times New Roman" w:cs="Times New Roman"/>
-        </w:rPr>
-        <w:t xml:space="preserve"> HBr → </w:t>
-      </w:r>
-      <w:r>
-        <w:rPr>
-          <w:rFonts w:hint="eastAsia" w:ascii="Times New Roman" w:hAnsi="Times New Roman" w:eastAsia="Times New Roman" w:cs="Times New Roman"/>
-        </w:rPr>
-        <w:t>B，</w:t>
-      </w:r>
-      <w:r>
-        <w:rPr>
-          <w:rFonts w:hint="eastAsia" w:ascii="Times New Roman" w:hAnsi="Times New Roman" w:eastAsia="FangSong" w:cs="Times New Roman"/>
-        </w:rPr>
-        <w:t>且</w:t>
-      </w:r>
-      <w:r>
-        <w:rPr>
-          <w:rFonts w:ascii="Times New Roman" w:hAnsi="Times New Roman" w:eastAsia="Times New Roman" w:cs="Times New Roman"/>
-        </w:rPr>
-        <w:t xml:space="preserve"> B </w:t>
-      </w:r>
-      <w:r>
-        <w:rPr>
-          <w:rFonts w:hint="eastAsia" w:ascii="Times New Roman" w:hAnsi="Times New Roman" w:eastAsia="FangSong" w:cs="Times New Roman"/>
-        </w:rPr>
-        <w:t xml:space="preserve">能消除得到</w:t>
-      </w:r>
-      <w:r>
-        <w:rPr>
-          <w:rFonts w:ascii="Times New Roman" w:hAnsi="Times New Roman" w:eastAsia="Times New Roman" w:cs="Times New Roman"/>
-        </w:rPr>
-        <w:t xml:space="preserve"> C → </w:t>
-      </w:r>
-      <w:r>
-        <w:rPr>
-          <w:rFonts w:hint="eastAsia" w:ascii="Times New Roman" w:hAnsi="Times New Roman" w:eastAsia="FangSong" w:cs="Times New Roman"/>
-        </w:rPr>
-        <w:t>更合理的推断</w:t>
-      </w:r>
-      <w:r>
-        <w:rPr>
-          <w:rFonts w:hint="eastAsia" w:ascii="Times New Roman" w:hAnsi="Times New Roman" w:eastAsia="Times New Roman" w:cs="Times New Roman"/>
-        </w:rPr>
-        <w:t>：</w:t>
-      </w:r>
-      <w:r>
-        <w:rPr>
-          <w:rFonts w:ascii="Times New Roman" w:hAnsi="Times New Roman" w:eastAsia="Times New Roman" w:cs="Times New Roman"/>
-        </w:rPr>
-        <w:t xml:space="preserve"> </w:t>
-      </w:r>
-      <w:r>
-        <w:rPr>
-          <w:rFonts w:ascii="Times New Roman" w:hAnsi="Times New Roman" w:eastAsia="Times New Roman" w:cs="Times New Roman"/>
-        </w:rPr>
-        <w:t xml:space="preserve">A =</w:t>
-      </w:r>
-      <w:r>
-        <w:rPr>
-          <w:rFonts w:ascii="Times New Roman" w:hAnsi="Times New Roman" w:eastAsia="Times New Roman" w:cs="Times New Roman"/>
-        </w:rPr>
-        <w:t xml:space="preserve"> </w:t>
-      </w:r>
-      <w:r>
-        <w:rPr>
-          <w:rFonts w:hint="eastAsia" w:ascii="Times New Roman" w:hAnsi="Times New Roman" w:eastAsia="Times New Roman" w:cs="Times New Roman"/>
-          <w:b/>
-          <w:bCs/>
-        </w:rPr>
-        <w:t>3-</w:t>
-      </w:r>
-      <w:r>
-        <w:rPr>
-          <w:rFonts w:hint="eastAsia" w:ascii="Times New Roman" w:hAnsi="Times New Roman" w:eastAsia="FangSong" w:cs="Times New Roman"/>
-          <w:b/>
-          <w:bCs/>
-        </w:rPr>
-        <w:t>甲基</w:t>
-      </w:r>
-      <w:r>
-        <w:rPr>
-          <w:rFonts w:hint="eastAsia" w:ascii="Times New Roman" w:hAnsi="Times New Roman" w:eastAsia="Times New Roman" w:cs="Times New Roman"/>
-          <w:b/>
-          <w:bCs/>
-        </w:rPr>
-        <w:t>-2-</w:t>
-      </w:r>
-      <w:r>
-        <w:rPr>
-          <w:rFonts w:hint="eastAsia" w:ascii="Times New Roman" w:hAnsi="Times New Roman" w:eastAsia="FangSong" w:cs="Times New Roman"/>
-          <w:b/>
-          <w:bCs/>
-        </w:rPr>
-        <w:t>戊烯</w:t>
-      </w:r>
-      <w:r>
-        <w:rPr>
-          <w:rFonts w:hint="eastAsia" w:ascii="Times New Roman" w:hAnsi="Times New Roman" w:eastAsia="Times New Roman" w:cs="Times New Roman"/>
-        </w:rPr>
-        <w:t>（C</w:t>
-      </w:r>
-      <w:r>
-        <w:rPr>
-          <w:rFonts w:hint="eastAsia" w:ascii="Times New Roman" w:hAnsi="Times New Roman" w:eastAsia="Times New Roman" w:cs="Times New Roman"/>
-          <w:vertAlign w:val="subscript"/>
-        </w:rPr>
-        <w:t>6</w:t>
-      </w:r>
-      <w:r>
-        <w:rPr>
-          <w:rFonts w:hint="eastAsia" w:ascii="Times New Roman" w:hAnsi="Times New Roman" w:eastAsia="Times New Roman" w:cs="Times New Roman"/>
-        </w:rPr>
-        <w:t>H</w:t>
-      </w:r>
-      <w:r>
-        <w:rPr>
-          <w:rFonts w:hint="eastAsia" w:ascii="Times New Roman" w:hAnsi="Times New Roman" w:eastAsia="Times New Roman" w:cs="Times New Roman"/>
-          <w:vertAlign w:val="subscript"/>
-        </w:rPr>
-        <w:t>12</w:t>
-      </w:r>
-      <w:r>
-        <w:rPr>
-          <w:rFonts w:hint="eastAsia" w:ascii="Times New Roman" w:hAnsi="Times New Roman" w:eastAsia="Times New Roman" w:cs="Times New Roman"/>
-        </w:rPr>
-        <w:t>），B</w:t>
-      </w:r>
-      <w:r>
-        <w:rPr>
-          <w:rFonts w:ascii="Times New Roman" w:hAnsi="Times New Roman" w:eastAsia="Times New Roman" w:cs="Times New Roman"/>
-        </w:rPr>
-        <w:t xml:space="preserve"> = </w:t>
-      </w:r>
-      <w:r>
-        <w:rPr>
-          <w:rFonts w:hint="eastAsia" w:ascii="Times New Roman" w:hAnsi="Times New Roman" w:eastAsia="Times New Roman" w:cs="Times New Roman"/>
-        </w:rPr>
-        <w:t>3-</w:t>
-      </w:r>
-      <w:r>
-        <w:rPr>
-          <w:rFonts w:hint="eastAsia" w:ascii="Times New Roman" w:hAnsi="Times New Roman" w:eastAsia="FangSong" w:cs="Times New Roman"/>
-        </w:rPr>
-        <w:t>溴</w:t>
-      </w:r>
-      <w:r>
-        <w:rPr>
-          <w:rFonts w:hint="eastAsia" w:ascii="Times New Roman" w:hAnsi="Times New Roman" w:eastAsia="Times New Roman" w:cs="Times New Roman"/>
-        </w:rPr>
-        <w:t>-3-</w:t>
-      </w:r>
-      <w:r>
-        <w:rPr>
-          <w:rFonts w:hint="eastAsia" w:ascii="Times New Roman" w:hAnsi="Times New Roman" w:eastAsia="FangSong" w:cs="Times New Roman"/>
-        </w:rPr>
-        <w:t>甲基戊烷</w:t>
-      </w:r>
-      <w:r>
-        <w:rPr>
-          <w:rFonts w:hint="eastAsia" w:ascii="Times New Roman" w:hAnsi="Times New Roman" w:eastAsia="Times New Roman" w:cs="Times New Roman"/>
-        </w:rPr>
-        <w:t>（</w:t>
-      </w:r>
-      <w:r>
-        <w:rPr>
-          <w:rFonts w:hint="eastAsia" w:ascii="Times New Roman" w:hAnsi="Times New Roman" w:eastAsia="FangSong" w:cs="Times New Roman"/>
-        </w:rPr>
-        <w:t>马氏加成</w:t>
-      </w:r>
-      <w:r>
-        <w:rPr>
-          <w:rFonts w:hint="eastAsia" w:ascii="Times New Roman" w:hAnsi="Times New Roman" w:eastAsia="Times New Roman" w:cs="Times New Roman"/>
-        </w:rPr>
-        <w:t>），C</w:t>
-      </w:r>
-      <w:r>
-        <w:rPr>
-          <w:rFonts w:ascii="Times New Roman" w:hAnsi="Times New Roman" w:eastAsia="Times New Roman" w:cs="Times New Roman"/>
-        </w:rPr>
-        <w:t xml:space="preserve"> = </w:t>
-      </w:r>
-      <w:r>
-        <w:rPr>
-          <w:rFonts w:hint="eastAsia" w:ascii="Times New Roman" w:hAnsi="Times New Roman" w:eastAsia="FangSong" w:cs="Times New Roman"/>
-        </w:rPr>
-        <w:t xml:space="preserve">重新消去回到</w:t>
-      </w:r>
-      <w:r>
-        <w:rPr>
-          <w:rFonts w:ascii="Times New Roman" w:hAnsi="Times New Roman" w:eastAsia="Times New Roman" w:cs="Times New Roman"/>
-        </w:rPr>
-        <w:t xml:space="preserve"> </w:t>
-      </w:r>
-      <w:r>
-        <w:rPr>
-          <w:rFonts w:hint="eastAsia" w:ascii="Times New Roman" w:hAnsi="Times New Roman" w:eastAsia="Times New Roman" w:cs="Times New Roman"/>
-        </w:rPr>
-        <w:t>3-</w:t>
-      </w:r>
-      <w:r>
-        <w:rPr>
-          <w:rFonts w:hint="eastAsia" w:ascii="Times New Roman" w:hAnsi="Times New Roman" w:eastAsia="FangSong" w:cs="Times New Roman"/>
-        </w:rPr>
-        <w:t>甲基</w:t>
-      </w:r>
-      <w:r>
-        <w:rPr>
-          <w:rFonts w:hint="eastAsia" w:ascii="Times New Roman" w:hAnsi="Times New Roman" w:eastAsia="Times New Roman" w:cs="Times New Roman"/>
-        </w:rPr>
-        <w:t>-2-</w:t>
-      </w:r>
-      <w:r>
-        <w:rPr>
-          <w:rFonts w:hint="eastAsia" w:ascii="Times New Roman" w:hAnsi="Times New Roman" w:eastAsia="FangSong" w:cs="Times New Roman"/>
-        </w:rPr>
-        <w:t>戊烯</w:t>
-      </w:r>
-      <w:r>
-        <w:rPr>
-          <w:rFonts w:hint="eastAsia" w:ascii="Times New Roman" w:hAnsi="Times New Roman" w:eastAsia="Times New Roman" w:cs="Times New Roman"/>
-        </w:rPr>
-        <w:t>（E2</w:t>
-      </w:r>
-      <w:r>
-        <w:rPr>
-          <w:rFonts w:ascii="Times New Roman" w:hAnsi="Times New Roman" w:eastAsia="Times New Roman" w:cs="Times New Roman"/>
-        </w:rPr>
-        <w:t xml:space="preserve"> </w:t>
-      </w:r>
-      <w:r>
-        <w:rPr>
-          <w:rFonts w:hint="eastAsia" w:ascii="Times New Roman" w:hAnsi="Times New Roman" w:eastAsia="FangSong" w:cs="Times New Roman"/>
-        </w:rPr>
-        <w:t>或无重排消除</w:t>
-      </w:r>
-      <w:r>
-        <w:rPr>
-          <w:rFonts w:hint="eastAsia" w:ascii="Times New Roman" w:hAnsi="Times New Roman" w:eastAsia="Times New Roman" w:cs="Times New Roman"/>
-        </w:rPr>
-        <w:t>）。</w:t>
-      </w:r>
-    </w:p>
-    <w:p>
-      <w:pPr>
-        <w:numPr>
-          <w:ilvl w:val="0"/>
-          <w:numId w:val="1000"/>
-        </w:numPr>
-      </w:pPr>
-      <w:r>
-        <w:rPr>
-          <w:rFonts w:hint="eastAsia" w:ascii="Times New Roman" w:hAnsi="Times New Roman" w:eastAsia="FangSong" w:cs="Times New Roman"/>
-          <w:b/>
-          <w:bCs/>
-        </w:rPr>
-        <w:t xml:space="preserve">完整答案</w:t>
-      </w:r>
-      <w:r>
-        <w:rPr>
-          <w:rFonts w:hint="eastAsia" w:ascii="Times New Roman" w:hAnsi="Times New Roman" w:eastAsia="Times New Roman" w:cs="Times New Roman"/>
-        </w:rPr>
-        <w:t xml:space="preserve">：</w:t>
-      </w:r>
-      <w:r>
-        <w:rPr>
-          <w:rFonts w:ascii="Times New Roman" w:hAnsi="Times New Roman" w:eastAsia="Times New Roman" w:cs="Times New Roman"/>
-        </w:rPr>
-        <w:t xml:space="preserve"> </w:t>
-      </w:r>
-      <w:r>
-        <w:rPr>
-          <w:rFonts w:ascii="Times New Roman" w:hAnsi="Times New Roman" w:eastAsia="Times New Roman" w:cs="Times New Roman"/>
-        </w:rPr>
-        <w:t xml:space="preserve">A = </w:t>
-      </w:r>
-      <w:r>
-        <w:rPr>
-          <w:rFonts w:hint="eastAsia" w:ascii="Times New Roman" w:hAnsi="Times New Roman" w:eastAsia="Times New Roman" w:cs="Times New Roman"/>
-        </w:rPr>
-        <w:t>3-</w:t>
-      </w:r>
-      <w:r>
-        <w:rPr>
-          <w:rFonts w:hint="eastAsia" w:ascii="Times New Roman" w:hAnsi="Times New Roman" w:eastAsia="FangSong" w:cs="Times New Roman"/>
-        </w:rPr>
-        <w:t>甲基</w:t>
-      </w:r>
-      <w:r>
-        <w:rPr>
-          <w:rFonts w:hint="eastAsia" w:ascii="Times New Roman" w:hAnsi="Times New Roman" w:eastAsia="Times New Roman" w:cs="Times New Roman"/>
-        </w:rPr>
-        <w:t>-2-</w:t>
-      </w:r>
-      <w:r>
-        <w:rPr>
-          <w:rFonts w:hint="eastAsia" w:ascii="Times New Roman" w:hAnsi="Times New Roman" w:eastAsia="FangSong" w:cs="Times New Roman"/>
-        </w:rPr>
-        <w:t>戊烯</w:t>
-      </w:r>
-      <w:r>
-        <w:rPr>
-          <w:rFonts w:hint="eastAsia" w:ascii="Times New Roman" w:hAnsi="Times New Roman" w:eastAsia="Times New Roman" w:cs="Times New Roman"/>
-        </w:rPr>
-        <w:t>（CH</w:t>
-      </w:r>
-      <w:r>
-        <w:rPr>
-          <w:rFonts w:hint="eastAsia" w:ascii="Times New Roman" w:hAnsi="Times New Roman" w:eastAsia="Times New Roman" w:cs="Times New Roman"/>
-          <w:vertAlign w:val="subscript"/>
-        </w:rPr>
-        <w:t>3</w:t>
-      </w:r>
-      <w:r>
-        <w:rPr>
-          <w:rFonts w:hint="eastAsia" w:ascii="Times New Roman" w:hAnsi="Times New Roman" w:eastAsia="Times New Roman" w:cs="Times New Roman"/>
-        </w:rPr>
-        <w:t>CH=C(CH</w:t>
-      </w:r>
-      <w:r>
-        <w:rPr>
-          <w:rFonts w:hint="eastAsia" w:ascii="Times New Roman" w:hAnsi="Times New Roman" w:eastAsia="Times New Roman" w:cs="Times New Roman"/>
-          <w:vertAlign w:val="subscript"/>
-        </w:rPr>
-        <w:t>3</w:t>
-      </w:r>
-      <w:r>
-        <w:rPr>
-          <w:rFonts w:hint="eastAsia" w:ascii="Times New Roman" w:hAnsi="Times New Roman" w:eastAsia="Times New Roman" w:cs="Times New Roman"/>
-        </w:rPr>
-        <w:t>)CH</w:t>
-      </w:r>
-      <w:r>
-        <w:rPr>
-          <w:rFonts w:hint="eastAsia" w:ascii="Times New Roman" w:hAnsi="Times New Roman" w:eastAsia="Times New Roman" w:cs="Times New Roman"/>
-          <w:vertAlign w:val="subscript"/>
-        </w:rPr>
-        <w:t>2</w:t>
-      </w:r>
-      <w:r>
-        <w:rPr>
-          <w:rFonts w:hint="eastAsia" w:ascii="Times New Roman" w:hAnsi="Times New Roman" w:eastAsia="Times New Roman" w:cs="Times New Roman"/>
-        </w:rPr>
-        <w:t>CH</w:t>
-      </w:r>
-      <w:r>
-        <w:rPr>
-          <w:rFonts w:hint="eastAsia" w:ascii="Times New Roman" w:hAnsi="Times New Roman" w:eastAsia="Times New Roman" w:cs="Times New Roman"/>
-          <w:vertAlign w:val="subscript"/>
-        </w:rPr>
-        <w:t>3</w:t>
-      </w:r>
-      <w:r>
-        <w:rPr>
-          <w:rFonts w:hint="eastAsia" w:ascii="Times New Roman" w:hAnsi="Times New Roman" w:eastAsia="Times New Roman" w:cs="Times New Roman"/>
-        </w:rPr>
-        <w:t>）</w:t>
-      </w:r>
-      <w:r>
-        <w:rPr>
-          <w:rFonts w:ascii="Times New Roman" w:hAnsi="Times New Roman" w:eastAsia="Times New Roman" w:cs="Times New Roman"/>
-        </w:rPr>
-        <w:t xml:space="preserve"> </w:t>
-      </w:r>
-      <w:r>
-        <w:rPr>
-          <w:rFonts w:ascii="Times New Roman" w:hAnsi="Times New Roman" w:eastAsia="Times New Roman" w:cs="Times New Roman"/>
-        </w:rPr>
-        <w:t xml:space="preserve">B = </w:t>
-      </w:r>
-      <w:r>
-        <w:rPr>
-          <w:rFonts w:hint="eastAsia" w:ascii="Times New Roman" w:hAnsi="Times New Roman" w:eastAsia="Times New Roman" w:cs="Times New Roman"/>
-        </w:rPr>
-        <w:t>3-</w:t>
-      </w:r>
-      <w:r>
-        <w:rPr>
-          <w:rFonts w:hint="eastAsia" w:ascii="Times New Roman" w:hAnsi="Times New Roman" w:eastAsia="FangSong" w:cs="Times New Roman"/>
-        </w:rPr>
-        <w:t>溴</w:t>
-      </w:r>
-      <w:r>
-        <w:rPr>
-          <w:rFonts w:hint="eastAsia" w:ascii="Times New Roman" w:hAnsi="Times New Roman" w:eastAsia="Times New Roman" w:cs="Times New Roman"/>
-        </w:rPr>
-        <w:t>-3-</w:t>
-      </w:r>
-      <w:r>
-        <w:rPr>
-          <w:rFonts w:hint="eastAsia" w:ascii="Times New Roman" w:hAnsi="Times New Roman" w:eastAsia="FangSong" w:cs="Times New Roman"/>
-        </w:rPr>
-        <w:t>甲基戊烷</w:t>
-      </w:r>
-      <w:r>
-        <w:rPr>
-          <w:rFonts w:hint="eastAsia" w:ascii="Times New Roman" w:hAnsi="Times New Roman" w:eastAsia="Times New Roman" w:cs="Times New Roman"/>
-        </w:rPr>
-        <w:t>（CH</w:t>
-      </w:r>
-      <w:r>
-        <w:rPr>
-          <w:rFonts w:hint="eastAsia" w:ascii="Times New Roman" w:hAnsi="Times New Roman" w:eastAsia="Times New Roman" w:cs="Times New Roman"/>
-          <w:vertAlign w:val="subscript"/>
-        </w:rPr>
-        <w:t>3</w:t>
-      </w:r>
-      <w:r>
-        <w:rPr>
-          <w:rFonts w:hint="eastAsia" w:ascii="Times New Roman" w:hAnsi="Times New Roman" w:eastAsia="Times New Roman" w:cs="Times New Roman"/>
-        </w:rPr>
-        <w:t>CH</w:t>
-      </w:r>
-      <w:r>
-        <w:rPr>
-          <w:rFonts w:hint="eastAsia" w:ascii="Times New Roman" w:hAnsi="Times New Roman" w:eastAsia="Times New Roman" w:cs="Times New Roman"/>
-          <w:vertAlign w:val="subscript"/>
-        </w:rPr>
-        <w:t>2</w:t>
-      </w:r>
-      <w:r>
-        <w:rPr>
-          <w:rFonts w:hint="eastAsia" w:ascii="Times New Roman" w:hAnsi="Times New Roman" w:eastAsia="Times New Roman" w:cs="Times New Roman"/>
-        </w:rPr>
-        <w:t>CBr(CH</w:t>
-      </w:r>
-      <w:r>
-        <w:rPr>
-          <w:rFonts w:hint="eastAsia" w:ascii="Times New Roman" w:hAnsi="Times New Roman" w:eastAsia="Times New Roman" w:cs="Times New Roman"/>
-          <w:vertAlign w:val="subscript"/>
-        </w:rPr>
-        <w:t>3</w:t>
-      </w:r>
-      <w:r>
-        <w:rPr>
-          <w:rFonts w:hint="eastAsia" w:ascii="Times New Roman" w:hAnsi="Times New Roman" w:eastAsia="Times New Roman" w:cs="Times New Roman"/>
-        </w:rPr>
-        <w:t>)CH</w:t>
-      </w:r>
-      <w:r>
-        <w:rPr>
-          <w:rFonts w:hint="eastAsia" w:ascii="Times New Roman" w:hAnsi="Times New Roman" w:eastAsia="Times New Roman" w:cs="Times New Roman"/>
-          <w:vertAlign w:val="subscript"/>
-        </w:rPr>
-        <w:t>2</w:t>
-      </w:r>
-      <w:r>
-        <w:rPr>
-          <w:rFonts w:hint="eastAsia" w:ascii="Times New Roman" w:hAnsi="Times New Roman" w:eastAsia="Times New Roman" w:cs="Times New Roman"/>
-        </w:rPr>
-        <w:t>CH</w:t>
-      </w:r>
-      <w:r>
-        <w:rPr>
-          <w:rFonts w:hint="eastAsia" w:ascii="Times New Roman" w:hAnsi="Times New Roman" w:eastAsia="Times New Roman" w:cs="Times New Roman"/>
-          <w:vertAlign w:val="subscript"/>
-        </w:rPr>
-        <w:t>3</w:t>
-      </w:r>
-      <w:r>
-        <w:rPr>
-          <w:rFonts w:hint="eastAsia" w:ascii="Times New Roman" w:hAnsi="Times New Roman" w:eastAsia="Times New Roman" w:cs="Times New Roman"/>
-        </w:rPr>
-        <w:t>，</w:t>
-      </w:r>
-      <w:r>
-        <w:rPr>
-          <w:rFonts w:hint="eastAsia" w:ascii="Times New Roman" w:hAnsi="Times New Roman" w:eastAsia="FangSong" w:cs="Times New Roman"/>
-        </w:rPr>
-        <w:t>马氏加成产物</w:t>
-      </w:r>
-      <w:r>
-        <w:rPr>
-          <w:rFonts w:hint="eastAsia" w:ascii="Times New Roman" w:hAnsi="Times New Roman" w:eastAsia="Times New Roman" w:cs="Times New Roman"/>
-        </w:rPr>
-        <w:t>）</w:t>
-      </w:r>
-      <w:r>
-        <w:rPr>
-          <w:rFonts w:ascii="Times New Roman" w:hAnsi="Times New Roman" w:eastAsia="Times New Roman" w:cs="Times New Roman"/>
-        </w:rPr>
-        <w:t xml:space="preserve"> </w:t>
-      </w:r>
-      <w:r>
-        <w:rPr>
-          <w:rFonts w:ascii="Times New Roman" w:hAnsi="Times New Roman" w:eastAsia="Times New Roman" w:cs="Times New Roman"/>
-        </w:rPr>
-        <w:t xml:space="preserve">C = </w:t>
-      </w:r>
-      <w:r>
-        <w:rPr>
-          <w:rFonts w:hint="eastAsia" w:ascii="Times New Roman" w:hAnsi="Times New Roman" w:eastAsia="Times New Roman" w:cs="Times New Roman"/>
-        </w:rPr>
-        <w:t>3-</w:t>
-      </w:r>
-      <w:r>
-        <w:rPr>
-          <w:rFonts w:hint="eastAsia" w:ascii="Times New Roman" w:hAnsi="Times New Roman" w:eastAsia="FangSong" w:cs="Times New Roman"/>
-        </w:rPr>
-        <w:t>甲基</w:t>
-      </w:r>
-      <w:r>
-        <w:rPr>
-          <w:rFonts w:hint="eastAsia" w:ascii="Times New Roman" w:hAnsi="Times New Roman" w:eastAsia="Times New Roman" w:cs="Times New Roman"/>
-        </w:rPr>
-        <w:t>-2-</w:t>
-      </w:r>
-      <w:r>
-        <w:rPr>
-          <w:rFonts w:hint="eastAsia" w:ascii="Times New Roman" w:hAnsi="Times New Roman" w:eastAsia="FangSong" w:cs="Times New Roman"/>
-        </w:rPr>
-        <w:t>戊烯</w:t>
-      </w:r>
-      <w:r>
-        <w:rPr>
-          <w:rFonts w:hint="eastAsia" w:ascii="Times New Roman" w:hAnsi="Times New Roman" w:eastAsia="Times New Roman" w:cs="Times New Roman"/>
-        </w:rPr>
-        <w:t>（E2</w:t>
-      </w:r>
-      <w:r>
-        <w:rPr>
-          <w:rFonts w:ascii="Times New Roman" w:hAnsi="Times New Roman" w:eastAsia="Times New Roman" w:cs="Times New Roman"/>
-        </w:rPr>
-        <w:t xml:space="preserve"> </w:t>
-      </w:r>
-      <w:r>
-        <w:rPr>
-          <w:rFonts w:hint="eastAsia" w:ascii="Times New Roman" w:hAnsi="Times New Roman" w:eastAsia="FangSong" w:cs="Times New Roman"/>
-        </w:rPr>
-        <w:t>消除</w:t>
-      </w:r>
-      <w:r>
-        <w:rPr>
-          <w:rFonts w:hint="eastAsia" w:ascii="Times New Roman" w:hAnsi="Times New Roman" w:eastAsia="Times New Roman" w:cs="Times New Roman"/>
-        </w:rPr>
-        <w:t>，Zaitsev</w:t>
-      </w:r>
-      <w:r>
-        <w:rPr>
-          <w:rFonts w:ascii="Times New Roman" w:hAnsi="Times New Roman" w:eastAsia="Times New Roman" w:cs="Times New Roman"/>
-        </w:rPr>
-        <w:t xml:space="preserve"> </w:t>
-      </w:r>
-      <w:r>
-        <w:rPr>
-          <w:rFonts w:hint="eastAsia" w:ascii="Times New Roman" w:hAnsi="Times New Roman" w:eastAsia="FangSong" w:cs="Times New Roman"/>
-        </w:rPr>
-        <w:t>产物</w:t>
-      </w:r>
-      <w:r>
-        <w:rPr>
-          <w:rFonts w:hint="eastAsia" w:ascii="Times New Roman" w:hAnsi="Times New Roman" w:eastAsia="Times New Roman" w:cs="Times New Roman"/>
-        </w:rPr>
-        <w:t>）</w:t>
-      </w:r>
-    </w:p>
-    <w:p>
-      <w:pPr>
-        <w:spacing w:before="160" w:after="80"/>
-      </w:pPr>
-      <w:r>
-        <w:pict>
-          <v:rect style="width:0;height:1.5pt" o:hralign="center" o:hrstd="t" o:hr="t"/>
-        </w:pict>
-      </w:r>
-    </w:p>
-    <w:bookmarkEnd w:id="63"/>
-    <w:bookmarkStart w:id="64" w:name="十一跨专题连接"/>
-    <w:p>
-      <w:pPr>
-        <w:pStyle w:val="Heading2"/>
-        <w:spacing w:before="280" w:after="120"/>
-      </w:pPr>
-      <w:r>
-        <w:rPr>
-          <w:rFonts w:hint="eastAsia" w:ascii="Times New Roman" w:hAnsi="Times New Roman" w:eastAsia="SimHei" w:cs="Times New Roman"/>
-        </w:rPr>
-        <w:t>十一</w:t>
-      </w:r>
-      <w:r>
-        <w:rPr>
-          <w:rFonts w:hint="eastAsia" w:ascii="Times New Roman" w:hAnsi="Times New Roman" w:eastAsia="Times New Roman" w:cs="Times New Roman"/>
-        </w:rPr>
-        <w:t>、</w:t>
-      </w:r>
-      <w:r>
-        <w:rPr>
-          <w:rFonts w:hint="eastAsia" w:ascii="Times New Roman" w:hAnsi="Times New Roman" w:eastAsia="SimHei" w:cs="Times New Roman"/>
-        </w:rPr>
-        <w:t>跨专题连接</w:t>
       </w:r>
     </w:p>
     <w:p>
@@ -39119,65 +36758,2228 @@
           <w:numId w:val="1028"/>
         </w:numPr>
       </w:pPr>
-      <w:r>
-        <w:rPr>
-          <w:rFonts w:hint="eastAsia" w:ascii="Times New Roman" w:hAnsi="Times New Roman" w:eastAsia="Times New Roman" w:cs="Times New Roman"/>
-        </w:rPr>
-        <w:t>04-</w:t>
-      </w:r>
-      <w:r>
-        <w:rPr>
-          <w:rFonts w:hint="eastAsia" w:ascii="Times New Roman" w:hAnsi="Times New Roman" w:eastAsia="FangSong" w:cs="Times New Roman"/>
-        </w:rPr>
-        <w:t>课件</w:t>
-      </w:r>
-      <w:r>
-        <w:rPr>
-          <w:rFonts w:hint="eastAsia" w:ascii="Times New Roman" w:hAnsi="Times New Roman" w:eastAsia="Times New Roman" w:cs="Times New Roman"/>
-        </w:rPr>
-        <w:t>/</w:t>
-      </w:r>
-      <w:r>
-        <w:rPr>
-          <w:rFonts w:hint="eastAsia" w:ascii="Times New Roman" w:hAnsi="Times New Roman" w:eastAsia="FangSong" w:cs="Times New Roman"/>
-        </w:rPr>
-        <w:t>学生讲义</w:t>
-      </w:r>
-      <w:r>
-        <w:rPr>
-          <w:rFonts w:hint="eastAsia" w:ascii="Times New Roman" w:hAnsi="Times New Roman" w:eastAsia="Times New Roman" w:cs="Times New Roman"/>
-        </w:rPr>
-        <w:t>/</w:t>
-      </w:r>
-      <w:r>
-        <w:rPr>
-          <w:rFonts w:hint="eastAsia" w:ascii="Times New Roman" w:hAnsi="Times New Roman" w:eastAsia="FangSong" w:cs="Times New Roman"/>
-        </w:rPr>
-        <w:t>有机化学</w:t>
-      </w:r>
-      <w:r>
-        <w:rPr>
-          <w:rFonts w:hint="eastAsia" w:ascii="Times New Roman" w:hAnsi="Times New Roman" w:eastAsia="Times New Roman" w:cs="Times New Roman"/>
-        </w:rPr>
-        <w:t>/</w:t>
-      </w:r>
-      <w:r>
-        <w:rPr>
-          <w:rFonts w:hint="eastAsia" w:ascii="Times New Roman" w:hAnsi="Times New Roman" w:eastAsia="FangSong" w:cs="Times New Roman"/>
-        </w:rPr>
-        <w:t>亲核取代与消除反应</w:t>
-      </w:r>
-      <w:r>
-        <w:rPr>
-          <w:rFonts w:ascii="Times New Roman" w:hAnsi="Times New Roman" w:eastAsia="Times New Roman" w:cs="Times New Roman"/>
-        </w:rPr>
-        <w:t xml:space="preserve"> — SN1 </w:t>
-      </w:r>
-      <w:r>
-        <w:rPr>
-          <w:rFonts w:hint="eastAsia" w:ascii="Times New Roman" w:hAnsi="Times New Roman" w:eastAsia="FangSong" w:cs="Times New Roman"/>
-        </w:rPr>
-        <w:t xml:space="preserve">碳正离子中间体的深化应用</w:t>
+    </w:p>
+    <w:p>
+      <w:pPr>
+        <w:pStyle w:val="Compact"/>
+        <w:numPr>
+          <w:ilvl w:val="1"/>
+          <w:numId w:val="1031"/>
+        </w:numPr>
+      </w:pPr>
+      <w:r>
+        <w:rPr>
+          <w:rFonts w:hint="eastAsia" w:ascii="Times New Roman" w:hAnsi="Times New Roman" w:eastAsia="FangSong" w:cs="Times New Roman"/>
+          <w:b/>
+          <w:bCs/>
+        </w:rPr>
+        <w:t xml:space="preserve">会重排</w:t>
+      </w:r>
+      <w:r>
+        <w:rPr>
+          <w:rFonts w:hint="eastAsia" w:ascii="Times New Roman" w:hAnsi="Times New Roman" w:eastAsia="Times New Roman" w:cs="Times New Roman"/>
+        </w:rPr>
+        <w:t>。</w:t>
+      </w:r>
+      <w:r>
+        <w:rPr>
+          <w:rFonts w:hint="eastAsia" w:ascii="Times New Roman" w:hAnsi="Times New Roman" w:eastAsia="FangSong" w:cs="Times New Roman"/>
+        </w:rPr>
+        <w:t>新戊基正离子</w:t>
+      </w:r>
+      <w:r>
+        <w:rPr>
+          <w:rFonts w:hint="eastAsia" w:ascii="Times New Roman" w:hAnsi="Times New Roman" w:eastAsia="Times New Roman" w:cs="Times New Roman"/>
+        </w:rPr>
+        <w:t>（(CH</w:t>
+      </w:r>
+      <w:r>
+        <w:rPr>
+          <w:rFonts w:hint="eastAsia" w:ascii="Times New Roman" w:hAnsi="Times New Roman" w:eastAsia="Times New Roman" w:cs="Times New Roman"/>
+          <w:vertAlign w:val="subscript"/>
+        </w:rPr>
+        <w:t>3</w:t>
+      </w:r>
+      <w:r>
+        <w:rPr>
+          <w:rFonts w:hint="eastAsia" w:ascii="Times New Roman" w:hAnsi="Times New Roman" w:eastAsia="Times New Roman" w:cs="Times New Roman"/>
+        </w:rPr>
+        <w:t>)</w:t>
+      </w:r>
+      <w:r>
+        <w:rPr>
+          <w:rFonts w:hint="eastAsia" w:ascii="Times New Roman" w:hAnsi="Times New Roman" w:eastAsia="Times New Roman" w:cs="Times New Roman"/>
+          <w:vertAlign w:val="subscript"/>
+        </w:rPr>
+        <w:t>3</w:t>
+      </w:r>
+      <w:r>
+        <w:rPr>
+          <w:rFonts w:hint="eastAsia" w:ascii="Times New Roman" w:hAnsi="Times New Roman" w:eastAsia="Times New Roman" w:cs="Times New Roman"/>
+        </w:rPr>
+        <w:t>CCH</w:t>
+      </w:r>
+      <w:r>
+        <w:rPr>
+          <w:rFonts w:hint="eastAsia" w:ascii="Times New Roman" w:hAnsi="Times New Roman" w:eastAsia="Times New Roman" w:cs="Times New Roman"/>
+          <w:vertAlign w:val="subscript"/>
+        </w:rPr>
+        <w:t>2</w:t>
+      </w:r>
+      <w:r>
+        <w:rPr>
+          <w:rFonts w:hint="eastAsia" w:ascii="Times New Roman" w:hAnsi="Times New Roman" w:eastAsia="Times New Roman" w:cs="Times New Roman"/>
+          <w:vertAlign w:val="superscript"/>
+        </w:rPr>
+        <w:t>+</w:t>
+      </w:r>
+      <w:r>
+        <w:rPr>
+          <w:rFonts w:hint="eastAsia" w:ascii="Times New Roman" w:hAnsi="Times New Roman" w:eastAsia="Times New Roman" w:cs="Times New Roman"/>
+        </w:rPr>
+        <w:t>，1°）</w:t>
+      </w:r>
+      <w:r>
+        <w:rPr>
+          <w:rFonts w:hint="eastAsia" w:ascii="Times New Roman" w:hAnsi="Times New Roman" w:eastAsia="FangSong" w:cs="Times New Roman"/>
+        </w:rPr>
+        <w:t>极不稳定</w:t>
+      </w:r>
+      <w:r>
+        <w:rPr>
+          <w:rFonts w:ascii="Times New Roman" w:hAnsi="Times New Roman" w:eastAsia="Times New Roman" w:cs="Times New Roman"/>
+        </w:rPr>
+        <w:t xml:space="preserve"> → </w:t>
+      </w:r>
+      <w:r>
+        <w:rPr>
+          <w:rFonts w:hint="eastAsia" w:ascii="Times New Roman" w:hAnsi="Times New Roman" w:eastAsia="Times New Roman" w:cs="Times New Roman"/>
+        </w:rPr>
+        <w:t>[1,2]-</w:t>
+      </w:r>
+      <w:r>
+        <w:rPr>
+          <w:rFonts w:hint="eastAsia" w:ascii="Times New Roman" w:hAnsi="Times New Roman" w:eastAsia="FangSong" w:cs="Times New Roman"/>
+        </w:rPr>
+        <w:t>甲基迁移</w:t>
+      </w:r>
+      <w:r>
+        <w:rPr>
+          <w:rFonts w:ascii="Times New Roman" w:hAnsi="Times New Roman" w:eastAsia="Times New Roman" w:cs="Times New Roman"/>
+        </w:rPr>
+        <w:t xml:space="preserve"> → </w:t>
+      </w:r>
+      <w:r>
+        <w:rPr>
+          <w:rFonts w:hint="eastAsia" w:ascii="Times New Roman" w:hAnsi="Times New Roman" w:eastAsia="Times New Roman" w:cs="Times New Roman"/>
+        </w:rPr>
+        <w:t>(CH</w:t>
+      </w:r>
+      <w:r>
+        <w:rPr>
+          <w:rFonts w:hint="eastAsia" w:ascii="Times New Roman" w:hAnsi="Times New Roman" w:eastAsia="Times New Roman" w:cs="Times New Roman"/>
+          <w:vertAlign w:val="subscript"/>
+        </w:rPr>
+        <w:t>3</w:t>
+      </w:r>
+      <w:r>
+        <w:rPr>
+          <w:rFonts w:hint="eastAsia" w:ascii="Times New Roman" w:hAnsi="Times New Roman" w:eastAsia="Times New Roman" w:cs="Times New Roman"/>
+        </w:rPr>
+        <w:t>)</w:t>
+      </w:r>
+      <w:r>
+        <w:rPr>
+          <w:rFonts w:hint="eastAsia" w:ascii="Times New Roman" w:hAnsi="Times New Roman" w:eastAsia="Times New Roman" w:cs="Times New Roman"/>
+          <w:vertAlign w:val="subscript"/>
+        </w:rPr>
+        <w:t>2</w:t>
+      </w:r>
+      <w:r>
+        <w:rPr>
+          <w:rFonts w:hint="eastAsia" w:ascii="Times New Roman" w:hAnsi="Times New Roman" w:eastAsia="Times New Roman" w:cs="Times New Roman"/>
+        </w:rPr>
+        <w:t>C</w:t>
+      </w:r>
+      <w:r>
+        <w:rPr>
+          <w:rFonts w:hint="eastAsia" w:ascii="Times New Roman" w:hAnsi="Times New Roman" w:eastAsia="Times New Roman" w:cs="Times New Roman"/>
+          <w:vertAlign w:val="superscript"/>
+        </w:rPr>
+        <w:t>+</w:t>
+      </w:r>
+      <w:r>
+        <w:rPr>
+          <w:rFonts w:hint="eastAsia" w:ascii="Times New Roman" w:hAnsi="Times New Roman" w:eastAsia="Times New Roman" w:cs="Times New Roman"/>
+        </w:rPr>
+        <w:t>CH</w:t>
+      </w:r>
+      <w:r>
+        <w:rPr>
+          <w:rFonts w:hint="eastAsia" w:ascii="Times New Roman" w:hAnsi="Times New Roman" w:eastAsia="Times New Roman" w:cs="Times New Roman"/>
+          <w:vertAlign w:val="subscript"/>
+        </w:rPr>
+        <w:t>2</w:t>
+      </w:r>
+      <w:r>
+        <w:rPr>
+          <w:rFonts w:hint="eastAsia" w:ascii="Times New Roman" w:hAnsi="Times New Roman" w:eastAsia="Times New Roman" w:cs="Times New Roman"/>
+        </w:rPr>
+        <w:t>CH</w:t>
+      </w:r>
+      <w:r>
+        <w:rPr>
+          <w:rFonts w:hint="eastAsia" w:ascii="Times New Roman" w:hAnsi="Times New Roman" w:eastAsia="Times New Roman" w:cs="Times New Roman"/>
+          <w:vertAlign w:val="subscript"/>
+        </w:rPr>
+        <w:t>3</w:t>
+      </w:r>
+      <w:r>
+        <w:rPr>
+          <w:rFonts w:hint="eastAsia" w:ascii="Times New Roman" w:hAnsi="Times New Roman" w:eastAsia="Times New Roman" w:cs="Times New Roman"/>
+        </w:rPr>
+        <w:t>（3°）→</w:t>
+      </w:r>
+      <w:r>
+        <w:rPr>
+          <w:rFonts w:ascii="Times New Roman" w:hAnsi="Times New Roman" w:eastAsia="Times New Roman" w:cs="Times New Roman"/>
+        </w:rPr>
+        <w:t xml:space="preserve"> H</w:t>
+      </w:r>
+      <w:r>
+        <w:rPr>
+          <w:rFonts w:ascii="Times New Roman" w:hAnsi="Times New Roman" w:eastAsia="Times New Roman" w:cs="Times New Roman"/>
+          <w:vertAlign w:val="subscript"/>
+        </w:rPr>
+        <w:t>2</w:t>
+      </w:r>
+      <w:r>
+        <w:rPr>
+          <w:rFonts w:ascii="Times New Roman" w:hAnsi="Times New Roman" w:eastAsia="Times New Roman" w:cs="Times New Roman"/>
+        </w:rPr>
+        <w:t xml:space="preserve">O </w:t>
+      </w:r>
+      <w:r>
+        <w:rPr>
+          <w:rFonts w:hint="eastAsia" w:ascii="Times New Roman" w:hAnsi="Times New Roman" w:eastAsia="FangSong" w:cs="Times New Roman"/>
+        </w:rPr>
+        <w:t xml:space="preserve">捕获</w:t>
+      </w:r>
+      <w:r>
+        <w:rPr>
+          <w:rFonts w:ascii="Times New Roman" w:hAnsi="Times New Roman" w:eastAsia="Times New Roman" w:cs="Times New Roman"/>
+        </w:rPr>
+        <w:t xml:space="preserve"> →</w:t>
+      </w:r>
+      <w:r>
+        <w:rPr>
+          <w:rFonts w:ascii="Times New Roman" w:hAnsi="Times New Roman" w:eastAsia="Times New Roman" w:cs="Times New Roman"/>
+        </w:rPr>
+        <w:t xml:space="preserve"> </w:t>
+      </w:r>
+      <w:r>
+        <w:rPr>
+          <w:rFonts w:hint="eastAsia" w:ascii="Times New Roman" w:hAnsi="Times New Roman" w:eastAsia="FangSong" w:cs="Times New Roman"/>
+          <w:b/>
+          <w:bCs/>
+        </w:rPr>
+        <w:t xml:space="preserve">叔戊醇</w:t>
+      </w:r>
+      <w:r>
+        <w:rPr>
+          <w:rFonts w:hint="eastAsia" w:ascii="Times New Roman" w:hAnsi="Times New Roman" w:eastAsia="Times New Roman" w:cs="Times New Roman"/>
+        </w:rPr>
+        <w:t>（(CH</w:t>
+      </w:r>
+      <w:r>
+        <w:rPr>
+          <w:rFonts w:hint="eastAsia" w:ascii="Times New Roman" w:hAnsi="Times New Roman" w:eastAsia="Times New Roman" w:cs="Times New Roman"/>
+          <w:vertAlign w:val="subscript"/>
+        </w:rPr>
+        <w:t>3</w:t>
+      </w:r>
+      <w:r>
+        <w:rPr>
+          <w:rFonts w:hint="eastAsia" w:ascii="Times New Roman" w:hAnsi="Times New Roman" w:eastAsia="Times New Roman" w:cs="Times New Roman"/>
+        </w:rPr>
+        <w:t>)</w:t>
+      </w:r>
+      <w:r>
+        <w:rPr>
+          <w:rFonts w:hint="eastAsia" w:ascii="Times New Roman" w:hAnsi="Times New Roman" w:eastAsia="Times New Roman" w:cs="Times New Roman"/>
+          <w:vertAlign w:val="subscript"/>
+        </w:rPr>
+        <w:t>2</w:t>
+      </w:r>
+      <w:r>
+        <w:rPr>
+          <w:rFonts w:hint="eastAsia" w:ascii="Times New Roman" w:hAnsi="Times New Roman" w:eastAsia="Times New Roman" w:cs="Times New Roman"/>
+        </w:rPr>
+        <w:t>C(OH)CH</w:t>
+      </w:r>
+      <w:r>
+        <w:rPr>
+          <w:rFonts w:hint="eastAsia" w:ascii="Times New Roman" w:hAnsi="Times New Roman" w:eastAsia="Times New Roman" w:cs="Times New Roman"/>
+          <w:vertAlign w:val="subscript"/>
+        </w:rPr>
+        <w:t>2</w:t>
+      </w:r>
+      <w:r>
+        <w:rPr>
+          <w:rFonts w:hint="eastAsia" w:ascii="Times New Roman" w:hAnsi="Times New Roman" w:eastAsia="Times New Roman" w:cs="Times New Roman"/>
+        </w:rPr>
+        <w:t>CH</w:t>
+      </w:r>
+      <w:r>
+        <w:rPr>
+          <w:rFonts w:hint="eastAsia" w:ascii="Times New Roman" w:hAnsi="Times New Roman" w:eastAsia="Times New Roman" w:cs="Times New Roman"/>
+          <w:vertAlign w:val="subscript"/>
+        </w:rPr>
+        <w:t>3</w:t>
+      </w:r>
+      <w:r>
+        <w:rPr>
+          <w:rFonts w:hint="eastAsia" w:ascii="Times New Roman" w:hAnsi="Times New Roman" w:eastAsia="Times New Roman" w:cs="Times New Roman"/>
+        </w:rPr>
+        <w:t>）。</w:t>
+      </w:r>
+    </w:p>
+    <w:p>
+      <w:pPr>
+        <w:pStyle w:val="Compact"/>
+        <w:numPr>
+          <w:ilvl w:val="1"/>
+          <w:numId w:val="1031"/>
+        </w:numPr>
+      </w:pPr>
+      <w:r>
+        <w:rPr>
+          <w:rFonts w:hint="eastAsia" w:ascii="Times New Roman" w:hAnsi="Times New Roman" w:eastAsia="FangSong" w:cs="Times New Roman"/>
+          <w:b/>
+          <w:bCs/>
+        </w:rPr>
+        <w:t xml:space="preserve">不重排</w:t>
+      </w:r>
+      <w:r>
+        <w:rPr>
+          <w:rFonts w:hint="eastAsia" w:ascii="Times New Roman" w:hAnsi="Times New Roman" w:eastAsia="Times New Roman" w:cs="Times New Roman"/>
+        </w:rPr>
+        <w:t>。</w:t>
+      </w:r>
+      <w:r>
+        <w:rPr>
+          <w:rFonts w:hint="eastAsia" w:ascii="Times New Roman" w:hAnsi="Times New Roman" w:eastAsia="FangSong" w:cs="Times New Roman"/>
+        </w:rPr>
+        <w:t>叔丁基碳正离子已经是</w:t>
+      </w:r>
+      <w:r>
+        <w:rPr>
+          <w:rFonts w:ascii="Times New Roman" w:hAnsi="Times New Roman" w:eastAsia="Times New Roman" w:cs="Times New Roman"/>
+        </w:rPr>
+        <w:t xml:space="preserve"> </w:t>
+      </w:r>
+      <w:r>
+        <w:rPr>
+          <w:rFonts w:hint="eastAsia" w:ascii="Times New Roman" w:hAnsi="Times New Roman" w:eastAsia="Times New Roman" w:cs="Times New Roman"/>
+        </w:rPr>
+        <w:t>3°（</w:t>
+      </w:r>
+      <w:r>
+        <w:rPr>
+          <w:rFonts w:hint="eastAsia" w:ascii="Times New Roman" w:hAnsi="Times New Roman" w:eastAsia="FangSong" w:cs="Times New Roman"/>
+        </w:rPr>
+        <w:t>最稳定的烷基正离子</w:t>
+      </w:r>
+      <w:r>
+        <w:rPr>
+          <w:rFonts w:hint="eastAsia" w:ascii="Times New Roman" w:hAnsi="Times New Roman" w:eastAsia="Times New Roman" w:cs="Times New Roman"/>
+        </w:rPr>
+        <w:t>），</w:t>
+      </w:r>
+      <w:r>
+        <w:rPr>
+          <w:rFonts w:hint="eastAsia" w:ascii="Times New Roman" w:hAnsi="Times New Roman" w:eastAsia="FangSong" w:cs="Times New Roman"/>
+        </w:rPr>
+        <w:t>没有更稳定的可迁移方向</w:t>
+      </w:r>
+      <w:r>
+        <w:rPr>
+          <w:rFonts w:ascii="Times New Roman" w:hAnsi="Times New Roman" w:eastAsia="Times New Roman" w:cs="Times New Roman"/>
+        </w:rPr>
+        <w:t xml:space="preserve"> → </w:t>
+      </w:r>
+      <w:r>
+        <w:rPr>
+          <w:rFonts w:hint="eastAsia" w:ascii="Times New Roman" w:hAnsi="Times New Roman" w:eastAsia="FangSong" w:cs="Times New Roman"/>
+        </w:rPr>
+        <w:t xml:space="preserve">直接捕获</w:t>
+      </w:r>
+      <w:r>
+        <w:rPr>
+          <w:rFonts w:ascii="Times New Roman" w:hAnsi="Times New Roman" w:eastAsia="Times New Roman" w:cs="Times New Roman"/>
+        </w:rPr>
+        <w:t xml:space="preserve"> → </w:t>
+      </w:r>
+      <w:r>
+        <w:rPr>
+          <w:rFonts w:hint="eastAsia" w:ascii="Times New Roman" w:hAnsi="Times New Roman" w:eastAsia="FangSong" w:cs="Times New Roman"/>
+        </w:rPr>
+        <w:t>叔丁醇</w:t>
+      </w:r>
+      <w:r>
+        <w:rPr>
+          <w:rFonts w:hint="eastAsia" w:ascii="Times New Roman" w:hAnsi="Times New Roman" w:eastAsia="Times New Roman" w:cs="Times New Roman"/>
+        </w:rPr>
+        <w:t>。</w:t>
+      </w:r>
+    </w:p>
+    <w:p>
+      <w:pPr>
+        <w:numPr>
+          <w:ilvl w:val="0"/>
+          <w:numId w:val="1028"/>
+        </w:numPr>
+      </w:pPr>
+      <w:r>
+        <w:rPr>
+          <w:rFonts w:hint="eastAsia" w:ascii="Times New Roman" w:hAnsi="Times New Roman" w:eastAsia="FangSong" w:cs="Times New Roman"/>
+          <w:b/>
+          <w:bCs/>
+        </w:rPr>
+        <w:t xml:space="preserve">交叉实验方案</w:t>
+      </w:r>
+      <w:r>
+        <w:rPr>
+          <w:rFonts w:hint="eastAsia" w:ascii="Times New Roman" w:hAnsi="Times New Roman" w:eastAsia="Times New Roman" w:cs="Times New Roman"/>
+        </w:rPr>
+        <w:t xml:space="preserve">：</w:t>
+      </w:r>
+      <w:r>
+        <w:rPr>
+          <w:rFonts w:ascii="Times New Roman" w:hAnsi="Times New Roman" w:eastAsia="Times New Roman" w:cs="Times New Roman"/>
+        </w:rPr>
+        <w:t xml:space="preserve"> </w:t>
+      </w:r>
+      <w:r>
+        <w:rPr>
+          <w:rFonts w:hint="eastAsia" w:ascii="Times New Roman" w:hAnsi="Times New Roman" w:eastAsia="FangSong" w:cs="Times New Roman"/>
+          <w:b/>
+          <w:bCs/>
+        </w:rPr>
+        <w:t xml:space="preserve">原理</w:t>
+      </w:r>
+      <w:r>
+        <w:rPr>
+          <w:rFonts w:hint="eastAsia" w:ascii="Times New Roman" w:hAnsi="Times New Roman" w:eastAsia="Times New Roman" w:cs="Times New Roman"/>
+        </w:rPr>
+        <w:t xml:space="preserve">：SN2</w:t>
+      </w:r>
+      <w:r>
+        <w:rPr>
+          <w:rFonts w:ascii="Times New Roman" w:hAnsi="Times New Roman" w:eastAsia="Times New Roman" w:cs="Times New Roman"/>
+        </w:rPr>
+        <w:t xml:space="preserve"> </w:t>
+      </w:r>
+      <w:r>
+        <w:rPr>
+          <w:rFonts w:hint="eastAsia" w:ascii="Times New Roman" w:hAnsi="Times New Roman" w:eastAsia="FangSong" w:cs="Times New Roman"/>
+        </w:rPr>
+        <w:t>是协同的</w:t>
+      </w:r>
+      <w:r>
+        <w:rPr>
+          <w:rFonts w:hint="eastAsia" w:ascii="Times New Roman" w:hAnsi="Times New Roman" w:eastAsia="Times New Roman" w:cs="Times New Roman"/>
+        </w:rPr>
+        <w:t>，</w:t>
+      </w:r>
+      <w:r>
+        <w:rPr>
+          <w:rFonts w:hint="eastAsia" w:ascii="Times New Roman" w:hAnsi="Times New Roman" w:eastAsia="FangSong" w:cs="Times New Roman"/>
+        </w:rPr>
+        <w:t>若用两种不同的底物</w:t>
+      </w:r>
+      <w:r>
+        <w:rPr>
+          <w:rFonts w:hint="eastAsia" w:ascii="Times New Roman" w:hAnsi="Times New Roman" w:eastAsia="Times New Roman" w:cs="Times New Roman"/>
+        </w:rPr>
+        <w:t>（</w:t>
+      </w:r>
+      <w:r>
+        <w:rPr>
+          <w:rFonts w:hint="eastAsia" w:ascii="Times New Roman" w:hAnsi="Times New Roman" w:eastAsia="FangSong" w:cs="Times New Roman"/>
+        </w:rPr>
+        <w:t>如</w:t>
+      </w:r>
+      <w:r>
+        <w:rPr>
+          <w:rFonts w:ascii="Times New Roman" w:hAnsi="Times New Roman" w:eastAsia="Times New Roman" w:cs="Times New Roman"/>
+        </w:rPr>
+        <w:t xml:space="preserve"> R-X </w:t>
+      </w:r>
+      <w:r>
+        <w:rPr>
+          <w:rFonts w:hint="eastAsia" w:ascii="Times New Roman" w:hAnsi="Times New Roman" w:eastAsia="FangSong" w:cs="Times New Roman"/>
+        </w:rPr>
+        <w:t xml:space="preserve">和</w:t>
+      </w:r>
+      <w:r>
+        <w:rPr>
+          <w:rFonts w:ascii="Times New Roman" w:hAnsi="Times New Roman" w:eastAsia="Times New Roman" w:cs="Times New Roman"/>
+        </w:rPr>
+        <w:t xml:space="preserve"> </w:t>
+      </w:r>
+      <w:r>
+        <w:rPr>
+          <w:rFonts w:hint="eastAsia" w:ascii="Times New Roman" w:hAnsi="Times New Roman" w:eastAsia="Times New Roman" w:cs="Times New Roman"/>
+        </w:rPr>
+        <w:t>R’-X）</w:t>
+      </w:r>
+      <w:r>
+        <w:rPr>
+          <w:rFonts w:hint="eastAsia" w:ascii="Times New Roman" w:hAnsi="Times New Roman" w:eastAsia="FangSong" w:cs="Times New Roman"/>
+        </w:rPr>
+        <w:t>进行反应</w:t>
+      </w:r>
+      <w:r>
+        <w:rPr>
+          <w:rFonts w:hint="eastAsia" w:ascii="Times New Roman" w:hAnsi="Times New Roman" w:eastAsia="Times New Roman" w:cs="Times New Roman"/>
+        </w:rPr>
+        <w:t>，</w:t>
+      </w:r>
+      <w:r>
+        <w:rPr>
+          <w:rFonts w:hint="eastAsia" w:ascii="Times New Roman" w:hAnsi="Times New Roman" w:eastAsia="FangSong" w:cs="Times New Roman"/>
+        </w:rPr>
+        <w:t>不会发生</w:t>
+      </w:r>
+      <w:r>
+        <w:rPr>
+          <w:rFonts w:hint="eastAsia" w:ascii="Times New Roman" w:hAnsi="Times New Roman" w:eastAsia="Times New Roman" w:cs="Times New Roman"/>
+        </w:rPr>
+        <w:t>”</w:t>
+      </w:r>
+      <w:r>
+        <w:rPr>
+          <w:rFonts w:hint="eastAsia" w:ascii="Times New Roman" w:hAnsi="Times New Roman" w:eastAsia="FangSong" w:cs="Times New Roman"/>
+        </w:rPr>
+        <w:t>交叉产物</w:t>
+      </w:r>
+      <w:r>
+        <w:rPr>
+          <w:rFonts w:hint="eastAsia" w:ascii="Times New Roman" w:hAnsi="Times New Roman" w:eastAsia="Times New Roman" w:cs="Times New Roman"/>
+        </w:rPr>
+        <w:t>”（R-R’）。</w:t>
+      </w:r>
+      <w:r>
+        <w:rPr>
+          <w:rFonts w:hint="eastAsia" w:ascii="Times New Roman" w:hAnsi="Times New Roman" w:eastAsia="FangSong" w:cs="Times New Roman"/>
+        </w:rPr>
+        <w:t>若反应经过碳正离子中间体</w:t>
+      </w:r>
+      <w:r>
+        <w:rPr>
+          <w:rFonts w:hint="eastAsia" w:ascii="Times New Roman" w:hAnsi="Times New Roman" w:eastAsia="Times New Roman" w:cs="Times New Roman"/>
+        </w:rPr>
+        <w:t>（SN1），</w:t>
+      </w:r>
+      <w:r>
+        <w:rPr>
+          <w:rFonts w:hint="eastAsia" w:ascii="Times New Roman" w:hAnsi="Times New Roman" w:eastAsia="FangSong" w:cs="Times New Roman"/>
+        </w:rPr>
+        <w:t>则游离的碳正离子可以与另一底物的离去基结合</w:t>
+      </w:r>
+      <w:r>
+        <w:rPr>
+          <w:rFonts w:ascii="Times New Roman" w:hAnsi="Times New Roman" w:eastAsia="Times New Roman" w:cs="Times New Roman"/>
+        </w:rPr>
+        <w:t xml:space="preserve"> → </w:t>
+      </w:r>
+      <w:r>
+        <w:rPr>
+          <w:rFonts w:hint="eastAsia" w:ascii="Times New Roman" w:hAnsi="Times New Roman" w:eastAsia="FangSong" w:cs="Times New Roman"/>
+        </w:rPr>
+        <w:t>产生交叉产物</w:t>
+      </w:r>
+      <w:r>
+        <w:rPr>
+          <w:rFonts w:hint="eastAsia" w:ascii="Times New Roman" w:hAnsi="Times New Roman" w:eastAsia="Times New Roman" w:cs="Times New Roman"/>
+        </w:rPr>
+        <w:t>。</w:t>
+      </w:r>
+      <w:r>
+        <w:rPr>
+          <w:rFonts w:ascii="Times New Roman" w:hAnsi="Times New Roman" w:eastAsia="Times New Roman" w:cs="Times New Roman"/>
+        </w:rPr>
+        <w:t xml:space="preserve"> </w:t>
+      </w:r>
+      <w:r>
+        <w:rPr>
+          <w:rFonts w:hint="eastAsia" w:ascii="Times New Roman" w:hAnsi="Times New Roman" w:eastAsia="FangSong" w:cs="Times New Roman"/>
+          <w:b/>
+          <w:bCs/>
+        </w:rPr>
+        <w:t xml:space="preserve">具体设计</w:t>
+      </w:r>
+      <w:r>
+        <w:rPr>
+          <w:rFonts w:hint="eastAsia" w:ascii="Times New Roman" w:hAnsi="Times New Roman" w:eastAsia="Times New Roman" w:cs="Times New Roman"/>
+        </w:rPr>
+        <w:t xml:space="preserve">：</w:t>
+      </w:r>
+    </w:p>
+    <w:p>
+      <w:pPr>
+        <w:pStyle w:val="Compact"/>
+        <w:numPr>
+          <w:ilvl w:val="1"/>
+          <w:numId w:val="1032"/>
+        </w:numPr>
+      </w:pPr>
+      <w:r>
+        <w:rPr>
+          <w:rFonts w:hint="eastAsia" w:ascii="Times New Roman" w:hAnsi="Times New Roman" w:eastAsia="FangSong" w:cs="Times New Roman"/>
+        </w:rPr>
+        <w:t xml:space="preserve">配制等摩尔量的</w:t>
+      </w:r>
+      <w:r>
+        <w:rPr>
+          <w:rFonts w:ascii="Times New Roman" w:hAnsi="Times New Roman" w:eastAsia="Times New Roman" w:cs="Times New Roman"/>
+        </w:rPr>
+        <w:t xml:space="preserve"> </w:t>
+      </w:r>
+      <w:r>
+        <w:rPr>
+          <w:rFonts w:hint="eastAsia" w:ascii="Times New Roman" w:hAnsi="Times New Roman" w:eastAsia="Times New Roman" w:cs="Times New Roman"/>
+        </w:rPr>
+        <w:t>(CH</w:t>
+      </w:r>
+      <w:r>
+        <w:rPr>
+          <w:rFonts w:hint="eastAsia" w:ascii="Times New Roman" w:hAnsi="Times New Roman" w:eastAsia="Times New Roman" w:cs="Times New Roman"/>
+          <w:vertAlign w:val="subscript"/>
+        </w:rPr>
+        <w:t>3</w:t>
+      </w:r>
+      <w:r>
+        <w:rPr>
+          <w:rFonts w:hint="eastAsia" w:ascii="Times New Roman" w:hAnsi="Times New Roman" w:eastAsia="Times New Roman" w:cs="Times New Roman"/>
+        </w:rPr>
+        <w:t>)</w:t>
+      </w:r>
+      <w:r>
+        <w:rPr>
+          <w:rFonts w:hint="eastAsia" w:ascii="Times New Roman" w:hAnsi="Times New Roman" w:eastAsia="Times New Roman" w:cs="Times New Roman"/>
+          <w:vertAlign w:val="subscript"/>
+        </w:rPr>
+        <w:t>3</w:t>
+      </w:r>
+      <w:r>
+        <w:rPr>
+          <w:rFonts w:hint="eastAsia" w:ascii="Times New Roman" w:hAnsi="Times New Roman" w:eastAsia="Times New Roman" w:cs="Times New Roman"/>
+        </w:rPr>
+        <w:t>CCl（3°）+</w:t>
+      </w:r>
+      <w:r>
+        <w:rPr>
+          <w:rFonts w:ascii="Times New Roman" w:hAnsi="Times New Roman" w:eastAsia="Times New Roman" w:cs="Times New Roman"/>
+        </w:rPr>
+        <w:t xml:space="preserve"> </w:t>
+      </w:r>
+      <w:r>
+        <w:rPr>
+          <w:rFonts w:hint="eastAsia" w:ascii="Times New Roman" w:hAnsi="Times New Roman" w:eastAsia="Times New Roman" w:cs="Times New Roman"/>
+        </w:rPr>
+        <w:t>CH</w:t>
+      </w:r>
+      <w:r>
+        <w:rPr>
+          <w:rFonts w:hint="eastAsia" w:ascii="Times New Roman" w:hAnsi="Times New Roman" w:eastAsia="Times New Roman" w:cs="Times New Roman"/>
+          <w:vertAlign w:val="subscript"/>
+        </w:rPr>
+        <w:t>3</w:t>
+      </w:r>
+      <w:r>
+        <w:rPr>
+          <w:rFonts w:hint="eastAsia" w:ascii="Times New Roman" w:hAnsi="Times New Roman" w:eastAsia="Times New Roman" w:cs="Times New Roman"/>
+        </w:rPr>
+        <w:t>CH</w:t>
+      </w:r>
+      <w:r>
+        <w:rPr>
+          <w:rFonts w:hint="eastAsia" w:ascii="Times New Roman" w:hAnsi="Times New Roman" w:eastAsia="Times New Roman" w:cs="Times New Roman"/>
+          <w:vertAlign w:val="subscript"/>
+        </w:rPr>
+        <w:t>2</w:t>
+      </w:r>
+      <w:r>
+        <w:rPr>
+          <w:rFonts w:hint="eastAsia" w:ascii="Times New Roman" w:hAnsi="Times New Roman" w:eastAsia="Times New Roman" w:cs="Times New Roman"/>
+        </w:rPr>
+        <w:t>CH</w:t>
+      </w:r>
+      <w:r>
+        <w:rPr>
+          <w:rFonts w:hint="eastAsia" w:ascii="Times New Roman" w:hAnsi="Times New Roman" w:eastAsia="Times New Roman" w:cs="Times New Roman"/>
+          <w:vertAlign w:val="subscript"/>
+        </w:rPr>
+        <w:t>2</w:t>
+      </w:r>
+      <w:r>
+        <w:rPr>
+          <w:rFonts w:hint="eastAsia" w:ascii="Times New Roman" w:hAnsi="Times New Roman" w:eastAsia="Times New Roman" w:cs="Times New Roman"/>
+        </w:rPr>
+        <w:t>Cl（1°）</w:t>
+      </w:r>
+      <w:r>
+        <w:rPr>
+          <w:rFonts w:hint="eastAsia" w:ascii="Times New Roman" w:hAnsi="Times New Roman" w:eastAsia="FangSong" w:cs="Times New Roman"/>
+        </w:rPr>
+        <w:t>的混合溶液</w:t>
+      </w:r>
+    </w:p>
+    <w:p>
+      <w:pPr>
+        <w:pStyle w:val="Compact"/>
+        <w:numPr>
+          <w:ilvl w:val="1"/>
+          <w:numId w:val="1032"/>
+        </w:numPr>
+      </w:pPr>
+      <w:r>
+        <w:rPr>
+          <w:rFonts w:hint="eastAsia" w:ascii="Times New Roman" w:hAnsi="Times New Roman" w:eastAsia="FangSong" w:cs="Times New Roman"/>
+        </w:rPr>
+        <w:t xml:space="preserve">加入</w:t>
+      </w:r>
+      <w:r>
+        <w:rPr>
+          <w:rFonts w:ascii="Times New Roman" w:hAnsi="Times New Roman" w:eastAsia="Times New Roman" w:cs="Times New Roman"/>
+        </w:rPr>
+        <w:t xml:space="preserve"> </w:t>
+      </w:r>
+      <w:r>
+        <w:rPr>
+          <w:rFonts w:hint="eastAsia" w:ascii="Times New Roman" w:hAnsi="Times New Roman" w:eastAsia="Times New Roman" w:cs="Times New Roman"/>
+        </w:rPr>
+        <w:t>NaI/</w:t>
+      </w:r>
+      <w:r>
+        <w:rPr>
+          <w:rFonts w:hint="eastAsia" w:ascii="Times New Roman" w:hAnsi="Times New Roman" w:eastAsia="FangSong" w:cs="Times New Roman"/>
+        </w:rPr>
+        <w:t>丙酮</w:t>
+      </w:r>
+      <w:r>
+        <w:rPr>
+          <w:rFonts w:hint="eastAsia" w:ascii="Times New Roman" w:hAnsi="Times New Roman" w:eastAsia="Times New Roman" w:cs="Times New Roman"/>
+        </w:rPr>
+        <w:t>（Finkelstein</w:t>
+      </w:r>
+      <w:r>
+        <w:rPr>
+          <w:rFonts w:ascii="Times New Roman" w:hAnsi="Times New Roman" w:eastAsia="Times New Roman" w:cs="Times New Roman"/>
+        </w:rPr>
+        <w:t xml:space="preserve"> </w:t>
+      </w:r>
+      <w:r>
+        <w:rPr>
+          <w:rFonts w:hint="eastAsia" w:ascii="Times New Roman" w:hAnsi="Times New Roman" w:eastAsia="FangSong" w:cs="Times New Roman"/>
+        </w:rPr>
+        <w:t>条件</w:t>
+      </w:r>
+      <w:r>
+        <w:rPr>
+          <w:rFonts w:hint="eastAsia" w:ascii="Times New Roman" w:hAnsi="Times New Roman" w:eastAsia="Times New Roman" w:cs="Times New Roman"/>
+        </w:rPr>
+        <w:t>）</w:t>
+      </w:r>
+    </w:p>
+    <w:p>
+      <w:pPr>
+        <w:pStyle w:val="Compact"/>
+        <w:numPr>
+          <w:ilvl w:val="1"/>
+          <w:numId w:val="1032"/>
+        </w:numPr>
+      </w:pPr>
+      <w:r>
+        <w:rPr>
+          <w:rFonts w:hint="eastAsia" w:ascii="Times New Roman" w:hAnsi="Times New Roman" w:eastAsia="FangSong" w:cs="Times New Roman"/>
+        </w:rPr>
+        <w:t>观察产物</w:t>
+      </w:r>
+      <w:r>
+        <w:rPr>
+          <w:rFonts w:hint="eastAsia" w:ascii="Times New Roman" w:hAnsi="Times New Roman" w:eastAsia="Times New Roman" w:cs="Times New Roman"/>
+        </w:rPr>
+        <w:t>：</w:t>
+      </w:r>
+      <w:r>
+        <w:rPr>
+          <w:rFonts w:hint="eastAsia" w:ascii="Times New Roman" w:hAnsi="Times New Roman" w:eastAsia="FangSong" w:cs="Times New Roman"/>
+        </w:rPr>
+        <w:t>若无交叉产物</w:t>
+      </w:r>
+      <w:r>
+        <w:rPr>
+          <w:rFonts w:hint="eastAsia" w:ascii="Times New Roman" w:hAnsi="Times New Roman" w:eastAsia="Times New Roman" w:cs="Times New Roman"/>
+        </w:rPr>
+        <w:t>（</w:t>
+      </w:r>
+      <w:r>
+        <w:rPr>
+          <w:rFonts w:hint="eastAsia" w:ascii="Times New Roman" w:hAnsi="Times New Roman" w:eastAsia="FangSong" w:cs="Times New Roman"/>
+        </w:rPr>
+        <w:t>只有</w:t>
+      </w:r>
+      <w:r>
+        <w:rPr>
+          <w:rFonts w:ascii="Times New Roman" w:hAnsi="Times New Roman" w:eastAsia="Times New Roman" w:cs="Times New Roman"/>
+        </w:rPr>
+        <w:t xml:space="preserve"> (CH</w:t>
+      </w:r>
+      <w:r>
+        <w:rPr>
+          <w:rFonts w:ascii="Times New Roman" w:hAnsi="Times New Roman" w:eastAsia="Times New Roman" w:cs="Times New Roman"/>
+          <w:vertAlign w:val="subscript"/>
+        </w:rPr>
+        <w:t>3</w:t>
+      </w:r>
+      <w:r>
+        <w:rPr>
+          <w:rFonts w:ascii="Times New Roman" w:hAnsi="Times New Roman" w:eastAsia="Times New Roman" w:cs="Times New Roman"/>
+        </w:rPr>
+        <w:t>)</w:t>
+      </w:r>
+      <w:r>
+        <w:rPr>
+          <w:rFonts w:ascii="Times New Roman" w:hAnsi="Times New Roman" w:eastAsia="Times New Roman" w:cs="Times New Roman"/>
+          <w:vertAlign w:val="subscript"/>
+        </w:rPr>
+        <w:t>3</w:t>
+      </w:r>
+      <w:r>
+        <w:rPr>
+          <w:rFonts w:ascii="Times New Roman" w:hAnsi="Times New Roman" w:eastAsia="Times New Roman" w:cs="Times New Roman"/>
+        </w:rPr>
+        <w:t xml:space="preserve">CI </w:t>
+      </w:r>
+      <w:r>
+        <w:rPr>
+          <w:rFonts w:hint="eastAsia" w:ascii="Times New Roman" w:hAnsi="Times New Roman" w:eastAsia="FangSong" w:cs="Times New Roman"/>
+        </w:rPr>
+        <w:t xml:space="preserve">和</w:t>
+      </w:r>
+      <w:r>
+        <w:rPr>
+          <w:rFonts w:ascii="Times New Roman" w:hAnsi="Times New Roman" w:eastAsia="Times New Roman" w:cs="Times New Roman"/>
+        </w:rPr>
+        <w:t xml:space="preserve"> </w:t>
+      </w:r>
+      <w:r>
+        <w:rPr>
+          <w:rFonts w:hint="eastAsia" w:ascii="Times New Roman" w:hAnsi="Times New Roman" w:eastAsia="Times New Roman" w:cs="Times New Roman"/>
+        </w:rPr>
+        <w:t>CH</w:t>
+      </w:r>
+      <w:r>
+        <w:rPr>
+          <w:rFonts w:hint="eastAsia" w:ascii="Times New Roman" w:hAnsi="Times New Roman" w:eastAsia="Times New Roman" w:cs="Times New Roman"/>
+          <w:vertAlign w:val="subscript"/>
+        </w:rPr>
+        <w:t>3</w:t>
+      </w:r>
+      <w:r>
+        <w:rPr>
+          <w:rFonts w:hint="eastAsia" w:ascii="Times New Roman" w:hAnsi="Times New Roman" w:eastAsia="Times New Roman" w:cs="Times New Roman"/>
+        </w:rPr>
+        <w:t>CH</w:t>
+      </w:r>
+      <w:r>
+        <w:rPr>
+          <w:rFonts w:hint="eastAsia" w:ascii="Times New Roman" w:hAnsi="Times New Roman" w:eastAsia="Times New Roman" w:cs="Times New Roman"/>
+          <w:vertAlign w:val="subscript"/>
+        </w:rPr>
+        <w:t>2</w:t>
+      </w:r>
+      <w:r>
+        <w:rPr>
+          <w:rFonts w:hint="eastAsia" w:ascii="Times New Roman" w:hAnsi="Times New Roman" w:eastAsia="Times New Roman" w:cs="Times New Roman"/>
+        </w:rPr>
+        <w:t>CH</w:t>
+      </w:r>
+      <w:r>
+        <w:rPr>
+          <w:rFonts w:hint="eastAsia" w:ascii="Times New Roman" w:hAnsi="Times New Roman" w:eastAsia="Times New Roman" w:cs="Times New Roman"/>
+          <w:vertAlign w:val="subscript"/>
+        </w:rPr>
+        <w:t>2</w:t>
+      </w:r>
+      <w:r>
+        <w:rPr>
+          <w:rFonts w:hint="eastAsia" w:ascii="Times New Roman" w:hAnsi="Times New Roman" w:eastAsia="Times New Roman" w:cs="Times New Roman"/>
+        </w:rPr>
+        <w:t>I）→</w:t>
+      </w:r>
+      <w:r>
+        <w:rPr>
+          <w:rFonts w:ascii="Times New Roman" w:hAnsi="Times New Roman" w:eastAsia="Times New Roman" w:cs="Times New Roman"/>
+        </w:rPr>
+        <w:t xml:space="preserve"> SN2 </w:t>
+      </w:r>
+      <w:r>
+        <w:rPr>
+          <w:rFonts w:hint="eastAsia" w:ascii="Times New Roman" w:hAnsi="Times New Roman" w:eastAsia="FangSong" w:cs="Times New Roman"/>
+        </w:rPr>
+        <w:t>各自发生</w:t>
+      </w:r>
+      <w:r>
+        <w:rPr>
+          <w:rFonts w:hint="eastAsia" w:ascii="Times New Roman" w:hAnsi="Times New Roman" w:eastAsia="Times New Roman" w:cs="Times New Roman"/>
+        </w:rPr>
+        <w:t>；</w:t>
+      </w:r>
+      <w:r>
+        <w:rPr>
+          <w:rFonts w:hint="eastAsia" w:ascii="Times New Roman" w:hAnsi="Times New Roman" w:eastAsia="FangSong" w:cs="Times New Roman"/>
+        </w:rPr>
+        <w:t>若有</w:t>
+      </w:r>
+      <w:r>
+        <w:rPr>
+          <w:rFonts w:ascii="Times New Roman" w:hAnsi="Times New Roman" w:eastAsia="Times New Roman" w:cs="Times New Roman"/>
+        </w:rPr>
+        <w:t xml:space="preserve"> </w:t>
+      </w:r>
+      <w:r>
+        <w:rPr>
+          <w:rFonts w:hint="eastAsia" w:ascii="Times New Roman" w:hAnsi="Times New Roman" w:eastAsia="Times New Roman" w:cs="Times New Roman"/>
+        </w:rPr>
+        <w:t>CH</w:t>
+      </w:r>
+      <w:r>
+        <w:rPr>
+          <w:rFonts w:hint="eastAsia" w:ascii="Times New Roman" w:hAnsi="Times New Roman" w:eastAsia="Times New Roman" w:cs="Times New Roman"/>
+          <w:vertAlign w:val="subscript"/>
+        </w:rPr>
+        <w:t>3</w:t>
+      </w:r>
+      <w:r>
+        <w:rPr>
+          <w:rFonts w:hint="eastAsia" w:ascii="Times New Roman" w:hAnsi="Times New Roman" w:eastAsia="Times New Roman" w:cs="Times New Roman"/>
+        </w:rPr>
+        <w:t>CH</w:t>
+      </w:r>
+      <w:r>
+        <w:rPr>
+          <w:rFonts w:hint="eastAsia" w:ascii="Times New Roman" w:hAnsi="Times New Roman" w:eastAsia="Times New Roman" w:cs="Times New Roman"/>
+          <w:vertAlign w:val="subscript"/>
+        </w:rPr>
+        <w:t>2</w:t>
+      </w:r>
+      <w:r>
+        <w:rPr>
+          <w:rFonts w:hint="eastAsia" w:ascii="Times New Roman" w:hAnsi="Times New Roman" w:eastAsia="Times New Roman" w:cs="Times New Roman"/>
+        </w:rPr>
+        <w:t>CH</w:t>
+      </w:r>
+      <w:r>
+        <w:rPr>
+          <w:rFonts w:hint="eastAsia" w:ascii="Times New Roman" w:hAnsi="Times New Roman" w:eastAsia="Times New Roman" w:cs="Times New Roman"/>
+          <w:vertAlign w:val="subscript"/>
+        </w:rPr>
+        <w:t>2</w:t>
+      </w:r>
+      <w:r>
+        <w:rPr>
+          <w:rFonts w:hint="eastAsia" w:ascii="Times New Roman" w:hAnsi="Times New Roman" w:eastAsia="Times New Roman" w:cs="Times New Roman"/>
+        </w:rPr>
+        <w:t>C(CH</w:t>
+      </w:r>
+      <w:r>
+        <w:rPr>
+          <w:rFonts w:hint="eastAsia" w:ascii="Times New Roman" w:hAnsi="Times New Roman" w:eastAsia="Times New Roman" w:cs="Times New Roman"/>
+          <w:vertAlign w:val="subscript"/>
+        </w:rPr>
+        <w:t>3</w:t>
+      </w:r>
+      <w:r>
+        <w:rPr>
+          <w:rFonts w:hint="eastAsia" w:ascii="Times New Roman" w:hAnsi="Times New Roman" w:eastAsia="Times New Roman" w:cs="Times New Roman"/>
+        </w:rPr>
+        <w:t>)</w:t>
+      </w:r>
+      <w:r>
+        <w:rPr>
+          <w:rFonts w:hint="eastAsia" w:ascii="Times New Roman" w:hAnsi="Times New Roman" w:eastAsia="Times New Roman" w:cs="Times New Roman"/>
+          <w:vertAlign w:val="subscript"/>
+        </w:rPr>
+        <w:t>3</w:t>
+      </w:r>
+      <w:r>
+        <w:rPr>
+          <w:rFonts w:hint="eastAsia" w:ascii="Times New Roman" w:hAnsi="Times New Roman" w:eastAsia="Times New Roman" w:cs="Times New Roman"/>
+        </w:rPr>
+        <w:t>（</w:t>
+      </w:r>
+      <w:r>
+        <w:rPr>
+          <w:rFonts w:hint="eastAsia" w:ascii="Times New Roman" w:hAnsi="Times New Roman" w:eastAsia="FangSong" w:cs="Times New Roman"/>
+        </w:rPr>
+        <w:t>交叉产物</w:t>
+      </w:r>
+      <w:r>
+        <w:rPr>
+          <w:rFonts w:hint="eastAsia" w:ascii="Times New Roman" w:hAnsi="Times New Roman" w:eastAsia="Times New Roman" w:cs="Times New Roman"/>
+        </w:rPr>
+        <w:t>）→</w:t>
+      </w:r>
+      <w:r>
+        <w:rPr>
+          <w:rFonts w:ascii="Times New Roman" w:hAnsi="Times New Roman" w:eastAsia="Times New Roman" w:cs="Times New Roman"/>
+        </w:rPr>
+        <w:t xml:space="preserve"> </w:t>
+      </w:r>
+      <w:r>
+        <w:rPr>
+          <w:rFonts w:hint="eastAsia" w:ascii="Times New Roman" w:hAnsi="Times New Roman" w:eastAsia="FangSong" w:cs="Times New Roman"/>
+        </w:rPr>
+        <w:t>提示有碳正离子中间体</w:t>
+      </w:r>
+      <w:r>
+        <w:rPr>
+          <w:rFonts w:hint="eastAsia" w:ascii="Times New Roman" w:hAnsi="Times New Roman" w:eastAsia="Times New Roman" w:cs="Times New Roman"/>
+        </w:rPr>
+        <w:t>。</w:t>
+      </w:r>
+      <w:r>
+        <w:rPr>
+          <w:rFonts w:ascii="Times New Roman" w:hAnsi="Times New Roman" w:eastAsia="Times New Roman" w:cs="Times New Roman"/>
+        </w:rPr>
+        <w:t xml:space="preserve"> </w:t>
+      </w:r>
+      <w:r>
+        <w:rPr>
+          <w:rFonts w:hint="eastAsia" w:ascii="Times New Roman" w:hAnsi="Times New Roman" w:eastAsia="FangSong" w:cs="Times New Roman"/>
+          <w:b/>
+          <w:bCs/>
+        </w:rPr>
+        <w:t xml:space="preserve">安全判断</w:t>
+      </w:r>
+      <w:r>
+        <w:rPr>
+          <w:rFonts w:hint="eastAsia" w:ascii="Times New Roman" w:hAnsi="Times New Roman" w:eastAsia="Times New Roman" w:cs="Times New Roman"/>
+        </w:rPr>
+        <w:t>：</w:t>
+      </w:r>
+      <w:r>
+        <w:rPr>
+          <w:rFonts w:hint="eastAsia" w:ascii="Times New Roman" w:hAnsi="Times New Roman" w:eastAsia="FangSong" w:cs="Times New Roman"/>
+        </w:rPr>
+        <w:t>对于</w:t>
+      </w:r>
+      <w:r>
+        <w:rPr>
+          <w:rFonts w:ascii="Times New Roman" w:hAnsi="Times New Roman" w:eastAsia="Times New Roman" w:cs="Times New Roman"/>
+        </w:rPr>
+        <w:t xml:space="preserve"> 3° </w:t>
+      </w:r>
+      <w:r>
+        <w:rPr>
+          <w:rFonts w:hint="eastAsia" w:ascii="Times New Roman" w:hAnsi="Times New Roman" w:eastAsia="FangSong" w:cs="Times New Roman"/>
+        </w:rPr>
+        <w:t xml:space="preserve">底物倾向</w:t>
+      </w:r>
+      <w:r>
+        <w:rPr>
+          <w:rFonts w:ascii="Times New Roman" w:hAnsi="Times New Roman" w:eastAsia="Times New Roman" w:cs="Times New Roman"/>
+        </w:rPr>
+        <w:t xml:space="preserve"> </w:t>
+      </w:r>
+      <w:r>
+        <w:rPr>
+          <w:rFonts w:hint="eastAsia" w:ascii="Times New Roman" w:hAnsi="Times New Roman" w:eastAsia="Times New Roman" w:cs="Times New Roman"/>
+        </w:rPr>
+        <w:t xml:space="preserve">SN1，1°</w:t>
+      </w:r>
+      <w:r>
+        <w:rPr>
+          <w:rFonts w:ascii="Times New Roman" w:hAnsi="Times New Roman" w:eastAsia="Times New Roman" w:cs="Times New Roman"/>
+        </w:rPr>
+        <w:t xml:space="preserve"> </w:t>
+      </w:r>
+      <w:r>
+        <w:rPr>
+          <w:rFonts w:hint="eastAsia" w:ascii="Times New Roman" w:hAnsi="Times New Roman" w:eastAsia="FangSong" w:cs="Times New Roman"/>
+        </w:rPr>
+        <w:t xml:space="preserve">底物倾向</w:t>
+      </w:r>
+      <w:r>
+        <w:rPr>
+          <w:rFonts w:ascii="Times New Roman" w:hAnsi="Times New Roman" w:eastAsia="Times New Roman" w:cs="Times New Roman"/>
+        </w:rPr>
+        <w:t xml:space="preserve"> </w:t>
+      </w:r>
+      <w:r>
+        <w:rPr>
+          <w:rFonts w:hint="eastAsia" w:ascii="Times New Roman" w:hAnsi="Times New Roman" w:eastAsia="Times New Roman" w:cs="Times New Roman"/>
+        </w:rPr>
+        <w:t>SN2，</w:t>
+      </w:r>
+      <w:r>
+        <w:rPr>
+          <w:rFonts w:hint="eastAsia" w:ascii="Times New Roman" w:hAnsi="Times New Roman" w:eastAsia="FangSong" w:cs="Times New Roman"/>
+        </w:rPr>
+        <w:t>若确实有碳正离子中间体</w:t>
+      </w:r>
+      <w:r>
+        <w:rPr>
+          <w:rFonts w:hint="eastAsia" w:ascii="Times New Roman" w:hAnsi="Times New Roman" w:eastAsia="Times New Roman" w:cs="Times New Roman"/>
+        </w:rPr>
+        <w:t>，</w:t>
+      </w:r>
+      <w:r>
+        <w:rPr>
+          <w:rFonts w:hint="eastAsia" w:ascii="Times New Roman" w:hAnsi="Times New Roman" w:eastAsia="FangSong" w:cs="Times New Roman"/>
+        </w:rPr>
+        <w:t>可能出现交叉偶联产物</w:t>
+      </w:r>
+      <w:r>
+        <w:rPr>
+          <w:rFonts w:hint="eastAsia" w:ascii="Times New Roman" w:hAnsi="Times New Roman" w:eastAsia="Times New Roman" w:cs="Times New Roman"/>
+        </w:rPr>
+        <w:t>。</w:t>
+      </w:r>
+    </w:p>
+    <w:p>
+      <w:pPr>
+        <w:numPr>
+          <w:ilvl w:val="0"/>
+          <w:numId w:val="1028"/>
+        </w:numPr>
+      </w:pPr>
+      <w:r>
+        <w:rPr>
+          <w:rFonts w:hint="eastAsia" w:ascii="Times New Roman" w:hAnsi="Times New Roman" w:eastAsia="FangSong" w:cs="Times New Roman"/>
+          <w:b/>
+          <w:bCs/>
+        </w:rPr>
+        <w:t xml:space="preserve">逆推</w:t>
+      </w:r>
+      <w:r>
+        <w:rPr>
+          <w:rFonts w:hint="eastAsia" w:ascii="Times New Roman" w:hAnsi="Times New Roman" w:eastAsia="Times New Roman" w:cs="Times New Roman"/>
+        </w:rPr>
+        <w:t xml:space="preserve">：</w:t>
+      </w:r>
+    </w:p>
+    <w:p>
+      <w:pPr>
+        <w:pStyle w:val="Compact"/>
+        <w:numPr>
+          <w:ilvl w:val="1"/>
+          <w:numId w:val="1033"/>
+        </w:numPr>
+      </w:pPr>
+      <w:r>
+        <w:rPr>
+          <w:rFonts w:hint="eastAsia" w:ascii="Times New Roman" w:hAnsi="Times New Roman" w:eastAsia="Times New Roman" w:cs="Times New Roman"/>
+        </w:rPr>
+        <w:t>C（C</w:t>
+      </w:r>
+      <w:r>
+        <w:rPr>
+          <w:rFonts w:hint="eastAsia" w:ascii="Times New Roman" w:hAnsi="Times New Roman" w:eastAsia="Times New Roman" w:cs="Times New Roman"/>
+          <w:vertAlign w:val="subscript"/>
+        </w:rPr>
+        <w:t>6</w:t>
+      </w:r>
+      <w:r>
+        <w:rPr>
+          <w:rFonts w:hint="eastAsia" w:ascii="Times New Roman" w:hAnsi="Times New Roman" w:eastAsia="Times New Roman" w:cs="Times New Roman"/>
+        </w:rPr>
+        <w:t>H</w:t>
+      </w:r>
+      <w:r>
+        <w:rPr>
+          <w:rFonts w:hint="eastAsia" w:ascii="Times New Roman" w:hAnsi="Times New Roman" w:eastAsia="Times New Roman" w:cs="Times New Roman"/>
+          <w:vertAlign w:val="subscript"/>
+        </w:rPr>
+        <w:t>12</w:t>
+      </w:r>
+      <w:r>
+        <w:rPr>
+          <w:rFonts w:hint="eastAsia" w:ascii="Times New Roman" w:hAnsi="Times New Roman" w:eastAsia="Times New Roman" w:cs="Times New Roman"/>
+        </w:rPr>
+        <w:t>）</w:t>
+      </w:r>
+      <w:r>
+        <w:rPr>
+          <w:rFonts w:hint="eastAsia" w:ascii="Times New Roman" w:hAnsi="Times New Roman" w:eastAsia="FangSong" w:cs="Times New Roman"/>
+        </w:rPr>
+        <w:t>臭氧化得</w:t>
+      </w:r>
+      <w:r>
+        <w:rPr>
+          <w:rFonts w:ascii="Times New Roman" w:hAnsi="Times New Roman" w:eastAsia="Times New Roman" w:cs="Times New Roman"/>
+        </w:rPr>
+        <w:t xml:space="preserve"> </w:t>
+      </w:r>
+      <w:r>
+        <w:rPr>
+          <w:rFonts w:hint="eastAsia" w:ascii="Times New Roman" w:hAnsi="Times New Roman" w:eastAsia="Times New Roman" w:cs="Times New Roman"/>
+        </w:rPr>
+        <w:t>CH</w:t>
+      </w:r>
+      <w:r>
+        <w:rPr>
+          <w:rFonts w:hint="eastAsia" w:ascii="Times New Roman" w:hAnsi="Times New Roman" w:eastAsia="Times New Roman" w:cs="Times New Roman"/>
+          <w:vertAlign w:val="subscript"/>
+        </w:rPr>
+        <w:t>3</w:t>
+      </w:r>
+      <w:r>
+        <w:rPr>
+          <w:rFonts w:hint="eastAsia" w:ascii="Times New Roman" w:hAnsi="Times New Roman" w:eastAsia="Times New Roman" w:cs="Times New Roman"/>
+        </w:rPr>
+        <w:t>CHO（</w:t>
+      </w:r>
+      <w:r>
+        <w:rPr>
+          <w:rFonts w:hint="eastAsia" w:ascii="Times New Roman" w:hAnsi="Times New Roman" w:eastAsia="FangSong" w:cs="Times New Roman"/>
+        </w:rPr>
+        <w:t>乙醛</w:t>
+      </w:r>
+      <w:r>
+        <w:rPr>
+          <w:rFonts w:hint="eastAsia" w:ascii="Times New Roman" w:hAnsi="Times New Roman" w:eastAsia="Times New Roman" w:cs="Times New Roman"/>
+        </w:rPr>
+        <w:t>）+</w:t>
+      </w:r>
+      <w:r>
+        <w:rPr>
+          <w:rFonts w:ascii="Times New Roman" w:hAnsi="Times New Roman" w:eastAsia="Times New Roman" w:cs="Times New Roman"/>
+        </w:rPr>
+        <w:t xml:space="preserve"> </w:t>
+      </w:r>
+      <w:r>
+        <w:rPr>
+          <w:rFonts w:hint="eastAsia" w:ascii="Times New Roman" w:hAnsi="Times New Roman" w:eastAsia="Times New Roman" w:cs="Times New Roman"/>
+        </w:rPr>
+        <w:t>CH</w:t>
+      </w:r>
+      <w:r>
+        <w:rPr>
+          <w:rFonts w:hint="eastAsia" w:ascii="Times New Roman" w:hAnsi="Times New Roman" w:eastAsia="Times New Roman" w:cs="Times New Roman"/>
+          <w:vertAlign w:val="subscript"/>
+        </w:rPr>
+        <w:t>3</w:t>
+      </w:r>
+      <w:r>
+        <w:rPr>
+          <w:rFonts w:hint="eastAsia" w:ascii="Times New Roman" w:hAnsi="Times New Roman" w:eastAsia="Times New Roman" w:cs="Times New Roman"/>
+        </w:rPr>
+        <w:t>COCH</w:t>
+      </w:r>
+      <w:r>
+        <w:rPr>
+          <w:rFonts w:hint="eastAsia" w:ascii="Times New Roman" w:hAnsi="Times New Roman" w:eastAsia="Times New Roman" w:cs="Times New Roman"/>
+          <w:vertAlign w:val="subscript"/>
+        </w:rPr>
+        <w:t>2</w:t>
+      </w:r>
+      <w:r>
+        <w:rPr>
+          <w:rFonts w:hint="eastAsia" w:ascii="Times New Roman" w:hAnsi="Times New Roman" w:eastAsia="Times New Roman" w:cs="Times New Roman"/>
+        </w:rPr>
+        <w:t>CH</w:t>
+      </w:r>
+      <w:r>
+        <w:rPr>
+          <w:rFonts w:hint="eastAsia" w:ascii="Times New Roman" w:hAnsi="Times New Roman" w:eastAsia="Times New Roman" w:cs="Times New Roman"/>
+          <w:vertAlign w:val="subscript"/>
+        </w:rPr>
+        <w:t>3</w:t>
+      </w:r>
+      <w:r>
+        <w:rPr>
+          <w:rFonts w:hint="eastAsia" w:ascii="Times New Roman" w:hAnsi="Times New Roman" w:eastAsia="Times New Roman" w:cs="Times New Roman"/>
+        </w:rPr>
+        <w:t>（2-</w:t>
+      </w:r>
+      <w:r>
+        <w:rPr>
+          <w:rFonts w:hint="eastAsia" w:ascii="Times New Roman" w:hAnsi="Times New Roman" w:eastAsia="FangSong" w:cs="Times New Roman"/>
+        </w:rPr>
+        <w:t>戊酮</w:t>
+      </w:r>
+      <w:r>
+        <w:rPr>
+          <w:rFonts w:hint="eastAsia" w:ascii="Times New Roman" w:hAnsi="Times New Roman" w:eastAsia="Times New Roman" w:cs="Times New Roman"/>
+        </w:rPr>
+        <w:t>）→</w:t>
+      </w:r>
+      <w:r>
+        <w:rPr>
+          <w:rFonts w:ascii="Times New Roman" w:hAnsi="Times New Roman" w:eastAsia="Times New Roman" w:cs="Times New Roman"/>
+        </w:rPr>
+        <w:t xml:space="preserve"> </w:t>
+      </w:r>
+      <w:r>
+        <w:rPr>
+          <w:rFonts w:hint="eastAsia" w:ascii="Times New Roman" w:hAnsi="Times New Roman" w:eastAsia="FangSong" w:cs="Times New Roman"/>
+        </w:rPr>
+        <w:t xml:space="preserve">说明</w:t>
+      </w:r>
+      <w:r>
+        <w:rPr>
+          <w:rFonts w:ascii="Times New Roman" w:hAnsi="Times New Roman" w:eastAsia="Times New Roman" w:cs="Times New Roman"/>
+        </w:rPr>
+        <w:t xml:space="preserve"> C </w:t>
+      </w:r>
+      <w:r>
+        <w:rPr>
+          <w:rFonts w:hint="eastAsia" w:ascii="Times New Roman" w:hAnsi="Times New Roman" w:eastAsia="FangSong" w:cs="Times New Roman"/>
+        </w:rPr>
+        <w:t xml:space="preserve">的结构为</w:t>
+      </w:r>
+      <w:r>
+        <w:rPr>
+          <w:rFonts w:ascii="Times New Roman" w:hAnsi="Times New Roman" w:eastAsia="Times New Roman" w:cs="Times New Roman"/>
+        </w:rPr>
+        <w:t xml:space="preserve"> </w:t>
+      </w:r>
+      <w:r>
+        <w:rPr>
+          <w:rFonts w:hint="eastAsia" w:ascii="Times New Roman" w:hAnsi="Times New Roman" w:eastAsia="Times New Roman" w:cs="Times New Roman"/>
+          <w:b/>
+          <w:bCs/>
+        </w:rPr>
+        <w:t>3-</w:t>
+      </w:r>
+      <w:r>
+        <w:rPr>
+          <w:rFonts w:hint="eastAsia" w:ascii="Times New Roman" w:hAnsi="Times New Roman" w:eastAsia="FangSong" w:cs="Times New Roman"/>
+          <w:b/>
+          <w:bCs/>
+        </w:rPr>
+        <w:t>甲基</w:t>
+      </w:r>
+      <w:r>
+        <w:rPr>
+          <w:rFonts w:hint="eastAsia" w:ascii="Times New Roman" w:hAnsi="Times New Roman" w:eastAsia="Times New Roman" w:cs="Times New Roman"/>
+          <w:b/>
+          <w:bCs/>
+        </w:rPr>
+        <w:t>-2-</w:t>
+      </w:r>
+      <w:r>
+        <w:rPr>
+          <w:rFonts w:hint="eastAsia" w:ascii="Times New Roman" w:hAnsi="Times New Roman" w:eastAsia="FangSong" w:cs="Times New Roman"/>
+          <w:b/>
+          <w:bCs/>
+        </w:rPr>
+        <w:t>戊烯</w:t>
+      </w:r>
+      <w:r>
+        <w:rPr>
+          <w:rFonts w:hint="eastAsia" w:ascii="Times New Roman" w:hAnsi="Times New Roman" w:eastAsia="Times New Roman" w:cs="Times New Roman"/>
+        </w:rPr>
+        <w:t>（CH</w:t>
+      </w:r>
+      <w:r>
+        <w:rPr>
+          <w:rFonts w:hint="eastAsia" w:ascii="Times New Roman" w:hAnsi="Times New Roman" w:eastAsia="Times New Roman" w:cs="Times New Roman"/>
+          <w:vertAlign w:val="subscript"/>
+        </w:rPr>
+        <w:t>3</w:t>
+      </w:r>
+      <w:r>
+        <w:rPr>
+          <w:rFonts w:hint="eastAsia" w:ascii="Times New Roman" w:hAnsi="Times New Roman" w:eastAsia="Times New Roman" w:cs="Times New Roman"/>
+        </w:rPr>
+        <w:t>CH=C(CH</w:t>
+      </w:r>
+      <w:r>
+        <w:rPr>
+          <w:rFonts w:hint="eastAsia" w:ascii="Times New Roman" w:hAnsi="Times New Roman" w:eastAsia="Times New Roman" w:cs="Times New Roman"/>
+          <w:vertAlign w:val="subscript"/>
+        </w:rPr>
+        <w:t>3</w:t>
+      </w:r>
+      <w:r>
+        <w:rPr>
+          <w:rFonts w:hint="eastAsia" w:ascii="Times New Roman" w:hAnsi="Times New Roman" w:eastAsia="Times New Roman" w:cs="Times New Roman"/>
+        </w:rPr>
+        <w:t>)CH</w:t>
+      </w:r>
+      <w:r>
+        <w:rPr>
+          <w:rFonts w:hint="eastAsia" w:ascii="Times New Roman" w:hAnsi="Times New Roman" w:eastAsia="Times New Roman" w:cs="Times New Roman"/>
+          <w:vertAlign w:val="subscript"/>
+        </w:rPr>
+        <w:t>2</w:t>
+      </w:r>
+      <w:r>
+        <w:rPr>
+          <w:rFonts w:hint="eastAsia" w:ascii="Times New Roman" w:hAnsi="Times New Roman" w:eastAsia="Times New Roman" w:cs="Times New Roman"/>
+        </w:rPr>
+        <w:t>CH</w:t>
+      </w:r>
+      <w:r>
+        <w:rPr>
+          <w:rFonts w:hint="eastAsia" w:ascii="Times New Roman" w:hAnsi="Times New Roman" w:eastAsia="Times New Roman" w:cs="Times New Roman"/>
+          <w:vertAlign w:val="subscript"/>
+        </w:rPr>
+        <w:t>3</w:t>
+      </w:r>
+      <w:r>
+        <w:rPr>
+          <w:rFonts w:hint="eastAsia" w:ascii="Times New Roman" w:hAnsi="Times New Roman" w:eastAsia="Times New Roman" w:cs="Times New Roman"/>
+        </w:rPr>
+        <w:t>）</w:t>
+      </w:r>
+    </w:p>
+    <w:p>
+      <w:pPr>
+        <w:pStyle w:val="Compact"/>
+        <w:numPr>
+          <w:ilvl w:val="1"/>
+          <w:numId w:val="1033"/>
+        </w:numPr>
+      </w:pPr>
+      <w:r>
+        <w:rPr>
+          <w:rFonts w:hint="eastAsia" w:ascii="Times New Roman" w:hAnsi="Times New Roman" w:eastAsia="Times New Roman" w:cs="Times New Roman"/>
+        </w:rPr>
+        <w:t xml:space="preserve">B→C（+KOH/EtOH,</w:t>
+      </w:r>
+      <w:r>
+        <w:rPr>
+          <w:rFonts w:ascii="Times New Roman" w:hAnsi="Times New Roman" w:eastAsia="Times New Roman" w:cs="Times New Roman"/>
+        </w:rPr>
+        <w:t xml:space="preserve"> Δ → </w:t>
+      </w:r>
+      <w:r>
+        <w:rPr>
+          <w:rFonts w:hint="eastAsia" w:ascii="Times New Roman" w:hAnsi="Times New Roman" w:eastAsia="FangSong" w:cs="Times New Roman"/>
+        </w:rPr>
+        <w:t>消除</w:t>
+      </w:r>
+      <w:r>
+        <w:rPr>
+          <w:rFonts w:hint="eastAsia" w:ascii="Times New Roman" w:hAnsi="Times New Roman" w:eastAsia="Times New Roman" w:cs="Times New Roman"/>
+        </w:rPr>
+        <w:t>）→</w:t>
+      </w:r>
+      <w:r>
+        <w:rPr>
+          <w:rFonts w:ascii="Times New Roman" w:hAnsi="Times New Roman" w:eastAsia="Times New Roman" w:cs="Times New Roman"/>
+        </w:rPr>
+        <w:t xml:space="preserve"> B </w:t>
+      </w:r>
+      <w:r>
+        <w:rPr>
+          <w:rFonts w:hint="eastAsia" w:ascii="Times New Roman" w:hAnsi="Times New Roman" w:eastAsia="FangSong" w:cs="Times New Roman"/>
+        </w:rPr>
+        <w:t xml:space="preserve">为</w:t>
+      </w:r>
+      <w:r>
+        <w:rPr>
+          <w:rFonts w:ascii="Times New Roman" w:hAnsi="Times New Roman" w:eastAsia="Times New Roman" w:cs="Times New Roman"/>
+        </w:rPr>
+        <w:t xml:space="preserve"> </w:t>
+      </w:r>
+      <w:r>
+        <w:rPr>
+          <w:rFonts w:hint="eastAsia" w:ascii="Times New Roman" w:hAnsi="Times New Roman" w:eastAsia="Times New Roman" w:cs="Times New Roman"/>
+          <w:b/>
+          <w:bCs/>
+        </w:rPr>
+        <w:t>3-</w:t>
+      </w:r>
+      <w:r>
+        <w:rPr>
+          <w:rFonts w:hint="eastAsia" w:ascii="Times New Roman" w:hAnsi="Times New Roman" w:eastAsia="FangSong" w:cs="Times New Roman"/>
+          <w:b/>
+          <w:bCs/>
+        </w:rPr>
+        <w:t>溴</w:t>
+      </w:r>
+      <w:r>
+        <w:rPr>
+          <w:rFonts w:hint="eastAsia" w:ascii="Times New Roman" w:hAnsi="Times New Roman" w:eastAsia="Times New Roman" w:cs="Times New Roman"/>
+          <w:b/>
+          <w:bCs/>
+        </w:rPr>
+        <w:t>-3-</w:t>
+      </w:r>
+      <w:r>
+        <w:rPr>
+          <w:rFonts w:hint="eastAsia" w:ascii="Times New Roman" w:hAnsi="Times New Roman" w:eastAsia="FangSong" w:cs="Times New Roman"/>
+          <w:b/>
+          <w:bCs/>
+        </w:rPr>
+        <w:t>甲基戊烷</w:t>
+      </w:r>
+      <w:r>
+        <w:rPr>
+          <w:rFonts w:hint="eastAsia" w:ascii="Times New Roman" w:hAnsi="Times New Roman" w:eastAsia="Times New Roman" w:cs="Times New Roman"/>
+        </w:rPr>
+        <w:t>（CH</w:t>
+      </w:r>
+      <w:r>
+        <w:rPr>
+          <w:rFonts w:hint="eastAsia" w:ascii="Times New Roman" w:hAnsi="Times New Roman" w:eastAsia="Times New Roman" w:cs="Times New Roman"/>
+          <w:vertAlign w:val="subscript"/>
+        </w:rPr>
+        <w:t>3</w:t>
+      </w:r>
+      <w:r>
+        <w:rPr>
+          <w:rFonts w:hint="eastAsia" w:ascii="Times New Roman" w:hAnsi="Times New Roman" w:eastAsia="Times New Roman" w:cs="Times New Roman"/>
+        </w:rPr>
+        <w:t>CH</w:t>
+      </w:r>
+      <w:r>
+        <w:rPr>
+          <w:rFonts w:hint="eastAsia" w:ascii="Times New Roman" w:hAnsi="Times New Roman" w:eastAsia="Times New Roman" w:cs="Times New Roman"/>
+          <w:vertAlign w:val="subscript"/>
+        </w:rPr>
+        <w:t>2</w:t>
+      </w:r>
+      <w:r>
+        <w:rPr>
+          <w:rFonts w:hint="eastAsia" w:ascii="Times New Roman" w:hAnsi="Times New Roman" w:eastAsia="Times New Roman" w:cs="Times New Roman"/>
+        </w:rPr>
+        <w:t>CBr(CH</w:t>
+      </w:r>
+      <w:r>
+        <w:rPr>
+          <w:rFonts w:hint="eastAsia" w:ascii="Times New Roman" w:hAnsi="Times New Roman" w:eastAsia="Times New Roman" w:cs="Times New Roman"/>
+          <w:vertAlign w:val="subscript"/>
+        </w:rPr>
+        <w:t>3</w:t>
+      </w:r>
+      <w:r>
+        <w:rPr>
+          <w:rFonts w:hint="eastAsia" w:ascii="Times New Roman" w:hAnsi="Times New Roman" w:eastAsia="Times New Roman" w:cs="Times New Roman"/>
+        </w:rPr>
+        <w:t>)CH</w:t>
+      </w:r>
+      <w:r>
+        <w:rPr>
+          <w:rFonts w:hint="eastAsia" w:ascii="Times New Roman" w:hAnsi="Times New Roman" w:eastAsia="Times New Roman" w:cs="Times New Roman"/>
+          <w:vertAlign w:val="subscript"/>
+        </w:rPr>
+        <w:t>2</w:t>
+      </w:r>
+      <w:r>
+        <w:rPr>
+          <w:rFonts w:hint="eastAsia" w:ascii="Times New Roman" w:hAnsi="Times New Roman" w:eastAsia="Times New Roman" w:cs="Times New Roman"/>
+        </w:rPr>
+        <w:t>CH</w:t>
+      </w:r>
+      <w:r>
+        <w:rPr>
+          <w:rFonts w:hint="eastAsia" w:ascii="Times New Roman" w:hAnsi="Times New Roman" w:eastAsia="Times New Roman" w:cs="Times New Roman"/>
+          <w:vertAlign w:val="subscript"/>
+        </w:rPr>
+        <w:t>3</w:t>
+      </w:r>
+      <w:r>
+        <w:rPr>
+          <w:rFonts w:hint="eastAsia" w:ascii="Times New Roman" w:hAnsi="Times New Roman" w:eastAsia="Times New Roman" w:cs="Times New Roman"/>
+        </w:rPr>
+        <w:t>；HBr</w:t>
+      </w:r>
+      <w:r>
+        <w:rPr>
+          <w:rFonts w:ascii="Times New Roman" w:hAnsi="Times New Roman" w:eastAsia="Times New Roman" w:cs="Times New Roman"/>
+        </w:rPr>
+        <w:t xml:space="preserve"> </w:t>
+      </w:r>
+      <w:r>
+        <w:rPr>
+          <w:rFonts w:hint="eastAsia" w:ascii="Times New Roman" w:hAnsi="Times New Roman" w:eastAsia="FangSong" w:cs="Times New Roman"/>
+        </w:rPr>
+        <w:t>马氏加成</w:t>
+      </w:r>
+      <w:r>
+        <w:rPr>
+          <w:rFonts w:hint="eastAsia" w:ascii="Times New Roman" w:hAnsi="Times New Roman" w:eastAsia="Times New Roman" w:cs="Times New Roman"/>
+        </w:rPr>
+        <w:t>：H</w:t>
+      </w:r>
+      <w:r>
+        <w:rPr>
+          <w:rFonts w:ascii="Times New Roman" w:hAnsi="Times New Roman" w:eastAsia="Times New Roman" w:cs="Times New Roman"/>
+        </w:rPr>
+        <w:t xml:space="preserve"> </w:t>
+      </w:r>
+      <w:r>
+        <w:rPr>
+          <w:rFonts w:hint="eastAsia" w:ascii="Times New Roman" w:hAnsi="Times New Roman" w:eastAsia="FangSong" w:cs="Times New Roman"/>
+        </w:rPr>
+        <w:t xml:space="preserve">加</w:t>
+      </w:r>
+      <w:r>
+        <w:rPr>
+          <w:rFonts w:ascii="Times New Roman" w:hAnsi="Times New Roman" w:eastAsia="Times New Roman" w:cs="Times New Roman"/>
+        </w:rPr>
+        <w:t xml:space="preserve"> C2、Br </w:t>
+      </w:r>
+      <w:r>
+        <w:rPr>
+          <w:rFonts w:hint="eastAsia" w:ascii="Times New Roman" w:hAnsi="Times New Roman" w:eastAsia="FangSong" w:cs="Times New Roman"/>
+        </w:rPr>
+        <w:t xml:space="preserve">加</w:t>
+      </w:r>
+      <w:r>
+        <w:rPr>
+          <w:rFonts w:ascii="Times New Roman" w:hAnsi="Times New Roman" w:eastAsia="Times New Roman" w:cs="Times New Roman"/>
+        </w:rPr>
+        <w:t xml:space="preserve"> </w:t>
+      </w:r>
+      <w:r>
+        <w:rPr>
+          <w:rFonts w:hint="eastAsia" w:ascii="Times New Roman" w:hAnsi="Times New Roman" w:eastAsia="Times New Roman" w:cs="Times New Roman"/>
+        </w:rPr>
+        <w:t xml:space="preserve">C3）</w:t>
+      </w:r>
+    </w:p>
+    <w:p>
+      <w:pPr>
+        <w:pStyle w:val="Compact"/>
+        <w:numPr>
+          <w:ilvl w:val="1"/>
+          <w:numId w:val="1033"/>
+        </w:numPr>
+      </w:pPr>
+      <w:r>
+        <w:rPr>
+          <w:rFonts w:hint="eastAsia" w:ascii="Times New Roman" w:hAnsi="Times New Roman" w:eastAsia="Times New Roman" w:cs="Times New Roman"/>
+        </w:rPr>
+        <w:t>A（C</w:t>
+      </w:r>
+      <w:r>
+        <w:rPr>
+          <w:rFonts w:hint="eastAsia" w:ascii="Times New Roman" w:hAnsi="Times New Roman" w:eastAsia="Times New Roman" w:cs="Times New Roman"/>
+          <w:vertAlign w:val="subscript"/>
+        </w:rPr>
+        <w:t>6</w:t>
+      </w:r>
+      <w:r>
+        <w:rPr>
+          <w:rFonts w:hint="eastAsia" w:ascii="Times New Roman" w:hAnsi="Times New Roman" w:eastAsia="Times New Roman" w:cs="Times New Roman"/>
+        </w:rPr>
+        <w:t>H</w:t>
+      </w:r>
+      <w:r>
+        <w:rPr>
+          <w:rFonts w:hint="eastAsia" w:ascii="Times New Roman" w:hAnsi="Times New Roman" w:eastAsia="Times New Roman" w:cs="Times New Roman"/>
+          <w:vertAlign w:val="subscript"/>
+        </w:rPr>
+        <w:t>12</w:t>
+      </w:r>
+      <w:r>
+        <w:rPr>
+          <w:rFonts w:hint="eastAsia" w:ascii="Times New Roman" w:hAnsi="Times New Roman" w:eastAsia="Times New Roman" w:cs="Times New Roman"/>
+        </w:rPr>
+        <w:t>）+</w:t>
+      </w:r>
+      <w:r>
+        <w:rPr>
+          <w:rFonts w:ascii="Times New Roman" w:hAnsi="Times New Roman" w:eastAsia="Times New Roman" w:cs="Times New Roman"/>
+        </w:rPr>
+        <w:t xml:space="preserve"> HBr → </w:t>
+      </w:r>
+      <w:r>
+        <w:rPr>
+          <w:rFonts w:hint="eastAsia" w:ascii="Times New Roman" w:hAnsi="Times New Roman" w:eastAsia="Times New Roman" w:cs="Times New Roman"/>
+        </w:rPr>
+        <w:t>B，</w:t>
+      </w:r>
+      <w:r>
+        <w:rPr>
+          <w:rFonts w:hint="eastAsia" w:ascii="Times New Roman" w:hAnsi="Times New Roman" w:eastAsia="FangSong" w:cs="Times New Roman"/>
+        </w:rPr>
+        <w:t>且</w:t>
+      </w:r>
+      <w:r>
+        <w:rPr>
+          <w:rFonts w:ascii="Times New Roman" w:hAnsi="Times New Roman" w:eastAsia="Times New Roman" w:cs="Times New Roman"/>
+        </w:rPr>
+        <w:t xml:space="preserve"> B </w:t>
+      </w:r>
+      <w:r>
+        <w:rPr>
+          <w:rFonts w:hint="eastAsia" w:ascii="Times New Roman" w:hAnsi="Times New Roman" w:eastAsia="FangSong" w:cs="Times New Roman"/>
+        </w:rPr>
+        <w:t xml:space="preserve">能消除得到</w:t>
+      </w:r>
+      <w:r>
+        <w:rPr>
+          <w:rFonts w:ascii="Times New Roman" w:hAnsi="Times New Roman" w:eastAsia="Times New Roman" w:cs="Times New Roman"/>
+        </w:rPr>
+        <w:t xml:space="preserve"> C → </w:t>
+      </w:r>
+      <w:r>
+        <w:rPr>
+          <w:rFonts w:hint="eastAsia" w:ascii="Times New Roman" w:hAnsi="Times New Roman" w:eastAsia="FangSong" w:cs="Times New Roman"/>
+        </w:rPr>
+        <w:t>更合理的推断</w:t>
+      </w:r>
+      <w:r>
+        <w:rPr>
+          <w:rFonts w:hint="eastAsia" w:ascii="Times New Roman" w:hAnsi="Times New Roman" w:eastAsia="Times New Roman" w:cs="Times New Roman"/>
+        </w:rPr>
+        <w:t>：</w:t>
+      </w:r>
+      <w:r>
+        <w:rPr>
+          <w:rFonts w:ascii="Times New Roman" w:hAnsi="Times New Roman" w:eastAsia="Times New Roman" w:cs="Times New Roman"/>
+        </w:rPr>
+        <w:t xml:space="preserve"> </w:t>
+      </w:r>
+      <w:r>
+        <w:rPr>
+          <w:rFonts w:ascii="Times New Roman" w:hAnsi="Times New Roman" w:eastAsia="Times New Roman" w:cs="Times New Roman"/>
+        </w:rPr>
+        <w:t xml:space="preserve">A =</w:t>
+      </w:r>
+      <w:r>
+        <w:rPr>
+          <w:rFonts w:ascii="Times New Roman" w:hAnsi="Times New Roman" w:eastAsia="Times New Roman" w:cs="Times New Roman"/>
+        </w:rPr>
+        <w:t xml:space="preserve"> </w:t>
+      </w:r>
+      <w:r>
+        <w:rPr>
+          <w:rFonts w:hint="eastAsia" w:ascii="Times New Roman" w:hAnsi="Times New Roman" w:eastAsia="Times New Roman" w:cs="Times New Roman"/>
+          <w:b/>
+          <w:bCs/>
+        </w:rPr>
+        <w:t>3-</w:t>
+      </w:r>
+      <w:r>
+        <w:rPr>
+          <w:rFonts w:hint="eastAsia" w:ascii="Times New Roman" w:hAnsi="Times New Roman" w:eastAsia="FangSong" w:cs="Times New Roman"/>
+          <w:b/>
+          <w:bCs/>
+        </w:rPr>
+        <w:t>甲基</w:t>
+      </w:r>
+      <w:r>
+        <w:rPr>
+          <w:rFonts w:hint="eastAsia" w:ascii="Times New Roman" w:hAnsi="Times New Roman" w:eastAsia="Times New Roman" w:cs="Times New Roman"/>
+          <w:b/>
+          <w:bCs/>
+        </w:rPr>
+        <w:t>-2-</w:t>
+      </w:r>
+      <w:r>
+        <w:rPr>
+          <w:rFonts w:hint="eastAsia" w:ascii="Times New Roman" w:hAnsi="Times New Roman" w:eastAsia="FangSong" w:cs="Times New Roman"/>
+          <w:b/>
+          <w:bCs/>
+        </w:rPr>
+        <w:t>戊烯</w:t>
+      </w:r>
+      <w:r>
+        <w:rPr>
+          <w:rFonts w:hint="eastAsia" w:ascii="Times New Roman" w:hAnsi="Times New Roman" w:eastAsia="Times New Roman" w:cs="Times New Roman"/>
+        </w:rPr>
+        <w:t>（C</w:t>
+      </w:r>
+      <w:r>
+        <w:rPr>
+          <w:rFonts w:hint="eastAsia" w:ascii="Times New Roman" w:hAnsi="Times New Roman" w:eastAsia="Times New Roman" w:cs="Times New Roman"/>
+          <w:vertAlign w:val="subscript"/>
+        </w:rPr>
+        <w:t>6</w:t>
+      </w:r>
+      <w:r>
+        <w:rPr>
+          <w:rFonts w:hint="eastAsia" w:ascii="Times New Roman" w:hAnsi="Times New Roman" w:eastAsia="Times New Roman" w:cs="Times New Roman"/>
+        </w:rPr>
+        <w:t>H</w:t>
+      </w:r>
+      <w:r>
+        <w:rPr>
+          <w:rFonts w:hint="eastAsia" w:ascii="Times New Roman" w:hAnsi="Times New Roman" w:eastAsia="Times New Roman" w:cs="Times New Roman"/>
+          <w:vertAlign w:val="subscript"/>
+        </w:rPr>
+        <w:t>12</w:t>
+      </w:r>
+      <w:r>
+        <w:rPr>
+          <w:rFonts w:hint="eastAsia" w:ascii="Times New Roman" w:hAnsi="Times New Roman" w:eastAsia="Times New Roman" w:cs="Times New Roman"/>
+        </w:rPr>
+        <w:t>），B</w:t>
+      </w:r>
+      <w:r>
+        <w:rPr>
+          <w:rFonts w:ascii="Times New Roman" w:hAnsi="Times New Roman" w:eastAsia="Times New Roman" w:cs="Times New Roman"/>
+        </w:rPr>
+        <w:t xml:space="preserve"> = </w:t>
+      </w:r>
+      <w:r>
+        <w:rPr>
+          <w:rFonts w:hint="eastAsia" w:ascii="Times New Roman" w:hAnsi="Times New Roman" w:eastAsia="Times New Roman" w:cs="Times New Roman"/>
+        </w:rPr>
+        <w:t>3-</w:t>
+      </w:r>
+      <w:r>
+        <w:rPr>
+          <w:rFonts w:hint="eastAsia" w:ascii="Times New Roman" w:hAnsi="Times New Roman" w:eastAsia="FangSong" w:cs="Times New Roman"/>
+        </w:rPr>
+        <w:t>溴</w:t>
+      </w:r>
+      <w:r>
+        <w:rPr>
+          <w:rFonts w:hint="eastAsia" w:ascii="Times New Roman" w:hAnsi="Times New Roman" w:eastAsia="Times New Roman" w:cs="Times New Roman"/>
+        </w:rPr>
+        <w:t>-3-</w:t>
+      </w:r>
+      <w:r>
+        <w:rPr>
+          <w:rFonts w:hint="eastAsia" w:ascii="Times New Roman" w:hAnsi="Times New Roman" w:eastAsia="FangSong" w:cs="Times New Roman"/>
+        </w:rPr>
+        <w:t>甲基戊烷</w:t>
+      </w:r>
+      <w:r>
+        <w:rPr>
+          <w:rFonts w:hint="eastAsia" w:ascii="Times New Roman" w:hAnsi="Times New Roman" w:eastAsia="Times New Roman" w:cs="Times New Roman"/>
+        </w:rPr>
+        <w:t>（</w:t>
+      </w:r>
+      <w:r>
+        <w:rPr>
+          <w:rFonts w:hint="eastAsia" w:ascii="Times New Roman" w:hAnsi="Times New Roman" w:eastAsia="FangSong" w:cs="Times New Roman"/>
+        </w:rPr>
+        <w:t>马氏加成</w:t>
+      </w:r>
+      <w:r>
+        <w:rPr>
+          <w:rFonts w:hint="eastAsia" w:ascii="Times New Roman" w:hAnsi="Times New Roman" w:eastAsia="Times New Roman" w:cs="Times New Roman"/>
+        </w:rPr>
+        <w:t>），C</w:t>
+      </w:r>
+      <w:r>
+        <w:rPr>
+          <w:rFonts w:ascii="Times New Roman" w:hAnsi="Times New Roman" w:eastAsia="Times New Roman" w:cs="Times New Roman"/>
+        </w:rPr>
+        <w:t xml:space="preserve"> = </w:t>
+      </w:r>
+      <w:r>
+        <w:rPr>
+          <w:rFonts w:hint="eastAsia" w:ascii="Times New Roman" w:hAnsi="Times New Roman" w:eastAsia="FangSong" w:cs="Times New Roman"/>
+        </w:rPr>
+        <w:t xml:space="preserve">重新消去回到</w:t>
+      </w:r>
+      <w:r>
+        <w:rPr>
+          <w:rFonts w:ascii="Times New Roman" w:hAnsi="Times New Roman" w:eastAsia="Times New Roman" w:cs="Times New Roman"/>
+        </w:rPr>
+        <w:t xml:space="preserve"> </w:t>
+      </w:r>
+      <w:r>
+        <w:rPr>
+          <w:rFonts w:hint="eastAsia" w:ascii="Times New Roman" w:hAnsi="Times New Roman" w:eastAsia="Times New Roman" w:cs="Times New Roman"/>
+        </w:rPr>
+        <w:t>3-</w:t>
+      </w:r>
+      <w:r>
+        <w:rPr>
+          <w:rFonts w:hint="eastAsia" w:ascii="Times New Roman" w:hAnsi="Times New Roman" w:eastAsia="FangSong" w:cs="Times New Roman"/>
+        </w:rPr>
+        <w:t>甲基</w:t>
+      </w:r>
+      <w:r>
+        <w:rPr>
+          <w:rFonts w:hint="eastAsia" w:ascii="Times New Roman" w:hAnsi="Times New Roman" w:eastAsia="Times New Roman" w:cs="Times New Roman"/>
+        </w:rPr>
+        <w:t>-2-</w:t>
+      </w:r>
+      <w:r>
+        <w:rPr>
+          <w:rFonts w:hint="eastAsia" w:ascii="Times New Roman" w:hAnsi="Times New Roman" w:eastAsia="FangSong" w:cs="Times New Roman"/>
+        </w:rPr>
+        <w:t>戊烯</w:t>
+      </w:r>
+      <w:r>
+        <w:rPr>
+          <w:rFonts w:hint="eastAsia" w:ascii="Times New Roman" w:hAnsi="Times New Roman" w:eastAsia="Times New Roman" w:cs="Times New Roman"/>
+        </w:rPr>
+        <w:t>（E2</w:t>
+      </w:r>
+      <w:r>
+        <w:rPr>
+          <w:rFonts w:ascii="Times New Roman" w:hAnsi="Times New Roman" w:eastAsia="Times New Roman" w:cs="Times New Roman"/>
+        </w:rPr>
+        <w:t xml:space="preserve"> </w:t>
+      </w:r>
+      <w:r>
+        <w:rPr>
+          <w:rFonts w:hint="eastAsia" w:ascii="Times New Roman" w:hAnsi="Times New Roman" w:eastAsia="FangSong" w:cs="Times New Roman"/>
+        </w:rPr>
+        <w:t>或无重排消除</w:t>
+      </w:r>
+      <w:r>
+        <w:rPr>
+          <w:rFonts w:hint="eastAsia" w:ascii="Times New Roman" w:hAnsi="Times New Roman" w:eastAsia="Times New Roman" w:cs="Times New Roman"/>
+        </w:rPr>
+        <w:t>）。</w:t>
+      </w:r>
+    </w:p>
+    <w:p>
+      <w:pPr>
+        <w:numPr>
+          <w:ilvl w:val="0"/>
+          <w:numId w:val="1000"/>
+        </w:numPr>
+      </w:pPr>
+      <w:r>
+        <w:rPr>
+          <w:rFonts w:hint="eastAsia" w:ascii="Times New Roman" w:hAnsi="Times New Roman" w:eastAsia="FangSong" w:cs="Times New Roman"/>
+          <w:b/>
+          <w:bCs/>
+        </w:rPr>
+        <w:t xml:space="preserve">完整答案</w:t>
+      </w:r>
+      <w:r>
+        <w:rPr>
+          <w:rFonts w:hint="eastAsia" w:ascii="Times New Roman" w:hAnsi="Times New Roman" w:eastAsia="Times New Roman" w:cs="Times New Roman"/>
+        </w:rPr>
+        <w:t xml:space="preserve">：</w:t>
+      </w:r>
+      <w:r>
+        <w:rPr>
+          <w:rFonts w:ascii="Times New Roman" w:hAnsi="Times New Roman" w:eastAsia="Times New Roman" w:cs="Times New Roman"/>
+        </w:rPr>
+        <w:t xml:space="preserve"> </w:t>
+      </w:r>
+      <w:r>
+        <w:rPr>
+          <w:rFonts w:ascii="Times New Roman" w:hAnsi="Times New Roman" w:eastAsia="Times New Roman" w:cs="Times New Roman"/>
+        </w:rPr>
+        <w:t xml:space="preserve">A = </w:t>
+      </w:r>
+      <w:r>
+        <w:rPr>
+          <w:rFonts w:hint="eastAsia" w:ascii="Times New Roman" w:hAnsi="Times New Roman" w:eastAsia="Times New Roman" w:cs="Times New Roman"/>
+        </w:rPr>
+        <w:t>3-</w:t>
+      </w:r>
+      <w:r>
+        <w:rPr>
+          <w:rFonts w:hint="eastAsia" w:ascii="Times New Roman" w:hAnsi="Times New Roman" w:eastAsia="FangSong" w:cs="Times New Roman"/>
+        </w:rPr>
+        <w:t>甲基</w:t>
+      </w:r>
+      <w:r>
+        <w:rPr>
+          <w:rFonts w:hint="eastAsia" w:ascii="Times New Roman" w:hAnsi="Times New Roman" w:eastAsia="Times New Roman" w:cs="Times New Roman"/>
+        </w:rPr>
+        <w:t>-2-</w:t>
+      </w:r>
+      <w:r>
+        <w:rPr>
+          <w:rFonts w:hint="eastAsia" w:ascii="Times New Roman" w:hAnsi="Times New Roman" w:eastAsia="FangSong" w:cs="Times New Roman"/>
+        </w:rPr>
+        <w:t>戊烯</w:t>
+      </w:r>
+      <w:r>
+        <w:rPr>
+          <w:rFonts w:hint="eastAsia" w:ascii="Times New Roman" w:hAnsi="Times New Roman" w:eastAsia="Times New Roman" w:cs="Times New Roman"/>
+        </w:rPr>
+        <w:t>（CH</w:t>
+      </w:r>
+      <w:r>
+        <w:rPr>
+          <w:rFonts w:hint="eastAsia" w:ascii="Times New Roman" w:hAnsi="Times New Roman" w:eastAsia="Times New Roman" w:cs="Times New Roman"/>
+          <w:vertAlign w:val="subscript"/>
+        </w:rPr>
+        <w:t>3</w:t>
+      </w:r>
+      <w:r>
+        <w:rPr>
+          <w:rFonts w:hint="eastAsia" w:ascii="Times New Roman" w:hAnsi="Times New Roman" w:eastAsia="Times New Roman" w:cs="Times New Roman"/>
+        </w:rPr>
+        <w:t>CH=C(CH</w:t>
+      </w:r>
+      <w:r>
+        <w:rPr>
+          <w:rFonts w:hint="eastAsia" w:ascii="Times New Roman" w:hAnsi="Times New Roman" w:eastAsia="Times New Roman" w:cs="Times New Roman"/>
+          <w:vertAlign w:val="subscript"/>
+        </w:rPr>
+        <w:t>3</w:t>
+      </w:r>
+      <w:r>
+        <w:rPr>
+          <w:rFonts w:hint="eastAsia" w:ascii="Times New Roman" w:hAnsi="Times New Roman" w:eastAsia="Times New Roman" w:cs="Times New Roman"/>
+        </w:rPr>
+        <w:t>)CH</w:t>
+      </w:r>
+      <w:r>
+        <w:rPr>
+          <w:rFonts w:hint="eastAsia" w:ascii="Times New Roman" w:hAnsi="Times New Roman" w:eastAsia="Times New Roman" w:cs="Times New Roman"/>
+          <w:vertAlign w:val="subscript"/>
+        </w:rPr>
+        <w:t>2</w:t>
+      </w:r>
+      <w:r>
+        <w:rPr>
+          <w:rFonts w:hint="eastAsia" w:ascii="Times New Roman" w:hAnsi="Times New Roman" w:eastAsia="Times New Roman" w:cs="Times New Roman"/>
+        </w:rPr>
+        <w:t>CH</w:t>
+      </w:r>
+      <w:r>
+        <w:rPr>
+          <w:rFonts w:hint="eastAsia" w:ascii="Times New Roman" w:hAnsi="Times New Roman" w:eastAsia="Times New Roman" w:cs="Times New Roman"/>
+          <w:vertAlign w:val="subscript"/>
+        </w:rPr>
+        <w:t>3</w:t>
+      </w:r>
+      <w:r>
+        <w:rPr>
+          <w:rFonts w:hint="eastAsia" w:ascii="Times New Roman" w:hAnsi="Times New Roman" w:eastAsia="Times New Roman" w:cs="Times New Roman"/>
+        </w:rPr>
+        <w:t>）</w:t>
+      </w:r>
+      <w:r>
+        <w:rPr>
+          <w:rFonts w:ascii="Times New Roman" w:hAnsi="Times New Roman" w:eastAsia="Times New Roman" w:cs="Times New Roman"/>
+        </w:rPr>
+        <w:t xml:space="preserve"> </w:t>
+      </w:r>
+      <w:r>
+        <w:rPr>
+          <w:rFonts w:ascii="Times New Roman" w:hAnsi="Times New Roman" w:eastAsia="Times New Roman" w:cs="Times New Roman"/>
+        </w:rPr>
+        <w:t xml:space="preserve">B = </w:t>
+      </w:r>
+      <w:r>
+        <w:rPr>
+          <w:rFonts w:hint="eastAsia" w:ascii="Times New Roman" w:hAnsi="Times New Roman" w:eastAsia="Times New Roman" w:cs="Times New Roman"/>
+        </w:rPr>
+        <w:t>3-</w:t>
+      </w:r>
+      <w:r>
+        <w:rPr>
+          <w:rFonts w:hint="eastAsia" w:ascii="Times New Roman" w:hAnsi="Times New Roman" w:eastAsia="FangSong" w:cs="Times New Roman"/>
+        </w:rPr>
+        <w:t>溴</w:t>
+      </w:r>
+      <w:r>
+        <w:rPr>
+          <w:rFonts w:hint="eastAsia" w:ascii="Times New Roman" w:hAnsi="Times New Roman" w:eastAsia="Times New Roman" w:cs="Times New Roman"/>
+        </w:rPr>
+        <w:t>-3-</w:t>
+      </w:r>
+      <w:r>
+        <w:rPr>
+          <w:rFonts w:hint="eastAsia" w:ascii="Times New Roman" w:hAnsi="Times New Roman" w:eastAsia="FangSong" w:cs="Times New Roman"/>
+        </w:rPr>
+        <w:t>甲基戊烷</w:t>
+      </w:r>
+      <w:r>
+        <w:rPr>
+          <w:rFonts w:hint="eastAsia" w:ascii="Times New Roman" w:hAnsi="Times New Roman" w:eastAsia="Times New Roman" w:cs="Times New Roman"/>
+        </w:rPr>
+        <w:t>（CH</w:t>
+      </w:r>
+      <w:r>
+        <w:rPr>
+          <w:rFonts w:hint="eastAsia" w:ascii="Times New Roman" w:hAnsi="Times New Roman" w:eastAsia="Times New Roman" w:cs="Times New Roman"/>
+          <w:vertAlign w:val="subscript"/>
+        </w:rPr>
+        <w:t>3</w:t>
+      </w:r>
+      <w:r>
+        <w:rPr>
+          <w:rFonts w:hint="eastAsia" w:ascii="Times New Roman" w:hAnsi="Times New Roman" w:eastAsia="Times New Roman" w:cs="Times New Roman"/>
+        </w:rPr>
+        <w:t>CH</w:t>
+      </w:r>
+      <w:r>
+        <w:rPr>
+          <w:rFonts w:hint="eastAsia" w:ascii="Times New Roman" w:hAnsi="Times New Roman" w:eastAsia="Times New Roman" w:cs="Times New Roman"/>
+          <w:vertAlign w:val="subscript"/>
+        </w:rPr>
+        <w:t>2</w:t>
+      </w:r>
+      <w:r>
+        <w:rPr>
+          <w:rFonts w:hint="eastAsia" w:ascii="Times New Roman" w:hAnsi="Times New Roman" w:eastAsia="Times New Roman" w:cs="Times New Roman"/>
+        </w:rPr>
+        <w:t>CBr(CH</w:t>
+      </w:r>
+      <w:r>
+        <w:rPr>
+          <w:rFonts w:hint="eastAsia" w:ascii="Times New Roman" w:hAnsi="Times New Roman" w:eastAsia="Times New Roman" w:cs="Times New Roman"/>
+          <w:vertAlign w:val="subscript"/>
+        </w:rPr>
+        <w:t>3</w:t>
+      </w:r>
+      <w:r>
+        <w:rPr>
+          <w:rFonts w:hint="eastAsia" w:ascii="Times New Roman" w:hAnsi="Times New Roman" w:eastAsia="Times New Roman" w:cs="Times New Roman"/>
+        </w:rPr>
+        <w:t>)CH</w:t>
+      </w:r>
+      <w:r>
+        <w:rPr>
+          <w:rFonts w:hint="eastAsia" w:ascii="Times New Roman" w:hAnsi="Times New Roman" w:eastAsia="Times New Roman" w:cs="Times New Roman"/>
+          <w:vertAlign w:val="subscript"/>
+        </w:rPr>
+        <w:t>2</w:t>
+      </w:r>
+      <w:r>
+        <w:rPr>
+          <w:rFonts w:hint="eastAsia" w:ascii="Times New Roman" w:hAnsi="Times New Roman" w:eastAsia="Times New Roman" w:cs="Times New Roman"/>
+        </w:rPr>
+        <w:t>CH</w:t>
+      </w:r>
+      <w:r>
+        <w:rPr>
+          <w:rFonts w:hint="eastAsia" w:ascii="Times New Roman" w:hAnsi="Times New Roman" w:eastAsia="Times New Roman" w:cs="Times New Roman"/>
+          <w:vertAlign w:val="subscript"/>
+        </w:rPr>
+        <w:t>3</w:t>
+      </w:r>
+      <w:r>
+        <w:rPr>
+          <w:rFonts w:hint="eastAsia" w:ascii="Times New Roman" w:hAnsi="Times New Roman" w:eastAsia="Times New Roman" w:cs="Times New Roman"/>
+        </w:rPr>
+        <w:t>，</w:t>
+      </w:r>
+      <w:r>
+        <w:rPr>
+          <w:rFonts w:hint="eastAsia" w:ascii="Times New Roman" w:hAnsi="Times New Roman" w:eastAsia="FangSong" w:cs="Times New Roman"/>
+        </w:rPr>
+        <w:t>马氏加成产物</w:t>
+      </w:r>
+      <w:r>
+        <w:rPr>
+          <w:rFonts w:hint="eastAsia" w:ascii="Times New Roman" w:hAnsi="Times New Roman" w:eastAsia="Times New Roman" w:cs="Times New Roman"/>
+        </w:rPr>
+        <w:t>）</w:t>
+      </w:r>
+      <w:r>
+        <w:rPr>
+          <w:rFonts w:ascii="Times New Roman" w:hAnsi="Times New Roman" w:eastAsia="Times New Roman" w:cs="Times New Roman"/>
+        </w:rPr>
+        <w:t xml:space="preserve"> </w:t>
+      </w:r>
+      <w:r>
+        <w:rPr>
+          <w:rFonts w:ascii="Times New Roman" w:hAnsi="Times New Roman" w:eastAsia="Times New Roman" w:cs="Times New Roman"/>
+        </w:rPr>
+        <w:t xml:space="preserve">C = </w:t>
+      </w:r>
+      <w:r>
+        <w:rPr>
+          <w:rFonts w:hint="eastAsia" w:ascii="Times New Roman" w:hAnsi="Times New Roman" w:eastAsia="Times New Roman" w:cs="Times New Roman"/>
+        </w:rPr>
+        <w:t>3-</w:t>
+      </w:r>
+      <w:r>
+        <w:rPr>
+          <w:rFonts w:hint="eastAsia" w:ascii="Times New Roman" w:hAnsi="Times New Roman" w:eastAsia="FangSong" w:cs="Times New Roman"/>
+        </w:rPr>
+        <w:t>甲基</w:t>
+      </w:r>
+      <w:r>
+        <w:rPr>
+          <w:rFonts w:hint="eastAsia" w:ascii="Times New Roman" w:hAnsi="Times New Roman" w:eastAsia="Times New Roman" w:cs="Times New Roman"/>
+        </w:rPr>
+        <w:t>-2-</w:t>
+      </w:r>
+      <w:r>
+        <w:rPr>
+          <w:rFonts w:hint="eastAsia" w:ascii="Times New Roman" w:hAnsi="Times New Roman" w:eastAsia="FangSong" w:cs="Times New Roman"/>
+        </w:rPr>
+        <w:t>戊烯</w:t>
+      </w:r>
+      <w:r>
+        <w:rPr>
+          <w:rFonts w:hint="eastAsia" w:ascii="Times New Roman" w:hAnsi="Times New Roman" w:eastAsia="Times New Roman" w:cs="Times New Roman"/>
+        </w:rPr>
+        <w:t>（E2</w:t>
+      </w:r>
+      <w:r>
+        <w:rPr>
+          <w:rFonts w:ascii="Times New Roman" w:hAnsi="Times New Roman" w:eastAsia="Times New Roman" w:cs="Times New Roman"/>
+        </w:rPr>
+        <w:t xml:space="preserve"> </w:t>
+      </w:r>
+      <w:r>
+        <w:rPr>
+          <w:rFonts w:hint="eastAsia" w:ascii="Times New Roman" w:hAnsi="Times New Roman" w:eastAsia="FangSong" w:cs="Times New Roman"/>
+        </w:rPr>
+        <w:t>消除</w:t>
+      </w:r>
+      <w:r>
+        <w:rPr>
+          <w:rFonts w:hint="eastAsia" w:ascii="Times New Roman" w:hAnsi="Times New Roman" w:eastAsia="Times New Roman" w:cs="Times New Roman"/>
+        </w:rPr>
+        <w:t>，Zaitsev</w:t>
+      </w:r>
+      <w:r>
+        <w:rPr>
+          <w:rFonts w:ascii="Times New Roman" w:hAnsi="Times New Roman" w:eastAsia="Times New Roman" w:cs="Times New Roman"/>
+        </w:rPr>
+        <w:t xml:space="preserve"> </w:t>
+      </w:r>
+      <w:r>
+        <w:rPr>
+          <w:rFonts w:hint="eastAsia" w:ascii="Times New Roman" w:hAnsi="Times New Roman" w:eastAsia="FangSong" w:cs="Times New Roman"/>
+        </w:rPr>
+        <w:t>产物</w:t>
+      </w:r>
+      <w:r>
+        <w:rPr>
+          <w:rFonts w:hint="eastAsia" w:ascii="Times New Roman" w:hAnsi="Times New Roman" w:eastAsia="Times New Roman" w:cs="Times New Roman"/>
+        </w:rPr>
+        <w:t>）</w:t>
+      </w:r>
+    </w:p>
+    <w:p>
+      <w:pPr>
+        <w:spacing w:before="160" w:after="80"/>
+      </w:pPr>
+      <w:r>
+        <w:pict>
+          <v:rect style="width:0;height:1.5pt" o:hralign="center" o:hrstd="t" o:hr="t"/>
+        </w:pict>
+      </w:r>
+    </w:p>
+    <w:bookmarkEnd w:id="63"/>
+    <w:bookmarkStart w:id="64" w:name="十一跨专题连接"/>
+    <w:p>
+      <w:pPr>
+        <w:pStyle w:val="Heading2"/>
+        <w:spacing w:before="280" w:after="120"/>
+      </w:pPr>
+      <w:r>
+        <w:rPr>
+          <w:rFonts w:hint="eastAsia" w:ascii="Times New Roman" w:hAnsi="Times New Roman" w:eastAsia="SimHei" w:cs="Times New Roman"/>
+        </w:rPr>
+        <w:t>十一</w:t>
+      </w:r>
+      <w:r>
+        <w:rPr>
+          <w:rFonts w:hint="eastAsia" w:ascii="Times New Roman" w:hAnsi="Times New Roman" w:eastAsia="Times New Roman" w:cs="Times New Roman"/>
+        </w:rPr>
+        <w:t>、</w:t>
+      </w:r>
+      <w:r>
+        <w:rPr>
+          <w:rFonts w:hint="eastAsia" w:ascii="Times New Roman" w:hAnsi="Times New Roman" w:eastAsia="SimHei" w:cs="Times New Roman"/>
+        </w:rPr>
+        <w:t>跨专题连接</w:t>
       </w:r>
     </w:p>
     <w:p>
@@ -39185,7 +38987,7 @@
         <w:pStyle w:val="Compact"/>
         <w:numPr>
           <w:ilvl w:val="0"/>
-          <w:numId w:val="1028"/>
+          <w:numId w:val="1034"/>
         </w:numPr>
       </w:pPr>
       <w:r>
@@ -39234,31 +39036,19 @@
         <w:rPr>
           <w:rFonts w:hint="eastAsia" w:ascii="Times New Roman" w:hAnsi="Times New Roman" w:eastAsia="FangSong" w:cs="Times New Roman"/>
         </w:rPr>
-        <w:t>重排反应</w:t>
-      </w:r>
-      <w:r>
-        <w:rPr>
-          <w:rFonts w:ascii="Times New Roman" w:hAnsi="Times New Roman" w:eastAsia="Times New Roman" w:cs="Times New Roman"/>
-        </w:rPr>
-        <w:t xml:space="preserve"> — </w:t>
-      </w:r>
-      <w:r>
-        <w:rPr>
-          <w:rFonts w:hint="eastAsia" w:ascii="Times New Roman" w:hAnsi="Times New Roman" w:eastAsia="FangSong" w:cs="Times New Roman"/>
-        </w:rPr>
-        <w:t>碳正离子重排</w:t>
-      </w:r>
-      <w:r>
-        <w:rPr>
-          <w:rFonts w:hint="eastAsia" w:ascii="Times New Roman" w:hAnsi="Times New Roman" w:eastAsia="Times New Roman" w:cs="Times New Roman"/>
-        </w:rPr>
-        <w:t>（Wagner-Meerwein）</w:t>
-      </w:r>
-      <w:r>
-        <w:rPr>
-          <w:rFonts w:hint="eastAsia" w:ascii="Times New Roman" w:hAnsi="Times New Roman" w:eastAsia="FangSong" w:cs="Times New Roman"/>
-        </w:rPr>
-        <w:t>的系统整合</w:t>
+        <w:t>亲核取代与消除反应</w:t>
+      </w:r>
+      <w:r>
+        <w:rPr>
+          <w:rFonts w:ascii="Times New Roman" w:hAnsi="Times New Roman" w:eastAsia="Times New Roman" w:cs="Times New Roman"/>
+        </w:rPr>
+        <w:t xml:space="preserve"> — SN1 </w:t>
+      </w:r>
+      <w:r>
+        <w:rPr>
+          <w:rFonts w:hint="eastAsia" w:ascii="Times New Roman" w:hAnsi="Times New Roman" w:eastAsia="FangSong" w:cs="Times New Roman"/>
+        </w:rPr>
+        <w:t xml:space="preserve">碳正离子中间体的深化应用</w:t>
       </w:r>
     </w:p>
     <w:p>
@@ -39266,7 +39056,7 @@
         <w:pStyle w:val="Compact"/>
         <w:numPr>
           <w:ilvl w:val="0"/>
-          <w:numId w:val="1028"/>
+          <w:numId w:val="1034"/>
         </w:numPr>
       </w:pPr>
       <w:r>
@@ -39279,7 +39069,7 @@
         <w:rPr>
           <w:rFonts w:hint="eastAsia" w:ascii="Times New Roman" w:hAnsi="Times New Roman" w:eastAsia="FangSong" w:cs="Times New Roman"/>
         </w:rPr>
-        <w:t>专题与题型</w:t>
+        <w:t>课件</w:t>
       </w:r>
       <w:r>
         <w:rPr>
@@ -39291,7 +39081,7 @@
         <w:rPr>
           <w:rFonts w:hint="eastAsia" w:ascii="Times New Roman" w:hAnsi="Times New Roman" w:eastAsia="FangSong" w:cs="Times New Roman"/>
         </w:rPr>
-        <w:t>专题</w:t>
+        <w:t>学生讲义</w:t>
       </w:r>
       <w:r>
         <w:rPr>
@@ -39303,19 +39093,19 @@
         <w:rPr>
           <w:rFonts w:hint="eastAsia" w:ascii="Times New Roman" w:hAnsi="Times New Roman" w:eastAsia="FangSong" w:cs="Times New Roman"/>
         </w:rPr>
-        <w:t>专题</w:t>
-      </w:r>
-      <w:r>
-        <w:rPr>
-          <w:rFonts w:hint="eastAsia" w:ascii="Times New Roman" w:hAnsi="Times New Roman" w:eastAsia="Times New Roman" w:cs="Times New Roman"/>
-        </w:rPr>
-        <w:t>-</w:t>
-      </w:r>
-      <w:r>
-        <w:rPr>
-          <w:rFonts w:hint="eastAsia" w:ascii="Times New Roman" w:hAnsi="Times New Roman" w:eastAsia="FangSong" w:cs="Times New Roman"/>
-        </w:rPr>
-        <w:t>活性中间体与反应机理基础</w:t>
+        <w:t>有机化学</w:t>
+      </w:r>
+      <w:r>
+        <w:rPr>
+          <w:rFonts w:hint="eastAsia" w:ascii="Times New Roman" w:hAnsi="Times New Roman" w:eastAsia="Times New Roman" w:cs="Times New Roman"/>
+        </w:rPr>
+        <w:t>/</w:t>
+      </w:r>
+      <w:r>
+        <w:rPr>
+          <w:rFonts w:hint="eastAsia" w:ascii="Times New Roman" w:hAnsi="Times New Roman" w:eastAsia="FangSong" w:cs="Times New Roman"/>
+        </w:rPr>
+        <w:t>重排反应</w:t>
       </w:r>
       <w:r>
         <w:rPr>
@@ -39327,49 +39117,19 @@
         <w:rPr>
           <w:rFonts w:hint="eastAsia" w:ascii="Times New Roman" w:hAnsi="Times New Roman" w:eastAsia="FangSong" w:cs="Times New Roman"/>
         </w:rPr>
-        <w:t>本讲的专题整合</w:t>
-      </w:r>
-      <w:r>
-        <w:rPr>
-          <w:rFonts w:hint="eastAsia" w:ascii="Times New Roman" w:hAnsi="Times New Roman" w:eastAsia="Times New Roman" w:cs="Times New Roman"/>
-        </w:rPr>
-        <w:t>（</w:t>
-      </w:r>
-      <w:r>
-        <w:rPr>
-          <w:rFonts w:hint="eastAsia" w:ascii="Times New Roman" w:hAnsi="Times New Roman" w:eastAsia="FangSong" w:cs="Times New Roman"/>
-        </w:rPr>
-        <w:t>中间体识别流程</w:t>
-      </w:r>
-      <w:r>
-        <w:rPr>
-          <w:rFonts w:ascii="Times New Roman" w:hAnsi="Times New Roman" w:eastAsia="Times New Roman" w:cs="Times New Roman"/>
-        </w:rPr>
-        <w:t xml:space="preserve"> + </w:t>
-      </w:r>
-      <w:r>
-        <w:rPr>
-          <w:rFonts w:hint="eastAsia" w:ascii="Times New Roman" w:hAnsi="Times New Roman" w:eastAsia="FangSong" w:cs="Times New Roman"/>
-        </w:rPr>
-        <w:t xml:space="preserve">对比表</w:t>
-      </w:r>
-      <w:r>
-        <w:rPr>
-          <w:rFonts w:ascii="Times New Roman" w:hAnsi="Times New Roman" w:eastAsia="Times New Roman" w:cs="Times New Roman"/>
-        </w:rPr>
-        <w:t xml:space="preserve"> + </w:t>
-      </w:r>
-      <w:r>
-        <w:rPr>
-          <w:rFonts w:hint="eastAsia" w:ascii="Times New Roman" w:hAnsi="Times New Roman" w:eastAsia="FangSong" w:cs="Times New Roman"/>
-        </w:rPr>
-        <w:t>例题池</w:t>
-      </w:r>
-      <w:r>
-        <w:rPr>
-          <w:rFonts w:hint="eastAsia" w:ascii="Times New Roman" w:hAnsi="Times New Roman" w:eastAsia="Times New Roman" w:cs="Times New Roman"/>
-        </w:rPr>
-        <w:t>）</w:t>
+        <w:t>碳正离子重排</w:t>
+      </w:r>
+      <w:r>
+        <w:rPr>
+          <w:rFonts w:hint="eastAsia" w:ascii="Times New Roman" w:hAnsi="Times New Roman" w:eastAsia="Times New Roman" w:cs="Times New Roman"/>
+        </w:rPr>
+        <w:t>（Wagner-Meerwein）</w:t>
+      </w:r>
+      <w:r>
+        <w:rPr>
+          <w:rFonts w:hint="eastAsia" w:ascii="Times New Roman" w:hAnsi="Times New Roman" w:eastAsia="FangSong" w:cs="Times New Roman"/>
+        </w:rPr>
+        <w:t>的系统整合</w:t>
       </w:r>
     </w:p>
     <w:p>
@@ -39377,7 +39137,7 @@
         <w:pStyle w:val="Compact"/>
         <w:numPr>
           <w:ilvl w:val="0"/>
-          <w:numId w:val="1028"/>
+          <w:numId w:val="1034"/>
         </w:numPr>
       </w:pPr>
       <w:r>
@@ -39426,7 +39186,7 @@
         <w:rPr>
           <w:rFonts w:hint="eastAsia" w:ascii="Times New Roman" w:hAnsi="Times New Roman" w:eastAsia="FangSong" w:cs="Times New Roman"/>
         </w:rPr>
-        <w:t>加成反应</w:t>
+        <w:t>活性中间体与反应机理基础</w:t>
       </w:r>
       <w:r>
         <w:rPr>
@@ -39438,7 +39198,49 @@
         <w:rPr>
           <w:rFonts w:hint="eastAsia" w:ascii="Times New Roman" w:hAnsi="Times New Roman" w:eastAsia="FangSong" w:cs="Times New Roman"/>
         </w:rPr>
-        <w:t xml:space="preserve">亲电加成中的碳正离子中间体</w:t>
+        <w:t>本讲的专题整合</w:t>
+      </w:r>
+      <w:r>
+        <w:rPr>
+          <w:rFonts w:hint="eastAsia" w:ascii="Times New Roman" w:hAnsi="Times New Roman" w:eastAsia="Times New Roman" w:cs="Times New Roman"/>
+        </w:rPr>
+        <w:t>（</w:t>
+      </w:r>
+      <w:r>
+        <w:rPr>
+          <w:rFonts w:hint="eastAsia" w:ascii="Times New Roman" w:hAnsi="Times New Roman" w:eastAsia="FangSong" w:cs="Times New Roman"/>
+        </w:rPr>
+        <w:t>中间体识别流程</w:t>
+      </w:r>
+      <w:r>
+        <w:rPr>
+          <w:rFonts w:ascii="Times New Roman" w:hAnsi="Times New Roman" w:eastAsia="Times New Roman" w:cs="Times New Roman"/>
+        </w:rPr>
+        <w:t xml:space="preserve"> + </w:t>
+      </w:r>
+      <w:r>
+        <w:rPr>
+          <w:rFonts w:hint="eastAsia" w:ascii="Times New Roman" w:hAnsi="Times New Roman" w:eastAsia="FangSong" w:cs="Times New Roman"/>
+        </w:rPr>
+        <w:t xml:space="preserve">对比表</w:t>
+      </w:r>
+      <w:r>
+        <w:rPr>
+          <w:rFonts w:ascii="Times New Roman" w:hAnsi="Times New Roman" w:eastAsia="Times New Roman" w:cs="Times New Roman"/>
+        </w:rPr>
+        <w:t xml:space="preserve"> + </w:t>
+      </w:r>
+      <w:r>
+        <w:rPr>
+          <w:rFonts w:hint="eastAsia" w:ascii="Times New Roman" w:hAnsi="Times New Roman" w:eastAsia="FangSong" w:cs="Times New Roman"/>
+        </w:rPr>
+        <w:t>例题池</w:t>
+      </w:r>
+      <w:r>
+        <w:rPr>
+          <w:rFonts w:hint="eastAsia" w:ascii="Times New Roman" w:hAnsi="Times New Roman" w:eastAsia="Times New Roman" w:cs="Times New Roman"/>
+        </w:rPr>
+        <w:t>）</w:t>
       </w:r>
     </w:p>
     <w:p>
@@ -39446,7 +39248,7 @@
         <w:pStyle w:val="Compact"/>
         <w:numPr>
           <w:ilvl w:val="0"/>
-          <w:numId w:val="1028"/>
+          <w:numId w:val="1034"/>
         </w:numPr>
       </w:pPr>
       <w:r>
@@ -39495,7 +39297,7 @@
         <w:rPr>
           <w:rFonts w:hint="eastAsia" w:ascii="Times New Roman" w:hAnsi="Times New Roman" w:eastAsia="FangSong" w:cs="Times New Roman"/>
         </w:rPr>
-        <w:t>周环反应</w:t>
+        <w:t>加成反应</w:t>
       </w:r>
       <w:r>
         <w:rPr>
@@ -39507,31 +39309,7 @@
         <w:rPr>
           <w:rFonts w:hint="eastAsia" w:ascii="Times New Roman" w:hAnsi="Times New Roman" w:eastAsia="FangSong" w:cs="Times New Roman"/>
         </w:rPr>
-        <w:t>协同反应</w:t>
-      </w:r>
-      <w:r>
-        <w:rPr>
-          <w:rFonts w:hint="eastAsia" w:ascii="Times New Roman" w:hAnsi="Times New Roman" w:eastAsia="Times New Roman" w:cs="Times New Roman"/>
-        </w:rPr>
-        <w:t>（</w:t>
-      </w:r>
-      <w:r>
-        <w:rPr>
-          <w:rFonts w:hint="eastAsia" w:ascii="Times New Roman" w:hAnsi="Times New Roman" w:eastAsia="FangSong" w:cs="Times New Roman"/>
-        </w:rPr>
-        <w:t>无中间体</w:t>
-      </w:r>
-      <w:r>
-        <w:rPr>
-          <w:rFonts w:hint="eastAsia" w:ascii="Times New Roman" w:hAnsi="Times New Roman" w:eastAsia="Times New Roman" w:cs="Times New Roman"/>
-        </w:rPr>
-        <w:t>）</w:t>
-      </w:r>
-      <w:r>
-        <w:rPr>
-          <w:rFonts w:hint="eastAsia" w:ascii="Times New Roman" w:hAnsi="Times New Roman" w:eastAsia="FangSong" w:cs="Times New Roman"/>
-        </w:rPr>
-        <w:t>与自由基反应的机理类型深化</w:t>
+        <w:t xml:space="preserve">亲电加成中的碳正离子中间体</w:t>
       </w:r>
     </w:p>
     <w:p>
@@ -39539,7 +39317,7 @@
         <w:pStyle w:val="Compact"/>
         <w:numPr>
           <w:ilvl w:val="0"/>
-          <w:numId w:val="1028"/>
+          <w:numId w:val="1034"/>
         </w:numPr>
       </w:pPr>
       <w:r>
@@ -39552,7 +39330,7 @@
         <w:rPr>
           <w:rFonts w:hint="eastAsia" w:ascii="Times New Roman" w:hAnsi="Times New Roman" w:eastAsia="FangSong" w:cs="Times New Roman"/>
         </w:rPr>
-        <w:t>课件</w:t>
+        <w:t>专题与题型</w:t>
       </w:r>
       <w:r>
         <w:rPr>
@@ -39564,19 +39342,19 @@
         <w:rPr>
           <w:rFonts w:hint="eastAsia" w:ascii="Times New Roman" w:hAnsi="Times New Roman" w:eastAsia="FangSong" w:cs="Times New Roman"/>
         </w:rPr>
-        <w:t>备课大纲</w:t>
-      </w:r>
-      <w:r>
-        <w:rPr>
-          <w:rFonts w:hint="eastAsia" w:ascii="Times New Roman" w:hAnsi="Times New Roman" w:eastAsia="Times New Roman" w:cs="Times New Roman"/>
-        </w:rPr>
-        <w:t>/2026-06-07-</w:t>
-      </w:r>
-      <w:r>
-        <w:rPr>
-          <w:rFonts w:hint="eastAsia" w:ascii="Times New Roman" w:hAnsi="Times New Roman" w:eastAsia="FangSong" w:cs="Times New Roman"/>
-        </w:rPr>
-        <w:t>高等有机机理</w:t>
+        <w:t>专题</w:t>
+      </w:r>
+      <w:r>
+        <w:rPr>
+          <w:rFonts w:hint="eastAsia" w:ascii="Times New Roman" w:hAnsi="Times New Roman" w:eastAsia="Times New Roman" w:cs="Times New Roman"/>
+        </w:rPr>
+        <w:t>/</w:t>
+      </w:r>
+      <w:r>
+        <w:rPr>
+          <w:rFonts w:hint="eastAsia" w:ascii="Times New Roman" w:hAnsi="Times New Roman" w:eastAsia="FangSong" w:cs="Times New Roman"/>
+        </w:rPr>
+        <w:t>专题</w:t>
       </w:r>
       <w:r>
         <w:rPr>
@@ -39588,7 +39366,7 @@
         <w:rPr>
           <w:rFonts w:hint="eastAsia" w:ascii="Times New Roman" w:hAnsi="Times New Roman" w:eastAsia="FangSong" w:cs="Times New Roman"/>
         </w:rPr>
-        <w:t>冲刺班</w:t>
+        <w:t>周环反应</w:t>
       </w:r>
       <w:r>
         <w:rPr>
@@ -39600,25 +39378,31 @@
         <w:rPr>
           <w:rFonts w:hint="eastAsia" w:ascii="Times New Roman" w:hAnsi="Times New Roman" w:eastAsia="FangSong" w:cs="Times New Roman"/>
         </w:rPr>
-        <w:t>动力学实验</w:t>
-      </w:r>
-      <w:r>
-        <w:rPr>
-          <w:rFonts w:hint="eastAsia" w:ascii="Times New Roman" w:hAnsi="Times New Roman" w:eastAsia="Times New Roman" w:cs="Times New Roman"/>
-        </w:rPr>
-        <w:t>、Hammett</w:t>
-      </w:r>
-      <w:r>
-        <w:rPr>
-          <w:rFonts w:ascii="Times New Roman" w:hAnsi="Times New Roman" w:eastAsia="Times New Roman" w:cs="Times New Roman"/>
-        </w:rPr>
-        <w:t xml:space="preserve"> </w:t>
-      </w:r>
-      <w:r>
-        <w:rPr>
-          <w:rFonts w:hint="eastAsia" w:ascii="Times New Roman" w:hAnsi="Times New Roman" w:eastAsia="FangSong" w:cs="Times New Roman"/>
-        </w:rPr>
-        <w:t xml:space="preserve">方程等深化理论</w:t>
+        <w:t>协同反应</w:t>
+      </w:r>
+      <w:r>
+        <w:rPr>
+          <w:rFonts w:hint="eastAsia" w:ascii="Times New Roman" w:hAnsi="Times New Roman" w:eastAsia="Times New Roman" w:cs="Times New Roman"/>
+        </w:rPr>
+        <w:t>（</w:t>
+      </w:r>
+      <w:r>
+        <w:rPr>
+          <w:rFonts w:hint="eastAsia" w:ascii="Times New Roman" w:hAnsi="Times New Roman" w:eastAsia="FangSong" w:cs="Times New Roman"/>
+        </w:rPr>
+        <w:t>无中间体</w:t>
+      </w:r>
+      <w:r>
+        <w:rPr>
+          <w:rFonts w:hint="eastAsia" w:ascii="Times New Roman" w:hAnsi="Times New Roman" w:eastAsia="Times New Roman" w:cs="Times New Roman"/>
+        </w:rPr>
+        <w:t>）</w:t>
+      </w:r>
+      <w:r>
+        <w:rPr>
+          <w:rFonts w:hint="eastAsia" w:ascii="Times New Roman" w:hAnsi="Times New Roman" w:eastAsia="FangSong" w:cs="Times New Roman"/>
+        </w:rPr>
+        <w:t>与自由基反应的机理类型深化</w:t>
       </w:r>
     </w:p>
     <w:p>
@@ -39626,20 +39410,20 @@
         <w:pStyle w:val="Compact"/>
         <w:numPr>
           <w:ilvl w:val="0"/>
-          <w:numId w:val="1028"/>
+          <w:numId w:val="1034"/>
         </w:numPr>
       </w:pPr>
       <w:r>
         <w:rPr>
           <w:rFonts w:hint="eastAsia" w:ascii="Times New Roman" w:hAnsi="Times New Roman" w:eastAsia="Times New Roman" w:cs="Times New Roman"/>
         </w:rPr>
-        <w:t>07-</w:t>
-      </w:r>
-      <w:r>
-        <w:rPr>
-          <w:rFonts w:hint="eastAsia" w:ascii="Times New Roman" w:hAnsi="Times New Roman" w:eastAsia="FangSong" w:cs="Times New Roman"/>
-        </w:rPr>
-        <w:t>资料提炼</w:t>
+        <w:t>04-</w:t>
+      </w:r>
+      <w:r>
+        <w:rPr>
+          <w:rFonts w:hint="eastAsia" w:ascii="Times New Roman" w:hAnsi="Times New Roman" w:eastAsia="FangSong" w:cs="Times New Roman"/>
+        </w:rPr>
+        <w:t>课件</w:t>
       </w:r>
       <w:r>
         <w:rPr>
@@ -39651,43 +39435,19 @@
         <w:rPr>
           <w:rFonts w:hint="eastAsia" w:ascii="Times New Roman" w:hAnsi="Times New Roman" w:eastAsia="FangSong" w:cs="Times New Roman"/>
         </w:rPr>
-        <w:t>书籍提炼</w:t>
-      </w:r>
-      <w:r>
-        <w:rPr>
-          <w:rFonts w:hint="eastAsia" w:ascii="Times New Roman" w:hAnsi="Times New Roman" w:eastAsia="Times New Roman" w:cs="Times New Roman"/>
-        </w:rPr>
-        <w:t>/</w:t>
-      </w:r>
-      <w:r>
-        <w:rPr>
-          <w:rFonts w:hint="eastAsia" w:ascii="Times New Roman" w:hAnsi="Times New Roman" w:eastAsia="FangSong" w:cs="Times New Roman"/>
-        </w:rPr>
-        <w:t>提炼</w:t>
-      </w:r>
-      <w:r>
-        <w:rPr>
-          <w:rFonts w:hint="eastAsia" w:ascii="Times New Roman" w:hAnsi="Times New Roman" w:eastAsia="Times New Roman" w:cs="Times New Roman"/>
-        </w:rPr>
-        <w:t>-Clayden-</w:t>
-      </w:r>
-      <w:r>
-        <w:rPr>
-          <w:rFonts w:hint="eastAsia" w:ascii="Times New Roman" w:hAnsi="Times New Roman" w:eastAsia="FangSong" w:cs="Times New Roman"/>
-        </w:rPr>
-        <w:t>第</w:t>
-      </w:r>
-      <w:r>
-        <w:rPr>
-          <w:rFonts w:hint="eastAsia" w:ascii="Times New Roman" w:hAnsi="Times New Roman" w:eastAsia="Times New Roman" w:cs="Times New Roman"/>
-        </w:rPr>
-        <w:t>38</w:t>
-      </w:r>
-      <w:r>
-        <w:rPr>
-          <w:rFonts w:hint="eastAsia" w:ascii="Times New Roman" w:hAnsi="Times New Roman" w:eastAsia="FangSong" w:cs="Times New Roman"/>
-        </w:rPr>
-        <w:t>章</w:t>
+        <w:t>备课大纲</w:t>
+      </w:r>
+      <w:r>
+        <w:rPr>
+          <w:rFonts w:hint="eastAsia" w:ascii="Times New Roman" w:hAnsi="Times New Roman" w:eastAsia="Times New Roman" w:cs="Times New Roman"/>
+        </w:rPr>
+        <w:t>/2026-06-07-</w:t>
+      </w:r>
+      <w:r>
+        <w:rPr>
+          <w:rFonts w:hint="eastAsia" w:ascii="Times New Roman" w:hAnsi="Times New Roman" w:eastAsia="FangSong" w:cs="Times New Roman"/>
+        </w:rPr>
+        <w:t>高等有机机理</w:t>
       </w:r>
       <w:r>
         <w:rPr>
@@ -39699,7 +39459,7 @@
         <w:rPr>
           <w:rFonts w:hint="eastAsia" w:ascii="Times New Roman" w:hAnsi="Times New Roman" w:eastAsia="FangSong" w:cs="Times New Roman"/>
         </w:rPr>
-        <w:t>卡宾的合成与反应</w:t>
+        <w:t>冲刺班</w:t>
       </w:r>
       <w:r>
         <w:rPr>
@@ -39711,7 +39471,25 @@
         <w:rPr>
           <w:rFonts w:hint="eastAsia" w:ascii="Times New Roman" w:hAnsi="Times New Roman" w:eastAsia="FangSong" w:cs="Times New Roman"/>
         </w:rPr>
-        <w:t xml:space="preserve">卡宾化学的深化</w:t>
+        <w:t>动力学实验</w:t>
+      </w:r>
+      <w:r>
+        <w:rPr>
+          <w:rFonts w:hint="eastAsia" w:ascii="Times New Roman" w:hAnsi="Times New Roman" w:eastAsia="Times New Roman" w:cs="Times New Roman"/>
+        </w:rPr>
+        <w:t>、Hammett</w:t>
+      </w:r>
+      <w:r>
+        <w:rPr>
+          <w:rFonts w:ascii="Times New Roman" w:hAnsi="Times New Roman" w:eastAsia="Times New Roman" w:cs="Times New Roman"/>
+        </w:rPr>
+        <w:t xml:space="preserve"> </w:t>
+      </w:r>
+      <w:r>
+        <w:rPr>
+          <w:rFonts w:hint="eastAsia" w:ascii="Times New Roman" w:hAnsi="Times New Roman" w:eastAsia="FangSong" w:cs="Times New Roman"/>
+        </w:rPr>
+        <w:t xml:space="preserve">方程等深化理论</w:t>
       </w:r>
     </w:p>
     <w:p>
@@ -39719,7 +39497,7 @@
         <w:pStyle w:val="Compact"/>
         <w:numPr>
           <w:ilvl w:val="0"/>
-          <w:numId w:val="1028"/>
+          <w:numId w:val="1034"/>
         </w:numPr>
       </w:pPr>
       <w:r>
@@ -39774,7 +39552,7 @@
         <w:rPr>
           <w:rFonts w:hint="eastAsia" w:ascii="Times New Roman" w:hAnsi="Times New Roman" w:eastAsia="Times New Roman" w:cs="Times New Roman"/>
         </w:rPr>
-        <w:t>37</w:t>
+        <w:t>38</w:t>
       </w:r>
       <w:r>
         <w:rPr>
@@ -39792,7 +39570,7 @@
         <w:rPr>
           <w:rFonts w:hint="eastAsia" w:ascii="Times New Roman" w:hAnsi="Times New Roman" w:eastAsia="FangSong" w:cs="Times New Roman"/>
         </w:rPr>
-        <w:t>自由基反应</w:t>
+        <w:t>卡宾的合成与反应</w:t>
       </w:r>
       <w:r>
         <w:rPr>
@@ -39804,7 +39582,7 @@
         <w:rPr>
           <w:rFonts w:hint="eastAsia" w:ascii="Times New Roman" w:hAnsi="Times New Roman" w:eastAsia="FangSong" w:cs="Times New Roman"/>
         </w:rPr>
-        <w:t xml:space="preserve">自由基机理的深入</w:t>
+        <w:t xml:space="preserve">卡宾化学的深化</w:t>
       </w:r>
     </w:p>
     <w:p>
@@ -39812,7 +39590,7 @@
         <w:pStyle w:val="Compact"/>
         <w:numPr>
           <w:ilvl w:val="0"/>
-          <w:numId w:val="1028"/>
+          <w:numId w:val="1034"/>
         </w:numPr>
       </w:pPr>
       <w:r>
@@ -39867,7 +39645,7 @@
         <w:rPr>
           <w:rFonts w:hint="eastAsia" w:ascii="Times New Roman" w:hAnsi="Times New Roman" w:eastAsia="Times New Roman" w:cs="Times New Roman"/>
         </w:rPr>
-        <w:t>39</w:t>
+        <w:t>37</w:t>
       </w:r>
       <w:r>
         <w:rPr>
@@ -39885,7 +39663,7 @@
         <w:rPr>
           <w:rFonts w:hint="eastAsia" w:ascii="Times New Roman" w:hAnsi="Times New Roman" w:eastAsia="FangSong" w:cs="Times New Roman"/>
         </w:rPr>
-        <w:t>探寻反应机理</w:t>
+        <w:t>自由基反应</w:t>
       </w:r>
       <w:r>
         <w:rPr>
@@ -39897,7 +39675,7 @@
         <w:rPr>
           <w:rFonts w:hint="eastAsia" w:ascii="Times New Roman" w:hAnsi="Times New Roman" w:eastAsia="FangSong" w:cs="Times New Roman"/>
         </w:rPr>
-        <w:t xml:space="preserve">机理证据体系的完整讲解</w:t>
+        <w:t xml:space="preserve">自由基机理的深入</w:t>
       </w:r>
     </w:p>
     <w:p>
@@ -39905,7 +39683,100 @@
         <w:pStyle w:val="Compact"/>
         <w:numPr>
           <w:ilvl w:val="0"/>
-          <w:numId w:val="1028"/>
+          <w:numId w:val="1034"/>
+        </w:numPr>
+      </w:pPr>
+      <w:r>
+        <w:rPr>
+          <w:rFonts w:hint="eastAsia" w:ascii="Times New Roman" w:hAnsi="Times New Roman" w:eastAsia="Times New Roman" w:cs="Times New Roman"/>
+        </w:rPr>
+        <w:t>07-</w:t>
+      </w:r>
+      <w:r>
+        <w:rPr>
+          <w:rFonts w:hint="eastAsia" w:ascii="Times New Roman" w:hAnsi="Times New Roman" w:eastAsia="FangSong" w:cs="Times New Roman"/>
+        </w:rPr>
+        <w:t>资料提炼</w:t>
+      </w:r>
+      <w:r>
+        <w:rPr>
+          <w:rFonts w:hint="eastAsia" w:ascii="Times New Roman" w:hAnsi="Times New Roman" w:eastAsia="Times New Roman" w:cs="Times New Roman"/>
+        </w:rPr>
+        <w:t>/</w:t>
+      </w:r>
+      <w:r>
+        <w:rPr>
+          <w:rFonts w:hint="eastAsia" w:ascii="Times New Roman" w:hAnsi="Times New Roman" w:eastAsia="FangSong" w:cs="Times New Roman"/>
+        </w:rPr>
+        <w:t>书籍提炼</w:t>
+      </w:r>
+      <w:r>
+        <w:rPr>
+          <w:rFonts w:hint="eastAsia" w:ascii="Times New Roman" w:hAnsi="Times New Roman" w:eastAsia="Times New Roman" w:cs="Times New Roman"/>
+        </w:rPr>
+        <w:t>/</w:t>
+      </w:r>
+      <w:r>
+        <w:rPr>
+          <w:rFonts w:hint="eastAsia" w:ascii="Times New Roman" w:hAnsi="Times New Roman" w:eastAsia="FangSong" w:cs="Times New Roman"/>
+        </w:rPr>
+        <w:t>提炼</w:t>
+      </w:r>
+      <w:r>
+        <w:rPr>
+          <w:rFonts w:hint="eastAsia" w:ascii="Times New Roman" w:hAnsi="Times New Roman" w:eastAsia="Times New Roman" w:cs="Times New Roman"/>
+        </w:rPr>
+        <w:t>-Clayden-</w:t>
+      </w:r>
+      <w:r>
+        <w:rPr>
+          <w:rFonts w:hint="eastAsia" w:ascii="Times New Roman" w:hAnsi="Times New Roman" w:eastAsia="FangSong" w:cs="Times New Roman"/>
+        </w:rPr>
+        <w:t>第</w:t>
+      </w:r>
+      <w:r>
+        <w:rPr>
+          <w:rFonts w:hint="eastAsia" w:ascii="Times New Roman" w:hAnsi="Times New Roman" w:eastAsia="Times New Roman" w:cs="Times New Roman"/>
+        </w:rPr>
+        <w:t>39</w:t>
+      </w:r>
+      <w:r>
+        <w:rPr>
+          <w:rFonts w:hint="eastAsia" w:ascii="Times New Roman" w:hAnsi="Times New Roman" w:eastAsia="FangSong" w:cs="Times New Roman"/>
+        </w:rPr>
+        <w:t>章</w:t>
+      </w:r>
+      <w:r>
+        <w:rPr>
+          <w:rFonts w:hint="eastAsia" w:ascii="Times New Roman" w:hAnsi="Times New Roman" w:eastAsia="Times New Roman" w:cs="Times New Roman"/>
+        </w:rPr>
+        <w:t>-</w:t>
+      </w:r>
+      <w:r>
+        <w:rPr>
+          <w:rFonts w:hint="eastAsia" w:ascii="Times New Roman" w:hAnsi="Times New Roman" w:eastAsia="FangSong" w:cs="Times New Roman"/>
+        </w:rPr>
+        <w:t>探寻反应机理</w:t>
+      </w:r>
+      <w:r>
+        <w:rPr>
+          <w:rFonts w:ascii="Times New Roman" w:hAnsi="Times New Roman" w:eastAsia="Times New Roman" w:cs="Times New Roman"/>
+        </w:rPr>
+        <w:t xml:space="preserve"> — </w:t>
+      </w:r>
+      <w:r>
+        <w:rPr>
+          <w:rFonts w:hint="eastAsia" w:ascii="Times New Roman" w:hAnsi="Times New Roman" w:eastAsia="FangSong" w:cs="Times New Roman"/>
+        </w:rPr>
+        <w:t xml:space="preserve">机理证据体系的完整讲解</w:t>
+      </w:r>
+    </w:p>
+    <w:p>
+      <w:pPr>
+        <w:pStyle w:val="Compact"/>
+        <w:numPr>
+          <w:ilvl w:val="0"/>
+          <w:numId w:val="1034"/>
         </w:numPr>
       </w:pPr>
       <w:r>
@@ -40268,6 +40139,91 @@
       </w:rPr>
     </w:lvl>
   </w:abstractNum>
+  <w:abstractNum w:abstractNumId="99411">
+    <w:nsid w:val="00A99411"/>
+    <w:multiLevelType w:val="multilevel"/>
+    <w:lvl w:ilvl="0">
+      <w:start w:val="1"/>
+      <w:numFmt w:val="decimal"/>
+      <w:lvlText w:val="%1."/>
+      <w:lvlJc w:val="left"/>
+      <w:pPr>
+        <w:ind w:left="720" w:hanging="360"/>
+      </w:pPr>
+    </w:lvl>
+    <w:lvl w:ilvl="1">
+      <w:start w:val="1"/>
+      <w:numFmt w:val="decimal"/>
+      <w:lvlText w:val="%2."/>
+      <w:lvlJc w:val="left"/>
+      <w:pPr>
+        <w:ind w:left="1440" w:hanging="360"/>
+      </w:pPr>
+    </w:lvl>
+    <w:lvl w:ilvl="2">
+      <w:start w:val="1"/>
+      <w:numFmt w:val="decimal"/>
+      <w:lvlText w:val="%3."/>
+      <w:lvlJc w:val="left"/>
+      <w:pPr>
+        <w:ind w:left="2160" w:hanging="360"/>
+      </w:pPr>
+    </w:lvl>
+    <w:lvl w:ilvl="3">
+      <w:start w:val="1"/>
+      <w:numFmt w:val="decimal"/>
+      <w:lvlText w:val="%4."/>
+      <w:lvlJc w:val="left"/>
+      <w:pPr>
+        <w:ind w:left="2880" w:hanging="360"/>
+      </w:pPr>
+    </w:lvl>
+    <w:lvl w:ilvl="4">
+      <w:start w:val="1"/>
+      <w:numFmt w:val="decimal"/>
+      <w:lvlText w:val="%5."/>
+      <w:lvlJc w:val="left"/>
+      <w:pPr>
+        <w:ind w:left="3600" w:hanging="360"/>
+      </w:pPr>
+    </w:lvl>
+    <w:lvl w:ilvl="5">
+      <w:start w:val="1"/>
+      <w:numFmt w:val="decimal"/>
+      <w:lvlText w:val="%6."/>
+      <w:lvlJc w:val="left"/>
+      <w:pPr>
+        <w:ind w:left="4320" w:hanging="360"/>
+      </w:pPr>
+    </w:lvl>
+    <w:lvl w:ilvl="6">
+      <w:start w:val="1"/>
+      <w:numFmt w:val="decimal"/>
+      <w:lvlText w:val="%7."/>
+      <w:lvlJc w:val="left"/>
+      <w:pPr>
+        <w:ind w:left="5040" w:hanging="360"/>
+      </w:pPr>
+    </w:lvl>
+    <w:lvl w:ilvl="7">
+      <w:start w:val="1"/>
+      <w:numFmt w:val="decimal"/>
+      <w:lvlText w:val="%8."/>
+      <w:lvlJc w:val="left"/>
+      <w:pPr>
+        <w:ind w:left="5760" w:hanging="360"/>
+      </w:pPr>
+    </w:lvl>
+    <w:lvl w:ilvl="8">
+      <w:start w:val="1"/>
+      <w:numFmt w:val="decimal"/>
+      <w:lvlText w:val="%9."/>
+      <w:lvlJc w:val="left"/>
+      <w:pPr>
+        <w:ind w:left="6480" w:hanging="360"/>
+      </w:pPr>
+    </w:lvl>
+  </w:abstractNum>
   <w:abstractNum w:abstractNumId="99412">
     <w:nsid w:val="00A99412"/>
     <w:multiLevelType w:val="multilevel"/>
@@ -40345,6 +40301,91 @@
     </w:lvl>
     <w:lvl w:ilvl="8">
       <w:start w:val="2"/>
+      <w:numFmt w:val="decimal"/>
+      <w:lvlText w:val="%9."/>
+      <w:lvlJc w:val="left"/>
+      <w:pPr>
+        <w:ind w:left="6480" w:hanging="360"/>
+      </w:pPr>
+    </w:lvl>
+  </w:abstractNum>
+  <w:abstractNum w:abstractNumId="99413">
+    <w:nsid w:val="00A99413"/>
+    <w:multiLevelType w:val="multilevel"/>
+    <w:lvl w:ilvl="0">
+      <w:start w:val="3"/>
+      <w:numFmt w:val="decimal"/>
+      <w:lvlText w:val="%1."/>
+      <w:lvlJc w:val="left"/>
+      <w:pPr>
+        <w:ind w:left="720" w:hanging="360"/>
+      </w:pPr>
+    </w:lvl>
+    <w:lvl w:ilvl="1">
+      <w:start w:val="3"/>
+      <w:numFmt w:val="decimal"/>
+      <w:lvlText w:val="%2."/>
+      <w:lvlJc w:val="left"/>
+      <w:pPr>
+        <w:ind w:left="1440" w:hanging="360"/>
+      </w:pPr>
+    </w:lvl>
+    <w:lvl w:ilvl="2">
+      <w:start w:val="3"/>
+      <w:numFmt w:val="decimal"/>
+      <w:lvlText w:val="%3."/>
+      <w:lvlJc w:val="left"/>
+      <w:pPr>
+        <w:ind w:left="2160" w:hanging="360"/>
+      </w:pPr>
+    </w:lvl>
+    <w:lvl w:ilvl="3">
+      <w:start w:val="3"/>
+      <w:numFmt w:val="decimal"/>
+      <w:lvlText w:val="%4."/>
+      <w:lvlJc w:val="left"/>
+      <w:pPr>
+        <w:ind w:left="2880" w:hanging="360"/>
+      </w:pPr>
+    </w:lvl>
+    <w:lvl w:ilvl="4">
+      <w:start w:val="3"/>
+      <w:numFmt w:val="decimal"/>
+      <w:lvlText w:val="%5."/>
+      <w:lvlJc w:val="left"/>
+      <w:pPr>
+        <w:ind w:left="3600" w:hanging="360"/>
+      </w:pPr>
+    </w:lvl>
+    <w:lvl w:ilvl="5">
+      <w:start w:val="3"/>
+      <w:numFmt w:val="decimal"/>
+      <w:lvlText w:val="%6."/>
+      <w:lvlJc w:val="left"/>
+      <w:pPr>
+        <w:ind w:left="4320" w:hanging="360"/>
+      </w:pPr>
+    </w:lvl>
+    <w:lvl w:ilvl="6">
+      <w:start w:val="3"/>
+      <w:numFmt w:val="decimal"/>
+      <w:lvlText w:val="%7."/>
+      <w:lvlJc w:val="left"/>
+      <w:pPr>
+        <w:ind w:left="5040" w:hanging="360"/>
+      </w:pPr>
+    </w:lvl>
+    <w:lvl w:ilvl="7">
+      <w:start w:val="3"/>
+      <w:numFmt w:val="decimal"/>
+      <w:lvlText w:val="%8."/>
+      <w:lvlJc w:val="left"/>
+      <w:pPr>
+        <w:ind w:left="5760" w:hanging="360"/>
+      </w:pPr>
+    </w:lvl>
+    <w:lvl w:ilvl="8">
+      <w:start w:val="3"/>
       <w:numFmt w:val="decimal"/>
       <w:lvlText w:val="%9."/>
       <w:lvlJc w:val="left"/>
@@ -40693,91 +40734,6 @@
       </w:pPr>
     </w:lvl>
   </w:abstractNum>
-  <w:abstractNum w:abstractNumId="99411">
-    <w:nsid w:val="00A99411"/>
-    <w:multiLevelType w:val="multilevel"/>
-    <w:lvl w:ilvl="0">
-      <w:start w:val="1"/>
-      <w:numFmt w:val="decimal"/>
-      <w:lvlText w:val="%1."/>
-      <w:lvlJc w:val="left"/>
-      <w:pPr>
-        <w:ind w:left="720" w:hanging="360"/>
-      </w:pPr>
-    </w:lvl>
-    <w:lvl w:ilvl="1">
-      <w:start w:val="1"/>
-      <w:numFmt w:val="decimal"/>
-      <w:lvlText w:val="%2."/>
-      <w:lvlJc w:val="left"/>
-      <w:pPr>
-        <w:ind w:left="1440" w:hanging="360"/>
-      </w:pPr>
-    </w:lvl>
-    <w:lvl w:ilvl="2">
-      <w:start w:val="1"/>
-      <w:numFmt w:val="decimal"/>
-      <w:lvlText w:val="%3."/>
-      <w:lvlJc w:val="left"/>
-      <w:pPr>
-        <w:ind w:left="2160" w:hanging="360"/>
-      </w:pPr>
-    </w:lvl>
-    <w:lvl w:ilvl="3">
-      <w:start w:val="1"/>
-      <w:numFmt w:val="decimal"/>
-      <w:lvlText w:val="%4."/>
-      <w:lvlJc w:val="left"/>
-      <w:pPr>
-        <w:ind w:left="2880" w:hanging="360"/>
-      </w:pPr>
-    </w:lvl>
-    <w:lvl w:ilvl="4">
-      <w:start w:val="1"/>
-      <w:numFmt w:val="decimal"/>
-      <w:lvlText w:val="%5."/>
-      <w:lvlJc w:val="left"/>
-      <w:pPr>
-        <w:ind w:left="3600" w:hanging="360"/>
-      </w:pPr>
-    </w:lvl>
-    <w:lvl w:ilvl="5">
-      <w:start w:val="1"/>
-      <w:numFmt w:val="decimal"/>
-      <w:lvlText w:val="%6."/>
-      <w:lvlJc w:val="left"/>
-      <w:pPr>
-        <w:ind w:left="4320" w:hanging="360"/>
-      </w:pPr>
-    </w:lvl>
-    <w:lvl w:ilvl="6">
-      <w:start w:val="1"/>
-      <w:numFmt w:val="decimal"/>
-      <w:lvlText w:val="%7."/>
-      <w:lvlJc w:val="left"/>
-      <w:pPr>
-        <w:ind w:left="5040" w:hanging="360"/>
-      </w:pPr>
-    </w:lvl>
-    <w:lvl w:ilvl="7">
-      <w:start w:val="1"/>
-      <w:numFmt w:val="decimal"/>
-      <w:lvlText w:val="%8."/>
-      <w:lvlJc w:val="left"/>
-      <w:pPr>
-        <w:ind w:left="5760" w:hanging="360"/>
-      </w:pPr>
-    </w:lvl>
-    <w:lvl w:ilvl="8">
-      <w:start w:val="1"/>
-      <w:numFmt w:val="decimal"/>
-      <w:lvlText w:val="%9."/>
-      <w:lvlJc w:val="left"/>
-      <w:pPr>
-        <w:ind w:left="6480" w:hanging="360"/>
-      </w:pPr>
-    </w:lvl>
-  </w:abstractNum>
   <w:abstractNum w:abstractNumId="99731">
     <w:nsid w:val="00A99731"/>
     <w:multiLevelType w:val="multilevel"/>
@@ -41040,7 +40996,34 @@
     <w:abstractNumId w:val="991"/>
   </w:num>
   <w:num w:numId="1002">
-    <w:abstractNumId w:val="991"/>
+    <w:abstractNumId w:val="99411"/>
+    <w:lvlOverride w:ilvl="0">
+      <w:startOverride w:val="1"/>
+    </w:lvlOverride>
+    <w:lvlOverride w:ilvl="1">
+      <w:startOverride w:val="1"/>
+    </w:lvlOverride>
+    <w:lvlOverride w:ilvl="2">
+      <w:startOverride w:val="1"/>
+    </w:lvlOverride>
+    <w:lvlOverride w:ilvl="3">
+      <w:startOverride w:val="1"/>
+    </w:lvlOverride>
+    <w:lvlOverride w:ilvl="4">
+      <w:startOverride w:val="1"/>
+    </w:lvlOverride>
+    <w:lvlOverride w:ilvl="5">
+      <w:startOverride w:val="1"/>
+    </w:lvlOverride>
+    <w:lvlOverride w:ilvl="6">
+      <w:startOverride w:val="1"/>
+    </w:lvlOverride>
+    <w:lvlOverride w:ilvl="7">
+      <w:startOverride w:val="1"/>
+    </w:lvlOverride>
+    <w:lvlOverride w:ilvl="8">
+      <w:startOverride w:val="1"/>
+    </w:lvlOverride>
   </w:num>
   <w:num w:numId="1003">
     <w:abstractNumId w:val="991"/>
@@ -41079,7 +41062,7 @@
     <w:abstractNumId w:val="991"/>
   </w:num>
   <w:num w:numId="1006">
-    <w:abstractNumId w:val="99833"/>
+    <w:abstractNumId w:val="99413"/>
     <w:lvlOverride w:ilvl="0">
       <w:startOverride w:val="3"/>
     </w:lvlOverride>
@@ -41109,94 +41092,13 @@
     </w:lvlOverride>
   </w:num>
   <w:num w:numId="1007">
-    <w:abstractNumId w:val="99831"/>
-    <w:lvlOverride w:ilvl="0">
-      <w:startOverride w:val="1"/>
-    </w:lvlOverride>
-    <w:lvlOverride w:ilvl="1">
-      <w:startOverride w:val="1"/>
-    </w:lvlOverride>
-    <w:lvlOverride w:ilvl="2">
-      <w:startOverride w:val="1"/>
-    </w:lvlOverride>
-    <w:lvlOverride w:ilvl="3">
-      <w:startOverride w:val="1"/>
-    </w:lvlOverride>
-    <w:lvlOverride w:ilvl="4">
-      <w:startOverride w:val="1"/>
-    </w:lvlOverride>
-    <w:lvlOverride w:ilvl="5">
-      <w:startOverride w:val="1"/>
-    </w:lvlOverride>
-    <w:lvlOverride w:ilvl="6">
-      <w:startOverride w:val="1"/>
-    </w:lvlOverride>
-    <w:lvlOverride w:ilvl="7">
-      <w:startOverride w:val="1"/>
-    </w:lvlOverride>
-    <w:lvlOverride w:ilvl="8">
-      <w:startOverride w:val="1"/>
-    </w:lvlOverride>
+    <w:abstractNumId w:val="991"/>
   </w:num>
   <w:num w:numId="1008">
-    <w:abstractNumId w:val="99832"/>
-    <w:lvlOverride w:ilvl="0">
-      <w:startOverride w:val="2"/>
-    </w:lvlOverride>
-    <w:lvlOverride w:ilvl="1">
-      <w:startOverride w:val="2"/>
-    </w:lvlOverride>
-    <w:lvlOverride w:ilvl="2">
-      <w:startOverride w:val="2"/>
-    </w:lvlOverride>
-    <w:lvlOverride w:ilvl="3">
-      <w:startOverride w:val="2"/>
-    </w:lvlOverride>
-    <w:lvlOverride w:ilvl="4">
-      <w:startOverride w:val="2"/>
-    </w:lvlOverride>
-    <w:lvlOverride w:ilvl="5">
-      <w:startOverride w:val="2"/>
-    </w:lvlOverride>
-    <w:lvlOverride w:ilvl="6">
-      <w:startOverride w:val="2"/>
-    </w:lvlOverride>
-    <w:lvlOverride w:ilvl="7">
-      <w:startOverride w:val="2"/>
-    </w:lvlOverride>
-    <w:lvlOverride w:ilvl="8">
-      <w:startOverride w:val="2"/>
-    </w:lvlOverride>
+    <w:abstractNumId w:val="991"/>
   </w:num>
   <w:num w:numId="1009">
-    <w:abstractNumId w:val="99834"/>
-    <w:lvlOverride w:ilvl="0">
-      <w:startOverride w:val="4"/>
-    </w:lvlOverride>
-    <w:lvlOverride w:ilvl="1">
-      <w:startOverride w:val="4"/>
-    </w:lvlOverride>
-    <w:lvlOverride w:ilvl="2">
-      <w:startOverride w:val="4"/>
-    </w:lvlOverride>
-    <w:lvlOverride w:ilvl="3">
-      <w:startOverride w:val="4"/>
-    </w:lvlOverride>
-    <w:lvlOverride w:ilvl="4">
-      <w:startOverride w:val="4"/>
-    </w:lvlOverride>
-    <w:lvlOverride w:ilvl="5">
-      <w:startOverride w:val="4"/>
-    </w:lvlOverride>
-    <w:lvlOverride w:ilvl="6">
-      <w:startOverride w:val="4"/>
-    </w:lvlOverride>
-    <w:lvlOverride w:ilvl="7">
-      <w:startOverride w:val="4"/>
-    </w:lvlOverride>
-    <w:lvlOverride w:ilvl="8">
-      <w:startOverride w:val="4"/>
-    </w:lvlOverride>
+    <w:abstractNumId w:val="991"/>
   </w:num>
   <w:num w:numId="1010">
     <w:abstractNumId w:val="99412"/>
@@ -41232,6 +41134,159 @@
     <w:abstractNumId w:val="991"/>
   </w:num>
   <w:num w:numId="1012">
+    <w:abstractNumId w:val="99833"/>
+    <w:lvlOverride w:ilvl="0">
+      <w:startOverride w:val="3"/>
+    </w:lvlOverride>
+    <w:lvlOverride w:ilvl="1">
+      <w:startOverride w:val="3"/>
+    </w:lvlOverride>
+    <w:lvlOverride w:ilvl="2">
+      <w:startOverride w:val="3"/>
+    </w:lvlOverride>
+    <w:lvlOverride w:ilvl="3">
+      <w:startOverride w:val="3"/>
+    </w:lvlOverride>
+    <w:lvlOverride w:ilvl="4">
+      <w:startOverride w:val="3"/>
+    </w:lvlOverride>
+    <w:lvlOverride w:ilvl="5">
+      <w:startOverride w:val="3"/>
+    </w:lvlOverride>
+    <w:lvlOverride w:ilvl="6">
+      <w:startOverride w:val="3"/>
+    </w:lvlOverride>
+    <w:lvlOverride w:ilvl="7">
+      <w:startOverride w:val="3"/>
+    </w:lvlOverride>
+    <w:lvlOverride w:ilvl="8">
+      <w:startOverride w:val="3"/>
+    </w:lvlOverride>
+  </w:num>
+  <w:num w:numId="1013">
+    <w:abstractNumId w:val="99831"/>
+    <w:lvlOverride w:ilvl="0">
+      <w:startOverride w:val="1"/>
+    </w:lvlOverride>
+    <w:lvlOverride w:ilvl="1">
+      <w:startOverride w:val="1"/>
+    </w:lvlOverride>
+    <w:lvlOverride w:ilvl="2">
+      <w:startOverride w:val="1"/>
+    </w:lvlOverride>
+    <w:lvlOverride w:ilvl="3">
+      <w:startOverride w:val="1"/>
+    </w:lvlOverride>
+    <w:lvlOverride w:ilvl="4">
+      <w:startOverride w:val="1"/>
+    </w:lvlOverride>
+    <w:lvlOverride w:ilvl="5">
+      <w:startOverride w:val="1"/>
+    </w:lvlOverride>
+    <w:lvlOverride w:ilvl="6">
+      <w:startOverride w:val="1"/>
+    </w:lvlOverride>
+    <w:lvlOverride w:ilvl="7">
+      <w:startOverride w:val="1"/>
+    </w:lvlOverride>
+    <w:lvlOverride w:ilvl="8">
+      <w:startOverride w:val="1"/>
+    </w:lvlOverride>
+  </w:num>
+  <w:num w:numId="1014">
+    <w:abstractNumId w:val="99832"/>
+    <w:lvlOverride w:ilvl="0">
+      <w:startOverride w:val="2"/>
+    </w:lvlOverride>
+    <w:lvlOverride w:ilvl="1">
+      <w:startOverride w:val="2"/>
+    </w:lvlOverride>
+    <w:lvlOverride w:ilvl="2">
+      <w:startOverride w:val="2"/>
+    </w:lvlOverride>
+    <w:lvlOverride w:ilvl="3">
+      <w:startOverride w:val="2"/>
+    </w:lvlOverride>
+    <w:lvlOverride w:ilvl="4">
+      <w:startOverride w:val="2"/>
+    </w:lvlOverride>
+    <w:lvlOverride w:ilvl="5">
+      <w:startOverride w:val="2"/>
+    </w:lvlOverride>
+    <w:lvlOverride w:ilvl="6">
+      <w:startOverride w:val="2"/>
+    </w:lvlOverride>
+    <w:lvlOverride w:ilvl="7">
+      <w:startOverride w:val="2"/>
+    </w:lvlOverride>
+    <w:lvlOverride w:ilvl="8">
+      <w:startOverride w:val="2"/>
+    </w:lvlOverride>
+  </w:num>
+  <w:num w:numId="1015">
+    <w:abstractNumId w:val="99834"/>
+    <w:lvlOverride w:ilvl="0">
+      <w:startOverride w:val="4"/>
+    </w:lvlOverride>
+    <w:lvlOverride w:ilvl="1">
+      <w:startOverride w:val="4"/>
+    </w:lvlOverride>
+    <w:lvlOverride w:ilvl="2">
+      <w:startOverride w:val="4"/>
+    </w:lvlOverride>
+    <w:lvlOverride w:ilvl="3">
+      <w:startOverride w:val="4"/>
+    </w:lvlOverride>
+    <w:lvlOverride w:ilvl="4">
+      <w:startOverride w:val="4"/>
+    </w:lvlOverride>
+    <w:lvlOverride w:ilvl="5">
+      <w:startOverride w:val="4"/>
+    </w:lvlOverride>
+    <w:lvlOverride w:ilvl="6">
+      <w:startOverride w:val="4"/>
+    </w:lvlOverride>
+    <w:lvlOverride w:ilvl="7">
+      <w:startOverride w:val="4"/>
+    </w:lvlOverride>
+    <w:lvlOverride w:ilvl="8">
+      <w:startOverride w:val="4"/>
+    </w:lvlOverride>
+  </w:num>
+  <w:num w:numId="1016">
+    <w:abstractNumId w:val="99412"/>
+    <w:lvlOverride w:ilvl="0">
+      <w:startOverride w:val="2"/>
+    </w:lvlOverride>
+    <w:lvlOverride w:ilvl="1">
+      <w:startOverride w:val="2"/>
+    </w:lvlOverride>
+    <w:lvlOverride w:ilvl="2">
+      <w:startOverride w:val="2"/>
+    </w:lvlOverride>
+    <w:lvlOverride w:ilvl="3">
+      <w:startOverride w:val="2"/>
+    </w:lvlOverride>
+    <w:lvlOverride w:ilvl="4">
+      <w:startOverride w:val="2"/>
+    </w:lvlOverride>
+    <w:lvlOverride w:ilvl="5">
+      <w:startOverride w:val="2"/>
+    </w:lvlOverride>
+    <w:lvlOverride w:ilvl="6">
+      <w:startOverride w:val="2"/>
+    </w:lvlOverride>
+    <w:lvlOverride w:ilvl="7">
+      <w:startOverride w:val="2"/>
+    </w:lvlOverride>
+    <w:lvlOverride w:ilvl="8">
+      <w:startOverride w:val="2"/>
+    </w:lvlOverride>
+  </w:num>
+  <w:num w:numId="1017">
+    <w:abstractNumId w:val="991"/>
+  </w:num>
+  <w:num w:numId="1018">
     <w:abstractNumId w:val="99411"/>
     <w:lvlOverride w:ilvl="0">
       <w:startOverride w:val="1"/>
@@ -41261,13 +41316,13 @@
       <w:startOverride w:val="1"/>
     </w:lvlOverride>
   </w:num>
-  <w:num w:numId="1013">
+  <w:num w:numId="1019">
     <w:abstractNumId w:val="991"/>
   </w:num>
-  <w:num w:numId="1014">
+  <w:num w:numId="1020">
     <w:abstractNumId w:val="991"/>
   </w:num>
-  <w:num w:numId="1015">
+  <w:num w:numId="1021">
     <w:abstractNumId w:val="99411"/>
     <w:lvlOverride w:ilvl="0">
       <w:startOverride w:val="1"/>
@@ -41297,7 +41352,7 @@
       <w:startOverride w:val="1"/>
     </w:lvlOverride>
   </w:num>
-  <w:num w:numId="1016">
+  <w:num w:numId="1022">
     <w:abstractNumId w:val="99731"/>
     <w:lvlOverride w:ilvl="0">
       <w:startOverride w:val="1"/>
@@ -41327,7 +41382,7 @@
       <w:startOverride w:val="1"/>
     </w:lvlOverride>
   </w:num>
-  <w:num w:numId="1017">
+  <w:num w:numId="1023">
     <w:abstractNumId w:val="99831"/>
     <w:lvlOverride w:ilvl="0">
       <w:startOverride w:val="1"/>
@@ -41357,7 +41412,7 @@
       <w:startOverride w:val="1"/>
     </w:lvlOverride>
   </w:num>
-  <w:num w:numId="1018">
+  <w:num w:numId="1024">
     <w:abstractNumId w:val="99831"/>
     <w:lvlOverride w:ilvl="0">
       <w:startOverride w:val="1"/>
@@ -41387,7 +41442,7 @@
       <w:startOverride w:val="1"/>
     </w:lvlOverride>
   </w:num>
-  <w:num w:numId="1019">
+  <w:num w:numId="1025">
     <w:abstractNumId w:val="99414"/>
     <w:lvlOverride w:ilvl="0">
       <w:startOverride w:val="4"/>
@@ -41417,7 +41472,7 @@
       <w:startOverride w:val="4"/>
     </w:lvlOverride>
   </w:num>
-  <w:num w:numId="1020">
+  <w:num w:numId="1026">
     <w:abstractNumId w:val="99731"/>
     <w:lvlOverride w:ilvl="0">
       <w:startOverride w:val="1"/>
@@ -41447,7 +41502,7 @@
       <w:startOverride w:val="1"/>
     </w:lvlOverride>
   </w:num>
-  <w:num w:numId="1021">
+  <w:num w:numId="1027">
     <w:abstractNumId w:val="99417"/>
     <w:lvlOverride w:ilvl="0">
       <w:startOverride w:val="7"/>
@@ -41477,7 +41532,7 @@
       <w:startOverride w:val="7"/>
     </w:lvlOverride>
   </w:num>
-  <w:num w:numId="1022">
+  <w:num w:numId="1028">
     <w:abstractNumId w:val="99411"/>
     <w:lvlOverride w:ilvl="0">
       <w:startOverride w:val="1"/>
@@ -41507,7 +41562,7 @@
       <w:startOverride w:val="1"/>
     </w:lvlOverride>
   </w:num>
-  <w:num w:numId="1023">
+  <w:num w:numId="1029">
     <w:abstractNumId w:val="99731"/>
     <w:lvlOverride w:ilvl="0">
       <w:startOverride w:val="1"/>
@@ -41537,10 +41592,10 @@
       <w:startOverride w:val="1"/>
     </w:lvlOverride>
   </w:num>
-  <w:num w:numId="1024">
+  <w:num w:numId="1030">
     <w:abstractNumId w:val="991"/>
   </w:num>
-  <w:num w:numId="1025">
+  <w:num w:numId="1031">
     <w:abstractNumId w:val="99731"/>
     <w:lvlOverride w:ilvl="0">
       <w:startOverride w:val="1"/>
@@ -41570,13 +41625,13 @@
       <w:startOverride w:val="1"/>
     </w:lvlOverride>
   </w:num>
-  <w:num w:numId="1026">
+  <w:num w:numId="1032">
     <w:abstractNumId w:val="991"/>
   </w:num>
-  <w:num w:numId="1027">
+  <w:num w:numId="1033">
     <w:abstractNumId w:val="991"/>
   </w:num>
-  <w:num w:numId="1028">
+  <w:num w:numId="1034">
     <w:abstractNumId w:val="991"/>
   </w:num>
 </w:numbering>

--- a/06-学生侧材料/讲义/有机化学/活性中间体与反应机理基础.docx
+++ b/06-学生侧材料/讲义/有机化学/活性中间体与反应机理基础.docx
@@ -30765,794 +30765,642 @@
     </w:p>
     <w:p>
       <w:pPr>
-        <w:pStyle w:val="SourceCode"/>
+        <w:pStyle w:val="Compact"/>
+        <w:numPr>
+          <w:ilvl w:val="0"/>
+          <w:numId w:val="1021"/>
+        </w:numPr>
       </w:pPr>
       <w:r>
         <w:rPr>
-          <w:rStyle w:val="VerbatimChar"/>
-          <w:rFonts w:hint="eastAsia" w:ascii="SimSun" w:hAnsi="SimSun" w:eastAsia="SimSun" w:cs="SimSun"/>
+          <w:rFonts w:hint="eastAsia" w:ascii="Times New Roman" w:hAnsi="Times New Roman" w:eastAsia="FangSong" w:cs="Times New Roman"/>
         </w:rPr>
         <w:t xml:space="preserve">拿到一道反应题</w:t>
       </w:r>
-      <w:r>
-        <w:rPr>
-          <w:rFonts w:ascii="SimSun" w:hAnsi="SimSun" w:eastAsia="SimSun" w:cs="SimSun"/>
-        </w:rPr>
-        <w:br/>
-      </w:r>
-      <w:r>
-        <w:rPr>
-          <w:rStyle w:val="VerbatimChar"/>
-          <w:rFonts w:ascii="SimSun" w:hAnsi="SimSun" w:eastAsia="SimSun" w:cs="SimSun"/>
-        </w:rPr>
-        <w:t xml:space="preserve">│</w:t>
-      </w:r>
-      <w:r>
-        <w:rPr>
-          <w:rFonts w:ascii="SimSun" w:hAnsi="SimSun" w:eastAsia="SimSun" w:cs="SimSun"/>
-        </w:rPr>
-        <w:br/>
-      </w:r>
-      <w:r>
-        <w:rPr>
-          <w:rStyle w:val="VerbatimChar"/>
-          <w:rFonts w:ascii="SimSun" w:hAnsi="SimSun" w:eastAsia="SimSun" w:cs="SimSun"/>
-        </w:rPr>
-        <w:t xml:space="preserve">├─ Step </w:t>
-      </w:r>
-      <w:r>
-        <w:rPr>
-          <w:rStyle w:val="VerbatimChar"/>
-          <w:rFonts w:hint="eastAsia" w:ascii="SimSun" w:hAnsi="SimSun" w:eastAsia="SimSun" w:cs="SimSun"/>
+    </w:p>
+    <w:p>
+      <w:pPr>
+        <w:pStyle w:val="Compact"/>
+        <w:numPr>
+          <w:ilvl w:val="1"/>
+          <w:numId w:val="1022"/>
+        </w:numPr>
+      </w:pPr>
+      <w:r>
+        <w:rPr>
+          <w:rFonts w:ascii="Times New Roman" w:hAnsi="Times New Roman" w:eastAsia="Times New Roman" w:cs="Times New Roman"/>
+        </w:rPr>
+        <w:t xml:space="preserve">Step </w:t>
+      </w:r>
+      <w:r>
+        <w:rPr>
+          <w:rFonts w:hint="eastAsia" w:ascii="Times New Roman" w:hAnsi="Times New Roman" w:eastAsia="Times New Roman" w:cs="Times New Roman"/>
         </w:rPr>
         <w:t>1：</w:t>
       </w:r>
       <w:r>
         <w:rPr>
-          <w:rStyle w:val="VerbatimChar"/>
-          <w:rFonts w:hint="eastAsia" w:ascii="SimSun" w:hAnsi="SimSun" w:eastAsia="SimSun" w:cs="SimSun"/>
+          <w:rFonts w:hint="eastAsia" w:ascii="Times New Roman" w:hAnsi="Times New Roman" w:eastAsia="FangSong" w:cs="Times New Roman"/>
         </w:rPr>
         <w:t>看条件信号</w:t>
       </w:r>
-      <w:r>
-        <w:rPr>
-          <w:rFonts w:ascii="SimSun" w:hAnsi="SimSun" w:eastAsia="SimSun" w:cs="SimSun"/>
-        </w:rPr>
-        <w:br/>
-      </w:r>
-      <w:r>
-        <w:rPr>
-          <w:rStyle w:val="VerbatimChar"/>
-          <w:rFonts w:ascii="SimSun" w:hAnsi="SimSun" w:eastAsia="SimSun" w:cs="SimSun"/>
-        </w:rPr>
-        <w:t xml:space="preserve">│   ├── </w:t>
-      </w:r>
-      <w:r>
-        <w:rPr>
-          <w:rStyle w:val="VerbatimChar"/>
-          <w:rFonts w:hint="eastAsia" w:ascii="SimSun" w:hAnsi="SimSun" w:eastAsia="SimSun" w:cs="SimSun"/>
+    </w:p>
+    <w:p>
+      <w:pPr>
+        <w:pStyle w:val="Compact"/>
+        <w:numPr>
+          <w:ilvl w:val="2"/>
+          <w:numId w:val="1023"/>
+        </w:numPr>
+      </w:pPr>
+      <w:r>
+        <w:rPr>
+          <w:rFonts w:hint="eastAsia" w:ascii="Times New Roman" w:hAnsi="Times New Roman" w:eastAsia="FangSong" w:cs="Times New Roman"/>
         </w:rPr>
         <w:t xml:space="preserve">强酸</w:t>
       </w:r>
       <w:r>
         <w:rPr>
-          <w:rStyle w:val="VerbatimChar"/>
-          <w:rFonts w:ascii="SimSun" w:hAnsi="SimSun" w:eastAsia="SimSun" w:cs="SimSun"/>
+          <w:rFonts w:ascii="Times New Roman" w:hAnsi="Times New Roman" w:eastAsia="Times New Roman" w:cs="Times New Roman"/>
         </w:rPr>
         <w:t xml:space="preserve"> + </w:t>
       </w:r>
       <w:r>
         <w:rPr>
-          <w:rStyle w:val="VerbatimChar"/>
-          <w:rFonts w:hint="eastAsia" w:ascii="SimSun" w:hAnsi="SimSun" w:eastAsia="SimSun" w:cs="SimSun"/>
+          <w:rFonts w:hint="eastAsia" w:ascii="Times New Roman" w:hAnsi="Times New Roman" w:eastAsia="FangSong" w:cs="Times New Roman"/>
         </w:rPr>
         <w:t xml:space="preserve">离去基</w:t>
       </w:r>
       <w:r>
         <w:rPr>
-          <w:rStyle w:val="VerbatimChar"/>
-          <w:rFonts w:ascii="SimSun" w:hAnsi="SimSun" w:eastAsia="SimSun" w:cs="SimSun"/>
+          <w:rFonts w:ascii="Times New Roman" w:hAnsi="Times New Roman" w:eastAsia="Times New Roman" w:cs="Times New Roman"/>
         </w:rPr>
         <w:t xml:space="preserve"> → </w:t>
       </w:r>
       <w:r>
         <w:rPr>
-          <w:rStyle w:val="VerbatimChar"/>
-          <w:rFonts w:hint="eastAsia" w:ascii="SimSun" w:hAnsi="SimSun" w:eastAsia="SimSun" w:cs="SimSun"/>
+          <w:rFonts w:hint="eastAsia" w:ascii="Times New Roman" w:hAnsi="Times New Roman" w:eastAsia="FangSong" w:cs="Times New Roman"/>
         </w:rPr>
         <w:t xml:space="preserve">碳正离子</w:t>
       </w:r>
-      <w:r>
-        <w:rPr>
-          <w:rFonts w:ascii="SimSun" w:hAnsi="SimSun" w:eastAsia="SimSun" w:cs="SimSun"/>
-        </w:rPr>
-        <w:br/>
-      </w:r>
-      <w:r>
-        <w:rPr>
-          <w:rStyle w:val="VerbatimChar"/>
-          <w:rFonts w:ascii="SimSun" w:hAnsi="SimSun" w:eastAsia="SimSun" w:cs="SimSun"/>
-        </w:rPr>
-        <w:t xml:space="preserve">│   ├── </w:t>
-      </w:r>
-      <w:r>
-        <w:rPr>
-          <w:rStyle w:val="VerbatimChar"/>
-          <w:rFonts w:hint="eastAsia" w:ascii="SimSun" w:hAnsi="SimSun" w:eastAsia="SimSun" w:cs="SimSun"/>
+    </w:p>
+    <w:p>
+      <w:pPr>
+        <w:pStyle w:val="Compact"/>
+        <w:numPr>
+          <w:ilvl w:val="2"/>
+          <w:numId w:val="1023"/>
+        </w:numPr>
+      </w:pPr>
+      <w:r>
+        <w:rPr>
+          <w:rFonts w:hint="eastAsia" w:ascii="Times New Roman" w:hAnsi="Times New Roman" w:eastAsia="FangSong" w:cs="Times New Roman"/>
         </w:rPr>
         <w:t xml:space="preserve">强碱</w:t>
       </w:r>
       <w:r>
         <w:rPr>
-          <w:rStyle w:val="VerbatimChar"/>
-          <w:rFonts w:ascii="SimSun" w:hAnsi="SimSun" w:eastAsia="SimSun" w:cs="SimSun"/>
+          <w:rFonts w:ascii="Times New Roman" w:hAnsi="Times New Roman" w:eastAsia="Times New Roman" w:cs="Times New Roman"/>
         </w:rPr>
         <w:t xml:space="preserve"> + α-H → </w:t>
       </w:r>
       <w:r>
         <w:rPr>
-          <w:rStyle w:val="VerbatimChar"/>
-          <w:rFonts w:hint="eastAsia" w:ascii="SimSun" w:hAnsi="SimSun" w:eastAsia="SimSun" w:cs="SimSun"/>
+          <w:rFonts w:hint="eastAsia" w:ascii="Times New Roman" w:hAnsi="Times New Roman" w:eastAsia="FangSong" w:cs="Times New Roman"/>
         </w:rPr>
         <w:t xml:space="preserve">碳负离子</w:t>
       </w:r>
-      <w:r>
-        <w:rPr>
-          <w:rFonts w:ascii="SimSun" w:hAnsi="SimSun" w:eastAsia="SimSun" w:cs="SimSun"/>
-        </w:rPr>
-        <w:br/>
-      </w:r>
-      <w:r>
-        <w:rPr>
-          <w:rStyle w:val="VerbatimChar"/>
-          <w:rFonts w:ascii="SimSun" w:hAnsi="SimSun" w:eastAsia="SimSun" w:cs="SimSun"/>
-        </w:rPr>
-        <w:t xml:space="preserve">│   ├── hv / ROOR / AIBN → </w:t>
-      </w:r>
-      <w:r>
-        <w:rPr>
-          <w:rStyle w:val="VerbatimChar"/>
-          <w:rFonts w:hint="eastAsia" w:ascii="SimSun" w:hAnsi="SimSun" w:eastAsia="SimSun" w:cs="SimSun"/>
+    </w:p>
+    <w:p>
+      <w:pPr>
+        <w:pStyle w:val="Compact"/>
+        <w:numPr>
+          <w:ilvl w:val="2"/>
+          <w:numId w:val="1023"/>
+        </w:numPr>
+      </w:pPr>
+      <w:r>
+        <w:rPr>
+          <w:rFonts w:ascii="Times New Roman" w:hAnsi="Times New Roman" w:eastAsia="Times New Roman" w:cs="Times New Roman"/>
+        </w:rPr>
+        <w:t xml:space="preserve">hv / ROOR / AIBN → </w:t>
+      </w:r>
+      <w:r>
+        <w:rPr>
+          <w:rFonts w:hint="eastAsia" w:ascii="Times New Roman" w:hAnsi="Times New Roman" w:eastAsia="FangSong" w:cs="Times New Roman"/>
         </w:rPr>
         <w:t xml:space="preserve">自由基</w:t>
       </w:r>
-      <w:r>
-        <w:rPr>
-          <w:rFonts w:ascii="SimSun" w:hAnsi="SimSun" w:eastAsia="SimSun" w:cs="SimSun"/>
-        </w:rPr>
-        <w:br/>
-      </w:r>
-      <w:r>
-        <w:rPr>
-          <w:rStyle w:val="VerbatimChar"/>
-          <w:rFonts w:ascii="SimSun" w:hAnsi="SimSun" w:eastAsia="SimSun" w:cs="SimSun"/>
-        </w:rPr>
-        <w:t xml:space="preserve">│   ├── </w:t>
-      </w:r>
-      <w:r>
-        <w:rPr>
-          <w:rStyle w:val="VerbatimChar"/>
-          <w:rFonts w:hint="eastAsia" w:ascii="SimSun" w:hAnsi="SimSun" w:eastAsia="SimSun" w:cs="SimSun"/>
+    </w:p>
+    <w:p>
+      <w:pPr>
+        <w:pStyle w:val="Compact"/>
+        <w:numPr>
+          <w:ilvl w:val="2"/>
+          <w:numId w:val="1023"/>
+        </w:numPr>
+      </w:pPr>
+      <w:r>
+        <w:rPr>
+          <w:rFonts w:hint="eastAsia" w:ascii="Times New Roman" w:hAnsi="Times New Roman" w:eastAsia="FangSong" w:cs="Times New Roman"/>
         </w:rPr>
         <w:t xml:space="preserve">重氮</w:t>
       </w:r>
       <w:r>
         <w:rPr>
-          <w:rStyle w:val="VerbatimChar"/>
-          <w:rFonts w:ascii="SimSun" w:hAnsi="SimSun" w:eastAsia="SimSun" w:cs="SimSun"/>
+          <w:rFonts w:ascii="Times New Roman" w:hAnsi="Times New Roman" w:eastAsia="Times New Roman" w:cs="Times New Roman"/>
         </w:rPr>
         <w:t xml:space="preserve"> / Zn(Cu)CH</w:t>
       </w:r>
       <w:r>
         <w:rPr>
-          <w:rStyle w:val="VerbatimChar"/>
-          <w:rFonts w:ascii="SimSun" w:hAnsi="SimSun" w:eastAsia="SimSun" w:cs="SimSun"/>
+          <w:rFonts w:ascii="Times New Roman" w:hAnsi="Times New Roman" w:eastAsia="Times New Roman" w:cs="Times New Roman"/>
           <w:vertAlign w:val="subscript"/>
         </w:rPr>
         <w:t>2</w:t>
       </w:r>
       <w:r>
         <w:rPr>
-          <w:rStyle w:val="VerbatimChar"/>
-          <w:rFonts w:ascii="SimSun" w:hAnsi="SimSun" w:eastAsia="SimSun" w:cs="SimSun"/>
+          <w:rFonts w:ascii="Times New Roman" w:hAnsi="Times New Roman" w:eastAsia="Times New Roman" w:cs="Times New Roman"/>
         </w:rPr>
         <w:t>I</w:t>
       </w:r>
       <w:r>
         <w:rPr>
-          <w:rStyle w:val="VerbatimChar"/>
-          <w:rFonts w:ascii="SimSun" w:hAnsi="SimSun" w:eastAsia="SimSun" w:cs="SimSun"/>
+          <w:rFonts w:ascii="Times New Roman" w:hAnsi="Times New Roman" w:eastAsia="Times New Roman" w:cs="Times New Roman"/>
           <w:vertAlign w:val="subscript"/>
         </w:rPr>
         <w:t>2</w:t>
       </w:r>
       <w:r>
         <w:rPr>
-          <w:rStyle w:val="VerbatimChar"/>
-          <w:rFonts w:ascii="SimSun" w:hAnsi="SimSun" w:eastAsia="SimSun" w:cs="SimSun"/>
+          <w:rFonts w:ascii="Times New Roman" w:hAnsi="Times New Roman" w:eastAsia="Times New Roman" w:cs="Times New Roman"/>
         </w:rPr>
         <w:t xml:space="preserve"> → </w:t>
       </w:r>
       <w:r>
         <w:rPr>
-          <w:rStyle w:val="VerbatimChar"/>
-          <w:rFonts w:hint="eastAsia" w:ascii="SimSun" w:hAnsi="SimSun" w:eastAsia="SimSun" w:cs="SimSun"/>
+          <w:rFonts w:hint="eastAsia" w:ascii="Times New Roman" w:hAnsi="Times New Roman" w:eastAsia="FangSong" w:cs="Times New Roman"/>
         </w:rPr>
         <w:t xml:space="preserve">卡宾</w:t>
       </w:r>
-      <w:r>
-        <w:rPr>
-          <w:rFonts w:ascii="SimSun" w:hAnsi="SimSun" w:eastAsia="SimSun" w:cs="SimSun"/>
-        </w:rPr>
-        <w:br/>
-      </w:r>
-      <w:r>
-        <w:rPr>
-          <w:rStyle w:val="VerbatimChar"/>
-          <w:rFonts w:ascii="SimSun" w:hAnsi="SimSun" w:eastAsia="SimSun" w:cs="SimSun"/>
-        </w:rPr>
-        <w:t xml:space="preserve">│   └── </w:t>
-      </w:r>
-      <w:r>
-        <w:rPr>
-          <w:rStyle w:val="VerbatimChar"/>
-          <w:rFonts w:hint="eastAsia" w:ascii="SimSun" w:hAnsi="SimSun" w:eastAsia="SimSun" w:cs="SimSun"/>
+    </w:p>
+    <w:p>
+      <w:pPr>
+        <w:pStyle w:val="Compact"/>
+        <w:numPr>
+          <w:ilvl w:val="2"/>
+          <w:numId w:val="1023"/>
+        </w:numPr>
+      </w:pPr>
+      <w:r>
+        <w:rPr>
+          <w:rFonts w:hint="eastAsia" w:ascii="Times New Roman" w:hAnsi="Times New Roman" w:eastAsia="FangSong" w:cs="Times New Roman"/>
         </w:rPr>
         <w:t xml:space="preserve">芳卤</w:t>
       </w:r>
       <w:r>
         <w:rPr>
-          <w:rStyle w:val="VerbatimChar"/>
-          <w:rFonts w:ascii="SimSun" w:hAnsi="SimSun" w:eastAsia="SimSun" w:cs="SimSun"/>
+          <w:rFonts w:ascii="Times New Roman" w:hAnsi="Times New Roman" w:eastAsia="Times New Roman" w:cs="Times New Roman"/>
         </w:rPr>
         <w:t xml:space="preserve"> + NaNH</w:t>
       </w:r>
       <w:r>
         <w:rPr>
-          <w:rStyle w:val="VerbatimChar"/>
-          <w:rFonts w:ascii="SimSun" w:hAnsi="SimSun" w:eastAsia="SimSun" w:cs="SimSun"/>
+          <w:rFonts w:ascii="Times New Roman" w:hAnsi="Times New Roman" w:eastAsia="Times New Roman" w:cs="Times New Roman"/>
           <w:vertAlign w:val="subscript"/>
         </w:rPr>
         <w:t>2</w:t>
       </w:r>
       <w:r>
         <w:rPr>
-          <w:rStyle w:val="VerbatimChar"/>
-          <w:rFonts w:ascii="SimSun" w:hAnsi="SimSun" w:eastAsia="SimSun" w:cs="SimSun"/>
+          <w:rFonts w:ascii="Times New Roman" w:hAnsi="Times New Roman" w:eastAsia="Times New Roman" w:cs="Times New Roman"/>
         </w:rPr>
         <w:t xml:space="preserve"> → </w:t>
       </w:r>
       <w:r>
         <w:rPr>
-          <w:rStyle w:val="VerbatimChar"/>
-          <w:rFonts w:hint="eastAsia" w:ascii="SimSun" w:hAnsi="SimSun" w:eastAsia="SimSun" w:cs="SimSun"/>
+          <w:rFonts w:hint="eastAsia" w:ascii="Times New Roman" w:hAnsi="Times New Roman" w:eastAsia="FangSong" w:cs="Times New Roman"/>
         </w:rPr>
         <w:t xml:space="preserve">苯炔</w:t>
       </w:r>
-      <w:r>
-        <w:rPr>
-          <w:rFonts w:ascii="SimSun" w:hAnsi="SimSun" w:eastAsia="SimSun" w:cs="SimSun"/>
-        </w:rPr>
-        <w:br/>
-      </w:r>
-      <w:r>
-        <w:rPr>
-          <w:rStyle w:val="VerbatimChar"/>
-          <w:rFonts w:ascii="SimSun" w:hAnsi="SimSun" w:eastAsia="SimSun" w:cs="SimSun"/>
-        </w:rPr>
-        <w:t xml:space="preserve">│</w:t>
-      </w:r>
-      <w:r>
-        <w:rPr>
-          <w:rFonts w:ascii="SimSun" w:hAnsi="SimSun" w:eastAsia="SimSun" w:cs="SimSun"/>
-        </w:rPr>
-        <w:br/>
-      </w:r>
-      <w:r>
-        <w:rPr>
-          <w:rStyle w:val="VerbatimChar"/>
-          <w:rFonts w:ascii="SimSun" w:hAnsi="SimSun" w:eastAsia="SimSun" w:cs="SimSun"/>
-        </w:rPr>
-        <w:t xml:space="preserve">├─ Step </w:t>
-      </w:r>
-      <w:r>
-        <w:rPr>
-          <w:rStyle w:val="VerbatimChar"/>
-          <w:rFonts w:hint="eastAsia" w:ascii="SimSun" w:hAnsi="SimSun" w:eastAsia="SimSun" w:cs="SimSun"/>
+    </w:p>
+    <w:p>
+      <w:pPr>
+        <w:pStyle w:val="Compact"/>
+        <w:numPr>
+          <w:ilvl w:val="1"/>
+          <w:numId w:val="1022"/>
+        </w:numPr>
+      </w:pPr>
+      <w:r>
+        <w:rPr>
+          <w:rFonts w:ascii="Times New Roman" w:hAnsi="Times New Roman" w:eastAsia="Times New Roman" w:cs="Times New Roman"/>
+        </w:rPr>
+        <w:t xml:space="preserve">Step </w:t>
+      </w:r>
+      <w:r>
+        <w:rPr>
+          <w:rFonts w:hint="eastAsia" w:ascii="Times New Roman" w:hAnsi="Times New Roman" w:eastAsia="Times New Roman" w:cs="Times New Roman"/>
         </w:rPr>
         <w:t>2：</w:t>
       </w:r>
       <w:r>
         <w:rPr>
-          <w:rStyle w:val="VerbatimChar"/>
-          <w:rFonts w:hint="eastAsia" w:ascii="SimSun" w:hAnsi="SimSun" w:eastAsia="SimSun" w:cs="SimSun"/>
+          <w:rFonts w:hint="eastAsia" w:ascii="Times New Roman" w:hAnsi="Times New Roman" w:eastAsia="FangSong" w:cs="Times New Roman"/>
         </w:rPr>
         <w:t>判中间体命运</w:t>
       </w:r>
-      <w:r>
-        <w:rPr>
-          <w:rFonts w:ascii="SimSun" w:hAnsi="SimSun" w:eastAsia="SimSun" w:cs="SimSun"/>
-        </w:rPr>
-        <w:br/>
-      </w:r>
-      <w:r>
-        <w:rPr>
-          <w:rStyle w:val="VerbatimChar"/>
-          <w:rFonts w:ascii="SimSun" w:hAnsi="SimSun" w:eastAsia="SimSun" w:cs="SimSun"/>
-        </w:rPr>
-        <w:t xml:space="preserve">│   ├── </w:t>
-      </w:r>
-      <w:r>
-        <w:rPr>
-          <w:rStyle w:val="VerbatimChar"/>
-          <w:rFonts w:hint="eastAsia" w:ascii="SimSun" w:hAnsi="SimSun" w:eastAsia="SimSun" w:cs="SimSun"/>
+    </w:p>
+    <w:p>
+      <w:pPr>
+        <w:pStyle w:val="Compact"/>
+        <w:numPr>
+          <w:ilvl w:val="2"/>
+          <w:numId w:val="1024"/>
+        </w:numPr>
+      </w:pPr>
+      <w:r>
+        <w:rPr>
+          <w:rFonts w:hint="eastAsia" w:ascii="Times New Roman" w:hAnsi="Times New Roman" w:eastAsia="FangSong" w:cs="Times New Roman"/>
         </w:rPr>
         <w:t xml:space="preserve">碳正离子</w:t>
       </w:r>
       <w:r>
         <w:rPr>
-          <w:rStyle w:val="VerbatimChar"/>
-          <w:rFonts w:ascii="SimSun" w:hAnsi="SimSun" w:eastAsia="SimSun" w:cs="SimSun"/>
+          <w:rFonts w:ascii="Times New Roman" w:hAnsi="Times New Roman" w:eastAsia="Times New Roman" w:cs="Times New Roman"/>
         </w:rPr>
         <w:t xml:space="preserve"> → </w:t>
       </w:r>
       <w:r>
         <w:rPr>
-          <w:rStyle w:val="VerbatimChar"/>
-          <w:rFonts w:hint="eastAsia" w:ascii="SimSun" w:hAnsi="SimSun" w:eastAsia="SimSun" w:cs="SimSun"/>
+          <w:rFonts w:hint="eastAsia" w:ascii="Times New Roman" w:hAnsi="Times New Roman" w:eastAsia="FangSong" w:cs="Times New Roman"/>
         </w:rPr>
         <w:t>能否重排</w:t>
       </w:r>
       <w:r>
         <w:rPr>
-          <w:rStyle w:val="VerbatimChar"/>
-          <w:rFonts w:hint="eastAsia" w:ascii="SimSun" w:hAnsi="SimSun" w:eastAsia="SimSun" w:cs="SimSun"/>
+          <w:rFonts w:hint="eastAsia" w:ascii="Times New Roman" w:hAnsi="Times New Roman" w:eastAsia="Times New Roman" w:cs="Times New Roman"/>
         </w:rPr>
         <w:t>？（</w:t>
       </w:r>
       <w:r>
         <w:rPr>
-          <w:rStyle w:val="VerbatimChar"/>
-          <w:rFonts w:hint="eastAsia" w:ascii="SimSun" w:hAnsi="SimSun" w:eastAsia="SimSun" w:cs="SimSun"/>
+          <w:rFonts w:hint="eastAsia" w:ascii="Times New Roman" w:hAnsi="Times New Roman" w:eastAsia="FangSong" w:cs="Times New Roman"/>
         </w:rPr>
         <w:t>检查邻位可迁移基团</w:t>
       </w:r>
       <w:r>
         <w:rPr>
-          <w:rStyle w:val="VerbatimChar"/>
-          <w:rFonts w:hint="eastAsia" w:ascii="SimSun" w:hAnsi="SimSun" w:eastAsia="SimSun" w:cs="SimSun"/>
+          <w:rFonts w:hint="eastAsia" w:ascii="Times New Roman" w:hAnsi="Times New Roman" w:eastAsia="Times New Roman" w:cs="Times New Roman"/>
         </w:rPr>
         <w:t>）</w:t>
       </w:r>
-      <w:r>
-        <w:rPr>
-          <w:rFonts w:ascii="SimSun" w:hAnsi="SimSun" w:eastAsia="SimSun" w:cs="SimSun"/>
-        </w:rPr>
-        <w:br/>
-      </w:r>
-      <w:r>
-        <w:rPr>
-          <w:rStyle w:val="VerbatimChar"/>
-          <w:rFonts w:ascii="SimSun" w:hAnsi="SimSun" w:eastAsia="SimSun" w:cs="SimSun"/>
-        </w:rPr>
-        <w:t xml:space="preserve">│   ├── </w:t>
-      </w:r>
-      <w:r>
-        <w:rPr>
-          <w:rStyle w:val="VerbatimChar"/>
-          <w:rFonts w:hint="eastAsia" w:ascii="SimSun" w:hAnsi="SimSun" w:eastAsia="SimSun" w:cs="SimSun"/>
+    </w:p>
+    <w:p>
+      <w:pPr>
+        <w:pStyle w:val="Compact"/>
+        <w:numPr>
+          <w:ilvl w:val="2"/>
+          <w:numId w:val="1024"/>
+        </w:numPr>
+      </w:pPr>
+      <w:r>
+        <w:rPr>
+          <w:rFonts w:hint="eastAsia" w:ascii="Times New Roman" w:hAnsi="Times New Roman" w:eastAsia="FangSong" w:cs="Times New Roman"/>
         </w:rPr>
         <w:t xml:space="preserve">碳负离子</w:t>
       </w:r>
       <w:r>
         <w:rPr>
-          <w:rStyle w:val="VerbatimChar"/>
-          <w:rFonts w:ascii="SimSun" w:hAnsi="SimSun" w:eastAsia="SimSun" w:cs="SimSun"/>
+          <w:rFonts w:ascii="Times New Roman" w:hAnsi="Times New Roman" w:eastAsia="Times New Roman" w:cs="Times New Roman"/>
         </w:rPr>
         <w:t xml:space="preserve"> → </w:t>
       </w:r>
       <w:r>
         <w:rPr>
-          <w:rStyle w:val="VerbatimChar"/>
-          <w:rFonts w:hint="eastAsia" w:ascii="SimSun" w:hAnsi="SimSun" w:eastAsia="SimSun" w:cs="SimSun"/>
+          <w:rFonts w:hint="eastAsia" w:ascii="Times New Roman" w:hAnsi="Times New Roman" w:eastAsia="FangSong" w:cs="Times New Roman"/>
         </w:rPr>
         <w:t>哪个位点进攻</w:t>
       </w:r>
       <w:r>
         <w:rPr>
-          <w:rStyle w:val="VerbatimChar"/>
-          <w:rFonts w:hint="eastAsia" w:ascii="SimSun" w:hAnsi="SimSun" w:eastAsia="SimSun" w:cs="SimSun"/>
+          <w:rFonts w:hint="eastAsia" w:ascii="Times New Roman" w:hAnsi="Times New Roman" w:eastAsia="Times New Roman" w:cs="Times New Roman"/>
         </w:rPr>
         <w:t>？（</w:t>
       </w:r>
       <w:r>
         <w:rPr>
-          <w:rStyle w:val="VerbatimChar"/>
-          <w:rFonts w:hint="eastAsia" w:ascii="SimSun" w:hAnsi="SimSun" w:eastAsia="SimSun" w:cs="SimSun"/>
+          <w:rFonts w:hint="eastAsia" w:ascii="Times New Roman" w:hAnsi="Times New Roman" w:eastAsia="FangSong" w:cs="Times New Roman"/>
         </w:rPr>
         <w:t>动力学</w:t>
       </w:r>
       <w:r>
         <w:rPr>
-          <w:rStyle w:val="VerbatimChar"/>
-          <w:rFonts w:hint="eastAsia" w:ascii="SimSun" w:hAnsi="SimSun" w:eastAsia="SimSun" w:cs="SimSun"/>
+          <w:rFonts w:hint="eastAsia" w:ascii="Times New Roman" w:hAnsi="Times New Roman" w:eastAsia="Times New Roman" w:cs="Times New Roman"/>
         </w:rPr>
         <w:t>/</w:t>
       </w:r>
       <w:r>
         <w:rPr>
-          <w:rStyle w:val="VerbatimChar"/>
-          <w:rFonts w:hint="eastAsia" w:ascii="SimSun" w:hAnsi="SimSun" w:eastAsia="SimSun" w:cs="SimSun"/>
+          <w:rFonts w:hint="eastAsia" w:ascii="Times New Roman" w:hAnsi="Times New Roman" w:eastAsia="FangSong" w:cs="Times New Roman"/>
         </w:rPr>
         <w:t>热力学控制</w:t>
       </w:r>
       <w:r>
         <w:rPr>
-          <w:rStyle w:val="VerbatimChar"/>
-          <w:rFonts w:hint="eastAsia" w:ascii="SimSun" w:hAnsi="SimSun" w:eastAsia="SimSun" w:cs="SimSun"/>
+          <w:rFonts w:hint="eastAsia" w:ascii="Times New Roman" w:hAnsi="Times New Roman" w:eastAsia="Times New Roman" w:cs="Times New Roman"/>
         </w:rPr>
         <w:t>）</w:t>
       </w:r>
-      <w:r>
-        <w:rPr>
-          <w:rFonts w:ascii="SimSun" w:hAnsi="SimSun" w:eastAsia="SimSun" w:cs="SimSun"/>
-        </w:rPr>
-        <w:br/>
-      </w:r>
-      <w:r>
-        <w:rPr>
-          <w:rStyle w:val="VerbatimChar"/>
-          <w:rFonts w:ascii="SimSun" w:hAnsi="SimSun" w:eastAsia="SimSun" w:cs="SimSun"/>
-        </w:rPr>
-        <w:t xml:space="preserve">│   ├── </w:t>
-      </w:r>
-      <w:r>
-        <w:rPr>
-          <w:rStyle w:val="VerbatimChar"/>
-          <w:rFonts w:hint="eastAsia" w:ascii="SimSun" w:hAnsi="SimSun" w:eastAsia="SimSun" w:cs="SimSun"/>
+    </w:p>
+    <w:p>
+      <w:pPr>
+        <w:pStyle w:val="Compact"/>
+        <w:numPr>
+          <w:ilvl w:val="2"/>
+          <w:numId w:val="1024"/>
+        </w:numPr>
+      </w:pPr>
+      <w:r>
+        <w:rPr>
+          <w:rFonts w:hint="eastAsia" w:ascii="Times New Roman" w:hAnsi="Times New Roman" w:eastAsia="FangSong" w:cs="Times New Roman"/>
         </w:rPr>
         <w:t xml:space="preserve">自由基</w:t>
       </w:r>
       <w:r>
         <w:rPr>
-          <w:rStyle w:val="VerbatimChar"/>
-          <w:rFonts w:ascii="SimSun" w:hAnsi="SimSun" w:eastAsia="SimSun" w:cs="SimSun"/>
+          <w:rFonts w:ascii="Times New Roman" w:hAnsi="Times New Roman" w:eastAsia="Times New Roman" w:cs="Times New Roman"/>
         </w:rPr>
         <w:t xml:space="preserve"> → </w:t>
       </w:r>
       <w:r>
         <w:rPr>
-          <w:rStyle w:val="VerbatimChar"/>
-          <w:rFonts w:hint="eastAsia" w:ascii="SimSun" w:hAnsi="SimSun" w:eastAsia="SimSun" w:cs="SimSun"/>
+          <w:rFonts w:hint="eastAsia" w:ascii="Times New Roman" w:hAnsi="Times New Roman" w:eastAsia="FangSong" w:cs="Times New Roman"/>
         </w:rPr>
         <w:t>链能持续吗</w:t>
       </w:r>
       <w:r>
         <w:rPr>
-          <w:rStyle w:val="VerbatimChar"/>
-          <w:rFonts w:hint="eastAsia" w:ascii="SimSun" w:hAnsi="SimSun" w:eastAsia="SimSun" w:cs="SimSun"/>
+          <w:rFonts w:hint="eastAsia" w:ascii="Times New Roman" w:hAnsi="Times New Roman" w:eastAsia="Times New Roman" w:cs="Times New Roman"/>
         </w:rPr>
         <w:t>？（</w:t>
       </w:r>
       <w:r>
         <w:rPr>
-          <w:rStyle w:val="VerbatimChar"/>
-          <w:rFonts w:hint="eastAsia" w:ascii="SimSun" w:hAnsi="SimSun" w:eastAsia="SimSun" w:cs="SimSun"/>
+          <w:rFonts w:hint="eastAsia" w:ascii="Times New Roman" w:hAnsi="Times New Roman" w:eastAsia="FangSong" w:cs="Times New Roman"/>
         </w:rPr>
         <w:t>引发</w:t>
       </w:r>
       <w:r>
         <w:rPr>
-          <w:rStyle w:val="VerbatimChar"/>
-          <w:rFonts w:hint="eastAsia" w:ascii="SimSun" w:hAnsi="SimSun" w:eastAsia="SimSun" w:cs="SimSun"/>
+          <w:rFonts w:hint="eastAsia" w:ascii="Times New Roman" w:hAnsi="Times New Roman" w:eastAsia="Times New Roman" w:cs="Times New Roman"/>
         </w:rPr>
         <w:t>→</w:t>
       </w:r>
       <w:r>
         <w:rPr>
-          <w:rStyle w:val="VerbatimChar"/>
-          <w:rFonts w:hint="eastAsia" w:ascii="SimSun" w:hAnsi="SimSun" w:eastAsia="SimSun" w:cs="SimSun"/>
+          <w:rFonts w:hint="eastAsia" w:ascii="Times New Roman" w:hAnsi="Times New Roman" w:eastAsia="FangSong" w:cs="Times New Roman"/>
         </w:rPr>
         <w:t>增长</w:t>
       </w:r>
       <w:r>
         <w:rPr>
-          <w:rStyle w:val="VerbatimChar"/>
-          <w:rFonts w:hint="eastAsia" w:ascii="SimSun" w:hAnsi="SimSun" w:eastAsia="SimSun" w:cs="SimSun"/>
+          <w:rFonts w:hint="eastAsia" w:ascii="Times New Roman" w:hAnsi="Times New Roman" w:eastAsia="Times New Roman" w:cs="Times New Roman"/>
         </w:rPr>
         <w:t>→</w:t>
       </w:r>
       <w:r>
         <w:rPr>
-          <w:rStyle w:val="VerbatimChar"/>
-          <w:rFonts w:hint="eastAsia" w:ascii="SimSun" w:hAnsi="SimSun" w:eastAsia="SimSun" w:cs="SimSun"/>
+          <w:rFonts w:hint="eastAsia" w:ascii="Times New Roman" w:hAnsi="Times New Roman" w:eastAsia="FangSong" w:cs="Times New Roman"/>
         </w:rPr>
         <w:t>终止</w:t>
       </w:r>
       <w:r>
         <w:rPr>
-          <w:rStyle w:val="VerbatimChar"/>
-          <w:rFonts w:hint="eastAsia" w:ascii="SimSun" w:hAnsi="SimSun" w:eastAsia="SimSun" w:cs="SimSun"/>
+          <w:rFonts w:hint="eastAsia" w:ascii="Times New Roman" w:hAnsi="Times New Roman" w:eastAsia="Times New Roman" w:cs="Times New Roman"/>
         </w:rPr>
         <w:t>）</w:t>
       </w:r>
-      <w:r>
-        <w:rPr>
-          <w:rFonts w:ascii="SimSun" w:hAnsi="SimSun" w:eastAsia="SimSun" w:cs="SimSun"/>
-        </w:rPr>
-        <w:br/>
-      </w:r>
-      <w:r>
-        <w:rPr>
-          <w:rStyle w:val="VerbatimChar"/>
-          <w:rFonts w:ascii="SimSun" w:hAnsi="SimSun" w:eastAsia="SimSun" w:cs="SimSun"/>
-        </w:rPr>
-        <w:t xml:space="preserve">│   ├── </w:t>
-      </w:r>
-      <w:r>
-        <w:rPr>
-          <w:rStyle w:val="VerbatimChar"/>
-          <w:rFonts w:hint="eastAsia" w:ascii="SimSun" w:hAnsi="SimSun" w:eastAsia="SimSun" w:cs="SimSun"/>
+    </w:p>
+    <w:p>
+      <w:pPr>
+        <w:pStyle w:val="Compact"/>
+        <w:numPr>
+          <w:ilvl w:val="2"/>
+          <w:numId w:val="1024"/>
+        </w:numPr>
+      </w:pPr>
+      <w:r>
+        <w:rPr>
+          <w:rFonts w:hint="eastAsia" w:ascii="Times New Roman" w:hAnsi="Times New Roman" w:eastAsia="FangSong" w:cs="Times New Roman"/>
         </w:rPr>
         <w:t xml:space="preserve">卡宾</w:t>
       </w:r>
       <w:r>
         <w:rPr>
-          <w:rStyle w:val="VerbatimChar"/>
-          <w:rFonts w:ascii="SimSun" w:hAnsi="SimSun" w:eastAsia="SimSun" w:cs="SimSun"/>
+          <w:rFonts w:ascii="Times New Roman" w:hAnsi="Times New Roman" w:eastAsia="Times New Roman" w:cs="Times New Roman"/>
         </w:rPr>
         <w:t xml:space="preserve"> → </w:t>
       </w:r>
       <w:r>
         <w:rPr>
-          <w:rStyle w:val="VerbatimChar"/>
-          <w:rFonts w:hint="eastAsia" w:ascii="SimSun" w:hAnsi="SimSun" w:eastAsia="SimSun" w:cs="SimSun"/>
+          <w:rFonts w:hint="eastAsia" w:ascii="Times New Roman" w:hAnsi="Times New Roman" w:eastAsia="FangSong" w:cs="Times New Roman"/>
         </w:rPr>
         <w:t>单线态还是三线态</w:t>
       </w:r>
       <w:r>
         <w:rPr>
-          <w:rStyle w:val="VerbatimChar"/>
-          <w:rFonts w:hint="eastAsia" w:ascii="SimSun" w:hAnsi="SimSun" w:eastAsia="SimSun" w:cs="SimSun"/>
+          <w:rFonts w:hint="eastAsia" w:ascii="Times New Roman" w:hAnsi="Times New Roman" w:eastAsia="Times New Roman" w:cs="Times New Roman"/>
         </w:rPr>
         <w:t>？（</w:t>
       </w:r>
       <w:r>
         <w:rPr>
-          <w:rStyle w:val="VerbatimChar"/>
-          <w:rFonts w:hint="eastAsia" w:ascii="SimSun" w:hAnsi="SimSun" w:eastAsia="SimSun" w:cs="SimSun"/>
+          <w:rFonts w:hint="eastAsia" w:ascii="Times New Roman" w:hAnsi="Times New Roman" w:eastAsia="FangSong" w:cs="Times New Roman"/>
         </w:rPr>
         <w:t>协同还是分步</w:t>
       </w:r>
       <w:r>
         <w:rPr>
-          <w:rStyle w:val="VerbatimChar"/>
-          <w:rFonts w:hint="eastAsia" w:ascii="SimSun" w:hAnsi="SimSun" w:eastAsia="SimSun" w:cs="SimSun"/>
+          <w:rFonts w:hint="eastAsia" w:ascii="Times New Roman" w:hAnsi="Times New Roman" w:eastAsia="Times New Roman" w:cs="Times New Roman"/>
         </w:rPr>
         <w:t>）</w:t>
       </w:r>
-      <w:r>
-        <w:rPr>
-          <w:rFonts w:ascii="SimSun" w:hAnsi="SimSun" w:eastAsia="SimSun" w:cs="SimSun"/>
-        </w:rPr>
-        <w:br/>
-      </w:r>
-      <w:r>
-        <w:rPr>
-          <w:rStyle w:val="VerbatimChar"/>
-          <w:rFonts w:ascii="SimSun" w:hAnsi="SimSun" w:eastAsia="SimSun" w:cs="SimSun"/>
-        </w:rPr>
-        <w:t xml:space="preserve">│   └── </w:t>
-      </w:r>
-      <w:r>
-        <w:rPr>
-          <w:rStyle w:val="VerbatimChar"/>
-          <w:rFonts w:hint="eastAsia" w:ascii="SimSun" w:hAnsi="SimSun" w:eastAsia="SimSun" w:cs="SimSun"/>
+    </w:p>
+    <w:p>
+      <w:pPr>
+        <w:pStyle w:val="Compact"/>
+        <w:numPr>
+          <w:ilvl w:val="2"/>
+          <w:numId w:val="1024"/>
+        </w:numPr>
+      </w:pPr>
+      <w:r>
+        <w:rPr>
+          <w:rFonts w:hint="eastAsia" w:ascii="Times New Roman" w:hAnsi="Times New Roman" w:eastAsia="FangSong" w:cs="Times New Roman"/>
         </w:rPr>
         <w:t xml:space="preserve">苯炔</w:t>
       </w:r>
       <w:r>
         <w:rPr>
-          <w:rStyle w:val="VerbatimChar"/>
-          <w:rFonts w:ascii="SimSun" w:hAnsi="SimSun" w:eastAsia="SimSun" w:cs="SimSun"/>
+          <w:rFonts w:ascii="Times New Roman" w:hAnsi="Times New Roman" w:eastAsia="Times New Roman" w:cs="Times New Roman"/>
         </w:rPr>
         <w:t xml:space="preserve"> → </w:t>
       </w:r>
       <w:r>
         <w:rPr>
-          <w:rStyle w:val="VerbatimChar"/>
-          <w:rFonts w:hint="eastAsia" w:ascii="SimSun" w:hAnsi="SimSun" w:eastAsia="SimSun" w:cs="SimSun"/>
+          <w:rFonts w:hint="eastAsia" w:ascii="Times New Roman" w:hAnsi="Times New Roman" w:eastAsia="FangSong" w:cs="Times New Roman"/>
         </w:rPr>
         <w:t>区域选择性</w:t>
       </w:r>
       <w:r>
         <w:rPr>
-          <w:rStyle w:val="VerbatimChar"/>
-          <w:rFonts w:hint="eastAsia" w:ascii="SimSun" w:hAnsi="SimSun" w:eastAsia="SimSun" w:cs="SimSun"/>
+          <w:rFonts w:hint="eastAsia" w:ascii="Times New Roman" w:hAnsi="Times New Roman" w:eastAsia="Times New Roman" w:cs="Times New Roman"/>
         </w:rPr>
         <w:t>？（</w:t>
       </w:r>
       <w:r>
         <w:rPr>
-          <w:rStyle w:val="VerbatimChar"/>
-          <w:rFonts w:hint="eastAsia" w:ascii="SimSun" w:hAnsi="SimSun" w:eastAsia="SimSun" w:cs="SimSun"/>
+          <w:rFonts w:hint="eastAsia" w:ascii="Times New Roman" w:hAnsi="Times New Roman" w:eastAsia="FangSong" w:cs="Times New Roman"/>
         </w:rPr>
         <w:t>更稳定的碳负离子</w:t>
       </w:r>
       <w:r>
         <w:rPr>
-          <w:rStyle w:val="VerbatimChar"/>
-          <w:rFonts w:hint="eastAsia" w:ascii="SimSun" w:hAnsi="SimSun" w:eastAsia="SimSun" w:cs="SimSun"/>
+          <w:rFonts w:hint="eastAsia" w:ascii="Times New Roman" w:hAnsi="Times New Roman" w:eastAsia="Times New Roman" w:cs="Times New Roman"/>
         </w:rPr>
         <w:t>）</w:t>
       </w:r>
-      <w:r>
-        <w:rPr>
-          <w:rFonts w:ascii="SimSun" w:hAnsi="SimSun" w:eastAsia="SimSun" w:cs="SimSun"/>
-        </w:rPr>
-        <w:br/>
-      </w:r>
-      <w:r>
-        <w:rPr>
-          <w:rStyle w:val="VerbatimChar"/>
-          <w:rFonts w:ascii="SimSun" w:hAnsi="SimSun" w:eastAsia="SimSun" w:cs="SimSun"/>
-        </w:rPr>
-        <w:t xml:space="preserve">│</w:t>
-      </w:r>
-      <w:r>
-        <w:rPr>
-          <w:rFonts w:ascii="SimSun" w:hAnsi="SimSun" w:eastAsia="SimSun" w:cs="SimSun"/>
-        </w:rPr>
-        <w:br/>
-      </w:r>
-      <w:r>
-        <w:rPr>
-          <w:rStyle w:val="VerbatimChar"/>
-          <w:rFonts w:ascii="SimSun" w:hAnsi="SimSun" w:eastAsia="SimSun" w:cs="SimSun"/>
-        </w:rPr>
-        <w:t xml:space="preserve">└─ Step </w:t>
-      </w:r>
-      <w:r>
-        <w:rPr>
-          <w:rStyle w:val="VerbatimChar"/>
-          <w:rFonts w:hint="eastAsia" w:ascii="SimSun" w:hAnsi="SimSun" w:eastAsia="SimSun" w:cs="SimSun"/>
+    </w:p>
+    <w:p>
+      <w:pPr>
+        <w:pStyle w:val="Compact"/>
+        <w:numPr>
+          <w:ilvl w:val="1"/>
+          <w:numId w:val="1022"/>
+        </w:numPr>
+      </w:pPr>
+      <w:r>
+        <w:rPr>
+          <w:rFonts w:ascii="Times New Roman" w:hAnsi="Times New Roman" w:eastAsia="Times New Roman" w:cs="Times New Roman"/>
+        </w:rPr>
+        <w:t xml:space="preserve">Step </w:t>
+      </w:r>
+      <w:r>
+        <w:rPr>
+          <w:rFonts w:hint="eastAsia" w:ascii="Times New Roman" w:hAnsi="Times New Roman" w:eastAsia="Times New Roman" w:cs="Times New Roman"/>
         </w:rPr>
         <w:t>3：</w:t>
       </w:r>
       <w:r>
         <w:rPr>
-          <w:rStyle w:val="VerbatimChar"/>
-          <w:rFonts w:hint="eastAsia" w:ascii="SimSun" w:hAnsi="SimSun" w:eastAsia="SimSun" w:cs="SimSun"/>
+          <w:rFonts w:hint="eastAsia" w:ascii="Times New Roman" w:hAnsi="Times New Roman" w:eastAsia="FangSong" w:cs="Times New Roman"/>
         </w:rPr>
         <w:t>写箭头</w:t>
       </w:r>
-      <w:r>
-        <w:rPr>
-          <w:rFonts w:ascii="SimSun" w:hAnsi="SimSun" w:eastAsia="SimSun" w:cs="SimSun"/>
-        </w:rPr>
-        <w:br/>
-      </w:r>
-      <w:r>
-        <w:rPr>
-          <w:rStyle w:val="VerbatimChar"/>
-          <w:rFonts w:ascii="SimSun" w:hAnsi="SimSun" w:eastAsia="SimSun" w:cs="SimSun"/>
-        </w:rPr>
-        <w:t xml:space="preserve">    ├── </w:t>
-      </w:r>
-      <w:r>
-        <w:rPr>
-          <w:rStyle w:val="VerbatimChar"/>
-          <w:rFonts w:hint="eastAsia" w:ascii="SimSun" w:hAnsi="SimSun" w:eastAsia="SimSun" w:cs="SimSun"/>
+    </w:p>
+    <w:p>
+      <w:pPr>
+        <w:pStyle w:val="Compact"/>
+        <w:numPr>
+          <w:ilvl w:val="2"/>
+          <w:numId w:val="1025"/>
+        </w:numPr>
+      </w:pPr>
+      <w:r>
+        <w:rPr>
+          <w:rFonts w:hint="eastAsia" w:ascii="Times New Roman" w:hAnsi="Times New Roman" w:eastAsia="FangSong" w:cs="Times New Roman"/>
         </w:rPr>
         <w:t xml:space="preserve">离子机理</w:t>
       </w:r>
       <w:r>
         <w:rPr>
-          <w:rStyle w:val="VerbatimChar"/>
-          <w:rFonts w:ascii="SimSun" w:hAnsi="SimSun" w:eastAsia="SimSun" w:cs="SimSun"/>
+          <w:rFonts w:ascii="Times New Roman" w:hAnsi="Times New Roman" w:eastAsia="Times New Roman" w:cs="Times New Roman"/>
         </w:rPr>
         <w:t xml:space="preserve"> → </w:t>
       </w:r>
       <w:r>
         <w:rPr>
-          <w:rStyle w:val="VerbatimChar"/>
-          <w:rFonts w:hint="eastAsia" w:ascii="SimSun" w:hAnsi="SimSun" w:eastAsia="SimSun" w:cs="SimSun"/>
+          <w:rFonts w:hint="eastAsia" w:ascii="Times New Roman" w:hAnsi="Times New Roman" w:eastAsia="FangSong" w:cs="Times New Roman"/>
         </w:rPr>
         <w:t xml:space="preserve">双钩</w:t>
       </w:r>
       <w:r>
         <w:rPr>
-          <w:rStyle w:val="VerbatimChar"/>
-          <w:rFonts w:ascii="SimSun" w:hAnsi="SimSun" w:eastAsia="SimSun" w:cs="SimSun"/>
+          <w:rFonts w:ascii="Times New Roman" w:hAnsi="Times New Roman" w:eastAsia="Times New Roman" w:cs="Times New Roman"/>
         </w:rPr>
         <w:t xml:space="preserve"> ↷</w:t>
       </w:r>
-      <w:r>
-        <w:rPr>
-          <w:rFonts w:ascii="SimSun" w:hAnsi="SimSun" w:eastAsia="SimSun" w:cs="SimSun"/>
-        </w:rPr>
-        <w:br/>
-      </w:r>
-      <w:r>
-        <w:rPr>
-          <w:rStyle w:val="VerbatimChar"/>
-          <w:rFonts w:ascii="SimSun" w:hAnsi="SimSun" w:eastAsia="SimSun" w:cs="SimSun"/>
-        </w:rPr>
-        <w:t xml:space="preserve">    ├── </w:t>
-      </w:r>
-      <w:r>
-        <w:rPr>
-          <w:rStyle w:val="VerbatimChar"/>
-          <w:rFonts w:hint="eastAsia" w:ascii="SimSun" w:hAnsi="SimSun" w:eastAsia="SimSun" w:cs="SimSun"/>
+    </w:p>
+    <w:p>
+      <w:pPr>
+        <w:pStyle w:val="Compact"/>
+        <w:numPr>
+          <w:ilvl w:val="2"/>
+          <w:numId w:val="1025"/>
+        </w:numPr>
+      </w:pPr>
+      <w:r>
+        <w:rPr>
+          <w:rFonts w:hint="eastAsia" w:ascii="Times New Roman" w:hAnsi="Times New Roman" w:eastAsia="FangSong" w:cs="Times New Roman"/>
         </w:rPr>
         <w:t xml:space="preserve">自由基</w:t>
       </w:r>
       <w:r>
         <w:rPr>
-          <w:rStyle w:val="VerbatimChar"/>
-          <w:rFonts w:ascii="SimSun" w:hAnsi="SimSun" w:eastAsia="SimSun" w:cs="SimSun"/>
+          <w:rFonts w:ascii="Times New Roman" w:hAnsi="Times New Roman" w:eastAsia="Times New Roman" w:cs="Times New Roman"/>
         </w:rPr>
         <w:t xml:space="preserve"> → </w:t>
       </w:r>
       <w:r>
         <w:rPr>
-          <w:rStyle w:val="VerbatimChar"/>
-          <w:rFonts w:hint="eastAsia" w:ascii="SimSun" w:hAnsi="SimSun" w:eastAsia="SimSun" w:cs="SimSun"/>
+          <w:rFonts w:hint="eastAsia" w:ascii="Times New Roman" w:hAnsi="Times New Roman" w:eastAsia="FangSong" w:cs="Times New Roman"/>
         </w:rPr>
         <w:t xml:space="preserve">鱼钩</w:t>
       </w:r>
       <w:r>
         <w:rPr>
-          <w:rStyle w:val="VerbatimChar"/>
-          <w:rFonts w:ascii="SimSun" w:hAnsi="SimSun" w:eastAsia="SimSun" w:cs="SimSun"/>
+          <w:rFonts w:ascii="Times New Roman" w:hAnsi="Times New Roman" w:eastAsia="Times New Roman" w:cs="Times New Roman"/>
         </w:rPr>
         <w:t xml:space="preserve"> ⤳</w:t>
       </w:r>
-      <w:r>
-        <w:rPr>
-          <w:rFonts w:ascii="SimSun" w:hAnsi="SimSun" w:eastAsia="SimSun" w:cs="SimSun"/>
-        </w:rPr>
-        <w:br/>
-      </w:r>
-      <w:r>
-        <w:rPr>
-          <w:rStyle w:val="VerbatimChar"/>
-          <w:rFonts w:ascii="SimSun" w:hAnsi="SimSun" w:eastAsia="SimSun" w:cs="SimSun"/>
-        </w:rPr>
-        <w:t xml:space="preserve">    └── </w:t>
-      </w:r>
-      <w:r>
-        <w:rPr>
-          <w:rStyle w:val="VerbatimChar"/>
-          <w:rFonts w:hint="eastAsia" w:ascii="SimSun" w:hAnsi="SimSun" w:eastAsia="SimSun" w:cs="SimSun"/>
+    </w:p>
+    <w:p>
+      <w:pPr>
+        <w:pStyle w:val="Compact"/>
+        <w:numPr>
+          <w:ilvl w:val="2"/>
+          <w:numId w:val="1025"/>
+        </w:numPr>
+      </w:pPr>
+      <w:r>
+        <w:rPr>
+          <w:rFonts w:hint="eastAsia" w:ascii="Times New Roman" w:hAnsi="Times New Roman" w:eastAsia="FangSong" w:cs="Times New Roman"/>
         </w:rPr>
         <w:t xml:space="preserve">周环</w:t>
       </w:r>
       <w:r>
         <w:rPr>
-          <w:rStyle w:val="VerbatimChar"/>
-          <w:rFonts w:ascii="SimSun" w:hAnsi="SimSun" w:eastAsia="SimSun" w:cs="SimSun"/>
+          <w:rFonts w:ascii="Times New Roman" w:hAnsi="Times New Roman" w:eastAsia="Times New Roman" w:cs="Times New Roman"/>
         </w:rPr>
         <w:t xml:space="preserve"> → </w:t>
       </w:r>
       <w:r>
         <w:rPr>
-          <w:rStyle w:val="VerbatimChar"/>
-          <w:rFonts w:hint="eastAsia" w:ascii="SimSun" w:hAnsi="SimSun" w:eastAsia="SimSun" w:cs="SimSun"/>
+          <w:rFonts w:hint="eastAsia" w:ascii="Times New Roman" w:hAnsi="Times New Roman" w:eastAsia="FangSong" w:cs="Times New Roman"/>
         </w:rPr>
         <w:t xml:space="preserve">电子圈</w:t>
       </w:r>
       <w:r>
         <w:rPr>
-          <w:rStyle w:val="VerbatimChar"/>
-          <w:rFonts w:ascii="SimSun" w:hAnsi="SimSun" w:eastAsia="SimSun" w:cs="SimSun"/>
+          <w:rFonts w:ascii="Times New Roman" w:hAnsi="Times New Roman" w:eastAsia="Times New Roman" w:cs="Times New Roman"/>
         </w:rPr>
         <w:t xml:space="preserve"> / </w:t>
       </w:r>
       <w:r>
         <w:rPr>
-          <w:rStyle w:val="VerbatimChar"/>
-          <w:rFonts w:hint="eastAsia" w:ascii="SimSun" w:hAnsi="SimSun" w:eastAsia="SimSun" w:cs="SimSun"/>
+          <w:rFonts w:hint="eastAsia" w:ascii="Times New Roman" w:hAnsi="Times New Roman" w:eastAsia="FangSong" w:cs="Times New Roman"/>
         </w:rPr>
         <w:t xml:space="preserve">多对箭头</w:t>
       </w:r>
@@ -33861,7 +33709,7 @@
         <w:pStyle w:val="Compact"/>
         <w:numPr>
           <w:ilvl w:val="0"/>
-          <w:numId w:val="1021"/>
+          <w:numId w:val="1026"/>
         </w:numPr>
       </w:pPr>
       <w:r>
@@ -33882,7 +33730,7 @@
         <w:pStyle w:val="Compact"/>
         <w:numPr>
           <w:ilvl w:val="1"/>
-          <w:numId w:val="1022"/>
+          <w:numId w:val="1027"/>
         </w:numPr>
       </w:pPr>
       <w:r>
@@ -33928,7 +33776,7 @@
         <w:pStyle w:val="Compact"/>
         <w:numPr>
           <w:ilvl w:val="1"/>
-          <w:numId w:val="1022"/>
+          <w:numId w:val="1027"/>
         </w:numPr>
       </w:pPr>
       <w:r>
@@ -33969,7 +33817,7 @@
         <w:pStyle w:val="Compact"/>
         <w:numPr>
           <w:ilvl w:val="1"/>
-          <w:numId w:val="1022"/>
+          <w:numId w:val="1027"/>
         </w:numPr>
       </w:pPr>
       <w:r>
@@ -34040,7 +33888,7 @@
         <w:pStyle w:val="Compact"/>
         <w:numPr>
           <w:ilvl w:val="0"/>
-          <w:numId w:val="1021"/>
+          <w:numId w:val="1026"/>
         </w:numPr>
       </w:pPr>
       <w:r>
@@ -34061,7 +33909,7 @@
         <w:pStyle w:val="Compact"/>
         <w:numPr>
           <w:ilvl w:val="1"/>
-          <w:numId w:val="1023"/>
+          <w:numId w:val="1028"/>
         </w:numPr>
       </w:pPr>
       <w:r>
@@ -34195,7 +34043,7 @@
         <w:pStyle w:val="Compact"/>
         <w:numPr>
           <w:ilvl w:val="0"/>
-          <w:numId w:val="1021"/>
+          <w:numId w:val="1026"/>
         </w:numPr>
       </w:pPr>
       <w:r>
@@ -34228,7 +34076,7 @@
         <w:pStyle w:val="Compact"/>
         <w:numPr>
           <w:ilvl w:val="1"/>
-          <w:numId w:val="1024"/>
+          <w:numId w:val="1029"/>
         </w:numPr>
       </w:pPr>
       <w:r>
@@ -34243,7 +34091,7 @@
         <w:pStyle w:val="Compact"/>
         <w:numPr>
           <w:ilvl w:val="1"/>
-          <w:numId w:val="1024"/>
+          <w:numId w:val="1029"/>
         </w:numPr>
       </w:pPr>
       <w:r>
@@ -34258,7 +34106,7 @@
         <w:pStyle w:val="Compact"/>
         <w:numPr>
           <w:ilvl w:val="1"/>
-          <w:numId w:val="1024"/>
+          <w:numId w:val="1029"/>
         </w:numPr>
       </w:pPr>
       <w:r>
@@ -34273,7 +34121,7 @@
         <w:pStyle w:val="Compact"/>
         <w:numPr>
           <w:ilvl w:val="1"/>
-          <w:numId w:val="1024"/>
+          <w:numId w:val="1029"/>
         </w:numPr>
       </w:pPr>
       <w:r>
@@ -34325,7 +34173,7 @@
       <w:pPr>
         <w:numPr>
           <w:ilvl w:val="0"/>
-          <w:numId w:val="1025"/>
+          <w:numId w:val="1030"/>
         </w:numPr>
       </w:pPr>
       <w:r>
@@ -34375,7 +34223,7 @@
       <w:pPr>
         <w:numPr>
           <w:ilvl w:val="0"/>
-          <w:numId w:val="1025"/>
+          <w:numId w:val="1030"/>
         </w:numPr>
       </w:pPr>
       <w:r>
@@ -34487,7 +34335,7 @@
       <w:pPr>
         <w:numPr>
           <w:ilvl w:val="0"/>
-          <w:numId w:val="1025"/>
+          <w:numId w:val="1030"/>
         </w:numPr>
       </w:pPr>
       <w:r>
@@ -34544,7 +34392,7 @@
         <w:pStyle w:val="Compact"/>
         <w:numPr>
           <w:ilvl w:val="1"/>
-          <w:numId w:val="1026"/>
+          <w:numId w:val="1031"/>
         </w:numPr>
       </w:pPr>
       <w:r>
@@ -34636,7 +34484,7 @@
         <w:pStyle w:val="Compact"/>
         <w:numPr>
           <w:ilvl w:val="1"/>
-          <w:numId w:val="1026"/>
+          <w:numId w:val="1031"/>
         </w:numPr>
       </w:pPr>
       <w:r>
@@ -34727,7 +34575,7 @@
       <w:pPr>
         <w:numPr>
           <w:ilvl w:val="0"/>
-          <w:numId w:val="1027"/>
+          <w:numId w:val="1032"/>
         </w:numPr>
       </w:pPr>
       <w:r>
@@ -34797,7 +34645,7 @@
       <w:pPr>
         <w:numPr>
           <w:ilvl w:val="0"/>
-          <w:numId w:val="1027"/>
+          <w:numId w:val="1032"/>
         </w:numPr>
       </w:pPr>
       <w:r>
@@ -35142,7 +34990,7 @@
         <w:pStyle w:val="Compact"/>
         <w:numPr>
           <w:ilvl w:val="0"/>
-          <w:numId w:val="1028"/>
+          <w:numId w:val="1033"/>
         </w:numPr>
       </w:pPr>
     </w:p>
@@ -35151,7 +34999,7 @@
         <w:pStyle w:val="Compact"/>
         <w:numPr>
           <w:ilvl w:val="1"/>
-          <w:numId w:val="1029"/>
+          <w:numId w:val="1034"/>
         </w:numPr>
       </w:pPr>
       <w:r>
@@ -35295,7 +35143,7 @@
       <w:pPr>
         <w:numPr>
           <w:ilvl w:val="0"/>
-          <w:numId w:val="1028"/>
+          <w:numId w:val="1033"/>
         </w:numPr>
       </w:pPr>
       <w:r>
@@ -35670,7 +35518,7 @@
       <w:pPr>
         <w:numPr>
           <w:ilvl w:val="0"/>
-          <w:numId w:val="1028"/>
+          <w:numId w:val="1033"/>
         </w:numPr>
       </w:pPr>
       <w:r>
@@ -35804,7 +35652,7 @@
       <w:pPr>
         <w:numPr>
           <w:ilvl w:val="0"/>
-          <w:numId w:val="1028"/>
+          <w:numId w:val="1033"/>
         </w:numPr>
       </w:pPr>
       <w:r>
@@ -35981,7 +35829,7 @@
         <w:pStyle w:val="Compact"/>
         <w:numPr>
           <w:ilvl w:val="1"/>
-          <w:numId w:val="1030"/>
+          <w:numId w:val="1035"/>
         </w:numPr>
       </w:pPr>
       <w:r>
@@ -36128,7 +35976,7 @@
         <w:pStyle w:val="Compact"/>
         <w:numPr>
           <w:ilvl w:val="1"/>
-          <w:numId w:val="1030"/>
+          <w:numId w:val="1035"/>
         </w:numPr>
       </w:pPr>
       <w:r>
@@ -36294,7 +36142,7 @@
       <w:pPr>
         <w:numPr>
           <w:ilvl w:val="0"/>
-          <w:numId w:val="1028"/>
+          <w:numId w:val="1033"/>
         </w:numPr>
       </w:pPr>
       <w:r>
@@ -36755,7 +36603,7 @@
         <w:pStyle w:val="Compact"/>
         <w:numPr>
           <w:ilvl w:val="0"/>
-          <w:numId w:val="1028"/>
+          <w:numId w:val="1033"/>
         </w:numPr>
       </w:pPr>
     </w:p>
@@ -36764,7 +36612,7 @@
         <w:pStyle w:val="Compact"/>
         <w:numPr>
           <w:ilvl w:val="1"/>
-          <w:numId w:val="1031"/>
+          <w:numId w:val="1036"/>
         </w:numPr>
       </w:pPr>
       <w:r>
@@ -37049,7 +36897,7 @@
         <w:pStyle w:val="Compact"/>
         <w:numPr>
           <w:ilvl w:val="1"/>
-          <w:numId w:val="1031"/>
+          <w:numId w:val="1036"/>
         </w:numPr>
       </w:pPr>
       <w:r>
@@ -37137,7 +36985,7 @@
       <w:pPr>
         <w:numPr>
           <w:ilvl w:val="0"/>
-          <w:numId w:val="1028"/>
+          <w:numId w:val="1033"/>
         </w:numPr>
       </w:pPr>
       <w:r>
@@ -37332,7 +37180,7 @@
         <w:pStyle w:val="Compact"/>
         <w:numPr>
           <w:ilvl w:val="1"/>
-          <w:numId w:val="1032"/>
+          <w:numId w:val="1037"/>
         </w:numPr>
       </w:pPr>
       <w:r>
@@ -37442,7 +37290,7 @@
         <w:pStyle w:val="Compact"/>
         <w:numPr>
           <w:ilvl w:val="1"/>
-          <w:numId w:val="1032"/>
+          <w:numId w:val="1037"/>
         </w:numPr>
       </w:pPr>
       <w:r>
@@ -37499,7 +37347,7 @@
         <w:pStyle w:val="Compact"/>
         <w:numPr>
           <w:ilvl w:val="1"/>
-          <w:numId w:val="1032"/>
+          <w:numId w:val="1037"/>
         </w:numPr>
       </w:pPr>
       <w:r>
@@ -37855,7 +37703,7 @@
       <w:pPr>
         <w:numPr>
           <w:ilvl w:val="0"/>
-          <w:numId w:val="1028"/>
+          <w:numId w:val="1033"/>
         </w:numPr>
       </w:pPr>
       <w:r>
@@ -37878,7 +37726,7 @@
         <w:pStyle w:val="Compact"/>
         <w:numPr>
           <w:ilvl w:val="1"/>
-          <w:numId w:val="1033"/>
+          <w:numId w:val="1038"/>
         </w:numPr>
       </w:pPr>
       <w:r>
@@ -38145,7 +37993,7 @@
         <w:pStyle w:val="Compact"/>
         <w:numPr>
           <w:ilvl w:val="1"/>
-          <w:numId w:val="1033"/>
+          <w:numId w:val="1038"/>
         </w:numPr>
       </w:pPr>
       <w:r>
@@ -38353,7 +38201,7 @@
         <w:pStyle w:val="Compact"/>
         <w:numPr>
           <w:ilvl w:val="1"/>
-          <w:numId w:val="1033"/>
+          <w:numId w:val="1038"/>
         </w:numPr>
       </w:pPr>
       <w:r>
@@ -38987,7 +38835,7 @@
         <w:pStyle w:val="Compact"/>
         <w:numPr>
           <w:ilvl w:val="0"/>
-          <w:numId w:val="1034"/>
+          <w:numId w:val="1039"/>
         </w:numPr>
       </w:pPr>
       <w:r>
@@ -39056,7 +38904,7 @@
         <w:pStyle w:val="Compact"/>
         <w:numPr>
           <w:ilvl w:val="0"/>
-          <w:numId w:val="1034"/>
+          <w:numId w:val="1039"/>
         </w:numPr>
       </w:pPr>
       <w:r>
@@ -39137,7 +38985,7 @@
         <w:pStyle w:val="Compact"/>
         <w:numPr>
           <w:ilvl w:val="0"/>
-          <w:numId w:val="1034"/>
+          <w:numId w:val="1039"/>
         </w:numPr>
       </w:pPr>
       <w:r>
@@ -39248,7 +39096,7 @@
         <w:pStyle w:val="Compact"/>
         <w:numPr>
           <w:ilvl w:val="0"/>
-          <w:numId w:val="1034"/>
+          <w:numId w:val="1039"/>
         </w:numPr>
       </w:pPr>
       <w:r>
@@ -39317,7 +39165,7 @@
         <w:pStyle w:val="Compact"/>
         <w:numPr>
           <w:ilvl w:val="0"/>
-          <w:numId w:val="1034"/>
+          <w:numId w:val="1039"/>
         </w:numPr>
       </w:pPr>
       <w:r>
@@ -39410,7 +39258,7 @@
         <w:pStyle w:val="Compact"/>
         <w:numPr>
           <w:ilvl w:val="0"/>
-          <w:numId w:val="1034"/>
+          <w:numId w:val="1039"/>
         </w:numPr>
       </w:pPr>
       <w:r>
@@ -39497,7 +39345,7 @@
         <w:pStyle w:val="Compact"/>
         <w:numPr>
           <w:ilvl w:val="0"/>
-          <w:numId w:val="1034"/>
+          <w:numId w:val="1039"/>
         </w:numPr>
       </w:pPr>
       <w:r>
@@ -39590,7 +39438,7 @@
         <w:pStyle w:val="Compact"/>
         <w:numPr>
           <w:ilvl w:val="0"/>
-          <w:numId w:val="1034"/>
+          <w:numId w:val="1039"/>
         </w:numPr>
       </w:pPr>
       <w:r>
@@ -39683,7 +39531,7 @@
         <w:pStyle w:val="Compact"/>
         <w:numPr>
           <w:ilvl w:val="0"/>
-          <w:numId w:val="1034"/>
+          <w:numId w:val="1039"/>
         </w:numPr>
       </w:pPr>
       <w:r>
@@ -39776,7 +39624,7 @@
         <w:pStyle w:val="Compact"/>
         <w:numPr>
           <w:ilvl w:val="0"/>
-          <w:numId w:val="1034"/>
+          <w:numId w:val="1039"/>
         </w:numPr>
       </w:pPr>
       <w:r>
@@ -41323,6 +41171,21 @@
     <w:abstractNumId w:val="991"/>
   </w:num>
   <w:num w:numId="1021">
+    <w:abstractNumId w:val="991"/>
+  </w:num>
+  <w:num w:numId="1022">
+    <w:abstractNumId w:val="991"/>
+  </w:num>
+  <w:num w:numId="1023">
+    <w:abstractNumId w:val="991"/>
+  </w:num>
+  <w:num w:numId="1024">
+    <w:abstractNumId w:val="991"/>
+  </w:num>
+  <w:num w:numId="1025">
+    <w:abstractNumId w:val="991"/>
+  </w:num>
+  <w:num w:numId="1026">
     <w:abstractNumId w:val="99411"/>
     <w:lvlOverride w:ilvl="0">
       <w:startOverride w:val="1"/>
@@ -41352,7 +41215,7 @@
       <w:startOverride w:val="1"/>
     </w:lvlOverride>
   </w:num>
-  <w:num w:numId="1022">
+  <w:num w:numId="1027">
     <w:abstractNumId w:val="99731"/>
     <w:lvlOverride w:ilvl="0">
       <w:startOverride w:val="1"/>
@@ -41382,7 +41245,7 @@
       <w:startOverride w:val="1"/>
     </w:lvlOverride>
   </w:num>
-  <w:num w:numId="1023">
+  <w:num w:numId="1028">
     <w:abstractNumId w:val="99831"/>
     <w:lvlOverride w:ilvl="0">
       <w:startOverride w:val="1"/>
@@ -41412,7 +41275,7 @@
       <w:startOverride w:val="1"/>
     </w:lvlOverride>
   </w:num>
-  <w:num w:numId="1024">
+  <w:num w:numId="1029">
     <w:abstractNumId w:val="99831"/>
     <w:lvlOverride w:ilvl="0">
       <w:startOverride w:val="1"/>
@@ -41442,7 +41305,7 @@
       <w:startOverride w:val="1"/>
     </w:lvlOverride>
   </w:num>
-  <w:num w:numId="1025">
+  <w:num w:numId="1030">
     <w:abstractNumId w:val="99414"/>
     <w:lvlOverride w:ilvl="0">
       <w:startOverride w:val="4"/>
@@ -41471,129 +41334,6 @@
     <w:lvlOverride w:ilvl="8">
       <w:startOverride w:val="4"/>
     </w:lvlOverride>
-  </w:num>
-  <w:num w:numId="1026">
-    <w:abstractNumId w:val="99731"/>
-    <w:lvlOverride w:ilvl="0">
-      <w:startOverride w:val="1"/>
-    </w:lvlOverride>
-    <w:lvlOverride w:ilvl="1">
-      <w:startOverride w:val="1"/>
-    </w:lvlOverride>
-    <w:lvlOverride w:ilvl="2">
-      <w:startOverride w:val="1"/>
-    </w:lvlOverride>
-    <w:lvlOverride w:ilvl="3">
-      <w:startOverride w:val="1"/>
-    </w:lvlOverride>
-    <w:lvlOverride w:ilvl="4">
-      <w:startOverride w:val="1"/>
-    </w:lvlOverride>
-    <w:lvlOverride w:ilvl="5">
-      <w:startOverride w:val="1"/>
-    </w:lvlOverride>
-    <w:lvlOverride w:ilvl="6">
-      <w:startOverride w:val="1"/>
-    </w:lvlOverride>
-    <w:lvlOverride w:ilvl="7">
-      <w:startOverride w:val="1"/>
-    </w:lvlOverride>
-    <w:lvlOverride w:ilvl="8">
-      <w:startOverride w:val="1"/>
-    </w:lvlOverride>
-  </w:num>
-  <w:num w:numId="1027">
-    <w:abstractNumId w:val="99417"/>
-    <w:lvlOverride w:ilvl="0">
-      <w:startOverride w:val="7"/>
-    </w:lvlOverride>
-    <w:lvlOverride w:ilvl="1">
-      <w:startOverride w:val="7"/>
-    </w:lvlOverride>
-    <w:lvlOverride w:ilvl="2">
-      <w:startOverride w:val="7"/>
-    </w:lvlOverride>
-    <w:lvlOverride w:ilvl="3">
-      <w:startOverride w:val="7"/>
-    </w:lvlOverride>
-    <w:lvlOverride w:ilvl="4">
-      <w:startOverride w:val="7"/>
-    </w:lvlOverride>
-    <w:lvlOverride w:ilvl="5">
-      <w:startOverride w:val="7"/>
-    </w:lvlOverride>
-    <w:lvlOverride w:ilvl="6">
-      <w:startOverride w:val="7"/>
-    </w:lvlOverride>
-    <w:lvlOverride w:ilvl="7">
-      <w:startOverride w:val="7"/>
-    </w:lvlOverride>
-    <w:lvlOverride w:ilvl="8">
-      <w:startOverride w:val="7"/>
-    </w:lvlOverride>
-  </w:num>
-  <w:num w:numId="1028">
-    <w:abstractNumId w:val="99411"/>
-    <w:lvlOverride w:ilvl="0">
-      <w:startOverride w:val="1"/>
-    </w:lvlOverride>
-    <w:lvlOverride w:ilvl="1">
-      <w:startOverride w:val="1"/>
-    </w:lvlOverride>
-    <w:lvlOverride w:ilvl="2">
-      <w:startOverride w:val="1"/>
-    </w:lvlOverride>
-    <w:lvlOverride w:ilvl="3">
-      <w:startOverride w:val="1"/>
-    </w:lvlOverride>
-    <w:lvlOverride w:ilvl="4">
-      <w:startOverride w:val="1"/>
-    </w:lvlOverride>
-    <w:lvlOverride w:ilvl="5">
-      <w:startOverride w:val="1"/>
-    </w:lvlOverride>
-    <w:lvlOverride w:ilvl="6">
-      <w:startOverride w:val="1"/>
-    </w:lvlOverride>
-    <w:lvlOverride w:ilvl="7">
-      <w:startOverride w:val="1"/>
-    </w:lvlOverride>
-    <w:lvlOverride w:ilvl="8">
-      <w:startOverride w:val="1"/>
-    </w:lvlOverride>
-  </w:num>
-  <w:num w:numId="1029">
-    <w:abstractNumId w:val="99731"/>
-    <w:lvlOverride w:ilvl="0">
-      <w:startOverride w:val="1"/>
-    </w:lvlOverride>
-    <w:lvlOverride w:ilvl="1">
-      <w:startOverride w:val="1"/>
-    </w:lvlOverride>
-    <w:lvlOverride w:ilvl="2">
-      <w:startOverride w:val="1"/>
-    </w:lvlOverride>
-    <w:lvlOverride w:ilvl="3">
-      <w:startOverride w:val="1"/>
-    </w:lvlOverride>
-    <w:lvlOverride w:ilvl="4">
-      <w:startOverride w:val="1"/>
-    </w:lvlOverride>
-    <w:lvlOverride w:ilvl="5">
-      <w:startOverride w:val="1"/>
-    </w:lvlOverride>
-    <w:lvlOverride w:ilvl="6">
-      <w:startOverride w:val="1"/>
-    </w:lvlOverride>
-    <w:lvlOverride w:ilvl="7">
-      <w:startOverride w:val="1"/>
-    </w:lvlOverride>
-    <w:lvlOverride w:ilvl="8">
-      <w:startOverride w:val="1"/>
-    </w:lvlOverride>
-  </w:num>
-  <w:num w:numId="1030">
-    <w:abstractNumId w:val="991"/>
   </w:num>
   <w:num w:numId="1031">
     <w:abstractNumId w:val="99731"/>
@@ -41626,12 +41366,135 @@
     </w:lvlOverride>
   </w:num>
   <w:num w:numId="1032">
+    <w:abstractNumId w:val="99417"/>
+    <w:lvlOverride w:ilvl="0">
+      <w:startOverride w:val="7"/>
+    </w:lvlOverride>
+    <w:lvlOverride w:ilvl="1">
+      <w:startOverride w:val="7"/>
+    </w:lvlOverride>
+    <w:lvlOverride w:ilvl="2">
+      <w:startOverride w:val="7"/>
+    </w:lvlOverride>
+    <w:lvlOverride w:ilvl="3">
+      <w:startOverride w:val="7"/>
+    </w:lvlOverride>
+    <w:lvlOverride w:ilvl="4">
+      <w:startOverride w:val="7"/>
+    </w:lvlOverride>
+    <w:lvlOverride w:ilvl="5">
+      <w:startOverride w:val="7"/>
+    </w:lvlOverride>
+    <w:lvlOverride w:ilvl="6">
+      <w:startOverride w:val="7"/>
+    </w:lvlOverride>
+    <w:lvlOverride w:ilvl="7">
+      <w:startOverride w:val="7"/>
+    </w:lvlOverride>
+    <w:lvlOverride w:ilvl="8">
+      <w:startOverride w:val="7"/>
+    </w:lvlOverride>
+  </w:num>
+  <w:num w:numId="1033">
+    <w:abstractNumId w:val="99411"/>
+    <w:lvlOverride w:ilvl="0">
+      <w:startOverride w:val="1"/>
+    </w:lvlOverride>
+    <w:lvlOverride w:ilvl="1">
+      <w:startOverride w:val="1"/>
+    </w:lvlOverride>
+    <w:lvlOverride w:ilvl="2">
+      <w:startOverride w:val="1"/>
+    </w:lvlOverride>
+    <w:lvlOverride w:ilvl="3">
+      <w:startOverride w:val="1"/>
+    </w:lvlOverride>
+    <w:lvlOverride w:ilvl="4">
+      <w:startOverride w:val="1"/>
+    </w:lvlOverride>
+    <w:lvlOverride w:ilvl="5">
+      <w:startOverride w:val="1"/>
+    </w:lvlOverride>
+    <w:lvlOverride w:ilvl="6">
+      <w:startOverride w:val="1"/>
+    </w:lvlOverride>
+    <w:lvlOverride w:ilvl="7">
+      <w:startOverride w:val="1"/>
+    </w:lvlOverride>
+    <w:lvlOverride w:ilvl="8">
+      <w:startOverride w:val="1"/>
+    </w:lvlOverride>
+  </w:num>
+  <w:num w:numId="1034">
+    <w:abstractNumId w:val="99731"/>
+    <w:lvlOverride w:ilvl="0">
+      <w:startOverride w:val="1"/>
+    </w:lvlOverride>
+    <w:lvlOverride w:ilvl="1">
+      <w:startOverride w:val="1"/>
+    </w:lvlOverride>
+    <w:lvlOverride w:ilvl="2">
+      <w:startOverride w:val="1"/>
+    </w:lvlOverride>
+    <w:lvlOverride w:ilvl="3">
+      <w:startOverride w:val="1"/>
+    </w:lvlOverride>
+    <w:lvlOverride w:ilvl="4">
+      <w:startOverride w:val="1"/>
+    </w:lvlOverride>
+    <w:lvlOverride w:ilvl="5">
+      <w:startOverride w:val="1"/>
+    </w:lvlOverride>
+    <w:lvlOverride w:ilvl="6">
+      <w:startOverride w:val="1"/>
+    </w:lvlOverride>
+    <w:lvlOverride w:ilvl="7">
+      <w:startOverride w:val="1"/>
+    </w:lvlOverride>
+    <w:lvlOverride w:ilvl="8">
+      <w:startOverride w:val="1"/>
+    </w:lvlOverride>
+  </w:num>
+  <w:num w:numId="1035">
     <w:abstractNumId w:val="991"/>
   </w:num>
-  <w:num w:numId="1033">
+  <w:num w:numId="1036">
+    <w:abstractNumId w:val="99731"/>
+    <w:lvlOverride w:ilvl="0">
+      <w:startOverride w:val="1"/>
+    </w:lvlOverride>
+    <w:lvlOverride w:ilvl="1">
+      <w:startOverride w:val="1"/>
+    </w:lvlOverride>
+    <w:lvlOverride w:ilvl="2">
+      <w:startOverride w:val="1"/>
+    </w:lvlOverride>
+    <w:lvlOverride w:ilvl="3">
+      <w:startOverride w:val="1"/>
+    </w:lvlOverride>
+    <w:lvlOverride w:ilvl="4">
+      <w:startOverride w:val="1"/>
+    </w:lvlOverride>
+    <w:lvlOverride w:ilvl="5">
+      <w:startOverride w:val="1"/>
+    </w:lvlOverride>
+    <w:lvlOverride w:ilvl="6">
+      <w:startOverride w:val="1"/>
+    </w:lvlOverride>
+    <w:lvlOverride w:ilvl="7">
+      <w:startOverride w:val="1"/>
+    </w:lvlOverride>
+    <w:lvlOverride w:ilvl="8">
+      <w:startOverride w:val="1"/>
+    </w:lvlOverride>
+  </w:num>
+  <w:num w:numId="1037">
     <w:abstractNumId w:val="991"/>
   </w:num>
-  <w:num w:numId="1034">
+  <w:num w:numId="1038">
+    <w:abstractNumId w:val="991"/>
+  </w:num>
+  <w:num w:numId="1039">
     <w:abstractNumId w:val="991"/>
   </w:num>
 </w:numbering>

--- a/06-学生侧材料/讲义/有机化学/活性中间体与反应机理基础.docx
+++ b/06-学生侧材料/讲义/有机化学/活性中间体与反应机理基础.docx
@@ -6880,455 +6880,378 @@
     </w:p>
     <w:p>
       <w:pPr>
-        <w:pStyle w:val="SourceCode"/>
+        <w:pStyle w:val="Compact"/>
+        <w:numPr>
+          <w:ilvl w:val="0"/>
+          <w:numId w:val="1002"/>
+        </w:numPr>
       </w:pPr>
       <w:r>
         <w:rPr>
-          <w:rStyle w:val="VerbatimChar"/>
-          <w:rFonts w:hint="eastAsia" w:ascii="SimSun" w:hAnsi="SimSun" w:eastAsia="SimSun" w:cs="SimSun"/>
+          <w:rFonts w:hint="eastAsia" w:ascii="Times New Roman" w:hAnsi="Times New Roman" w:eastAsia="FangSong" w:cs="Times New Roman"/>
         </w:rPr>
         <w:t xml:space="preserve">烯丙基正离子</w:t>
       </w:r>
       <w:r>
         <w:rPr>
-          <w:rStyle w:val="VerbatimChar"/>
-          <w:rFonts w:ascii="SimSun" w:hAnsi="SimSun" w:eastAsia="SimSun" w:cs="SimSun"/>
+          <w:rFonts w:ascii="Times New Roman" w:hAnsi="Times New Roman" w:eastAsia="Times New Roman" w:cs="Times New Roman"/>
         </w:rPr>
         <w:t xml:space="preserve"> CH</w:t>
       </w:r>
       <w:r>
         <w:rPr>
-          <w:rStyle w:val="VerbatimChar"/>
-          <w:rFonts w:ascii="SimSun" w:hAnsi="SimSun" w:eastAsia="SimSun" w:cs="SimSun"/>
+          <w:rFonts w:ascii="Times New Roman" w:hAnsi="Times New Roman" w:eastAsia="Times New Roman" w:cs="Times New Roman"/>
           <w:vertAlign w:val="subscript"/>
         </w:rPr>
         <w:t>2</w:t>
       </w:r>
       <w:r>
         <w:rPr>
-          <w:rStyle w:val="VerbatimChar"/>
-          <w:rFonts w:ascii="SimSun" w:hAnsi="SimSun" w:eastAsia="SimSun" w:cs="SimSun"/>
+          <w:rFonts w:ascii="Times New Roman" w:hAnsi="Times New Roman" w:eastAsia="Times New Roman" w:cs="Times New Roman"/>
         </w:rPr>
         <w:t>=CH-CH</w:t>
       </w:r>
       <w:r>
         <w:rPr>
-          <w:rStyle w:val="VerbatimChar"/>
-          <w:rFonts w:ascii="SimSun" w:hAnsi="SimSun" w:eastAsia="SimSun" w:cs="SimSun"/>
+          <w:rFonts w:ascii="Times New Roman" w:hAnsi="Times New Roman" w:eastAsia="Times New Roman" w:cs="Times New Roman"/>
           <w:vertAlign w:val="subscript"/>
         </w:rPr>
         <w:t>2</w:t>
       </w:r>
       <w:r>
         <w:rPr>
-          <w:rStyle w:val="VerbatimChar"/>
-          <w:rFonts w:ascii="SimSun" w:hAnsi="SimSun" w:eastAsia="SimSun" w:cs="SimSun"/>
+          <w:rFonts w:ascii="Times New Roman" w:hAnsi="Times New Roman" w:eastAsia="Times New Roman" w:cs="Times New Roman"/>
           <w:vertAlign w:val="superscript"/>
         </w:rPr>
         <w:t>+</w:t>
       </w:r>
       <w:r>
         <w:rPr>
-          <w:rStyle w:val="VerbatimChar"/>
-          <w:rFonts w:ascii="SimSun" w:hAnsi="SimSun" w:eastAsia="SimSun" w:cs="SimSun"/>
+          <w:rFonts w:ascii="Times New Roman" w:hAnsi="Times New Roman" w:eastAsia="Times New Roman" w:cs="Times New Roman"/>
         </w:rPr>
         <w:t xml:space="preserve"> </w:t>
       </w:r>
       <w:r>
         <w:rPr>
-          <w:rStyle w:val="VerbatimChar"/>
-          <w:rFonts w:hint="eastAsia" w:ascii="SimSun" w:hAnsi="SimSun" w:eastAsia="SimSun" w:cs="SimSun"/>
+          <w:rFonts w:hint="eastAsia" w:ascii="Times New Roman" w:hAnsi="Times New Roman" w:eastAsia="FangSong" w:cs="Times New Roman"/>
         </w:rPr>
         <w:t>的两个等价极限式</w:t>
       </w:r>
       <w:r>
         <w:rPr>
-          <w:rStyle w:val="VerbatimChar"/>
-          <w:rFonts w:hint="eastAsia" w:ascii="SimSun" w:hAnsi="SimSun" w:eastAsia="SimSun" w:cs="SimSun"/>
+          <w:rFonts w:hint="eastAsia" w:ascii="Times New Roman" w:hAnsi="Times New Roman" w:eastAsia="Times New Roman" w:cs="Times New Roman"/>
         </w:rPr>
         <w:t>：</w:t>
       </w:r>
       <w:r>
         <w:rPr>
-          <w:rFonts w:ascii="SimSun" w:hAnsi="SimSun" w:eastAsia="SimSun" w:cs="SimSun"/>
-        </w:rPr>
-        <w:br/>
-      </w:r>
-      <w:r>
-        <w:rPr>
-          <w:rStyle w:val="VerbatimChar"/>
-          <w:rFonts w:ascii="SimSun" w:hAnsi="SimSun" w:eastAsia="SimSun" w:cs="SimSun"/>
-        </w:rPr>
-        <w:t xml:space="preserve">  </w:t>
-      </w:r>
-      <w:r>
-        <w:rPr>
-          <w:rStyle w:val="VerbatimChar"/>
-          <w:rFonts w:ascii="SimSun" w:hAnsi="SimSun" w:eastAsia="SimSun" w:cs="SimSun"/>
+          <w:rFonts w:hint="eastAsia" w:ascii="Times New Roman" w:hAnsi="Times New Roman" w:eastAsia="Times New Roman" w:cs="Times New Roman"/>
           <w:vertAlign w:val="superscript"/>
         </w:rPr>
         <w:t>+</w:t>
       </w:r>
       <w:r>
         <w:rPr>
-          <w:rStyle w:val="VerbatimChar"/>
-          <w:rFonts w:ascii="SimSun" w:hAnsi="SimSun" w:eastAsia="SimSun" w:cs="SimSun"/>
+          <w:rFonts w:hint="eastAsia" w:ascii="Times New Roman" w:hAnsi="Times New Roman" w:eastAsia="Times New Roman" w:cs="Times New Roman"/>
         </w:rPr>
         <w:t>CH</w:t>
       </w:r>
       <w:r>
         <w:rPr>
-          <w:rStyle w:val="VerbatimChar"/>
-          <w:rFonts w:ascii="SimSun" w:hAnsi="SimSun" w:eastAsia="SimSun" w:cs="SimSun"/>
+          <w:rFonts w:hint="eastAsia" w:ascii="Times New Roman" w:hAnsi="Times New Roman" w:eastAsia="Times New Roman" w:cs="Times New Roman"/>
           <w:vertAlign w:val="subscript"/>
         </w:rPr>
         <w:t>2</w:t>
       </w:r>
       <w:r>
         <w:rPr>
-          <w:rStyle w:val="VerbatimChar"/>
-          <w:rFonts w:ascii="SimSun" w:hAnsi="SimSun" w:eastAsia="SimSun" w:cs="SimSun"/>
+          <w:rFonts w:hint="eastAsia" w:ascii="Times New Roman" w:hAnsi="Times New Roman" w:eastAsia="Times New Roman" w:cs="Times New Roman"/>
         </w:rPr>
         <w:t>-CH=CH</w:t>
       </w:r>
       <w:r>
         <w:rPr>
-          <w:rStyle w:val="VerbatimChar"/>
-          <w:rFonts w:ascii="SimSun" w:hAnsi="SimSun" w:eastAsia="SimSun" w:cs="SimSun"/>
+          <w:rFonts w:hint="eastAsia" w:ascii="Times New Roman" w:hAnsi="Times New Roman" w:eastAsia="Times New Roman" w:cs="Times New Roman"/>
           <w:vertAlign w:val="subscript"/>
         </w:rPr>
         <w:t>2</w:t>
       </w:r>
       <w:r>
         <w:rPr>
-          <w:rStyle w:val="VerbatimChar"/>
-          <w:rFonts w:ascii="SimSun" w:hAnsi="SimSun" w:eastAsia="SimSun" w:cs="SimSun"/>
-        </w:rPr>
-        <w:t xml:space="preserve">  ⟷  CH</w:t>
-      </w:r>
-      <w:r>
-        <w:rPr>
-          <w:rStyle w:val="VerbatimChar"/>
-          <w:rFonts w:ascii="SimSun" w:hAnsi="SimSun" w:eastAsia="SimSun" w:cs="SimSun"/>
+          <w:rFonts w:ascii="Times New Roman" w:hAnsi="Times New Roman" w:eastAsia="Times New Roman" w:cs="Times New Roman"/>
+        </w:rPr>
+        <w:t xml:space="preserve"> ⟷ CH</w:t>
+      </w:r>
+      <w:r>
+        <w:rPr>
+          <w:rFonts w:ascii="Times New Roman" w:hAnsi="Times New Roman" w:eastAsia="Times New Roman" w:cs="Times New Roman"/>
           <w:vertAlign w:val="subscript"/>
         </w:rPr>
         <w:t>2</w:t>
       </w:r>
       <w:r>
         <w:rPr>
-          <w:rStyle w:val="VerbatimChar"/>
-          <w:rFonts w:ascii="SimSun" w:hAnsi="SimSun" w:eastAsia="SimSun" w:cs="SimSun"/>
+          <w:rFonts w:ascii="Times New Roman" w:hAnsi="Times New Roman" w:eastAsia="Times New Roman" w:cs="Times New Roman"/>
         </w:rPr>
         <w:t>=CH-CH</w:t>
       </w:r>
       <w:r>
         <w:rPr>
-          <w:rStyle w:val="VerbatimChar"/>
-          <w:rFonts w:ascii="SimSun" w:hAnsi="SimSun" w:eastAsia="SimSun" w:cs="SimSun"/>
+          <w:rFonts w:ascii="Times New Roman" w:hAnsi="Times New Roman" w:eastAsia="Times New Roman" w:cs="Times New Roman"/>
           <w:vertAlign w:val="subscript"/>
         </w:rPr>
         <w:t>2</w:t>
       </w:r>
       <w:r>
         <w:rPr>
-          <w:rStyle w:val="VerbatimChar"/>
-          <w:rFonts w:ascii="SimSun" w:hAnsi="SimSun" w:eastAsia="SimSun" w:cs="SimSun"/>
+          <w:rFonts w:ascii="Times New Roman" w:hAnsi="Times New Roman" w:eastAsia="Times New Roman" w:cs="Times New Roman"/>
           <w:vertAlign w:val="superscript"/>
         </w:rPr>
         <w:t>+</w:t>
       </w:r>
-      <w:r>
-        <w:rPr>
-          <w:rFonts w:ascii="SimSun" w:hAnsi="SimSun" w:eastAsia="SimSun" w:cs="SimSun"/>
-        </w:rPr>
-        <w:br/>
-      </w:r>
-      <w:r>
-        <w:rPr>
-          <w:rFonts w:ascii="SimSun" w:hAnsi="SimSun" w:eastAsia="SimSun" w:cs="SimSun"/>
-        </w:rPr>
-        <w:br/>
-      </w:r>
-      <w:r>
-        <w:rPr>
-          <w:rStyle w:val="VerbatimChar"/>
-          <w:rFonts w:hint="eastAsia" w:ascii="SimSun" w:hAnsi="SimSun" w:eastAsia="SimSun" w:cs="SimSun"/>
+    </w:p>
+    <w:p>
+      <w:pPr>
+        <w:pStyle w:val="Compact"/>
+        <w:numPr>
+          <w:ilvl w:val="0"/>
+          <w:numId w:val="1002"/>
+        </w:numPr>
+      </w:pPr>
+      <w:r>
+        <w:rPr>
+          <w:rFonts w:hint="eastAsia" w:ascii="Times New Roman" w:hAnsi="Times New Roman" w:eastAsia="FangSong" w:cs="Times New Roman"/>
         </w:rPr>
         <w:t xml:space="preserve">苄基正离子</w:t>
       </w:r>
       <w:r>
         <w:rPr>
-          <w:rStyle w:val="VerbatimChar"/>
-          <w:rFonts w:ascii="SimSun" w:hAnsi="SimSun" w:eastAsia="SimSun" w:cs="SimSun"/>
+          <w:rFonts w:ascii="Times New Roman" w:hAnsi="Times New Roman" w:eastAsia="Times New Roman" w:cs="Times New Roman"/>
         </w:rPr>
         <w:t xml:space="preserve"> </w:t>
       </w:r>
       <w:r>
         <w:rPr>
-          <w:rStyle w:val="VerbatimChar"/>
-          <w:rFonts w:hint="eastAsia" w:ascii="SimSun" w:hAnsi="SimSun" w:eastAsia="SimSun" w:cs="SimSun"/>
+          <w:rFonts w:hint="eastAsia" w:ascii="Times New Roman" w:hAnsi="Times New Roman" w:eastAsia="Times New Roman" w:cs="Times New Roman"/>
         </w:rPr>
         <w:t>PhCH</w:t>
       </w:r>
       <w:r>
         <w:rPr>
-          <w:rStyle w:val="VerbatimChar"/>
-          <w:rFonts w:hint="eastAsia" w:ascii="SimSun" w:hAnsi="SimSun" w:eastAsia="SimSun" w:cs="SimSun"/>
+          <w:rFonts w:hint="eastAsia" w:ascii="Times New Roman" w:hAnsi="Times New Roman" w:eastAsia="Times New Roman" w:cs="Times New Roman"/>
           <w:vertAlign w:val="subscript"/>
         </w:rPr>
         <w:t>2</w:t>
       </w:r>
       <w:r>
         <w:rPr>
-          <w:rStyle w:val="VerbatimChar"/>
-          <w:rFonts w:hint="eastAsia" w:ascii="SimSun" w:hAnsi="SimSun" w:eastAsia="SimSun" w:cs="SimSun"/>
+          <w:rFonts w:hint="eastAsia" w:ascii="Times New Roman" w:hAnsi="Times New Roman" w:eastAsia="Times New Roman" w:cs="Times New Roman"/>
           <w:vertAlign w:val="superscript"/>
         </w:rPr>
         <w:t>+</w:t>
       </w:r>
       <w:r>
         <w:rPr>
-          <w:rStyle w:val="VerbatimChar"/>
-          <w:rFonts w:hint="eastAsia" w:ascii="SimSun" w:hAnsi="SimSun" w:eastAsia="SimSun" w:cs="SimSun"/>
+          <w:rFonts w:hint="eastAsia" w:ascii="Times New Roman" w:hAnsi="Times New Roman" w:eastAsia="Times New Roman" w:cs="Times New Roman"/>
         </w:rPr>
         <w:t>：</w:t>
       </w:r>
       <w:r>
         <w:rPr>
-          <w:rStyle w:val="VerbatimChar"/>
-          <w:rFonts w:hint="eastAsia" w:ascii="SimSun" w:hAnsi="SimSun" w:eastAsia="SimSun" w:cs="SimSun"/>
+          <w:rFonts w:hint="eastAsia" w:ascii="Times New Roman" w:hAnsi="Times New Roman" w:eastAsia="FangSong" w:cs="Times New Roman"/>
         </w:rPr>
         <w:t>正电荷经共振离域到苯环邻</w:t>
       </w:r>
       <w:r>
         <w:rPr>
-          <w:rStyle w:val="VerbatimChar"/>
-          <w:rFonts w:hint="eastAsia" w:ascii="SimSun" w:hAnsi="SimSun" w:eastAsia="SimSun" w:cs="SimSun"/>
+          <w:rFonts w:hint="eastAsia" w:ascii="Times New Roman" w:hAnsi="Times New Roman" w:eastAsia="Times New Roman" w:cs="Times New Roman"/>
         </w:rPr>
         <w:t>/</w:t>
       </w:r>
       <w:r>
         <w:rPr>
-          <w:rStyle w:val="VerbatimChar"/>
-          <w:rFonts w:hint="eastAsia" w:ascii="SimSun" w:hAnsi="SimSun" w:eastAsia="SimSun" w:cs="SimSun"/>
+          <w:rFonts w:hint="eastAsia" w:ascii="Times New Roman" w:hAnsi="Times New Roman" w:eastAsia="FangSong" w:cs="Times New Roman"/>
         </w:rPr>
         <w:t>对位</w:t>
       </w:r>
       <w:r>
         <w:rPr>
-          <w:rStyle w:val="VerbatimChar"/>
-          <w:rFonts w:hint="eastAsia" w:ascii="SimSun" w:hAnsi="SimSun" w:eastAsia="SimSun" w:cs="SimSun"/>
+          <w:rFonts w:hint="eastAsia" w:ascii="Times New Roman" w:hAnsi="Times New Roman" w:eastAsia="Times New Roman" w:cs="Times New Roman"/>
         </w:rPr>
         <w:t>（</w:t>
       </w:r>
       <w:r>
         <w:rPr>
-          <w:rStyle w:val="VerbatimChar"/>
-          <w:rFonts w:hint="eastAsia" w:ascii="SimSun" w:hAnsi="SimSun" w:eastAsia="SimSun" w:cs="SimSun"/>
+          <w:rFonts w:hint="eastAsia" w:ascii="Times New Roman" w:hAnsi="Times New Roman" w:eastAsia="FangSong" w:cs="Times New Roman"/>
         </w:rPr>
         <w:t>共</w:t>
       </w:r>
       <w:r>
         <w:rPr>
-          <w:rStyle w:val="VerbatimChar"/>
-          <w:rFonts w:ascii="SimSun" w:hAnsi="SimSun" w:eastAsia="SimSun" w:cs="SimSun"/>
+          <w:rFonts w:ascii="Times New Roman" w:hAnsi="Times New Roman" w:eastAsia="Times New Roman" w:cs="Times New Roman"/>
         </w:rPr>
         <w:t xml:space="preserve"> 4 </w:t>
       </w:r>
       <w:r>
         <w:rPr>
-          <w:rStyle w:val="VerbatimChar"/>
-          <w:rFonts w:hint="eastAsia" w:ascii="SimSun" w:hAnsi="SimSun" w:eastAsia="SimSun" w:cs="SimSun"/>
+          <w:rFonts w:hint="eastAsia" w:ascii="Times New Roman" w:hAnsi="Times New Roman" w:eastAsia="FangSong" w:cs="Times New Roman"/>
         </w:rPr>
         <w:t>个极限式</w:t>
       </w:r>
       <w:r>
         <w:rPr>
-          <w:rStyle w:val="VerbatimChar"/>
-          <w:rFonts w:hint="eastAsia" w:ascii="SimSun" w:hAnsi="SimSun" w:eastAsia="SimSun" w:cs="SimSun"/>
-        </w:rPr>
-        <w:t>）</w:t>
-      </w:r>
-      <w:r>
-        <w:rPr>
-          <w:rFonts w:ascii="SimSun" w:hAnsi="SimSun" w:eastAsia="SimSun" w:cs="SimSun"/>
-        </w:rPr>
-        <w:br/>
-      </w:r>
-      <w:r>
-        <w:rPr>
-          <w:rStyle w:val="VerbatimChar"/>
-          <w:rFonts w:ascii="SimSun" w:hAnsi="SimSun" w:eastAsia="SimSun" w:cs="SimSun"/>
-        </w:rPr>
-        <w:t xml:space="preserve">  Ph-CH</w:t>
-      </w:r>
-      <w:r>
-        <w:rPr>
-          <w:rStyle w:val="VerbatimChar"/>
-          <w:rFonts w:ascii="SimSun" w:hAnsi="SimSun" w:eastAsia="SimSun" w:cs="SimSun"/>
+          <w:rFonts w:hint="eastAsia" w:ascii="Times New Roman" w:hAnsi="Times New Roman" w:eastAsia="Times New Roman" w:cs="Times New Roman"/>
+        </w:rPr>
+        <w:t>）——</w:t>
+      </w:r>
+      <w:r>
+        <w:rPr>
+          <w:rFonts w:ascii="Times New Roman" w:hAnsi="Times New Roman" w:eastAsia="Times New Roman" w:cs="Times New Roman"/>
+        </w:rPr>
+        <w:t xml:space="preserve"> Ph-CH</w:t>
+      </w:r>
+      <w:r>
+        <w:rPr>
+          <w:rFonts w:ascii="Times New Roman" w:hAnsi="Times New Roman" w:eastAsia="Times New Roman" w:cs="Times New Roman"/>
           <w:vertAlign w:val="subscript"/>
         </w:rPr>
         <w:t>2</w:t>
       </w:r>
       <w:r>
         <w:rPr>
-          <w:rStyle w:val="VerbatimChar"/>
-          <w:rFonts w:ascii="SimSun" w:hAnsi="SimSun" w:eastAsia="SimSun" w:cs="SimSun"/>
+          <w:rFonts w:ascii="Times New Roman" w:hAnsi="Times New Roman" w:eastAsia="Times New Roman" w:cs="Times New Roman"/>
           <w:vertAlign w:val="superscript"/>
         </w:rPr>
         <w:t>+</w:t>
       </w:r>
       <w:r>
         <w:rPr>
-          <w:rStyle w:val="VerbatimChar"/>
-          <w:rFonts w:ascii="SimSun" w:hAnsi="SimSun" w:eastAsia="SimSun" w:cs="SimSun"/>
-        </w:rPr>
-        <w:t xml:space="preserve">  ⟷  </w:t>
-      </w:r>
-      <w:r>
-        <w:rPr>
-          <w:rStyle w:val="VerbatimChar"/>
-          <w:rFonts w:hint="eastAsia" w:ascii="SimSun" w:hAnsi="SimSun" w:eastAsia="SimSun" w:cs="SimSun"/>
+          <w:rFonts w:ascii="Times New Roman" w:hAnsi="Times New Roman" w:eastAsia="Times New Roman" w:cs="Times New Roman"/>
+        </w:rPr>
+        <w:t xml:space="preserve"> ⟷ </w:t>
+      </w:r>
+      <w:r>
+        <w:rPr>
+          <w:rFonts w:hint="eastAsia" w:ascii="Times New Roman" w:hAnsi="Times New Roman" w:eastAsia="FangSong" w:cs="Times New Roman"/>
         </w:rPr>
         <w:t xml:space="preserve">邻位带正电的</w:t>
       </w:r>
       <w:r>
         <w:rPr>
-          <w:rStyle w:val="VerbatimChar"/>
-          <w:rFonts w:ascii="SimSun" w:hAnsi="SimSun" w:eastAsia="SimSun" w:cs="SimSun"/>
+          <w:rFonts w:ascii="Times New Roman" w:hAnsi="Times New Roman" w:eastAsia="Times New Roman" w:cs="Times New Roman"/>
         </w:rPr>
         <w:t xml:space="preserve"> Kekulé </w:t>
       </w:r>
       <w:r>
         <w:rPr>
-          <w:rStyle w:val="VerbatimChar"/>
-          <w:rFonts w:hint="eastAsia" w:ascii="SimSun" w:hAnsi="SimSun" w:eastAsia="SimSun" w:cs="SimSun"/>
+          <w:rFonts w:hint="eastAsia" w:ascii="Times New Roman" w:hAnsi="Times New Roman" w:eastAsia="FangSong" w:cs="Times New Roman"/>
         </w:rPr>
         <w:t xml:space="preserve">式</w:t>
       </w:r>
       <w:r>
         <w:rPr>
-          <w:rStyle w:val="VerbatimChar"/>
-          <w:rFonts w:ascii="SimSun" w:hAnsi="SimSun" w:eastAsia="SimSun" w:cs="SimSun"/>
-        </w:rPr>
-        <w:t xml:space="preserve">  ⟷  </w:t>
-      </w:r>
-      <w:r>
-        <w:rPr>
-          <w:rStyle w:val="VerbatimChar"/>
-          <w:rFonts w:hint="eastAsia" w:ascii="SimSun" w:hAnsi="SimSun" w:eastAsia="SimSun" w:cs="SimSun"/>
+          <w:rFonts w:ascii="Times New Roman" w:hAnsi="Times New Roman" w:eastAsia="Times New Roman" w:cs="Times New Roman"/>
+        </w:rPr>
+        <w:t xml:space="preserve"> ⟷ </w:t>
+      </w:r>
+      <w:r>
+        <w:rPr>
+          <w:rFonts w:hint="eastAsia" w:ascii="Times New Roman" w:hAnsi="Times New Roman" w:eastAsia="FangSong" w:cs="Times New Roman"/>
         </w:rPr>
         <w:t xml:space="preserve">对位带正电式</w:t>
       </w:r>
-      <w:r>
-        <w:rPr>
-          <w:rFonts w:ascii="SimSun" w:hAnsi="SimSun" w:eastAsia="SimSun" w:cs="SimSun"/>
-        </w:rPr>
-        <w:br/>
-      </w:r>
-      <w:r>
-        <w:rPr>
-          <w:rFonts w:ascii="SimSun" w:hAnsi="SimSun" w:eastAsia="SimSun" w:cs="SimSun"/>
-        </w:rPr>
-        <w:br/>
-      </w:r>
-      <w:r>
-        <w:rPr>
-          <w:rStyle w:val="VerbatimChar"/>
-          <w:rFonts w:hint="eastAsia" w:ascii="SimSun" w:hAnsi="SimSun" w:eastAsia="SimSun" w:cs="SimSun"/>
+    </w:p>
+    <w:p>
+      <w:pPr>
+        <w:pStyle w:val="Compact"/>
+        <w:numPr>
+          <w:ilvl w:val="0"/>
+          <w:numId w:val="1002"/>
+        </w:numPr>
+      </w:pPr>
+      <w:r>
+        <w:rPr>
+          <w:rFonts w:hint="eastAsia" w:ascii="Times New Roman" w:hAnsi="Times New Roman" w:eastAsia="FangSong" w:cs="Times New Roman"/>
         </w:rPr>
         <w:t xml:space="preserve">三苯甲基</w:t>
       </w:r>
       <w:r>
         <w:rPr>
-          <w:rStyle w:val="VerbatimChar"/>
-          <w:rFonts w:ascii="SimSun" w:hAnsi="SimSun" w:eastAsia="SimSun" w:cs="SimSun"/>
+          <w:rFonts w:ascii="Times New Roman" w:hAnsi="Times New Roman" w:eastAsia="Times New Roman" w:cs="Times New Roman"/>
         </w:rPr>
         <w:t xml:space="preserve"> </w:t>
       </w:r>
       <w:r>
         <w:rPr>
-          <w:rStyle w:val="VerbatimChar"/>
-          <w:rFonts w:hint="eastAsia" w:ascii="SimSun" w:hAnsi="SimSun" w:eastAsia="SimSun" w:cs="SimSun"/>
+          <w:rFonts w:hint="eastAsia" w:ascii="Times New Roman" w:hAnsi="Times New Roman" w:eastAsia="Times New Roman" w:cs="Times New Roman"/>
         </w:rPr>
         <w:t>Ph</w:t>
       </w:r>
       <w:r>
         <w:rPr>
-          <w:rStyle w:val="VerbatimChar"/>
-          <w:rFonts w:hint="eastAsia" w:ascii="SimSun" w:hAnsi="SimSun" w:eastAsia="SimSun" w:cs="SimSun"/>
+          <w:rFonts w:hint="eastAsia" w:ascii="Times New Roman" w:hAnsi="Times New Roman" w:eastAsia="Times New Roman" w:cs="Times New Roman"/>
           <w:vertAlign w:val="subscript"/>
         </w:rPr>
         <w:t>3</w:t>
       </w:r>
       <w:r>
         <w:rPr>
-          <w:rStyle w:val="VerbatimChar"/>
-          <w:rFonts w:hint="eastAsia" w:ascii="SimSun" w:hAnsi="SimSun" w:eastAsia="SimSun" w:cs="SimSun"/>
+          <w:rFonts w:hint="eastAsia" w:ascii="Times New Roman" w:hAnsi="Times New Roman" w:eastAsia="Times New Roman" w:cs="Times New Roman"/>
         </w:rPr>
         <w:t>C</w:t>
       </w:r>
       <w:r>
         <w:rPr>
-          <w:rStyle w:val="VerbatimChar"/>
-          <w:rFonts w:hint="eastAsia" w:ascii="SimSun" w:hAnsi="SimSun" w:eastAsia="SimSun" w:cs="SimSun"/>
+          <w:rFonts w:hint="eastAsia" w:ascii="Times New Roman" w:hAnsi="Times New Roman" w:eastAsia="Times New Roman" w:cs="Times New Roman"/>
           <w:vertAlign w:val="superscript"/>
         </w:rPr>
         <w:t>+</w:t>
       </w:r>
       <w:r>
         <w:rPr>
-          <w:rStyle w:val="VerbatimChar"/>
-          <w:rFonts w:hint="eastAsia" w:ascii="SimSun" w:hAnsi="SimSun" w:eastAsia="SimSun" w:cs="SimSun"/>
+          <w:rFonts w:hint="eastAsia" w:ascii="Times New Roman" w:hAnsi="Times New Roman" w:eastAsia="Times New Roman" w:cs="Times New Roman"/>
         </w:rPr>
         <w:t>：3</w:t>
       </w:r>
       <w:r>
         <w:rPr>
-          <w:rStyle w:val="VerbatimChar"/>
-          <w:rFonts w:ascii="SimSun" w:hAnsi="SimSun" w:eastAsia="SimSun" w:cs="SimSun"/>
+          <w:rFonts w:ascii="Times New Roman" w:hAnsi="Times New Roman" w:eastAsia="Times New Roman" w:cs="Times New Roman"/>
         </w:rPr>
         <w:t xml:space="preserve"> </w:t>
       </w:r>
       <w:r>
         <w:rPr>
-          <w:rStyle w:val="VerbatimChar"/>
-          <w:rFonts w:hint="eastAsia" w:ascii="SimSun" w:hAnsi="SimSun" w:eastAsia="SimSun" w:cs="SimSun"/>
+          <w:rFonts w:hint="eastAsia" w:ascii="Times New Roman" w:hAnsi="Times New Roman" w:eastAsia="FangSong" w:cs="Times New Roman"/>
         </w:rPr>
         <w:t>个苯环轮流共轭</w:t>
       </w:r>
       <w:r>
         <w:rPr>
-          <w:rStyle w:val="VerbatimChar"/>
-          <w:rFonts w:hint="eastAsia" w:ascii="SimSun" w:hAnsi="SimSun" w:eastAsia="SimSun" w:cs="SimSun"/>
+          <w:rFonts w:hint="eastAsia" w:ascii="Times New Roman" w:hAnsi="Times New Roman" w:eastAsia="Times New Roman" w:cs="Times New Roman"/>
         </w:rPr>
         <w:t>，</w:t>
       </w:r>
       <w:r>
         <w:rPr>
-          <w:rStyle w:val="VerbatimChar"/>
-          <w:rFonts w:hint="eastAsia" w:ascii="SimSun" w:hAnsi="SimSun" w:eastAsia="SimSun" w:cs="SimSun"/>
+          <w:rFonts w:hint="eastAsia" w:ascii="Times New Roman" w:hAnsi="Times New Roman" w:eastAsia="FangSong" w:cs="Times New Roman"/>
         </w:rPr>
         <w:t>正电荷极度分散</w:t>
       </w:r>
       <w:r>
         <w:rPr>
-          <w:rStyle w:val="VerbatimChar"/>
-          <w:rFonts w:hint="eastAsia" w:ascii="SimSun" w:hAnsi="SimSun" w:eastAsia="SimSun" w:cs="SimSun"/>
+          <w:rFonts w:hint="eastAsia" w:ascii="Times New Roman" w:hAnsi="Times New Roman" w:eastAsia="Times New Roman" w:cs="Times New Roman"/>
         </w:rPr>
         <w:t>（</w:t>
       </w:r>
       <w:r>
         <w:rPr>
-          <w:rStyle w:val="VerbatimChar"/>
-          <w:rFonts w:hint="eastAsia" w:ascii="SimSun" w:hAnsi="SimSun" w:eastAsia="SimSun" w:cs="SimSun"/>
+          <w:rFonts w:hint="eastAsia" w:ascii="Times New Roman" w:hAnsi="Times New Roman" w:eastAsia="FangSong" w:cs="Times New Roman"/>
         </w:rPr>
         <w:t>可分离成稳定盐</w:t>
       </w:r>
       <w:r>
         <w:rPr>
-          <w:rStyle w:val="VerbatimChar"/>
-          <w:rFonts w:hint="eastAsia" w:ascii="SimSun" w:hAnsi="SimSun" w:eastAsia="SimSun" w:cs="SimSun"/>
+          <w:rFonts w:hint="eastAsia" w:ascii="Times New Roman" w:hAnsi="Times New Roman" w:eastAsia="Times New Roman" w:cs="Times New Roman"/>
         </w:rPr>
         <w:t>）</w:t>
       </w:r>
@@ -11089,70 +11012,26 @@
         <w:pStyle w:val="Compact"/>
         <w:numPr>
           <w:ilvl w:val="0"/>
-          <w:numId w:val="1002"/>
-        </w:numPr>
-      </w:pPr>
-      <w:r>
-        <w:rPr>
-          <w:rFonts w:hint="eastAsia" w:ascii="Times New Roman" w:hAnsi="Times New Roman" w:eastAsia="FangSong" w:cs="Times New Roman"/>
-        </w:rPr>
-        <w:t>引发</w:t>
-      </w:r>
-      <w:r>
-        <w:rPr>
-          <w:rFonts w:hint="eastAsia" w:ascii="Times New Roman" w:hAnsi="Times New Roman" w:eastAsia="Times New Roman" w:cs="Times New Roman"/>
-        </w:rPr>
-        <w:t>（Initiation）：</w:t>
-      </w:r>
-      <w:r>
-        <w:rPr>
-          <w:rFonts w:hint="eastAsia" w:ascii="Times New Roman" w:hAnsi="Times New Roman" w:eastAsia="FangSong" w:cs="Times New Roman"/>
-        </w:rPr>
-        <w:t>产生初始自由基</w:t>
-      </w:r>
-    </w:p>
-    <w:p>
-      <w:pPr>
-        <w:pStyle w:val="Compact"/>
-        <w:numPr>
-          <w:ilvl w:val="0"/>
           <w:numId w:val="1003"/>
         </w:numPr>
       </w:pPr>
       <w:r>
         <w:rPr>
-          <w:rFonts w:ascii="Times New Roman" w:hAnsi="Times New Roman" w:eastAsia="Times New Roman" w:cs="Times New Roman"/>
-        </w:rPr>
-        <w:t>AIBN —Δ→ 2 R· + N</w:t>
-      </w:r>
-      <w:r>
-        <w:rPr>
-          <w:rFonts w:ascii="Times New Roman" w:hAnsi="Times New Roman" w:eastAsia="Times New Roman" w:cs="Times New Roman"/>
-          <w:vertAlign w:val="subscript"/>
-        </w:rPr>
-        <w:t>2</w:t>
-      </w:r>
-    </w:p>
-    <w:p>
-      <w:pPr>
-        <w:pStyle w:val="Compact"/>
-        <w:numPr>
-          <w:ilvl w:val="0"/>
-          <w:numId w:val="1003"/>
-        </w:numPr>
-      </w:pPr>
-      <w:r>
-        <w:rPr>
-          <w:rFonts w:ascii="Times New Roman" w:hAnsi="Times New Roman" w:eastAsia="Times New Roman" w:cs="Times New Roman"/>
-        </w:rPr>
-        <w:t>BPO —Δ→ 2 Ph· + 2 CO</w:t>
-      </w:r>
-      <w:r>
-        <w:rPr>
-          <w:rFonts w:ascii="Times New Roman" w:hAnsi="Times New Roman" w:eastAsia="Times New Roman" w:cs="Times New Roman"/>
-          <w:vertAlign w:val="subscript"/>
-        </w:rPr>
-        <w:t>2</w:t>
+          <w:rFonts w:hint="eastAsia" w:ascii="Times New Roman" w:hAnsi="Times New Roman" w:eastAsia="FangSong" w:cs="Times New Roman"/>
+        </w:rPr>
+        <w:t>引发</w:t>
+      </w:r>
+      <w:r>
+        <w:rPr>
+          <w:rFonts w:hint="eastAsia" w:ascii="Times New Roman" w:hAnsi="Times New Roman" w:eastAsia="Times New Roman" w:cs="Times New Roman"/>
+        </w:rPr>
+        <w:t>（Initiation）：</w:t>
+      </w:r>
+      <w:r>
+        <w:rPr>
+          <w:rFonts w:hint="eastAsia" w:ascii="Times New Roman" w:hAnsi="Times New Roman" w:eastAsia="FangSong" w:cs="Times New Roman"/>
+        </w:rPr>
+        <w:t>产生初始自由基</w:t>
       </w:r>
     </w:p>
     <w:p>
@@ -11165,33 +11044,38 @@
       </w:pPr>
       <w:r>
         <w:rPr>
-          <w:rFonts w:hint="eastAsia" w:ascii="Times New Roman" w:hAnsi="Times New Roman" w:eastAsia="FangSong" w:cs="Times New Roman"/>
-        </w:rPr>
-        <w:t>链增长</w:t>
-      </w:r>
-      <w:r>
-        <w:rPr>
-          <w:rFonts w:hint="eastAsia" w:ascii="Times New Roman" w:hAnsi="Times New Roman" w:eastAsia="Times New Roman" w:cs="Times New Roman"/>
-        </w:rPr>
-        <w:t>（Propagation）：</w:t>
-      </w:r>
-      <w:r>
-        <w:rPr>
-          <w:rFonts w:hint="eastAsia" w:ascii="Times New Roman" w:hAnsi="Times New Roman" w:eastAsia="FangSong" w:cs="Times New Roman"/>
-        </w:rPr>
-        <w:t>自由基消耗</w:t>
-      </w:r>
-      <w:r>
-        <w:rPr>
-          <w:rFonts w:ascii="Times New Roman" w:hAnsi="Times New Roman" w:eastAsia="Times New Roman" w:cs="Times New Roman"/>
-        </w:rPr>
-        <w:t xml:space="preserve"> + </w:t>
-      </w:r>
-      <w:r>
-        <w:rPr>
-          <w:rFonts w:hint="eastAsia" w:ascii="Times New Roman" w:hAnsi="Times New Roman" w:eastAsia="FangSong" w:cs="Times New Roman"/>
-        </w:rPr>
-        <w:t xml:space="preserve">再生</w:t>
+          <w:rFonts w:ascii="Times New Roman" w:hAnsi="Times New Roman" w:eastAsia="Times New Roman" w:cs="Times New Roman"/>
+        </w:rPr>
+        <w:t>AIBN —Δ→ 2 R· + N</w:t>
+      </w:r>
+      <w:r>
+        <w:rPr>
+          <w:rFonts w:ascii="Times New Roman" w:hAnsi="Times New Roman" w:eastAsia="Times New Roman" w:cs="Times New Roman"/>
+          <w:vertAlign w:val="subscript"/>
+        </w:rPr>
+        <w:t>2</w:t>
+      </w:r>
+    </w:p>
+    <w:p>
+      <w:pPr>
+        <w:pStyle w:val="Compact"/>
+        <w:numPr>
+          <w:ilvl w:val="0"/>
+          <w:numId w:val="1004"/>
+        </w:numPr>
+      </w:pPr>
+      <w:r>
+        <w:rPr>
+          <w:rFonts w:ascii="Times New Roman" w:hAnsi="Times New Roman" w:eastAsia="Times New Roman" w:cs="Times New Roman"/>
+        </w:rPr>
+        <w:t>BPO —Δ→ 2 Ph· + 2 CO</w:t>
+      </w:r>
+      <w:r>
+        <w:rPr>
+          <w:rFonts w:ascii="Times New Roman" w:hAnsi="Times New Roman" w:eastAsia="Times New Roman" w:cs="Times New Roman"/>
+          <w:vertAlign w:val="subscript"/>
+        </w:rPr>
+        <w:t>2</w:t>
       </w:r>
     </w:p>
     <w:p>
@@ -11204,37 +11088,33 @@
       </w:pPr>
       <w:r>
         <w:rPr>
-          <w:rFonts w:ascii="Times New Roman" w:hAnsi="Times New Roman" w:eastAsia="Times New Roman" w:cs="Times New Roman"/>
-        </w:rPr>
-        <w:t xml:space="preserve">Br· + R-H → HBr + R·</w:t>
-      </w:r>
-    </w:p>
-    <w:p>
-      <w:pPr>
-        <w:pStyle w:val="Compact"/>
-        <w:numPr>
-          <w:ilvl w:val="0"/>
-          <w:numId w:val="1005"/>
-        </w:numPr>
-      </w:pPr>
-      <w:r>
-        <w:rPr>
-          <w:rFonts w:ascii="Times New Roman" w:hAnsi="Times New Roman" w:eastAsia="Times New Roman" w:cs="Times New Roman"/>
-        </w:rPr>
-        <w:t>R· + Br</w:t>
-      </w:r>
-      <w:r>
-        <w:rPr>
-          <w:rFonts w:ascii="Times New Roman" w:hAnsi="Times New Roman" w:eastAsia="Times New Roman" w:cs="Times New Roman"/>
-          <w:vertAlign w:val="subscript"/>
-        </w:rPr>
-        <w:t>2</w:t>
-      </w:r>
-      <w:r>
-        <w:rPr>
-          <w:rFonts w:ascii="Times New Roman" w:hAnsi="Times New Roman" w:eastAsia="Times New Roman" w:cs="Times New Roman"/>
-        </w:rPr>
-        <w:t xml:space="preserve"> → R-Br + Br·</w:t>
+          <w:rFonts w:hint="eastAsia" w:ascii="Times New Roman" w:hAnsi="Times New Roman" w:eastAsia="FangSong" w:cs="Times New Roman"/>
+        </w:rPr>
+        <w:t>链增长</w:t>
+      </w:r>
+      <w:r>
+        <w:rPr>
+          <w:rFonts w:hint="eastAsia" w:ascii="Times New Roman" w:hAnsi="Times New Roman" w:eastAsia="Times New Roman" w:cs="Times New Roman"/>
+        </w:rPr>
+        <w:t>（Propagation）：</w:t>
+      </w:r>
+      <w:r>
+        <w:rPr>
+          <w:rFonts w:hint="eastAsia" w:ascii="Times New Roman" w:hAnsi="Times New Roman" w:eastAsia="FangSong" w:cs="Times New Roman"/>
+        </w:rPr>
+        <w:t>自由基消耗</w:t>
+      </w:r>
+      <w:r>
+        <w:rPr>
+          <w:rFonts w:ascii="Times New Roman" w:hAnsi="Times New Roman" w:eastAsia="Times New Roman" w:cs="Times New Roman"/>
+        </w:rPr>
+        <w:t xml:space="preserve"> + </w:t>
+      </w:r>
+      <w:r>
+        <w:rPr>
+          <w:rFonts w:hint="eastAsia" w:ascii="Times New Roman" w:hAnsi="Times New Roman" w:eastAsia="FangSong" w:cs="Times New Roman"/>
+        </w:rPr>
+        <w:t xml:space="preserve">再生</w:t>
       </w:r>
     </w:p>
     <w:p>
@@ -11247,21 +11127,37 @@
       </w:pPr>
       <w:r>
         <w:rPr>
-          <w:rFonts w:hint="eastAsia" w:ascii="Times New Roman" w:hAnsi="Times New Roman" w:eastAsia="FangSong" w:cs="Times New Roman"/>
-        </w:rPr>
-        <w:t>链终止</w:t>
-      </w:r>
-      <w:r>
-        <w:rPr>
-          <w:rFonts w:hint="eastAsia" w:ascii="Times New Roman" w:hAnsi="Times New Roman" w:eastAsia="Times New Roman" w:cs="Times New Roman"/>
-        </w:rPr>
-        <w:t>（Termination）：</w:t>
-      </w:r>
-      <w:r>
-        <w:rPr>
-          <w:rFonts w:hint="eastAsia" w:ascii="Times New Roman" w:hAnsi="Times New Roman" w:eastAsia="FangSong" w:cs="Times New Roman"/>
-        </w:rPr>
-        <w:t>自由基消除</w:t>
+          <w:rFonts w:ascii="Times New Roman" w:hAnsi="Times New Roman" w:eastAsia="Times New Roman" w:cs="Times New Roman"/>
+        </w:rPr>
+        <w:t xml:space="preserve">Br· + R-H → HBr + R·</w:t>
+      </w:r>
+    </w:p>
+    <w:p>
+      <w:pPr>
+        <w:pStyle w:val="Compact"/>
+        <w:numPr>
+          <w:ilvl w:val="0"/>
+          <w:numId w:val="1006"/>
+        </w:numPr>
+      </w:pPr>
+      <w:r>
+        <w:rPr>
+          <w:rFonts w:ascii="Times New Roman" w:hAnsi="Times New Roman" w:eastAsia="Times New Roman" w:cs="Times New Roman"/>
+        </w:rPr>
+        <w:t>R· + Br</w:t>
+      </w:r>
+      <w:r>
+        <w:rPr>
+          <w:rFonts w:ascii="Times New Roman" w:hAnsi="Times New Roman" w:eastAsia="Times New Roman" w:cs="Times New Roman"/>
+          <w:vertAlign w:val="subscript"/>
+        </w:rPr>
+        <w:t>2</w:t>
+      </w:r>
+      <w:r>
+        <w:rPr>
+          <w:rFonts w:ascii="Times New Roman" w:hAnsi="Times New Roman" w:eastAsia="Times New Roman" w:cs="Times New Roman"/>
+        </w:rPr>
+        <w:t xml:space="preserve"> → R-Br + Br·</w:t>
       </w:r>
     </w:p>
     <w:p>
@@ -11274,27 +11170,21 @@
       </w:pPr>
       <w:r>
         <w:rPr>
-          <w:rFonts w:ascii="Times New Roman" w:hAnsi="Times New Roman" w:eastAsia="Times New Roman" w:cs="Times New Roman"/>
-        </w:rPr>
-        <w:t xml:space="preserve">2 R· → </w:t>
-      </w:r>
-      <w:r>
-        <w:rPr>
-          <w:rFonts w:hint="eastAsia" w:ascii="Times New Roman" w:hAnsi="Times New Roman" w:eastAsia="Times New Roman" w:cs="Times New Roman"/>
-        </w:rPr>
-        <w:t>R-R（</w:t>
-      </w:r>
-      <w:r>
-        <w:rPr>
-          <w:rFonts w:hint="eastAsia" w:ascii="Times New Roman" w:hAnsi="Times New Roman" w:eastAsia="FangSong" w:cs="Times New Roman"/>
-        </w:rPr>
-        <w:t>偶联</w:t>
-      </w:r>
-      <w:r>
-        <w:rPr>
-          <w:rFonts w:hint="eastAsia" w:ascii="Times New Roman" w:hAnsi="Times New Roman" w:eastAsia="Times New Roman" w:cs="Times New Roman"/>
-        </w:rPr>
-        <w:t>）</w:t>
+          <w:rFonts w:hint="eastAsia" w:ascii="Times New Roman" w:hAnsi="Times New Roman" w:eastAsia="FangSong" w:cs="Times New Roman"/>
+        </w:rPr>
+        <w:t>链终止</w:t>
+      </w:r>
+      <w:r>
+        <w:rPr>
+          <w:rFonts w:hint="eastAsia" w:ascii="Times New Roman" w:hAnsi="Times New Roman" w:eastAsia="Times New Roman" w:cs="Times New Roman"/>
+        </w:rPr>
+        <w:t>（Termination）：</w:t>
+      </w:r>
+      <w:r>
+        <w:rPr>
+          <w:rFonts w:hint="eastAsia" w:ascii="Times New Roman" w:hAnsi="Times New Roman" w:eastAsia="FangSong" w:cs="Times New Roman"/>
+        </w:rPr>
+        <w:t>自由基消除</w:t>
       </w:r>
     </w:p>
     <w:p>
@@ -11302,7 +11192,40 @@
         <w:pStyle w:val="Compact"/>
         <w:numPr>
           <w:ilvl w:val="0"/>
-          <w:numId w:val="1007"/>
+          <w:numId w:val="1008"/>
+        </w:numPr>
+      </w:pPr>
+      <w:r>
+        <w:rPr>
+          <w:rFonts w:ascii="Times New Roman" w:hAnsi="Times New Roman" w:eastAsia="Times New Roman" w:cs="Times New Roman"/>
+        </w:rPr>
+        <w:t xml:space="preserve">2 R· → </w:t>
+      </w:r>
+      <w:r>
+        <w:rPr>
+          <w:rFonts w:hint="eastAsia" w:ascii="Times New Roman" w:hAnsi="Times New Roman" w:eastAsia="Times New Roman" w:cs="Times New Roman"/>
+        </w:rPr>
+        <w:t>R-R（</w:t>
+      </w:r>
+      <w:r>
+        <w:rPr>
+          <w:rFonts w:hint="eastAsia" w:ascii="Times New Roman" w:hAnsi="Times New Roman" w:eastAsia="FangSong" w:cs="Times New Roman"/>
+        </w:rPr>
+        <w:t>偶联</w:t>
+      </w:r>
+      <w:r>
+        <w:rPr>
+          <w:rFonts w:hint="eastAsia" w:ascii="Times New Roman" w:hAnsi="Times New Roman" w:eastAsia="Times New Roman" w:cs="Times New Roman"/>
+        </w:rPr>
+        <w:t>）</w:t>
+      </w:r>
+    </w:p>
+    <w:p>
+      <w:pPr>
+        <w:pStyle w:val="Compact"/>
+        <w:numPr>
+          <w:ilvl w:val="0"/>
+          <w:numId w:val="1008"/>
         </w:numPr>
       </w:pPr>
       <w:r>
@@ -15378,7 +15301,7 @@
         <w:pStyle w:val="Compact"/>
         <w:numPr>
           <w:ilvl w:val="0"/>
-          <w:numId w:val="1008"/>
+          <w:numId w:val="1009"/>
         </w:numPr>
       </w:pPr>
       <w:r>
@@ -15462,7 +15385,7 @@
         <w:pStyle w:val="Compact"/>
         <w:numPr>
           <w:ilvl w:val="0"/>
-          <w:numId w:val="1008"/>
+          <w:numId w:val="1009"/>
         </w:numPr>
       </w:pPr>
       <w:r>
@@ -15527,7 +15450,7 @@
         <w:pStyle w:val="Compact"/>
         <w:numPr>
           <w:ilvl w:val="0"/>
-          <w:numId w:val="1008"/>
+          <w:numId w:val="1009"/>
         </w:numPr>
       </w:pPr>
       <w:r>
@@ -17424,7 +17347,7 @@
         <w:pStyle w:val="Compact"/>
         <w:numPr>
           <w:ilvl w:val="0"/>
-          <w:numId w:val="1009"/>
+          <w:numId w:val="1010"/>
         </w:numPr>
       </w:pPr>
       <w:r>
@@ -17481,7 +17404,7 @@
         <w:pStyle w:val="Compact"/>
         <w:numPr>
           <w:ilvl w:val="0"/>
-          <w:numId w:val="1009"/>
+          <w:numId w:val="1010"/>
         </w:numPr>
       </w:pPr>
       <w:r>
@@ -17526,7 +17449,7 @@
         <w:pStyle w:val="Compact"/>
         <w:numPr>
           <w:ilvl w:val="0"/>
-          <w:numId w:val="1009"/>
+          <w:numId w:val="1010"/>
         </w:numPr>
       </w:pPr>
       <w:r>
@@ -20932,7 +20855,7 @@
       <w:pPr>
         <w:numPr>
           <w:ilvl w:val="0"/>
-          <w:numId w:val="1010"/>
+          <w:numId w:val="1011"/>
         </w:numPr>
       </w:pPr>
       <w:r>
@@ -20962,7 +20885,7 @@
       <w:pPr>
         <w:numPr>
           <w:ilvl w:val="0"/>
-          <w:numId w:val="1010"/>
+          <w:numId w:val="1011"/>
         </w:numPr>
       </w:pPr>
       <w:r>
@@ -21015,51 +20938,7 @@
         <w:pStyle w:val="Compact"/>
         <w:numPr>
           <w:ilvl w:val="1"/>
-          <w:numId w:val="1011"/>
-        </w:numPr>
-      </w:pPr>
-    </w:p>
-    <w:p>
-      <w:pPr>
-        <w:pStyle w:val="Compact"/>
-        <w:numPr>
-          <w:ilvl w:val="2"/>
           <w:numId w:val="1012"/>
-        </w:numPr>
-      </w:pPr>
-      <w:r>
-        <w:rPr>
-          <w:rFonts w:hint="eastAsia" w:ascii="Times New Roman" w:hAnsi="Times New Roman" w:eastAsia="FangSong" w:cs="Times New Roman"/>
-        </w:rPr>
-        <w:t xml:space="preserve">苄基已经非常稳定</w:t>
-      </w:r>
-      <w:r>
-        <w:rPr>
-          <w:rFonts w:ascii="Times New Roman" w:hAnsi="Times New Roman" w:eastAsia="Times New Roman" w:cs="Times New Roman"/>
-        </w:rPr>
-        <w:t xml:space="preserve"> →</w:t>
-      </w:r>
-      <w:r>
-        <w:rPr>
-          <w:rFonts w:ascii="Times New Roman" w:hAnsi="Times New Roman" w:eastAsia="Times New Roman" w:cs="Times New Roman"/>
-        </w:rPr>
-        <w:t xml:space="preserve"> </w:t>
-      </w:r>
-      <w:r>
-        <w:rPr>
-          <w:rFonts w:hint="eastAsia" w:ascii="Times New Roman" w:hAnsi="Times New Roman" w:eastAsia="FangSong" w:cs="Times New Roman"/>
-          <w:b/>
-          <w:bCs/>
-        </w:rPr>
-        <w:t xml:space="preserve">不重排</w:t>
-      </w:r>
-    </w:p>
-    <w:p>
-      <w:pPr>
-        <w:pStyle w:val="Compact"/>
-        <w:numPr>
-          <w:ilvl w:val="1"/>
-          <w:numId w:val="1011"/>
         </w:numPr>
       </w:pPr>
     </w:p>
@@ -21075,7 +20954,7 @@
         <w:rPr>
           <w:rFonts w:hint="eastAsia" w:ascii="Times New Roman" w:hAnsi="Times New Roman" w:eastAsia="FangSong" w:cs="Times New Roman"/>
         </w:rPr>
-        <w:t xml:space="preserve">叔丁基已是最稳定的烷基碳正离子</w:t>
+        <w:t xml:space="preserve">苄基已经非常稳定</w:t>
       </w:r>
       <w:r>
         <w:rPr>
@@ -21103,7 +20982,7 @@
         <w:pStyle w:val="Compact"/>
         <w:numPr>
           <w:ilvl w:val="1"/>
-          <w:numId w:val="1011"/>
+          <w:numId w:val="1012"/>
         </w:numPr>
       </w:pPr>
     </w:p>
@@ -21119,37 +20998,13 @@
         <w:rPr>
           <w:rFonts w:hint="eastAsia" w:ascii="Times New Roman" w:hAnsi="Times New Roman" w:eastAsia="FangSong" w:cs="Times New Roman"/>
         </w:rPr>
-        <w:t>异丙基</w:t>
-      </w:r>
-      <w:r>
-        <w:rPr>
-          <w:rFonts w:hint="eastAsia" w:ascii="Times New Roman" w:hAnsi="Times New Roman" w:eastAsia="Times New Roman" w:cs="Times New Roman"/>
-        </w:rPr>
-        <w:t>（2°）</w:t>
-      </w:r>
-      <w:r>
-        <w:rPr>
-          <w:rFonts w:hint="eastAsia" w:ascii="Times New Roman" w:hAnsi="Times New Roman" w:eastAsia="FangSong" w:cs="Times New Roman"/>
-        </w:rPr>
-        <w:t>可通过</w:t>
-      </w:r>
-      <w:r>
-        <w:rPr>
-          <w:rFonts w:ascii="Times New Roman" w:hAnsi="Times New Roman" w:eastAsia="Times New Roman" w:cs="Times New Roman"/>
-        </w:rPr>
-        <w:t xml:space="preserve"> 1,2-H </w:t>
-      </w:r>
-      <w:r>
-        <w:rPr>
-          <w:rFonts w:hint="eastAsia" w:ascii="Times New Roman" w:hAnsi="Times New Roman" w:eastAsia="FangSong" w:cs="Times New Roman"/>
-        </w:rPr>
-        <w:t>迁移变为叔丁基</w:t>
-      </w:r>
-      <w:r>
-        <w:rPr>
-          <w:rFonts w:hint="eastAsia" w:ascii="Times New Roman" w:hAnsi="Times New Roman" w:eastAsia="Times New Roman" w:cs="Times New Roman"/>
-        </w:rPr>
-        <w:t>（3°）→</w:t>
+        <w:t xml:space="preserve">叔丁基已是最稳定的烷基碳正离子</w:t>
+      </w:r>
+      <w:r>
+        <w:rPr>
+          <w:rFonts w:ascii="Times New Roman" w:hAnsi="Times New Roman" w:eastAsia="Times New Roman" w:cs="Times New Roman"/>
+        </w:rPr>
+        <w:t xml:space="preserve"> →</w:t>
       </w:r>
       <w:r>
         <w:rPr>
@@ -21163,7 +21018,7 @@
           <w:b/>
           <w:bCs/>
         </w:rPr>
-        <w:t xml:space="preserve">可能重排</w:t>
+        <w:t xml:space="preserve">不重排</w:t>
       </w:r>
     </w:p>
     <w:p>
@@ -21171,7 +21026,7 @@
         <w:pStyle w:val="Compact"/>
         <w:numPr>
           <w:ilvl w:val="1"/>
-          <w:numId w:val="1011"/>
+          <w:numId w:val="1012"/>
         </w:numPr>
       </w:pPr>
     </w:p>
@@ -21187,6 +21042,74 @@
         <w:rPr>
           <w:rFonts w:hint="eastAsia" w:ascii="Times New Roman" w:hAnsi="Times New Roman" w:eastAsia="FangSong" w:cs="Times New Roman"/>
         </w:rPr>
+        <w:t>异丙基</w:t>
+      </w:r>
+      <w:r>
+        <w:rPr>
+          <w:rFonts w:hint="eastAsia" w:ascii="Times New Roman" w:hAnsi="Times New Roman" w:eastAsia="Times New Roman" w:cs="Times New Roman"/>
+        </w:rPr>
+        <w:t>（2°）</w:t>
+      </w:r>
+      <w:r>
+        <w:rPr>
+          <w:rFonts w:hint="eastAsia" w:ascii="Times New Roman" w:hAnsi="Times New Roman" w:eastAsia="FangSong" w:cs="Times New Roman"/>
+        </w:rPr>
+        <w:t>可通过</w:t>
+      </w:r>
+      <w:r>
+        <w:rPr>
+          <w:rFonts w:ascii="Times New Roman" w:hAnsi="Times New Roman" w:eastAsia="Times New Roman" w:cs="Times New Roman"/>
+        </w:rPr>
+        <w:t xml:space="preserve"> 1,2-H </w:t>
+      </w:r>
+      <w:r>
+        <w:rPr>
+          <w:rFonts w:hint="eastAsia" w:ascii="Times New Roman" w:hAnsi="Times New Roman" w:eastAsia="FangSong" w:cs="Times New Roman"/>
+        </w:rPr>
+        <w:t>迁移变为叔丁基</w:t>
+      </w:r>
+      <w:r>
+        <w:rPr>
+          <w:rFonts w:hint="eastAsia" w:ascii="Times New Roman" w:hAnsi="Times New Roman" w:eastAsia="Times New Roman" w:cs="Times New Roman"/>
+        </w:rPr>
+        <w:t>（3°）→</w:t>
+      </w:r>
+      <w:r>
+        <w:rPr>
+          <w:rFonts w:ascii="Times New Roman" w:hAnsi="Times New Roman" w:eastAsia="Times New Roman" w:cs="Times New Roman"/>
+        </w:rPr>
+        <w:t xml:space="preserve"> </w:t>
+      </w:r>
+      <w:r>
+        <w:rPr>
+          <w:rFonts w:hint="eastAsia" w:ascii="Times New Roman" w:hAnsi="Times New Roman" w:eastAsia="FangSong" w:cs="Times New Roman"/>
+          <w:b/>
+          <w:bCs/>
+        </w:rPr>
+        <w:t xml:space="preserve">可能重排</w:t>
+      </w:r>
+    </w:p>
+    <w:p>
+      <w:pPr>
+        <w:pStyle w:val="Compact"/>
+        <w:numPr>
+          <w:ilvl w:val="1"/>
+          <w:numId w:val="1012"/>
+        </w:numPr>
+      </w:pPr>
+    </w:p>
+    <w:p>
+      <w:pPr>
+        <w:pStyle w:val="Compact"/>
+        <w:numPr>
+          <w:ilvl w:val="2"/>
+          <w:numId w:val="1016"/>
+        </w:numPr>
+      </w:pPr>
+      <w:r>
+        <w:rPr>
+          <w:rFonts w:hint="eastAsia" w:ascii="Times New Roman" w:hAnsi="Times New Roman" w:eastAsia="FangSong" w:cs="Times New Roman"/>
+        </w:rPr>
         <w:t>乙基</w:t>
       </w:r>
       <w:r>
@@ -21909,7 +21832,7 @@
         <w:pStyle w:val="Compact"/>
         <w:numPr>
           <w:ilvl w:val="0"/>
-          <w:numId w:val="1016"/>
+          <w:numId w:val="1017"/>
         </w:numPr>
       </w:pPr>
       <w:r>
@@ -21954,7 +21877,7 @@
         <w:pStyle w:val="Compact"/>
         <w:numPr>
           <w:ilvl w:val="1"/>
-          <w:numId w:val="1017"/>
+          <w:numId w:val="1018"/>
         </w:numPr>
       </w:pPr>
       <w:r>
@@ -24156,128 +24079,24 @@
         <w:pStyle w:val="Compact"/>
         <w:numPr>
           <w:ilvl w:val="0"/>
-          <w:numId w:val="1018"/>
-        </w:numPr>
-      </w:pPr>
-      <w:r>
-        <w:rPr>
-          <w:rFonts w:ascii="Times New Roman" w:hAnsi="Times New Roman" w:eastAsia="Times New Roman" w:cs="Times New Roman"/>
-          <w:b/>
-          <w:bCs/>
-        </w:rPr>
-        <w:t xml:space="preserve">(a) Simmons-Smith </w:t>
-      </w:r>
-      <w:r>
-        <w:rPr>
-          <w:rFonts w:hint="eastAsia" w:ascii="Times New Roman" w:hAnsi="Times New Roman" w:eastAsia="FangSong" w:cs="Times New Roman"/>
-          <w:b/>
-          <w:bCs/>
-        </w:rPr>
-        <w:t xml:space="preserve">试剂</w:t>
-      </w:r>
-      <w:r>
-        <w:rPr>
-          <w:rFonts w:ascii="Times New Roman" w:hAnsi="Times New Roman" w:eastAsia="Times New Roman" w:cs="Times New Roman"/>
-        </w:rPr>
-        <w:t xml:space="preserve"> </w:t>
-      </w:r>
-      <w:r>
-        <w:rPr>
-          <w:rFonts w:ascii="Times New Roman" w:hAnsi="Times New Roman" w:eastAsia="Times New Roman" w:cs="Times New Roman"/>
-        </w:rPr>
-        <w:t xml:space="preserve">→</w:t>
-      </w:r>
-      <w:r>
-        <w:rPr>
-          <w:rFonts w:ascii="Times New Roman" w:hAnsi="Times New Roman" w:eastAsia="Times New Roman" w:cs="Times New Roman"/>
-        </w:rPr>
-        <w:t xml:space="preserve"> </w:t>
-      </w:r>
-      <w:r>
-        <w:rPr>
-          <w:rFonts w:hint="eastAsia" w:ascii="Times New Roman" w:hAnsi="Times New Roman" w:eastAsia="FangSong" w:cs="Times New Roman"/>
-          <w:b/>
-          <w:bCs/>
-        </w:rPr>
-        <w:t xml:space="preserve">单线态类卡宾</w:t>
-      </w:r>
-      <w:r>
-        <w:rPr>
-          <w:rFonts w:hint="eastAsia" w:ascii="Times New Roman" w:hAnsi="Times New Roman" w:eastAsia="Times New Roman" w:cs="Times New Roman"/>
-        </w:rPr>
-        <w:t xml:space="preserve">：</w:t>
-      </w:r>
-    </w:p>
-    <w:p>
-      <w:pPr>
-        <w:pStyle w:val="Compact"/>
-        <w:numPr>
-          <w:ilvl w:val="1"/>
           <w:numId w:val="1019"/>
         </w:numPr>
       </w:pPr>
       <w:r>
         <w:rPr>
-          <w:rFonts w:hint="eastAsia" w:ascii="Times New Roman" w:hAnsi="Times New Roman" w:eastAsia="FangSong" w:cs="Times New Roman"/>
-        </w:rPr>
-        <w:t>单线态卡宾</w:t>
-      </w:r>
-      <w:r>
-        <w:rPr>
-          <w:rFonts w:hint="eastAsia" w:ascii="Times New Roman" w:hAnsi="Times New Roman" w:eastAsia="Times New Roman" w:cs="Times New Roman"/>
-        </w:rPr>
-        <w:t>：</w:t>
-      </w:r>
-      <w:r>
-        <w:rPr>
-          <w:rFonts w:hint="eastAsia" w:ascii="Times New Roman" w:hAnsi="Times New Roman" w:eastAsia="FangSong" w:cs="Times New Roman"/>
-        </w:rPr>
-        <w:t>协同加成</w:t>
-      </w:r>
-      <w:r>
-        <w:rPr>
-          <w:rFonts w:ascii="Times New Roman" w:hAnsi="Times New Roman" w:eastAsia="Times New Roman" w:cs="Times New Roman"/>
-        </w:rPr>
-        <w:t xml:space="preserve"> + </w:t>
-      </w:r>
-      <w:r>
-        <w:rPr>
-          <w:rFonts w:hint="eastAsia" w:ascii="Times New Roman" w:hAnsi="Times New Roman" w:eastAsia="FangSong" w:cs="Times New Roman"/>
-        </w:rPr>
-        <w:t xml:space="preserve">构型保持</w:t>
-      </w:r>
-    </w:p>
-    <w:p>
-      <w:pPr>
-        <w:pStyle w:val="Compact"/>
-        <w:numPr>
-          <w:ilvl w:val="1"/>
-          <w:numId w:val="1019"/>
-        </w:numPr>
-      </w:pPr>
-      <w:r>
-        <w:rPr>
-          <w:rFonts w:hint="eastAsia" w:ascii="Times New Roman" w:hAnsi="Times New Roman" w:eastAsia="FangSong" w:cs="Times New Roman"/>
-        </w:rPr>
-        <w:t>顺</w:t>
-      </w:r>
-      <w:r>
-        <w:rPr>
-          <w:rFonts w:hint="eastAsia" w:ascii="Times New Roman" w:hAnsi="Times New Roman" w:eastAsia="Times New Roman" w:cs="Times New Roman"/>
-        </w:rPr>
-        <w:t>-2-</w:t>
-      </w:r>
-      <w:r>
-        <w:rPr>
-          <w:rFonts w:hint="eastAsia" w:ascii="Times New Roman" w:hAnsi="Times New Roman" w:eastAsia="FangSong" w:cs="Times New Roman"/>
-        </w:rPr>
-        <w:t>丁烯</w:t>
-      </w:r>
-      <w:r>
-        <w:rPr>
-          <w:rFonts w:ascii="Times New Roman" w:hAnsi="Times New Roman" w:eastAsia="Times New Roman" w:cs="Times New Roman"/>
-        </w:rPr>
-        <w:t xml:space="preserve"> →</w:t>
+          <w:rFonts w:ascii="Times New Roman" w:hAnsi="Times New Roman" w:eastAsia="Times New Roman" w:cs="Times New Roman"/>
+          <w:b/>
+          <w:bCs/>
+        </w:rPr>
+        <w:t xml:space="preserve">(a) Simmons-Smith </w:t>
+      </w:r>
+      <w:r>
+        <w:rPr>
+          <w:rFonts w:hint="eastAsia" w:ascii="Times New Roman" w:hAnsi="Times New Roman" w:eastAsia="FangSong" w:cs="Times New Roman"/>
+          <w:b/>
+          <w:bCs/>
+        </w:rPr>
+        <w:t xml:space="preserve">试剂</w:t>
       </w:r>
       <w:r>
         <w:rPr>
@@ -24287,84 +24106,9 @@
       </w:r>
       <w:r>
         <w:rPr>
-          <w:rFonts w:hint="eastAsia" w:ascii="Times New Roman" w:hAnsi="Times New Roman" w:eastAsia="FangSong" w:cs="Times New Roman"/>
-          <w:b/>
-          <w:bCs/>
-        </w:rPr>
-        <w:t>顺</w:t>
-      </w:r>
-      <w:r>
-        <w:rPr>
-          <w:rFonts w:hint="eastAsia" w:ascii="Times New Roman" w:hAnsi="Times New Roman" w:eastAsia="Times New Roman" w:cs="Times New Roman"/>
-          <w:b/>
-          <w:bCs/>
-        </w:rPr>
-        <w:t>-1,2-</w:t>
-      </w:r>
-      <w:r>
-        <w:rPr>
-          <w:rFonts w:hint="eastAsia" w:ascii="Times New Roman" w:hAnsi="Times New Roman" w:eastAsia="FangSong" w:cs="Times New Roman"/>
-          <w:b/>
-          <w:bCs/>
-        </w:rPr>
-        <w:t>二甲基环丙烷</w:t>
-      </w:r>
-    </w:p>
-    <w:p>
-      <w:pPr>
-        <w:pStyle w:val="Compact"/>
-        <w:numPr>
-          <w:ilvl w:val="1"/>
-          <w:numId w:val="1019"/>
-        </w:numPr>
-      </w:pPr>
-      <w:r>
-        <w:rPr>
-          <w:rFonts w:hint="eastAsia" w:ascii="Times New Roman" w:hAnsi="Times New Roman" w:eastAsia="FangSong" w:cs="Times New Roman"/>
-        </w:rPr>
-        <w:t xml:space="preserve">立体化学完全保持</w:t>
-      </w:r>
-    </w:p>
-    <w:p>
-      <w:pPr>
-        <w:pStyle w:val="Compact"/>
-        <w:numPr>
-          <w:ilvl w:val="0"/>
-          <w:numId w:val="1018"/>
-        </w:numPr>
-      </w:pPr>
-      <w:r>
-        <w:rPr>
-          <w:rFonts w:ascii="Times New Roman" w:hAnsi="Times New Roman" w:eastAsia="Times New Roman" w:cs="Times New Roman"/>
-          <w:b/>
-          <w:bCs/>
-        </w:rPr>
-        <w:t xml:space="preserve">(b) </w:t>
-      </w:r>
-      <w:r>
-        <w:rPr>
-          <w:rFonts w:hint="eastAsia" w:ascii="Times New Roman" w:hAnsi="Times New Roman" w:eastAsia="FangSong" w:cs="Times New Roman"/>
-          <w:b/>
-          <w:bCs/>
-        </w:rPr>
-        <w:t xml:space="preserve">光解</w:t>
-      </w:r>
-      <w:r>
-        <w:rPr>
-          <w:rFonts w:ascii="Times New Roman" w:hAnsi="Times New Roman" w:eastAsia="Times New Roman" w:cs="Times New Roman"/>
-          <w:b/>
-          <w:bCs/>
-        </w:rPr>
-        <w:t xml:space="preserve"> :CH</w:t>
-      </w:r>
-      <w:r>
-        <w:rPr>
-          <w:rFonts w:ascii="Times New Roman" w:hAnsi="Times New Roman" w:eastAsia="Times New Roman" w:cs="Times New Roman"/>
-          <w:b/>
-          <w:bCs/>
-          <w:vertAlign w:val="subscript"/>
-        </w:rPr>
-        <w:t>2</w:t>
+          <w:rFonts w:ascii="Times New Roman" w:hAnsi="Times New Roman" w:eastAsia="Times New Roman" w:cs="Times New Roman"/>
+        </w:rPr>
+        <w:t xml:space="preserve">→</w:t>
       </w:r>
       <w:r>
         <w:rPr>
@@ -24374,23 +24118,11 @@
       </w:r>
       <w:r>
         <w:rPr>
-          <w:rFonts w:ascii="Times New Roman" w:hAnsi="Times New Roman" w:eastAsia="Times New Roman" w:cs="Times New Roman"/>
-        </w:rPr>
-        <w:t xml:space="preserve">→</w:t>
-      </w:r>
-      <w:r>
-        <w:rPr>
-          <w:rFonts w:ascii="Times New Roman" w:hAnsi="Times New Roman" w:eastAsia="Times New Roman" w:cs="Times New Roman"/>
-        </w:rPr>
-        <w:t xml:space="preserve"> </w:t>
-      </w:r>
-      <w:r>
-        <w:rPr>
-          <w:rFonts w:hint="eastAsia" w:ascii="Times New Roman" w:hAnsi="Times New Roman" w:eastAsia="FangSong" w:cs="Times New Roman"/>
-          <w:b/>
-          <w:bCs/>
-        </w:rPr>
-        <w:t xml:space="preserve">三线态卡宾</w:t>
+          <w:rFonts w:hint="eastAsia" w:ascii="Times New Roman" w:hAnsi="Times New Roman" w:eastAsia="FangSong" w:cs="Times New Roman"/>
+          <w:b/>
+          <w:bCs/>
+        </w:rPr>
+        <w:t xml:space="preserve">单线态类卡宾</w:t>
       </w:r>
       <w:r>
         <w:rPr>
@@ -24411,7 +24143,7 @@
         <w:rPr>
           <w:rFonts w:hint="eastAsia" w:ascii="Times New Roman" w:hAnsi="Times New Roman" w:eastAsia="FangSong" w:cs="Times New Roman"/>
         </w:rPr>
-        <w:t>三线态卡宾</w:t>
+        <w:t>单线态卡宾</w:t>
       </w:r>
       <w:r>
         <w:rPr>
@@ -24423,37 +24155,19 @@
         <w:rPr>
           <w:rFonts w:hint="eastAsia" w:ascii="Times New Roman" w:hAnsi="Times New Roman" w:eastAsia="FangSong" w:cs="Times New Roman"/>
         </w:rPr>
-        <w:t>分步加成</w:t>
-      </w:r>
-      <w:r>
-        <w:rPr>
-          <w:rFonts w:hint="eastAsia" w:ascii="Times New Roman" w:hAnsi="Times New Roman" w:eastAsia="Times New Roman" w:cs="Times New Roman"/>
-        </w:rPr>
-        <w:t>（</w:t>
-      </w:r>
-      <w:r>
-        <w:rPr>
-          <w:rFonts w:hint="eastAsia" w:ascii="Times New Roman" w:hAnsi="Times New Roman" w:eastAsia="FangSong" w:cs="Times New Roman"/>
-        </w:rPr>
-        <w:t>双自由基中间体</w:t>
-      </w:r>
-      <w:r>
-        <w:rPr>
-          <w:rFonts w:hint="eastAsia" w:ascii="Times New Roman" w:hAnsi="Times New Roman" w:eastAsia="Times New Roman" w:cs="Times New Roman"/>
-        </w:rPr>
-        <w:t>），C-C</w:t>
-      </w:r>
-      <w:r>
-        <w:rPr>
-          <w:rFonts w:ascii="Times New Roman" w:hAnsi="Times New Roman" w:eastAsia="Times New Roman" w:cs="Times New Roman"/>
-        </w:rPr>
-        <w:t xml:space="preserve"> </w:t>
-      </w:r>
-      <w:r>
-        <w:rPr>
-          <w:rFonts w:hint="eastAsia" w:ascii="Times New Roman" w:hAnsi="Times New Roman" w:eastAsia="FangSong" w:cs="Times New Roman"/>
-        </w:rPr>
-        <w:t xml:space="preserve">单键可旋转</w:t>
+        <w:t>协同加成</w:t>
+      </w:r>
+      <w:r>
+        <w:rPr>
+          <w:rFonts w:ascii="Times New Roman" w:hAnsi="Times New Roman" w:eastAsia="Times New Roman" w:cs="Times New Roman"/>
+        </w:rPr>
+        <w:t xml:space="preserve"> + </w:t>
+      </w:r>
+      <w:r>
+        <w:rPr>
+          <w:rFonts w:hint="eastAsia" w:ascii="Times New Roman" w:hAnsi="Times New Roman" w:eastAsia="FangSong" w:cs="Times New Roman"/>
+        </w:rPr>
+        <w:t xml:space="preserve">构型保持</w:t>
       </w:r>
     </w:p>
     <w:p>
@@ -24462,6 +24176,215 @@
         <w:numPr>
           <w:ilvl w:val="1"/>
           <w:numId w:val="1020"/>
+        </w:numPr>
+      </w:pPr>
+      <w:r>
+        <w:rPr>
+          <w:rFonts w:hint="eastAsia" w:ascii="Times New Roman" w:hAnsi="Times New Roman" w:eastAsia="FangSong" w:cs="Times New Roman"/>
+        </w:rPr>
+        <w:t>顺</w:t>
+      </w:r>
+      <w:r>
+        <w:rPr>
+          <w:rFonts w:hint="eastAsia" w:ascii="Times New Roman" w:hAnsi="Times New Roman" w:eastAsia="Times New Roman" w:cs="Times New Roman"/>
+        </w:rPr>
+        <w:t>-2-</w:t>
+      </w:r>
+      <w:r>
+        <w:rPr>
+          <w:rFonts w:hint="eastAsia" w:ascii="Times New Roman" w:hAnsi="Times New Roman" w:eastAsia="FangSong" w:cs="Times New Roman"/>
+        </w:rPr>
+        <w:t>丁烯</w:t>
+      </w:r>
+      <w:r>
+        <w:rPr>
+          <w:rFonts w:ascii="Times New Roman" w:hAnsi="Times New Roman" w:eastAsia="Times New Roman" w:cs="Times New Roman"/>
+        </w:rPr>
+        <w:t xml:space="preserve"> →</w:t>
+      </w:r>
+      <w:r>
+        <w:rPr>
+          <w:rFonts w:ascii="Times New Roman" w:hAnsi="Times New Roman" w:eastAsia="Times New Roman" w:cs="Times New Roman"/>
+        </w:rPr>
+        <w:t xml:space="preserve"> </w:t>
+      </w:r>
+      <w:r>
+        <w:rPr>
+          <w:rFonts w:hint="eastAsia" w:ascii="Times New Roman" w:hAnsi="Times New Roman" w:eastAsia="FangSong" w:cs="Times New Roman"/>
+          <w:b/>
+          <w:bCs/>
+        </w:rPr>
+        <w:t>顺</w:t>
+      </w:r>
+      <w:r>
+        <w:rPr>
+          <w:rFonts w:hint="eastAsia" w:ascii="Times New Roman" w:hAnsi="Times New Roman" w:eastAsia="Times New Roman" w:cs="Times New Roman"/>
+          <w:b/>
+          <w:bCs/>
+        </w:rPr>
+        <w:t>-1,2-</w:t>
+      </w:r>
+      <w:r>
+        <w:rPr>
+          <w:rFonts w:hint="eastAsia" w:ascii="Times New Roman" w:hAnsi="Times New Roman" w:eastAsia="FangSong" w:cs="Times New Roman"/>
+          <w:b/>
+          <w:bCs/>
+        </w:rPr>
+        <w:t>二甲基环丙烷</w:t>
+      </w:r>
+    </w:p>
+    <w:p>
+      <w:pPr>
+        <w:pStyle w:val="Compact"/>
+        <w:numPr>
+          <w:ilvl w:val="1"/>
+          <w:numId w:val="1020"/>
+        </w:numPr>
+      </w:pPr>
+      <w:r>
+        <w:rPr>
+          <w:rFonts w:hint="eastAsia" w:ascii="Times New Roman" w:hAnsi="Times New Roman" w:eastAsia="FangSong" w:cs="Times New Roman"/>
+        </w:rPr>
+        <w:t xml:space="preserve">立体化学完全保持</w:t>
+      </w:r>
+    </w:p>
+    <w:p>
+      <w:pPr>
+        <w:pStyle w:val="Compact"/>
+        <w:numPr>
+          <w:ilvl w:val="0"/>
+          <w:numId w:val="1019"/>
+        </w:numPr>
+      </w:pPr>
+      <w:r>
+        <w:rPr>
+          <w:rFonts w:ascii="Times New Roman" w:hAnsi="Times New Roman" w:eastAsia="Times New Roman" w:cs="Times New Roman"/>
+          <w:b/>
+          <w:bCs/>
+        </w:rPr>
+        <w:t xml:space="preserve">(b) </w:t>
+      </w:r>
+      <w:r>
+        <w:rPr>
+          <w:rFonts w:hint="eastAsia" w:ascii="Times New Roman" w:hAnsi="Times New Roman" w:eastAsia="FangSong" w:cs="Times New Roman"/>
+          <w:b/>
+          <w:bCs/>
+        </w:rPr>
+        <w:t xml:space="preserve">光解</w:t>
+      </w:r>
+      <w:r>
+        <w:rPr>
+          <w:rFonts w:ascii="Times New Roman" w:hAnsi="Times New Roman" w:eastAsia="Times New Roman" w:cs="Times New Roman"/>
+          <w:b/>
+          <w:bCs/>
+        </w:rPr>
+        <w:t xml:space="preserve"> :CH</w:t>
+      </w:r>
+      <w:r>
+        <w:rPr>
+          <w:rFonts w:ascii="Times New Roman" w:hAnsi="Times New Roman" w:eastAsia="Times New Roman" w:cs="Times New Roman"/>
+          <w:b/>
+          <w:bCs/>
+          <w:vertAlign w:val="subscript"/>
+        </w:rPr>
+        <w:t>2</w:t>
+      </w:r>
+      <w:r>
+        <w:rPr>
+          <w:rFonts w:ascii="Times New Roman" w:hAnsi="Times New Roman" w:eastAsia="Times New Roman" w:cs="Times New Roman"/>
+        </w:rPr>
+        <w:t xml:space="preserve"> </w:t>
+      </w:r>
+      <w:r>
+        <w:rPr>
+          <w:rFonts w:ascii="Times New Roman" w:hAnsi="Times New Roman" w:eastAsia="Times New Roman" w:cs="Times New Roman"/>
+        </w:rPr>
+        <w:t xml:space="preserve">→</w:t>
+      </w:r>
+      <w:r>
+        <w:rPr>
+          <w:rFonts w:ascii="Times New Roman" w:hAnsi="Times New Roman" w:eastAsia="Times New Roman" w:cs="Times New Roman"/>
+        </w:rPr>
+        <w:t xml:space="preserve"> </w:t>
+      </w:r>
+      <w:r>
+        <w:rPr>
+          <w:rFonts w:hint="eastAsia" w:ascii="Times New Roman" w:hAnsi="Times New Roman" w:eastAsia="FangSong" w:cs="Times New Roman"/>
+          <w:b/>
+          <w:bCs/>
+        </w:rPr>
+        <w:t xml:space="preserve">三线态卡宾</w:t>
+      </w:r>
+      <w:r>
+        <w:rPr>
+          <w:rFonts w:hint="eastAsia" w:ascii="Times New Roman" w:hAnsi="Times New Roman" w:eastAsia="Times New Roman" w:cs="Times New Roman"/>
+        </w:rPr>
+        <w:t xml:space="preserve">：</w:t>
+      </w:r>
+    </w:p>
+    <w:p>
+      <w:pPr>
+        <w:pStyle w:val="Compact"/>
+        <w:numPr>
+          <w:ilvl w:val="1"/>
+          <w:numId w:val="1021"/>
+        </w:numPr>
+      </w:pPr>
+      <w:r>
+        <w:rPr>
+          <w:rFonts w:hint="eastAsia" w:ascii="Times New Roman" w:hAnsi="Times New Roman" w:eastAsia="FangSong" w:cs="Times New Roman"/>
+        </w:rPr>
+        <w:t>三线态卡宾</w:t>
+      </w:r>
+      <w:r>
+        <w:rPr>
+          <w:rFonts w:hint="eastAsia" w:ascii="Times New Roman" w:hAnsi="Times New Roman" w:eastAsia="Times New Roman" w:cs="Times New Roman"/>
+        </w:rPr>
+        <w:t>：</w:t>
+      </w:r>
+      <w:r>
+        <w:rPr>
+          <w:rFonts w:hint="eastAsia" w:ascii="Times New Roman" w:hAnsi="Times New Roman" w:eastAsia="FangSong" w:cs="Times New Roman"/>
+        </w:rPr>
+        <w:t>分步加成</w:t>
+      </w:r>
+      <w:r>
+        <w:rPr>
+          <w:rFonts w:hint="eastAsia" w:ascii="Times New Roman" w:hAnsi="Times New Roman" w:eastAsia="Times New Roman" w:cs="Times New Roman"/>
+        </w:rPr>
+        <w:t>（</w:t>
+      </w:r>
+      <w:r>
+        <w:rPr>
+          <w:rFonts w:hint="eastAsia" w:ascii="Times New Roman" w:hAnsi="Times New Roman" w:eastAsia="FangSong" w:cs="Times New Roman"/>
+        </w:rPr>
+        <w:t>双自由基中间体</w:t>
+      </w:r>
+      <w:r>
+        <w:rPr>
+          <w:rFonts w:hint="eastAsia" w:ascii="Times New Roman" w:hAnsi="Times New Roman" w:eastAsia="Times New Roman" w:cs="Times New Roman"/>
+        </w:rPr>
+        <w:t>），C-C</w:t>
+      </w:r>
+      <w:r>
+        <w:rPr>
+          <w:rFonts w:ascii="Times New Roman" w:hAnsi="Times New Roman" w:eastAsia="Times New Roman" w:cs="Times New Roman"/>
+        </w:rPr>
+        <w:t xml:space="preserve"> </w:t>
+      </w:r>
+      <w:r>
+        <w:rPr>
+          <w:rFonts w:hint="eastAsia" w:ascii="Times New Roman" w:hAnsi="Times New Roman" w:eastAsia="FangSong" w:cs="Times New Roman"/>
+        </w:rPr>
+        <w:t xml:space="preserve">单键可旋转</w:t>
+      </w:r>
+    </w:p>
+    <w:p>
+      <w:pPr>
+        <w:pStyle w:val="Compact"/>
+        <w:numPr>
+          <w:ilvl w:val="1"/>
+          <w:numId w:val="1021"/>
         </w:numPr>
       </w:pPr>
       <w:r>
@@ -30768,7 +30691,7 @@
         <w:pStyle w:val="Compact"/>
         <w:numPr>
           <w:ilvl w:val="0"/>
-          <w:numId w:val="1021"/>
+          <w:numId w:val="1022"/>
         </w:numPr>
       </w:pPr>
       <w:r>
@@ -30783,218 +30706,11 @@
         <w:pStyle w:val="Compact"/>
         <w:numPr>
           <w:ilvl w:val="1"/>
-          <w:numId w:val="1022"/>
-        </w:numPr>
-      </w:pPr>
-      <w:r>
-        <w:rPr>
-          <w:rFonts w:ascii="Times New Roman" w:hAnsi="Times New Roman" w:eastAsia="Times New Roman" w:cs="Times New Roman"/>
-        </w:rPr>
-        <w:t xml:space="preserve">Step </w:t>
-      </w:r>
-      <w:r>
-        <w:rPr>
-          <w:rFonts w:hint="eastAsia" w:ascii="Times New Roman" w:hAnsi="Times New Roman" w:eastAsia="Times New Roman" w:cs="Times New Roman"/>
-        </w:rPr>
-        <w:t>1：</w:t>
-      </w:r>
-      <w:r>
-        <w:rPr>
-          <w:rFonts w:hint="eastAsia" w:ascii="Times New Roman" w:hAnsi="Times New Roman" w:eastAsia="FangSong" w:cs="Times New Roman"/>
-        </w:rPr>
-        <w:t>看条件信号</w:t>
-      </w:r>
-    </w:p>
-    <w:p>
-      <w:pPr>
-        <w:pStyle w:val="Compact"/>
-        <w:numPr>
-          <w:ilvl w:val="2"/>
           <w:numId w:val="1023"/>
         </w:numPr>
       </w:pPr>
       <w:r>
         <w:rPr>
-          <w:rFonts w:hint="eastAsia" w:ascii="Times New Roman" w:hAnsi="Times New Roman" w:eastAsia="FangSong" w:cs="Times New Roman"/>
-        </w:rPr>
-        <w:t xml:space="preserve">强酸</w:t>
-      </w:r>
-      <w:r>
-        <w:rPr>
-          <w:rFonts w:ascii="Times New Roman" w:hAnsi="Times New Roman" w:eastAsia="Times New Roman" w:cs="Times New Roman"/>
-        </w:rPr>
-        <w:t xml:space="preserve"> + </w:t>
-      </w:r>
-      <w:r>
-        <w:rPr>
-          <w:rFonts w:hint="eastAsia" w:ascii="Times New Roman" w:hAnsi="Times New Roman" w:eastAsia="FangSong" w:cs="Times New Roman"/>
-        </w:rPr>
-        <w:t xml:space="preserve">离去基</w:t>
-      </w:r>
-      <w:r>
-        <w:rPr>
-          <w:rFonts w:ascii="Times New Roman" w:hAnsi="Times New Roman" w:eastAsia="Times New Roman" w:cs="Times New Roman"/>
-        </w:rPr>
-        <w:t xml:space="preserve"> → </w:t>
-      </w:r>
-      <w:r>
-        <w:rPr>
-          <w:rFonts w:hint="eastAsia" w:ascii="Times New Roman" w:hAnsi="Times New Roman" w:eastAsia="FangSong" w:cs="Times New Roman"/>
-        </w:rPr>
-        <w:t xml:space="preserve">碳正离子</w:t>
-      </w:r>
-    </w:p>
-    <w:p>
-      <w:pPr>
-        <w:pStyle w:val="Compact"/>
-        <w:numPr>
-          <w:ilvl w:val="2"/>
-          <w:numId w:val="1023"/>
-        </w:numPr>
-      </w:pPr>
-      <w:r>
-        <w:rPr>
-          <w:rFonts w:hint="eastAsia" w:ascii="Times New Roman" w:hAnsi="Times New Roman" w:eastAsia="FangSong" w:cs="Times New Roman"/>
-        </w:rPr>
-        <w:t xml:space="preserve">强碱</w:t>
-      </w:r>
-      <w:r>
-        <w:rPr>
-          <w:rFonts w:ascii="Times New Roman" w:hAnsi="Times New Roman" w:eastAsia="Times New Roman" w:cs="Times New Roman"/>
-        </w:rPr>
-        <w:t xml:space="preserve"> + α-H → </w:t>
-      </w:r>
-      <w:r>
-        <w:rPr>
-          <w:rFonts w:hint="eastAsia" w:ascii="Times New Roman" w:hAnsi="Times New Roman" w:eastAsia="FangSong" w:cs="Times New Roman"/>
-        </w:rPr>
-        <w:t xml:space="preserve">碳负离子</w:t>
-      </w:r>
-    </w:p>
-    <w:p>
-      <w:pPr>
-        <w:pStyle w:val="Compact"/>
-        <w:numPr>
-          <w:ilvl w:val="2"/>
-          <w:numId w:val="1023"/>
-        </w:numPr>
-      </w:pPr>
-      <w:r>
-        <w:rPr>
-          <w:rFonts w:ascii="Times New Roman" w:hAnsi="Times New Roman" w:eastAsia="Times New Roman" w:cs="Times New Roman"/>
-        </w:rPr>
-        <w:t xml:space="preserve">hv / ROOR / AIBN → </w:t>
-      </w:r>
-      <w:r>
-        <w:rPr>
-          <w:rFonts w:hint="eastAsia" w:ascii="Times New Roman" w:hAnsi="Times New Roman" w:eastAsia="FangSong" w:cs="Times New Roman"/>
-        </w:rPr>
-        <w:t xml:space="preserve">自由基</w:t>
-      </w:r>
-    </w:p>
-    <w:p>
-      <w:pPr>
-        <w:pStyle w:val="Compact"/>
-        <w:numPr>
-          <w:ilvl w:val="2"/>
-          <w:numId w:val="1023"/>
-        </w:numPr>
-      </w:pPr>
-      <w:r>
-        <w:rPr>
-          <w:rFonts w:hint="eastAsia" w:ascii="Times New Roman" w:hAnsi="Times New Roman" w:eastAsia="FangSong" w:cs="Times New Roman"/>
-        </w:rPr>
-        <w:t xml:space="preserve">重氮</w:t>
-      </w:r>
-      <w:r>
-        <w:rPr>
-          <w:rFonts w:ascii="Times New Roman" w:hAnsi="Times New Roman" w:eastAsia="Times New Roman" w:cs="Times New Roman"/>
-        </w:rPr>
-        <w:t xml:space="preserve"> / Zn(Cu)CH</w:t>
-      </w:r>
-      <w:r>
-        <w:rPr>
-          <w:rFonts w:ascii="Times New Roman" w:hAnsi="Times New Roman" w:eastAsia="Times New Roman" w:cs="Times New Roman"/>
-          <w:vertAlign w:val="subscript"/>
-        </w:rPr>
-        <w:t>2</w:t>
-      </w:r>
-      <w:r>
-        <w:rPr>
-          <w:rFonts w:ascii="Times New Roman" w:hAnsi="Times New Roman" w:eastAsia="Times New Roman" w:cs="Times New Roman"/>
-        </w:rPr>
-        <w:t>I</w:t>
-      </w:r>
-      <w:r>
-        <w:rPr>
-          <w:rFonts w:ascii="Times New Roman" w:hAnsi="Times New Roman" w:eastAsia="Times New Roman" w:cs="Times New Roman"/>
-          <w:vertAlign w:val="subscript"/>
-        </w:rPr>
-        <w:t>2</w:t>
-      </w:r>
-      <w:r>
-        <w:rPr>
-          <w:rFonts w:ascii="Times New Roman" w:hAnsi="Times New Roman" w:eastAsia="Times New Roman" w:cs="Times New Roman"/>
-        </w:rPr>
-        <w:t xml:space="preserve"> → </w:t>
-      </w:r>
-      <w:r>
-        <w:rPr>
-          <w:rFonts w:hint="eastAsia" w:ascii="Times New Roman" w:hAnsi="Times New Roman" w:eastAsia="FangSong" w:cs="Times New Roman"/>
-        </w:rPr>
-        <w:t xml:space="preserve">卡宾</w:t>
-      </w:r>
-    </w:p>
-    <w:p>
-      <w:pPr>
-        <w:pStyle w:val="Compact"/>
-        <w:numPr>
-          <w:ilvl w:val="2"/>
-          <w:numId w:val="1023"/>
-        </w:numPr>
-      </w:pPr>
-      <w:r>
-        <w:rPr>
-          <w:rFonts w:hint="eastAsia" w:ascii="Times New Roman" w:hAnsi="Times New Roman" w:eastAsia="FangSong" w:cs="Times New Roman"/>
-        </w:rPr>
-        <w:t xml:space="preserve">芳卤</w:t>
-      </w:r>
-      <w:r>
-        <w:rPr>
-          <w:rFonts w:ascii="Times New Roman" w:hAnsi="Times New Roman" w:eastAsia="Times New Roman" w:cs="Times New Roman"/>
-        </w:rPr>
-        <w:t xml:space="preserve"> + NaNH</w:t>
-      </w:r>
-      <w:r>
-        <w:rPr>
-          <w:rFonts w:ascii="Times New Roman" w:hAnsi="Times New Roman" w:eastAsia="Times New Roman" w:cs="Times New Roman"/>
-          <w:vertAlign w:val="subscript"/>
-        </w:rPr>
-        <w:t>2</w:t>
-      </w:r>
-      <w:r>
-        <w:rPr>
-          <w:rFonts w:ascii="Times New Roman" w:hAnsi="Times New Roman" w:eastAsia="Times New Roman" w:cs="Times New Roman"/>
-        </w:rPr>
-        <w:t xml:space="preserve"> → </w:t>
-      </w:r>
-      <w:r>
-        <w:rPr>
-          <w:rFonts w:hint="eastAsia" w:ascii="Times New Roman" w:hAnsi="Times New Roman" w:eastAsia="FangSong" w:cs="Times New Roman"/>
-        </w:rPr>
-        <w:t xml:space="preserve">苯炔</w:t>
-      </w:r>
-    </w:p>
-    <w:p>
-      <w:pPr>
-        <w:pStyle w:val="Compact"/>
-        <w:numPr>
-          <w:ilvl w:val="1"/>
-          <w:numId w:val="1022"/>
-        </w:numPr>
-      </w:pPr>
-      <w:r>
-        <w:rPr>
           <w:rFonts w:ascii="Times New Roman" w:hAnsi="Times New Roman" w:eastAsia="Times New Roman" w:cs="Times New Roman"/>
         </w:rPr>
         <w:t xml:space="preserve">Step </w:t>
@@ -31003,13 +30719,13 @@
         <w:rPr>
           <w:rFonts w:hint="eastAsia" w:ascii="Times New Roman" w:hAnsi="Times New Roman" w:eastAsia="Times New Roman" w:cs="Times New Roman"/>
         </w:rPr>
-        <w:t>2：</w:t>
-      </w:r>
-      <w:r>
-        <w:rPr>
-          <w:rFonts w:hint="eastAsia" w:ascii="Times New Roman" w:hAnsi="Times New Roman" w:eastAsia="FangSong" w:cs="Times New Roman"/>
-        </w:rPr>
-        <w:t>判中间体命运</w:t>
+        <w:t>1：</w:t>
+      </w:r>
+      <w:r>
+        <w:rPr>
+          <w:rFonts w:hint="eastAsia" w:ascii="Times New Roman" w:hAnsi="Times New Roman" w:eastAsia="FangSong" w:cs="Times New Roman"/>
+        </w:rPr>
+        <w:t>看条件信号</w:t>
       </w:r>
     </w:p>
     <w:p>
@@ -31024,37 +30740,31 @@
         <w:rPr>
           <w:rFonts w:hint="eastAsia" w:ascii="Times New Roman" w:hAnsi="Times New Roman" w:eastAsia="FangSong" w:cs="Times New Roman"/>
         </w:rPr>
+        <w:t xml:space="preserve">强酸</w:t>
+      </w:r>
+      <w:r>
+        <w:rPr>
+          <w:rFonts w:ascii="Times New Roman" w:hAnsi="Times New Roman" w:eastAsia="Times New Roman" w:cs="Times New Roman"/>
+        </w:rPr>
+        <w:t xml:space="preserve"> + </w:t>
+      </w:r>
+      <w:r>
+        <w:rPr>
+          <w:rFonts w:hint="eastAsia" w:ascii="Times New Roman" w:hAnsi="Times New Roman" w:eastAsia="FangSong" w:cs="Times New Roman"/>
+        </w:rPr>
+        <w:t xml:space="preserve">离去基</w:t>
+      </w:r>
+      <w:r>
+        <w:rPr>
+          <w:rFonts w:ascii="Times New Roman" w:hAnsi="Times New Roman" w:eastAsia="Times New Roman" w:cs="Times New Roman"/>
+        </w:rPr>
+        <w:t xml:space="preserve"> → </w:t>
+      </w:r>
+      <w:r>
+        <w:rPr>
+          <w:rFonts w:hint="eastAsia" w:ascii="Times New Roman" w:hAnsi="Times New Roman" w:eastAsia="FangSong" w:cs="Times New Roman"/>
+        </w:rPr>
         <w:t xml:space="preserve">碳正离子</w:t>
-      </w:r>
-      <w:r>
-        <w:rPr>
-          <w:rFonts w:ascii="Times New Roman" w:hAnsi="Times New Roman" w:eastAsia="Times New Roman" w:cs="Times New Roman"/>
-        </w:rPr>
-        <w:t xml:space="preserve"> → </w:t>
-      </w:r>
-      <w:r>
-        <w:rPr>
-          <w:rFonts w:hint="eastAsia" w:ascii="Times New Roman" w:hAnsi="Times New Roman" w:eastAsia="FangSong" w:cs="Times New Roman"/>
-        </w:rPr>
-        <w:t>能否重排</w:t>
-      </w:r>
-      <w:r>
-        <w:rPr>
-          <w:rFonts w:hint="eastAsia" w:ascii="Times New Roman" w:hAnsi="Times New Roman" w:eastAsia="Times New Roman" w:cs="Times New Roman"/>
-        </w:rPr>
-        <w:t>？（</w:t>
-      </w:r>
-      <w:r>
-        <w:rPr>
-          <w:rFonts w:hint="eastAsia" w:ascii="Times New Roman" w:hAnsi="Times New Roman" w:eastAsia="FangSong" w:cs="Times New Roman"/>
-        </w:rPr>
-        <w:t>检查邻位可迁移基团</w:t>
-      </w:r>
-      <w:r>
-        <w:rPr>
-          <w:rFonts w:hint="eastAsia" w:ascii="Times New Roman" w:hAnsi="Times New Roman" w:eastAsia="Times New Roman" w:cs="Times New Roman"/>
-        </w:rPr>
-        <w:t>）</w:t>
       </w:r>
     </w:p>
     <w:p>
@@ -31069,49 +30779,19 @@
         <w:rPr>
           <w:rFonts w:hint="eastAsia" w:ascii="Times New Roman" w:hAnsi="Times New Roman" w:eastAsia="FangSong" w:cs="Times New Roman"/>
         </w:rPr>
+        <w:t xml:space="preserve">强碱</w:t>
+      </w:r>
+      <w:r>
+        <w:rPr>
+          <w:rFonts w:ascii="Times New Roman" w:hAnsi="Times New Roman" w:eastAsia="Times New Roman" w:cs="Times New Roman"/>
+        </w:rPr>
+        <w:t xml:space="preserve"> + α-H → </w:t>
+      </w:r>
+      <w:r>
+        <w:rPr>
+          <w:rFonts w:hint="eastAsia" w:ascii="Times New Roman" w:hAnsi="Times New Roman" w:eastAsia="FangSong" w:cs="Times New Roman"/>
+        </w:rPr>
         <w:t xml:space="preserve">碳负离子</w:t>
-      </w:r>
-      <w:r>
-        <w:rPr>
-          <w:rFonts w:ascii="Times New Roman" w:hAnsi="Times New Roman" w:eastAsia="Times New Roman" w:cs="Times New Roman"/>
-        </w:rPr>
-        <w:t xml:space="preserve"> → </w:t>
-      </w:r>
-      <w:r>
-        <w:rPr>
-          <w:rFonts w:hint="eastAsia" w:ascii="Times New Roman" w:hAnsi="Times New Roman" w:eastAsia="FangSong" w:cs="Times New Roman"/>
-        </w:rPr>
-        <w:t>哪个位点进攻</w:t>
-      </w:r>
-      <w:r>
-        <w:rPr>
-          <w:rFonts w:hint="eastAsia" w:ascii="Times New Roman" w:hAnsi="Times New Roman" w:eastAsia="Times New Roman" w:cs="Times New Roman"/>
-        </w:rPr>
-        <w:t>？（</w:t>
-      </w:r>
-      <w:r>
-        <w:rPr>
-          <w:rFonts w:hint="eastAsia" w:ascii="Times New Roman" w:hAnsi="Times New Roman" w:eastAsia="FangSong" w:cs="Times New Roman"/>
-        </w:rPr>
-        <w:t>动力学</w:t>
-      </w:r>
-      <w:r>
-        <w:rPr>
-          <w:rFonts w:hint="eastAsia" w:ascii="Times New Roman" w:hAnsi="Times New Roman" w:eastAsia="Times New Roman" w:cs="Times New Roman"/>
-        </w:rPr>
-        <w:t>/</w:t>
-      </w:r>
-      <w:r>
-        <w:rPr>
-          <w:rFonts w:hint="eastAsia" w:ascii="Times New Roman" w:hAnsi="Times New Roman" w:eastAsia="FangSong" w:cs="Times New Roman"/>
-        </w:rPr>
-        <w:t>热力学控制</w:t>
-      </w:r>
-      <w:r>
-        <w:rPr>
-          <w:rFonts w:hint="eastAsia" w:ascii="Times New Roman" w:hAnsi="Times New Roman" w:eastAsia="Times New Roman" w:cs="Times New Roman"/>
-        </w:rPr>
-        <w:t>）</w:t>
       </w:r>
     </w:p>
     <w:p>
@@ -31124,63 +30804,15 @@
       </w:pPr>
       <w:r>
         <w:rPr>
+          <w:rFonts w:ascii="Times New Roman" w:hAnsi="Times New Roman" w:eastAsia="Times New Roman" w:cs="Times New Roman"/>
+        </w:rPr>
+        <w:t xml:space="preserve">hv / ROOR / AIBN → </w:t>
+      </w:r>
+      <w:r>
+        <w:rPr>
           <w:rFonts w:hint="eastAsia" w:ascii="Times New Roman" w:hAnsi="Times New Roman" w:eastAsia="FangSong" w:cs="Times New Roman"/>
         </w:rPr>
         <w:t xml:space="preserve">自由基</w:t>
-      </w:r>
-      <w:r>
-        <w:rPr>
-          <w:rFonts w:ascii="Times New Roman" w:hAnsi="Times New Roman" w:eastAsia="Times New Roman" w:cs="Times New Roman"/>
-        </w:rPr>
-        <w:t xml:space="preserve"> → </w:t>
-      </w:r>
-      <w:r>
-        <w:rPr>
-          <w:rFonts w:hint="eastAsia" w:ascii="Times New Roman" w:hAnsi="Times New Roman" w:eastAsia="FangSong" w:cs="Times New Roman"/>
-        </w:rPr>
-        <w:t>链能持续吗</w:t>
-      </w:r>
-      <w:r>
-        <w:rPr>
-          <w:rFonts w:hint="eastAsia" w:ascii="Times New Roman" w:hAnsi="Times New Roman" w:eastAsia="Times New Roman" w:cs="Times New Roman"/>
-        </w:rPr>
-        <w:t>？（</w:t>
-      </w:r>
-      <w:r>
-        <w:rPr>
-          <w:rFonts w:hint="eastAsia" w:ascii="Times New Roman" w:hAnsi="Times New Roman" w:eastAsia="FangSong" w:cs="Times New Roman"/>
-        </w:rPr>
-        <w:t>引发</w:t>
-      </w:r>
-      <w:r>
-        <w:rPr>
-          <w:rFonts w:hint="eastAsia" w:ascii="Times New Roman" w:hAnsi="Times New Roman" w:eastAsia="Times New Roman" w:cs="Times New Roman"/>
-        </w:rPr>
-        <w:t>→</w:t>
-      </w:r>
-      <w:r>
-        <w:rPr>
-          <w:rFonts w:hint="eastAsia" w:ascii="Times New Roman" w:hAnsi="Times New Roman" w:eastAsia="FangSong" w:cs="Times New Roman"/>
-        </w:rPr>
-        <w:t>增长</w:t>
-      </w:r>
-      <w:r>
-        <w:rPr>
-          <w:rFonts w:hint="eastAsia" w:ascii="Times New Roman" w:hAnsi="Times New Roman" w:eastAsia="Times New Roman" w:cs="Times New Roman"/>
-        </w:rPr>
-        <w:t>→</w:t>
-      </w:r>
-      <w:r>
-        <w:rPr>
-          <w:rFonts w:hint="eastAsia" w:ascii="Times New Roman" w:hAnsi="Times New Roman" w:eastAsia="FangSong" w:cs="Times New Roman"/>
-        </w:rPr>
-        <w:t>终止</w:t>
-      </w:r>
-      <w:r>
-        <w:rPr>
-          <w:rFonts w:hint="eastAsia" w:ascii="Times New Roman" w:hAnsi="Times New Roman" w:eastAsia="Times New Roman" w:cs="Times New Roman"/>
-        </w:rPr>
-        <w:t>）</w:t>
       </w:r>
     </w:p>
     <w:p>
@@ -31195,37 +30827,45 @@
         <w:rPr>
           <w:rFonts w:hint="eastAsia" w:ascii="Times New Roman" w:hAnsi="Times New Roman" w:eastAsia="FangSong" w:cs="Times New Roman"/>
         </w:rPr>
+        <w:t xml:space="preserve">重氮</w:t>
+      </w:r>
+      <w:r>
+        <w:rPr>
+          <w:rFonts w:ascii="Times New Roman" w:hAnsi="Times New Roman" w:eastAsia="Times New Roman" w:cs="Times New Roman"/>
+        </w:rPr>
+        <w:t xml:space="preserve"> / Zn(Cu)CH</w:t>
+      </w:r>
+      <w:r>
+        <w:rPr>
+          <w:rFonts w:ascii="Times New Roman" w:hAnsi="Times New Roman" w:eastAsia="Times New Roman" w:cs="Times New Roman"/>
+          <w:vertAlign w:val="subscript"/>
+        </w:rPr>
+        <w:t>2</w:t>
+      </w:r>
+      <w:r>
+        <w:rPr>
+          <w:rFonts w:ascii="Times New Roman" w:hAnsi="Times New Roman" w:eastAsia="Times New Roman" w:cs="Times New Roman"/>
+        </w:rPr>
+        <w:t>I</w:t>
+      </w:r>
+      <w:r>
+        <w:rPr>
+          <w:rFonts w:ascii="Times New Roman" w:hAnsi="Times New Roman" w:eastAsia="Times New Roman" w:cs="Times New Roman"/>
+          <w:vertAlign w:val="subscript"/>
+        </w:rPr>
+        <w:t>2</w:t>
+      </w:r>
+      <w:r>
+        <w:rPr>
+          <w:rFonts w:ascii="Times New Roman" w:hAnsi="Times New Roman" w:eastAsia="Times New Roman" w:cs="Times New Roman"/>
+        </w:rPr>
+        <w:t xml:space="preserve"> → </w:t>
+      </w:r>
+      <w:r>
+        <w:rPr>
+          <w:rFonts w:hint="eastAsia" w:ascii="Times New Roman" w:hAnsi="Times New Roman" w:eastAsia="FangSong" w:cs="Times New Roman"/>
+        </w:rPr>
         <w:t xml:space="preserve">卡宾</w:t>
-      </w:r>
-      <w:r>
-        <w:rPr>
-          <w:rFonts w:ascii="Times New Roman" w:hAnsi="Times New Roman" w:eastAsia="Times New Roman" w:cs="Times New Roman"/>
-        </w:rPr>
-        <w:t xml:space="preserve"> → </w:t>
-      </w:r>
-      <w:r>
-        <w:rPr>
-          <w:rFonts w:hint="eastAsia" w:ascii="Times New Roman" w:hAnsi="Times New Roman" w:eastAsia="FangSong" w:cs="Times New Roman"/>
-        </w:rPr>
-        <w:t>单线态还是三线态</w:t>
-      </w:r>
-      <w:r>
-        <w:rPr>
-          <w:rFonts w:hint="eastAsia" w:ascii="Times New Roman" w:hAnsi="Times New Roman" w:eastAsia="Times New Roman" w:cs="Times New Roman"/>
-        </w:rPr>
-        <w:t>？（</w:t>
-      </w:r>
-      <w:r>
-        <w:rPr>
-          <w:rFonts w:hint="eastAsia" w:ascii="Times New Roman" w:hAnsi="Times New Roman" w:eastAsia="FangSong" w:cs="Times New Roman"/>
-        </w:rPr>
-        <w:t>协同还是分步</w:t>
-      </w:r>
-      <w:r>
-        <w:rPr>
-          <w:rFonts w:hint="eastAsia" w:ascii="Times New Roman" w:hAnsi="Times New Roman" w:eastAsia="Times New Roman" w:cs="Times New Roman"/>
-        </w:rPr>
-        <w:t>）</w:t>
       </w:r>
     </w:p>
     <w:p>
@@ -31240,37 +30880,32 @@
         <w:rPr>
           <w:rFonts w:hint="eastAsia" w:ascii="Times New Roman" w:hAnsi="Times New Roman" w:eastAsia="FangSong" w:cs="Times New Roman"/>
         </w:rPr>
+        <w:t xml:space="preserve">芳卤</w:t>
+      </w:r>
+      <w:r>
+        <w:rPr>
+          <w:rFonts w:ascii="Times New Roman" w:hAnsi="Times New Roman" w:eastAsia="Times New Roman" w:cs="Times New Roman"/>
+        </w:rPr>
+        <w:t xml:space="preserve"> + NaNH</w:t>
+      </w:r>
+      <w:r>
+        <w:rPr>
+          <w:rFonts w:ascii="Times New Roman" w:hAnsi="Times New Roman" w:eastAsia="Times New Roman" w:cs="Times New Roman"/>
+          <w:vertAlign w:val="subscript"/>
+        </w:rPr>
+        <w:t>2</w:t>
+      </w:r>
+      <w:r>
+        <w:rPr>
+          <w:rFonts w:ascii="Times New Roman" w:hAnsi="Times New Roman" w:eastAsia="Times New Roman" w:cs="Times New Roman"/>
+        </w:rPr>
+        <w:t xml:space="preserve"> → </w:t>
+      </w:r>
+      <w:r>
+        <w:rPr>
+          <w:rFonts w:hint="eastAsia" w:ascii="Times New Roman" w:hAnsi="Times New Roman" w:eastAsia="FangSong" w:cs="Times New Roman"/>
+        </w:rPr>
         <w:t xml:space="preserve">苯炔</w:t>
-      </w:r>
-      <w:r>
-        <w:rPr>
-          <w:rFonts w:ascii="Times New Roman" w:hAnsi="Times New Roman" w:eastAsia="Times New Roman" w:cs="Times New Roman"/>
-        </w:rPr>
-        <w:t xml:space="preserve"> → </w:t>
-      </w:r>
-      <w:r>
-        <w:rPr>
-          <w:rFonts w:hint="eastAsia" w:ascii="Times New Roman" w:hAnsi="Times New Roman" w:eastAsia="FangSong" w:cs="Times New Roman"/>
-        </w:rPr>
-        <w:t>区域选择性</w:t>
-      </w:r>
-      <w:r>
-        <w:rPr>
-          <w:rFonts w:hint="eastAsia" w:ascii="Times New Roman" w:hAnsi="Times New Roman" w:eastAsia="Times New Roman" w:cs="Times New Roman"/>
-        </w:rPr>
-        <w:t>？（</w:t>
-      </w:r>
-      <w:r>
-        <w:rPr>
-          <w:rFonts w:hint="eastAsia" w:ascii="Times New Roman" w:hAnsi="Times New Roman" w:eastAsia="FangSong" w:cs="Times New Roman"/>
-        </w:rPr>
-        <w:t>更稳定的碳负离子</w:t>
-      </w:r>
-      <w:r>
-        <w:rPr>
-          <w:rFonts w:hint="eastAsia" w:ascii="Times New Roman" w:hAnsi="Times New Roman" w:eastAsia="Times New Roman" w:cs="Times New Roman"/>
-        </w:rPr>
-        <w:t>）</w:t>
       </w:r>
     </w:p>
     <w:p>
@@ -31278,7 +30913,7 @@
         <w:pStyle w:val="Compact"/>
         <w:numPr>
           <w:ilvl w:val="1"/>
-          <w:numId w:val="1022"/>
+          <w:numId w:val="1023"/>
         </w:numPr>
       </w:pPr>
       <w:r>
@@ -31291,13 +30926,13 @@
         <w:rPr>
           <w:rFonts w:hint="eastAsia" w:ascii="Times New Roman" w:hAnsi="Times New Roman" w:eastAsia="Times New Roman" w:cs="Times New Roman"/>
         </w:rPr>
-        <w:t>3：</w:t>
-      </w:r>
-      <w:r>
-        <w:rPr>
-          <w:rFonts w:hint="eastAsia" w:ascii="Times New Roman" w:hAnsi="Times New Roman" w:eastAsia="FangSong" w:cs="Times New Roman"/>
-        </w:rPr>
-        <w:t>写箭头</w:t>
+        <w:t>2：</w:t>
+      </w:r>
+      <w:r>
+        <w:rPr>
+          <w:rFonts w:hint="eastAsia" w:ascii="Times New Roman" w:hAnsi="Times New Roman" w:eastAsia="FangSong" w:cs="Times New Roman"/>
+        </w:rPr>
+        <w:t>判中间体命运</w:t>
       </w:r>
     </w:p>
     <w:p>
@@ -31312,7 +30947,7 @@
         <w:rPr>
           <w:rFonts w:hint="eastAsia" w:ascii="Times New Roman" w:hAnsi="Times New Roman" w:eastAsia="FangSong" w:cs="Times New Roman"/>
         </w:rPr>
-        <w:t xml:space="preserve">离子机理</w:t>
+        <w:t xml:space="preserve">碳正离子</w:t>
       </w:r>
       <w:r>
         <w:rPr>
@@ -31324,13 +30959,25 @@
         <w:rPr>
           <w:rFonts w:hint="eastAsia" w:ascii="Times New Roman" w:hAnsi="Times New Roman" w:eastAsia="FangSong" w:cs="Times New Roman"/>
         </w:rPr>
-        <w:t xml:space="preserve">双钩</w:t>
-      </w:r>
-      <w:r>
-        <w:rPr>
-          <w:rFonts w:ascii="Times New Roman" w:hAnsi="Times New Roman" w:eastAsia="Times New Roman" w:cs="Times New Roman"/>
-        </w:rPr>
-        <w:t xml:space="preserve"> ↷</w:t>
+        <w:t>能否重排</w:t>
+      </w:r>
+      <w:r>
+        <w:rPr>
+          <w:rFonts w:hint="eastAsia" w:ascii="Times New Roman" w:hAnsi="Times New Roman" w:eastAsia="Times New Roman" w:cs="Times New Roman"/>
+        </w:rPr>
+        <w:t>？（</w:t>
+      </w:r>
+      <w:r>
+        <w:rPr>
+          <w:rFonts w:hint="eastAsia" w:ascii="Times New Roman" w:hAnsi="Times New Roman" w:eastAsia="FangSong" w:cs="Times New Roman"/>
+        </w:rPr>
+        <w:t>检查邻位可迁移基团</w:t>
+      </w:r>
+      <w:r>
+        <w:rPr>
+          <w:rFonts w:hint="eastAsia" w:ascii="Times New Roman" w:hAnsi="Times New Roman" w:eastAsia="Times New Roman" w:cs="Times New Roman"/>
+        </w:rPr>
+        <w:t>）</w:t>
       </w:r>
     </w:p>
     <w:p>
@@ -31345,7 +30992,7 @@
         <w:rPr>
           <w:rFonts w:hint="eastAsia" w:ascii="Times New Roman" w:hAnsi="Times New Roman" w:eastAsia="FangSong" w:cs="Times New Roman"/>
         </w:rPr>
-        <w:t xml:space="preserve">自由基</w:t>
+        <w:t xml:space="preserve">碳负离子</w:t>
       </w:r>
       <w:r>
         <w:rPr>
@@ -31357,13 +31004,37 @@
         <w:rPr>
           <w:rFonts w:hint="eastAsia" w:ascii="Times New Roman" w:hAnsi="Times New Roman" w:eastAsia="FangSong" w:cs="Times New Roman"/>
         </w:rPr>
-        <w:t xml:space="preserve">鱼钩</w:t>
-      </w:r>
-      <w:r>
-        <w:rPr>
-          <w:rFonts w:ascii="Times New Roman" w:hAnsi="Times New Roman" w:eastAsia="Times New Roman" w:cs="Times New Roman"/>
-        </w:rPr>
-        <w:t xml:space="preserve"> ⤳</w:t>
+        <w:t>哪个位点进攻</w:t>
+      </w:r>
+      <w:r>
+        <w:rPr>
+          <w:rFonts w:hint="eastAsia" w:ascii="Times New Roman" w:hAnsi="Times New Roman" w:eastAsia="Times New Roman" w:cs="Times New Roman"/>
+        </w:rPr>
+        <w:t>？（</w:t>
+      </w:r>
+      <w:r>
+        <w:rPr>
+          <w:rFonts w:hint="eastAsia" w:ascii="Times New Roman" w:hAnsi="Times New Roman" w:eastAsia="FangSong" w:cs="Times New Roman"/>
+        </w:rPr>
+        <w:t>动力学</w:t>
+      </w:r>
+      <w:r>
+        <w:rPr>
+          <w:rFonts w:hint="eastAsia" w:ascii="Times New Roman" w:hAnsi="Times New Roman" w:eastAsia="Times New Roman" w:cs="Times New Roman"/>
+        </w:rPr>
+        <w:t>/</w:t>
+      </w:r>
+      <w:r>
+        <w:rPr>
+          <w:rFonts w:hint="eastAsia" w:ascii="Times New Roman" w:hAnsi="Times New Roman" w:eastAsia="FangSong" w:cs="Times New Roman"/>
+        </w:rPr>
+        <w:t>热力学控制</w:t>
+      </w:r>
+      <w:r>
+        <w:rPr>
+          <w:rFonts w:hint="eastAsia" w:ascii="Times New Roman" w:hAnsi="Times New Roman" w:eastAsia="Times New Roman" w:cs="Times New Roman"/>
+        </w:rPr>
+        <w:t>）</w:t>
       </w:r>
     </w:p>
     <w:p>
@@ -31372,6 +31043,258 @@
         <w:numPr>
           <w:ilvl w:val="2"/>
           <w:numId w:val="1025"/>
+        </w:numPr>
+      </w:pPr>
+      <w:r>
+        <w:rPr>
+          <w:rFonts w:hint="eastAsia" w:ascii="Times New Roman" w:hAnsi="Times New Roman" w:eastAsia="FangSong" w:cs="Times New Roman"/>
+        </w:rPr>
+        <w:t xml:space="preserve">自由基</w:t>
+      </w:r>
+      <w:r>
+        <w:rPr>
+          <w:rFonts w:ascii="Times New Roman" w:hAnsi="Times New Roman" w:eastAsia="Times New Roman" w:cs="Times New Roman"/>
+        </w:rPr>
+        <w:t xml:space="preserve"> → </w:t>
+      </w:r>
+      <w:r>
+        <w:rPr>
+          <w:rFonts w:hint="eastAsia" w:ascii="Times New Roman" w:hAnsi="Times New Roman" w:eastAsia="FangSong" w:cs="Times New Roman"/>
+        </w:rPr>
+        <w:t>链能持续吗</w:t>
+      </w:r>
+      <w:r>
+        <w:rPr>
+          <w:rFonts w:hint="eastAsia" w:ascii="Times New Roman" w:hAnsi="Times New Roman" w:eastAsia="Times New Roman" w:cs="Times New Roman"/>
+        </w:rPr>
+        <w:t>？（</w:t>
+      </w:r>
+      <w:r>
+        <w:rPr>
+          <w:rFonts w:hint="eastAsia" w:ascii="Times New Roman" w:hAnsi="Times New Roman" w:eastAsia="FangSong" w:cs="Times New Roman"/>
+        </w:rPr>
+        <w:t>引发</w:t>
+      </w:r>
+      <w:r>
+        <w:rPr>
+          <w:rFonts w:hint="eastAsia" w:ascii="Times New Roman" w:hAnsi="Times New Roman" w:eastAsia="Times New Roman" w:cs="Times New Roman"/>
+        </w:rPr>
+        <w:t>→</w:t>
+      </w:r>
+      <w:r>
+        <w:rPr>
+          <w:rFonts w:hint="eastAsia" w:ascii="Times New Roman" w:hAnsi="Times New Roman" w:eastAsia="FangSong" w:cs="Times New Roman"/>
+        </w:rPr>
+        <w:t>增长</w:t>
+      </w:r>
+      <w:r>
+        <w:rPr>
+          <w:rFonts w:hint="eastAsia" w:ascii="Times New Roman" w:hAnsi="Times New Roman" w:eastAsia="Times New Roman" w:cs="Times New Roman"/>
+        </w:rPr>
+        <w:t>→</w:t>
+      </w:r>
+      <w:r>
+        <w:rPr>
+          <w:rFonts w:hint="eastAsia" w:ascii="Times New Roman" w:hAnsi="Times New Roman" w:eastAsia="FangSong" w:cs="Times New Roman"/>
+        </w:rPr>
+        <w:t>终止</w:t>
+      </w:r>
+      <w:r>
+        <w:rPr>
+          <w:rFonts w:hint="eastAsia" w:ascii="Times New Roman" w:hAnsi="Times New Roman" w:eastAsia="Times New Roman" w:cs="Times New Roman"/>
+        </w:rPr>
+        <w:t>）</w:t>
+      </w:r>
+    </w:p>
+    <w:p>
+      <w:pPr>
+        <w:pStyle w:val="Compact"/>
+        <w:numPr>
+          <w:ilvl w:val="2"/>
+          <w:numId w:val="1025"/>
+        </w:numPr>
+      </w:pPr>
+      <w:r>
+        <w:rPr>
+          <w:rFonts w:hint="eastAsia" w:ascii="Times New Roman" w:hAnsi="Times New Roman" w:eastAsia="FangSong" w:cs="Times New Roman"/>
+        </w:rPr>
+        <w:t xml:space="preserve">卡宾</w:t>
+      </w:r>
+      <w:r>
+        <w:rPr>
+          <w:rFonts w:ascii="Times New Roman" w:hAnsi="Times New Roman" w:eastAsia="Times New Roman" w:cs="Times New Roman"/>
+        </w:rPr>
+        <w:t xml:space="preserve"> → </w:t>
+      </w:r>
+      <w:r>
+        <w:rPr>
+          <w:rFonts w:hint="eastAsia" w:ascii="Times New Roman" w:hAnsi="Times New Roman" w:eastAsia="FangSong" w:cs="Times New Roman"/>
+        </w:rPr>
+        <w:t>单线态还是三线态</w:t>
+      </w:r>
+      <w:r>
+        <w:rPr>
+          <w:rFonts w:hint="eastAsia" w:ascii="Times New Roman" w:hAnsi="Times New Roman" w:eastAsia="Times New Roman" w:cs="Times New Roman"/>
+        </w:rPr>
+        <w:t>？（</w:t>
+      </w:r>
+      <w:r>
+        <w:rPr>
+          <w:rFonts w:hint="eastAsia" w:ascii="Times New Roman" w:hAnsi="Times New Roman" w:eastAsia="FangSong" w:cs="Times New Roman"/>
+        </w:rPr>
+        <w:t>协同还是分步</w:t>
+      </w:r>
+      <w:r>
+        <w:rPr>
+          <w:rFonts w:hint="eastAsia" w:ascii="Times New Roman" w:hAnsi="Times New Roman" w:eastAsia="Times New Roman" w:cs="Times New Roman"/>
+        </w:rPr>
+        <w:t>）</w:t>
+      </w:r>
+    </w:p>
+    <w:p>
+      <w:pPr>
+        <w:pStyle w:val="Compact"/>
+        <w:numPr>
+          <w:ilvl w:val="2"/>
+          <w:numId w:val="1025"/>
+        </w:numPr>
+      </w:pPr>
+      <w:r>
+        <w:rPr>
+          <w:rFonts w:hint="eastAsia" w:ascii="Times New Roman" w:hAnsi="Times New Roman" w:eastAsia="FangSong" w:cs="Times New Roman"/>
+        </w:rPr>
+        <w:t xml:space="preserve">苯炔</w:t>
+      </w:r>
+      <w:r>
+        <w:rPr>
+          <w:rFonts w:ascii="Times New Roman" w:hAnsi="Times New Roman" w:eastAsia="Times New Roman" w:cs="Times New Roman"/>
+        </w:rPr>
+        <w:t xml:space="preserve"> → </w:t>
+      </w:r>
+      <w:r>
+        <w:rPr>
+          <w:rFonts w:hint="eastAsia" w:ascii="Times New Roman" w:hAnsi="Times New Roman" w:eastAsia="FangSong" w:cs="Times New Roman"/>
+        </w:rPr>
+        <w:t>区域选择性</w:t>
+      </w:r>
+      <w:r>
+        <w:rPr>
+          <w:rFonts w:hint="eastAsia" w:ascii="Times New Roman" w:hAnsi="Times New Roman" w:eastAsia="Times New Roman" w:cs="Times New Roman"/>
+        </w:rPr>
+        <w:t>？（</w:t>
+      </w:r>
+      <w:r>
+        <w:rPr>
+          <w:rFonts w:hint="eastAsia" w:ascii="Times New Roman" w:hAnsi="Times New Roman" w:eastAsia="FangSong" w:cs="Times New Roman"/>
+        </w:rPr>
+        <w:t>更稳定的碳负离子</w:t>
+      </w:r>
+      <w:r>
+        <w:rPr>
+          <w:rFonts w:hint="eastAsia" w:ascii="Times New Roman" w:hAnsi="Times New Roman" w:eastAsia="Times New Roman" w:cs="Times New Roman"/>
+        </w:rPr>
+        <w:t>）</w:t>
+      </w:r>
+    </w:p>
+    <w:p>
+      <w:pPr>
+        <w:pStyle w:val="Compact"/>
+        <w:numPr>
+          <w:ilvl w:val="1"/>
+          <w:numId w:val="1023"/>
+        </w:numPr>
+      </w:pPr>
+      <w:r>
+        <w:rPr>
+          <w:rFonts w:ascii="Times New Roman" w:hAnsi="Times New Roman" w:eastAsia="Times New Roman" w:cs="Times New Roman"/>
+        </w:rPr>
+        <w:t xml:space="preserve">Step </w:t>
+      </w:r>
+      <w:r>
+        <w:rPr>
+          <w:rFonts w:hint="eastAsia" w:ascii="Times New Roman" w:hAnsi="Times New Roman" w:eastAsia="Times New Roman" w:cs="Times New Roman"/>
+        </w:rPr>
+        <w:t>3：</w:t>
+      </w:r>
+      <w:r>
+        <w:rPr>
+          <w:rFonts w:hint="eastAsia" w:ascii="Times New Roman" w:hAnsi="Times New Roman" w:eastAsia="FangSong" w:cs="Times New Roman"/>
+        </w:rPr>
+        <w:t>写箭头</w:t>
+      </w:r>
+    </w:p>
+    <w:p>
+      <w:pPr>
+        <w:pStyle w:val="Compact"/>
+        <w:numPr>
+          <w:ilvl w:val="2"/>
+          <w:numId w:val="1026"/>
+        </w:numPr>
+      </w:pPr>
+      <w:r>
+        <w:rPr>
+          <w:rFonts w:hint="eastAsia" w:ascii="Times New Roman" w:hAnsi="Times New Roman" w:eastAsia="FangSong" w:cs="Times New Roman"/>
+        </w:rPr>
+        <w:t xml:space="preserve">离子机理</w:t>
+      </w:r>
+      <w:r>
+        <w:rPr>
+          <w:rFonts w:ascii="Times New Roman" w:hAnsi="Times New Roman" w:eastAsia="Times New Roman" w:cs="Times New Roman"/>
+        </w:rPr>
+        <w:t xml:space="preserve"> → </w:t>
+      </w:r>
+      <w:r>
+        <w:rPr>
+          <w:rFonts w:hint="eastAsia" w:ascii="Times New Roman" w:hAnsi="Times New Roman" w:eastAsia="FangSong" w:cs="Times New Roman"/>
+        </w:rPr>
+        <w:t xml:space="preserve">双钩</w:t>
+      </w:r>
+      <w:r>
+        <w:rPr>
+          <w:rFonts w:ascii="Times New Roman" w:hAnsi="Times New Roman" w:eastAsia="Times New Roman" w:cs="Times New Roman"/>
+        </w:rPr>
+        <w:t xml:space="preserve"> ↷</w:t>
+      </w:r>
+    </w:p>
+    <w:p>
+      <w:pPr>
+        <w:pStyle w:val="Compact"/>
+        <w:numPr>
+          <w:ilvl w:val="2"/>
+          <w:numId w:val="1026"/>
+        </w:numPr>
+      </w:pPr>
+      <w:r>
+        <w:rPr>
+          <w:rFonts w:hint="eastAsia" w:ascii="Times New Roman" w:hAnsi="Times New Roman" w:eastAsia="FangSong" w:cs="Times New Roman"/>
+        </w:rPr>
+        <w:t xml:space="preserve">自由基</w:t>
+      </w:r>
+      <w:r>
+        <w:rPr>
+          <w:rFonts w:ascii="Times New Roman" w:hAnsi="Times New Roman" w:eastAsia="Times New Roman" w:cs="Times New Roman"/>
+        </w:rPr>
+        <w:t xml:space="preserve"> → </w:t>
+      </w:r>
+      <w:r>
+        <w:rPr>
+          <w:rFonts w:hint="eastAsia" w:ascii="Times New Roman" w:hAnsi="Times New Roman" w:eastAsia="FangSong" w:cs="Times New Roman"/>
+        </w:rPr>
+        <w:t xml:space="preserve">鱼钩</w:t>
+      </w:r>
+      <w:r>
+        <w:rPr>
+          <w:rFonts w:ascii="Times New Roman" w:hAnsi="Times New Roman" w:eastAsia="Times New Roman" w:cs="Times New Roman"/>
+        </w:rPr>
+        <w:t xml:space="preserve"> ⤳</w:t>
+      </w:r>
+    </w:p>
+    <w:p>
+      <w:pPr>
+        <w:pStyle w:val="Compact"/>
+        <w:numPr>
+          <w:ilvl w:val="2"/>
+          <w:numId w:val="1026"/>
         </w:numPr>
       </w:pPr>
       <w:r>
@@ -33709,27 +33632,6 @@
         <w:pStyle w:val="Compact"/>
         <w:numPr>
           <w:ilvl w:val="0"/>
-          <w:numId w:val="1026"/>
-        </w:numPr>
-      </w:pPr>
-      <w:r>
-        <w:rPr>
-          <w:rFonts w:hint="eastAsia" w:ascii="Times New Roman" w:hAnsi="Times New Roman" w:eastAsia="FangSong" w:cs="Times New Roman"/>
-        </w:rPr>
-        <w:t>判断以下条件中最可能生成的中间体类型</w:t>
-      </w:r>
-      <w:r>
-        <w:rPr>
-          <w:rFonts w:hint="eastAsia" w:ascii="Times New Roman" w:hAnsi="Times New Roman" w:eastAsia="Times New Roman" w:cs="Times New Roman"/>
-        </w:rPr>
-        <w:t>：</w:t>
-      </w:r>
-    </w:p>
-    <w:p>
-      <w:pPr>
-        <w:pStyle w:val="Compact"/>
-        <w:numPr>
-          <w:ilvl w:val="1"/>
           <w:numId w:val="1027"/>
         </w:numPr>
       </w:pPr>
@@ -33737,165 +33639,7 @@
         <w:rPr>
           <w:rFonts w:hint="eastAsia" w:ascii="Times New Roman" w:hAnsi="Times New Roman" w:eastAsia="FangSong" w:cs="Times New Roman"/>
         </w:rPr>
-        <w:t xml:space="preserve">叔丁基氯</w:t>
-      </w:r>
-      <w:r>
-        <w:rPr>
-          <w:rFonts w:ascii="Times New Roman" w:hAnsi="Times New Roman" w:eastAsia="Times New Roman" w:cs="Times New Roman"/>
-        </w:rPr>
-        <w:t xml:space="preserve"> + </w:t>
-      </w:r>
-      <w:r>
-        <w:rPr>
-          <w:rFonts w:hint="eastAsia" w:ascii="Times New Roman" w:hAnsi="Times New Roman" w:eastAsia="Times New Roman" w:cs="Times New Roman"/>
-        </w:rPr>
-        <w:t>H</w:t>
-      </w:r>
-      <w:r>
-        <w:rPr>
-          <w:rFonts w:hint="eastAsia" w:ascii="Times New Roman" w:hAnsi="Times New Roman" w:eastAsia="Times New Roman" w:cs="Times New Roman"/>
-          <w:vertAlign w:val="subscript"/>
-        </w:rPr>
-        <w:t>2</w:t>
-      </w:r>
-      <w:r>
-        <w:rPr>
-          <w:rFonts w:hint="eastAsia" w:ascii="Times New Roman" w:hAnsi="Times New Roman" w:eastAsia="Times New Roman" w:cs="Times New Roman"/>
-        </w:rPr>
-        <w:t>O/EtOH（1:1）,</w:t>
-      </w:r>
-      <w:r>
-        <w:rPr>
-          <w:rFonts w:ascii="Times New Roman" w:hAnsi="Times New Roman" w:eastAsia="Times New Roman" w:cs="Times New Roman"/>
-        </w:rPr>
-        <w:t xml:space="preserve"> Δ</w:t>
-      </w:r>
-    </w:p>
-    <w:p>
-      <w:pPr>
-        <w:pStyle w:val="Compact"/>
-        <w:numPr>
-          <w:ilvl w:val="1"/>
-          <w:numId w:val="1027"/>
-        </w:numPr>
-      </w:pPr>
-      <w:r>
-        <w:rPr>
-          <w:rFonts w:ascii="Times New Roman" w:hAnsi="Times New Roman" w:eastAsia="Times New Roman" w:cs="Times New Roman"/>
-        </w:rPr>
-        <w:t>CH</w:t>
-      </w:r>
-      <w:r>
-        <w:rPr>
-          <w:rFonts w:ascii="Times New Roman" w:hAnsi="Times New Roman" w:eastAsia="Times New Roman" w:cs="Times New Roman"/>
-          <w:vertAlign w:val="subscript"/>
-        </w:rPr>
-        <w:t>3</w:t>
-      </w:r>
-      <w:r>
-        <w:rPr>
-          <w:rFonts w:ascii="Times New Roman" w:hAnsi="Times New Roman" w:eastAsia="Times New Roman" w:cs="Times New Roman"/>
-        </w:rPr>
-        <w:t>COCH</w:t>
-      </w:r>
-      <w:r>
-        <w:rPr>
-          <w:rFonts w:ascii="Times New Roman" w:hAnsi="Times New Roman" w:eastAsia="Times New Roman" w:cs="Times New Roman"/>
-          <w:vertAlign w:val="subscript"/>
-        </w:rPr>
-        <w:t>3</w:t>
-      </w:r>
-      <w:r>
-        <w:rPr>
-          <w:rFonts w:ascii="Times New Roman" w:hAnsi="Times New Roman" w:eastAsia="Times New Roman" w:cs="Times New Roman"/>
-        </w:rPr>
-        <w:t xml:space="preserve"> + LDA/THF, −78°C</w:t>
-      </w:r>
-    </w:p>
-    <w:p>
-      <w:pPr>
-        <w:pStyle w:val="Compact"/>
-        <w:numPr>
-          <w:ilvl w:val="1"/>
-          <w:numId w:val="1027"/>
-        </w:numPr>
-      </w:pPr>
-      <w:r>
-        <w:rPr>
-          <w:rFonts w:hint="eastAsia" w:ascii="Times New Roman" w:hAnsi="Times New Roman" w:eastAsia="FangSong" w:cs="Times New Roman"/>
-        </w:rPr>
-        <w:t>顺</w:t>
-      </w:r>
-      <w:r>
-        <w:rPr>
-          <w:rFonts w:hint="eastAsia" w:ascii="Times New Roman" w:hAnsi="Times New Roman" w:eastAsia="Times New Roman" w:cs="Times New Roman"/>
-        </w:rPr>
-        <w:t>-2-</w:t>
-      </w:r>
-      <w:r>
-        <w:rPr>
-          <w:rFonts w:hint="eastAsia" w:ascii="Times New Roman" w:hAnsi="Times New Roman" w:eastAsia="FangSong" w:cs="Times New Roman"/>
-        </w:rPr>
-        <w:t>丁烯</w:t>
-      </w:r>
-      <w:r>
-        <w:rPr>
-          <w:rFonts w:ascii="Times New Roman" w:hAnsi="Times New Roman" w:eastAsia="Times New Roman" w:cs="Times New Roman"/>
-        </w:rPr>
-        <w:t xml:space="preserve"> + Simmons-Smith </w:t>
-      </w:r>
-      <w:r>
-        <w:rPr>
-          <w:rFonts w:hint="eastAsia" w:ascii="Times New Roman" w:hAnsi="Times New Roman" w:eastAsia="FangSong" w:cs="Times New Roman"/>
-        </w:rPr>
-        <w:t>试剂</w:t>
-      </w:r>
-      <w:r>
-        <w:rPr>
-          <w:rFonts w:hint="eastAsia" w:ascii="Times New Roman" w:hAnsi="Times New Roman" w:eastAsia="Times New Roman" w:cs="Times New Roman"/>
-        </w:rPr>
-        <w:t>（Zn(Cu)CH</w:t>
-      </w:r>
-      <w:r>
-        <w:rPr>
-          <w:rFonts w:hint="eastAsia" w:ascii="Times New Roman" w:hAnsi="Times New Roman" w:eastAsia="Times New Roman" w:cs="Times New Roman"/>
-          <w:vertAlign w:val="subscript"/>
-        </w:rPr>
-        <w:t>2</w:t>
-      </w:r>
-      <w:r>
-        <w:rPr>
-          <w:rFonts w:hint="eastAsia" w:ascii="Times New Roman" w:hAnsi="Times New Roman" w:eastAsia="Times New Roman" w:cs="Times New Roman"/>
-        </w:rPr>
-        <w:t>I</w:t>
-      </w:r>
-      <w:r>
-        <w:rPr>
-          <w:rFonts w:hint="eastAsia" w:ascii="Times New Roman" w:hAnsi="Times New Roman" w:eastAsia="Times New Roman" w:cs="Times New Roman"/>
-          <w:vertAlign w:val="subscript"/>
-        </w:rPr>
-        <w:t>2</w:t>
-      </w:r>
-      <w:r>
-        <w:rPr>
-          <w:rFonts w:hint="eastAsia" w:ascii="Times New Roman" w:hAnsi="Times New Roman" w:eastAsia="Times New Roman" w:cs="Times New Roman"/>
-        </w:rPr>
-        <w:t>）</w:t>
-      </w:r>
-    </w:p>
-    <w:p>
-      <w:pPr>
-        <w:pStyle w:val="Compact"/>
-        <w:numPr>
-          <w:ilvl w:val="0"/>
-          <w:numId w:val="1026"/>
-        </w:numPr>
-      </w:pPr>
-      <w:r>
-        <w:rPr>
-          <w:rFonts w:hint="eastAsia" w:ascii="Times New Roman" w:hAnsi="Times New Roman" w:eastAsia="FangSong" w:cs="Times New Roman"/>
-        </w:rPr>
-        <w:t>将以下碳正离子按稳定性从大到小排序</w:t>
+        <w:t>判断以下条件中最可能生成的中间体类型</w:t>
       </w:r>
       <w:r>
         <w:rPr>
@@ -33914,22 +33658,68 @@
       </w:pPr>
       <w:r>
         <w:rPr>
-          <w:rFonts w:ascii="Times New Roman" w:hAnsi="Times New Roman" w:eastAsia="Times New Roman" w:cs="Times New Roman"/>
-        </w:rPr>
-        <w:t>(CH</w:t>
-      </w:r>
-      <w:r>
-        <w:rPr>
-          <w:rFonts w:ascii="Times New Roman" w:hAnsi="Times New Roman" w:eastAsia="Times New Roman" w:cs="Times New Roman"/>
+          <w:rFonts w:hint="eastAsia" w:ascii="Times New Roman" w:hAnsi="Times New Roman" w:eastAsia="FangSong" w:cs="Times New Roman"/>
+        </w:rPr>
+        <w:t xml:space="preserve">叔丁基氯</w:t>
+      </w:r>
+      <w:r>
+        <w:rPr>
+          <w:rFonts w:ascii="Times New Roman" w:hAnsi="Times New Roman" w:eastAsia="Times New Roman" w:cs="Times New Roman"/>
+        </w:rPr>
+        <w:t xml:space="preserve"> + </w:t>
+      </w:r>
+      <w:r>
+        <w:rPr>
+          <w:rFonts w:hint="eastAsia" w:ascii="Times New Roman" w:hAnsi="Times New Roman" w:eastAsia="Times New Roman" w:cs="Times New Roman"/>
+        </w:rPr>
+        <w:t>H</w:t>
+      </w:r>
+      <w:r>
+        <w:rPr>
+          <w:rFonts w:hint="eastAsia" w:ascii="Times New Roman" w:hAnsi="Times New Roman" w:eastAsia="Times New Roman" w:cs="Times New Roman"/>
           <w:vertAlign w:val="subscript"/>
         </w:rPr>
+        <w:t>2</w:t>
+      </w:r>
+      <w:r>
+        <w:rPr>
+          <w:rFonts w:hint="eastAsia" w:ascii="Times New Roman" w:hAnsi="Times New Roman" w:eastAsia="Times New Roman" w:cs="Times New Roman"/>
+        </w:rPr>
+        <w:t>O/EtOH（1:1）,</w:t>
+      </w:r>
+      <w:r>
+        <w:rPr>
+          <w:rFonts w:ascii="Times New Roman" w:hAnsi="Times New Roman" w:eastAsia="Times New Roman" w:cs="Times New Roman"/>
+        </w:rPr>
+        <w:t xml:space="preserve"> Δ</w:t>
+      </w:r>
+    </w:p>
+    <w:p>
+      <w:pPr>
+        <w:pStyle w:val="Compact"/>
+        <w:numPr>
+          <w:ilvl w:val="1"/>
+          <w:numId w:val="1028"/>
+        </w:numPr>
+      </w:pPr>
+      <w:r>
+        <w:rPr>
+          <w:rFonts w:ascii="Times New Roman" w:hAnsi="Times New Roman" w:eastAsia="Times New Roman" w:cs="Times New Roman"/>
+        </w:rPr>
+        <w:t>CH</w:t>
+      </w:r>
+      <w:r>
+        <w:rPr>
+          <w:rFonts w:ascii="Times New Roman" w:hAnsi="Times New Roman" w:eastAsia="Times New Roman" w:cs="Times New Roman"/>
+          <w:vertAlign w:val="subscript"/>
+        </w:rPr>
         <w:t>3</w:t>
       </w:r>
       <w:r>
         <w:rPr>
           <w:rFonts w:ascii="Times New Roman" w:hAnsi="Times New Roman" w:eastAsia="Times New Roman" w:cs="Times New Roman"/>
         </w:rPr>
-        <w:t>)</w:t>
+        <w:t>COCH</w:t>
       </w:r>
       <w:r>
         <w:rPr>
@@ -33942,100 +33732,78 @@
         <w:rPr>
           <w:rFonts w:ascii="Times New Roman" w:hAnsi="Times New Roman" w:eastAsia="Times New Roman" w:cs="Times New Roman"/>
         </w:rPr>
-        <w:t>C</w:t>
-      </w:r>
-      <w:r>
-        <w:rPr>
-          <w:rFonts w:ascii="Times New Roman" w:hAnsi="Times New Roman" w:eastAsia="Times New Roman" w:cs="Times New Roman"/>
-          <w:vertAlign w:val="superscript"/>
-        </w:rPr>
-        <w:t>+</w:t>
-      </w:r>
-      <w:r>
-        <w:rPr>
-          <w:rFonts w:ascii="Times New Roman" w:hAnsi="Times New Roman" w:eastAsia="Times New Roman" w:cs="Times New Roman"/>
-        </w:rPr>
-        <w:t xml:space="preserve"> (B) PhCH</w:t>
-      </w:r>
-      <w:r>
-        <w:rPr>
-          <w:rFonts w:ascii="Times New Roman" w:hAnsi="Times New Roman" w:eastAsia="Times New Roman" w:cs="Times New Roman"/>
+        <w:t xml:space="preserve"> + LDA/THF, −78°C</w:t>
+      </w:r>
+    </w:p>
+    <w:p>
+      <w:pPr>
+        <w:pStyle w:val="Compact"/>
+        <w:numPr>
+          <w:ilvl w:val="1"/>
+          <w:numId w:val="1028"/>
+        </w:numPr>
+      </w:pPr>
+      <w:r>
+        <w:rPr>
+          <w:rFonts w:hint="eastAsia" w:ascii="Times New Roman" w:hAnsi="Times New Roman" w:eastAsia="FangSong" w:cs="Times New Roman"/>
+        </w:rPr>
+        <w:t>顺</w:t>
+      </w:r>
+      <w:r>
+        <w:rPr>
+          <w:rFonts w:hint="eastAsia" w:ascii="Times New Roman" w:hAnsi="Times New Roman" w:eastAsia="Times New Roman" w:cs="Times New Roman"/>
+        </w:rPr>
+        <w:t>-2-</w:t>
+      </w:r>
+      <w:r>
+        <w:rPr>
+          <w:rFonts w:hint="eastAsia" w:ascii="Times New Roman" w:hAnsi="Times New Roman" w:eastAsia="FangSong" w:cs="Times New Roman"/>
+        </w:rPr>
+        <w:t>丁烯</w:t>
+      </w:r>
+      <w:r>
+        <w:rPr>
+          <w:rFonts w:ascii="Times New Roman" w:hAnsi="Times New Roman" w:eastAsia="Times New Roman" w:cs="Times New Roman"/>
+        </w:rPr>
+        <w:t xml:space="preserve"> + Simmons-Smith </w:t>
+      </w:r>
+      <w:r>
+        <w:rPr>
+          <w:rFonts w:hint="eastAsia" w:ascii="Times New Roman" w:hAnsi="Times New Roman" w:eastAsia="FangSong" w:cs="Times New Roman"/>
+        </w:rPr>
+        <w:t>试剂</w:t>
+      </w:r>
+      <w:r>
+        <w:rPr>
+          <w:rFonts w:hint="eastAsia" w:ascii="Times New Roman" w:hAnsi="Times New Roman" w:eastAsia="Times New Roman" w:cs="Times New Roman"/>
+        </w:rPr>
+        <w:t>（Zn(Cu)CH</w:t>
+      </w:r>
+      <w:r>
+        <w:rPr>
+          <w:rFonts w:hint="eastAsia" w:ascii="Times New Roman" w:hAnsi="Times New Roman" w:eastAsia="Times New Roman" w:cs="Times New Roman"/>
           <w:vertAlign w:val="subscript"/>
         </w:rPr>
         <w:t>2</w:t>
       </w:r>
       <w:r>
         <w:rPr>
-          <w:rFonts w:ascii="Times New Roman" w:hAnsi="Times New Roman" w:eastAsia="Times New Roman" w:cs="Times New Roman"/>
-          <w:vertAlign w:val="superscript"/>
-        </w:rPr>
-        <w:t>+</w:t>
-      </w:r>
-      <w:r>
-        <w:rPr>
-          <w:rFonts w:ascii="Times New Roman" w:hAnsi="Times New Roman" w:eastAsia="Times New Roman" w:cs="Times New Roman"/>
-        </w:rPr>
-        <w:t xml:space="preserve"> (C) CH</w:t>
-      </w:r>
-      <w:r>
-        <w:rPr>
-          <w:rFonts w:ascii="Times New Roman" w:hAnsi="Times New Roman" w:eastAsia="Times New Roman" w:cs="Times New Roman"/>
+          <w:rFonts w:hint="eastAsia" w:ascii="Times New Roman" w:hAnsi="Times New Roman" w:eastAsia="Times New Roman" w:cs="Times New Roman"/>
+        </w:rPr>
+        <w:t>I</w:t>
+      </w:r>
+      <w:r>
+        <w:rPr>
+          <w:rFonts w:hint="eastAsia" w:ascii="Times New Roman" w:hAnsi="Times New Roman" w:eastAsia="Times New Roman" w:cs="Times New Roman"/>
           <w:vertAlign w:val="subscript"/>
         </w:rPr>
-        <w:t>3</w:t>
-      </w:r>
-      <w:r>
-        <w:rPr>
-          <w:rFonts w:ascii="Times New Roman" w:hAnsi="Times New Roman" w:eastAsia="Times New Roman" w:cs="Times New Roman"/>
-        </w:rPr>
-        <w:t>CH</w:t>
-      </w:r>
-      <w:r>
-        <w:rPr>
-          <w:rFonts w:ascii="Times New Roman" w:hAnsi="Times New Roman" w:eastAsia="Times New Roman" w:cs="Times New Roman"/>
-          <w:vertAlign w:val="subscript"/>
-        </w:rPr>
         <w:t>2</w:t>
       </w:r>
       <w:r>
         <w:rPr>
-          <w:rFonts w:ascii="Times New Roman" w:hAnsi="Times New Roman" w:eastAsia="Times New Roman" w:cs="Times New Roman"/>
-          <w:vertAlign w:val="superscript"/>
-        </w:rPr>
-        <w:t>+</w:t>
-      </w:r>
-      <w:r>
-        <w:rPr>
-          <w:rFonts w:ascii="Times New Roman" w:hAnsi="Times New Roman" w:eastAsia="Times New Roman" w:cs="Times New Roman"/>
-        </w:rPr>
-        <w:t xml:space="preserve"> (D) CH</w:t>
-      </w:r>
-      <w:r>
-        <w:rPr>
-          <w:rFonts w:ascii="Times New Roman" w:hAnsi="Times New Roman" w:eastAsia="Times New Roman" w:cs="Times New Roman"/>
-          <w:vertAlign w:val="subscript"/>
-        </w:rPr>
-        <w:t>2</w:t>
-      </w:r>
-      <w:r>
-        <w:rPr>
-          <w:rFonts w:ascii="Times New Roman" w:hAnsi="Times New Roman" w:eastAsia="Times New Roman" w:cs="Times New Roman"/>
-        </w:rPr>
-        <w:t>=CH-CH</w:t>
-      </w:r>
-      <w:r>
-        <w:rPr>
-          <w:rFonts w:ascii="Times New Roman" w:hAnsi="Times New Roman" w:eastAsia="Times New Roman" w:cs="Times New Roman"/>
-          <w:vertAlign w:val="subscript"/>
-        </w:rPr>
-        <w:t>2</w:t>
-      </w:r>
-      <w:r>
-        <w:rPr>
-          <w:rFonts w:ascii="Times New Roman" w:hAnsi="Times New Roman" w:eastAsia="Times New Roman" w:cs="Times New Roman"/>
-          <w:vertAlign w:val="superscript"/>
-        </w:rPr>
-        <w:t>+</w:t>
+          <w:rFonts w:hint="eastAsia" w:ascii="Times New Roman" w:hAnsi="Times New Roman" w:eastAsia="Times New Roman" w:cs="Times New Roman"/>
+        </w:rPr>
+        <w:t>）</w:t>
       </w:r>
     </w:p>
     <w:p>
@@ -34043,32 +33811,20 @@
         <w:pStyle w:val="Compact"/>
         <w:numPr>
           <w:ilvl w:val="0"/>
-          <w:numId w:val="1026"/>
+          <w:numId w:val="1027"/>
         </w:numPr>
       </w:pPr>
       <w:r>
         <w:rPr>
           <w:rFonts w:hint="eastAsia" w:ascii="Times New Roman" w:hAnsi="Times New Roman" w:eastAsia="FangSong" w:cs="Times New Roman"/>
         </w:rPr>
-        <w:t>下列关于活性中间体的说法</w:t>
-      </w:r>
-      <w:r>
-        <w:rPr>
-          <w:rFonts w:hint="eastAsia" w:ascii="Times New Roman" w:hAnsi="Times New Roman" w:eastAsia="Times New Roman" w:cs="Times New Roman"/>
-        </w:rPr>
-        <w:t>，</w:t>
-      </w:r>
-      <w:r>
-        <w:rPr>
-          <w:rFonts w:hint="eastAsia" w:ascii="Times New Roman" w:hAnsi="Times New Roman" w:eastAsia="FangSong" w:cs="Times New Roman"/>
-        </w:rPr>
-        <w:t>哪一项是错误的</w:t>
-      </w:r>
-      <w:r>
-        <w:rPr>
-          <w:rFonts w:hint="eastAsia" w:ascii="Times New Roman" w:hAnsi="Times New Roman" w:eastAsia="Times New Roman" w:cs="Times New Roman"/>
-        </w:rPr>
-        <w:t>？</w:t>
+        <w:t>将以下碳正离子按稳定性从大到小排序</w:t>
+      </w:r>
+      <w:r>
+        <w:rPr>
+          <w:rFonts w:hint="eastAsia" w:ascii="Times New Roman" w:hAnsi="Times New Roman" w:eastAsia="Times New Roman" w:cs="Times New Roman"/>
+        </w:rPr>
+        <w:t>：</w:t>
       </w:r>
     </w:p>
     <w:p>
@@ -34081,9 +33837,161 @@
       </w:pPr>
       <w:r>
         <w:rPr>
-          <w:rFonts w:hint="eastAsia" w:ascii="Times New Roman" w:hAnsi="Times New Roman" w:eastAsia="FangSong" w:cs="Times New Roman"/>
-        </w:rPr>
-        <w:t xml:space="preserve">碳正离子和碳负离子的稳定性顺序完全相反</w:t>
+          <w:rFonts w:ascii="Times New Roman" w:hAnsi="Times New Roman" w:eastAsia="Times New Roman" w:cs="Times New Roman"/>
+        </w:rPr>
+        <w:t>(CH</w:t>
+      </w:r>
+      <w:r>
+        <w:rPr>
+          <w:rFonts w:ascii="Times New Roman" w:hAnsi="Times New Roman" w:eastAsia="Times New Roman" w:cs="Times New Roman"/>
+          <w:vertAlign w:val="subscript"/>
+        </w:rPr>
+        <w:t>3</w:t>
+      </w:r>
+      <w:r>
+        <w:rPr>
+          <w:rFonts w:ascii="Times New Roman" w:hAnsi="Times New Roman" w:eastAsia="Times New Roman" w:cs="Times New Roman"/>
+        </w:rPr>
+        <w:t>)</w:t>
+      </w:r>
+      <w:r>
+        <w:rPr>
+          <w:rFonts w:ascii="Times New Roman" w:hAnsi="Times New Roman" w:eastAsia="Times New Roman" w:cs="Times New Roman"/>
+          <w:vertAlign w:val="subscript"/>
+        </w:rPr>
+        <w:t>3</w:t>
+      </w:r>
+      <w:r>
+        <w:rPr>
+          <w:rFonts w:ascii="Times New Roman" w:hAnsi="Times New Roman" w:eastAsia="Times New Roman" w:cs="Times New Roman"/>
+        </w:rPr>
+        <w:t>C</w:t>
+      </w:r>
+      <w:r>
+        <w:rPr>
+          <w:rFonts w:ascii="Times New Roman" w:hAnsi="Times New Roman" w:eastAsia="Times New Roman" w:cs="Times New Roman"/>
+          <w:vertAlign w:val="superscript"/>
+        </w:rPr>
+        <w:t>+</w:t>
+      </w:r>
+      <w:r>
+        <w:rPr>
+          <w:rFonts w:ascii="Times New Roman" w:hAnsi="Times New Roman" w:eastAsia="Times New Roman" w:cs="Times New Roman"/>
+        </w:rPr>
+        <w:t xml:space="preserve"> (B) PhCH</w:t>
+      </w:r>
+      <w:r>
+        <w:rPr>
+          <w:rFonts w:ascii="Times New Roman" w:hAnsi="Times New Roman" w:eastAsia="Times New Roman" w:cs="Times New Roman"/>
+          <w:vertAlign w:val="subscript"/>
+        </w:rPr>
+        <w:t>2</w:t>
+      </w:r>
+      <w:r>
+        <w:rPr>
+          <w:rFonts w:ascii="Times New Roman" w:hAnsi="Times New Roman" w:eastAsia="Times New Roman" w:cs="Times New Roman"/>
+          <w:vertAlign w:val="superscript"/>
+        </w:rPr>
+        <w:t>+</w:t>
+      </w:r>
+      <w:r>
+        <w:rPr>
+          <w:rFonts w:ascii="Times New Roman" w:hAnsi="Times New Roman" w:eastAsia="Times New Roman" w:cs="Times New Roman"/>
+        </w:rPr>
+        <w:t xml:space="preserve"> (C) CH</w:t>
+      </w:r>
+      <w:r>
+        <w:rPr>
+          <w:rFonts w:ascii="Times New Roman" w:hAnsi="Times New Roman" w:eastAsia="Times New Roman" w:cs="Times New Roman"/>
+          <w:vertAlign w:val="subscript"/>
+        </w:rPr>
+        <w:t>3</w:t>
+      </w:r>
+      <w:r>
+        <w:rPr>
+          <w:rFonts w:ascii="Times New Roman" w:hAnsi="Times New Roman" w:eastAsia="Times New Roman" w:cs="Times New Roman"/>
+        </w:rPr>
+        <w:t>CH</w:t>
+      </w:r>
+      <w:r>
+        <w:rPr>
+          <w:rFonts w:ascii="Times New Roman" w:hAnsi="Times New Roman" w:eastAsia="Times New Roman" w:cs="Times New Roman"/>
+          <w:vertAlign w:val="subscript"/>
+        </w:rPr>
+        <w:t>2</w:t>
+      </w:r>
+      <w:r>
+        <w:rPr>
+          <w:rFonts w:ascii="Times New Roman" w:hAnsi="Times New Roman" w:eastAsia="Times New Roman" w:cs="Times New Roman"/>
+          <w:vertAlign w:val="superscript"/>
+        </w:rPr>
+        <w:t>+</w:t>
+      </w:r>
+      <w:r>
+        <w:rPr>
+          <w:rFonts w:ascii="Times New Roman" w:hAnsi="Times New Roman" w:eastAsia="Times New Roman" w:cs="Times New Roman"/>
+        </w:rPr>
+        <w:t xml:space="preserve"> (D) CH</w:t>
+      </w:r>
+      <w:r>
+        <w:rPr>
+          <w:rFonts w:ascii="Times New Roman" w:hAnsi="Times New Roman" w:eastAsia="Times New Roman" w:cs="Times New Roman"/>
+          <w:vertAlign w:val="subscript"/>
+        </w:rPr>
+        <w:t>2</w:t>
+      </w:r>
+      <w:r>
+        <w:rPr>
+          <w:rFonts w:ascii="Times New Roman" w:hAnsi="Times New Roman" w:eastAsia="Times New Roman" w:cs="Times New Roman"/>
+        </w:rPr>
+        <w:t>=CH-CH</w:t>
+      </w:r>
+      <w:r>
+        <w:rPr>
+          <w:rFonts w:ascii="Times New Roman" w:hAnsi="Times New Roman" w:eastAsia="Times New Roman" w:cs="Times New Roman"/>
+          <w:vertAlign w:val="subscript"/>
+        </w:rPr>
+        <w:t>2</w:t>
+      </w:r>
+      <w:r>
+        <w:rPr>
+          <w:rFonts w:ascii="Times New Roman" w:hAnsi="Times New Roman" w:eastAsia="Times New Roman" w:cs="Times New Roman"/>
+          <w:vertAlign w:val="superscript"/>
+        </w:rPr>
+        <w:t>+</w:t>
+      </w:r>
+    </w:p>
+    <w:p>
+      <w:pPr>
+        <w:pStyle w:val="Compact"/>
+        <w:numPr>
+          <w:ilvl w:val="0"/>
+          <w:numId w:val="1027"/>
+        </w:numPr>
+      </w:pPr>
+      <w:r>
+        <w:rPr>
+          <w:rFonts w:hint="eastAsia" w:ascii="Times New Roman" w:hAnsi="Times New Roman" w:eastAsia="FangSong" w:cs="Times New Roman"/>
+        </w:rPr>
+        <w:t>下列关于活性中间体的说法</w:t>
+      </w:r>
+      <w:r>
+        <w:rPr>
+          <w:rFonts w:hint="eastAsia" w:ascii="Times New Roman" w:hAnsi="Times New Roman" w:eastAsia="Times New Roman" w:cs="Times New Roman"/>
+        </w:rPr>
+        <w:t>，</w:t>
+      </w:r>
+      <w:r>
+        <w:rPr>
+          <w:rFonts w:hint="eastAsia" w:ascii="Times New Roman" w:hAnsi="Times New Roman" w:eastAsia="FangSong" w:cs="Times New Roman"/>
+        </w:rPr>
+        <w:t>哪一项是错误的</w:t>
+      </w:r>
+      <w:r>
+        <w:rPr>
+          <w:rFonts w:hint="eastAsia" w:ascii="Times New Roman" w:hAnsi="Times New Roman" w:eastAsia="Times New Roman" w:cs="Times New Roman"/>
+        </w:rPr>
+        <w:t>？</w:t>
       </w:r>
     </w:p>
     <w:p>
@@ -34091,14 +33999,14 @@
         <w:pStyle w:val="Compact"/>
         <w:numPr>
           <w:ilvl w:val="1"/>
-          <w:numId w:val="1029"/>
+          <w:numId w:val="1030"/>
         </w:numPr>
       </w:pPr>
       <w:r>
         <w:rPr>
           <w:rFonts w:hint="eastAsia" w:ascii="Times New Roman" w:hAnsi="Times New Roman" w:eastAsia="FangSong" w:cs="Times New Roman"/>
         </w:rPr>
-        <w:t xml:space="preserve">自由基反应必须使用鱼钩箭头而非法定双钩箭头</w:t>
+        <w:t xml:space="preserve">碳正离子和碳负离子的稳定性顺序完全相反</w:t>
       </w:r>
     </w:p>
     <w:p>
@@ -34106,14 +34014,14 @@
         <w:pStyle w:val="Compact"/>
         <w:numPr>
           <w:ilvl w:val="1"/>
-          <w:numId w:val="1029"/>
+          <w:numId w:val="1030"/>
         </w:numPr>
       </w:pPr>
       <w:r>
         <w:rPr>
           <w:rFonts w:hint="eastAsia" w:ascii="Times New Roman" w:hAnsi="Times New Roman" w:eastAsia="FangSong" w:cs="Times New Roman"/>
         </w:rPr>
-        <w:t xml:space="preserve">卡宾的单线态与三线态在立体化学上表现完全相同</w:t>
+        <w:t xml:space="preserve">自由基反应必须使用鱼钩箭头而非法定双钩箭头</w:t>
       </w:r>
     </w:p>
     <w:p>
@@ -34121,7 +34029,22 @@
         <w:pStyle w:val="Compact"/>
         <w:numPr>
           <w:ilvl w:val="1"/>
-          <w:numId w:val="1029"/>
+          <w:numId w:val="1030"/>
+        </w:numPr>
+      </w:pPr>
+      <w:r>
+        <w:rPr>
+          <w:rFonts w:hint="eastAsia" w:ascii="Times New Roman" w:hAnsi="Times New Roman" w:eastAsia="FangSong" w:cs="Times New Roman"/>
+        </w:rPr>
+        <w:t xml:space="preserve">卡宾的单线态与三线态在立体化学上表现完全相同</w:t>
+      </w:r>
+    </w:p>
+    <w:p>
+      <w:pPr>
+        <w:pStyle w:val="Compact"/>
+        <w:numPr>
+          <w:ilvl w:val="1"/>
+          <w:numId w:val="1030"/>
         </w:numPr>
       </w:pPr>
       <w:r>
@@ -34173,7 +34096,7 @@
       <w:pPr>
         <w:numPr>
           <w:ilvl w:val="0"/>
-          <w:numId w:val="1030"/>
+          <w:numId w:val="1031"/>
         </w:numPr>
       </w:pPr>
       <w:r>
@@ -34223,7 +34146,7 @@
       <w:pPr>
         <w:numPr>
           <w:ilvl w:val="0"/>
-          <w:numId w:val="1030"/>
+          <w:numId w:val="1031"/>
         </w:numPr>
       </w:pPr>
       <w:r>
@@ -34335,7 +34258,7 @@
       <w:pPr>
         <w:numPr>
           <w:ilvl w:val="0"/>
-          <w:numId w:val="1030"/>
+          <w:numId w:val="1031"/>
         </w:numPr>
       </w:pPr>
       <w:r>
@@ -34392,7 +34315,7 @@
         <w:pStyle w:val="Compact"/>
         <w:numPr>
           <w:ilvl w:val="1"/>
-          <w:numId w:val="1031"/>
+          <w:numId w:val="1032"/>
         </w:numPr>
       </w:pPr>
       <w:r>
@@ -34484,7 +34407,7 @@
         <w:pStyle w:val="Compact"/>
         <w:numPr>
           <w:ilvl w:val="1"/>
-          <w:numId w:val="1031"/>
+          <w:numId w:val="1032"/>
         </w:numPr>
       </w:pPr>
       <w:r>
@@ -34575,7 +34498,7 @@
       <w:pPr>
         <w:numPr>
           <w:ilvl w:val="0"/>
-          <w:numId w:val="1032"/>
+          <w:numId w:val="1033"/>
         </w:numPr>
       </w:pPr>
       <w:r>
@@ -34645,7 +34568,7 @@
       <w:pPr>
         <w:numPr>
           <w:ilvl w:val="0"/>
-          <w:numId w:val="1032"/>
+          <w:numId w:val="1033"/>
         </w:numPr>
       </w:pPr>
       <w:r>
@@ -34990,839 +34913,9 @@
         <w:pStyle w:val="Compact"/>
         <w:numPr>
           <w:ilvl w:val="0"/>
-          <w:numId w:val="1033"/>
-        </w:numPr>
-      </w:pPr>
-    </w:p>
-    <w:p>
-      <w:pPr>
-        <w:pStyle w:val="Compact"/>
-        <w:numPr>
-          <w:ilvl w:val="1"/>
           <w:numId w:val="1034"/>
         </w:numPr>
       </w:pPr>
-      <w:r>
-        <w:rPr>
-          <w:rFonts w:hint="eastAsia" w:ascii="Times New Roman" w:hAnsi="Times New Roman" w:eastAsia="FangSong" w:cs="Times New Roman"/>
-          <w:b/>
-          <w:bCs/>
-        </w:rPr>
-        <w:t xml:space="preserve">碳正离子</w:t>
-      </w:r>
-      <w:r>
-        <w:rPr>
-          <w:rFonts w:hint="eastAsia" w:ascii="Times New Roman" w:hAnsi="Times New Roman" w:eastAsia="Times New Roman" w:cs="Times New Roman"/>
-        </w:rPr>
-        <w:t>（</w:t>
-      </w:r>
-      <w:r>
-        <w:rPr>
-          <w:rFonts w:hint="eastAsia" w:ascii="Times New Roman" w:hAnsi="Times New Roman" w:eastAsia="FangSong" w:cs="Times New Roman"/>
-        </w:rPr>
-        <w:t>叔丁基氯</w:t>
-      </w:r>
-      <w:r>
-        <w:rPr>
-          <w:rFonts w:ascii="Times New Roman" w:hAnsi="Times New Roman" w:eastAsia="Times New Roman" w:cs="Times New Roman"/>
-        </w:rPr>
-        <w:t xml:space="preserve"> → 3° </w:t>
-      </w:r>
-      <w:r>
-        <w:rPr>
-          <w:rFonts w:hint="eastAsia" w:ascii="Times New Roman" w:hAnsi="Times New Roman" w:eastAsia="FangSong" w:cs="Times New Roman"/>
-        </w:rPr>
-        <w:t>碳正离子</w:t>
-      </w:r>
-      <w:r>
-        <w:rPr>
-          <w:rFonts w:hint="eastAsia" w:ascii="Times New Roman" w:hAnsi="Times New Roman" w:eastAsia="Times New Roman" w:cs="Times New Roman"/>
-        </w:rPr>
-        <w:t>，SN1/E1）；(b)</w:t>
-      </w:r>
-      <w:r>
-        <w:rPr>
-          <w:rFonts w:ascii="Times New Roman" w:hAnsi="Times New Roman" w:eastAsia="Times New Roman" w:cs="Times New Roman"/>
-        </w:rPr>
-        <w:t xml:space="preserve"> </w:t>
-      </w:r>
-      <w:r>
-        <w:rPr>
-          <w:rFonts w:hint="eastAsia" w:ascii="Times New Roman" w:hAnsi="Times New Roman" w:eastAsia="FangSong" w:cs="Times New Roman"/>
-          <w:b/>
-          <w:bCs/>
-        </w:rPr>
-        <w:t>碳负离子</w:t>
-      </w:r>
-      <w:r>
-        <w:rPr>
-          <w:rFonts w:hint="eastAsia" w:ascii="Times New Roman" w:hAnsi="Times New Roman" w:eastAsia="Times New Roman" w:cs="Times New Roman"/>
-          <w:b/>
-          <w:bCs/>
-        </w:rPr>
-        <w:t>/</w:t>
-      </w:r>
-      <w:r>
-        <w:rPr>
-          <w:rFonts w:hint="eastAsia" w:ascii="Times New Roman" w:hAnsi="Times New Roman" w:eastAsia="FangSong" w:cs="Times New Roman"/>
-          <w:b/>
-          <w:bCs/>
-        </w:rPr>
-        <w:t>烯醇负离子</w:t>
-      </w:r>
-      <w:r>
-        <w:rPr>
-          <w:rFonts w:hint="eastAsia" w:ascii="Times New Roman" w:hAnsi="Times New Roman" w:eastAsia="Times New Roman" w:cs="Times New Roman"/>
-        </w:rPr>
-        <w:t xml:space="preserve">（LDA</w:t>
-      </w:r>
-      <w:r>
-        <w:rPr>
-          <w:rFonts w:ascii="Times New Roman" w:hAnsi="Times New Roman" w:eastAsia="Times New Roman" w:cs="Times New Roman"/>
-        </w:rPr>
-        <w:t xml:space="preserve"> </w:t>
-      </w:r>
-      <w:r>
-        <w:rPr>
-          <w:rFonts w:hint="eastAsia" w:ascii="Times New Roman" w:hAnsi="Times New Roman" w:eastAsia="FangSong" w:cs="Times New Roman"/>
-        </w:rPr>
-        <w:t xml:space="preserve">强碱夺</w:t>
-      </w:r>
-      <w:r>
-        <w:rPr>
-          <w:rFonts w:ascii="Times New Roman" w:hAnsi="Times New Roman" w:eastAsia="Times New Roman" w:cs="Times New Roman"/>
-        </w:rPr>
-        <w:t xml:space="preserve"> </w:t>
-      </w:r>
-      <w:r>
-        <w:rPr>
-          <w:rFonts w:hint="eastAsia" w:ascii="Times New Roman" w:hAnsi="Times New Roman" w:eastAsia="Times New Roman" w:cs="Times New Roman"/>
-        </w:rPr>
-        <w:t xml:space="preserve">α-H）；(c)</w:t>
-      </w:r>
-      <w:r>
-        <w:rPr>
-          <w:rFonts w:ascii="Times New Roman" w:hAnsi="Times New Roman" w:eastAsia="Times New Roman" w:cs="Times New Roman"/>
-        </w:rPr>
-        <w:t xml:space="preserve"> </w:t>
-      </w:r>
-      <w:r>
-        <w:rPr>
-          <w:rFonts w:hint="eastAsia" w:ascii="Times New Roman" w:hAnsi="Times New Roman" w:eastAsia="FangSong" w:cs="Times New Roman"/>
-          <w:b/>
-          <w:bCs/>
-        </w:rPr>
-        <w:t xml:space="preserve">类卡宾</w:t>
-      </w:r>
-      <w:r>
-        <w:rPr>
-          <w:rFonts w:hint="eastAsia" w:ascii="Times New Roman" w:hAnsi="Times New Roman" w:eastAsia="Times New Roman" w:cs="Times New Roman"/>
-        </w:rPr>
-        <w:t xml:space="preserve">（Simmons-Smith</w:t>
-      </w:r>
-      <w:r>
-        <w:rPr>
-          <w:rFonts w:ascii="Times New Roman" w:hAnsi="Times New Roman" w:eastAsia="Times New Roman" w:cs="Times New Roman"/>
-        </w:rPr>
-        <w:t xml:space="preserve"> </w:t>
-      </w:r>
-      <w:r>
-        <w:rPr>
-          <w:rFonts w:hint="eastAsia" w:ascii="Times New Roman" w:hAnsi="Times New Roman" w:eastAsia="FangSong" w:cs="Times New Roman"/>
-        </w:rPr>
-        <w:t>环丙烷化</w:t>
-      </w:r>
-      <w:r>
-        <w:rPr>
-          <w:rFonts w:hint="eastAsia" w:ascii="Times New Roman" w:hAnsi="Times New Roman" w:eastAsia="Times New Roman" w:cs="Times New Roman"/>
-        </w:rPr>
-        <w:t>）</w:t>
-      </w:r>
-    </w:p>
-    <w:p>
-      <w:pPr>
-        <w:numPr>
-          <w:ilvl w:val="0"/>
-          <w:numId w:val="1033"/>
-        </w:numPr>
-      </w:pPr>
-      <w:r>
-        <w:rPr>
-          <w:rFonts w:ascii="Times New Roman" w:hAnsi="Times New Roman" w:eastAsia="Times New Roman" w:cs="Times New Roman"/>
-          <w:b/>
-          <w:bCs/>
-        </w:rPr>
-        <w:t>(B) PhCH</w:t>
-      </w:r>
-      <w:r>
-        <w:rPr>
-          <w:rFonts w:ascii="Times New Roman" w:hAnsi="Times New Roman" w:eastAsia="Times New Roman" w:cs="Times New Roman"/>
-          <w:b/>
-          <w:bCs/>
-          <w:vertAlign w:val="subscript"/>
-        </w:rPr>
-        <w:t>2</w:t>
-      </w:r>
-      <w:r>
-        <w:rPr>
-          <w:rFonts w:ascii="Times New Roman" w:hAnsi="Times New Roman" w:eastAsia="Times New Roman" w:cs="Times New Roman"/>
-          <w:b/>
-          <w:bCs/>
-          <w:vertAlign w:val="superscript"/>
-        </w:rPr>
-        <w:t>+</w:t>
-      </w:r>
-      <w:r>
-        <w:rPr>
-          <w:rFonts w:ascii="Times New Roman" w:hAnsi="Times New Roman" w:eastAsia="Times New Roman" w:cs="Times New Roman"/>
-          <w:b/>
-          <w:bCs/>
-        </w:rPr>
-        <w:t xml:space="preserve"> &gt; (D) CH</w:t>
-      </w:r>
-      <w:r>
-        <w:rPr>
-          <w:rFonts w:ascii="Times New Roman" w:hAnsi="Times New Roman" w:eastAsia="Times New Roman" w:cs="Times New Roman"/>
-          <w:b/>
-          <w:bCs/>
-          <w:vertAlign w:val="subscript"/>
-        </w:rPr>
-        <w:t>2</w:t>
-      </w:r>
-      <w:r>
-        <w:rPr>
-          <w:rFonts w:ascii="Times New Roman" w:hAnsi="Times New Roman" w:eastAsia="Times New Roman" w:cs="Times New Roman"/>
-          <w:b/>
-          <w:bCs/>
-        </w:rPr>
-        <w:t>=CH-CH</w:t>
-      </w:r>
-      <w:r>
-        <w:rPr>
-          <w:rFonts w:ascii="Times New Roman" w:hAnsi="Times New Roman" w:eastAsia="Times New Roman" w:cs="Times New Roman"/>
-          <w:b/>
-          <w:bCs/>
-          <w:vertAlign w:val="subscript"/>
-        </w:rPr>
-        <w:t>2</w:t>
-      </w:r>
-      <w:r>
-        <w:rPr>
-          <w:rFonts w:ascii="Times New Roman" w:hAnsi="Times New Roman" w:eastAsia="Times New Roman" w:cs="Times New Roman"/>
-          <w:b/>
-          <w:bCs/>
-          <w:vertAlign w:val="superscript"/>
-        </w:rPr>
-        <w:t>+</w:t>
-      </w:r>
-      <w:r>
-        <w:rPr>
-          <w:rFonts w:ascii="Times New Roman" w:hAnsi="Times New Roman" w:eastAsia="Times New Roman" w:cs="Times New Roman"/>
-          <w:b/>
-          <w:bCs/>
-        </w:rPr>
-        <w:t xml:space="preserve"> &gt; (A) (CH</w:t>
-      </w:r>
-      <w:r>
-        <w:rPr>
-          <w:rFonts w:ascii="Times New Roman" w:hAnsi="Times New Roman" w:eastAsia="Times New Roman" w:cs="Times New Roman"/>
-          <w:b/>
-          <w:bCs/>
-          <w:vertAlign w:val="subscript"/>
-        </w:rPr>
-        <w:t>3</w:t>
-      </w:r>
-      <w:r>
-        <w:rPr>
-          <w:rFonts w:ascii="Times New Roman" w:hAnsi="Times New Roman" w:eastAsia="Times New Roman" w:cs="Times New Roman"/>
-          <w:b/>
-          <w:bCs/>
-        </w:rPr>
-        <w:t>)</w:t>
-      </w:r>
-      <w:r>
-        <w:rPr>
-          <w:rFonts w:ascii="Times New Roman" w:hAnsi="Times New Roman" w:eastAsia="Times New Roman" w:cs="Times New Roman"/>
-          <w:b/>
-          <w:bCs/>
-          <w:vertAlign w:val="subscript"/>
-        </w:rPr>
-        <w:t>3</w:t>
-      </w:r>
-      <w:r>
-        <w:rPr>
-          <w:rFonts w:ascii="Times New Roman" w:hAnsi="Times New Roman" w:eastAsia="Times New Roman" w:cs="Times New Roman"/>
-          <w:b/>
-          <w:bCs/>
-        </w:rPr>
-        <w:t>C</w:t>
-      </w:r>
-      <w:r>
-        <w:rPr>
-          <w:rFonts w:ascii="Times New Roman" w:hAnsi="Times New Roman" w:eastAsia="Times New Roman" w:cs="Times New Roman"/>
-          <w:b/>
-          <w:bCs/>
-          <w:vertAlign w:val="superscript"/>
-        </w:rPr>
-        <w:t>+</w:t>
-      </w:r>
-      <w:r>
-        <w:rPr>
-          <w:rFonts w:ascii="Times New Roman" w:hAnsi="Times New Roman" w:eastAsia="Times New Roman" w:cs="Times New Roman"/>
-          <w:b/>
-          <w:bCs/>
-        </w:rPr>
-        <w:t xml:space="preserve"> &gt; (C) CH</w:t>
-      </w:r>
-      <w:r>
-        <w:rPr>
-          <w:rFonts w:ascii="Times New Roman" w:hAnsi="Times New Roman" w:eastAsia="Times New Roman" w:cs="Times New Roman"/>
-          <w:b/>
-          <w:bCs/>
-          <w:vertAlign w:val="subscript"/>
-        </w:rPr>
-        <w:t>3</w:t>
-      </w:r>
-      <w:r>
-        <w:rPr>
-          <w:rFonts w:ascii="Times New Roman" w:hAnsi="Times New Roman" w:eastAsia="Times New Roman" w:cs="Times New Roman"/>
-          <w:b/>
-          <w:bCs/>
-        </w:rPr>
-        <w:t>CH</w:t>
-      </w:r>
-      <w:r>
-        <w:rPr>
-          <w:rFonts w:ascii="Times New Roman" w:hAnsi="Times New Roman" w:eastAsia="Times New Roman" w:cs="Times New Roman"/>
-          <w:b/>
-          <w:bCs/>
-          <w:vertAlign w:val="subscript"/>
-        </w:rPr>
-        <w:t>2</w:t>
-      </w:r>
-      <w:r>
-        <w:rPr>
-          <w:rFonts w:ascii="Times New Roman" w:hAnsi="Times New Roman" w:eastAsia="Times New Roman" w:cs="Times New Roman"/>
-          <w:b/>
-          <w:bCs/>
-          <w:vertAlign w:val="superscript"/>
-        </w:rPr>
-        <w:t>+</w:t>
-      </w:r>
-      <w:r>
-        <w:rPr>
-          <w:rFonts w:ascii="Times New Roman" w:hAnsi="Times New Roman" w:eastAsia="Times New Roman" w:cs="Times New Roman"/>
-        </w:rPr>
-        <w:t xml:space="preserve"> </w:t>
-      </w:r>
-      <w:r>
-        <w:rPr>
-          <w:rFonts w:hint="eastAsia" w:ascii="Times New Roman" w:hAnsi="Times New Roman" w:eastAsia="FangSong" w:cs="Times New Roman"/>
-        </w:rPr>
-        <w:t>解析</w:t>
-      </w:r>
-      <w:r>
-        <w:rPr>
-          <w:rFonts w:hint="eastAsia" w:ascii="Times New Roman" w:hAnsi="Times New Roman" w:eastAsia="Times New Roman" w:cs="Times New Roman"/>
-        </w:rPr>
-        <w:t>：</w:t>
-      </w:r>
-      <w:r>
-        <w:rPr>
-          <w:rFonts w:hint="eastAsia" w:ascii="Times New Roman" w:hAnsi="Times New Roman" w:eastAsia="FangSong" w:cs="Times New Roman"/>
-        </w:rPr>
-        <w:t>苄基和烯丙基由共轭稳定</w:t>
-      </w:r>
-      <w:r>
-        <w:rPr>
-          <w:rFonts w:hint="eastAsia" w:ascii="Times New Roman" w:hAnsi="Times New Roman" w:eastAsia="Times New Roman" w:cs="Times New Roman"/>
-        </w:rPr>
-        <w:t>（</w:t>
-      </w:r>
-      <w:r>
-        <w:rPr>
-          <w:rFonts w:hint="eastAsia" w:ascii="Times New Roman" w:hAnsi="Times New Roman" w:eastAsia="FangSong" w:cs="Times New Roman"/>
-        </w:rPr>
-        <w:t>共轭</w:t>
-      </w:r>
-      <w:r>
-        <w:rPr>
-          <w:rFonts w:ascii="Times New Roman" w:hAnsi="Times New Roman" w:eastAsia="Times New Roman" w:cs="Times New Roman"/>
-        </w:rPr>
-        <w:t xml:space="preserve"> &gt; </w:t>
-      </w:r>
-      <w:r>
-        <w:rPr>
-          <w:rFonts w:hint="eastAsia" w:ascii="Times New Roman" w:hAnsi="Times New Roman" w:eastAsia="FangSong" w:cs="Times New Roman"/>
-        </w:rPr>
-        <w:t>超共轭</w:t>
-      </w:r>
-      <w:r>
-        <w:rPr>
-          <w:rFonts w:hint="eastAsia" w:ascii="Times New Roman" w:hAnsi="Times New Roman" w:eastAsia="Times New Roman" w:cs="Times New Roman"/>
-        </w:rPr>
-        <w:t>），</w:t>
-      </w:r>
-      <w:r>
-        <w:rPr>
-          <w:rFonts w:hint="eastAsia" w:ascii="Times New Roman" w:hAnsi="Times New Roman" w:eastAsia="FangSong" w:cs="Times New Roman"/>
-        </w:rPr>
-        <w:t>其中苄基的</w:t>
-      </w:r>
-      <w:r>
-        <w:rPr>
-          <w:rFonts w:ascii="Times New Roman" w:hAnsi="Times New Roman" w:eastAsia="Times New Roman" w:cs="Times New Roman"/>
-        </w:rPr>
-        <w:t xml:space="preserve"> 4 </w:t>
-      </w:r>
-      <w:r>
-        <w:rPr>
-          <w:rFonts w:hint="eastAsia" w:ascii="Times New Roman" w:hAnsi="Times New Roman" w:eastAsia="FangSong" w:cs="Times New Roman"/>
-        </w:rPr>
-        <w:t xml:space="preserve">个极限式多于烯丙基的</w:t>
-      </w:r>
-      <w:r>
-        <w:rPr>
-          <w:rFonts w:ascii="Times New Roman" w:hAnsi="Times New Roman" w:eastAsia="Times New Roman" w:cs="Times New Roman"/>
-        </w:rPr>
-        <w:t xml:space="preserve"> 2 </w:t>
-      </w:r>
-      <w:r>
-        <w:rPr>
-          <w:rFonts w:hint="eastAsia" w:ascii="Times New Roman" w:hAnsi="Times New Roman" w:eastAsia="FangSong" w:cs="Times New Roman"/>
-        </w:rPr>
-        <w:t>个等价极限式</w:t>
-      </w:r>
-      <w:r>
-        <w:rPr>
-          <w:rFonts w:hint="eastAsia" w:ascii="Times New Roman" w:hAnsi="Times New Roman" w:eastAsia="Times New Roman" w:cs="Times New Roman"/>
-        </w:rPr>
-        <w:t>。</w:t>
-      </w:r>
-      <w:r>
-        <w:rPr>
-          <w:rFonts w:hint="eastAsia" w:ascii="Times New Roman" w:hAnsi="Times New Roman" w:eastAsia="FangSong" w:cs="Times New Roman"/>
-        </w:rPr>
-        <w:t>叔丁基的超共轭</w:t>
-      </w:r>
-      <w:r>
-        <w:rPr>
-          <w:rFonts w:hint="eastAsia" w:ascii="Times New Roman" w:hAnsi="Times New Roman" w:eastAsia="Times New Roman" w:cs="Times New Roman"/>
-        </w:rPr>
-        <w:t>（9</w:t>
-      </w:r>
-      <w:r>
-        <w:rPr>
-          <w:rFonts w:ascii="Times New Roman" w:hAnsi="Times New Roman" w:eastAsia="Times New Roman" w:cs="Times New Roman"/>
-        </w:rPr>
-        <w:t xml:space="preserve"> </w:t>
-      </w:r>
-      <w:r>
-        <w:rPr>
-          <w:rFonts w:hint="eastAsia" w:ascii="Times New Roman" w:hAnsi="Times New Roman" w:eastAsia="FangSong" w:cs="Times New Roman"/>
-        </w:rPr>
-        <w:t>组</w:t>
-      </w:r>
-      <w:r>
-        <w:rPr>
-          <w:rFonts w:hint="eastAsia" w:ascii="Times New Roman" w:hAnsi="Times New Roman" w:eastAsia="Times New Roman" w:cs="Times New Roman"/>
-        </w:rPr>
-        <w:t>）&gt;</w:t>
-      </w:r>
-      <w:r>
-        <w:rPr>
-          <w:rFonts w:ascii="Times New Roman" w:hAnsi="Times New Roman" w:eastAsia="Times New Roman" w:cs="Times New Roman"/>
-        </w:rPr>
-        <w:t xml:space="preserve"> </w:t>
-      </w:r>
-      <w:r>
-        <w:rPr>
-          <w:rFonts w:hint="eastAsia" w:ascii="Times New Roman" w:hAnsi="Times New Roman" w:eastAsia="FangSong" w:cs="Times New Roman"/>
-        </w:rPr>
-        <w:t>乙基</w:t>
-      </w:r>
-      <w:r>
-        <w:rPr>
-          <w:rFonts w:hint="eastAsia" w:ascii="Times New Roman" w:hAnsi="Times New Roman" w:eastAsia="Times New Roman" w:cs="Times New Roman"/>
-        </w:rPr>
-        <w:t>（3</w:t>
-      </w:r>
-      <w:r>
-        <w:rPr>
-          <w:rFonts w:ascii="Times New Roman" w:hAnsi="Times New Roman" w:eastAsia="Times New Roman" w:cs="Times New Roman"/>
-        </w:rPr>
-        <w:t xml:space="preserve"> </w:t>
-      </w:r>
-      <w:r>
-        <w:rPr>
-          <w:rFonts w:hint="eastAsia" w:ascii="Times New Roman" w:hAnsi="Times New Roman" w:eastAsia="FangSong" w:cs="Times New Roman"/>
-        </w:rPr>
-        <w:t>组</w:t>
-      </w:r>
-      <w:r>
-        <w:rPr>
-          <w:rFonts w:hint="eastAsia" w:ascii="Times New Roman" w:hAnsi="Times New Roman" w:eastAsia="Times New Roman" w:cs="Times New Roman"/>
-        </w:rPr>
-        <w:t>）。</w:t>
-      </w:r>
-      <w:r>
-        <w:rPr>
-          <w:rFonts w:hint="eastAsia" w:ascii="Times New Roman" w:hAnsi="Times New Roman" w:eastAsia="FangSong" w:cs="Times New Roman"/>
-        </w:rPr>
-        <w:t>正确顺序为苄基</w:t>
-      </w:r>
-      <w:r>
-        <w:rPr>
-          <w:rFonts w:ascii="Times New Roman" w:hAnsi="Times New Roman" w:eastAsia="Times New Roman" w:cs="Times New Roman"/>
-        </w:rPr>
-        <w:t xml:space="preserve"> &gt; </w:t>
-      </w:r>
-      <w:r>
-        <w:rPr>
-          <w:rFonts w:hint="eastAsia" w:ascii="Times New Roman" w:hAnsi="Times New Roman" w:eastAsia="FangSong" w:cs="Times New Roman"/>
-        </w:rPr>
-        <w:t xml:space="preserve">烯丙基</w:t>
-      </w:r>
-      <w:r>
-        <w:rPr>
-          <w:rFonts w:ascii="Times New Roman" w:hAnsi="Times New Roman" w:eastAsia="Times New Roman" w:cs="Times New Roman"/>
-        </w:rPr>
-        <w:t xml:space="preserve"> &gt; </w:t>
-      </w:r>
-      <w:r>
-        <w:rPr>
-          <w:rFonts w:hint="eastAsia" w:ascii="Times New Roman" w:hAnsi="Times New Roman" w:eastAsia="FangSong" w:cs="Times New Roman"/>
-        </w:rPr>
-        <w:t xml:space="preserve">叔丁基</w:t>
-      </w:r>
-      <w:r>
-        <w:rPr>
-          <w:rFonts w:ascii="Times New Roman" w:hAnsi="Times New Roman" w:eastAsia="Times New Roman" w:cs="Times New Roman"/>
-        </w:rPr>
-        <w:t xml:space="preserve"> &gt; </w:t>
-      </w:r>
-      <w:r>
-        <w:rPr>
-          <w:rFonts w:hint="eastAsia" w:ascii="Times New Roman" w:hAnsi="Times New Roman" w:eastAsia="FangSong" w:cs="Times New Roman"/>
-        </w:rPr>
-        <w:t>乙基</w:t>
-      </w:r>
-      <w:r>
-        <w:rPr>
-          <w:rFonts w:hint="eastAsia" w:ascii="Times New Roman" w:hAnsi="Times New Roman" w:eastAsia="Times New Roman" w:cs="Times New Roman"/>
-        </w:rPr>
-        <w:t>。</w:t>
-      </w:r>
-    </w:p>
-    <w:p>
-      <w:pPr>
-        <w:numPr>
-          <w:ilvl w:val="0"/>
-          <w:numId w:val="1033"/>
-        </w:numPr>
-      </w:pPr>
-      <w:r>
-        <w:rPr>
-          <w:rFonts w:ascii="Times New Roman" w:hAnsi="Times New Roman" w:eastAsia="Times New Roman" w:cs="Times New Roman"/>
-          <w:b/>
-          <w:bCs/>
-        </w:rPr>
-        <w:t xml:space="preserve">C </w:t>
-      </w:r>
-      <w:r>
-        <w:rPr>
-          <w:rFonts w:hint="eastAsia" w:ascii="Times New Roman" w:hAnsi="Times New Roman" w:eastAsia="FangSong" w:cs="Times New Roman"/>
-          <w:b/>
-          <w:bCs/>
-        </w:rPr>
-        <w:t xml:space="preserve">错误</w:t>
-      </w:r>
-      <w:r>
-        <w:rPr>
-          <w:rFonts w:hint="eastAsia" w:ascii="Times New Roman" w:hAnsi="Times New Roman" w:eastAsia="Times New Roman" w:cs="Times New Roman"/>
-        </w:rPr>
-        <w:t>。</w:t>
-      </w:r>
-      <w:r>
-        <w:rPr>
-          <w:rFonts w:hint="eastAsia" w:ascii="Times New Roman" w:hAnsi="Times New Roman" w:eastAsia="FangSong" w:cs="Times New Roman"/>
-        </w:rPr>
-        <w:t>单线态卡宾</w:t>
-      </w:r>
-      <w:r>
-        <w:rPr>
-          <w:rFonts w:hint="eastAsia" w:ascii="Times New Roman" w:hAnsi="Times New Roman" w:eastAsia="Times New Roman" w:cs="Times New Roman"/>
-        </w:rPr>
-        <w:t>（</w:t>
-      </w:r>
-      <w:r>
-        <w:rPr>
-          <w:rFonts w:hint="eastAsia" w:ascii="Times New Roman" w:hAnsi="Times New Roman" w:eastAsia="FangSong" w:cs="Times New Roman"/>
-        </w:rPr>
-        <w:t>协同</w:t>
-      </w:r>
-      <w:r>
-        <w:rPr>
-          <w:rFonts w:hint="eastAsia" w:ascii="Times New Roman" w:hAnsi="Times New Roman" w:eastAsia="Times New Roman" w:cs="Times New Roman"/>
-        </w:rPr>
-        <w:t>，</w:t>
-      </w:r>
-      <w:r>
-        <w:rPr>
-          <w:rFonts w:hint="eastAsia" w:ascii="Times New Roman" w:hAnsi="Times New Roman" w:eastAsia="FangSong" w:cs="Times New Roman"/>
-        </w:rPr>
-        <w:t>构型保持</w:t>
-      </w:r>
-      <w:r>
-        <w:rPr>
-          <w:rFonts w:hint="eastAsia" w:ascii="Times New Roman" w:hAnsi="Times New Roman" w:eastAsia="Times New Roman" w:cs="Times New Roman"/>
-        </w:rPr>
-        <w:t>）</w:t>
-      </w:r>
-      <w:r>
-        <w:rPr>
-          <w:rFonts w:hint="eastAsia" w:ascii="Times New Roman" w:hAnsi="Times New Roman" w:eastAsia="FangSong" w:cs="Times New Roman"/>
-        </w:rPr>
-        <w:t>与三线态卡宾</w:t>
-      </w:r>
-      <w:r>
-        <w:rPr>
-          <w:rFonts w:hint="eastAsia" w:ascii="Times New Roman" w:hAnsi="Times New Roman" w:eastAsia="Times New Roman" w:cs="Times New Roman"/>
-        </w:rPr>
-        <w:t>（</w:t>
-      </w:r>
-      <w:r>
-        <w:rPr>
-          <w:rFonts w:hint="eastAsia" w:ascii="Times New Roman" w:hAnsi="Times New Roman" w:eastAsia="FangSong" w:cs="Times New Roman"/>
-        </w:rPr>
-        <w:t>分步</w:t>
-      </w:r>
-      <w:r>
-        <w:rPr>
-          <w:rFonts w:hint="eastAsia" w:ascii="Times New Roman" w:hAnsi="Times New Roman" w:eastAsia="Times New Roman" w:cs="Times New Roman"/>
-        </w:rPr>
-        <w:t>，</w:t>
-      </w:r>
-      <w:r>
-        <w:rPr>
-          <w:rFonts w:hint="eastAsia" w:ascii="Times New Roman" w:hAnsi="Times New Roman" w:eastAsia="FangSong" w:cs="Times New Roman"/>
-        </w:rPr>
-        <w:t>构型不保持</w:t>
-      </w:r>
-      <w:r>
-        <w:rPr>
-          <w:rFonts w:hint="eastAsia" w:ascii="Times New Roman" w:hAnsi="Times New Roman" w:eastAsia="Times New Roman" w:cs="Times New Roman"/>
-        </w:rPr>
-        <w:t>）</w:t>
-      </w:r>
-      <w:r>
-        <w:rPr>
-          <w:rFonts w:hint="eastAsia" w:ascii="Times New Roman" w:hAnsi="Times New Roman" w:eastAsia="FangSong" w:cs="Times New Roman"/>
-        </w:rPr>
-        <w:t>在立体化学上表现</w:t>
-      </w:r>
-      <w:r>
-        <w:rPr>
-          <w:rFonts w:hint="eastAsia" w:ascii="Times New Roman" w:hAnsi="Times New Roman" w:eastAsia="FangSong" w:cs="Times New Roman"/>
-          <w:b/>
-          <w:bCs/>
-        </w:rPr>
-        <w:t xml:space="preserve">完全不同</w:t>
-      </w:r>
-      <w:r>
-        <w:rPr>
-          <w:rFonts w:hint="eastAsia" w:ascii="Times New Roman" w:hAnsi="Times New Roman" w:eastAsia="Times New Roman" w:cs="Times New Roman"/>
-        </w:rPr>
-        <w:t>，</w:t>
-      </w:r>
-      <w:r>
-        <w:rPr>
-          <w:rFonts w:hint="eastAsia" w:ascii="Times New Roman" w:hAnsi="Times New Roman" w:eastAsia="FangSong" w:cs="Times New Roman"/>
-        </w:rPr>
-        <w:t>是竞赛区分重点</w:t>
-      </w:r>
-      <w:r>
-        <w:rPr>
-          <w:rFonts w:hint="eastAsia" w:ascii="Times New Roman" w:hAnsi="Times New Roman" w:eastAsia="Times New Roman" w:cs="Times New Roman"/>
-        </w:rPr>
-        <w:t>。</w:t>
-      </w:r>
-    </w:p>
-    <w:p>
-      <w:pPr>
-        <w:numPr>
-          <w:ilvl w:val="0"/>
-          <w:numId w:val="1033"/>
-        </w:numPr>
-      </w:pPr>
-      <w:r>
-        <w:rPr>
-          <w:rFonts w:ascii="Times New Roman" w:hAnsi="Times New Roman" w:eastAsia="Times New Roman" w:cs="Times New Roman"/>
-        </w:rPr>
-        <w:t xml:space="preserve">HBr + </w:t>
-      </w:r>
-      <w:r>
-        <w:rPr>
-          <w:rFonts w:hint="eastAsia" w:ascii="Times New Roman" w:hAnsi="Times New Roman" w:eastAsia="Times New Roman" w:cs="Times New Roman"/>
-        </w:rPr>
-        <w:t>1-</w:t>
-      </w:r>
-      <w:r>
-        <w:rPr>
-          <w:rFonts w:hint="eastAsia" w:ascii="Times New Roman" w:hAnsi="Times New Roman" w:eastAsia="FangSong" w:cs="Times New Roman"/>
-        </w:rPr>
-        <w:t>丁烯</w:t>
-      </w:r>
-      <w:r>
-        <w:rPr>
-          <w:rFonts w:hint="eastAsia" w:ascii="Times New Roman" w:hAnsi="Times New Roman" w:eastAsia="Times New Roman" w:cs="Times New Roman"/>
-        </w:rPr>
-        <w:t>（hv）→</w:t>
-      </w:r>
-      <w:r>
-        <w:rPr>
-          <w:rFonts w:ascii="Times New Roman" w:hAnsi="Times New Roman" w:eastAsia="Times New Roman" w:cs="Times New Roman"/>
-        </w:rPr>
-        <w:t xml:space="preserve"> </w:t>
-      </w:r>
-      <w:r>
-        <w:rPr>
-          <w:rFonts w:hint="eastAsia" w:ascii="Times New Roman" w:hAnsi="Times New Roman" w:eastAsia="Times New Roman" w:cs="Times New Roman"/>
-          <w:b/>
-          <w:bCs/>
-        </w:rPr>
-        <w:t>1-</w:t>
-      </w:r>
-      <w:r>
-        <w:rPr>
-          <w:rFonts w:hint="eastAsia" w:ascii="Times New Roman" w:hAnsi="Times New Roman" w:eastAsia="FangSong" w:cs="Times New Roman"/>
-          <w:b/>
-          <w:bCs/>
-        </w:rPr>
-        <w:t>溴丁烷</w:t>
-      </w:r>
-      <w:r>
-        <w:rPr>
-          <w:rFonts w:hint="eastAsia" w:ascii="Times New Roman" w:hAnsi="Times New Roman" w:eastAsia="Times New Roman" w:cs="Times New Roman"/>
-        </w:rPr>
-        <w:t>（</w:t>
-      </w:r>
-      <w:r>
-        <w:rPr>
-          <w:rFonts w:hint="eastAsia" w:ascii="Times New Roman" w:hAnsi="Times New Roman" w:eastAsia="FangSong" w:cs="Times New Roman"/>
-        </w:rPr>
-        <w:t>反马氏</w:t>
-      </w:r>
-      <w:r>
-        <w:rPr>
-          <w:rFonts w:hint="eastAsia" w:ascii="Times New Roman" w:hAnsi="Times New Roman" w:eastAsia="Times New Roman" w:cs="Times New Roman"/>
-        </w:rPr>
-        <w:t>）。</w:t>
-      </w:r>
-      <w:r>
-        <w:rPr>
-          <w:rFonts w:ascii="Times New Roman" w:hAnsi="Times New Roman" w:eastAsia="Times New Roman" w:cs="Times New Roman"/>
-        </w:rPr>
-        <w:t xml:space="preserve"> </w:t>
-      </w:r>
-      <w:r>
-        <w:rPr>
-          <w:rFonts w:hint="eastAsia" w:ascii="Times New Roman" w:hAnsi="Times New Roman" w:eastAsia="FangSong" w:cs="Times New Roman"/>
-          <w:b/>
-          <w:bCs/>
-        </w:rPr>
-        <w:t xml:space="preserve">机理</w:t>
-      </w:r>
-      <w:r>
-        <w:rPr>
-          <w:rFonts w:hint="eastAsia" w:ascii="Times New Roman" w:hAnsi="Times New Roman" w:eastAsia="Times New Roman" w:cs="Times New Roman"/>
-        </w:rPr>
-        <w:t xml:space="preserve">：</w:t>
-      </w:r>
-      <w:r>
-        <w:rPr>
-          <w:rFonts w:ascii="Times New Roman" w:hAnsi="Times New Roman" w:eastAsia="Times New Roman" w:cs="Times New Roman"/>
-        </w:rPr>
-        <w:t xml:space="preserve"> </w:t>
-      </w:r>
-      <w:r>
-        <w:rPr>
-          <w:rFonts w:ascii="Times New Roman" w:hAnsi="Times New Roman" w:eastAsia="Times New Roman" w:cs="Times New Roman"/>
-        </w:rPr>
-        <w:t xml:space="preserve">① </w:t>
-      </w:r>
-      <w:r>
-        <w:rPr>
-          <w:rFonts w:hint="eastAsia" w:ascii="Times New Roman" w:hAnsi="Times New Roman" w:eastAsia="FangSong" w:cs="Times New Roman"/>
-        </w:rPr>
-        <w:t>引发</w:t>
-      </w:r>
-      <w:r>
-        <w:rPr>
-          <w:rFonts w:hint="eastAsia" w:ascii="Times New Roman" w:hAnsi="Times New Roman" w:eastAsia="Times New Roman" w:cs="Times New Roman"/>
-        </w:rPr>
-        <w:t>：HBr</w:t>
-      </w:r>
-      <w:r>
-        <w:rPr>
-          <w:rFonts w:ascii="Times New Roman" w:hAnsi="Times New Roman" w:eastAsia="Times New Roman" w:cs="Times New Roman"/>
-        </w:rPr>
-        <w:t xml:space="preserve"> —hv→ H· + </w:t>
-      </w:r>
-      <w:r>
-        <w:rPr>
-          <w:rFonts w:hint="eastAsia" w:ascii="Times New Roman" w:hAnsi="Times New Roman" w:eastAsia="Times New Roman" w:cs="Times New Roman"/>
-        </w:rPr>
-        <w:t>Br·（</w:t>
-      </w:r>
-      <w:r>
-        <w:rPr>
-          <w:rFonts w:hint="eastAsia" w:ascii="Times New Roman" w:hAnsi="Times New Roman" w:eastAsia="FangSong" w:cs="Times New Roman"/>
-        </w:rPr>
-        <w:t>或</w:t>
-      </w:r>
-      <w:r>
-        <w:rPr>
-          <w:rFonts w:ascii="Times New Roman" w:hAnsi="Times New Roman" w:eastAsia="Times New Roman" w:cs="Times New Roman"/>
-        </w:rPr>
-        <w:t xml:space="preserve"> ROOR </w:t>
-      </w:r>
-      <w:r>
-        <w:rPr>
-          <w:rFonts w:hint="eastAsia" w:ascii="Times New Roman" w:hAnsi="Times New Roman" w:eastAsia="FangSong" w:cs="Times New Roman"/>
-        </w:rPr>
-        <w:t>分解引发</w:t>
-      </w:r>
-      <w:r>
-        <w:rPr>
-          <w:rFonts w:hint="eastAsia" w:ascii="Times New Roman" w:hAnsi="Times New Roman" w:eastAsia="Times New Roman" w:cs="Times New Roman"/>
-        </w:rPr>
-        <w:t>）</w:t>
-      </w:r>
-      <w:r>
-        <w:rPr>
-          <w:rFonts w:ascii="Times New Roman" w:hAnsi="Times New Roman" w:eastAsia="Times New Roman" w:cs="Times New Roman"/>
-        </w:rPr>
-        <w:t xml:space="preserve"> </w:t>
-      </w:r>
-      <w:r>
-        <w:rPr>
-          <w:rFonts w:ascii="Times New Roman" w:hAnsi="Times New Roman" w:eastAsia="Times New Roman" w:cs="Times New Roman"/>
-        </w:rPr>
-        <w:t xml:space="preserve">② </w:t>
-      </w:r>
-      <w:r>
-        <w:rPr>
-          <w:rFonts w:hint="eastAsia" w:ascii="Times New Roman" w:hAnsi="Times New Roman" w:eastAsia="FangSong" w:cs="Times New Roman"/>
-        </w:rPr>
-        <w:t>链增长</w:t>
-      </w:r>
-      <w:r>
-        <w:rPr>
-          <w:rFonts w:hint="eastAsia" w:ascii="Times New Roman" w:hAnsi="Times New Roman" w:eastAsia="Times New Roman" w:cs="Times New Roman"/>
-        </w:rPr>
-        <w:t>：</w:t>
-      </w:r>
     </w:p>
     <w:p>
       <w:pPr>
@@ -35834,93 +34927,41 @@
       </w:pPr>
       <w:r>
         <w:rPr>
-          <w:rFonts w:ascii="Times New Roman" w:hAnsi="Times New Roman" w:eastAsia="Times New Roman" w:cs="Times New Roman"/>
-        </w:rPr>
-        <w:t>Br· + CH</w:t>
-      </w:r>
-      <w:r>
-        <w:rPr>
-          <w:rFonts w:ascii="Times New Roman" w:hAnsi="Times New Roman" w:eastAsia="Times New Roman" w:cs="Times New Roman"/>
-          <w:vertAlign w:val="subscript"/>
-        </w:rPr>
-        <w:t>2</w:t>
-      </w:r>
-      <w:r>
-        <w:rPr>
-          <w:rFonts w:ascii="Times New Roman" w:hAnsi="Times New Roman" w:eastAsia="Times New Roman" w:cs="Times New Roman"/>
-        </w:rPr>
-        <w:t>=CH-CH</w:t>
-      </w:r>
-      <w:r>
-        <w:rPr>
-          <w:rFonts w:ascii="Times New Roman" w:hAnsi="Times New Roman" w:eastAsia="Times New Roman" w:cs="Times New Roman"/>
-          <w:vertAlign w:val="subscript"/>
-        </w:rPr>
-        <w:t>2</w:t>
-      </w:r>
-      <w:r>
-        <w:rPr>
-          <w:rFonts w:ascii="Times New Roman" w:hAnsi="Times New Roman" w:eastAsia="Times New Roman" w:cs="Times New Roman"/>
-        </w:rPr>
-        <w:t>CH</w:t>
-      </w:r>
-      <w:r>
-        <w:rPr>
-          <w:rFonts w:ascii="Times New Roman" w:hAnsi="Times New Roman" w:eastAsia="Times New Roman" w:cs="Times New Roman"/>
-          <w:vertAlign w:val="subscript"/>
-        </w:rPr>
-        <w:t>3</w:t>
-      </w:r>
-      <w:r>
-        <w:rPr>
-          <w:rFonts w:ascii="Times New Roman" w:hAnsi="Times New Roman" w:eastAsia="Times New Roman" w:cs="Times New Roman"/>
-        </w:rPr>
-        <w:t xml:space="preserve"> → </w:t>
-      </w:r>
-      <w:r>
-        <w:rPr>
-          <w:rFonts w:hint="eastAsia" w:ascii="Times New Roman" w:hAnsi="Times New Roman" w:eastAsia="Times New Roman" w:cs="Times New Roman"/>
-        </w:rPr>
-        <w:t>CH</w:t>
-      </w:r>
-      <w:r>
-        <w:rPr>
-          <w:rFonts w:hint="eastAsia" w:ascii="Times New Roman" w:hAnsi="Times New Roman" w:eastAsia="Times New Roman" w:cs="Times New Roman"/>
-          <w:vertAlign w:val="subscript"/>
-        </w:rPr>
-        <w:t>2</w:t>
-      </w:r>
-      <w:r>
-        <w:rPr>
-          <w:rFonts w:hint="eastAsia" w:ascii="Times New Roman" w:hAnsi="Times New Roman" w:eastAsia="Times New Roman" w:cs="Times New Roman"/>
-        </w:rPr>
-        <w:t>Br-ĊH-CH</w:t>
-      </w:r>
-      <w:r>
-        <w:rPr>
-          <w:rFonts w:hint="eastAsia" w:ascii="Times New Roman" w:hAnsi="Times New Roman" w:eastAsia="Times New Roman" w:cs="Times New Roman"/>
-          <w:vertAlign w:val="subscript"/>
-        </w:rPr>
-        <w:t>2</w:t>
-      </w:r>
-      <w:r>
-        <w:rPr>
-          <w:rFonts w:hint="eastAsia" w:ascii="Times New Roman" w:hAnsi="Times New Roman" w:eastAsia="Times New Roman" w:cs="Times New Roman"/>
-        </w:rPr>
-        <w:t>CH</w:t>
-      </w:r>
-      <w:r>
-        <w:rPr>
-          <w:rFonts w:hint="eastAsia" w:ascii="Times New Roman" w:hAnsi="Times New Roman" w:eastAsia="Times New Roman" w:cs="Times New Roman"/>
-          <w:vertAlign w:val="subscript"/>
-        </w:rPr>
-        <w:t>3</w:t>
-      </w:r>
-      <w:r>
-        <w:rPr>
-          <w:rFonts w:hint="eastAsia" w:ascii="Times New Roman" w:hAnsi="Times New Roman" w:eastAsia="Times New Roman" w:cs="Times New Roman"/>
-        </w:rPr>
-        <w:t>（Br</w:t>
+          <w:rFonts w:hint="eastAsia" w:ascii="Times New Roman" w:hAnsi="Times New Roman" w:eastAsia="FangSong" w:cs="Times New Roman"/>
+          <w:b/>
+          <w:bCs/>
+        </w:rPr>
+        <w:t xml:space="preserve">碳正离子</w:t>
+      </w:r>
+      <w:r>
+        <w:rPr>
+          <w:rFonts w:hint="eastAsia" w:ascii="Times New Roman" w:hAnsi="Times New Roman" w:eastAsia="Times New Roman" w:cs="Times New Roman"/>
+        </w:rPr>
+        <w:t>（</w:t>
+      </w:r>
+      <w:r>
+        <w:rPr>
+          <w:rFonts w:hint="eastAsia" w:ascii="Times New Roman" w:hAnsi="Times New Roman" w:eastAsia="FangSong" w:cs="Times New Roman"/>
+        </w:rPr>
+        <w:t>叔丁基氯</w:t>
+      </w:r>
+      <w:r>
+        <w:rPr>
+          <w:rFonts w:ascii="Times New Roman" w:hAnsi="Times New Roman" w:eastAsia="Times New Roman" w:cs="Times New Roman"/>
+        </w:rPr>
+        <w:t xml:space="preserve"> → 3° </w:t>
+      </w:r>
+      <w:r>
+        <w:rPr>
+          <w:rFonts w:hint="eastAsia" w:ascii="Times New Roman" w:hAnsi="Times New Roman" w:eastAsia="FangSong" w:cs="Times New Roman"/>
+        </w:rPr>
+        <w:t>碳正离子</w:t>
+      </w:r>
+      <w:r>
+        <w:rPr>
+          <w:rFonts w:hint="eastAsia" w:ascii="Times New Roman" w:hAnsi="Times New Roman" w:eastAsia="Times New Roman" w:cs="Times New Roman"/>
+        </w:rPr>
+        <w:t>，SN1/E1）；(b)</w:t>
       </w:r>
       <w:r>
         <w:rPr>
@@ -35931,20 +34972,32 @@
       <w:r>
         <w:rPr>
           <w:rFonts w:hint="eastAsia" w:ascii="Times New Roman" w:hAnsi="Times New Roman" w:eastAsia="FangSong" w:cs="Times New Roman"/>
-        </w:rPr>
-        <w:t>在端位</w:t>
-      </w:r>
-      <w:r>
-        <w:rPr>
-          <w:rFonts w:hint="eastAsia" w:ascii="Times New Roman" w:hAnsi="Times New Roman" w:eastAsia="Times New Roman" w:cs="Times New Roman"/>
-        </w:rPr>
-        <w:t>，</w:t>
-      </w:r>
-      <w:r>
-        <w:rPr>
-          <w:rFonts w:hint="eastAsia" w:ascii="Times New Roman" w:hAnsi="Times New Roman" w:eastAsia="FangSong" w:cs="Times New Roman"/>
-        </w:rPr>
-        <w:t>自由基在</w:t>
+          <w:b/>
+          <w:bCs/>
+        </w:rPr>
+        <w:t>碳负离子</w:t>
+      </w:r>
+      <w:r>
+        <w:rPr>
+          <w:rFonts w:hint="eastAsia" w:ascii="Times New Roman" w:hAnsi="Times New Roman" w:eastAsia="Times New Roman" w:cs="Times New Roman"/>
+          <w:b/>
+          <w:bCs/>
+        </w:rPr>
+        <w:t>/</w:t>
+      </w:r>
+      <w:r>
+        <w:rPr>
+          <w:rFonts w:hint="eastAsia" w:ascii="Times New Roman" w:hAnsi="Times New Roman" w:eastAsia="FangSong" w:cs="Times New Roman"/>
+          <w:b/>
+          <w:bCs/>
+        </w:rPr>
+        <w:t>烯醇负离子</w:t>
+      </w:r>
+      <w:r>
+        <w:rPr>
+          <w:rFonts w:hint="eastAsia" w:ascii="Times New Roman" w:hAnsi="Times New Roman" w:eastAsia="Times New Roman" w:cs="Times New Roman"/>
+        </w:rPr>
+        <w:t xml:space="preserve">（LDA</w:t>
       </w:r>
       <w:r>
         <w:rPr>
@@ -35954,264 +35007,230 @@
       </w:r>
       <w:r>
         <w:rPr>
-          <w:rFonts w:hint="eastAsia" w:ascii="Times New Roman" w:hAnsi="Times New Roman" w:eastAsia="Times New Roman" w:cs="Times New Roman"/>
-        </w:rPr>
-        <w:t>2°，</w:t>
-      </w:r>
-      <w:r>
-        <w:rPr>
-          <w:rFonts w:hint="eastAsia" w:ascii="Times New Roman" w:hAnsi="Times New Roman" w:eastAsia="FangSong" w:cs="Times New Roman"/>
-        </w:rPr>
-        <w:t>更稳定</w:t>
+          <w:rFonts w:hint="eastAsia" w:ascii="Times New Roman" w:hAnsi="Times New Roman" w:eastAsia="FangSong" w:cs="Times New Roman"/>
+        </w:rPr>
+        <w:t xml:space="preserve">强碱夺</w:t>
+      </w:r>
+      <w:r>
+        <w:rPr>
+          <w:rFonts w:ascii="Times New Roman" w:hAnsi="Times New Roman" w:eastAsia="Times New Roman" w:cs="Times New Roman"/>
+        </w:rPr>
+        <w:t xml:space="preserve"> </w:t>
+      </w:r>
+      <w:r>
+        <w:rPr>
+          <w:rFonts w:hint="eastAsia" w:ascii="Times New Roman" w:hAnsi="Times New Roman" w:eastAsia="Times New Roman" w:cs="Times New Roman"/>
+        </w:rPr>
+        <w:t xml:space="preserve">α-H）；(c)</w:t>
+      </w:r>
+      <w:r>
+        <w:rPr>
+          <w:rFonts w:ascii="Times New Roman" w:hAnsi="Times New Roman" w:eastAsia="Times New Roman" w:cs="Times New Roman"/>
+        </w:rPr>
+        <w:t xml:space="preserve"> </w:t>
+      </w:r>
+      <w:r>
+        <w:rPr>
+          <w:rFonts w:hint="eastAsia" w:ascii="Times New Roman" w:hAnsi="Times New Roman" w:eastAsia="FangSong" w:cs="Times New Roman"/>
+          <w:b/>
+          <w:bCs/>
+        </w:rPr>
+        <w:t xml:space="preserve">类卡宾</w:t>
+      </w:r>
+      <w:r>
+        <w:rPr>
+          <w:rFonts w:hint="eastAsia" w:ascii="Times New Roman" w:hAnsi="Times New Roman" w:eastAsia="Times New Roman" w:cs="Times New Roman"/>
+        </w:rPr>
+        <w:t xml:space="preserve">（Simmons-Smith</w:t>
+      </w:r>
+      <w:r>
+        <w:rPr>
+          <w:rFonts w:ascii="Times New Roman" w:hAnsi="Times New Roman" w:eastAsia="Times New Roman" w:cs="Times New Roman"/>
+        </w:rPr>
+        <w:t xml:space="preserve"> </w:t>
+      </w:r>
+      <w:r>
+        <w:rPr>
+          <w:rFonts w:hint="eastAsia" w:ascii="Times New Roman" w:hAnsi="Times New Roman" w:eastAsia="FangSong" w:cs="Times New Roman"/>
+        </w:rPr>
+        <w:t>环丙烷化</w:t>
       </w:r>
       <w:r>
         <w:rPr>
           <w:rFonts w:hint="eastAsia" w:ascii="Times New Roman" w:hAnsi="Times New Roman" w:eastAsia="Times New Roman" w:cs="Times New Roman"/>
         </w:rPr>
         <w:t>）</w:t>
-      </w:r>
-    </w:p>
-    <w:p>
-      <w:pPr>
-        <w:pStyle w:val="Compact"/>
-        <w:numPr>
-          <w:ilvl w:val="1"/>
-          <w:numId w:val="1035"/>
-        </w:numPr>
-      </w:pPr>
-      <w:r>
-        <w:rPr>
-          <w:rFonts w:ascii="Times New Roman" w:hAnsi="Times New Roman" w:eastAsia="Times New Roman" w:cs="Times New Roman"/>
-        </w:rPr>
-        <w:t>CH</w:t>
-      </w:r>
-      <w:r>
-        <w:rPr>
-          <w:rFonts w:ascii="Times New Roman" w:hAnsi="Times New Roman" w:eastAsia="Times New Roman" w:cs="Times New Roman"/>
-          <w:vertAlign w:val="subscript"/>
-        </w:rPr>
-        <w:t>2</w:t>
-      </w:r>
-      <w:r>
-        <w:rPr>
-          <w:rFonts w:ascii="Times New Roman" w:hAnsi="Times New Roman" w:eastAsia="Times New Roman" w:cs="Times New Roman"/>
-        </w:rPr>
-        <w:t>Br-ĊH-CH</w:t>
-      </w:r>
-      <w:r>
-        <w:rPr>
-          <w:rFonts w:ascii="Times New Roman" w:hAnsi="Times New Roman" w:eastAsia="Times New Roman" w:cs="Times New Roman"/>
-          <w:vertAlign w:val="subscript"/>
-        </w:rPr>
-        <w:t>2</w:t>
-      </w:r>
-      <w:r>
-        <w:rPr>
-          <w:rFonts w:ascii="Times New Roman" w:hAnsi="Times New Roman" w:eastAsia="Times New Roman" w:cs="Times New Roman"/>
-        </w:rPr>
-        <w:t>CH</w:t>
-      </w:r>
-      <w:r>
-        <w:rPr>
-          <w:rFonts w:ascii="Times New Roman" w:hAnsi="Times New Roman" w:eastAsia="Times New Roman" w:cs="Times New Roman"/>
-          <w:vertAlign w:val="subscript"/>
-        </w:rPr>
-        <w:t>3</w:t>
-      </w:r>
-      <w:r>
-        <w:rPr>
-          <w:rFonts w:ascii="Times New Roman" w:hAnsi="Times New Roman" w:eastAsia="Times New Roman" w:cs="Times New Roman"/>
-        </w:rPr>
-        <w:t xml:space="preserve"> + HBr → CH</w:t>
-      </w:r>
-      <w:r>
-        <w:rPr>
-          <w:rFonts w:ascii="Times New Roman" w:hAnsi="Times New Roman" w:eastAsia="Times New Roman" w:cs="Times New Roman"/>
-          <w:vertAlign w:val="subscript"/>
-        </w:rPr>
-        <w:t>2</w:t>
-      </w:r>
-      <w:r>
-        <w:rPr>
-          <w:rFonts w:ascii="Times New Roman" w:hAnsi="Times New Roman" w:eastAsia="Times New Roman" w:cs="Times New Roman"/>
-        </w:rPr>
-        <w:t>BrCH</w:t>
-      </w:r>
-      <w:r>
-        <w:rPr>
-          <w:rFonts w:ascii="Times New Roman" w:hAnsi="Times New Roman" w:eastAsia="Times New Roman" w:cs="Times New Roman"/>
-          <w:vertAlign w:val="subscript"/>
-        </w:rPr>
-        <w:t>2</w:t>
-      </w:r>
-      <w:r>
-        <w:rPr>
-          <w:rFonts w:ascii="Times New Roman" w:hAnsi="Times New Roman" w:eastAsia="Times New Roman" w:cs="Times New Roman"/>
-        </w:rPr>
-        <w:t>CH</w:t>
-      </w:r>
-      <w:r>
-        <w:rPr>
-          <w:rFonts w:ascii="Times New Roman" w:hAnsi="Times New Roman" w:eastAsia="Times New Roman" w:cs="Times New Roman"/>
-          <w:vertAlign w:val="subscript"/>
-        </w:rPr>
-        <w:t>2</w:t>
-      </w:r>
-      <w:r>
-        <w:rPr>
-          <w:rFonts w:ascii="Times New Roman" w:hAnsi="Times New Roman" w:eastAsia="Times New Roman" w:cs="Times New Roman"/>
-        </w:rPr>
-        <w:t>CH</w:t>
-      </w:r>
-      <w:r>
-        <w:rPr>
-          <w:rFonts w:ascii="Times New Roman" w:hAnsi="Times New Roman" w:eastAsia="Times New Roman" w:cs="Times New Roman"/>
-          <w:vertAlign w:val="subscript"/>
-        </w:rPr>
-        <w:t>3</w:t>
-      </w:r>
-      <w:r>
-        <w:rPr>
-          <w:rFonts w:ascii="Times New Roman" w:hAnsi="Times New Roman" w:eastAsia="Times New Roman" w:cs="Times New Roman"/>
-        </w:rPr>
-        <w:t xml:space="preserve"> + </w:t>
-      </w:r>
-      <w:r>
-        <w:rPr>
-          <w:rFonts w:hint="eastAsia" w:ascii="Times New Roman" w:hAnsi="Times New Roman" w:eastAsia="Times New Roman" w:cs="Times New Roman"/>
-        </w:rPr>
-        <w:t xml:space="preserve">Br·（Br·</w:t>
-      </w:r>
-      <w:r>
-        <w:rPr>
-          <w:rFonts w:ascii="Times New Roman" w:hAnsi="Times New Roman" w:eastAsia="Times New Roman" w:cs="Times New Roman"/>
-        </w:rPr>
-        <w:t xml:space="preserve"> </w:t>
-      </w:r>
-      <w:r>
-        <w:rPr>
-          <w:rFonts w:hint="eastAsia" w:ascii="Times New Roman" w:hAnsi="Times New Roman" w:eastAsia="FangSong" w:cs="Times New Roman"/>
-        </w:rPr>
-        <w:t>再生</w:t>
-      </w:r>
-      <w:r>
-        <w:rPr>
-          <w:rFonts w:hint="eastAsia" w:ascii="Times New Roman" w:hAnsi="Times New Roman" w:eastAsia="Times New Roman" w:cs="Times New Roman"/>
-        </w:rPr>
-        <w:t>）</w:t>
-      </w:r>
-      <w:r>
-        <w:rPr>
-          <w:rFonts w:ascii="Times New Roman" w:hAnsi="Times New Roman" w:eastAsia="Times New Roman" w:cs="Times New Roman"/>
-        </w:rPr>
-        <w:t xml:space="preserve"> </w:t>
-      </w:r>
-      <w:r>
-        <w:rPr>
-          <w:rFonts w:ascii="Times New Roman" w:hAnsi="Times New Roman" w:eastAsia="Times New Roman" w:cs="Times New Roman"/>
-        </w:rPr>
-        <w:t xml:space="preserve">③ </w:t>
-      </w:r>
-      <w:r>
-        <w:rPr>
-          <w:rFonts w:hint="eastAsia" w:ascii="Times New Roman" w:hAnsi="Times New Roman" w:eastAsia="FangSong" w:cs="Times New Roman"/>
-        </w:rPr>
-        <w:t>链终止</w:t>
-      </w:r>
-      <w:r>
-        <w:rPr>
-          <w:rFonts w:hint="eastAsia" w:ascii="Times New Roman" w:hAnsi="Times New Roman" w:eastAsia="Times New Roman" w:cs="Times New Roman"/>
-        </w:rPr>
-        <w:t>：Br·</w:t>
-      </w:r>
-      <w:r>
-        <w:rPr>
-          <w:rFonts w:ascii="Times New Roman" w:hAnsi="Times New Roman" w:eastAsia="Times New Roman" w:cs="Times New Roman"/>
-        </w:rPr>
-        <w:t xml:space="preserve"> + Br· → Br</w:t>
-      </w:r>
-      <w:r>
-        <w:rPr>
-          <w:rFonts w:ascii="Times New Roman" w:hAnsi="Times New Roman" w:eastAsia="Times New Roman" w:cs="Times New Roman"/>
-          <w:vertAlign w:val="subscript"/>
-        </w:rPr>
-        <w:t>2</w:t>
       </w:r>
     </w:p>
     <w:p>
       <w:pPr>
         <w:numPr>
           <w:ilvl w:val="0"/>
-          <w:numId w:val="1033"/>
+          <w:numId w:val="1034"/>
         </w:numPr>
       </w:pPr>
       <w:r>
         <w:rPr>
-          <w:rFonts w:hint="eastAsia" w:ascii="Times New Roman" w:hAnsi="Times New Roman" w:eastAsia="FangSong" w:cs="Times New Roman"/>
-        </w:rPr>
-        <w:t>邻</w:t>
-      </w:r>
-      <w:r>
-        <w:rPr>
-          <w:rFonts w:hint="eastAsia" w:ascii="Times New Roman" w:hAnsi="Times New Roman" w:eastAsia="Times New Roman" w:cs="Times New Roman"/>
-        </w:rPr>
-        <w:t>-</w:t>
-      </w:r>
-      <w:r>
-        <w:rPr>
-          <w:rFonts w:hint="eastAsia" w:ascii="Times New Roman" w:hAnsi="Times New Roman" w:eastAsia="FangSong" w:cs="Times New Roman"/>
-        </w:rPr>
-        <w:t>氯甲苯</w:t>
-      </w:r>
-      <w:r>
-        <w:rPr>
-          <w:rFonts w:ascii="Times New Roman" w:hAnsi="Times New Roman" w:eastAsia="Times New Roman" w:cs="Times New Roman"/>
-        </w:rPr>
-        <w:t xml:space="preserve"> + </w:t>
-      </w:r>
-      <w:r>
-        <w:rPr>
-          <w:rFonts w:hint="eastAsia" w:ascii="Times New Roman" w:hAnsi="Times New Roman" w:eastAsia="Times New Roman" w:cs="Times New Roman"/>
-        </w:rPr>
-        <w:t>NaNH</w:t>
-      </w:r>
-      <w:r>
-        <w:rPr>
-          <w:rFonts w:hint="eastAsia" w:ascii="Times New Roman" w:hAnsi="Times New Roman" w:eastAsia="Times New Roman" w:cs="Times New Roman"/>
+          <w:rFonts w:ascii="Times New Roman" w:hAnsi="Times New Roman" w:eastAsia="Times New Roman" w:cs="Times New Roman"/>
+          <w:b/>
+          <w:bCs/>
+        </w:rPr>
+        <w:t>(B) PhCH</w:t>
+      </w:r>
+      <w:r>
+        <w:rPr>
+          <w:rFonts w:ascii="Times New Roman" w:hAnsi="Times New Roman" w:eastAsia="Times New Roman" w:cs="Times New Roman"/>
+          <w:b/>
+          <w:bCs/>
           <w:vertAlign w:val="subscript"/>
         </w:rPr>
         <w:t>2</w:t>
       </w:r>
       <w:r>
         <w:rPr>
-          <w:rFonts w:hint="eastAsia" w:ascii="Times New Roman" w:hAnsi="Times New Roman" w:eastAsia="Times New Roman" w:cs="Times New Roman"/>
-        </w:rPr>
-        <w:t>/</w:t>
-      </w:r>
-      <w:r>
-        <w:rPr>
-          <w:rFonts w:hint="eastAsia" w:ascii="Times New Roman" w:hAnsi="Times New Roman" w:eastAsia="FangSong" w:cs="Times New Roman"/>
-        </w:rPr>
-        <w:t>液</w:t>
-      </w:r>
-      <w:r>
-        <w:rPr>
-          <w:rFonts w:ascii="Times New Roman" w:hAnsi="Times New Roman" w:eastAsia="Times New Roman" w:cs="Times New Roman"/>
-        </w:rPr>
-        <w:t xml:space="preserve"> NH</w:t>
-      </w:r>
-      <w:r>
-        <w:rPr>
-          <w:rFonts w:ascii="Times New Roman" w:hAnsi="Times New Roman" w:eastAsia="Times New Roman" w:cs="Times New Roman"/>
+          <w:rFonts w:ascii="Times New Roman" w:hAnsi="Times New Roman" w:eastAsia="Times New Roman" w:cs="Times New Roman"/>
+          <w:b/>
+          <w:bCs/>
+          <w:vertAlign w:val="superscript"/>
+        </w:rPr>
+        <w:t>+</w:t>
+      </w:r>
+      <w:r>
+        <w:rPr>
+          <w:rFonts w:ascii="Times New Roman" w:hAnsi="Times New Roman" w:eastAsia="Times New Roman" w:cs="Times New Roman"/>
+          <w:b/>
+          <w:bCs/>
+        </w:rPr>
+        <w:t xml:space="preserve"> &gt; (D) CH</w:t>
+      </w:r>
+      <w:r>
+        <w:rPr>
+          <w:rFonts w:ascii="Times New Roman" w:hAnsi="Times New Roman" w:eastAsia="Times New Roman" w:cs="Times New Roman"/>
+          <w:b/>
+          <w:bCs/>
           <w:vertAlign w:val="subscript"/>
         </w:rPr>
+        <w:t>2</w:t>
+      </w:r>
+      <w:r>
+        <w:rPr>
+          <w:rFonts w:ascii="Times New Roman" w:hAnsi="Times New Roman" w:eastAsia="Times New Roman" w:cs="Times New Roman"/>
+          <w:b/>
+          <w:bCs/>
+        </w:rPr>
+        <w:t>=CH-CH</w:t>
+      </w:r>
+      <w:r>
+        <w:rPr>
+          <w:rFonts w:ascii="Times New Roman" w:hAnsi="Times New Roman" w:eastAsia="Times New Roman" w:cs="Times New Roman"/>
+          <w:b/>
+          <w:bCs/>
+          <w:vertAlign w:val="subscript"/>
+        </w:rPr>
+        <w:t>2</w:t>
+      </w:r>
+      <w:r>
+        <w:rPr>
+          <w:rFonts w:ascii="Times New Roman" w:hAnsi="Times New Roman" w:eastAsia="Times New Roman" w:cs="Times New Roman"/>
+          <w:b/>
+          <w:bCs/>
+          <w:vertAlign w:val="superscript"/>
+        </w:rPr>
+        <w:t>+</w:t>
+      </w:r>
+      <w:r>
+        <w:rPr>
+          <w:rFonts w:ascii="Times New Roman" w:hAnsi="Times New Roman" w:eastAsia="Times New Roman" w:cs="Times New Roman"/>
+          <w:b/>
+          <w:bCs/>
+        </w:rPr>
+        <w:t xml:space="preserve"> &gt; (A) (CH</w:t>
+      </w:r>
+      <w:r>
+        <w:rPr>
+          <w:rFonts w:ascii="Times New Roman" w:hAnsi="Times New Roman" w:eastAsia="Times New Roman" w:cs="Times New Roman"/>
+          <w:b/>
+          <w:bCs/>
+          <w:vertAlign w:val="subscript"/>
+        </w:rPr>
         <w:t>3</w:t>
       </w:r>
       <w:r>
         <w:rPr>
           <w:rFonts w:ascii="Times New Roman" w:hAnsi="Times New Roman" w:eastAsia="Times New Roman" w:cs="Times New Roman"/>
-        </w:rPr>
-        <w:t xml:space="preserve"> →</w:t>
+          <w:b/>
+          <w:bCs/>
+        </w:rPr>
+        <w:t>)</w:t>
+      </w:r>
+      <w:r>
+        <w:rPr>
+          <w:rFonts w:ascii="Times New Roman" w:hAnsi="Times New Roman" w:eastAsia="Times New Roman" w:cs="Times New Roman"/>
+          <w:b/>
+          <w:bCs/>
+          <w:vertAlign w:val="subscript"/>
+        </w:rPr>
+        <w:t>3</w:t>
+      </w:r>
+      <w:r>
+        <w:rPr>
+          <w:rFonts w:ascii="Times New Roman" w:hAnsi="Times New Roman" w:eastAsia="Times New Roman" w:cs="Times New Roman"/>
+          <w:b/>
+          <w:bCs/>
+        </w:rPr>
+        <w:t>C</w:t>
+      </w:r>
+      <w:r>
+        <w:rPr>
+          <w:rFonts w:ascii="Times New Roman" w:hAnsi="Times New Roman" w:eastAsia="Times New Roman" w:cs="Times New Roman"/>
+          <w:b/>
+          <w:bCs/>
+          <w:vertAlign w:val="superscript"/>
+        </w:rPr>
+        <w:t>+</w:t>
+      </w:r>
+      <w:r>
+        <w:rPr>
+          <w:rFonts w:ascii="Times New Roman" w:hAnsi="Times New Roman" w:eastAsia="Times New Roman" w:cs="Times New Roman"/>
+          <w:b/>
+          <w:bCs/>
+        </w:rPr>
+        <w:t xml:space="preserve"> &gt; (C) CH</w:t>
+      </w:r>
+      <w:r>
+        <w:rPr>
+          <w:rFonts w:ascii="Times New Roman" w:hAnsi="Times New Roman" w:eastAsia="Times New Roman" w:cs="Times New Roman"/>
+          <w:b/>
+          <w:bCs/>
+          <w:vertAlign w:val="subscript"/>
+        </w:rPr>
+        <w:t>3</w:t>
+      </w:r>
+      <w:r>
+        <w:rPr>
+          <w:rFonts w:ascii="Times New Roman" w:hAnsi="Times New Roman" w:eastAsia="Times New Roman" w:cs="Times New Roman"/>
+          <w:b/>
+          <w:bCs/>
+        </w:rPr>
+        <w:t>CH</w:t>
+      </w:r>
+      <w:r>
+        <w:rPr>
+          <w:rFonts w:ascii="Times New Roman" w:hAnsi="Times New Roman" w:eastAsia="Times New Roman" w:cs="Times New Roman"/>
+          <w:b/>
+          <w:bCs/>
+          <w:vertAlign w:val="subscript"/>
+        </w:rPr>
+        <w:t>2</w:t>
+      </w:r>
+      <w:r>
+        <w:rPr>
+          <w:rFonts w:ascii="Times New Roman" w:hAnsi="Times New Roman" w:eastAsia="Times New Roman" w:cs="Times New Roman"/>
+          <w:b/>
+          <w:bCs/>
+          <w:vertAlign w:val="superscript"/>
+        </w:rPr>
+        <w:t>+</w:t>
       </w:r>
       <w:r>
         <w:rPr>
@@ -36222,10 +35241,8 @@
       <w:r>
         <w:rPr>
           <w:rFonts w:hint="eastAsia" w:ascii="Times New Roman" w:hAnsi="Times New Roman" w:eastAsia="FangSong" w:cs="Times New Roman"/>
-          <w:b/>
-          <w:bCs/>
-        </w:rPr>
-        <w:t xml:space="preserve">两种产物</w:t>
+        </w:rPr>
+        <w:t>解析</w:t>
       </w:r>
       <w:r>
         <w:rPr>
@@ -36237,19 +35254,7 @@
         <w:rPr>
           <w:rFonts w:hint="eastAsia" w:ascii="Times New Roman" w:hAnsi="Times New Roman" w:eastAsia="FangSong" w:cs="Times New Roman"/>
         </w:rPr>
-        <w:t>间</w:t>
-      </w:r>
-      <w:r>
-        <w:rPr>
-          <w:rFonts w:hint="eastAsia" w:ascii="Times New Roman" w:hAnsi="Times New Roman" w:eastAsia="Times New Roman" w:cs="Times New Roman"/>
-        </w:rPr>
-        <w:t>-</w:t>
-      </w:r>
-      <w:r>
-        <w:rPr>
-          <w:rFonts w:hint="eastAsia" w:ascii="Times New Roman" w:hAnsi="Times New Roman" w:eastAsia="FangSong" w:cs="Times New Roman"/>
-        </w:rPr>
-        <w:t>甲基苯胺</w:t>
+        <w:t>苄基和烯丙基由共轭稳定</w:t>
       </w:r>
       <w:r>
         <w:rPr>
@@ -36261,55 +35266,121 @@
         <w:rPr>
           <w:rFonts w:hint="eastAsia" w:ascii="Times New Roman" w:hAnsi="Times New Roman" w:eastAsia="FangSong" w:cs="Times New Roman"/>
         </w:rPr>
-        <w:t>主要</w:t>
-      </w:r>
-      <w:r>
-        <w:rPr>
-          <w:rFonts w:hint="eastAsia" w:ascii="Times New Roman" w:hAnsi="Times New Roman" w:eastAsia="Times New Roman" w:cs="Times New Roman"/>
-        </w:rPr>
-        <w:t>）</w:t>
-      </w:r>
-      <w:r>
-        <w:rPr>
-          <w:rFonts w:hint="eastAsia" w:ascii="Times New Roman" w:hAnsi="Times New Roman" w:eastAsia="FangSong" w:cs="Times New Roman"/>
-        </w:rPr>
-        <w:t>和邻</w:t>
-      </w:r>
-      <w:r>
-        <w:rPr>
-          <w:rFonts w:hint="eastAsia" w:ascii="Times New Roman" w:hAnsi="Times New Roman" w:eastAsia="Times New Roman" w:cs="Times New Roman"/>
-        </w:rPr>
-        <w:t>-</w:t>
-      </w:r>
-      <w:r>
-        <w:rPr>
-          <w:rFonts w:hint="eastAsia" w:ascii="Times New Roman" w:hAnsi="Times New Roman" w:eastAsia="FangSong" w:cs="Times New Roman"/>
-        </w:rPr>
-        <w:t>甲基苯胺</w:t>
-      </w:r>
-      <w:r>
-        <w:rPr>
-          <w:rFonts w:hint="eastAsia" w:ascii="Times New Roman" w:hAnsi="Times New Roman" w:eastAsia="Times New Roman" w:cs="Times New Roman"/>
-        </w:rPr>
-        <w:t>（</w:t>
-      </w:r>
-      <w:r>
-        <w:rPr>
-          <w:rFonts w:hint="eastAsia" w:ascii="Times New Roman" w:hAnsi="Times New Roman" w:eastAsia="FangSong" w:cs="Times New Roman"/>
-        </w:rPr>
-        <w:t>次要</w:t>
-      </w:r>
-      <w:r>
-        <w:rPr>
-          <w:rFonts w:hint="eastAsia" w:ascii="Times New Roman" w:hAnsi="Times New Roman" w:eastAsia="Times New Roman" w:cs="Times New Roman"/>
-        </w:rPr>
-        <w:t>，</w:t>
-      </w:r>
-      <w:r>
-        <w:rPr>
-          <w:rFonts w:hint="eastAsia" w:ascii="Times New Roman" w:hAnsi="Times New Roman" w:eastAsia="FangSong" w:cs="Times New Roman"/>
-        </w:rPr>
-        <w:t>量少</w:t>
+        <w:t>共轭</w:t>
+      </w:r>
+      <w:r>
+        <w:rPr>
+          <w:rFonts w:ascii="Times New Roman" w:hAnsi="Times New Roman" w:eastAsia="Times New Roman" w:cs="Times New Roman"/>
+        </w:rPr>
+        <w:t xml:space="preserve"> &gt; </w:t>
+      </w:r>
+      <w:r>
+        <w:rPr>
+          <w:rFonts w:hint="eastAsia" w:ascii="Times New Roman" w:hAnsi="Times New Roman" w:eastAsia="FangSong" w:cs="Times New Roman"/>
+        </w:rPr>
+        <w:t>超共轭</w:t>
+      </w:r>
+      <w:r>
+        <w:rPr>
+          <w:rFonts w:hint="eastAsia" w:ascii="Times New Roman" w:hAnsi="Times New Roman" w:eastAsia="Times New Roman" w:cs="Times New Roman"/>
+        </w:rPr>
+        <w:t>），</w:t>
+      </w:r>
+      <w:r>
+        <w:rPr>
+          <w:rFonts w:hint="eastAsia" w:ascii="Times New Roman" w:hAnsi="Times New Roman" w:eastAsia="FangSong" w:cs="Times New Roman"/>
+        </w:rPr>
+        <w:t>其中苄基的</w:t>
+      </w:r>
+      <w:r>
+        <w:rPr>
+          <w:rFonts w:ascii="Times New Roman" w:hAnsi="Times New Roman" w:eastAsia="Times New Roman" w:cs="Times New Roman"/>
+        </w:rPr>
+        <w:t xml:space="preserve"> 4 </w:t>
+      </w:r>
+      <w:r>
+        <w:rPr>
+          <w:rFonts w:hint="eastAsia" w:ascii="Times New Roman" w:hAnsi="Times New Roman" w:eastAsia="FangSong" w:cs="Times New Roman"/>
+        </w:rPr>
+        <w:t xml:space="preserve">个极限式多于烯丙基的</w:t>
+      </w:r>
+      <w:r>
+        <w:rPr>
+          <w:rFonts w:ascii="Times New Roman" w:hAnsi="Times New Roman" w:eastAsia="Times New Roman" w:cs="Times New Roman"/>
+        </w:rPr>
+        <w:t xml:space="preserve"> 2 </w:t>
+      </w:r>
+      <w:r>
+        <w:rPr>
+          <w:rFonts w:hint="eastAsia" w:ascii="Times New Roman" w:hAnsi="Times New Roman" w:eastAsia="FangSong" w:cs="Times New Roman"/>
+        </w:rPr>
+        <w:t>个等价极限式</w:t>
+      </w:r>
+      <w:r>
+        <w:rPr>
+          <w:rFonts w:hint="eastAsia" w:ascii="Times New Roman" w:hAnsi="Times New Roman" w:eastAsia="Times New Roman" w:cs="Times New Roman"/>
+        </w:rPr>
+        <w:t>。</w:t>
+      </w:r>
+      <w:r>
+        <w:rPr>
+          <w:rFonts w:hint="eastAsia" w:ascii="Times New Roman" w:hAnsi="Times New Roman" w:eastAsia="FangSong" w:cs="Times New Roman"/>
+        </w:rPr>
+        <w:t>叔丁基的超共轭</w:t>
+      </w:r>
+      <w:r>
+        <w:rPr>
+          <w:rFonts w:hint="eastAsia" w:ascii="Times New Roman" w:hAnsi="Times New Roman" w:eastAsia="Times New Roman" w:cs="Times New Roman"/>
+        </w:rPr>
+        <w:t>（9</w:t>
+      </w:r>
+      <w:r>
+        <w:rPr>
+          <w:rFonts w:ascii="Times New Roman" w:hAnsi="Times New Roman" w:eastAsia="Times New Roman" w:cs="Times New Roman"/>
+        </w:rPr>
+        <w:t xml:space="preserve"> </w:t>
+      </w:r>
+      <w:r>
+        <w:rPr>
+          <w:rFonts w:hint="eastAsia" w:ascii="Times New Roman" w:hAnsi="Times New Roman" w:eastAsia="FangSong" w:cs="Times New Roman"/>
+        </w:rPr>
+        <w:t>组</w:t>
+      </w:r>
+      <w:r>
+        <w:rPr>
+          <w:rFonts w:hint="eastAsia" w:ascii="Times New Roman" w:hAnsi="Times New Roman" w:eastAsia="Times New Roman" w:cs="Times New Roman"/>
+        </w:rPr>
+        <w:t>）&gt;</w:t>
+      </w:r>
+      <w:r>
+        <w:rPr>
+          <w:rFonts w:ascii="Times New Roman" w:hAnsi="Times New Roman" w:eastAsia="Times New Roman" w:cs="Times New Roman"/>
+        </w:rPr>
+        <w:t xml:space="preserve"> </w:t>
+      </w:r>
+      <w:r>
+        <w:rPr>
+          <w:rFonts w:hint="eastAsia" w:ascii="Times New Roman" w:hAnsi="Times New Roman" w:eastAsia="FangSong" w:cs="Times New Roman"/>
+        </w:rPr>
+        <w:t>乙基</w:t>
+      </w:r>
+      <w:r>
+        <w:rPr>
+          <w:rFonts w:hint="eastAsia" w:ascii="Times New Roman" w:hAnsi="Times New Roman" w:eastAsia="Times New Roman" w:cs="Times New Roman"/>
+        </w:rPr>
+        <w:t>（3</w:t>
+      </w:r>
+      <w:r>
+        <w:rPr>
+          <w:rFonts w:ascii="Times New Roman" w:hAnsi="Times New Roman" w:eastAsia="Times New Roman" w:cs="Times New Roman"/>
+        </w:rPr>
+        <w:t xml:space="preserve"> </w:t>
+      </w:r>
+      <w:r>
+        <w:rPr>
+          <w:rFonts w:hint="eastAsia" w:ascii="Times New Roman" w:hAnsi="Times New Roman" w:eastAsia="FangSong" w:cs="Times New Roman"/>
+        </w:rPr>
+        <w:t>组</w:t>
       </w:r>
       <w:r>
         <w:rPr>
@@ -36319,277 +35390,45 @@
       </w:r>
       <w:r>
         <w:rPr>
-          <w:rFonts w:ascii="Times New Roman" w:hAnsi="Times New Roman" w:eastAsia="Times New Roman" w:cs="Times New Roman"/>
-        </w:rPr>
-        <w:t xml:space="preserve"> </w:t>
-      </w:r>
-      <w:r>
-        <w:rPr>
-          <w:rFonts w:hint="eastAsia" w:ascii="Times New Roman" w:hAnsi="Times New Roman" w:eastAsia="FangSong" w:cs="Times New Roman"/>
-          <w:b/>
-          <w:bCs/>
-        </w:rPr>
-        <w:t xml:space="preserve">解释</w:t>
-      </w:r>
-      <w:r>
-        <w:rPr>
-          <w:rFonts w:hint="eastAsia" w:ascii="Times New Roman" w:hAnsi="Times New Roman" w:eastAsia="Times New Roman" w:cs="Times New Roman"/>
-        </w:rPr>
-        <w:t>：NH</w:t>
-      </w:r>
-      <w:r>
-        <w:rPr>
-          <w:rFonts w:hint="eastAsia" w:ascii="Times New Roman" w:hAnsi="Times New Roman" w:eastAsia="Times New Roman" w:cs="Times New Roman"/>
-          <w:vertAlign w:val="subscript"/>
-        </w:rPr>
-        <w:t>2</w:t>
-      </w:r>
-      <w:r>
-        <w:rPr>
-          <w:rFonts w:hint="eastAsia" w:ascii="Times New Roman" w:hAnsi="Times New Roman" w:eastAsia="Times New Roman" w:cs="Times New Roman"/>
-          <w:vertAlign w:val="superscript"/>
-        </w:rPr>
-        <w:t>-</w:t>
-      </w:r>
-      <w:r>
-        <w:rPr>
-          <w:rFonts w:ascii="Times New Roman" w:hAnsi="Times New Roman" w:eastAsia="Times New Roman" w:cs="Times New Roman"/>
-        </w:rPr>
-        <w:t xml:space="preserve"> </w:t>
-      </w:r>
-      <w:r>
-        <w:rPr>
-          <w:rFonts w:hint="eastAsia" w:ascii="Times New Roman" w:hAnsi="Times New Roman" w:eastAsia="FangSong" w:cs="Times New Roman"/>
-        </w:rPr>
-        <w:t xml:space="preserve">夺取</w:t>
-      </w:r>
-      <w:r>
-        <w:rPr>
-          <w:rFonts w:ascii="Times New Roman" w:hAnsi="Times New Roman" w:eastAsia="Times New Roman" w:cs="Times New Roman"/>
-        </w:rPr>
-        <w:t xml:space="preserve"> Cl </w:t>
-      </w:r>
-      <w:r>
-        <w:rPr>
-          <w:rFonts w:hint="eastAsia" w:ascii="Times New Roman" w:hAnsi="Times New Roman" w:eastAsia="FangSong" w:cs="Times New Roman"/>
-        </w:rPr>
-        <w:t xml:space="preserve">邻位的</w:t>
-      </w:r>
-      <w:r>
-        <w:rPr>
-          <w:rFonts w:ascii="Times New Roman" w:hAnsi="Times New Roman" w:eastAsia="Times New Roman" w:cs="Times New Roman"/>
-        </w:rPr>
-        <w:t xml:space="preserve"> H → </w:t>
-      </w:r>
-      <w:r>
-        <w:rPr>
-          <w:rFonts w:hint="eastAsia" w:ascii="Times New Roman" w:hAnsi="Times New Roman" w:eastAsia="FangSong" w:cs="Times New Roman"/>
-        </w:rPr>
-        <w:t>生成苯炔中间体</w:t>
-      </w:r>
-      <w:r>
-        <w:rPr>
-          <w:rFonts w:hint="eastAsia" w:ascii="Times New Roman" w:hAnsi="Times New Roman" w:eastAsia="Times New Roman" w:cs="Times New Roman"/>
-        </w:rPr>
-        <w:t>（</w:t>
-      </w:r>
-      <w:r>
-        <w:rPr>
-          <w:rFonts w:hint="eastAsia" w:ascii="Times New Roman" w:hAnsi="Times New Roman" w:eastAsia="FangSong" w:cs="Times New Roman"/>
-        </w:rPr>
-        <w:t>三键在</w:t>
-      </w:r>
-      <w:r>
-        <w:rPr>
-          <w:rFonts w:ascii="Times New Roman" w:hAnsi="Times New Roman" w:eastAsia="Times New Roman" w:cs="Times New Roman"/>
-        </w:rPr>
-        <w:t xml:space="preserve"> C1-C2 </w:t>
-      </w:r>
-      <w:r>
-        <w:rPr>
-          <w:rFonts w:hint="eastAsia" w:ascii="Times New Roman" w:hAnsi="Times New Roman" w:eastAsia="FangSong" w:cs="Times New Roman"/>
-        </w:rPr>
-        <w:t>之间</w:t>
-      </w:r>
-      <w:r>
-        <w:rPr>
-          <w:rFonts w:hint="eastAsia" w:ascii="Times New Roman" w:hAnsi="Times New Roman" w:eastAsia="Times New Roman" w:cs="Times New Roman"/>
-        </w:rPr>
-        <w:t>，</w:t>
-      </w:r>
-      <w:r>
-        <w:rPr>
-          <w:rFonts w:hint="eastAsia" w:ascii="Times New Roman" w:hAnsi="Times New Roman" w:eastAsia="FangSong" w:cs="Times New Roman"/>
-        </w:rPr>
-        <w:t>或</w:t>
-      </w:r>
-      <w:r>
-        <w:rPr>
-          <w:rFonts w:ascii="Times New Roman" w:hAnsi="Times New Roman" w:eastAsia="Times New Roman" w:cs="Times New Roman"/>
-        </w:rPr>
-        <w:t xml:space="preserve"> C1-C6 </w:t>
-      </w:r>
-      <w:r>
-        <w:rPr>
-          <w:rFonts w:hint="eastAsia" w:ascii="Times New Roman" w:hAnsi="Times New Roman" w:eastAsia="FangSong" w:cs="Times New Roman"/>
-        </w:rPr>
-        <w:t>之间等可能位点</w:t>
-      </w:r>
-      <w:r>
-        <w:rPr>
-          <w:rFonts w:hint="eastAsia" w:ascii="Times New Roman" w:hAnsi="Times New Roman" w:eastAsia="Times New Roman" w:cs="Times New Roman"/>
-        </w:rPr>
-        <w:t>）。</w:t>
-      </w:r>
-      <w:r>
-        <w:rPr>
-          <w:rFonts w:hint="eastAsia" w:ascii="Times New Roman" w:hAnsi="Times New Roman" w:eastAsia="FangSong" w:cs="Times New Roman"/>
-        </w:rPr>
-        <w:t>亲核试剂</w:t>
-      </w:r>
-      <w:r>
-        <w:rPr>
-          <w:rFonts w:ascii="Times New Roman" w:hAnsi="Times New Roman" w:eastAsia="Times New Roman" w:cs="Times New Roman"/>
-        </w:rPr>
-        <w:t xml:space="preserve"> NH</w:t>
-      </w:r>
-      <w:r>
-        <w:rPr>
-          <w:rFonts w:ascii="Times New Roman" w:hAnsi="Times New Roman" w:eastAsia="Times New Roman" w:cs="Times New Roman"/>
-          <w:vertAlign w:val="subscript"/>
-        </w:rPr>
-        <w:t>3</w:t>
-      </w:r>
-      <w:r>
-        <w:rPr>
-          <w:rFonts w:ascii="Times New Roman" w:hAnsi="Times New Roman" w:eastAsia="Times New Roman" w:cs="Times New Roman"/>
-        </w:rPr>
-        <w:t>/NH</w:t>
-      </w:r>
-      <w:r>
-        <w:rPr>
-          <w:rFonts w:ascii="Times New Roman" w:hAnsi="Times New Roman" w:eastAsia="Times New Roman" w:cs="Times New Roman"/>
-          <w:vertAlign w:val="subscript"/>
-        </w:rPr>
-        <w:t>2</w:t>
-      </w:r>
-      <w:r>
-        <w:rPr>
-          <w:rFonts w:ascii="Times New Roman" w:hAnsi="Times New Roman" w:eastAsia="Times New Roman" w:cs="Times New Roman"/>
-          <w:vertAlign w:val="superscript"/>
-        </w:rPr>
-        <w:t>-</w:t>
-      </w:r>
-      <w:r>
-        <w:rPr>
-          <w:rFonts w:ascii="Times New Roman" w:hAnsi="Times New Roman" w:eastAsia="Times New Roman" w:cs="Times New Roman"/>
-        </w:rPr>
-        <w:t xml:space="preserve"> </w:t>
-      </w:r>
-      <w:r>
-        <w:rPr>
-          <w:rFonts w:hint="eastAsia" w:ascii="Times New Roman" w:hAnsi="Times New Roman" w:eastAsia="FangSong" w:cs="Times New Roman"/>
-        </w:rPr>
-        <w:t>进攻时倾向于选择使负电荷被更稳定的碳</w:t>
-      </w:r>
-      <w:r>
-        <w:rPr>
-          <w:rFonts w:hint="eastAsia" w:ascii="Times New Roman" w:hAnsi="Times New Roman" w:eastAsia="Times New Roman" w:cs="Times New Roman"/>
-        </w:rPr>
-        <w:t>。CH</w:t>
-      </w:r>
-      <w:r>
-        <w:rPr>
-          <w:rFonts w:hint="eastAsia" w:ascii="Times New Roman" w:hAnsi="Times New Roman" w:eastAsia="Times New Roman" w:cs="Times New Roman"/>
-          <w:vertAlign w:val="subscript"/>
-        </w:rPr>
-        <w:t>3</w:t>
-      </w:r>
-      <w:r>
-        <w:rPr>
-          <w:rFonts w:ascii="Times New Roman" w:hAnsi="Times New Roman" w:eastAsia="Times New Roman" w:cs="Times New Roman"/>
-        </w:rPr>
-        <w:t xml:space="preserve"> </w:t>
-      </w:r>
-      <w:r>
-        <w:rPr>
-          <w:rFonts w:hint="eastAsia" w:ascii="Times New Roman" w:hAnsi="Times New Roman" w:eastAsia="FangSong" w:cs="Times New Roman"/>
-        </w:rPr>
-        <w:t>是给电子基</w:t>
-      </w:r>
-      <w:r>
-        <w:rPr>
-          <w:rFonts w:hint="eastAsia" w:ascii="Times New Roman" w:hAnsi="Times New Roman" w:eastAsia="Times New Roman" w:cs="Times New Roman"/>
-        </w:rPr>
-        <w:t>，</w:t>
-      </w:r>
-      <w:r>
-        <w:rPr>
-          <w:rFonts w:hint="eastAsia" w:ascii="Times New Roman" w:hAnsi="Times New Roman" w:eastAsia="FangSong" w:cs="Times New Roman"/>
-        </w:rPr>
-        <w:t>使邻位碳负电荷较稳定</w:t>
-      </w:r>
-      <w:r>
-        <w:rPr>
-          <w:rFonts w:ascii="Times New Roman" w:hAnsi="Times New Roman" w:eastAsia="Times New Roman" w:cs="Times New Roman"/>
-        </w:rPr>
-        <w:t xml:space="preserve"> → NH</w:t>
-      </w:r>
-      <w:r>
-        <w:rPr>
-          <w:rFonts w:ascii="Times New Roman" w:hAnsi="Times New Roman" w:eastAsia="Times New Roman" w:cs="Times New Roman"/>
-          <w:vertAlign w:val="subscript"/>
-        </w:rPr>
-        <w:t>2</w:t>
-      </w:r>
-      <w:r>
-        <w:rPr>
-          <w:rFonts w:ascii="Times New Roman" w:hAnsi="Times New Roman" w:eastAsia="Times New Roman" w:cs="Times New Roman"/>
-        </w:rPr>
-        <w:t xml:space="preserve"> </w:t>
-      </w:r>
-      <w:r>
-        <w:rPr>
-          <w:rFonts w:hint="eastAsia" w:ascii="Times New Roman" w:hAnsi="Times New Roman" w:eastAsia="FangSong" w:cs="Times New Roman"/>
-        </w:rPr>
-        <w:t xml:space="preserve">加成到</w:t>
-      </w:r>
-      <w:r>
-        <w:rPr>
-          <w:rFonts w:ascii="Times New Roman" w:hAnsi="Times New Roman" w:eastAsia="Times New Roman" w:cs="Times New Roman"/>
-        </w:rPr>
-        <w:t xml:space="preserve"> CH</w:t>
-      </w:r>
-      <w:r>
-        <w:rPr>
-          <w:rFonts w:ascii="Times New Roman" w:hAnsi="Times New Roman" w:eastAsia="Times New Roman" w:cs="Times New Roman"/>
-          <w:vertAlign w:val="subscript"/>
-        </w:rPr>
-        <w:t>3</w:t>
-      </w:r>
-      <w:r>
-        <w:rPr>
-          <w:rFonts w:ascii="Times New Roman" w:hAnsi="Times New Roman" w:eastAsia="Times New Roman" w:cs="Times New Roman"/>
-        </w:rPr>
-        <w:t xml:space="preserve"> </w:t>
-      </w:r>
-      <w:r>
-        <w:rPr>
-          <w:rFonts w:hint="eastAsia" w:ascii="Times New Roman" w:hAnsi="Times New Roman" w:eastAsia="FangSong" w:cs="Times New Roman"/>
-        </w:rPr>
-        <w:t>的邻位</w:t>
-      </w:r>
-      <w:r>
-        <w:rPr>
-          <w:rFonts w:hint="eastAsia" w:ascii="Times New Roman" w:hAnsi="Times New Roman" w:eastAsia="Times New Roman" w:cs="Times New Roman"/>
-        </w:rPr>
-        <w:t>/</w:t>
-      </w:r>
-      <w:r>
-        <w:rPr>
-          <w:rFonts w:hint="eastAsia" w:ascii="Times New Roman" w:hAnsi="Times New Roman" w:eastAsia="FangSong" w:cs="Times New Roman"/>
-        </w:rPr>
-        <w:t>对位</w:t>
+          <w:rFonts w:hint="eastAsia" w:ascii="Times New Roman" w:hAnsi="Times New Roman" w:eastAsia="FangSong" w:cs="Times New Roman"/>
+        </w:rPr>
+        <w:t>正确顺序为苄基</w:t>
+      </w:r>
+      <w:r>
+        <w:rPr>
+          <w:rFonts w:ascii="Times New Roman" w:hAnsi="Times New Roman" w:eastAsia="Times New Roman" w:cs="Times New Roman"/>
+        </w:rPr>
+        <w:t xml:space="preserve"> &gt; </w:t>
+      </w:r>
+      <w:r>
+        <w:rPr>
+          <w:rFonts w:hint="eastAsia" w:ascii="Times New Roman" w:hAnsi="Times New Roman" w:eastAsia="FangSong" w:cs="Times New Roman"/>
+        </w:rPr>
+        <w:t xml:space="preserve">烯丙基</w:t>
+      </w:r>
+      <w:r>
+        <w:rPr>
+          <w:rFonts w:ascii="Times New Roman" w:hAnsi="Times New Roman" w:eastAsia="Times New Roman" w:cs="Times New Roman"/>
+        </w:rPr>
+        <w:t xml:space="preserve"> &gt; </w:t>
+      </w:r>
+      <w:r>
+        <w:rPr>
+          <w:rFonts w:hint="eastAsia" w:ascii="Times New Roman" w:hAnsi="Times New Roman" w:eastAsia="FangSong" w:cs="Times New Roman"/>
+        </w:rPr>
+        <w:t xml:space="preserve">叔丁基</w:t>
+      </w:r>
+      <w:r>
+        <w:rPr>
+          <w:rFonts w:ascii="Times New Roman" w:hAnsi="Times New Roman" w:eastAsia="Times New Roman" w:cs="Times New Roman"/>
+        </w:rPr>
+        <w:t xml:space="preserve"> &gt; </w:t>
+      </w:r>
+      <w:r>
+        <w:rPr>
+          <w:rFonts w:hint="eastAsia" w:ascii="Times New Roman" w:hAnsi="Times New Roman" w:eastAsia="FangSong" w:cs="Times New Roman"/>
+        </w:rPr>
+        <w:t>乙基</w:t>
       </w:r>
       <w:r>
         <w:rPr>
@@ -36600,12 +35439,313 @@
     </w:p>
     <w:p>
       <w:pPr>
-        <w:pStyle w:val="Compact"/>
         <w:numPr>
           <w:ilvl w:val="0"/>
-          <w:numId w:val="1033"/>
+          <w:numId w:val="1034"/>
         </w:numPr>
       </w:pPr>
+      <w:r>
+        <w:rPr>
+          <w:rFonts w:ascii="Times New Roman" w:hAnsi="Times New Roman" w:eastAsia="Times New Roman" w:cs="Times New Roman"/>
+          <w:b/>
+          <w:bCs/>
+        </w:rPr>
+        <w:t xml:space="preserve">C </w:t>
+      </w:r>
+      <w:r>
+        <w:rPr>
+          <w:rFonts w:hint="eastAsia" w:ascii="Times New Roman" w:hAnsi="Times New Roman" w:eastAsia="FangSong" w:cs="Times New Roman"/>
+          <w:b/>
+          <w:bCs/>
+        </w:rPr>
+        <w:t xml:space="preserve">错误</w:t>
+      </w:r>
+      <w:r>
+        <w:rPr>
+          <w:rFonts w:hint="eastAsia" w:ascii="Times New Roman" w:hAnsi="Times New Roman" w:eastAsia="Times New Roman" w:cs="Times New Roman"/>
+        </w:rPr>
+        <w:t>。</w:t>
+      </w:r>
+      <w:r>
+        <w:rPr>
+          <w:rFonts w:hint="eastAsia" w:ascii="Times New Roman" w:hAnsi="Times New Roman" w:eastAsia="FangSong" w:cs="Times New Roman"/>
+        </w:rPr>
+        <w:t>单线态卡宾</w:t>
+      </w:r>
+      <w:r>
+        <w:rPr>
+          <w:rFonts w:hint="eastAsia" w:ascii="Times New Roman" w:hAnsi="Times New Roman" w:eastAsia="Times New Roman" w:cs="Times New Roman"/>
+        </w:rPr>
+        <w:t>（</w:t>
+      </w:r>
+      <w:r>
+        <w:rPr>
+          <w:rFonts w:hint="eastAsia" w:ascii="Times New Roman" w:hAnsi="Times New Roman" w:eastAsia="FangSong" w:cs="Times New Roman"/>
+        </w:rPr>
+        <w:t>协同</w:t>
+      </w:r>
+      <w:r>
+        <w:rPr>
+          <w:rFonts w:hint="eastAsia" w:ascii="Times New Roman" w:hAnsi="Times New Roman" w:eastAsia="Times New Roman" w:cs="Times New Roman"/>
+        </w:rPr>
+        <w:t>，</w:t>
+      </w:r>
+      <w:r>
+        <w:rPr>
+          <w:rFonts w:hint="eastAsia" w:ascii="Times New Roman" w:hAnsi="Times New Roman" w:eastAsia="FangSong" w:cs="Times New Roman"/>
+        </w:rPr>
+        <w:t>构型保持</w:t>
+      </w:r>
+      <w:r>
+        <w:rPr>
+          <w:rFonts w:hint="eastAsia" w:ascii="Times New Roman" w:hAnsi="Times New Roman" w:eastAsia="Times New Roman" w:cs="Times New Roman"/>
+        </w:rPr>
+        <w:t>）</w:t>
+      </w:r>
+      <w:r>
+        <w:rPr>
+          <w:rFonts w:hint="eastAsia" w:ascii="Times New Roman" w:hAnsi="Times New Roman" w:eastAsia="FangSong" w:cs="Times New Roman"/>
+        </w:rPr>
+        <w:t>与三线态卡宾</w:t>
+      </w:r>
+      <w:r>
+        <w:rPr>
+          <w:rFonts w:hint="eastAsia" w:ascii="Times New Roman" w:hAnsi="Times New Roman" w:eastAsia="Times New Roman" w:cs="Times New Roman"/>
+        </w:rPr>
+        <w:t>（</w:t>
+      </w:r>
+      <w:r>
+        <w:rPr>
+          <w:rFonts w:hint="eastAsia" w:ascii="Times New Roman" w:hAnsi="Times New Roman" w:eastAsia="FangSong" w:cs="Times New Roman"/>
+        </w:rPr>
+        <w:t>分步</w:t>
+      </w:r>
+      <w:r>
+        <w:rPr>
+          <w:rFonts w:hint="eastAsia" w:ascii="Times New Roman" w:hAnsi="Times New Roman" w:eastAsia="Times New Roman" w:cs="Times New Roman"/>
+        </w:rPr>
+        <w:t>，</w:t>
+      </w:r>
+      <w:r>
+        <w:rPr>
+          <w:rFonts w:hint="eastAsia" w:ascii="Times New Roman" w:hAnsi="Times New Roman" w:eastAsia="FangSong" w:cs="Times New Roman"/>
+        </w:rPr>
+        <w:t>构型不保持</w:t>
+      </w:r>
+      <w:r>
+        <w:rPr>
+          <w:rFonts w:hint="eastAsia" w:ascii="Times New Roman" w:hAnsi="Times New Roman" w:eastAsia="Times New Roman" w:cs="Times New Roman"/>
+        </w:rPr>
+        <w:t>）</w:t>
+      </w:r>
+      <w:r>
+        <w:rPr>
+          <w:rFonts w:hint="eastAsia" w:ascii="Times New Roman" w:hAnsi="Times New Roman" w:eastAsia="FangSong" w:cs="Times New Roman"/>
+        </w:rPr>
+        <w:t>在立体化学上表现</w:t>
+      </w:r>
+      <w:r>
+        <w:rPr>
+          <w:rFonts w:hint="eastAsia" w:ascii="Times New Roman" w:hAnsi="Times New Roman" w:eastAsia="FangSong" w:cs="Times New Roman"/>
+          <w:b/>
+          <w:bCs/>
+        </w:rPr>
+        <w:t xml:space="preserve">完全不同</w:t>
+      </w:r>
+      <w:r>
+        <w:rPr>
+          <w:rFonts w:hint="eastAsia" w:ascii="Times New Roman" w:hAnsi="Times New Roman" w:eastAsia="Times New Roman" w:cs="Times New Roman"/>
+        </w:rPr>
+        <w:t>，</w:t>
+      </w:r>
+      <w:r>
+        <w:rPr>
+          <w:rFonts w:hint="eastAsia" w:ascii="Times New Roman" w:hAnsi="Times New Roman" w:eastAsia="FangSong" w:cs="Times New Roman"/>
+        </w:rPr>
+        <w:t>是竞赛区分重点</w:t>
+      </w:r>
+      <w:r>
+        <w:rPr>
+          <w:rFonts w:hint="eastAsia" w:ascii="Times New Roman" w:hAnsi="Times New Roman" w:eastAsia="Times New Roman" w:cs="Times New Roman"/>
+        </w:rPr>
+        <w:t>。</w:t>
+      </w:r>
+    </w:p>
+    <w:p>
+      <w:pPr>
+        <w:numPr>
+          <w:ilvl w:val="0"/>
+          <w:numId w:val="1034"/>
+        </w:numPr>
+      </w:pPr>
+      <w:r>
+        <w:rPr>
+          <w:rFonts w:ascii="Times New Roman" w:hAnsi="Times New Roman" w:eastAsia="Times New Roman" w:cs="Times New Roman"/>
+        </w:rPr>
+        <w:t xml:space="preserve">HBr + </w:t>
+      </w:r>
+      <w:r>
+        <w:rPr>
+          <w:rFonts w:hint="eastAsia" w:ascii="Times New Roman" w:hAnsi="Times New Roman" w:eastAsia="Times New Roman" w:cs="Times New Roman"/>
+        </w:rPr>
+        <w:t>1-</w:t>
+      </w:r>
+      <w:r>
+        <w:rPr>
+          <w:rFonts w:hint="eastAsia" w:ascii="Times New Roman" w:hAnsi="Times New Roman" w:eastAsia="FangSong" w:cs="Times New Roman"/>
+        </w:rPr>
+        <w:t>丁烯</w:t>
+      </w:r>
+      <w:r>
+        <w:rPr>
+          <w:rFonts w:hint="eastAsia" w:ascii="Times New Roman" w:hAnsi="Times New Roman" w:eastAsia="Times New Roman" w:cs="Times New Roman"/>
+        </w:rPr>
+        <w:t>（hv）→</w:t>
+      </w:r>
+      <w:r>
+        <w:rPr>
+          <w:rFonts w:ascii="Times New Roman" w:hAnsi="Times New Roman" w:eastAsia="Times New Roman" w:cs="Times New Roman"/>
+        </w:rPr>
+        <w:t xml:space="preserve"> </w:t>
+      </w:r>
+      <w:r>
+        <w:rPr>
+          <w:rFonts w:hint="eastAsia" w:ascii="Times New Roman" w:hAnsi="Times New Roman" w:eastAsia="Times New Roman" w:cs="Times New Roman"/>
+          <w:b/>
+          <w:bCs/>
+        </w:rPr>
+        <w:t>1-</w:t>
+      </w:r>
+      <w:r>
+        <w:rPr>
+          <w:rFonts w:hint="eastAsia" w:ascii="Times New Roman" w:hAnsi="Times New Roman" w:eastAsia="FangSong" w:cs="Times New Roman"/>
+          <w:b/>
+          <w:bCs/>
+        </w:rPr>
+        <w:t>溴丁烷</w:t>
+      </w:r>
+      <w:r>
+        <w:rPr>
+          <w:rFonts w:hint="eastAsia" w:ascii="Times New Roman" w:hAnsi="Times New Roman" w:eastAsia="Times New Roman" w:cs="Times New Roman"/>
+        </w:rPr>
+        <w:t>（</w:t>
+      </w:r>
+      <w:r>
+        <w:rPr>
+          <w:rFonts w:hint="eastAsia" w:ascii="Times New Roman" w:hAnsi="Times New Roman" w:eastAsia="FangSong" w:cs="Times New Roman"/>
+        </w:rPr>
+        <w:t>反马氏</w:t>
+      </w:r>
+      <w:r>
+        <w:rPr>
+          <w:rFonts w:hint="eastAsia" w:ascii="Times New Roman" w:hAnsi="Times New Roman" w:eastAsia="Times New Roman" w:cs="Times New Roman"/>
+        </w:rPr>
+        <w:t>）。</w:t>
+      </w:r>
+      <w:r>
+        <w:rPr>
+          <w:rFonts w:ascii="Times New Roman" w:hAnsi="Times New Roman" w:eastAsia="Times New Roman" w:cs="Times New Roman"/>
+        </w:rPr>
+        <w:t xml:space="preserve"> </w:t>
+      </w:r>
+      <w:r>
+        <w:rPr>
+          <w:rFonts w:hint="eastAsia" w:ascii="Times New Roman" w:hAnsi="Times New Roman" w:eastAsia="FangSong" w:cs="Times New Roman"/>
+          <w:b/>
+          <w:bCs/>
+        </w:rPr>
+        <w:t xml:space="preserve">机理</w:t>
+      </w:r>
+      <w:r>
+        <w:rPr>
+          <w:rFonts w:hint="eastAsia" w:ascii="Times New Roman" w:hAnsi="Times New Roman" w:eastAsia="Times New Roman" w:cs="Times New Roman"/>
+        </w:rPr>
+        <w:t xml:space="preserve">：</w:t>
+      </w:r>
+      <w:r>
+        <w:rPr>
+          <w:rFonts w:ascii="Times New Roman" w:hAnsi="Times New Roman" w:eastAsia="Times New Roman" w:cs="Times New Roman"/>
+        </w:rPr>
+        <w:t xml:space="preserve"> </w:t>
+      </w:r>
+      <w:r>
+        <w:rPr>
+          <w:rFonts w:ascii="Times New Roman" w:hAnsi="Times New Roman" w:eastAsia="Times New Roman" w:cs="Times New Roman"/>
+        </w:rPr>
+        <w:t xml:space="preserve">① </w:t>
+      </w:r>
+      <w:r>
+        <w:rPr>
+          <w:rFonts w:hint="eastAsia" w:ascii="Times New Roman" w:hAnsi="Times New Roman" w:eastAsia="FangSong" w:cs="Times New Roman"/>
+        </w:rPr>
+        <w:t>引发</w:t>
+      </w:r>
+      <w:r>
+        <w:rPr>
+          <w:rFonts w:hint="eastAsia" w:ascii="Times New Roman" w:hAnsi="Times New Roman" w:eastAsia="Times New Roman" w:cs="Times New Roman"/>
+        </w:rPr>
+        <w:t>：HBr</w:t>
+      </w:r>
+      <w:r>
+        <w:rPr>
+          <w:rFonts w:ascii="Times New Roman" w:hAnsi="Times New Roman" w:eastAsia="Times New Roman" w:cs="Times New Roman"/>
+        </w:rPr>
+        <w:t xml:space="preserve"> —hv→ H· + </w:t>
+      </w:r>
+      <w:r>
+        <w:rPr>
+          <w:rFonts w:hint="eastAsia" w:ascii="Times New Roman" w:hAnsi="Times New Roman" w:eastAsia="Times New Roman" w:cs="Times New Roman"/>
+        </w:rPr>
+        <w:t>Br·（</w:t>
+      </w:r>
+      <w:r>
+        <w:rPr>
+          <w:rFonts w:hint="eastAsia" w:ascii="Times New Roman" w:hAnsi="Times New Roman" w:eastAsia="FangSong" w:cs="Times New Roman"/>
+        </w:rPr>
+        <w:t>或</w:t>
+      </w:r>
+      <w:r>
+        <w:rPr>
+          <w:rFonts w:ascii="Times New Roman" w:hAnsi="Times New Roman" w:eastAsia="Times New Roman" w:cs="Times New Roman"/>
+        </w:rPr>
+        <w:t xml:space="preserve"> ROOR </w:t>
+      </w:r>
+      <w:r>
+        <w:rPr>
+          <w:rFonts w:hint="eastAsia" w:ascii="Times New Roman" w:hAnsi="Times New Roman" w:eastAsia="FangSong" w:cs="Times New Roman"/>
+        </w:rPr>
+        <w:t>分解引发</w:t>
+      </w:r>
+      <w:r>
+        <w:rPr>
+          <w:rFonts w:hint="eastAsia" w:ascii="Times New Roman" w:hAnsi="Times New Roman" w:eastAsia="Times New Roman" w:cs="Times New Roman"/>
+        </w:rPr>
+        <w:t>）</w:t>
+      </w:r>
+      <w:r>
+        <w:rPr>
+          <w:rFonts w:ascii="Times New Roman" w:hAnsi="Times New Roman" w:eastAsia="Times New Roman" w:cs="Times New Roman"/>
+        </w:rPr>
+        <w:t xml:space="preserve"> </w:t>
+      </w:r>
+      <w:r>
+        <w:rPr>
+          <w:rFonts w:ascii="Times New Roman" w:hAnsi="Times New Roman" w:eastAsia="Times New Roman" w:cs="Times New Roman"/>
+        </w:rPr>
+        <w:t xml:space="preserve">② </w:t>
+      </w:r>
+      <w:r>
+        <w:rPr>
+          <w:rFonts w:hint="eastAsia" w:ascii="Times New Roman" w:hAnsi="Times New Roman" w:eastAsia="FangSong" w:cs="Times New Roman"/>
+        </w:rPr>
+        <w:t>链增长</w:t>
+      </w:r>
+      <w:r>
+        <w:rPr>
+          <w:rFonts w:hint="eastAsia" w:ascii="Times New Roman" w:hAnsi="Times New Roman" w:eastAsia="Times New Roman" w:cs="Times New Roman"/>
+        </w:rPr>
+        <w:t>：</w:t>
+      </w:r>
     </w:p>
     <w:p>
       <w:pPr>
@@ -36617,207 +35757,93 @@
       </w:pPr>
       <w:r>
         <w:rPr>
-          <w:rFonts w:hint="eastAsia" w:ascii="Times New Roman" w:hAnsi="Times New Roman" w:eastAsia="FangSong" w:cs="Times New Roman"/>
-          <w:b/>
-          <w:bCs/>
-        </w:rPr>
-        <w:t xml:space="preserve">会重排</w:t>
-      </w:r>
-      <w:r>
-        <w:rPr>
-          <w:rFonts w:hint="eastAsia" w:ascii="Times New Roman" w:hAnsi="Times New Roman" w:eastAsia="Times New Roman" w:cs="Times New Roman"/>
-        </w:rPr>
-        <w:t>。</w:t>
-      </w:r>
-      <w:r>
-        <w:rPr>
-          <w:rFonts w:hint="eastAsia" w:ascii="Times New Roman" w:hAnsi="Times New Roman" w:eastAsia="FangSong" w:cs="Times New Roman"/>
-        </w:rPr>
-        <w:t>新戊基正离子</w:t>
-      </w:r>
-      <w:r>
-        <w:rPr>
-          <w:rFonts w:hint="eastAsia" w:ascii="Times New Roman" w:hAnsi="Times New Roman" w:eastAsia="Times New Roman" w:cs="Times New Roman"/>
-        </w:rPr>
-        <w:t>（(CH</w:t>
-      </w:r>
-      <w:r>
-        <w:rPr>
-          <w:rFonts w:hint="eastAsia" w:ascii="Times New Roman" w:hAnsi="Times New Roman" w:eastAsia="Times New Roman" w:cs="Times New Roman"/>
+          <w:rFonts w:ascii="Times New Roman" w:hAnsi="Times New Roman" w:eastAsia="Times New Roman" w:cs="Times New Roman"/>
+        </w:rPr>
+        <w:t>Br· + CH</w:t>
+      </w:r>
+      <w:r>
+        <w:rPr>
+          <w:rFonts w:ascii="Times New Roman" w:hAnsi="Times New Roman" w:eastAsia="Times New Roman" w:cs="Times New Roman"/>
           <w:vertAlign w:val="subscript"/>
         </w:rPr>
+        <w:t>2</w:t>
+      </w:r>
+      <w:r>
+        <w:rPr>
+          <w:rFonts w:ascii="Times New Roman" w:hAnsi="Times New Roman" w:eastAsia="Times New Roman" w:cs="Times New Roman"/>
+        </w:rPr>
+        <w:t>=CH-CH</w:t>
+      </w:r>
+      <w:r>
+        <w:rPr>
+          <w:rFonts w:ascii="Times New Roman" w:hAnsi="Times New Roman" w:eastAsia="Times New Roman" w:cs="Times New Roman"/>
+          <w:vertAlign w:val="subscript"/>
+        </w:rPr>
+        <w:t>2</w:t>
+      </w:r>
+      <w:r>
+        <w:rPr>
+          <w:rFonts w:ascii="Times New Roman" w:hAnsi="Times New Roman" w:eastAsia="Times New Roman" w:cs="Times New Roman"/>
+        </w:rPr>
+        <w:t>CH</w:t>
+      </w:r>
+      <w:r>
+        <w:rPr>
+          <w:rFonts w:ascii="Times New Roman" w:hAnsi="Times New Roman" w:eastAsia="Times New Roman" w:cs="Times New Roman"/>
+          <w:vertAlign w:val="subscript"/>
+        </w:rPr>
         <w:t>3</w:t>
       </w:r>
       <w:r>
         <w:rPr>
-          <w:rFonts w:hint="eastAsia" w:ascii="Times New Roman" w:hAnsi="Times New Roman" w:eastAsia="Times New Roman" w:cs="Times New Roman"/>
-        </w:rPr>
-        <w:t>)</w:t>
+          <w:rFonts w:ascii="Times New Roman" w:hAnsi="Times New Roman" w:eastAsia="Times New Roman" w:cs="Times New Roman"/>
+        </w:rPr>
+        <w:t xml:space="preserve"> → </w:t>
+      </w:r>
+      <w:r>
+        <w:rPr>
+          <w:rFonts w:hint="eastAsia" w:ascii="Times New Roman" w:hAnsi="Times New Roman" w:eastAsia="Times New Roman" w:cs="Times New Roman"/>
+        </w:rPr>
+        <w:t>CH</w:t>
       </w:r>
       <w:r>
         <w:rPr>
           <w:rFonts w:hint="eastAsia" w:ascii="Times New Roman" w:hAnsi="Times New Roman" w:eastAsia="Times New Roman" w:cs="Times New Roman"/>
           <w:vertAlign w:val="subscript"/>
         </w:rPr>
+        <w:t>2</w:t>
+      </w:r>
+      <w:r>
+        <w:rPr>
+          <w:rFonts w:hint="eastAsia" w:ascii="Times New Roman" w:hAnsi="Times New Roman" w:eastAsia="Times New Roman" w:cs="Times New Roman"/>
+        </w:rPr>
+        <w:t>Br-ĊH-CH</w:t>
+      </w:r>
+      <w:r>
+        <w:rPr>
+          <w:rFonts w:hint="eastAsia" w:ascii="Times New Roman" w:hAnsi="Times New Roman" w:eastAsia="Times New Roman" w:cs="Times New Roman"/>
+          <w:vertAlign w:val="subscript"/>
+        </w:rPr>
+        <w:t>2</w:t>
+      </w:r>
+      <w:r>
+        <w:rPr>
+          <w:rFonts w:hint="eastAsia" w:ascii="Times New Roman" w:hAnsi="Times New Roman" w:eastAsia="Times New Roman" w:cs="Times New Roman"/>
+        </w:rPr>
+        <w:t>CH</w:t>
+      </w:r>
+      <w:r>
+        <w:rPr>
+          <w:rFonts w:hint="eastAsia" w:ascii="Times New Roman" w:hAnsi="Times New Roman" w:eastAsia="Times New Roman" w:cs="Times New Roman"/>
+          <w:vertAlign w:val="subscript"/>
+        </w:rPr>
         <w:t>3</w:t>
       </w:r>
       <w:r>
         <w:rPr>
           <w:rFonts w:hint="eastAsia" w:ascii="Times New Roman" w:hAnsi="Times New Roman" w:eastAsia="Times New Roman" w:cs="Times New Roman"/>
         </w:rPr>
-        <w:t>CCH</w:t>
-      </w:r>
-      <w:r>
-        <w:rPr>
-          <w:rFonts w:hint="eastAsia" w:ascii="Times New Roman" w:hAnsi="Times New Roman" w:eastAsia="Times New Roman" w:cs="Times New Roman"/>
-          <w:vertAlign w:val="subscript"/>
-        </w:rPr>
-        <w:t>2</w:t>
-      </w:r>
-      <w:r>
-        <w:rPr>
-          <w:rFonts w:hint="eastAsia" w:ascii="Times New Roman" w:hAnsi="Times New Roman" w:eastAsia="Times New Roman" w:cs="Times New Roman"/>
-          <w:vertAlign w:val="superscript"/>
-        </w:rPr>
-        <w:t>+</w:t>
-      </w:r>
-      <w:r>
-        <w:rPr>
-          <w:rFonts w:hint="eastAsia" w:ascii="Times New Roman" w:hAnsi="Times New Roman" w:eastAsia="Times New Roman" w:cs="Times New Roman"/>
-        </w:rPr>
-        <w:t>，1°）</w:t>
-      </w:r>
-      <w:r>
-        <w:rPr>
-          <w:rFonts w:hint="eastAsia" w:ascii="Times New Roman" w:hAnsi="Times New Roman" w:eastAsia="FangSong" w:cs="Times New Roman"/>
-        </w:rPr>
-        <w:t>极不稳定</w:t>
-      </w:r>
-      <w:r>
-        <w:rPr>
-          <w:rFonts w:ascii="Times New Roman" w:hAnsi="Times New Roman" w:eastAsia="Times New Roman" w:cs="Times New Roman"/>
-        </w:rPr>
-        <w:t xml:space="preserve"> → </w:t>
-      </w:r>
-      <w:r>
-        <w:rPr>
-          <w:rFonts w:hint="eastAsia" w:ascii="Times New Roman" w:hAnsi="Times New Roman" w:eastAsia="Times New Roman" w:cs="Times New Roman"/>
-        </w:rPr>
-        <w:t>[1,2]-</w:t>
-      </w:r>
-      <w:r>
-        <w:rPr>
-          <w:rFonts w:hint="eastAsia" w:ascii="Times New Roman" w:hAnsi="Times New Roman" w:eastAsia="FangSong" w:cs="Times New Roman"/>
-        </w:rPr>
-        <w:t>甲基迁移</w:t>
-      </w:r>
-      <w:r>
-        <w:rPr>
-          <w:rFonts w:ascii="Times New Roman" w:hAnsi="Times New Roman" w:eastAsia="Times New Roman" w:cs="Times New Roman"/>
-        </w:rPr>
-        <w:t xml:space="preserve"> → </w:t>
-      </w:r>
-      <w:r>
-        <w:rPr>
-          <w:rFonts w:hint="eastAsia" w:ascii="Times New Roman" w:hAnsi="Times New Roman" w:eastAsia="Times New Roman" w:cs="Times New Roman"/>
-        </w:rPr>
-        <w:t>(CH</w:t>
-      </w:r>
-      <w:r>
-        <w:rPr>
-          <w:rFonts w:hint="eastAsia" w:ascii="Times New Roman" w:hAnsi="Times New Roman" w:eastAsia="Times New Roman" w:cs="Times New Roman"/>
-          <w:vertAlign w:val="subscript"/>
-        </w:rPr>
-        <w:t>3</w:t>
-      </w:r>
-      <w:r>
-        <w:rPr>
-          <w:rFonts w:hint="eastAsia" w:ascii="Times New Roman" w:hAnsi="Times New Roman" w:eastAsia="Times New Roman" w:cs="Times New Roman"/>
-        </w:rPr>
-        <w:t>)</w:t>
-      </w:r>
-      <w:r>
-        <w:rPr>
-          <w:rFonts w:hint="eastAsia" w:ascii="Times New Roman" w:hAnsi="Times New Roman" w:eastAsia="Times New Roman" w:cs="Times New Roman"/>
-          <w:vertAlign w:val="subscript"/>
-        </w:rPr>
-        <w:t>2</w:t>
-      </w:r>
-      <w:r>
-        <w:rPr>
-          <w:rFonts w:hint="eastAsia" w:ascii="Times New Roman" w:hAnsi="Times New Roman" w:eastAsia="Times New Roman" w:cs="Times New Roman"/>
-        </w:rPr>
-        <w:t>C</w:t>
-      </w:r>
-      <w:r>
-        <w:rPr>
-          <w:rFonts w:hint="eastAsia" w:ascii="Times New Roman" w:hAnsi="Times New Roman" w:eastAsia="Times New Roman" w:cs="Times New Roman"/>
-          <w:vertAlign w:val="superscript"/>
-        </w:rPr>
-        <w:t>+</w:t>
-      </w:r>
-      <w:r>
-        <w:rPr>
-          <w:rFonts w:hint="eastAsia" w:ascii="Times New Roman" w:hAnsi="Times New Roman" w:eastAsia="Times New Roman" w:cs="Times New Roman"/>
-        </w:rPr>
-        <w:t>CH</w:t>
-      </w:r>
-      <w:r>
-        <w:rPr>
-          <w:rFonts w:hint="eastAsia" w:ascii="Times New Roman" w:hAnsi="Times New Roman" w:eastAsia="Times New Roman" w:cs="Times New Roman"/>
-          <w:vertAlign w:val="subscript"/>
-        </w:rPr>
-        <w:t>2</w:t>
-      </w:r>
-      <w:r>
-        <w:rPr>
-          <w:rFonts w:hint="eastAsia" w:ascii="Times New Roman" w:hAnsi="Times New Roman" w:eastAsia="Times New Roman" w:cs="Times New Roman"/>
-        </w:rPr>
-        <w:t>CH</w:t>
-      </w:r>
-      <w:r>
-        <w:rPr>
-          <w:rFonts w:hint="eastAsia" w:ascii="Times New Roman" w:hAnsi="Times New Roman" w:eastAsia="Times New Roman" w:cs="Times New Roman"/>
-          <w:vertAlign w:val="subscript"/>
-        </w:rPr>
-        <w:t>3</w:t>
-      </w:r>
-      <w:r>
-        <w:rPr>
-          <w:rFonts w:hint="eastAsia" w:ascii="Times New Roman" w:hAnsi="Times New Roman" w:eastAsia="Times New Roman" w:cs="Times New Roman"/>
-        </w:rPr>
-        <w:t>（3°）→</w:t>
-      </w:r>
-      <w:r>
-        <w:rPr>
-          <w:rFonts w:ascii="Times New Roman" w:hAnsi="Times New Roman" w:eastAsia="Times New Roman" w:cs="Times New Roman"/>
-        </w:rPr>
-        <w:t xml:space="preserve"> H</w:t>
-      </w:r>
-      <w:r>
-        <w:rPr>
-          <w:rFonts w:ascii="Times New Roman" w:hAnsi="Times New Roman" w:eastAsia="Times New Roman" w:cs="Times New Roman"/>
-          <w:vertAlign w:val="subscript"/>
-        </w:rPr>
-        <w:t>2</w:t>
-      </w:r>
-      <w:r>
-        <w:rPr>
-          <w:rFonts w:ascii="Times New Roman" w:hAnsi="Times New Roman" w:eastAsia="Times New Roman" w:cs="Times New Roman"/>
-        </w:rPr>
-        <w:t xml:space="preserve">O </w:t>
-      </w:r>
-      <w:r>
-        <w:rPr>
-          <w:rFonts w:hint="eastAsia" w:ascii="Times New Roman" w:hAnsi="Times New Roman" w:eastAsia="FangSong" w:cs="Times New Roman"/>
-        </w:rPr>
-        <w:t xml:space="preserve">捕获</w:t>
-      </w:r>
-      <w:r>
-        <w:rPr>
-          <w:rFonts w:ascii="Times New Roman" w:hAnsi="Times New Roman" w:eastAsia="Times New Roman" w:cs="Times New Roman"/>
-        </w:rPr>
-        <w:t xml:space="preserve"> →</w:t>
+        <w:t>（Br</w:t>
       </w:r>
       <w:r>
         <w:rPr>
@@ -36828,68 +35854,44 @@
       <w:r>
         <w:rPr>
           <w:rFonts w:hint="eastAsia" w:ascii="Times New Roman" w:hAnsi="Times New Roman" w:eastAsia="FangSong" w:cs="Times New Roman"/>
-          <w:b/>
-          <w:bCs/>
-        </w:rPr>
-        <w:t xml:space="preserve">叔戊醇</w:t>
-      </w:r>
-      <w:r>
-        <w:rPr>
-          <w:rFonts w:hint="eastAsia" w:ascii="Times New Roman" w:hAnsi="Times New Roman" w:eastAsia="Times New Roman" w:cs="Times New Roman"/>
-        </w:rPr>
-        <w:t>（(CH</w:t>
-      </w:r>
-      <w:r>
-        <w:rPr>
-          <w:rFonts w:hint="eastAsia" w:ascii="Times New Roman" w:hAnsi="Times New Roman" w:eastAsia="Times New Roman" w:cs="Times New Roman"/>
-          <w:vertAlign w:val="subscript"/>
-        </w:rPr>
-        <w:t>3</w:t>
-      </w:r>
-      <w:r>
-        <w:rPr>
-          <w:rFonts w:hint="eastAsia" w:ascii="Times New Roman" w:hAnsi="Times New Roman" w:eastAsia="Times New Roman" w:cs="Times New Roman"/>
-        </w:rPr>
-        <w:t>)</w:t>
-      </w:r>
-      <w:r>
-        <w:rPr>
-          <w:rFonts w:hint="eastAsia" w:ascii="Times New Roman" w:hAnsi="Times New Roman" w:eastAsia="Times New Roman" w:cs="Times New Roman"/>
-          <w:vertAlign w:val="subscript"/>
-        </w:rPr>
-        <w:t>2</w:t>
-      </w:r>
-      <w:r>
-        <w:rPr>
-          <w:rFonts w:hint="eastAsia" w:ascii="Times New Roman" w:hAnsi="Times New Roman" w:eastAsia="Times New Roman" w:cs="Times New Roman"/>
-        </w:rPr>
-        <w:t>C(OH)CH</w:t>
-      </w:r>
-      <w:r>
-        <w:rPr>
-          <w:rFonts w:hint="eastAsia" w:ascii="Times New Roman" w:hAnsi="Times New Roman" w:eastAsia="Times New Roman" w:cs="Times New Roman"/>
-          <w:vertAlign w:val="subscript"/>
-        </w:rPr>
-        <w:t>2</w:t>
-      </w:r>
-      <w:r>
-        <w:rPr>
-          <w:rFonts w:hint="eastAsia" w:ascii="Times New Roman" w:hAnsi="Times New Roman" w:eastAsia="Times New Roman" w:cs="Times New Roman"/>
-        </w:rPr>
-        <w:t>CH</w:t>
-      </w:r>
-      <w:r>
-        <w:rPr>
-          <w:rFonts w:hint="eastAsia" w:ascii="Times New Roman" w:hAnsi="Times New Roman" w:eastAsia="Times New Roman" w:cs="Times New Roman"/>
-          <w:vertAlign w:val="subscript"/>
-        </w:rPr>
-        <w:t>3</w:t>
-      </w:r>
-      <w:r>
-        <w:rPr>
-          <w:rFonts w:hint="eastAsia" w:ascii="Times New Roman" w:hAnsi="Times New Roman" w:eastAsia="Times New Roman" w:cs="Times New Roman"/>
-        </w:rPr>
-        <w:t>）。</w:t>
+        </w:rPr>
+        <w:t>在端位</w:t>
+      </w:r>
+      <w:r>
+        <w:rPr>
+          <w:rFonts w:hint="eastAsia" w:ascii="Times New Roman" w:hAnsi="Times New Roman" w:eastAsia="Times New Roman" w:cs="Times New Roman"/>
+        </w:rPr>
+        <w:t>，</w:t>
+      </w:r>
+      <w:r>
+        <w:rPr>
+          <w:rFonts w:hint="eastAsia" w:ascii="Times New Roman" w:hAnsi="Times New Roman" w:eastAsia="FangSong" w:cs="Times New Roman"/>
+        </w:rPr>
+        <w:t>自由基在</w:t>
+      </w:r>
+      <w:r>
+        <w:rPr>
+          <w:rFonts w:ascii="Times New Roman" w:hAnsi="Times New Roman" w:eastAsia="Times New Roman" w:cs="Times New Roman"/>
+        </w:rPr>
+        <w:t xml:space="preserve"> </w:t>
+      </w:r>
+      <w:r>
+        <w:rPr>
+          <w:rFonts w:hint="eastAsia" w:ascii="Times New Roman" w:hAnsi="Times New Roman" w:eastAsia="Times New Roman" w:cs="Times New Roman"/>
+        </w:rPr>
+        <w:t>2°，</w:t>
+      </w:r>
+      <w:r>
+        <w:rPr>
+          <w:rFonts w:hint="eastAsia" w:ascii="Times New Roman" w:hAnsi="Times New Roman" w:eastAsia="FangSong" w:cs="Times New Roman"/>
+        </w:rPr>
+        <w:t>更稳定</w:t>
+      </w:r>
+      <w:r>
+        <w:rPr>
+          <w:rFonts w:hint="eastAsia" w:ascii="Times New Roman" w:hAnsi="Times New Roman" w:eastAsia="Times New Roman" w:cs="Times New Roman"/>
+        </w:rPr>
+        <w:t>）</w:t>
       </w:r>
     </w:p>
     <w:p>
@@ -36902,23 +35904,106 @@
       </w:pPr>
       <w:r>
         <w:rPr>
-          <w:rFonts w:hint="eastAsia" w:ascii="Times New Roman" w:hAnsi="Times New Roman" w:eastAsia="FangSong" w:cs="Times New Roman"/>
-          <w:b/>
-          <w:bCs/>
-        </w:rPr>
-        <w:t xml:space="preserve">不重排</w:t>
-      </w:r>
-      <w:r>
-        <w:rPr>
-          <w:rFonts w:hint="eastAsia" w:ascii="Times New Roman" w:hAnsi="Times New Roman" w:eastAsia="Times New Roman" w:cs="Times New Roman"/>
-        </w:rPr>
-        <w:t>。</w:t>
-      </w:r>
-      <w:r>
-        <w:rPr>
-          <w:rFonts w:hint="eastAsia" w:ascii="Times New Roman" w:hAnsi="Times New Roman" w:eastAsia="FangSong" w:cs="Times New Roman"/>
-        </w:rPr>
-        <w:t>叔丁基碳正离子已经是</w:t>
+          <w:rFonts w:ascii="Times New Roman" w:hAnsi="Times New Roman" w:eastAsia="Times New Roman" w:cs="Times New Roman"/>
+        </w:rPr>
+        <w:t>CH</w:t>
+      </w:r>
+      <w:r>
+        <w:rPr>
+          <w:rFonts w:ascii="Times New Roman" w:hAnsi="Times New Roman" w:eastAsia="Times New Roman" w:cs="Times New Roman"/>
+          <w:vertAlign w:val="subscript"/>
+        </w:rPr>
+        <w:t>2</w:t>
+      </w:r>
+      <w:r>
+        <w:rPr>
+          <w:rFonts w:ascii="Times New Roman" w:hAnsi="Times New Roman" w:eastAsia="Times New Roman" w:cs="Times New Roman"/>
+        </w:rPr>
+        <w:t>Br-ĊH-CH</w:t>
+      </w:r>
+      <w:r>
+        <w:rPr>
+          <w:rFonts w:ascii="Times New Roman" w:hAnsi="Times New Roman" w:eastAsia="Times New Roman" w:cs="Times New Roman"/>
+          <w:vertAlign w:val="subscript"/>
+        </w:rPr>
+        <w:t>2</w:t>
+      </w:r>
+      <w:r>
+        <w:rPr>
+          <w:rFonts w:ascii="Times New Roman" w:hAnsi="Times New Roman" w:eastAsia="Times New Roman" w:cs="Times New Roman"/>
+        </w:rPr>
+        <w:t>CH</w:t>
+      </w:r>
+      <w:r>
+        <w:rPr>
+          <w:rFonts w:ascii="Times New Roman" w:hAnsi="Times New Roman" w:eastAsia="Times New Roman" w:cs="Times New Roman"/>
+          <w:vertAlign w:val="subscript"/>
+        </w:rPr>
+        <w:t>3</w:t>
+      </w:r>
+      <w:r>
+        <w:rPr>
+          <w:rFonts w:ascii="Times New Roman" w:hAnsi="Times New Roman" w:eastAsia="Times New Roman" w:cs="Times New Roman"/>
+        </w:rPr>
+        <w:t xml:space="preserve"> + HBr → CH</w:t>
+      </w:r>
+      <w:r>
+        <w:rPr>
+          <w:rFonts w:ascii="Times New Roman" w:hAnsi="Times New Roman" w:eastAsia="Times New Roman" w:cs="Times New Roman"/>
+          <w:vertAlign w:val="subscript"/>
+        </w:rPr>
+        <w:t>2</w:t>
+      </w:r>
+      <w:r>
+        <w:rPr>
+          <w:rFonts w:ascii="Times New Roman" w:hAnsi="Times New Roman" w:eastAsia="Times New Roman" w:cs="Times New Roman"/>
+        </w:rPr>
+        <w:t>BrCH</w:t>
+      </w:r>
+      <w:r>
+        <w:rPr>
+          <w:rFonts w:ascii="Times New Roman" w:hAnsi="Times New Roman" w:eastAsia="Times New Roman" w:cs="Times New Roman"/>
+          <w:vertAlign w:val="subscript"/>
+        </w:rPr>
+        <w:t>2</w:t>
+      </w:r>
+      <w:r>
+        <w:rPr>
+          <w:rFonts w:ascii="Times New Roman" w:hAnsi="Times New Roman" w:eastAsia="Times New Roman" w:cs="Times New Roman"/>
+        </w:rPr>
+        <w:t>CH</w:t>
+      </w:r>
+      <w:r>
+        <w:rPr>
+          <w:rFonts w:ascii="Times New Roman" w:hAnsi="Times New Roman" w:eastAsia="Times New Roman" w:cs="Times New Roman"/>
+          <w:vertAlign w:val="subscript"/>
+        </w:rPr>
+        <w:t>2</w:t>
+      </w:r>
+      <w:r>
+        <w:rPr>
+          <w:rFonts w:ascii="Times New Roman" w:hAnsi="Times New Roman" w:eastAsia="Times New Roman" w:cs="Times New Roman"/>
+        </w:rPr>
+        <w:t>CH</w:t>
+      </w:r>
+      <w:r>
+        <w:rPr>
+          <w:rFonts w:ascii="Times New Roman" w:hAnsi="Times New Roman" w:eastAsia="Times New Roman" w:cs="Times New Roman"/>
+          <w:vertAlign w:val="subscript"/>
+        </w:rPr>
+        <w:t>3</w:t>
+      </w:r>
+      <w:r>
+        <w:rPr>
+          <w:rFonts w:ascii="Times New Roman" w:hAnsi="Times New Roman" w:eastAsia="Times New Roman" w:cs="Times New Roman"/>
+        </w:rPr>
+        <w:t xml:space="preserve"> + </w:t>
+      </w:r>
+      <w:r>
+        <w:rPr>
+          <w:rFonts w:hint="eastAsia" w:ascii="Times New Roman" w:hAnsi="Times New Roman" w:eastAsia="Times New Roman" w:cs="Times New Roman"/>
+        </w:rPr>
+        <w:t xml:space="preserve">Br·（Br·</w:t>
       </w:r>
       <w:r>
         <w:rPr>
@@ -36928,79 +36013,128 @@
       </w:r>
       <w:r>
         <w:rPr>
-          <w:rFonts w:hint="eastAsia" w:ascii="Times New Roman" w:hAnsi="Times New Roman" w:eastAsia="Times New Roman" w:cs="Times New Roman"/>
-        </w:rPr>
-        <w:t>3°（</w:t>
-      </w:r>
-      <w:r>
-        <w:rPr>
-          <w:rFonts w:hint="eastAsia" w:ascii="Times New Roman" w:hAnsi="Times New Roman" w:eastAsia="FangSong" w:cs="Times New Roman"/>
-        </w:rPr>
-        <w:t>最稳定的烷基正离子</w:t>
-      </w:r>
-      <w:r>
-        <w:rPr>
-          <w:rFonts w:hint="eastAsia" w:ascii="Times New Roman" w:hAnsi="Times New Roman" w:eastAsia="Times New Roman" w:cs="Times New Roman"/>
-        </w:rPr>
-        <w:t>），</w:t>
-      </w:r>
-      <w:r>
-        <w:rPr>
-          <w:rFonts w:hint="eastAsia" w:ascii="Times New Roman" w:hAnsi="Times New Roman" w:eastAsia="FangSong" w:cs="Times New Roman"/>
-        </w:rPr>
-        <w:t>没有更稳定的可迁移方向</w:t>
-      </w:r>
-      <w:r>
-        <w:rPr>
-          <w:rFonts w:ascii="Times New Roman" w:hAnsi="Times New Roman" w:eastAsia="Times New Roman" w:cs="Times New Roman"/>
-        </w:rPr>
-        <w:t xml:space="preserve"> → </w:t>
-      </w:r>
-      <w:r>
-        <w:rPr>
-          <w:rFonts w:hint="eastAsia" w:ascii="Times New Roman" w:hAnsi="Times New Roman" w:eastAsia="FangSong" w:cs="Times New Roman"/>
-        </w:rPr>
-        <w:t xml:space="preserve">直接捕获</w:t>
-      </w:r>
-      <w:r>
-        <w:rPr>
-          <w:rFonts w:ascii="Times New Roman" w:hAnsi="Times New Roman" w:eastAsia="Times New Roman" w:cs="Times New Roman"/>
-        </w:rPr>
-        <w:t xml:space="preserve"> → </w:t>
-      </w:r>
-      <w:r>
-        <w:rPr>
-          <w:rFonts w:hint="eastAsia" w:ascii="Times New Roman" w:hAnsi="Times New Roman" w:eastAsia="FangSong" w:cs="Times New Roman"/>
-        </w:rPr>
-        <w:t>叔丁醇</w:t>
-      </w:r>
-      <w:r>
-        <w:rPr>
-          <w:rFonts w:hint="eastAsia" w:ascii="Times New Roman" w:hAnsi="Times New Roman" w:eastAsia="Times New Roman" w:cs="Times New Roman"/>
-        </w:rPr>
-        <w:t>。</w:t>
+          <w:rFonts w:hint="eastAsia" w:ascii="Times New Roman" w:hAnsi="Times New Roman" w:eastAsia="FangSong" w:cs="Times New Roman"/>
+        </w:rPr>
+        <w:t>再生</w:t>
+      </w:r>
+      <w:r>
+        <w:rPr>
+          <w:rFonts w:hint="eastAsia" w:ascii="Times New Roman" w:hAnsi="Times New Roman" w:eastAsia="Times New Roman" w:cs="Times New Roman"/>
+        </w:rPr>
+        <w:t>）</w:t>
+      </w:r>
+      <w:r>
+        <w:rPr>
+          <w:rFonts w:ascii="Times New Roman" w:hAnsi="Times New Roman" w:eastAsia="Times New Roman" w:cs="Times New Roman"/>
+        </w:rPr>
+        <w:t xml:space="preserve"> </w:t>
+      </w:r>
+      <w:r>
+        <w:rPr>
+          <w:rFonts w:ascii="Times New Roman" w:hAnsi="Times New Roman" w:eastAsia="Times New Roman" w:cs="Times New Roman"/>
+        </w:rPr>
+        <w:t xml:space="preserve">③ </w:t>
+      </w:r>
+      <w:r>
+        <w:rPr>
+          <w:rFonts w:hint="eastAsia" w:ascii="Times New Roman" w:hAnsi="Times New Roman" w:eastAsia="FangSong" w:cs="Times New Roman"/>
+        </w:rPr>
+        <w:t>链终止</w:t>
+      </w:r>
+      <w:r>
+        <w:rPr>
+          <w:rFonts w:hint="eastAsia" w:ascii="Times New Roman" w:hAnsi="Times New Roman" w:eastAsia="Times New Roman" w:cs="Times New Roman"/>
+        </w:rPr>
+        <w:t>：Br·</w:t>
+      </w:r>
+      <w:r>
+        <w:rPr>
+          <w:rFonts w:ascii="Times New Roman" w:hAnsi="Times New Roman" w:eastAsia="Times New Roman" w:cs="Times New Roman"/>
+        </w:rPr>
+        <w:t xml:space="preserve"> + Br· → Br</w:t>
+      </w:r>
+      <w:r>
+        <w:rPr>
+          <w:rFonts w:ascii="Times New Roman" w:hAnsi="Times New Roman" w:eastAsia="Times New Roman" w:cs="Times New Roman"/>
+          <w:vertAlign w:val="subscript"/>
+        </w:rPr>
+        <w:t>2</w:t>
       </w:r>
     </w:p>
     <w:p>
       <w:pPr>
         <w:numPr>
           <w:ilvl w:val="0"/>
-          <w:numId w:val="1033"/>
+          <w:numId w:val="1034"/>
         </w:numPr>
       </w:pPr>
       <w:r>
         <w:rPr>
           <w:rFonts w:hint="eastAsia" w:ascii="Times New Roman" w:hAnsi="Times New Roman" w:eastAsia="FangSong" w:cs="Times New Roman"/>
-          <w:b/>
-          <w:bCs/>
-        </w:rPr>
-        <w:t xml:space="preserve">交叉实验方案</w:t>
-      </w:r>
-      <w:r>
-        <w:rPr>
-          <w:rFonts w:hint="eastAsia" w:ascii="Times New Roman" w:hAnsi="Times New Roman" w:eastAsia="Times New Roman" w:cs="Times New Roman"/>
-        </w:rPr>
-        <w:t xml:space="preserve">：</w:t>
+        </w:rPr>
+        <w:t>邻</w:t>
+      </w:r>
+      <w:r>
+        <w:rPr>
+          <w:rFonts w:hint="eastAsia" w:ascii="Times New Roman" w:hAnsi="Times New Roman" w:eastAsia="Times New Roman" w:cs="Times New Roman"/>
+        </w:rPr>
+        <w:t>-</w:t>
+      </w:r>
+      <w:r>
+        <w:rPr>
+          <w:rFonts w:hint="eastAsia" w:ascii="Times New Roman" w:hAnsi="Times New Roman" w:eastAsia="FangSong" w:cs="Times New Roman"/>
+        </w:rPr>
+        <w:t>氯甲苯</w:t>
+      </w:r>
+      <w:r>
+        <w:rPr>
+          <w:rFonts w:ascii="Times New Roman" w:hAnsi="Times New Roman" w:eastAsia="Times New Roman" w:cs="Times New Roman"/>
+        </w:rPr>
+        <w:t xml:space="preserve"> + </w:t>
+      </w:r>
+      <w:r>
+        <w:rPr>
+          <w:rFonts w:hint="eastAsia" w:ascii="Times New Roman" w:hAnsi="Times New Roman" w:eastAsia="Times New Roman" w:cs="Times New Roman"/>
+        </w:rPr>
+        <w:t>NaNH</w:t>
+      </w:r>
+      <w:r>
+        <w:rPr>
+          <w:rFonts w:hint="eastAsia" w:ascii="Times New Roman" w:hAnsi="Times New Roman" w:eastAsia="Times New Roman" w:cs="Times New Roman"/>
+          <w:vertAlign w:val="subscript"/>
+        </w:rPr>
+        <w:t>2</w:t>
+      </w:r>
+      <w:r>
+        <w:rPr>
+          <w:rFonts w:hint="eastAsia" w:ascii="Times New Roman" w:hAnsi="Times New Roman" w:eastAsia="Times New Roman" w:cs="Times New Roman"/>
+        </w:rPr>
+        <w:t>/</w:t>
+      </w:r>
+      <w:r>
+        <w:rPr>
+          <w:rFonts w:hint="eastAsia" w:ascii="Times New Roman" w:hAnsi="Times New Roman" w:eastAsia="FangSong" w:cs="Times New Roman"/>
+        </w:rPr>
+        <w:t>液</w:t>
+      </w:r>
+      <w:r>
+        <w:rPr>
+          <w:rFonts w:ascii="Times New Roman" w:hAnsi="Times New Roman" w:eastAsia="Times New Roman" w:cs="Times New Roman"/>
+        </w:rPr>
+        <w:t xml:space="preserve"> NH</w:t>
+      </w:r>
+      <w:r>
+        <w:rPr>
+          <w:rFonts w:ascii="Times New Roman" w:hAnsi="Times New Roman" w:eastAsia="Times New Roman" w:cs="Times New Roman"/>
+          <w:vertAlign w:val="subscript"/>
+        </w:rPr>
+        <w:t>3</w:t>
+      </w:r>
+      <w:r>
+        <w:rPr>
+          <w:rFonts w:ascii="Times New Roman" w:hAnsi="Times New Roman" w:eastAsia="Times New Roman" w:cs="Times New Roman"/>
+        </w:rPr>
+        <w:t xml:space="preserve"> →</w:t>
       </w:r>
       <w:r>
         <w:rPr>
@@ -37014,13 +36148,97 @@
           <w:b/>
           <w:bCs/>
         </w:rPr>
-        <w:t xml:space="preserve">原理</w:t>
-      </w:r>
-      <w:r>
-        <w:rPr>
-          <w:rFonts w:hint="eastAsia" w:ascii="Times New Roman" w:hAnsi="Times New Roman" w:eastAsia="Times New Roman" w:cs="Times New Roman"/>
-        </w:rPr>
-        <w:t xml:space="preserve">：SN2</w:t>
+        <w:t xml:space="preserve">两种产物</w:t>
+      </w:r>
+      <w:r>
+        <w:rPr>
+          <w:rFonts w:hint="eastAsia" w:ascii="Times New Roman" w:hAnsi="Times New Roman" w:eastAsia="Times New Roman" w:cs="Times New Roman"/>
+        </w:rPr>
+        <w:t>：</w:t>
+      </w:r>
+      <w:r>
+        <w:rPr>
+          <w:rFonts w:hint="eastAsia" w:ascii="Times New Roman" w:hAnsi="Times New Roman" w:eastAsia="FangSong" w:cs="Times New Roman"/>
+        </w:rPr>
+        <w:t>间</w:t>
+      </w:r>
+      <w:r>
+        <w:rPr>
+          <w:rFonts w:hint="eastAsia" w:ascii="Times New Roman" w:hAnsi="Times New Roman" w:eastAsia="Times New Roman" w:cs="Times New Roman"/>
+        </w:rPr>
+        <w:t>-</w:t>
+      </w:r>
+      <w:r>
+        <w:rPr>
+          <w:rFonts w:hint="eastAsia" w:ascii="Times New Roman" w:hAnsi="Times New Roman" w:eastAsia="FangSong" w:cs="Times New Roman"/>
+        </w:rPr>
+        <w:t>甲基苯胺</w:t>
+      </w:r>
+      <w:r>
+        <w:rPr>
+          <w:rFonts w:hint="eastAsia" w:ascii="Times New Roman" w:hAnsi="Times New Roman" w:eastAsia="Times New Roman" w:cs="Times New Roman"/>
+        </w:rPr>
+        <w:t>（</w:t>
+      </w:r>
+      <w:r>
+        <w:rPr>
+          <w:rFonts w:hint="eastAsia" w:ascii="Times New Roman" w:hAnsi="Times New Roman" w:eastAsia="FangSong" w:cs="Times New Roman"/>
+        </w:rPr>
+        <w:t>主要</w:t>
+      </w:r>
+      <w:r>
+        <w:rPr>
+          <w:rFonts w:hint="eastAsia" w:ascii="Times New Roman" w:hAnsi="Times New Roman" w:eastAsia="Times New Roman" w:cs="Times New Roman"/>
+        </w:rPr>
+        <w:t>）</w:t>
+      </w:r>
+      <w:r>
+        <w:rPr>
+          <w:rFonts w:hint="eastAsia" w:ascii="Times New Roman" w:hAnsi="Times New Roman" w:eastAsia="FangSong" w:cs="Times New Roman"/>
+        </w:rPr>
+        <w:t>和邻</w:t>
+      </w:r>
+      <w:r>
+        <w:rPr>
+          <w:rFonts w:hint="eastAsia" w:ascii="Times New Roman" w:hAnsi="Times New Roman" w:eastAsia="Times New Roman" w:cs="Times New Roman"/>
+        </w:rPr>
+        <w:t>-</w:t>
+      </w:r>
+      <w:r>
+        <w:rPr>
+          <w:rFonts w:hint="eastAsia" w:ascii="Times New Roman" w:hAnsi="Times New Roman" w:eastAsia="FangSong" w:cs="Times New Roman"/>
+        </w:rPr>
+        <w:t>甲基苯胺</w:t>
+      </w:r>
+      <w:r>
+        <w:rPr>
+          <w:rFonts w:hint="eastAsia" w:ascii="Times New Roman" w:hAnsi="Times New Roman" w:eastAsia="Times New Roman" w:cs="Times New Roman"/>
+        </w:rPr>
+        <w:t>（</w:t>
+      </w:r>
+      <w:r>
+        <w:rPr>
+          <w:rFonts w:hint="eastAsia" w:ascii="Times New Roman" w:hAnsi="Times New Roman" w:eastAsia="FangSong" w:cs="Times New Roman"/>
+        </w:rPr>
+        <w:t>次要</w:t>
+      </w:r>
+      <w:r>
+        <w:rPr>
+          <w:rFonts w:hint="eastAsia" w:ascii="Times New Roman" w:hAnsi="Times New Roman" w:eastAsia="Times New Roman" w:cs="Times New Roman"/>
+        </w:rPr>
+        <w:t>，</w:t>
+      </w:r>
+      <w:r>
+        <w:rPr>
+          <w:rFonts w:hint="eastAsia" w:ascii="Times New Roman" w:hAnsi="Times New Roman" w:eastAsia="FangSong" w:cs="Times New Roman"/>
+        </w:rPr>
+        <w:t>量少</w:t>
+      </w:r>
+      <w:r>
+        <w:rPr>
+          <w:rFonts w:hint="eastAsia" w:ascii="Times New Roman" w:hAnsi="Times New Roman" w:eastAsia="Times New Roman" w:cs="Times New Roman"/>
+        </w:rPr>
+        <w:t>）。</w:t>
       </w:r>
       <w:r>
         <w:rPr>
@@ -37031,8 +36249,90 @@
       <w:r>
         <w:rPr>
           <w:rFonts w:hint="eastAsia" w:ascii="Times New Roman" w:hAnsi="Times New Roman" w:eastAsia="FangSong" w:cs="Times New Roman"/>
-        </w:rPr>
-        <w:t>是协同的</w:t>
+          <w:b/>
+          <w:bCs/>
+        </w:rPr>
+        <w:t xml:space="preserve">解释</w:t>
+      </w:r>
+      <w:r>
+        <w:rPr>
+          <w:rFonts w:hint="eastAsia" w:ascii="Times New Roman" w:hAnsi="Times New Roman" w:eastAsia="Times New Roman" w:cs="Times New Roman"/>
+        </w:rPr>
+        <w:t>：NH</w:t>
+      </w:r>
+      <w:r>
+        <w:rPr>
+          <w:rFonts w:hint="eastAsia" w:ascii="Times New Roman" w:hAnsi="Times New Roman" w:eastAsia="Times New Roman" w:cs="Times New Roman"/>
+          <w:vertAlign w:val="subscript"/>
+        </w:rPr>
+        <w:t>2</w:t>
+      </w:r>
+      <w:r>
+        <w:rPr>
+          <w:rFonts w:hint="eastAsia" w:ascii="Times New Roman" w:hAnsi="Times New Roman" w:eastAsia="Times New Roman" w:cs="Times New Roman"/>
+          <w:vertAlign w:val="superscript"/>
+        </w:rPr>
+        <w:t>-</w:t>
+      </w:r>
+      <w:r>
+        <w:rPr>
+          <w:rFonts w:ascii="Times New Roman" w:hAnsi="Times New Roman" w:eastAsia="Times New Roman" w:cs="Times New Roman"/>
+        </w:rPr>
+        <w:t xml:space="preserve"> </w:t>
+      </w:r>
+      <w:r>
+        <w:rPr>
+          <w:rFonts w:hint="eastAsia" w:ascii="Times New Roman" w:hAnsi="Times New Roman" w:eastAsia="FangSong" w:cs="Times New Roman"/>
+        </w:rPr>
+        <w:t xml:space="preserve">夺取</w:t>
+      </w:r>
+      <w:r>
+        <w:rPr>
+          <w:rFonts w:ascii="Times New Roman" w:hAnsi="Times New Roman" w:eastAsia="Times New Roman" w:cs="Times New Roman"/>
+        </w:rPr>
+        <w:t xml:space="preserve"> Cl </w:t>
+      </w:r>
+      <w:r>
+        <w:rPr>
+          <w:rFonts w:hint="eastAsia" w:ascii="Times New Roman" w:hAnsi="Times New Roman" w:eastAsia="FangSong" w:cs="Times New Roman"/>
+        </w:rPr>
+        <w:t xml:space="preserve">邻位的</w:t>
+      </w:r>
+      <w:r>
+        <w:rPr>
+          <w:rFonts w:ascii="Times New Roman" w:hAnsi="Times New Roman" w:eastAsia="Times New Roman" w:cs="Times New Roman"/>
+        </w:rPr>
+        <w:t xml:space="preserve"> H → </w:t>
+      </w:r>
+      <w:r>
+        <w:rPr>
+          <w:rFonts w:hint="eastAsia" w:ascii="Times New Roman" w:hAnsi="Times New Roman" w:eastAsia="FangSong" w:cs="Times New Roman"/>
+        </w:rPr>
+        <w:t>生成苯炔中间体</w:t>
+      </w:r>
+      <w:r>
+        <w:rPr>
+          <w:rFonts w:hint="eastAsia" w:ascii="Times New Roman" w:hAnsi="Times New Roman" w:eastAsia="Times New Roman" w:cs="Times New Roman"/>
+        </w:rPr>
+        <w:t>（</w:t>
+      </w:r>
+      <w:r>
+        <w:rPr>
+          <w:rFonts w:hint="eastAsia" w:ascii="Times New Roman" w:hAnsi="Times New Roman" w:eastAsia="FangSong" w:cs="Times New Roman"/>
+        </w:rPr>
+        <w:t>三键在</w:t>
+      </w:r>
+      <w:r>
+        <w:rPr>
+          <w:rFonts w:ascii="Times New Roman" w:hAnsi="Times New Roman" w:eastAsia="Times New Roman" w:cs="Times New Roman"/>
+        </w:rPr>
+        <w:t xml:space="preserve"> C1-C2 </w:t>
+      </w:r>
+      <w:r>
+        <w:rPr>
+          <w:rFonts w:hint="eastAsia" w:ascii="Times New Roman" w:hAnsi="Times New Roman" w:eastAsia="FangSong" w:cs="Times New Roman"/>
+        </w:rPr>
+        <w:t>之间</w:t>
       </w:r>
       <w:r>
         <w:rPr>
@@ -37044,31 +36344,64 @@
         <w:rPr>
           <w:rFonts w:hint="eastAsia" w:ascii="Times New Roman" w:hAnsi="Times New Roman" w:eastAsia="FangSong" w:cs="Times New Roman"/>
         </w:rPr>
-        <w:t>若用两种不同的底物</w:t>
-      </w:r>
-      <w:r>
-        <w:rPr>
-          <w:rFonts w:hint="eastAsia" w:ascii="Times New Roman" w:hAnsi="Times New Roman" w:eastAsia="Times New Roman" w:cs="Times New Roman"/>
-        </w:rPr>
-        <w:t>（</w:t>
-      </w:r>
-      <w:r>
-        <w:rPr>
-          <w:rFonts w:hint="eastAsia" w:ascii="Times New Roman" w:hAnsi="Times New Roman" w:eastAsia="FangSong" w:cs="Times New Roman"/>
-        </w:rPr>
-        <w:t>如</w:t>
-      </w:r>
-      <w:r>
-        <w:rPr>
-          <w:rFonts w:ascii="Times New Roman" w:hAnsi="Times New Roman" w:eastAsia="Times New Roman" w:cs="Times New Roman"/>
-        </w:rPr>
-        <w:t xml:space="preserve"> R-X </w:t>
-      </w:r>
-      <w:r>
-        <w:rPr>
-          <w:rFonts w:hint="eastAsia" w:ascii="Times New Roman" w:hAnsi="Times New Roman" w:eastAsia="FangSong" w:cs="Times New Roman"/>
-        </w:rPr>
-        <w:t xml:space="preserve">和</w:t>
+        <w:t>或</w:t>
+      </w:r>
+      <w:r>
+        <w:rPr>
+          <w:rFonts w:ascii="Times New Roman" w:hAnsi="Times New Roman" w:eastAsia="Times New Roman" w:cs="Times New Roman"/>
+        </w:rPr>
+        <w:t xml:space="preserve"> C1-C6 </w:t>
+      </w:r>
+      <w:r>
+        <w:rPr>
+          <w:rFonts w:hint="eastAsia" w:ascii="Times New Roman" w:hAnsi="Times New Roman" w:eastAsia="FangSong" w:cs="Times New Roman"/>
+        </w:rPr>
+        <w:t>之间等可能位点</w:t>
+      </w:r>
+      <w:r>
+        <w:rPr>
+          <w:rFonts w:hint="eastAsia" w:ascii="Times New Roman" w:hAnsi="Times New Roman" w:eastAsia="Times New Roman" w:cs="Times New Roman"/>
+        </w:rPr>
+        <w:t>）。</w:t>
+      </w:r>
+      <w:r>
+        <w:rPr>
+          <w:rFonts w:hint="eastAsia" w:ascii="Times New Roman" w:hAnsi="Times New Roman" w:eastAsia="FangSong" w:cs="Times New Roman"/>
+        </w:rPr>
+        <w:t>亲核试剂</w:t>
+      </w:r>
+      <w:r>
+        <w:rPr>
+          <w:rFonts w:ascii="Times New Roman" w:hAnsi="Times New Roman" w:eastAsia="Times New Roman" w:cs="Times New Roman"/>
+        </w:rPr>
+        <w:t xml:space="preserve"> NH</w:t>
+      </w:r>
+      <w:r>
+        <w:rPr>
+          <w:rFonts w:ascii="Times New Roman" w:hAnsi="Times New Roman" w:eastAsia="Times New Roman" w:cs="Times New Roman"/>
+          <w:vertAlign w:val="subscript"/>
+        </w:rPr>
+        <w:t>3</w:t>
+      </w:r>
+      <w:r>
+        <w:rPr>
+          <w:rFonts w:ascii="Times New Roman" w:hAnsi="Times New Roman" w:eastAsia="Times New Roman" w:cs="Times New Roman"/>
+        </w:rPr>
+        <w:t>/NH</w:t>
+      </w:r>
+      <w:r>
+        <w:rPr>
+          <w:rFonts w:ascii="Times New Roman" w:hAnsi="Times New Roman" w:eastAsia="Times New Roman" w:cs="Times New Roman"/>
+          <w:vertAlign w:val="subscript"/>
+        </w:rPr>
+        <w:t>2</w:t>
+      </w:r>
+      <w:r>
+        <w:rPr>
+          <w:rFonts w:ascii="Times New Roman" w:hAnsi="Times New Roman" w:eastAsia="Times New Roman" w:cs="Times New Roman"/>
+          <w:vertAlign w:val="superscript"/>
+        </w:rPr>
+        <w:t>-</w:t>
       </w:r>
       <w:r>
         <w:rPr>
@@ -37078,15 +36411,34 @@
       </w:r>
       <w:r>
         <w:rPr>
-          <w:rFonts w:hint="eastAsia" w:ascii="Times New Roman" w:hAnsi="Times New Roman" w:eastAsia="Times New Roman" w:cs="Times New Roman"/>
-        </w:rPr>
-        <w:t>R’-X）</w:t>
-      </w:r>
-      <w:r>
-        <w:rPr>
-          <w:rFonts w:hint="eastAsia" w:ascii="Times New Roman" w:hAnsi="Times New Roman" w:eastAsia="FangSong" w:cs="Times New Roman"/>
-        </w:rPr>
-        <w:t>进行反应</w:t>
+          <w:rFonts w:hint="eastAsia" w:ascii="Times New Roman" w:hAnsi="Times New Roman" w:eastAsia="FangSong" w:cs="Times New Roman"/>
+        </w:rPr>
+        <w:t>进攻时倾向于选择使负电荷被更稳定的碳</w:t>
+      </w:r>
+      <w:r>
+        <w:rPr>
+          <w:rFonts w:hint="eastAsia" w:ascii="Times New Roman" w:hAnsi="Times New Roman" w:eastAsia="Times New Roman" w:cs="Times New Roman"/>
+        </w:rPr>
+        <w:t>。CH</w:t>
+      </w:r>
+      <w:r>
+        <w:rPr>
+          <w:rFonts w:hint="eastAsia" w:ascii="Times New Roman" w:hAnsi="Times New Roman" w:eastAsia="Times New Roman" w:cs="Times New Roman"/>
+          <w:vertAlign w:val="subscript"/>
+        </w:rPr>
+        <w:t>3</w:t>
+      </w:r>
+      <w:r>
+        <w:rPr>
+          <w:rFonts w:ascii="Times New Roman" w:hAnsi="Times New Roman" w:eastAsia="Times New Roman" w:cs="Times New Roman"/>
+        </w:rPr>
+        <w:t xml:space="preserve"> </w:t>
+      </w:r>
+      <w:r>
+        <w:rPr>
+          <w:rFonts w:hint="eastAsia" w:ascii="Times New Roman" w:hAnsi="Times New Roman" w:eastAsia="FangSong" w:cs="Times New Roman"/>
+        </w:rPr>
+        <w:t>是给电子基</w:t>
       </w:r>
       <w:r>
         <w:rPr>
@@ -37098,55 +36450,69 @@
         <w:rPr>
           <w:rFonts w:hint="eastAsia" w:ascii="Times New Roman" w:hAnsi="Times New Roman" w:eastAsia="FangSong" w:cs="Times New Roman"/>
         </w:rPr>
-        <w:t>不会发生</w:t>
-      </w:r>
-      <w:r>
-        <w:rPr>
-          <w:rFonts w:hint="eastAsia" w:ascii="Times New Roman" w:hAnsi="Times New Roman" w:eastAsia="Times New Roman" w:cs="Times New Roman"/>
-        </w:rPr>
-        <w:t>”</w:t>
-      </w:r>
-      <w:r>
-        <w:rPr>
-          <w:rFonts w:hint="eastAsia" w:ascii="Times New Roman" w:hAnsi="Times New Roman" w:eastAsia="FangSong" w:cs="Times New Roman"/>
-        </w:rPr>
-        <w:t>交叉产物</w:t>
-      </w:r>
-      <w:r>
-        <w:rPr>
-          <w:rFonts w:hint="eastAsia" w:ascii="Times New Roman" w:hAnsi="Times New Roman" w:eastAsia="Times New Roman" w:cs="Times New Roman"/>
-        </w:rPr>
-        <w:t>”（R-R’）。</w:t>
-      </w:r>
-      <w:r>
-        <w:rPr>
-          <w:rFonts w:hint="eastAsia" w:ascii="Times New Roman" w:hAnsi="Times New Roman" w:eastAsia="FangSong" w:cs="Times New Roman"/>
-        </w:rPr>
-        <w:t>若反应经过碳正离子中间体</w:t>
-      </w:r>
-      <w:r>
-        <w:rPr>
-          <w:rFonts w:hint="eastAsia" w:ascii="Times New Roman" w:hAnsi="Times New Roman" w:eastAsia="Times New Roman" w:cs="Times New Roman"/>
-        </w:rPr>
-        <w:t>（SN1），</w:t>
-      </w:r>
-      <w:r>
-        <w:rPr>
-          <w:rFonts w:hint="eastAsia" w:ascii="Times New Roman" w:hAnsi="Times New Roman" w:eastAsia="FangSong" w:cs="Times New Roman"/>
-        </w:rPr>
-        <w:t>则游离的碳正离子可以与另一底物的离去基结合</w:t>
-      </w:r>
-      <w:r>
-        <w:rPr>
-          <w:rFonts w:ascii="Times New Roman" w:hAnsi="Times New Roman" w:eastAsia="Times New Roman" w:cs="Times New Roman"/>
-        </w:rPr>
-        <w:t xml:space="preserve"> → </w:t>
-      </w:r>
-      <w:r>
-        <w:rPr>
-          <w:rFonts w:hint="eastAsia" w:ascii="Times New Roman" w:hAnsi="Times New Roman" w:eastAsia="FangSong" w:cs="Times New Roman"/>
-        </w:rPr>
-        <w:t>产生交叉产物</w:t>
+        <w:t>使邻位碳负电荷较稳定</w:t>
+      </w:r>
+      <w:r>
+        <w:rPr>
+          <w:rFonts w:ascii="Times New Roman" w:hAnsi="Times New Roman" w:eastAsia="Times New Roman" w:cs="Times New Roman"/>
+        </w:rPr>
+        <w:t xml:space="preserve"> → NH</w:t>
+      </w:r>
+      <w:r>
+        <w:rPr>
+          <w:rFonts w:ascii="Times New Roman" w:hAnsi="Times New Roman" w:eastAsia="Times New Roman" w:cs="Times New Roman"/>
+          <w:vertAlign w:val="subscript"/>
+        </w:rPr>
+        <w:t>2</w:t>
+      </w:r>
+      <w:r>
+        <w:rPr>
+          <w:rFonts w:ascii="Times New Roman" w:hAnsi="Times New Roman" w:eastAsia="Times New Roman" w:cs="Times New Roman"/>
+        </w:rPr>
+        <w:t xml:space="preserve"> </w:t>
+      </w:r>
+      <w:r>
+        <w:rPr>
+          <w:rFonts w:hint="eastAsia" w:ascii="Times New Roman" w:hAnsi="Times New Roman" w:eastAsia="FangSong" w:cs="Times New Roman"/>
+        </w:rPr>
+        <w:t xml:space="preserve">加成到</w:t>
+      </w:r>
+      <w:r>
+        <w:rPr>
+          <w:rFonts w:ascii="Times New Roman" w:hAnsi="Times New Roman" w:eastAsia="Times New Roman" w:cs="Times New Roman"/>
+        </w:rPr>
+        <w:t xml:space="preserve"> CH</w:t>
+      </w:r>
+      <w:r>
+        <w:rPr>
+          <w:rFonts w:ascii="Times New Roman" w:hAnsi="Times New Roman" w:eastAsia="Times New Roman" w:cs="Times New Roman"/>
+          <w:vertAlign w:val="subscript"/>
+        </w:rPr>
+        <w:t>3</w:t>
+      </w:r>
+      <w:r>
+        <w:rPr>
+          <w:rFonts w:ascii="Times New Roman" w:hAnsi="Times New Roman" w:eastAsia="Times New Roman" w:cs="Times New Roman"/>
+        </w:rPr>
+        <w:t xml:space="preserve"> </w:t>
+      </w:r>
+      <w:r>
+        <w:rPr>
+          <w:rFonts w:hint="eastAsia" w:ascii="Times New Roman" w:hAnsi="Times New Roman" w:eastAsia="FangSong" w:cs="Times New Roman"/>
+        </w:rPr>
+        <w:t>的邻位</w:t>
+      </w:r>
+      <w:r>
+        <w:rPr>
+          <w:rFonts w:hint="eastAsia" w:ascii="Times New Roman" w:hAnsi="Times New Roman" w:eastAsia="Times New Roman" w:cs="Times New Roman"/>
+        </w:rPr>
+        <w:t>/</w:t>
+      </w:r>
+      <w:r>
+        <w:rPr>
+          <w:rFonts w:hint="eastAsia" w:ascii="Times New Roman" w:hAnsi="Times New Roman" w:eastAsia="FangSong" w:cs="Times New Roman"/>
+        </w:rPr>
+        <w:t>对位</w:t>
       </w:r>
       <w:r>
         <w:rPr>
@@ -37154,26 +36520,15 @@
         </w:rPr>
         <w:t>。</w:t>
       </w:r>
-      <w:r>
-        <w:rPr>
-          <w:rFonts w:ascii="Times New Roman" w:hAnsi="Times New Roman" w:eastAsia="Times New Roman" w:cs="Times New Roman"/>
-        </w:rPr>
-        <w:t xml:space="preserve"> </w:t>
-      </w:r>
-      <w:r>
-        <w:rPr>
-          <w:rFonts w:hint="eastAsia" w:ascii="Times New Roman" w:hAnsi="Times New Roman" w:eastAsia="FangSong" w:cs="Times New Roman"/>
-          <w:b/>
-          <w:bCs/>
-        </w:rPr>
-        <w:t xml:space="preserve">具体设计</w:t>
-      </w:r>
-      <w:r>
-        <w:rPr>
-          <w:rFonts w:hint="eastAsia" w:ascii="Times New Roman" w:hAnsi="Times New Roman" w:eastAsia="Times New Roman" w:cs="Times New Roman"/>
-        </w:rPr>
-        <w:t xml:space="preserve">：</w:t>
-      </w:r>
+    </w:p>
+    <w:p>
+      <w:pPr>
+        <w:pStyle w:val="Compact"/>
+        <w:numPr>
+          <w:ilvl w:val="0"/>
+          <w:numId w:val="1034"/>
+        </w:numPr>
+      </w:pPr>
     </w:p>
     <w:p>
       <w:pPr>
@@ -37186,8 +36541,206 @@
       <w:r>
         <w:rPr>
           <w:rFonts w:hint="eastAsia" w:ascii="Times New Roman" w:hAnsi="Times New Roman" w:eastAsia="FangSong" w:cs="Times New Roman"/>
-        </w:rPr>
-        <w:t xml:space="preserve">配制等摩尔量的</w:t>
+          <w:b/>
+          <w:bCs/>
+        </w:rPr>
+        <w:t xml:space="preserve">会重排</w:t>
+      </w:r>
+      <w:r>
+        <w:rPr>
+          <w:rFonts w:hint="eastAsia" w:ascii="Times New Roman" w:hAnsi="Times New Roman" w:eastAsia="Times New Roman" w:cs="Times New Roman"/>
+        </w:rPr>
+        <w:t>。</w:t>
+      </w:r>
+      <w:r>
+        <w:rPr>
+          <w:rFonts w:hint="eastAsia" w:ascii="Times New Roman" w:hAnsi="Times New Roman" w:eastAsia="FangSong" w:cs="Times New Roman"/>
+        </w:rPr>
+        <w:t>新戊基正离子</w:t>
+      </w:r>
+      <w:r>
+        <w:rPr>
+          <w:rFonts w:hint="eastAsia" w:ascii="Times New Roman" w:hAnsi="Times New Roman" w:eastAsia="Times New Roman" w:cs="Times New Roman"/>
+        </w:rPr>
+        <w:t>（(CH</w:t>
+      </w:r>
+      <w:r>
+        <w:rPr>
+          <w:rFonts w:hint="eastAsia" w:ascii="Times New Roman" w:hAnsi="Times New Roman" w:eastAsia="Times New Roman" w:cs="Times New Roman"/>
+          <w:vertAlign w:val="subscript"/>
+        </w:rPr>
+        <w:t>3</w:t>
+      </w:r>
+      <w:r>
+        <w:rPr>
+          <w:rFonts w:hint="eastAsia" w:ascii="Times New Roman" w:hAnsi="Times New Roman" w:eastAsia="Times New Roman" w:cs="Times New Roman"/>
+        </w:rPr>
+        <w:t>)</w:t>
+      </w:r>
+      <w:r>
+        <w:rPr>
+          <w:rFonts w:hint="eastAsia" w:ascii="Times New Roman" w:hAnsi="Times New Roman" w:eastAsia="Times New Roman" w:cs="Times New Roman"/>
+          <w:vertAlign w:val="subscript"/>
+        </w:rPr>
+        <w:t>3</w:t>
+      </w:r>
+      <w:r>
+        <w:rPr>
+          <w:rFonts w:hint="eastAsia" w:ascii="Times New Roman" w:hAnsi="Times New Roman" w:eastAsia="Times New Roman" w:cs="Times New Roman"/>
+        </w:rPr>
+        <w:t>CCH</w:t>
+      </w:r>
+      <w:r>
+        <w:rPr>
+          <w:rFonts w:hint="eastAsia" w:ascii="Times New Roman" w:hAnsi="Times New Roman" w:eastAsia="Times New Roman" w:cs="Times New Roman"/>
+          <w:vertAlign w:val="subscript"/>
+        </w:rPr>
+        <w:t>2</w:t>
+      </w:r>
+      <w:r>
+        <w:rPr>
+          <w:rFonts w:hint="eastAsia" w:ascii="Times New Roman" w:hAnsi="Times New Roman" w:eastAsia="Times New Roman" w:cs="Times New Roman"/>
+          <w:vertAlign w:val="superscript"/>
+        </w:rPr>
+        <w:t>+</w:t>
+      </w:r>
+      <w:r>
+        <w:rPr>
+          <w:rFonts w:hint="eastAsia" w:ascii="Times New Roman" w:hAnsi="Times New Roman" w:eastAsia="Times New Roman" w:cs="Times New Roman"/>
+        </w:rPr>
+        <w:t>，1°）</w:t>
+      </w:r>
+      <w:r>
+        <w:rPr>
+          <w:rFonts w:hint="eastAsia" w:ascii="Times New Roman" w:hAnsi="Times New Roman" w:eastAsia="FangSong" w:cs="Times New Roman"/>
+        </w:rPr>
+        <w:t>极不稳定</w:t>
+      </w:r>
+      <w:r>
+        <w:rPr>
+          <w:rFonts w:ascii="Times New Roman" w:hAnsi="Times New Roman" w:eastAsia="Times New Roman" w:cs="Times New Roman"/>
+        </w:rPr>
+        <w:t xml:space="preserve"> → </w:t>
+      </w:r>
+      <w:r>
+        <w:rPr>
+          <w:rFonts w:hint="eastAsia" w:ascii="Times New Roman" w:hAnsi="Times New Roman" w:eastAsia="Times New Roman" w:cs="Times New Roman"/>
+        </w:rPr>
+        <w:t>[1,2]-</w:t>
+      </w:r>
+      <w:r>
+        <w:rPr>
+          <w:rFonts w:hint="eastAsia" w:ascii="Times New Roman" w:hAnsi="Times New Roman" w:eastAsia="FangSong" w:cs="Times New Roman"/>
+        </w:rPr>
+        <w:t>甲基迁移</w:t>
+      </w:r>
+      <w:r>
+        <w:rPr>
+          <w:rFonts w:ascii="Times New Roman" w:hAnsi="Times New Roman" w:eastAsia="Times New Roman" w:cs="Times New Roman"/>
+        </w:rPr>
+        <w:t xml:space="preserve"> → </w:t>
+      </w:r>
+      <w:r>
+        <w:rPr>
+          <w:rFonts w:hint="eastAsia" w:ascii="Times New Roman" w:hAnsi="Times New Roman" w:eastAsia="Times New Roman" w:cs="Times New Roman"/>
+        </w:rPr>
+        <w:t>(CH</w:t>
+      </w:r>
+      <w:r>
+        <w:rPr>
+          <w:rFonts w:hint="eastAsia" w:ascii="Times New Roman" w:hAnsi="Times New Roman" w:eastAsia="Times New Roman" w:cs="Times New Roman"/>
+          <w:vertAlign w:val="subscript"/>
+        </w:rPr>
+        <w:t>3</w:t>
+      </w:r>
+      <w:r>
+        <w:rPr>
+          <w:rFonts w:hint="eastAsia" w:ascii="Times New Roman" w:hAnsi="Times New Roman" w:eastAsia="Times New Roman" w:cs="Times New Roman"/>
+        </w:rPr>
+        <w:t>)</w:t>
+      </w:r>
+      <w:r>
+        <w:rPr>
+          <w:rFonts w:hint="eastAsia" w:ascii="Times New Roman" w:hAnsi="Times New Roman" w:eastAsia="Times New Roman" w:cs="Times New Roman"/>
+          <w:vertAlign w:val="subscript"/>
+        </w:rPr>
+        <w:t>2</w:t>
+      </w:r>
+      <w:r>
+        <w:rPr>
+          <w:rFonts w:hint="eastAsia" w:ascii="Times New Roman" w:hAnsi="Times New Roman" w:eastAsia="Times New Roman" w:cs="Times New Roman"/>
+        </w:rPr>
+        <w:t>C</w:t>
+      </w:r>
+      <w:r>
+        <w:rPr>
+          <w:rFonts w:hint="eastAsia" w:ascii="Times New Roman" w:hAnsi="Times New Roman" w:eastAsia="Times New Roman" w:cs="Times New Roman"/>
+          <w:vertAlign w:val="superscript"/>
+        </w:rPr>
+        <w:t>+</w:t>
+      </w:r>
+      <w:r>
+        <w:rPr>
+          <w:rFonts w:hint="eastAsia" w:ascii="Times New Roman" w:hAnsi="Times New Roman" w:eastAsia="Times New Roman" w:cs="Times New Roman"/>
+        </w:rPr>
+        <w:t>CH</w:t>
+      </w:r>
+      <w:r>
+        <w:rPr>
+          <w:rFonts w:hint="eastAsia" w:ascii="Times New Roman" w:hAnsi="Times New Roman" w:eastAsia="Times New Roman" w:cs="Times New Roman"/>
+          <w:vertAlign w:val="subscript"/>
+        </w:rPr>
+        <w:t>2</w:t>
+      </w:r>
+      <w:r>
+        <w:rPr>
+          <w:rFonts w:hint="eastAsia" w:ascii="Times New Roman" w:hAnsi="Times New Roman" w:eastAsia="Times New Roman" w:cs="Times New Roman"/>
+        </w:rPr>
+        <w:t>CH</w:t>
+      </w:r>
+      <w:r>
+        <w:rPr>
+          <w:rFonts w:hint="eastAsia" w:ascii="Times New Roman" w:hAnsi="Times New Roman" w:eastAsia="Times New Roman" w:cs="Times New Roman"/>
+          <w:vertAlign w:val="subscript"/>
+        </w:rPr>
+        <w:t>3</w:t>
+      </w:r>
+      <w:r>
+        <w:rPr>
+          <w:rFonts w:hint="eastAsia" w:ascii="Times New Roman" w:hAnsi="Times New Roman" w:eastAsia="Times New Roman" w:cs="Times New Roman"/>
+        </w:rPr>
+        <w:t>（3°）→</w:t>
+      </w:r>
+      <w:r>
+        <w:rPr>
+          <w:rFonts w:ascii="Times New Roman" w:hAnsi="Times New Roman" w:eastAsia="Times New Roman" w:cs="Times New Roman"/>
+        </w:rPr>
+        <w:t xml:space="preserve"> H</w:t>
+      </w:r>
+      <w:r>
+        <w:rPr>
+          <w:rFonts w:ascii="Times New Roman" w:hAnsi="Times New Roman" w:eastAsia="Times New Roman" w:cs="Times New Roman"/>
+          <w:vertAlign w:val="subscript"/>
+        </w:rPr>
+        <w:t>2</w:t>
+      </w:r>
+      <w:r>
+        <w:rPr>
+          <w:rFonts w:ascii="Times New Roman" w:hAnsi="Times New Roman" w:eastAsia="Times New Roman" w:cs="Times New Roman"/>
+        </w:rPr>
+        <w:t xml:space="preserve">O </w:t>
+      </w:r>
+      <w:r>
+        <w:rPr>
+          <w:rFonts w:hint="eastAsia" w:ascii="Times New Roman" w:hAnsi="Times New Roman" w:eastAsia="FangSong" w:cs="Times New Roman"/>
+        </w:rPr>
+        <w:t xml:space="preserve">捕获</w:t>
+      </w:r>
+      <w:r>
+        <w:rPr>
+          <w:rFonts w:ascii="Times New Roman" w:hAnsi="Times New Roman" w:eastAsia="Times New Roman" w:cs="Times New Roman"/>
+        </w:rPr>
+        <w:t xml:space="preserve"> →</w:t>
       </w:r>
       <w:r>
         <w:rPr>
@@ -37197,9 +36750,17 @@
       </w:r>
       <w:r>
         <w:rPr>
-          <w:rFonts w:hint="eastAsia" w:ascii="Times New Roman" w:hAnsi="Times New Roman" w:eastAsia="Times New Roman" w:cs="Times New Roman"/>
-        </w:rPr>
-        <w:t>(CH</w:t>
+          <w:rFonts w:hint="eastAsia" w:ascii="Times New Roman" w:hAnsi="Times New Roman" w:eastAsia="FangSong" w:cs="Times New Roman"/>
+          <w:b/>
+          <w:bCs/>
+        </w:rPr>
+        <w:t xml:space="preserve">叔戊醇</w:t>
+      </w:r>
+      <w:r>
+        <w:rPr>
+          <w:rFonts w:hint="eastAsia" w:ascii="Times New Roman" w:hAnsi="Times New Roman" w:eastAsia="Times New Roman" w:cs="Times New Roman"/>
+        </w:rPr>
+        <w:t>（(CH</w:t>
       </w:r>
       <w:r>
         <w:rPr>
@@ -37219,70 +36780,39 @@
           <w:rFonts w:hint="eastAsia" w:ascii="Times New Roman" w:hAnsi="Times New Roman" w:eastAsia="Times New Roman" w:cs="Times New Roman"/>
           <w:vertAlign w:val="subscript"/>
         </w:rPr>
+        <w:t>2</w:t>
+      </w:r>
+      <w:r>
+        <w:rPr>
+          <w:rFonts w:hint="eastAsia" w:ascii="Times New Roman" w:hAnsi="Times New Roman" w:eastAsia="Times New Roman" w:cs="Times New Roman"/>
+        </w:rPr>
+        <w:t>C(OH)CH</w:t>
+      </w:r>
+      <w:r>
+        <w:rPr>
+          <w:rFonts w:hint="eastAsia" w:ascii="Times New Roman" w:hAnsi="Times New Roman" w:eastAsia="Times New Roman" w:cs="Times New Roman"/>
+          <w:vertAlign w:val="subscript"/>
+        </w:rPr>
+        <w:t>2</w:t>
+      </w:r>
+      <w:r>
+        <w:rPr>
+          <w:rFonts w:hint="eastAsia" w:ascii="Times New Roman" w:hAnsi="Times New Roman" w:eastAsia="Times New Roman" w:cs="Times New Roman"/>
+        </w:rPr>
+        <w:t>CH</w:t>
+      </w:r>
+      <w:r>
+        <w:rPr>
+          <w:rFonts w:hint="eastAsia" w:ascii="Times New Roman" w:hAnsi="Times New Roman" w:eastAsia="Times New Roman" w:cs="Times New Roman"/>
+          <w:vertAlign w:val="subscript"/>
+        </w:rPr>
         <w:t>3</w:t>
       </w:r>
       <w:r>
         <w:rPr>
           <w:rFonts w:hint="eastAsia" w:ascii="Times New Roman" w:hAnsi="Times New Roman" w:eastAsia="Times New Roman" w:cs="Times New Roman"/>
         </w:rPr>
-        <w:t>CCl（3°）+</w:t>
-      </w:r>
-      <w:r>
-        <w:rPr>
-          <w:rFonts w:ascii="Times New Roman" w:hAnsi="Times New Roman" w:eastAsia="Times New Roman" w:cs="Times New Roman"/>
-        </w:rPr>
-        <w:t xml:space="preserve"> </w:t>
-      </w:r>
-      <w:r>
-        <w:rPr>
-          <w:rFonts w:hint="eastAsia" w:ascii="Times New Roman" w:hAnsi="Times New Roman" w:eastAsia="Times New Roman" w:cs="Times New Roman"/>
-        </w:rPr>
-        <w:t>CH</w:t>
-      </w:r>
-      <w:r>
-        <w:rPr>
-          <w:rFonts w:hint="eastAsia" w:ascii="Times New Roman" w:hAnsi="Times New Roman" w:eastAsia="Times New Roman" w:cs="Times New Roman"/>
-          <w:vertAlign w:val="subscript"/>
-        </w:rPr>
-        <w:t>3</w:t>
-      </w:r>
-      <w:r>
-        <w:rPr>
-          <w:rFonts w:hint="eastAsia" w:ascii="Times New Roman" w:hAnsi="Times New Roman" w:eastAsia="Times New Roman" w:cs="Times New Roman"/>
-        </w:rPr>
-        <w:t>CH</w:t>
-      </w:r>
-      <w:r>
-        <w:rPr>
-          <w:rFonts w:hint="eastAsia" w:ascii="Times New Roman" w:hAnsi="Times New Roman" w:eastAsia="Times New Roman" w:cs="Times New Roman"/>
-          <w:vertAlign w:val="subscript"/>
-        </w:rPr>
-        <w:t>2</w:t>
-      </w:r>
-      <w:r>
-        <w:rPr>
-          <w:rFonts w:hint="eastAsia" w:ascii="Times New Roman" w:hAnsi="Times New Roman" w:eastAsia="Times New Roman" w:cs="Times New Roman"/>
-        </w:rPr>
-        <w:t>CH</w:t>
-      </w:r>
-      <w:r>
-        <w:rPr>
-          <w:rFonts w:hint="eastAsia" w:ascii="Times New Roman" w:hAnsi="Times New Roman" w:eastAsia="Times New Roman" w:cs="Times New Roman"/>
-          <w:vertAlign w:val="subscript"/>
-        </w:rPr>
-        <w:t>2</w:t>
-      </w:r>
-      <w:r>
-        <w:rPr>
-          <w:rFonts w:hint="eastAsia" w:ascii="Times New Roman" w:hAnsi="Times New Roman" w:eastAsia="Times New Roman" w:cs="Times New Roman"/>
-        </w:rPr>
-        <w:t>Cl（1°）</w:t>
-      </w:r>
-      <w:r>
-        <w:rPr>
-          <w:rFonts w:hint="eastAsia" w:ascii="Times New Roman" w:hAnsi="Times New Roman" w:eastAsia="FangSong" w:cs="Times New Roman"/>
-        </w:rPr>
-        <w:t>的混合溶液</w:t>
+        <w:t>）。</w:t>
       </w:r>
     </w:p>
     <w:p>
@@ -37296,8 +36826,22 @@
       <w:r>
         <w:rPr>
           <w:rFonts w:hint="eastAsia" w:ascii="Times New Roman" w:hAnsi="Times New Roman" w:eastAsia="FangSong" w:cs="Times New Roman"/>
-        </w:rPr>
-        <w:t xml:space="preserve">加入</w:t>
+          <w:b/>
+          <w:bCs/>
+        </w:rPr>
+        <w:t xml:space="preserve">不重排</w:t>
+      </w:r>
+      <w:r>
+        <w:rPr>
+          <w:rFonts w:hint="eastAsia" w:ascii="Times New Roman" w:hAnsi="Times New Roman" w:eastAsia="Times New Roman" w:cs="Times New Roman"/>
+        </w:rPr>
+        <w:t>。</w:t>
+      </w:r>
+      <w:r>
+        <w:rPr>
+          <w:rFonts w:hint="eastAsia" w:ascii="Times New Roman" w:hAnsi="Times New Roman" w:eastAsia="FangSong" w:cs="Times New Roman"/>
+        </w:rPr>
+        <w:t>叔丁基碳正离子已经是</w:t>
       </w:r>
       <w:r>
         <w:rPr>
@@ -37309,388 +36853,49 @@
         <w:rPr>
           <w:rFonts w:hint="eastAsia" w:ascii="Times New Roman" w:hAnsi="Times New Roman" w:eastAsia="Times New Roman" w:cs="Times New Roman"/>
         </w:rPr>
-        <w:t>NaI/</w:t>
-      </w:r>
-      <w:r>
-        <w:rPr>
-          <w:rFonts w:hint="eastAsia" w:ascii="Times New Roman" w:hAnsi="Times New Roman" w:eastAsia="FangSong" w:cs="Times New Roman"/>
-        </w:rPr>
-        <w:t>丙酮</w:t>
-      </w:r>
-      <w:r>
-        <w:rPr>
-          <w:rFonts w:hint="eastAsia" w:ascii="Times New Roman" w:hAnsi="Times New Roman" w:eastAsia="Times New Roman" w:cs="Times New Roman"/>
-        </w:rPr>
-        <w:t>（Finkelstein</w:t>
-      </w:r>
-      <w:r>
-        <w:rPr>
-          <w:rFonts w:ascii="Times New Roman" w:hAnsi="Times New Roman" w:eastAsia="Times New Roman" w:cs="Times New Roman"/>
-        </w:rPr>
-        <w:t xml:space="preserve"> </w:t>
-      </w:r>
-      <w:r>
-        <w:rPr>
-          <w:rFonts w:hint="eastAsia" w:ascii="Times New Roman" w:hAnsi="Times New Roman" w:eastAsia="FangSong" w:cs="Times New Roman"/>
-        </w:rPr>
-        <w:t>条件</w:t>
-      </w:r>
-      <w:r>
-        <w:rPr>
-          <w:rFonts w:hint="eastAsia" w:ascii="Times New Roman" w:hAnsi="Times New Roman" w:eastAsia="Times New Roman" w:cs="Times New Roman"/>
-        </w:rPr>
-        <w:t>）</w:t>
-      </w:r>
-    </w:p>
-    <w:p>
-      <w:pPr>
-        <w:pStyle w:val="Compact"/>
-        <w:numPr>
-          <w:ilvl w:val="1"/>
-          <w:numId w:val="1037"/>
-        </w:numPr>
-      </w:pPr>
-      <w:r>
-        <w:rPr>
-          <w:rFonts w:hint="eastAsia" w:ascii="Times New Roman" w:hAnsi="Times New Roman" w:eastAsia="FangSong" w:cs="Times New Roman"/>
-        </w:rPr>
-        <w:t>观察产物</w:t>
-      </w:r>
-      <w:r>
-        <w:rPr>
-          <w:rFonts w:hint="eastAsia" w:ascii="Times New Roman" w:hAnsi="Times New Roman" w:eastAsia="Times New Roman" w:cs="Times New Roman"/>
-        </w:rPr>
-        <w:t>：</w:t>
-      </w:r>
-      <w:r>
-        <w:rPr>
-          <w:rFonts w:hint="eastAsia" w:ascii="Times New Roman" w:hAnsi="Times New Roman" w:eastAsia="FangSong" w:cs="Times New Roman"/>
-        </w:rPr>
-        <w:t>若无交叉产物</w:t>
-      </w:r>
-      <w:r>
-        <w:rPr>
-          <w:rFonts w:hint="eastAsia" w:ascii="Times New Roman" w:hAnsi="Times New Roman" w:eastAsia="Times New Roman" w:cs="Times New Roman"/>
-        </w:rPr>
-        <w:t>（</w:t>
-      </w:r>
-      <w:r>
-        <w:rPr>
-          <w:rFonts w:hint="eastAsia" w:ascii="Times New Roman" w:hAnsi="Times New Roman" w:eastAsia="FangSong" w:cs="Times New Roman"/>
-        </w:rPr>
-        <w:t>只有</w:t>
-      </w:r>
-      <w:r>
-        <w:rPr>
-          <w:rFonts w:ascii="Times New Roman" w:hAnsi="Times New Roman" w:eastAsia="Times New Roman" w:cs="Times New Roman"/>
-        </w:rPr>
-        <w:t xml:space="preserve"> (CH</w:t>
-      </w:r>
-      <w:r>
-        <w:rPr>
-          <w:rFonts w:ascii="Times New Roman" w:hAnsi="Times New Roman" w:eastAsia="Times New Roman" w:cs="Times New Roman"/>
-          <w:vertAlign w:val="subscript"/>
-        </w:rPr>
-        <w:t>3</w:t>
-      </w:r>
-      <w:r>
-        <w:rPr>
-          <w:rFonts w:ascii="Times New Roman" w:hAnsi="Times New Roman" w:eastAsia="Times New Roman" w:cs="Times New Roman"/>
-        </w:rPr>
-        <w:t>)</w:t>
-      </w:r>
-      <w:r>
-        <w:rPr>
-          <w:rFonts w:ascii="Times New Roman" w:hAnsi="Times New Roman" w:eastAsia="Times New Roman" w:cs="Times New Roman"/>
-          <w:vertAlign w:val="subscript"/>
-        </w:rPr>
-        <w:t>3</w:t>
-      </w:r>
-      <w:r>
-        <w:rPr>
-          <w:rFonts w:ascii="Times New Roman" w:hAnsi="Times New Roman" w:eastAsia="Times New Roman" w:cs="Times New Roman"/>
-        </w:rPr>
-        <w:t xml:space="preserve">CI </w:t>
-      </w:r>
-      <w:r>
-        <w:rPr>
-          <w:rFonts w:hint="eastAsia" w:ascii="Times New Roman" w:hAnsi="Times New Roman" w:eastAsia="FangSong" w:cs="Times New Roman"/>
-        </w:rPr>
-        <w:t xml:space="preserve">和</w:t>
-      </w:r>
-      <w:r>
-        <w:rPr>
-          <w:rFonts w:ascii="Times New Roman" w:hAnsi="Times New Roman" w:eastAsia="Times New Roman" w:cs="Times New Roman"/>
-        </w:rPr>
-        <w:t xml:space="preserve"> </w:t>
-      </w:r>
-      <w:r>
-        <w:rPr>
-          <w:rFonts w:hint="eastAsia" w:ascii="Times New Roman" w:hAnsi="Times New Roman" w:eastAsia="Times New Roman" w:cs="Times New Roman"/>
-        </w:rPr>
-        <w:t>CH</w:t>
-      </w:r>
-      <w:r>
-        <w:rPr>
-          <w:rFonts w:hint="eastAsia" w:ascii="Times New Roman" w:hAnsi="Times New Roman" w:eastAsia="Times New Roman" w:cs="Times New Roman"/>
-          <w:vertAlign w:val="subscript"/>
-        </w:rPr>
-        <w:t>3</w:t>
-      </w:r>
-      <w:r>
-        <w:rPr>
-          <w:rFonts w:hint="eastAsia" w:ascii="Times New Roman" w:hAnsi="Times New Roman" w:eastAsia="Times New Roman" w:cs="Times New Roman"/>
-        </w:rPr>
-        <w:t>CH</w:t>
-      </w:r>
-      <w:r>
-        <w:rPr>
-          <w:rFonts w:hint="eastAsia" w:ascii="Times New Roman" w:hAnsi="Times New Roman" w:eastAsia="Times New Roman" w:cs="Times New Roman"/>
-          <w:vertAlign w:val="subscript"/>
-        </w:rPr>
-        <w:t>2</w:t>
-      </w:r>
-      <w:r>
-        <w:rPr>
-          <w:rFonts w:hint="eastAsia" w:ascii="Times New Roman" w:hAnsi="Times New Roman" w:eastAsia="Times New Roman" w:cs="Times New Roman"/>
-        </w:rPr>
-        <w:t>CH</w:t>
-      </w:r>
-      <w:r>
-        <w:rPr>
-          <w:rFonts w:hint="eastAsia" w:ascii="Times New Roman" w:hAnsi="Times New Roman" w:eastAsia="Times New Roman" w:cs="Times New Roman"/>
-          <w:vertAlign w:val="subscript"/>
-        </w:rPr>
-        <w:t>2</w:t>
-      </w:r>
-      <w:r>
-        <w:rPr>
-          <w:rFonts w:hint="eastAsia" w:ascii="Times New Roman" w:hAnsi="Times New Roman" w:eastAsia="Times New Roman" w:cs="Times New Roman"/>
-        </w:rPr>
-        <w:t>I）→</w:t>
-      </w:r>
-      <w:r>
-        <w:rPr>
-          <w:rFonts w:ascii="Times New Roman" w:hAnsi="Times New Roman" w:eastAsia="Times New Roman" w:cs="Times New Roman"/>
-        </w:rPr>
-        <w:t xml:space="preserve"> SN2 </w:t>
-      </w:r>
-      <w:r>
-        <w:rPr>
-          <w:rFonts w:hint="eastAsia" w:ascii="Times New Roman" w:hAnsi="Times New Roman" w:eastAsia="FangSong" w:cs="Times New Roman"/>
-        </w:rPr>
-        <w:t>各自发生</w:t>
-      </w:r>
-      <w:r>
-        <w:rPr>
-          <w:rFonts w:hint="eastAsia" w:ascii="Times New Roman" w:hAnsi="Times New Roman" w:eastAsia="Times New Roman" w:cs="Times New Roman"/>
-        </w:rPr>
-        <w:t>；</w:t>
-      </w:r>
-      <w:r>
-        <w:rPr>
-          <w:rFonts w:hint="eastAsia" w:ascii="Times New Roman" w:hAnsi="Times New Roman" w:eastAsia="FangSong" w:cs="Times New Roman"/>
-        </w:rPr>
-        <w:t>若有</w:t>
-      </w:r>
-      <w:r>
-        <w:rPr>
-          <w:rFonts w:ascii="Times New Roman" w:hAnsi="Times New Roman" w:eastAsia="Times New Roman" w:cs="Times New Roman"/>
-        </w:rPr>
-        <w:t xml:space="preserve"> </w:t>
-      </w:r>
-      <w:r>
-        <w:rPr>
-          <w:rFonts w:hint="eastAsia" w:ascii="Times New Roman" w:hAnsi="Times New Roman" w:eastAsia="Times New Roman" w:cs="Times New Roman"/>
-        </w:rPr>
-        <w:t>CH</w:t>
-      </w:r>
-      <w:r>
-        <w:rPr>
-          <w:rFonts w:hint="eastAsia" w:ascii="Times New Roman" w:hAnsi="Times New Roman" w:eastAsia="Times New Roman" w:cs="Times New Roman"/>
-          <w:vertAlign w:val="subscript"/>
-        </w:rPr>
-        <w:t>3</w:t>
-      </w:r>
-      <w:r>
-        <w:rPr>
-          <w:rFonts w:hint="eastAsia" w:ascii="Times New Roman" w:hAnsi="Times New Roman" w:eastAsia="Times New Roman" w:cs="Times New Roman"/>
-        </w:rPr>
-        <w:t>CH</w:t>
-      </w:r>
-      <w:r>
-        <w:rPr>
-          <w:rFonts w:hint="eastAsia" w:ascii="Times New Roman" w:hAnsi="Times New Roman" w:eastAsia="Times New Roman" w:cs="Times New Roman"/>
-          <w:vertAlign w:val="subscript"/>
-        </w:rPr>
-        <w:t>2</w:t>
-      </w:r>
-      <w:r>
-        <w:rPr>
-          <w:rFonts w:hint="eastAsia" w:ascii="Times New Roman" w:hAnsi="Times New Roman" w:eastAsia="Times New Roman" w:cs="Times New Roman"/>
-        </w:rPr>
-        <w:t>CH</w:t>
-      </w:r>
-      <w:r>
-        <w:rPr>
-          <w:rFonts w:hint="eastAsia" w:ascii="Times New Roman" w:hAnsi="Times New Roman" w:eastAsia="Times New Roman" w:cs="Times New Roman"/>
-          <w:vertAlign w:val="subscript"/>
-        </w:rPr>
-        <w:t>2</w:t>
-      </w:r>
-      <w:r>
-        <w:rPr>
-          <w:rFonts w:hint="eastAsia" w:ascii="Times New Roman" w:hAnsi="Times New Roman" w:eastAsia="Times New Roman" w:cs="Times New Roman"/>
-        </w:rPr>
-        <w:t>C(CH</w:t>
-      </w:r>
-      <w:r>
-        <w:rPr>
-          <w:rFonts w:hint="eastAsia" w:ascii="Times New Roman" w:hAnsi="Times New Roman" w:eastAsia="Times New Roman" w:cs="Times New Roman"/>
-          <w:vertAlign w:val="subscript"/>
-        </w:rPr>
-        <w:t>3</w:t>
-      </w:r>
-      <w:r>
-        <w:rPr>
-          <w:rFonts w:hint="eastAsia" w:ascii="Times New Roman" w:hAnsi="Times New Roman" w:eastAsia="Times New Roman" w:cs="Times New Roman"/>
-        </w:rPr>
-        <w:t>)</w:t>
-      </w:r>
-      <w:r>
-        <w:rPr>
-          <w:rFonts w:hint="eastAsia" w:ascii="Times New Roman" w:hAnsi="Times New Roman" w:eastAsia="Times New Roman" w:cs="Times New Roman"/>
-          <w:vertAlign w:val="subscript"/>
-        </w:rPr>
-        <w:t>3</w:t>
-      </w:r>
-      <w:r>
-        <w:rPr>
-          <w:rFonts w:hint="eastAsia" w:ascii="Times New Roman" w:hAnsi="Times New Roman" w:eastAsia="Times New Roman" w:cs="Times New Roman"/>
-        </w:rPr>
-        <w:t>（</w:t>
-      </w:r>
-      <w:r>
-        <w:rPr>
-          <w:rFonts w:hint="eastAsia" w:ascii="Times New Roman" w:hAnsi="Times New Roman" w:eastAsia="FangSong" w:cs="Times New Roman"/>
-        </w:rPr>
-        <w:t>交叉产物</w:t>
-      </w:r>
-      <w:r>
-        <w:rPr>
-          <w:rFonts w:hint="eastAsia" w:ascii="Times New Roman" w:hAnsi="Times New Roman" w:eastAsia="Times New Roman" w:cs="Times New Roman"/>
-        </w:rPr>
-        <w:t>）→</w:t>
-      </w:r>
-      <w:r>
-        <w:rPr>
-          <w:rFonts w:ascii="Times New Roman" w:hAnsi="Times New Roman" w:eastAsia="Times New Roman" w:cs="Times New Roman"/>
-        </w:rPr>
-        <w:t xml:space="preserve"> </w:t>
-      </w:r>
-      <w:r>
-        <w:rPr>
-          <w:rFonts w:hint="eastAsia" w:ascii="Times New Roman" w:hAnsi="Times New Roman" w:eastAsia="FangSong" w:cs="Times New Roman"/>
-        </w:rPr>
-        <w:t>提示有碳正离子中间体</w:t>
-      </w:r>
-      <w:r>
-        <w:rPr>
-          <w:rFonts w:hint="eastAsia" w:ascii="Times New Roman" w:hAnsi="Times New Roman" w:eastAsia="Times New Roman" w:cs="Times New Roman"/>
-        </w:rPr>
-        <w:t>。</w:t>
-      </w:r>
-      <w:r>
-        <w:rPr>
-          <w:rFonts w:ascii="Times New Roman" w:hAnsi="Times New Roman" w:eastAsia="Times New Roman" w:cs="Times New Roman"/>
-        </w:rPr>
-        <w:t xml:space="preserve"> </w:t>
-      </w:r>
-      <w:r>
-        <w:rPr>
-          <w:rFonts w:hint="eastAsia" w:ascii="Times New Roman" w:hAnsi="Times New Roman" w:eastAsia="FangSong" w:cs="Times New Roman"/>
-          <w:b/>
-          <w:bCs/>
-        </w:rPr>
-        <w:t xml:space="preserve">安全判断</w:t>
-      </w:r>
-      <w:r>
-        <w:rPr>
-          <w:rFonts w:hint="eastAsia" w:ascii="Times New Roman" w:hAnsi="Times New Roman" w:eastAsia="Times New Roman" w:cs="Times New Roman"/>
-        </w:rPr>
-        <w:t>：</w:t>
-      </w:r>
-      <w:r>
-        <w:rPr>
-          <w:rFonts w:hint="eastAsia" w:ascii="Times New Roman" w:hAnsi="Times New Roman" w:eastAsia="FangSong" w:cs="Times New Roman"/>
-        </w:rPr>
-        <w:t>对于</w:t>
-      </w:r>
-      <w:r>
-        <w:rPr>
-          <w:rFonts w:ascii="Times New Roman" w:hAnsi="Times New Roman" w:eastAsia="Times New Roman" w:cs="Times New Roman"/>
-        </w:rPr>
-        <w:t xml:space="preserve"> 3° </w:t>
-      </w:r>
-      <w:r>
-        <w:rPr>
-          <w:rFonts w:hint="eastAsia" w:ascii="Times New Roman" w:hAnsi="Times New Roman" w:eastAsia="FangSong" w:cs="Times New Roman"/>
-        </w:rPr>
-        <w:t xml:space="preserve">底物倾向</w:t>
-      </w:r>
-      <w:r>
-        <w:rPr>
-          <w:rFonts w:ascii="Times New Roman" w:hAnsi="Times New Roman" w:eastAsia="Times New Roman" w:cs="Times New Roman"/>
-        </w:rPr>
-        <w:t xml:space="preserve"> </w:t>
-      </w:r>
-      <w:r>
-        <w:rPr>
-          <w:rFonts w:hint="eastAsia" w:ascii="Times New Roman" w:hAnsi="Times New Roman" w:eastAsia="Times New Roman" w:cs="Times New Roman"/>
-        </w:rPr>
-        <w:t xml:space="preserve">SN1，1°</w:t>
-      </w:r>
-      <w:r>
-        <w:rPr>
-          <w:rFonts w:ascii="Times New Roman" w:hAnsi="Times New Roman" w:eastAsia="Times New Roman" w:cs="Times New Roman"/>
-        </w:rPr>
-        <w:t xml:space="preserve"> </w:t>
-      </w:r>
-      <w:r>
-        <w:rPr>
-          <w:rFonts w:hint="eastAsia" w:ascii="Times New Roman" w:hAnsi="Times New Roman" w:eastAsia="FangSong" w:cs="Times New Roman"/>
-        </w:rPr>
-        <w:t xml:space="preserve">底物倾向</w:t>
-      </w:r>
-      <w:r>
-        <w:rPr>
-          <w:rFonts w:ascii="Times New Roman" w:hAnsi="Times New Roman" w:eastAsia="Times New Roman" w:cs="Times New Roman"/>
-        </w:rPr>
-        <w:t xml:space="preserve"> </w:t>
-      </w:r>
-      <w:r>
-        <w:rPr>
-          <w:rFonts w:hint="eastAsia" w:ascii="Times New Roman" w:hAnsi="Times New Roman" w:eastAsia="Times New Roman" w:cs="Times New Roman"/>
-        </w:rPr>
-        <w:t>SN2，</w:t>
-      </w:r>
-      <w:r>
-        <w:rPr>
-          <w:rFonts w:hint="eastAsia" w:ascii="Times New Roman" w:hAnsi="Times New Roman" w:eastAsia="FangSong" w:cs="Times New Roman"/>
-        </w:rPr>
-        <w:t>若确实有碳正离子中间体</w:t>
-      </w:r>
-      <w:r>
-        <w:rPr>
-          <w:rFonts w:hint="eastAsia" w:ascii="Times New Roman" w:hAnsi="Times New Roman" w:eastAsia="Times New Roman" w:cs="Times New Roman"/>
-        </w:rPr>
-        <w:t>，</w:t>
-      </w:r>
-      <w:r>
-        <w:rPr>
-          <w:rFonts w:hint="eastAsia" w:ascii="Times New Roman" w:hAnsi="Times New Roman" w:eastAsia="FangSong" w:cs="Times New Roman"/>
-        </w:rPr>
-        <w:t>可能出现交叉偶联产物</w:t>
+        <w:t>3°（</w:t>
+      </w:r>
+      <w:r>
+        <w:rPr>
+          <w:rFonts w:hint="eastAsia" w:ascii="Times New Roman" w:hAnsi="Times New Roman" w:eastAsia="FangSong" w:cs="Times New Roman"/>
+        </w:rPr>
+        <w:t>最稳定的烷基正离子</w:t>
+      </w:r>
+      <w:r>
+        <w:rPr>
+          <w:rFonts w:hint="eastAsia" w:ascii="Times New Roman" w:hAnsi="Times New Roman" w:eastAsia="Times New Roman" w:cs="Times New Roman"/>
+        </w:rPr>
+        <w:t>），</w:t>
+      </w:r>
+      <w:r>
+        <w:rPr>
+          <w:rFonts w:hint="eastAsia" w:ascii="Times New Roman" w:hAnsi="Times New Roman" w:eastAsia="FangSong" w:cs="Times New Roman"/>
+        </w:rPr>
+        <w:t>没有更稳定的可迁移方向</w:t>
+      </w:r>
+      <w:r>
+        <w:rPr>
+          <w:rFonts w:ascii="Times New Roman" w:hAnsi="Times New Roman" w:eastAsia="Times New Roman" w:cs="Times New Roman"/>
+        </w:rPr>
+        <w:t xml:space="preserve"> → </w:t>
+      </w:r>
+      <w:r>
+        <w:rPr>
+          <w:rFonts w:hint="eastAsia" w:ascii="Times New Roman" w:hAnsi="Times New Roman" w:eastAsia="FangSong" w:cs="Times New Roman"/>
+        </w:rPr>
+        <w:t xml:space="preserve">直接捕获</w:t>
+      </w:r>
+      <w:r>
+        <w:rPr>
+          <w:rFonts w:ascii="Times New Roman" w:hAnsi="Times New Roman" w:eastAsia="Times New Roman" w:cs="Times New Roman"/>
+        </w:rPr>
+        <w:t xml:space="preserve"> → </w:t>
+      </w:r>
+      <w:r>
+        <w:rPr>
+          <w:rFonts w:hint="eastAsia" w:ascii="Times New Roman" w:hAnsi="Times New Roman" w:eastAsia="FangSong" w:cs="Times New Roman"/>
+        </w:rPr>
+        <w:t>叔丁醇</w:t>
       </w:r>
       <w:r>
         <w:rPr>
@@ -37703,7 +36908,7 @@
       <w:pPr>
         <w:numPr>
           <w:ilvl w:val="0"/>
-          <w:numId w:val="1033"/>
+          <w:numId w:val="1034"/>
         </w:numPr>
       </w:pPr>
       <w:r>
@@ -37712,7 +36917,179 @@
           <w:b/>
           <w:bCs/>
         </w:rPr>
-        <w:t xml:space="preserve">逆推</w:t>
+        <w:t xml:space="preserve">交叉实验方案</w:t>
+      </w:r>
+      <w:r>
+        <w:rPr>
+          <w:rFonts w:hint="eastAsia" w:ascii="Times New Roman" w:hAnsi="Times New Roman" w:eastAsia="Times New Roman" w:cs="Times New Roman"/>
+        </w:rPr>
+        <w:t xml:space="preserve">：</w:t>
+      </w:r>
+      <w:r>
+        <w:rPr>
+          <w:rFonts w:ascii="Times New Roman" w:hAnsi="Times New Roman" w:eastAsia="Times New Roman" w:cs="Times New Roman"/>
+        </w:rPr>
+        <w:t xml:space="preserve"> </w:t>
+      </w:r>
+      <w:r>
+        <w:rPr>
+          <w:rFonts w:hint="eastAsia" w:ascii="Times New Roman" w:hAnsi="Times New Roman" w:eastAsia="FangSong" w:cs="Times New Roman"/>
+          <w:b/>
+          <w:bCs/>
+        </w:rPr>
+        <w:t xml:space="preserve">原理</w:t>
+      </w:r>
+      <w:r>
+        <w:rPr>
+          <w:rFonts w:hint="eastAsia" w:ascii="Times New Roman" w:hAnsi="Times New Roman" w:eastAsia="Times New Roman" w:cs="Times New Roman"/>
+        </w:rPr>
+        <w:t xml:space="preserve">：SN2</w:t>
+      </w:r>
+      <w:r>
+        <w:rPr>
+          <w:rFonts w:ascii="Times New Roman" w:hAnsi="Times New Roman" w:eastAsia="Times New Roman" w:cs="Times New Roman"/>
+        </w:rPr>
+        <w:t xml:space="preserve"> </w:t>
+      </w:r>
+      <w:r>
+        <w:rPr>
+          <w:rFonts w:hint="eastAsia" w:ascii="Times New Roman" w:hAnsi="Times New Roman" w:eastAsia="FangSong" w:cs="Times New Roman"/>
+        </w:rPr>
+        <w:t>是协同的</w:t>
+      </w:r>
+      <w:r>
+        <w:rPr>
+          <w:rFonts w:hint="eastAsia" w:ascii="Times New Roman" w:hAnsi="Times New Roman" w:eastAsia="Times New Roman" w:cs="Times New Roman"/>
+        </w:rPr>
+        <w:t>，</w:t>
+      </w:r>
+      <w:r>
+        <w:rPr>
+          <w:rFonts w:hint="eastAsia" w:ascii="Times New Roman" w:hAnsi="Times New Roman" w:eastAsia="FangSong" w:cs="Times New Roman"/>
+        </w:rPr>
+        <w:t>若用两种不同的底物</w:t>
+      </w:r>
+      <w:r>
+        <w:rPr>
+          <w:rFonts w:hint="eastAsia" w:ascii="Times New Roman" w:hAnsi="Times New Roman" w:eastAsia="Times New Roman" w:cs="Times New Roman"/>
+        </w:rPr>
+        <w:t>（</w:t>
+      </w:r>
+      <w:r>
+        <w:rPr>
+          <w:rFonts w:hint="eastAsia" w:ascii="Times New Roman" w:hAnsi="Times New Roman" w:eastAsia="FangSong" w:cs="Times New Roman"/>
+        </w:rPr>
+        <w:t>如</w:t>
+      </w:r>
+      <w:r>
+        <w:rPr>
+          <w:rFonts w:ascii="Times New Roman" w:hAnsi="Times New Roman" w:eastAsia="Times New Roman" w:cs="Times New Roman"/>
+        </w:rPr>
+        <w:t xml:space="preserve"> R-X </w:t>
+      </w:r>
+      <w:r>
+        <w:rPr>
+          <w:rFonts w:hint="eastAsia" w:ascii="Times New Roman" w:hAnsi="Times New Roman" w:eastAsia="FangSong" w:cs="Times New Roman"/>
+        </w:rPr>
+        <w:t xml:space="preserve">和</w:t>
+      </w:r>
+      <w:r>
+        <w:rPr>
+          <w:rFonts w:ascii="Times New Roman" w:hAnsi="Times New Roman" w:eastAsia="Times New Roman" w:cs="Times New Roman"/>
+        </w:rPr>
+        <w:t xml:space="preserve"> </w:t>
+      </w:r>
+      <w:r>
+        <w:rPr>
+          <w:rFonts w:hint="eastAsia" w:ascii="Times New Roman" w:hAnsi="Times New Roman" w:eastAsia="Times New Roman" w:cs="Times New Roman"/>
+        </w:rPr>
+        <w:t>R’-X）</w:t>
+      </w:r>
+      <w:r>
+        <w:rPr>
+          <w:rFonts w:hint="eastAsia" w:ascii="Times New Roman" w:hAnsi="Times New Roman" w:eastAsia="FangSong" w:cs="Times New Roman"/>
+        </w:rPr>
+        <w:t>进行反应</w:t>
+      </w:r>
+      <w:r>
+        <w:rPr>
+          <w:rFonts w:hint="eastAsia" w:ascii="Times New Roman" w:hAnsi="Times New Roman" w:eastAsia="Times New Roman" w:cs="Times New Roman"/>
+        </w:rPr>
+        <w:t>，</w:t>
+      </w:r>
+      <w:r>
+        <w:rPr>
+          <w:rFonts w:hint="eastAsia" w:ascii="Times New Roman" w:hAnsi="Times New Roman" w:eastAsia="FangSong" w:cs="Times New Roman"/>
+        </w:rPr>
+        <w:t>不会发生</w:t>
+      </w:r>
+      <w:r>
+        <w:rPr>
+          <w:rFonts w:hint="eastAsia" w:ascii="Times New Roman" w:hAnsi="Times New Roman" w:eastAsia="Times New Roman" w:cs="Times New Roman"/>
+        </w:rPr>
+        <w:t>”</w:t>
+      </w:r>
+      <w:r>
+        <w:rPr>
+          <w:rFonts w:hint="eastAsia" w:ascii="Times New Roman" w:hAnsi="Times New Roman" w:eastAsia="FangSong" w:cs="Times New Roman"/>
+        </w:rPr>
+        <w:t>交叉产物</w:t>
+      </w:r>
+      <w:r>
+        <w:rPr>
+          <w:rFonts w:hint="eastAsia" w:ascii="Times New Roman" w:hAnsi="Times New Roman" w:eastAsia="Times New Roman" w:cs="Times New Roman"/>
+        </w:rPr>
+        <w:t>”（R-R’）。</w:t>
+      </w:r>
+      <w:r>
+        <w:rPr>
+          <w:rFonts w:hint="eastAsia" w:ascii="Times New Roman" w:hAnsi="Times New Roman" w:eastAsia="FangSong" w:cs="Times New Roman"/>
+        </w:rPr>
+        <w:t>若反应经过碳正离子中间体</w:t>
+      </w:r>
+      <w:r>
+        <w:rPr>
+          <w:rFonts w:hint="eastAsia" w:ascii="Times New Roman" w:hAnsi="Times New Roman" w:eastAsia="Times New Roman" w:cs="Times New Roman"/>
+        </w:rPr>
+        <w:t>（SN1），</w:t>
+      </w:r>
+      <w:r>
+        <w:rPr>
+          <w:rFonts w:hint="eastAsia" w:ascii="Times New Roman" w:hAnsi="Times New Roman" w:eastAsia="FangSong" w:cs="Times New Roman"/>
+        </w:rPr>
+        <w:t>则游离的碳正离子可以与另一底物的离去基结合</w:t>
+      </w:r>
+      <w:r>
+        <w:rPr>
+          <w:rFonts w:ascii="Times New Roman" w:hAnsi="Times New Roman" w:eastAsia="Times New Roman" w:cs="Times New Roman"/>
+        </w:rPr>
+        <w:t xml:space="preserve"> → </w:t>
+      </w:r>
+      <w:r>
+        <w:rPr>
+          <w:rFonts w:hint="eastAsia" w:ascii="Times New Roman" w:hAnsi="Times New Roman" w:eastAsia="FangSong" w:cs="Times New Roman"/>
+        </w:rPr>
+        <w:t>产生交叉产物</w:t>
+      </w:r>
+      <w:r>
+        <w:rPr>
+          <w:rFonts w:hint="eastAsia" w:ascii="Times New Roman" w:hAnsi="Times New Roman" w:eastAsia="Times New Roman" w:cs="Times New Roman"/>
+        </w:rPr>
+        <w:t>。</w:t>
+      </w:r>
+      <w:r>
+        <w:rPr>
+          <w:rFonts w:ascii="Times New Roman" w:hAnsi="Times New Roman" w:eastAsia="Times New Roman" w:cs="Times New Roman"/>
+        </w:rPr>
+        <w:t xml:space="preserve"> </w:t>
+      </w:r>
+      <w:r>
+        <w:rPr>
+          <w:rFonts w:hint="eastAsia" w:ascii="Times New Roman" w:hAnsi="Times New Roman" w:eastAsia="FangSong" w:cs="Times New Roman"/>
+          <w:b/>
+          <w:bCs/>
+        </w:rPr>
+        <w:t xml:space="preserve">具体设计</w:t>
       </w:r>
       <w:r>
         <w:rPr>
@@ -37731,41 +37108,47 @@
       </w:pPr>
       <w:r>
         <w:rPr>
-          <w:rFonts w:hint="eastAsia" w:ascii="Times New Roman" w:hAnsi="Times New Roman" w:eastAsia="Times New Roman" w:cs="Times New Roman"/>
-        </w:rPr>
-        <w:t>C（C</w:t>
+          <w:rFonts w:hint="eastAsia" w:ascii="Times New Roman" w:hAnsi="Times New Roman" w:eastAsia="FangSong" w:cs="Times New Roman"/>
+        </w:rPr>
+        <w:t xml:space="preserve">配制等摩尔量的</w:t>
+      </w:r>
+      <w:r>
+        <w:rPr>
+          <w:rFonts w:ascii="Times New Roman" w:hAnsi="Times New Roman" w:eastAsia="Times New Roman" w:cs="Times New Roman"/>
+        </w:rPr>
+        <w:t xml:space="preserve"> </w:t>
+      </w:r>
+      <w:r>
+        <w:rPr>
+          <w:rFonts w:hint="eastAsia" w:ascii="Times New Roman" w:hAnsi="Times New Roman" w:eastAsia="Times New Roman" w:cs="Times New Roman"/>
+        </w:rPr>
+        <w:t>(CH</w:t>
       </w:r>
       <w:r>
         <w:rPr>
           <w:rFonts w:hint="eastAsia" w:ascii="Times New Roman" w:hAnsi="Times New Roman" w:eastAsia="Times New Roman" w:cs="Times New Roman"/>
           <w:vertAlign w:val="subscript"/>
         </w:rPr>
-        <w:t>6</w:t>
-      </w:r>
-      <w:r>
-        <w:rPr>
-          <w:rFonts w:hint="eastAsia" w:ascii="Times New Roman" w:hAnsi="Times New Roman" w:eastAsia="Times New Roman" w:cs="Times New Roman"/>
-        </w:rPr>
-        <w:t>H</w:t>
+        <w:t>3</w:t>
+      </w:r>
+      <w:r>
+        <w:rPr>
+          <w:rFonts w:hint="eastAsia" w:ascii="Times New Roman" w:hAnsi="Times New Roman" w:eastAsia="Times New Roman" w:cs="Times New Roman"/>
+        </w:rPr>
+        <w:t>)</w:t>
       </w:r>
       <w:r>
         <w:rPr>
           <w:rFonts w:hint="eastAsia" w:ascii="Times New Roman" w:hAnsi="Times New Roman" w:eastAsia="Times New Roman" w:cs="Times New Roman"/>
           <w:vertAlign w:val="subscript"/>
         </w:rPr>
-        <w:t>12</w:t>
-      </w:r>
-      <w:r>
-        <w:rPr>
-          <w:rFonts w:hint="eastAsia" w:ascii="Times New Roman" w:hAnsi="Times New Roman" w:eastAsia="Times New Roman" w:cs="Times New Roman"/>
-        </w:rPr>
-        <w:t>）</w:t>
-      </w:r>
-      <w:r>
-        <w:rPr>
-          <w:rFonts w:hint="eastAsia" w:ascii="Times New Roman" w:hAnsi="Times New Roman" w:eastAsia="FangSong" w:cs="Times New Roman"/>
-        </w:rPr>
-        <w:t>臭氧化得</w:t>
+        <w:t>3</w:t>
+      </w:r>
+      <w:r>
+        <w:rPr>
+          <w:rFonts w:hint="eastAsia" w:ascii="Times New Roman" w:hAnsi="Times New Roman" w:eastAsia="Times New Roman" w:cs="Times New Roman"/>
+        </w:rPr>
+        <w:t>CCl（3°）+</w:t>
       </w:r>
       <w:r>
         <w:rPr>
@@ -37790,30 +37173,6 @@
         <w:rPr>
           <w:rFonts w:hint="eastAsia" w:ascii="Times New Roman" w:hAnsi="Times New Roman" w:eastAsia="Times New Roman" w:cs="Times New Roman"/>
         </w:rPr>
-        <w:t>CHO（</w:t>
-      </w:r>
-      <w:r>
-        <w:rPr>
-          <w:rFonts w:hint="eastAsia" w:ascii="Times New Roman" w:hAnsi="Times New Roman" w:eastAsia="FangSong" w:cs="Times New Roman"/>
-        </w:rPr>
-        <w:t>乙醛</w:t>
-      </w:r>
-      <w:r>
-        <w:rPr>
-          <w:rFonts w:hint="eastAsia" w:ascii="Times New Roman" w:hAnsi="Times New Roman" w:eastAsia="Times New Roman" w:cs="Times New Roman"/>
-        </w:rPr>
-        <w:t>）+</w:t>
-      </w:r>
-      <w:r>
-        <w:rPr>
-          <w:rFonts w:ascii="Times New Roman" w:hAnsi="Times New Roman" w:eastAsia="Times New Roman" w:cs="Times New Roman"/>
-        </w:rPr>
-        <w:t xml:space="preserve"> </w:t>
-      </w:r>
-      <w:r>
-        <w:rPr>
-          <w:rFonts w:hint="eastAsia" w:ascii="Times New Roman" w:hAnsi="Times New Roman" w:eastAsia="Times New Roman" w:cs="Times New Roman"/>
-        </w:rPr>
         <w:t>CH</w:t>
       </w:r>
       <w:r>
@@ -37821,13 +37180,13 @@
           <w:rFonts w:hint="eastAsia" w:ascii="Times New Roman" w:hAnsi="Times New Roman" w:eastAsia="Times New Roman" w:cs="Times New Roman"/>
           <w:vertAlign w:val="subscript"/>
         </w:rPr>
-        <w:t>3</w:t>
-      </w:r>
-      <w:r>
-        <w:rPr>
-          <w:rFonts w:hint="eastAsia" w:ascii="Times New Roman" w:hAnsi="Times New Roman" w:eastAsia="Times New Roman" w:cs="Times New Roman"/>
-        </w:rPr>
-        <w:t>COCH</w:t>
+        <w:t>2</w:t>
+      </w:r>
+      <w:r>
+        <w:rPr>
+          <w:rFonts w:hint="eastAsia" w:ascii="Times New Roman" w:hAnsi="Times New Roman" w:eastAsia="Times New Roman" w:cs="Times New Roman"/>
+        </w:rPr>
+        <w:t>CH</w:t>
       </w:r>
       <w:r>
         <w:rPr>
@@ -37840,152 +37199,13 @@
         <w:rPr>
           <w:rFonts w:hint="eastAsia" w:ascii="Times New Roman" w:hAnsi="Times New Roman" w:eastAsia="Times New Roman" w:cs="Times New Roman"/>
         </w:rPr>
-        <w:t>CH</w:t>
-      </w:r>
-      <w:r>
-        <w:rPr>
-          <w:rFonts w:hint="eastAsia" w:ascii="Times New Roman" w:hAnsi="Times New Roman" w:eastAsia="Times New Roman" w:cs="Times New Roman"/>
-          <w:vertAlign w:val="subscript"/>
-        </w:rPr>
-        <w:t>3</w:t>
-      </w:r>
-      <w:r>
-        <w:rPr>
-          <w:rFonts w:hint="eastAsia" w:ascii="Times New Roman" w:hAnsi="Times New Roman" w:eastAsia="Times New Roman" w:cs="Times New Roman"/>
-        </w:rPr>
-        <w:t>（2-</w:t>
-      </w:r>
-      <w:r>
-        <w:rPr>
-          <w:rFonts w:hint="eastAsia" w:ascii="Times New Roman" w:hAnsi="Times New Roman" w:eastAsia="FangSong" w:cs="Times New Roman"/>
-        </w:rPr>
-        <w:t>戊酮</w:t>
-      </w:r>
-      <w:r>
-        <w:rPr>
-          <w:rFonts w:hint="eastAsia" w:ascii="Times New Roman" w:hAnsi="Times New Roman" w:eastAsia="Times New Roman" w:cs="Times New Roman"/>
-        </w:rPr>
-        <w:t>）→</w:t>
-      </w:r>
-      <w:r>
-        <w:rPr>
-          <w:rFonts w:ascii="Times New Roman" w:hAnsi="Times New Roman" w:eastAsia="Times New Roman" w:cs="Times New Roman"/>
-        </w:rPr>
-        <w:t xml:space="preserve"> </w:t>
-      </w:r>
-      <w:r>
-        <w:rPr>
-          <w:rFonts w:hint="eastAsia" w:ascii="Times New Roman" w:hAnsi="Times New Roman" w:eastAsia="FangSong" w:cs="Times New Roman"/>
-        </w:rPr>
-        <w:t xml:space="preserve">说明</w:t>
-      </w:r>
-      <w:r>
-        <w:rPr>
-          <w:rFonts w:ascii="Times New Roman" w:hAnsi="Times New Roman" w:eastAsia="Times New Roman" w:cs="Times New Roman"/>
-        </w:rPr>
-        <w:t xml:space="preserve"> C </w:t>
-      </w:r>
-      <w:r>
-        <w:rPr>
-          <w:rFonts w:hint="eastAsia" w:ascii="Times New Roman" w:hAnsi="Times New Roman" w:eastAsia="FangSong" w:cs="Times New Roman"/>
-        </w:rPr>
-        <w:t xml:space="preserve">的结构为</w:t>
-      </w:r>
-      <w:r>
-        <w:rPr>
-          <w:rFonts w:ascii="Times New Roman" w:hAnsi="Times New Roman" w:eastAsia="Times New Roman" w:cs="Times New Roman"/>
-        </w:rPr>
-        <w:t xml:space="preserve"> </w:t>
-      </w:r>
-      <w:r>
-        <w:rPr>
-          <w:rFonts w:hint="eastAsia" w:ascii="Times New Roman" w:hAnsi="Times New Roman" w:eastAsia="Times New Roman" w:cs="Times New Roman"/>
-          <w:b/>
-          <w:bCs/>
-        </w:rPr>
-        <w:t>3-</w:t>
-      </w:r>
-      <w:r>
-        <w:rPr>
-          <w:rFonts w:hint="eastAsia" w:ascii="Times New Roman" w:hAnsi="Times New Roman" w:eastAsia="FangSong" w:cs="Times New Roman"/>
-          <w:b/>
-          <w:bCs/>
-        </w:rPr>
-        <w:t>甲基</w:t>
-      </w:r>
-      <w:r>
-        <w:rPr>
-          <w:rFonts w:hint="eastAsia" w:ascii="Times New Roman" w:hAnsi="Times New Roman" w:eastAsia="Times New Roman" w:cs="Times New Roman"/>
-          <w:b/>
-          <w:bCs/>
-        </w:rPr>
-        <w:t>-2-</w:t>
-      </w:r>
-      <w:r>
-        <w:rPr>
-          <w:rFonts w:hint="eastAsia" w:ascii="Times New Roman" w:hAnsi="Times New Roman" w:eastAsia="FangSong" w:cs="Times New Roman"/>
-          <w:b/>
-          <w:bCs/>
-        </w:rPr>
-        <w:t>戊烯</w:t>
-      </w:r>
-      <w:r>
-        <w:rPr>
-          <w:rFonts w:hint="eastAsia" w:ascii="Times New Roman" w:hAnsi="Times New Roman" w:eastAsia="Times New Roman" w:cs="Times New Roman"/>
-        </w:rPr>
-        <w:t>（CH</w:t>
-      </w:r>
-      <w:r>
-        <w:rPr>
-          <w:rFonts w:hint="eastAsia" w:ascii="Times New Roman" w:hAnsi="Times New Roman" w:eastAsia="Times New Roman" w:cs="Times New Roman"/>
-          <w:vertAlign w:val="subscript"/>
-        </w:rPr>
-        <w:t>3</w:t>
-      </w:r>
-      <w:r>
-        <w:rPr>
-          <w:rFonts w:hint="eastAsia" w:ascii="Times New Roman" w:hAnsi="Times New Roman" w:eastAsia="Times New Roman" w:cs="Times New Roman"/>
-        </w:rPr>
-        <w:t>CH=C(CH</w:t>
-      </w:r>
-      <w:r>
-        <w:rPr>
-          <w:rFonts w:hint="eastAsia" w:ascii="Times New Roman" w:hAnsi="Times New Roman" w:eastAsia="Times New Roman" w:cs="Times New Roman"/>
-          <w:vertAlign w:val="subscript"/>
-        </w:rPr>
-        <w:t>3</w:t>
-      </w:r>
-      <w:r>
-        <w:rPr>
-          <w:rFonts w:hint="eastAsia" w:ascii="Times New Roman" w:hAnsi="Times New Roman" w:eastAsia="Times New Roman" w:cs="Times New Roman"/>
-        </w:rPr>
-        <w:t>)CH</w:t>
-      </w:r>
-      <w:r>
-        <w:rPr>
-          <w:rFonts w:hint="eastAsia" w:ascii="Times New Roman" w:hAnsi="Times New Roman" w:eastAsia="Times New Roman" w:cs="Times New Roman"/>
-          <w:vertAlign w:val="subscript"/>
-        </w:rPr>
-        <w:t>2</w:t>
-      </w:r>
-      <w:r>
-        <w:rPr>
-          <w:rFonts w:hint="eastAsia" w:ascii="Times New Roman" w:hAnsi="Times New Roman" w:eastAsia="Times New Roman" w:cs="Times New Roman"/>
-        </w:rPr>
-        <w:t>CH</w:t>
-      </w:r>
-      <w:r>
-        <w:rPr>
-          <w:rFonts w:hint="eastAsia" w:ascii="Times New Roman" w:hAnsi="Times New Roman" w:eastAsia="Times New Roman" w:cs="Times New Roman"/>
-          <w:vertAlign w:val="subscript"/>
-        </w:rPr>
-        <w:t>3</w:t>
-      </w:r>
-      <w:r>
-        <w:rPr>
-          <w:rFonts w:hint="eastAsia" w:ascii="Times New Roman" w:hAnsi="Times New Roman" w:eastAsia="Times New Roman" w:cs="Times New Roman"/>
-        </w:rPr>
-        <w:t>）</w:t>
+        <w:t>Cl（1°）</w:t>
+      </w:r>
+      <w:r>
+        <w:rPr>
+          <w:rFonts w:hint="eastAsia" w:ascii="Times New Roman" w:hAnsi="Times New Roman" w:eastAsia="FangSong" w:cs="Times New Roman"/>
+        </w:rPr>
+        <w:t>的混合溶液</w:t>
       </w:r>
     </w:p>
     <w:p>
@@ -37998,39 +37218,9 @@
       </w:pPr>
       <w:r>
         <w:rPr>
-          <w:rFonts w:hint="eastAsia" w:ascii="Times New Roman" w:hAnsi="Times New Roman" w:eastAsia="Times New Roman" w:cs="Times New Roman"/>
-        </w:rPr>
-        <w:t xml:space="preserve">B→C（+KOH/EtOH,</w:t>
-      </w:r>
-      <w:r>
-        <w:rPr>
-          <w:rFonts w:ascii="Times New Roman" w:hAnsi="Times New Roman" w:eastAsia="Times New Roman" w:cs="Times New Roman"/>
-        </w:rPr>
-        <w:t xml:space="preserve"> Δ → </w:t>
-      </w:r>
-      <w:r>
-        <w:rPr>
-          <w:rFonts w:hint="eastAsia" w:ascii="Times New Roman" w:hAnsi="Times New Roman" w:eastAsia="FangSong" w:cs="Times New Roman"/>
-        </w:rPr>
-        <w:t>消除</w:t>
-      </w:r>
-      <w:r>
-        <w:rPr>
-          <w:rFonts w:hint="eastAsia" w:ascii="Times New Roman" w:hAnsi="Times New Roman" w:eastAsia="Times New Roman" w:cs="Times New Roman"/>
-        </w:rPr>
-        <w:t>）→</w:t>
-      </w:r>
-      <w:r>
-        <w:rPr>
-          <w:rFonts w:ascii="Times New Roman" w:hAnsi="Times New Roman" w:eastAsia="Times New Roman" w:cs="Times New Roman"/>
-        </w:rPr>
-        <w:t xml:space="preserve"> B </w:t>
-      </w:r>
-      <w:r>
-        <w:rPr>
-          <w:rFonts w:hint="eastAsia" w:ascii="Times New Roman" w:hAnsi="Times New Roman" w:eastAsia="FangSong" w:cs="Times New Roman"/>
-        </w:rPr>
-        <w:t xml:space="preserve">为</w:t>
+          <w:rFonts w:hint="eastAsia" w:ascii="Times New Roman" w:hAnsi="Times New Roman" w:eastAsia="FangSong" w:cs="Times New Roman"/>
+        </w:rPr>
+        <w:t xml:space="preserve">加入</w:t>
       </w:r>
       <w:r>
         <w:rPr>
@@ -38041,105 +37231,20 @@
       <w:r>
         <w:rPr>
           <w:rFonts w:hint="eastAsia" w:ascii="Times New Roman" w:hAnsi="Times New Roman" w:eastAsia="Times New Roman" w:cs="Times New Roman"/>
-          <w:b/>
-          <w:bCs/>
-        </w:rPr>
-        <w:t>3-</w:t>
-      </w:r>
-      <w:r>
-        <w:rPr>
-          <w:rFonts w:hint="eastAsia" w:ascii="Times New Roman" w:hAnsi="Times New Roman" w:eastAsia="FangSong" w:cs="Times New Roman"/>
-          <w:b/>
-          <w:bCs/>
-        </w:rPr>
-        <w:t>溴</w:t>
-      </w:r>
-      <w:r>
-        <w:rPr>
-          <w:rFonts w:hint="eastAsia" w:ascii="Times New Roman" w:hAnsi="Times New Roman" w:eastAsia="Times New Roman" w:cs="Times New Roman"/>
-          <w:b/>
-          <w:bCs/>
-        </w:rPr>
-        <w:t>-3-</w:t>
-      </w:r>
-      <w:r>
-        <w:rPr>
-          <w:rFonts w:hint="eastAsia" w:ascii="Times New Roman" w:hAnsi="Times New Roman" w:eastAsia="FangSong" w:cs="Times New Roman"/>
-          <w:b/>
-          <w:bCs/>
-        </w:rPr>
-        <w:t>甲基戊烷</w:t>
-      </w:r>
-      <w:r>
-        <w:rPr>
-          <w:rFonts w:hint="eastAsia" w:ascii="Times New Roman" w:hAnsi="Times New Roman" w:eastAsia="Times New Roman" w:cs="Times New Roman"/>
-        </w:rPr>
-        <w:t>（CH</w:t>
-      </w:r>
-      <w:r>
-        <w:rPr>
-          <w:rFonts w:hint="eastAsia" w:ascii="Times New Roman" w:hAnsi="Times New Roman" w:eastAsia="Times New Roman" w:cs="Times New Roman"/>
-          <w:vertAlign w:val="subscript"/>
-        </w:rPr>
-        <w:t>3</w:t>
-      </w:r>
-      <w:r>
-        <w:rPr>
-          <w:rFonts w:hint="eastAsia" w:ascii="Times New Roman" w:hAnsi="Times New Roman" w:eastAsia="Times New Roman" w:cs="Times New Roman"/>
-        </w:rPr>
-        <w:t>CH</w:t>
-      </w:r>
-      <w:r>
-        <w:rPr>
-          <w:rFonts w:hint="eastAsia" w:ascii="Times New Roman" w:hAnsi="Times New Roman" w:eastAsia="Times New Roman" w:cs="Times New Roman"/>
-          <w:vertAlign w:val="subscript"/>
-        </w:rPr>
-        <w:t>2</w:t>
-      </w:r>
-      <w:r>
-        <w:rPr>
-          <w:rFonts w:hint="eastAsia" w:ascii="Times New Roman" w:hAnsi="Times New Roman" w:eastAsia="Times New Roman" w:cs="Times New Roman"/>
-        </w:rPr>
-        <w:t>CBr(CH</w:t>
-      </w:r>
-      <w:r>
-        <w:rPr>
-          <w:rFonts w:hint="eastAsia" w:ascii="Times New Roman" w:hAnsi="Times New Roman" w:eastAsia="Times New Roman" w:cs="Times New Roman"/>
-          <w:vertAlign w:val="subscript"/>
-        </w:rPr>
-        <w:t>3</w:t>
-      </w:r>
-      <w:r>
-        <w:rPr>
-          <w:rFonts w:hint="eastAsia" w:ascii="Times New Roman" w:hAnsi="Times New Roman" w:eastAsia="Times New Roman" w:cs="Times New Roman"/>
-        </w:rPr>
-        <w:t>)CH</w:t>
-      </w:r>
-      <w:r>
-        <w:rPr>
-          <w:rFonts w:hint="eastAsia" w:ascii="Times New Roman" w:hAnsi="Times New Roman" w:eastAsia="Times New Roman" w:cs="Times New Roman"/>
-          <w:vertAlign w:val="subscript"/>
-        </w:rPr>
-        <w:t>2</w:t>
-      </w:r>
-      <w:r>
-        <w:rPr>
-          <w:rFonts w:hint="eastAsia" w:ascii="Times New Roman" w:hAnsi="Times New Roman" w:eastAsia="Times New Roman" w:cs="Times New Roman"/>
-        </w:rPr>
-        <w:t>CH</w:t>
-      </w:r>
-      <w:r>
-        <w:rPr>
-          <w:rFonts w:hint="eastAsia" w:ascii="Times New Roman" w:hAnsi="Times New Roman" w:eastAsia="Times New Roman" w:cs="Times New Roman"/>
-          <w:vertAlign w:val="subscript"/>
-        </w:rPr>
-        <w:t>3</w:t>
-      </w:r>
-      <w:r>
-        <w:rPr>
-          <w:rFonts w:hint="eastAsia" w:ascii="Times New Roman" w:hAnsi="Times New Roman" w:eastAsia="Times New Roman" w:cs="Times New Roman"/>
-        </w:rPr>
-        <w:t>；HBr</w:t>
+        </w:rPr>
+        <w:t>NaI/</w:t>
+      </w:r>
+      <w:r>
+        <w:rPr>
+          <w:rFonts w:hint="eastAsia" w:ascii="Times New Roman" w:hAnsi="Times New Roman" w:eastAsia="FangSong" w:cs="Times New Roman"/>
+        </w:rPr>
+        <w:t>丙酮</w:t>
+      </w:r>
+      <w:r>
+        <w:rPr>
+          <w:rFonts w:hint="eastAsia" w:ascii="Times New Roman" w:hAnsi="Times New Roman" w:eastAsia="Times New Roman" w:cs="Times New Roman"/>
+        </w:rPr>
+        <w:t>（Finkelstein</w:t>
       </w:r>
       <w:r>
         <w:rPr>
@@ -38151,49 +37256,13 @@
         <w:rPr>
           <w:rFonts w:hint="eastAsia" w:ascii="Times New Roman" w:hAnsi="Times New Roman" w:eastAsia="FangSong" w:cs="Times New Roman"/>
         </w:rPr>
-        <w:t>马氏加成</w:t>
-      </w:r>
-      <w:r>
-        <w:rPr>
-          <w:rFonts w:hint="eastAsia" w:ascii="Times New Roman" w:hAnsi="Times New Roman" w:eastAsia="Times New Roman" w:cs="Times New Roman"/>
-        </w:rPr>
-        <w:t>：H</w:t>
-      </w:r>
-      <w:r>
-        <w:rPr>
-          <w:rFonts w:ascii="Times New Roman" w:hAnsi="Times New Roman" w:eastAsia="Times New Roman" w:cs="Times New Roman"/>
-        </w:rPr>
-        <w:t xml:space="preserve"> </w:t>
-      </w:r>
-      <w:r>
-        <w:rPr>
-          <w:rFonts w:hint="eastAsia" w:ascii="Times New Roman" w:hAnsi="Times New Roman" w:eastAsia="FangSong" w:cs="Times New Roman"/>
-        </w:rPr>
-        <w:t xml:space="preserve">加</w:t>
-      </w:r>
-      <w:r>
-        <w:rPr>
-          <w:rFonts w:ascii="Times New Roman" w:hAnsi="Times New Roman" w:eastAsia="Times New Roman" w:cs="Times New Roman"/>
-        </w:rPr>
-        <w:t xml:space="preserve"> C2、Br </w:t>
-      </w:r>
-      <w:r>
-        <w:rPr>
-          <w:rFonts w:hint="eastAsia" w:ascii="Times New Roman" w:hAnsi="Times New Roman" w:eastAsia="FangSong" w:cs="Times New Roman"/>
-        </w:rPr>
-        <w:t xml:space="preserve">加</w:t>
-      </w:r>
-      <w:r>
-        <w:rPr>
-          <w:rFonts w:ascii="Times New Roman" w:hAnsi="Times New Roman" w:eastAsia="Times New Roman" w:cs="Times New Roman"/>
-        </w:rPr>
-        <w:t xml:space="preserve"> </w:t>
-      </w:r>
-      <w:r>
-        <w:rPr>
-          <w:rFonts w:hint="eastAsia" w:ascii="Times New Roman" w:hAnsi="Times New Roman" w:eastAsia="Times New Roman" w:cs="Times New Roman"/>
-        </w:rPr>
-        <w:t xml:space="preserve">C3）</w:t>
+        <w:t>条件</w:t>
+      </w:r>
+      <w:r>
+        <w:rPr>
+          <w:rFonts w:hint="eastAsia" w:ascii="Times New Roman" w:hAnsi="Times New Roman" w:eastAsia="Times New Roman" w:cs="Times New Roman"/>
+        </w:rPr>
+        <w:t>）</w:t>
       </w:r>
     </w:p>
     <w:p>
@@ -38206,6 +37275,860 @@
       </w:pPr>
       <w:r>
         <w:rPr>
+          <w:rFonts w:hint="eastAsia" w:ascii="Times New Roman" w:hAnsi="Times New Roman" w:eastAsia="FangSong" w:cs="Times New Roman"/>
+        </w:rPr>
+        <w:t>观察产物</w:t>
+      </w:r>
+      <w:r>
+        <w:rPr>
+          <w:rFonts w:hint="eastAsia" w:ascii="Times New Roman" w:hAnsi="Times New Roman" w:eastAsia="Times New Roman" w:cs="Times New Roman"/>
+        </w:rPr>
+        <w:t>：</w:t>
+      </w:r>
+      <w:r>
+        <w:rPr>
+          <w:rFonts w:hint="eastAsia" w:ascii="Times New Roman" w:hAnsi="Times New Roman" w:eastAsia="FangSong" w:cs="Times New Roman"/>
+        </w:rPr>
+        <w:t>若无交叉产物</w:t>
+      </w:r>
+      <w:r>
+        <w:rPr>
+          <w:rFonts w:hint="eastAsia" w:ascii="Times New Roman" w:hAnsi="Times New Roman" w:eastAsia="Times New Roman" w:cs="Times New Roman"/>
+        </w:rPr>
+        <w:t>（</w:t>
+      </w:r>
+      <w:r>
+        <w:rPr>
+          <w:rFonts w:hint="eastAsia" w:ascii="Times New Roman" w:hAnsi="Times New Roman" w:eastAsia="FangSong" w:cs="Times New Roman"/>
+        </w:rPr>
+        <w:t>只有</w:t>
+      </w:r>
+      <w:r>
+        <w:rPr>
+          <w:rFonts w:ascii="Times New Roman" w:hAnsi="Times New Roman" w:eastAsia="Times New Roman" w:cs="Times New Roman"/>
+        </w:rPr>
+        <w:t xml:space="preserve"> (CH</w:t>
+      </w:r>
+      <w:r>
+        <w:rPr>
+          <w:rFonts w:ascii="Times New Roman" w:hAnsi="Times New Roman" w:eastAsia="Times New Roman" w:cs="Times New Roman"/>
+          <w:vertAlign w:val="subscript"/>
+        </w:rPr>
+        <w:t>3</w:t>
+      </w:r>
+      <w:r>
+        <w:rPr>
+          <w:rFonts w:ascii="Times New Roman" w:hAnsi="Times New Roman" w:eastAsia="Times New Roman" w:cs="Times New Roman"/>
+        </w:rPr>
+        <w:t>)</w:t>
+      </w:r>
+      <w:r>
+        <w:rPr>
+          <w:rFonts w:ascii="Times New Roman" w:hAnsi="Times New Roman" w:eastAsia="Times New Roman" w:cs="Times New Roman"/>
+          <w:vertAlign w:val="subscript"/>
+        </w:rPr>
+        <w:t>3</w:t>
+      </w:r>
+      <w:r>
+        <w:rPr>
+          <w:rFonts w:ascii="Times New Roman" w:hAnsi="Times New Roman" w:eastAsia="Times New Roman" w:cs="Times New Roman"/>
+        </w:rPr>
+        <w:t xml:space="preserve">CI </w:t>
+      </w:r>
+      <w:r>
+        <w:rPr>
+          <w:rFonts w:hint="eastAsia" w:ascii="Times New Roman" w:hAnsi="Times New Roman" w:eastAsia="FangSong" w:cs="Times New Roman"/>
+        </w:rPr>
+        <w:t xml:space="preserve">和</w:t>
+      </w:r>
+      <w:r>
+        <w:rPr>
+          <w:rFonts w:ascii="Times New Roman" w:hAnsi="Times New Roman" w:eastAsia="Times New Roman" w:cs="Times New Roman"/>
+        </w:rPr>
+        <w:t xml:space="preserve"> </w:t>
+      </w:r>
+      <w:r>
+        <w:rPr>
+          <w:rFonts w:hint="eastAsia" w:ascii="Times New Roman" w:hAnsi="Times New Roman" w:eastAsia="Times New Roman" w:cs="Times New Roman"/>
+        </w:rPr>
+        <w:t>CH</w:t>
+      </w:r>
+      <w:r>
+        <w:rPr>
+          <w:rFonts w:hint="eastAsia" w:ascii="Times New Roman" w:hAnsi="Times New Roman" w:eastAsia="Times New Roman" w:cs="Times New Roman"/>
+          <w:vertAlign w:val="subscript"/>
+        </w:rPr>
+        <w:t>3</w:t>
+      </w:r>
+      <w:r>
+        <w:rPr>
+          <w:rFonts w:hint="eastAsia" w:ascii="Times New Roman" w:hAnsi="Times New Roman" w:eastAsia="Times New Roman" w:cs="Times New Roman"/>
+        </w:rPr>
+        <w:t>CH</w:t>
+      </w:r>
+      <w:r>
+        <w:rPr>
+          <w:rFonts w:hint="eastAsia" w:ascii="Times New Roman" w:hAnsi="Times New Roman" w:eastAsia="Times New Roman" w:cs="Times New Roman"/>
+          <w:vertAlign w:val="subscript"/>
+        </w:rPr>
+        <w:t>2</w:t>
+      </w:r>
+      <w:r>
+        <w:rPr>
+          <w:rFonts w:hint="eastAsia" w:ascii="Times New Roman" w:hAnsi="Times New Roman" w:eastAsia="Times New Roman" w:cs="Times New Roman"/>
+        </w:rPr>
+        <w:t>CH</w:t>
+      </w:r>
+      <w:r>
+        <w:rPr>
+          <w:rFonts w:hint="eastAsia" w:ascii="Times New Roman" w:hAnsi="Times New Roman" w:eastAsia="Times New Roman" w:cs="Times New Roman"/>
+          <w:vertAlign w:val="subscript"/>
+        </w:rPr>
+        <w:t>2</w:t>
+      </w:r>
+      <w:r>
+        <w:rPr>
+          <w:rFonts w:hint="eastAsia" w:ascii="Times New Roman" w:hAnsi="Times New Roman" w:eastAsia="Times New Roman" w:cs="Times New Roman"/>
+        </w:rPr>
+        <w:t>I）→</w:t>
+      </w:r>
+      <w:r>
+        <w:rPr>
+          <w:rFonts w:ascii="Times New Roman" w:hAnsi="Times New Roman" w:eastAsia="Times New Roman" w:cs="Times New Roman"/>
+        </w:rPr>
+        <w:t xml:space="preserve"> SN2 </w:t>
+      </w:r>
+      <w:r>
+        <w:rPr>
+          <w:rFonts w:hint="eastAsia" w:ascii="Times New Roman" w:hAnsi="Times New Roman" w:eastAsia="FangSong" w:cs="Times New Roman"/>
+        </w:rPr>
+        <w:t>各自发生</w:t>
+      </w:r>
+      <w:r>
+        <w:rPr>
+          <w:rFonts w:hint="eastAsia" w:ascii="Times New Roman" w:hAnsi="Times New Roman" w:eastAsia="Times New Roman" w:cs="Times New Roman"/>
+        </w:rPr>
+        <w:t>；</w:t>
+      </w:r>
+      <w:r>
+        <w:rPr>
+          <w:rFonts w:hint="eastAsia" w:ascii="Times New Roman" w:hAnsi="Times New Roman" w:eastAsia="FangSong" w:cs="Times New Roman"/>
+        </w:rPr>
+        <w:t>若有</w:t>
+      </w:r>
+      <w:r>
+        <w:rPr>
+          <w:rFonts w:ascii="Times New Roman" w:hAnsi="Times New Roman" w:eastAsia="Times New Roman" w:cs="Times New Roman"/>
+        </w:rPr>
+        <w:t xml:space="preserve"> </w:t>
+      </w:r>
+      <w:r>
+        <w:rPr>
+          <w:rFonts w:hint="eastAsia" w:ascii="Times New Roman" w:hAnsi="Times New Roman" w:eastAsia="Times New Roman" w:cs="Times New Roman"/>
+        </w:rPr>
+        <w:t>CH</w:t>
+      </w:r>
+      <w:r>
+        <w:rPr>
+          <w:rFonts w:hint="eastAsia" w:ascii="Times New Roman" w:hAnsi="Times New Roman" w:eastAsia="Times New Roman" w:cs="Times New Roman"/>
+          <w:vertAlign w:val="subscript"/>
+        </w:rPr>
+        <w:t>3</w:t>
+      </w:r>
+      <w:r>
+        <w:rPr>
+          <w:rFonts w:hint="eastAsia" w:ascii="Times New Roman" w:hAnsi="Times New Roman" w:eastAsia="Times New Roman" w:cs="Times New Roman"/>
+        </w:rPr>
+        <w:t>CH</w:t>
+      </w:r>
+      <w:r>
+        <w:rPr>
+          <w:rFonts w:hint="eastAsia" w:ascii="Times New Roman" w:hAnsi="Times New Roman" w:eastAsia="Times New Roman" w:cs="Times New Roman"/>
+          <w:vertAlign w:val="subscript"/>
+        </w:rPr>
+        <w:t>2</w:t>
+      </w:r>
+      <w:r>
+        <w:rPr>
+          <w:rFonts w:hint="eastAsia" w:ascii="Times New Roman" w:hAnsi="Times New Roman" w:eastAsia="Times New Roman" w:cs="Times New Roman"/>
+        </w:rPr>
+        <w:t>CH</w:t>
+      </w:r>
+      <w:r>
+        <w:rPr>
+          <w:rFonts w:hint="eastAsia" w:ascii="Times New Roman" w:hAnsi="Times New Roman" w:eastAsia="Times New Roman" w:cs="Times New Roman"/>
+          <w:vertAlign w:val="subscript"/>
+        </w:rPr>
+        <w:t>2</w:t>
+      </w:r>
+      <w:r>
+        <w:rPr>
+          <w:rFonts w:hint="eastAsia" w:ascii="Times New Roman" w:hAnsi="Times New Roman" w:eastAsia="Times New Roman" w:cs="Times New Roman"/>
+        </w:rPr>
+        <w:t>C(CH</w:t>
+      </w:r>
+      <w:r>
+        <w:rPr>
+          <w:rFonts w:hint="eastAsia" w:ascii="Times New Roman" w:hAnsi="Times New Roman" w:eastAsia="Times New Roman" w:cs="Times New Roman"/>
+          <w:vertAlign w:val="subscript"/>
+        </w:rPr>
+        <w:t>3</w:t>
+      </w:r>
+      <w:r>
+        <w:rPr>
+          <w:rFonts w:hint="eastAsia" w:ascii="Times New Roman" w:hAnsi="Times New Roman" w:eastAsia="Times New Roman" w:cs="Times New Roman"/>
+        </w:rPr>
+        <w:t>)</w:t>
+      </w:r>
+      <w:r>
+        <w:rPr>
+          <w:rFonts w:hint="eastAsia" w:ascii="Times New Roman" w:hAnsi="Times New Roman" w:eastAsia="Times New Roman" w:cs="Times New Roman"/>
+          <w:vertAlign w:val="subscript"/>
+        </w:rPr>
+        <w:t>3</w:t>
+      </w:r>
+      <w:r>
+        <w:rPr>
+          <w:rFonts w:hint="eastAsia" w:ascii="Times New Roman" w:hAnsi="Times New Roman" w:eastAsia="Times New Roman" w:cs="Times New Roman"/>
+        </w:rPr>
+        <w:t>（</w:t>
+      </w:r>
+      <w:r>
+        <w:rPr>
+          <w:rFonts w:hint="eastAsia" w:ascii="Times New Roman" w:hAnsi="Times New Roman" w:eastAsia="FangSong" w:cs="Times New Roman"/>
+        </w:rPr>
+        <w:t>交叉产物</w:t>
+      </w:r>
+      <w:r>
+        <w:rPr>
+          <w:rFonts w:hint="eastAsia" w:ascii="Times New Roman" w:hAnsi="Times New Roman" w:eastAsia="Times New Roman" w:cs="Times New Roman"/>
+        </w:rPr>
+        <w:t>）→</w:t>
+      </w:r>
+      <w:r>
+        <w:rPr>
+          <w:rFonts w:ascii="Times New Roman" w:hAnsi="Times New Roman" w:eastAsia="Times New Roman" w:cs="Times New Roman"/>
+        </w:rPr>
+        <w:t xml:space="preserve"> </w:t>
+      </w:r>
+      <w:r>
+        <w:rPr>
+          <w:rFonts w:hint="eastAsia" w:ascii="Times New Roman" w:hAnsi="Times New Roman" w:eastAsia="FangSong" w:cs="Times New Roman"/>
+        </w:rPr>
+        <w:t>提示有碳正离子中间体</w:t>
+      </w:r>
+      <w:r>
+        <w:rPr>
+          <w:rFonts w:hint="eastAsia" w:ascii="Times New Roman" w:hAnsi="Times New Roman" w:eastAsia="Times New Roman" w:cs="Times New Roman"/>
+        </w:rPr>
+        <w:t>。</w:t>
+      </w:r>
+      <w:r>
+        <w:rPr>
+          <w:rFonts w:ascii="Times New Roman" w:hAnsi="Times New Roman" w:eastAsia="Times New Roman" w:cs="Times New Roman"/>
+        </w:rPr>
+        <w:t xml:space="preserve"> </w:t>
+      </w:r>
+      <w:r>
+        <w:rPr>
+          <w:rFonts w:hint="eastAsia" w:ascii="Times New Roman" w:hAnsi="Times New Roman" w:eastAsia="FangSong" w:cs="Times New Roman"/>
+          <w:b/>
+          <w:bCs/>
+        </w:rPr>
+        <w:t xml:space="preserve">安全判断</w:t>
+      </w:r>
+      <w:r>
+        <w:rPr>
+          <w:rFonts w:hint="eastAsia" w:ascii="Times New Roman" w:hAnsi="Times New Roman" w:eastAsia="Times New Roman" w:cs="Times New Roman"/>
+        </w:rPr>
+        <w:t>：</w:t>
+      </w:r>
+      <w:r>
+        <w:rPr>
+          <w:rFonts w:hint="eastAsia" w:ascii="Times New Roman" w:hAnsi="Times New Roman" w:eastAsia="FangSong" w:cs="Times New Roman"/>
+        </w:rPr>
+        <w:t>对于</w:t>
+      </w:r>
+      <w:r>
+        <w:rPr>
+          <w:rFonts w:ascii="Times New Roman" w:hAnsi="Times New Roman" w:eastAsia="Times New Roman" w:cs="Times New Roman"/>
+        </w:rPr>
+        <w:t xml:space="preserve"> 3° </w:t>
+      </w:r>
+      <w:r>
+        <w:rPr>
+          <w:rFonts w:hint="eastAsia" w:ascii="Times New Roman" w:hAnsi="Times New Roman" w:eastAsia="FangSong" w:cs="Times New Roman"/>
+        </w:rPr>
+        <w:t xml:space="preserve">底物倾向</w:t>
+      </w:r>
+      <w:r>
+        <w:rPr>
+          <w:rFonts w:ascii="Times New Roman" w:hAnsi="Times New Roman" w:eastAsia="Times New Roman" w:cs="Times New Roman"/>
+        </w:rPr>
+        <w:t xml:space="preserve"> </w:t>
+      </w:r>
+      <w:r>
+        <w:rPr>
+          <w:rFonts w:hint="eastAsia" w:ascii="Times New Roman" w:hAnsi="Times New Roman" w:eastAsia="Times New Roman" w:cs="Times New Roman"/>
+        </w:rPr>
+        <w:t xml:space="preserve">SN1，1°</w:t>
+      </w:r>
+      <w:r>
+        <w:rPr>
+          <w:rFonts w:ascii="Times New Roman" w:hAnsi="Times New Roman" w:eastAsia="Times New Roman" w:cs="Times New Roman"/>
+        </w:rPr>
+        <w:t xml:space="preserve"> </w:t>
+      </w:r>
+      <w:r>
+        <w:rPr>
+          <w:rFonts w:hint="eastAsia" w:ascii="Times New Roman" w:hAnsi="Times New Roman" w:eastAsia="FangSong" w:cs="Times New Roman"/>
+        </w:rPr>
+        <w:t xml:space="preserve">底物倾向</w:t>
+      </w:r>
+      <w:r>
+        <w:rPr>
+          <w:rFonts w:ascii="Times New Roman" w:hAnsi="Times New Roman" w:eastAsia="Times New Roman" w:cs="Times New Roman"/>
+        </w:rPr>
+        <w:t xml:space="preserve"> </w:t>
+      </w:r>
+      <w:r>
+        <w:rPr>
+          <w:rFonts w:hint="eastAsia" w:ascii="Times New Roman" w:hAnsi="Times New Roman" w:eastAsia="Times New Roman" w:cs="Times New Roman"/>
+        </w:rPr>
+        <w:t>SN2，</w:t>
+      </w:r>
+      <w:r>
+        <w:rPr>
+          <w:rFonts w:hint="eastAsia" w:ascii="Times New Roman" w:hAnsi="Times New Roman" w:eastAsia="FangSong" w:cs="Times New Roman"/>
+        </w:rPr>
+        <w:t>若确实有碳正离子中间体</w:t>
+      </w:r>
+      <w:r>
+        <w:rPr>
+          <w:rFonts w:hint="eastAsia" w:ascii="Times New Roman" w:hAnsi="Times New Roman" w:eastAsia="Times New Roman" w:cs="Times New Roman"/>
+        </w:rPr>
+        <w:t>，</w:t>
+      </w:r>
+      <w:r>
+        <w:rPr>
+          <w:rFonts w:hint="eastAsia" w:ascii="Times New Roman" w:hAnsi="Times New Roman" w:eastAsia="FangSong" w:cs="Times New Roman"/>
+        </w:rPr>
+        <w:t>可能出现交叉偶联产物</w:t>
+      </w:r>
+      <w:r>
+        <w:rPr>
+          <w:rFonts w:hint="eastAsia" w:ascii="Times New Roman" w:hAnsi="Times New Roman" w:eastAsia="Times New Roman" w:cs="Times New Roman"/>
+        </w:rPr>
+        <w:t>。</w:t>
+      </w:r>
+    </w:p>
+    <w:p>
+      <w:pPr>
+        <w:numPr>
+          <w:ilvl w:val="0"/>
+          <w:numId w:val="1034"/>
+        </w:numPr>
+      </w:pPr>
+      <w:r>
+        <w:rPr>
+          <w:rFonts w:hint="eastAsia" w:ascii="Times New Roman" w:hAnsi="Times New Roman" w:eastAsia="FangSong" w:cs="Times New Roman"/>
+          <w:b/>
+          <w:bCs/>
+        </w:rPr>
+        <w:t xml:space="preserve">逆推</w:t>
+      </w:r>
+      <w:r>
+        <w:rPr>
+          <w:rFonts w:hint="eastAsia" w:ascii="Times New Roman" w:hAnsi="Times New Roman" w:eastAsia="Times New Roman" w:cs="Times New Roman"/>
+        </w:rPr>
+        <w:t xml:space="preserve">：</w:t>
+      </w:r>
+    </w:p>
+    <w:p>
+      <w:pPr>
+        <w:pStyle w:val="Compact"/>
+        <w:numPr>
+          <w:ilvl w:val="1"/>
+          <w:numId w:val="1039"/>
+        </w:numPr>
+      </w:pPr>
+      <w:r>
+        <w:rPr>
+          <w:rFonts w:hint="eastAsia" w:ascii="Times New Roman" w:hAnsi="Times New Roman" w:eastAsia="Times New Roman" w:cs="Times New Roman"/>
+        </w:rPr>
+        <w:t>C（C</w:t>
+      </w:r>
+      <w:r>
+        <w:rPr>
+          <w:rFonts w:hint="eastAsia" w:ascii="Times New Roman" w:hAnsi="Times New Roman" w:eastAsia="Times New Roman" w:cs="Times New Roman"/>
+          <w:vertAlign w:val="subscript"/>
+        </w:rPr>
+        <w:t>6</w:t>
+      </w:r>
+      <w:r>
+        <w:rPr>
+          <w:rFonts w:hint="eastAsia" w:ascii="Times New Roman" w:hAnsi="Times New Roman" w:eastAsia="Times New Roman" w:cs="Times New Roman"/>
+        </w:rPr>
+        <w:t>H</w:t>
+      </w:r>
+      <w:r>
+        <w:rPr>
+          <w:rFonts w:hint="eastAsia" w:ascii="Times New Roman" w:hAnsi="Times New Roman" w:eastAsia="Times New Roman" w:cs="Times New Roman"/>
+          <w:vertAlign w:val="subscript"/>
+        </w:rPr>
+        <w:t>12</w:t>
+      </w:r>
+      <w:r>
+        <w:rPr>
+          <w:rFonts w:hint="eastAsia" w:ascii="Times New Roman" w:hAnsi="Times New Roman" w:eastAsia="Times New Roman" w:cs="Times New Roman"/>
+        </w:rPr>
+        <w:t>）</w:t>
+      </w:r>
+      <w:r>
+        <w:rPr>
+          <w:rFonts w:hint="eastAsia" w:ascii="Times New Roman" w:hAnsi="Times New Roman" w:eastAsia="FangSong" w:cs="Times New Roman"/>
+        </w:rPr>
+        <w:t>臭氧化得</w:t>
+      </w:r>
+      <w:r>
+        <w:rPr>
+          <w:rFonts w:ascii="Times New Roman" w:hAnsi="Times New Roman" w:eastAsia="Times New Roman" w:cs="Times New Roman"/>
+        </w:rPr>
+        <w:t xml:space="preserve"> </w:t>
+      </w:r>
+      <w:r>
+        <w:rPr>
+          <w:rFonts w:hint="eastAsia" w:ascii="Times New Roman" w:hAnsi="Times New Roman" w:eastAsia="Times New Roman" w:cs="Times New Roman"/>
+        </w:rPr>
+        <w:t>CH</w:t>
+      </w:r>
+      <w:r>
+        <w:rPr>
+          <w:rFonts w:hint="eastAsia" w:ascii="Times New Roman" w:hAnsi="Times New Roman" w:eastAsia="Times New Roman" w:cs="Times New Roman"/>
+          <w:vertAlign w:val="subscript"/>
+        </w:rPr>
+        <w:t>3</w:t>
+      </w:r>
+      <w:r>
+        <w:rPr>
+          <w:rFonts w:hint="eastAsia" w:ascii="Times New Roman" w:hAnsi="Times New Roman" w:eastAsia="Times New Roman" w:cs="Times New Roman"/>
+        </w:rPr>
+        <w:t>CHO（</w:t>
+      </w:r>
+      <w:r>
+        <w:rPr>
+          <w:rFonts w:hint="eastAsia" w:ascii="Times New Roman" w:hAnsi="Times New Roman" w:eastAsia="FangSong" w:cs="Times New Roman"/>
+        </w:rPr>
+        <w:t>乙醛</w:t>
+      </w:r>
+      <w:r>
+        <w:rPr>
+          <w:rFonts w:hint="eastAsia" w:ascii="Times New Roman" w:hAnsi="Times New Roman" w:eastAsia="Times New Roman" w:cs="Times New Roman"/>
+        </w:rPr>
+        <w:t>）+</w:t>
+      </w:r>
+      <w:r>
+        <w:rPr>
+          <w:rFonts w:ascii="Times New Roman" w:hAnsi="Times New Roman" w:eastAsia="Times New Roman" w:cs="Times New Roman"/>
+        </w:rPr>
+        <w:t xml:space="preserve"> </w:t>
+      </w:r>
+      <w:r>
+        <w:rPr>
+          <w:rFonts w:hint="eastAsia" w:ascii="Times New Roman" w:hAnsi="Times New Roman" w:eastAsia="Times New Roman" w:cs="Times New Roman"/>
+        </w:rPr>
+        <w:t>CH</w:t>
+      </w:r>
+      <w:r>
+        <w:rPr>
+          <w:rFonts w:hint="eastAsia" w:ascii="Times New Roman" w:hAnsi="Times New Roman" w:eastAsia="Times New Roman" w:cs="Times New Roman"/>
+          <w:vertAlign w:val="subscript"/>
+        </w:rPr>
+        <w:t>3</w:t>
+      </w:r>
+      <w:r>
+        <w:rPr>
+          <w:rFonts w:hint="eastAsia" w:ascii="Times New Roman" w:hAnsi="Times New Roman" w:eastAsia="Times New Roman" w:cs="Times New Roman"/>
+        </w:rPr>
+        <w:t>COCH</w:t>
+      </w:r>
+      <w:r>
+        <w:rPr>
+          <w:rFonts w:hint="eastAsia" w:ascii="Times New Roman" w:hAnsi="Times New Roman" w:eastAsia="Times New Roman" w:cs="Times New Roman"/>
+          <w:vertAlign w:val="subscript"/>
+        </w:rPr>
+        <w:t>2</w:t>
+      </w:r>
+      <w:r>
+        <w:rPr>
+          <w:rFonts w:hint="eastAsia" w:ascii="Times New Roman" w:hAnsi="Times New Roman" w:eastAsia="Times New Roman" w:cs="Times New Roman"/>
+        </w:rPr>
+        <w:t>CH</w:t>
+      </w:r>
+      <w:r>
+        <w:rPr>
+          <w:rFonts w:hint="eastAsia" w:ascii="Times New Roman" w:hAnsi="Times New Roman" w:eastAsia="Times New Roman" w:cs="Times New Roman"/>
+          <w:vertAlign w:val="subscript"/>
+        </w:rPr>
+        <w:t>3</w:t>
+      </w:r>
+      <w:r>
+        <w:rPr>
+          <w:rFonts w:hint="eastAsia" w:ascii="Times New Roman" w:hAnsi="Times New Roman" w:eastAsia="Times New Roman" w:cs="Times New Roman"/>
+        </w:rPr>
+        <w:t>（2-</w:t>
+      </w:r>
+      <w:r>
+        <w:rPr>
+          <w:rFonts w:hint="eastAsia" w:ascii="Times New Roman" w:hAnsi="Times New Roman" w:eastAsia="FangSong" w:cs="Times New Roman"/>
+        </w:rPr>
+        <w:t>戊酮</w:t>
+      </w:r>
+      <w:r>
+        <w:rPr>
+          <w:rFonts w:hint="eastAsia" w:ascii="Times New Roman" w:hAnsi="Times New Roman" w:eastAsia="Times New Roman" w:cs="Times New Roman"/>
+        </w:rPr>
+        <w:t>）→</w:t>
+      </w:r>
+      <w:r>
+        <w:rPr>
+          <w:rFonts w:ascii="Times New Roman" w:hAnsi="Times New Roman" w:eastAsia="Times New Roman" w:cs="Times New Roman"/>
+        </w:rPr>
+        <w:t xml:space="preserve"> </w:t>
+      </w:r>
+      <w:r>
+        <w:rPr>
+          <w:rFonts w:hint="eastAsia" w:ascii="Times New Roman" w:hAnsi="Times New Roman" w:eastAsia="FangSong" w:cs="Times New Roman"/>
+        </w:rPr>
+        <w:t xml:space="preserve">说明</w:t>
+      </w:r>
+      <w:r>
+        <w:rPr>
+          <w:rFonts w:ascii="Times New Roman" w:hAnsi="Times New Roman" w:eastAsia="Times New Roman" w:cs="Times New Roman"/>
+        </w:rPr>
+        <w:t xml:space="preserve"> C </w:t>
+      </w:r>
+      <w:r>
+        <w:rPr>
+          <w:rFonts w:hint="eastAsia" w:ascii="Times New Roman" w:hAnsi="Times New Roman" w:eastAsia="FangSong" w:cs="Times New Roman"/>
+        </w:rPr>
+        <w:t xml:space="preserve">的结构为</w:t>
+      </w:r>
+      <w:r>
+        <w:rPr>
+          <w:rFonts w:ascii="Times New Roman" w:hAnsi="Times New Roman" w:eastAsia="Times New Roman" w:cs="Times New Roman"/>
+        </w:rPr>
+        <w:t xml:space="preserve"> </w:t>
+      </w:r>
+      <w:r>
+        <w:rPr>
+          <w:rFonts w:hint="eastAsia" w:ascii="Times New Roman" w:hAnsi="Times New Roman" w:eastAsia="Times New Roman" w:cs="Times New Roman"/>
+          <w:b/>
+          <w:bCs/>
+        </w:rPr>
+        <w:t>3-</w:t>
+      </w:r>
+      <w:r>
+        <w:rPr>
+          <w:rFonts w:hint="eastAsia" w:ascii="Times New Roman" w:hAnsi="Times New Roman" w:eastAsia="FangSong" w:cs="Times New Roman"/>
+          <w:b/>
+          <w:bCs/>
+        </w:rPr>
+        <w:t>甲基</w:t>
+      </w:r>
+      <w:r>
+        <w:rPr>
+          <w:rFonts w:hint="eastAsia" w:ascii="Times New Roman" w:hAnsi="Times New Roman" w:eastAsia="Times New Roman" w:cs="Times New Roman"/>
+          <w:b/>
+          <w:bCs/>
+        </w:rPr>
+        <w:t>-2-</w:t>
+      </w:r>
+      <w:r>
+        <w:rPr>
+          <w:rFonts w:hint="eastAsia" w:ascii="Times New Roman" w:hAnsi="Times New Roman" w:eastAsia="FangSong" w:cs="Times New Roman"/>
+          <w:b/>
+          <w:bCs/>
+        </w:rPr>
+        <w:t>戊烯</w:t>
+      </w:r>
+      <w:r>
+        <w:rPr>
+          <w:rFonts w:hint="eastAsia" w:ascii="Times New Roman" w:hAnsi="Times New Roman" w:eastAsia="Times New Roman" w:cs="Times New Roman"/>
+        </w:rPr>
+        <w:t>（CH</w:t>
+      </w:r>
+      <w:r>
+        <w:rPr>
+          <w:rFonts w:hint="eastAsia" w:ascii="Times New Roman" w:hAnsi="Times New Roman" w:eastAsia="Times New Roman" w:cs="Times New Roman"/>
+          <w:vertAlign w:val="subscript"/>
+        </w:rPr>
+        <w:t>3</w:t>
+      </w:r>
+      <w:r>
+        <w:rPr>
+          <w:rFonts w:hint="eastAsia" w:ascii="Times New Roman" w:hAnsi="Times New Roman" w:eastAsia="Times New Roman" w:cs="Times New Roman"/>
+        </w:rPr>
+        <w:t>CH=C(CH</w:t>
+      </w:r>
+      <w:r>
+        <w:rPr>
+          <w:rFonts w:hint="eastAsia" w:ascii="Times New Roman" w:hAnsi="Times New Roman" w:eastAsia="Times New Roman" w:cs="Times New Roman"/>
+          <w:vertAlign w:val="subscript"/>
+        </w:rPr>
+        <w:t>3</w:t>
+      </w:r>
+      <w:r>
+        <w:rPr>
+          <w:rFonts w:hint="eastAsia" w:ascii="Times New Roman" w:hAnsi="Times New Roman" w:eastAsia="Times New Roman" w:cs="Times New Roman"/>
+        </w:rPr>
+        <w:t>)CH</w:t>
+      </w:r>
+      <w:r>
+        <w:rPr>
+          <w:rFonts w:hint="eastAsia" w:ascii="Times New Roman" w:hAnsi="Times New Roman" w:eastAsia="Times New Roman" w:cs="Times New Roman"/>
+          <w:vertAlign w:val="subscript"/>
+        </w:rPr>
+        <w:t>2</w:t>
+      </w:r>
+      <w:r>
+        <w:rPr>
+          <w:rFonts w:hint="eastAsia" w:ascii="Times New Roman" w:hAnsi="Times New Roman" w:eastAsia="Times New Roman" w:cs="Times New Roman"/>
+        </w:rPr>
+        <w:t>CH</w:t>
+      </w:r>
+      <w:r>
+        <w:rPr>
+          <w:rFonts w:hint="eastAsia" w:ascii="Times New Roman" w:hAnsi="Times New Roman" w:eastAsia="Times New Roman" w:cs="Times New Roman"/>
+          <w:vertAlign w:val="subscript"/>
+        </w:rPr>
+        <w:t>3</w:t>
+      </w:r>
+      <w:r>
+        <w:rPr>
+          <w:rFonts w:hint="eastAsia" w:ascii="Times New Roman" w:hAnsi="Times New Roman" w:eastAsia="Times New Roman" w:cs="Times New Roman"/>
+        </w:rPr>
+        <w:t>）</w:t>
+      </w:r>
+    </w:p>
+    <w:p>
+      <w:pPr>
+        <w:pStyle w:val="Compact"/>
+        <w:numPr>
+          <w:ilvl w:val="1"/>
+          <w:numId w:val="1039"/>
+        </w:numPr>
+      </w:pPr>
+      <w:r>
+        <w:rPr>
+          <w:rFonts w:hint="eastAsia" w:ascii="Times New Roman" w:hAnsi="Times New Roman" w:eastAsia="Times New Roman" w:cs="Times New Roman"/>
+        </w:rPr>
+        <w:t xml:space="preserve">B→C（+KOH/EtOH,</w:t>
+      </w:r>
+      <w:r>
+        <w:rPr>
+          <w:rFonts w:ascii="Times New Roman" w:hAnsi="Times New Roman" w:eastAsia="Times New Roman" w:cs="Times New Roman"/>
+        </w:rPr>
+        <w:t xml:space="preserve"> Δ → </w:t>
+      </w:r>
+      <w:r>
+        <w:rPr>
+          <w:rFonts w:hint="eastAsia" w:ascii="Times New Roman" w:hAnsi="Times New Roman" w:eastAsia="FangSong" w:cs="Times New Roman"/>
+        </w:rPr>
+        <w:t>消除</w:t>
+      </w:r>
+      <w:r>
+        <w:rPr>
+          <w:rFonts w:hint="eastAsia" w:ascii="Times New Roman" w:hAnsi="Times New Roman" w:eastAsia="Times New Roman" w:cs="Times New Roman"/>
+        </w:rPr>
+        <w:t>）→</w:t>
+      </w:r>
+      <w:r>
+        <w:rPr>
+          <w:rFonts w:ascii="Times New Roman" w:hAnsi="Times New Roman" w:eastAsia="Times New Roman" w:cs="Times New Roman"/>
+        </w:rPr>
+        <w:t xml:space="preserve"> B </w:t>
+      </w:r>
+      <w:r>
+        <w:rPr>
+          <w:rFonts w:hint="eastAsia" w:ascii="Times New Roman" w:hAnsi="Times New Roman" w:eastAsia="FangSong" w:cs="Times New Roman"/>
+        </w:rPr>
+        <w:t xml:space="preserve">为</w:t>
+      </w:r>
+      <w:r>
+        <w:rPr>
+          <w:rFonts w:ascii="Times New Roman" w:hAnsi="Times New Roman" w:eastAsia="Times New Roman" w:cs="Times New Roman"/>
+        </w:rPr>
+        <w:t xml:space="preserve"> </w:t>
+      </w:r>
+      <w:r>
+        <w:rPr>
+          <w:rFonts w:hint="eastAsia" w:ascii="Times New Roman" w:hAnsi="Times New Roman" w:eastAsia="Times New Roman" w:cs="Times New Roman"/>
+          <w:b/>
+          <w:bCs/>
+        </w:rPr>
+        <w:t>3-</w:t>
+      </w:r>
+      <w:r>
+        <w:rPr>
+          <w:rFonts w:hint="eastAsia" w:ascii="Times New Roman" w:hAnsi="Times New Roman" w:eastAsia="FangSong" w:cs="Times New Roman"/>
+          <w:b/>
+          <w:bCs/>
+        </w:rPr>
+        <w:t>溴</w:t>
+      </w:r>
+      <w:r>
+        <w:rPr>
+          <w:rFonts w:hint="eastAsia" w:ascii="Times New Roman" w:hAnsi="Times New Roman" w:eastAsia="Times New Roman" w:cs="Times New Roman"/>
+          <w:b/>
+          <w:bCs/>
+        </w:rPr>
+        <w:t>-3-</w:t>
+      </w:r>
+      <w:r>
+        <w:rPr>
+          <w:rFonts w:hint="eastAsia" w:ascii="Times New Roman" w:hAnsi="Times New Roman" w:eastAsia="FangSong" w:cs="Times New Roman"/>
+          <w:b/>
+          <w:bCs/>
+        </w:rPr>
+        <w:t>甲基戊烷</w:t>
+      </w:r>
+      <w:r>
+        <w:rPr>
+          <w:rFonts w:hint="eastAsia" w:ascii="Times New Roman" w:hAnsi="Times New Roman" w:eastAsia="Times New Roman" w:cs="Times New Roman"/>
+        </w:rPr>
+        <w:t>（CH</w:t>
+      </w:r>
+      <w:r>
+        <w:rPr>
+          <w:rFonts w:hint="eastAsia" w:ascii="Times New Roman" w:hAnsi="Times New Roman" w:eastAsia="Times New Roman" w:cs="Times New Roman"/>
+          <w:vertAlign w:val="subscript"/>
+        </w:rPr>
+        <w:t>3</w:t>
+      </w:r>
+      <w:r>
+        <w:rPr>
+          <w:rFonts w:hint="eastAsia" w:ascii="Times New Roman" w:hAnsi="Times New Roman" w:eastAsia="Times New Roman" w:cs="Times New Roman"/>
+        </w:rPr>
+        <w:t>CH</w:t>
+      </w:r>
+      <w:r>
+        <w:rPr>
+          <w:rFonts w:hint="eastAsia" w:ascii="Times New Roman" w:hAnsi="Times New Roman" w:eastAsia="Times New Roman" w:cs="Times New Roman"/>
+          <w:vertAlign w:val="subscript"/>
+        </w:rPr>
+        <w:t>2</w:t>
+      </w:r>
+      <w:r>
+        <w:rPr>
+          <w:rFonts w:hint="eastAsia" w:ascii="Times New Roman" w:hAnsi="Times New Roman" w:eastAsia="Times New Roman" w:cs="Times New Roman"/>
+        </w:rPr>
+        <w:t>CBr(CH</w:t>
+      </w:r>
+      <w:r>
+        <w:rPr>
+          <w:rFonts w:hint="eastAsia" w:ascii="Times New Roman" w:hAnsi="Times New Roman" w:eastAsia="Times New Roman" w:cs="Times New Roman"/>
+          <w:vertAlign w:val="subscript"/>
+        </w:rPr>
+        <w:t>3</w:t>
+      </w:r>
+      <w:r>
+        <w:rPr>
+          <w:rFonts w:hint="eastAsia" w:ascii="Times New Roman" w:hAnsi="Times New Roman" w:eastAsia="Times New Roman" w:cs="Times New Roman"/>
+        </w:rPr>
+        <w:t>)CH</w:t>
+      </w:r>
+      <w:r>
+        <w:rPr>
+          <w:rFonts w:hint="eastAsia" w:ascii="Times New Roman" w:hAnsi="Times New Roman" w:eastAsia="Times New Roman" w:cs="Times New Roman"/>
+          <w:vertAlign w:val="subscript"/>
+        </w:rPr>
+        <w:t>2</w:t>
+      </w:r>
+      <w:r>
+        <w:rPr>
+          <w:rFonts w:hint="eastAsia" w:ascii="Times New Roman" w:hAnsi="Times New Roman" w:eastAsia="Times New Roman" w:cs="Times New Roman"/>
+        </w:rPr>
+        <w:t>CH</w:t>
+      </w:r>
+      <w:r>
+        <w:rPr>
+          <w:rFonts w:hint="eastAsia" w:ascii="Times New Roman" w:hAnsi="Times New Roman" w:eastAsia="Times New Roman" w:cs="Times New Roman"/>
+          <w:vertAlign w:val="subscript"/>
+        </w:rPr>
+        <w:t>3</w:t>
+      </w:r>
+      <w:r>
+        <w:rPr>
+          <w:rFonts w:hint="eastAsia" w:ascii="Times New Roman" w:hAnsi="Times New Roman" w:eastAsia="Times New Roman" w:cs="Times New Roman"/>
+        </w:rPr>
+        <w:t>；HBr</w:t>
+      </w:r>
+      <w:r>
+        <w:rPr>
+          <w:rFonts w:ascii="Times New Roman" w:hAnsi="Times New Roman" w:eastAsia="Times New Roman" w:cs="Times New Roman"/>
+        </w:rPr>
+        <w:t xml:space="preserve"> </w:t>
+      </w:r>
+      <w:r>
+        <w:rPr>
+          <w:rFonts w:hint="eastAsia" w:ascii="Times New Roman" w:hAnsi="Times New Roman" w:eastAsia="FangSong" w:cs="Times New Roman"/>
+        </w:rPr>
+        <w:t>马氏加成</w:t>
+      </w:r>
+      <w:r>
+        <w:rPr>
+          <w:rFonts w:hint="eastAsia" w:ascii="Times New Roman" w:hAnsi="Times New Roman" w:eastAsia="Times New Roman" w:cs="Times New Roman"/>
+        </w:rPr>
+        <w:t>：H</w:t>
+      </w:r>
+      <w:r>
+        <w:rPr>
+          <w:rFonts w:ascii="Times New Roman" w:hAnsi="Times New Roman" w:eastAsia="Times New Roman" w:cs="Times New Roman"/>
+        </w:rPr>
+        <w:t xml:space="preserve"> </w:t>
+      </w:r>
+      <w:r>
+        <w:rPr>
+          <w:rFonts w:hint="eastAsia" w:ascii="Times New Roman" w:hAnsi="Times New Roman" w:eastAsia="FangSong" w:cs="Times New Roman"/>
+        </w:rPr>
+        <w:t xml:space="preserve">加</w:t>
+      </w:r>
+      <w:r>
+        <w:rPr>
+          <w:rFonts w:ascii="Times New Roman" w:hAnsi="Times New Roman" w:eastAsia="Times New Roman" w:cs="Times New Roman"/>
+        </w:rPr>
+        <w:t xml:space="preserve"> C2、Br </w:t>
+      </w:r>
+      <w:r>
+        <w:rPr>
+          <w:rFonts w:hint="eastAsia" w:ascii="Times New Roman" w:hAnsi="Times New Roman" w:eastAsia="FangSong" w:cs="Times New Roman"/>
+        </w:rPr>
+        <w:t xml:space="preserve">加</w:t>
+      </w:r>
+      <w:r>
+        <w:rPr>
+          <w:rFonts w:ascii="Times New Roman" w:hAnsi="Times New Roman" w:eastAsia="Times New Roman" w:cs="Times New Roman"/>
+        </w:rPr>
+        <w:t xml:space="preserve"> </w:t>
+      </w:r>
+      <w:r>
+        <w:rPr>
+          <w:rFonts w:hint="eastAsia" w:ascii="Times New Roman" w:hAnsi="Times New Roman" w:eastAsia="Times New Roman" w:cs="Times New Roman"/>
+        </w:rPr>
+        <w:t xml:space="preserve">C3）</w:t>
+      </w:r>
+    </w:p>
+    <w:p>
+      <w:pPr>
+        <w:pStyle w:val="Compact"/>
+        <w:numPr>
+          <w:ilvl w:val="1"/>
+          <w:numId w:val="1039"/>
+        </w:numPr>
+      </w:pPr>
+      <w:r>
+        <w:rPr>
           <w:rFonts w:hint="eastAsia" w:ascii="Times New Roman" w:hAnsi="Times New Roman" w:eastAsia="Times New Roman" w:cs="Times New Roman"/>
         </w:rPr>
         <w:t>A（C</w:t>
@@ -38835,7 +38758,7 @@
         <w:pStyle w:val="Compact"/>
         <w:numPr>
           <w:ilvl w:val="0"/>
-          <w:numId w:val="1039"/>
+          <w:numId w:val="1040"/>
         </w:numPr>
       </w:pPr>
       <w:r>
@@ -38904,7 +38827,7 @@
         <w:pStyle w:val="Compact"/>
         <w:numPr>
           <w:ilvl w:val="0"/>
-          <w:numId w:val="1039"/>
+          <w:numId w:val="1040"/>
         </w:numPr>
       </w:pPr>
       <w:r>
@@ -38985,7 +38908,7 @@
         <w:pStyle w:val="Compact"/>
         <w:numPr>
           <w:ilvl w:val="0"/>
-          <w:numId w:val="1039"/>
+          <w:numId w:val="1040"/>
         </w:numPr>
       </w:pPr>
       <w:r>
@@ -39096,7 +39019,7 @@
         <w:pStyle w:val="Compact"/>
         <w:numPr>
           <w:ilvl w:val="0"/>
-          <w:numId w:val="1039"/>
+          <w:numId w:val="1040"/>
         </w:numPr>
       </w:pPr>
       <w:r>
@@ -39165,7 +39088,7 @@
         <w:pStyle w:val="Compact"/>
         <w:numPr>
           <w:ilvl w:val="0"/>
-          <w:numId w:val="1039"/>
+          <w:numId w:val="1040"/>
         </w:numPr>
       </w:pPr>
       <w:r>
@@ -39258,7 +39181,7 @@
         <w:pStyle w:val="Compact"/>
         <w:numPr>
           <w:ilvl w:val="0"/>
-          <w:numId w:val="1039"/>
+          <w:numId w:val="1040"/>
         </w:numPr>
       </w:pPr>
       <w:r>
@@ -39345,7 +39268,7 @@
         <w:pStyle w:val="Compact"/>
         <w:numPr>
           <w:ilvl w:val="0"/>
-          <w:numId w:val="1039"/>
+          <w:numId w:val="1040"/>
         </w:numPr>
       </w:pPr>
       <w:r>
@@ -39438,7 +39361,7 @@
         <w:pStyle w:val="Compact"/>
         <w:numPr>
           <w:ilvl w:val="0"/>
-          <w:numId w:val="1039"/>
+          <w:numId w:val="1040"/>
         </w:numPr>
       </w:pPr>
       <w:r>
@@ -39531,7 +39454,7 @@
         <w:pStyle w:val="Compact"/>
         <w:numPr>
           <w:ilvl w:val="0"/>
-          <w:numId w:val="1039"/>
+          <w:numId w:val="1040"/>
         </w:numPr>
       </w:pPr>
       <w:r>
@@ -39624,7 +39547,7 @@
         <w:pStyle w:val="Compact"/>
         <w:numPr>
           <w:ilvl w:val="0"/>
-          <w:numId w:val="1039"/>
+          <w:numId w:val="1040"/>
         </w:numPr>
       </w:pPr>
       <w:r>
@@ -40844,6 +40767,9 @@
     <w:abstractNumId w:val="991"/>
   </w:num>
   <w:num w:numId="1002">
+    <w:abstractNumId w:val="991"/>
+  </w:num>
+  <w:num w:numId="1003">
     <w:abstractNumId w:val="99411"/>
     <w:lvlOverride w:ilvl="0">
       <w:startOverride w:val="1"/>
@@ -40873,10 +40799,10 @@
       <w:startOverride w:val="1"/>
     </w:lvlOverride>
   </w:num>
-  <w:num w:numId="1003">
+  <w:num w:numId="1004">
     <w:abstractNumId w:val="991"/>
   </w:num>
-  <w:num w:numId="1004">
+  <w:num w:numId="1005">
     <w:abstractNumId w:val="99412"/>
     <w:lvlOverride w:ilvl="0">
       <w:startOverride w:val="2"/>
@@ -40906,10 +40832,10 @@
       <w:startOverride w:val="2"/>
     </w:lvlOverride>
   </w:num>
-  <w:num w:numId="1005">
+  <w:num w:numId="1006">
     <w:abstractNumId w:val="991"/>
   </w:num>
-  <w:num w:numId="1006">
+  <w:num w:numId="1007">
     <w:abstractNumId w:val="99413"/>
     <w:lvlOverride w:ilvl="0">
       <w:startOverride w:val="3"/>
@@ -40939,9 +40865,6 @@
       <w:startOverride w:val="3"/>
     </w:lvlOverride>
   </w:num>
-  <w:num w:numId="1007">
-    <w:abstractNumId w:val="991"/>
-  </w:num>
   <w:num w:numId="1008">
     <w:abstractNumId w:val="991"/>
   </w:num>
@@ -40949,6 +40872,9 @@
     <w:abstractNumId w:val="991"/>
   </w:num>
   <w:num w:numId="1010">
+    <w:abstractNumId w:val="991"/>
+  </w:num>
+  <w:num w:numId="1011">
     <w:abstractNumId w:val="99412"/>
     <w:lvlOverride w:ilvl="0">
       <w:startOverride w:val="2"/>
@@ -40978,10 +40904,10 @@
       <w:startOverride w:val="2"/>
     </w:lvlOverride>
   </w:num>
-  <w:num w:numId="1011">
+  <w:num w:numId="1012">
     <w:abstractNumId w:val="991"/>
   </w:num>
-  <w:num w:numId="1012">
+  <w:num w:numId="1013">
     <w:abstractNumId w:val="99833"/>
     <w:lvlOverride w:ilvl="0">
       <w:startOverride w:val="3"/>
@@ -41011,7 +40937,7 @@
       <w:startOverride w:val="3"/>
     </w:lvlOverride>
   </w:num>
-  <w:num w:numId="1013">
+  <w:num w:numId="1014">
     <w:abstractNumId w:val="99831"/>
     <w:lvlOverride w:ilvl="0">
       <w:startOverride w:val="1"/>
@@ -41041,7 +40967,7 @@
       <w:startOverride w:val="1"/>
     </w:lvlOverride>
   </w:num>
-  <w:num w:numId="1014">
+  <w:num w:numId="1015">
     <w:abstractNumId w:val="99832"/>
     <w:lvlOverride w:ilvl="0">
       <w:startOverride w:val="2"/>
@@ -41071,7 +40997,7 @@
       <w:startOverride w:val="2"/>
     </w:lvlOverride>
   </w:num>
-  <w:num w:numId="1015">
+  <w:num w:numId="1016">
     <w:abstractNumId w:val="99834"/>
     <w:lvlOverride w:ilvl="0">
       <w:startOverride w:val="4"/>
@@ -41101,7 +41027,7 @@
       <w:startOverride w:val="4"/>
     </w:lvlOverride>
   </w:num>
-  <w:num w:numId="1016">
+  <w:num w:numId="1017">
     <w:abstractNumId w:val="99412"/>
     <w:lvlOverride w:ilvl="0">
       <w:startOverride w:val="2"/>
@@ -41131,10 +41057,10 @@
       <w:startOverride w:val="2"/>
     </w:lvlOverride>
   </w:num>
-  <w:num w:numId="1017">
+  <w:num w:numId="1018">
     <w:abstractNumId w:val="991"/>
   </w:num>
-  <w:num w:numId="1018">
+  <w:num w:numId="1019">
     <w:abstractNumId w:val="99411"/>
     <w:lvlOverride w:ilvl="0">
       <w:startOverride w:val="1"/>
@@ -41164,9 +41090,6 @@
       <w:startOverride w:val="1"/>
     </w:lvlOverride>
   </w:num>
-  <w:num w:numId="1019">
-    <w:abstractNumId w:val="991"/>
-  </w:num>
   <w:num w:numId="1020">
     <w:abstractNumId w:val="991"/>
   </w:num>
@@ -41186,6 +41109,9 @@
     <w:abstractNumId w:val="991"/>
   </w:num>
   <w:num w:numId="1026">
+    <w:abstractNumId w:val="991"/>
+  </w:num>
+  <w:num w:numId="1027">
     <w:abstractNumId w:val="99411"/>
     <w:lvlOverride w:ilvl="0">
       <w:startOverride w:val="1"/>
@@ -41215,38 +41141,8 @@
       <w:startOverride w:val="1"/>
     </w:lvlOverride>
   </w:num>
-  <w:num w:numId="1027">
+  <w:num w:numId="1028">
     <w:abstractNumId w:val="99731"/>
-    <w:lvlOverride w:ilvl="0">
-      <w:startOverride w:val="1"/>
-    </w:lvlOverride>
-    <w:lvlOverride w:ilvl="1">
-      <w:startOverride w:val="1"/>
-    </w:lvlOverride>
-    <w:lvlOverride w:ilvl="2">
-      <w:startOverride w:val="1"/>
-    </w:lvlOverride>
-    <w:lvlOverride w:ilvl="3">
-      <w:startOverride w:val="1"/>
-    </w:lvlOverride>
-    <w:lvlOverride w:ilvl="4">
-      <w:startOverride w:val="1"/>
-    </w:lvlOverride>
-    <w:lvlOverride w:ilvl="5">
-      <w:startOverride w:val="1"/>
-    </w:lvlOverride>
-    <w:lvlOverride w:ilvl="6">
-      <w:startOverride w:val="1"/>
-    </w:lvlOverride>
-    <w:lvlOverride w:ilvl="7">
-      <w:startOverride w:val="1"/>
-    </w:lvlOverride>
-    <w:lvlOverride w:ilvl="8">
-      <w:startOverride w:val="1"/>
-    </w:lvlOverride>
-  </w:num>
-  <w:num w:numId="1028">
-    <w:abstractNumId w:val="99831"/>
     <w:lvlOverride w:ilvl="0">
       <w:startOverride w:val="1"/>
     </w:lvlOverride>
@@ -41306,6 +41202,36 @@
     </w:lvlOverride>
   </w:num>
   <w:num w:numId="1030">
+    <w:abstractNumId w:val="99831"/>
+    <w:lvlOverride w:ilvl="0">
+      <w:startOverride w:val="1"/>
+    </w:lvlOverride>
+    <w:lvlOverride w:ilvl="1">
+      <w:startOverride w:val="1"/>
+    </w:lvlOverride>
+    <w:lvlOverride w:ilvl="2">
+      <w:startOverride w:val="1"/>
+    </w:lvlOverride>
+    <w:lvlOverride w:ilvl="3">
+      <w:startOverride w:val="1"/>
+    </w:lvlOverride>
+    <w:lvlOverride w:ilvl="4">
+      <w:startOverride w:val="1"/>
+    </w:lvlOverride>
+    <w:lvlOverride w:ilvl="5">
+      <w:startOverride w:val="1"/>
+    </w:lvlOverride>
+    <w:lvlOverride w:ilvl="6">
+      <w:startOverride w:val="1"/>
+    </w:lvlOverride>
+    <w:lvlOverride w:ilvl="7">
+      <w:startOverride w:val="1"/>
+    </w:lvlOverride>
+    <w:lvlOverride w:ilvl="8">
+      <w:startOverride w:val="1"/>
+    </w:lvlOverride>
+  </w:num>
+  <w:num w:numId="1031">
     <w:abstractNumId w:val="99414"/>
     <w:lvlOverride w:ilvl="0">
       <w:startOverride w:val="4"/>
@@ -41335,7 +41261,7 @@
       <w:startOverride w:val="4"/>
     </w:lvlOverride>
   </w:num>
-  <w:num w:numId="1031">
+  <w:num w:numId="1032">
     <w:abstractNumId w:val="99731"/>
     <w:lvlOverride w:ilvl="0">
       <w:startOverride w:val="1"/>
@@ -41365,7 +41291,7 @@
       <w:startOverride w:val="1"/>
     </w:lvlOverride>
   </w:num>
-  <w:num w:numId="1032">
+  <w:num w:numId="1033">
     <w:abstractNumId w:val="99417"/>
     <w:lvlOverride w:ilvl="0">
       <w:startOverride w:val="7"/>
@@ -41395,7 +41321,7 @@
       <w:startOverride w:val="7"/>
     </w:lvlOverride>
   </w:num>
-  <w:num w:numId="1033">
+  <w:num w:numId="1034">
     <w:abstractNumId w:val="99411"/>
     <w:lvlOverride w:ilvl="0">
       <w:startOverride w:val="1"/>
@@ -41425,7 +41351,7 @@
       <w:startOverride w:val="1"/>
     </w:lvlOverride>
   </w:num>
-  <w:num w:numId="1034">
+  <w:num w:numId="1035">
     <w:abstractNumId w:val="99731"/>
     <w:lvlOverride w:ilvl="0">
       <w:startOverride w:val="1"/>
@@ -41455,10 +41381,10 @@
       <w:startOverride w:val="1"/>
     </w:lvlOverride>
   </w:num>
-  <w:num w:numId="1035">
+  <w:num w:numId="1036">
     <w:abstractNumId w:val="991"/>
   </w:num>
-  <w:num w:numId="1036">
+  <w:num w:numId="1037">
     <w:abstractNumId w:val="99731"/>
     <w:lvlOverride w:ilvl="0">
       <w:startOverride w:val="1"/>
@@ -41488,13 +41414,13 @@
       <w:startOverride w:val="1"/>
     </w:lvlOverride>
   </w:num>
-  <w:num w:numId="1037">
-    <w:abstractNumId w:val="991"/>
-  </w:num>
   <w:num w:numId="1038">
     <w:abstractNumId w:val="991"/>
   </w:num>
   <w:num w:numId="1039">
+    <w:abstractNumId w:val="991"/>
+  </w:num>
+  <w:num w:numId="1040">
     <w:abstractNumId w:val="991"/>
   </w:num>
 </w:numbering>

--- a/06-学生侧材料/讲义/有机化学/活性中间体与反应机理基础.docx
+++ b/06-学生侧材料/讲义/有机化学/活性中间体与反应机理基础.docx
@@ -2,7 +2,7 @@
 <file path=word/document.xml><?xml version="1.0" encoding="utf-8"?>
 <w:document xmlns:w="http://schemas.openxmlformats.org/wordprocessingml/2006/main" xmlns:m="http://schemas.openxmlformats.org/officeDocument/2006/math" xmlns:r="http://schemas.openxmlformats.org/officeDocument/2006/relationships" xmlns:o="urn:schemas-microsoft-com:office:office" xmlns:v="urn:schemas-microsoft-com:vml" xmlns:w10="urn:schemas-microsoft-com:office:word" xmlns:a="http://schemas.openxmlformats.org/drawingml/2006/main" xmlns:pic="http://schemas.openxmlformats.org/drawingml/2006/picture" xmlns:wp="http://schemas.openxmlformats.org/drawingml/2006/wordprocessingDrawing">
   <w:body>
-    <w:bookmarkStart w:id="65" w:name="第三讲活性中间体与反应机理基础提高班"/>
+    <w:bookmarkStart w:id="71" w:name="第三讲活性中间体与反应机理基础提高班"/>
     <w:p>
       <w:pPr>
         <w:pStyle w:val="Heading1"/>
@@ -1987,7 +1987,7 @@
     </w:p>
     <w:bookmarkEnd w:id="11"/>
     <w:bookmarkEnd w:id="12"/>
-    <w:bookmarkStart w:id="30" w:name="二活性中间体四兄弟"/>
+    <w:bookmarkStart w:id="33" w:name="二活性中间体四兄弟"/>
     <w:p>
       <w:pPr>
         <w:pStyle w:val="Heading2"/>
@@ -3231,7 +3231,7 @@
       </w:tr>
     </w:tbl>
     <w:bookmarkEnd w:id="13"/>
-    <w:bookmarkStart w:id="20" w:name="碳正离子carbocation最常考的中坚"/>
+    <w:bookmarkStart w:id="23" w:name="碳正离子carbocation最常考的中坚"/>
     <w:p>
       <w:pPr>
         <w:pStyle w:val="Heading3"/>
@@ -7876,445 +7876,54 @@
     </w:tbl>
     <w:p>
       <w:pPr>
-        <w:pStyle w:val="SourceCode"/>
-        <w:spacing w:before="120"/>
+        <w:pStyle w:val="BodyText"/>
+        <w:spacing w:before="160" w:after="80"/>
+        <w:jc w:val="center"/>
       </w:pPr>
       <w:r>
         <w:rPr>
-          <w:rStyle w:val="VerbatimChar"/>
-          <w:rFonts w:hint="eastAsia" w:ascii="SimSun" w:hAnsi="SimSun" w:eastAsia="SimSun" w:cs="SimSun"/>
-        </w:rPr>
-        <w:t>[1,2]-</w:t>
-      </w:r>
-      <w:r>
-        <w:rPr>
-          <w:rStyle w:val="VerbatimChar"/>
-          <w:rFonts w:hint="eastAsia" w:ascii="SimSun" w:hAnsi="SimSun" w:eastAsia="SimSun" w:cs="SimSun"/>
-        </w:rPr>
-        <w:t>甲基迁移</w:t>
-      </w:r>
-      <w:r>
-        <w:rPr>
-          <w:rStyle w:val="VerbatimChar"/>
-          <w:rFonts w:hint="eastAsia" w:ascii="SimSun" w:hAnsi="SimSun" w:eastAsia="SimSun" w:cs="SimSun"/>
-        </w:rPr>
-        <w:t>（</w:t>
-      </w:r>
-      <w:r>
-        <w:rPr>
-          <w:rStyle w:val="VerbatimChar"/>
-          <w:rFonts w:hint="eastAsia" w:ascii="SimSun" w:hAnsi="SimSun" w:eastAsia="SimSun" w:cs="SimSun"/>
-        </w:rPr>
-        <w:t>新戊基</w:t>
-      </w:r>
-      <w:r>
-        <w:rPr>
-          <w:rStyle w:val="VerbatimChar"/>
-          <w:rFonts w:ascii="SimSun" w:hAnsi="SimSun" w:eastAsia="SimSun" w:cs="SimSun"/>
-        </w:rPr>
-        <w:t xml:space="preserve"> 1° → </w:t>
-      </w:r>
-      <w:r>
-        <w:rPr>
-          <w:rStyle w:val="VerbatimChar"/>
-          <w:rFonts w:hint="eastAsia" w:ascii="SimSun" w:hAnsi="SimSun" w:eastAsia="SimSun" w:cs="SimSun"/>
-        </w:rPr>
-        <w:t xml:space="preserve">叔戊基</w:t>
-      </w:r>
-      <w:r>
-        <w:rPr>
-          <w:rStyle w:val="VerbatimChar"/>
-          <w:rFonts w:ascii="SimSun" w:hAnsi="SimSun" w:eastAsia="SimSun" w:cs="SimSun"/>
-        </w:rPr>
-        <w:t xml:space="preserve"> </w:t>
-      </w:r>
-      <w:r>
-        <w:rPr>
-          <w:rStyle w:val="VerbatimChar"/>
-          <w:rFonts w:hint="eastAsia" w:ascii="SimSun" w:hAnsi="SimSun" w:eastAsia="SimSun" w:cs="SimSun"/>
-        </w:rPr>
-        <w:t xml:space="preserve">3°）：</w:t>
-      </w:r>
-      <w:r>
-        <w:rPr>
-          <w:rFonts w:ascii="SimSun" w:hAnsi="SimSun" w:eastAsia="SimSun" w:cs="SimSun"/>
-        </w:rPr>
-        <w:br/>
-      </w:r>
-      <w:r>
-        <w:rPr>
-          <w:rStyle w:val="VerbatimChar"/>
-          <w:rFonts w:ascii="SimSun" w:hAnsi="SimSun" w:eastAsia="SimSun" w:cs="SimSun"/>
-        </w:rPr>
-        <w:t xml:space="preserve">        CH</w:t>
-      </w:r>
-      <w:r>
-        <w:rPr>
-          <w:rStyle w:val="VerbatimChar"/>
-          <w:rFonts w:ascii="SimSun" w:hAnsi="SimSun" w:eastAsia="SimSun" w:cs="SimSun"/>
-          <w:vertAlign w:val="subscript"/>
-        </w:rPr>
-        <w:t>3</w:t>
-      </w:r>
-      <w:r>
-        <w:rPr>
-          <w:rStyle w:val="VerbatimChar"/>
-          <w:rFonts w:ascii="SimSun" w:hAnsi="SimSun" w:eastAsia="SimSun" w:cs="SimSun"/>
-        </w:rPr>
-        <w:t xml:space="preserve">               CH</w:t>
-      </w:r>
-      <w:r>
-        <w:rPr>
-          <w:rStyle w:val="VerbatimChar"/>
-          <w:rFonts w:ascii="SimSun" w:hAnsi="SimSun" w:eastAsia="SimSun" w:cs="SimSun"/>
-          <w:vertAlign w:val="subscript"/>
-        </w:rPr>
-        <w:t>3</w:t>
-      </w:r>
-      <w:r>
-        <w:rPr>
-          <w:rFonts w:ascii="SimSun" w:hAnsi="SimSun" w:eastAsia="SimSun" w:cs="SimSun"/>
-        </w:rPr>
-        <w:br/>
-      </w:r>
-      <w:r>
-        <w:rPr>
-          <w:rStyle w:val="VerbatimChar"/>
-          <w:rFonts w:ascii="SimSun" w:hAnsi="SimSun" w:eastAsia="SimSun" w:cs="SimSun"/>
-        </w:rPr>
-        <w:t xml:space="preserve">        │                 │</w:t>
-      </w:r>
-      <w:r>
-        <w:rPr>
-          <w:rFonts w:ascii="SimSun" w:hAnsi="SimSun" w:eastAsia="SimSun" w:cs="SimSun"/>
-        </w:rPr>
-        <w:br/>
-      </w:r>
-      <w:r>
-        <w:rPr>
-          <w:rStyle w:val="VerbatimChar"/>
-          <w:rFonts w:ascii="SimSun" w:hAnsi="SimSun" w:eastAsia="SimSun" w:cs="SimSun"/>
-        </w:rPr>
-        <w:t xml:space="preserve">  </w:t>
-      </w:r>
-      <w:r>
-        <w:rPr>
-          <w:rStyle w:val="VerbatimChar"/>
-          <w:rFonts w:ascii="SimSun" w:hAnsi="SimSun" w:eastAsia="SimSun" w:cs="SimSun"/>
-          <w:vertAlign w:val="superscript"/>
-        </w:rPr>
-        <w:t>+</w:t>
-      </w:r>
-      <w:r>
-        <w:rPr>
-          <w:rStyle w:val="VerbatimChar"/>
-          <w:rFonts w:ascii="SimSun" w:hAnsi="SimSun" w:eastAsia="SimSun" w:cs="SimSun"/>
-        </w:rPr>
-        <w:t>CH</w:t>
-      </w:r>
-      <w:r>
-        <w:rPr>
-          <w:rStyle w:val="VerbatimChar"/>
-          <w:rFonts w:ascii="SimSun" w:hAnsi="SimSun" w:eastAsia="SimSun" w:cs="SimSun"/>
-          <w:vertAlign w:val="subscript"/>
-        </w:rPr>
-        <w:t>2</w:t>
-      </w:r>
-      <w:r>
-        <w:rPr>
-          <w:rStyle w:val="VerbatimChar"/>
-          <w:rFonts w:ascii="SimSun" w:hAnsi="SimSun" w:eastAsia="SimSun" w:cs="SimSun"/>
-        </w:rPr>
-        <w:t>—C—CH</w:t>
-      </w:r>
-      <w:r>
-        <w:rPr>
-          <w:rStyle w:val="VerbatimChar"/>
-          <w:rFonts w:ascii="SimSun" w:hAnsi="SimSun" w:eastAsia="SimSun" w:cs="SimSun"/>
-          <w:vertAlign w:val="subscript"/>
-        </w:rPr>
-        <w:t>3</w:t>
-      </w:r>
-      <w:r>
-        <w:rPr>
-          <w:rStyle w:val="VerbatimChar"/>
-          <w:rFonts w:ascii="SimSun" w:hAnsi="SimSun" w:eastAsia="SimSun" w:cs="SimSun"/>
-        </w:rPr>
-        <w:t xml:space="preserve">   →   H</w:t>
-      </w:r>
-      <w:r>
-        <w:rPr>
-          <w:rStyle w:val="VerbatimChar"/>
-          <w:rFonts w:ascii="SimSun" w:hAnsi="SimSun" w:eastAsia="SimSun" w:cs="SimSun"/>
-          <w:vertAlign w:val="subscript"/>
-        </w:rPr>
-        <w:t>3</w:t>
-      </w:r>
-      <w:r>
-        <w:rPr>
-          <w:rStyle w:val="VerbatimChar"/>
-          <w:rFonts w:ascii="SimSun" w:hAnsi="SimSun" w:eastAsia="SimSun" w:cs="SimSun"/>
-        </w:rPr>
-        <w:t>C—C</w:t>
-      </w:r>
-      <w:r>
-        <w:rPr>
-          <w:rStyle w:val="VerbatimChar"/>
-          <w:rFonts w:ascii="SimSun" w:hAnsi="SimSun" w:eastAsia="SimSun" w:cs="SimSun"/>
-          <w:vertAlign w:val="superscript"/>
-        </w:rPr>
-        <w:t>+</w:t>
-      </w:r>
-      <w:r>
-        <w:rPr>
-          <w:rStyle w:val="VerbatimChar"/>
-          <w:rFonts w:ascii="SimSun" w:hAnsi="SimSun" w:eastAsia="SimSun" w:cs="SimSun"/>
-        </w:rPr>
-        <w:t>—CH</w:t>
-      </w:r>
-      <w:r>
-        <w:rPr>
-          <w:rStyle w:val="VerbatimChar"/>
-          <w:rFonts w:ascii="SimSun" w:hAnsi="SimSun" w:eastAsia="SimSun" w:cs="SimSun"/>
-          <w:vertAlign w:val="subscript"/>
-        </w:rPr>
-        <w:t>2</w:t>
-      </w:r>
-      <w:r>
-        <w:rPr>
-          <w:rStyle w:val="VerbatimChar"/>
-          <w:rFonts w:ascii="SimSun" w:hAnsi="SimSun" w:eastAsia="SimSun" w:cs="SimSun"/>
-        </w:rPr>
-        <w:t>CH</w:t>
-      </w:r>
-      <w:r>
-        <w:rPr>
-          <w:rStyle w:val="VerbatimChar"/>
-          <w:rFonts w:ascii="SimSun" w:hAnsi="SimSun" w:eastAsia="SimSun" w:cs="SimSun"/>
-          <w:vertAlign w:val="subscript"/>
-        </w:rPr>
-        <w:t>3</w:t>
-      </w:r>
-      <w:r>
-        <w:rPr>
-          <w:rFonts w:ascii="SimSun" w:hAnsi="SimSun" w:eastAsia="SimSun" w:cs="SimSun"/>
-        </w:rPr>
-        <w:br/>
-      </w:r>
-      <w:r>
-        <w:rPr>
-          <w:rStyle w:val="VerbatimChar"/>
-          <w:rFonts w:ascii="SimSun" w:hAnsi="SimSun" w:eastAsia="SimSun" w:cs="SimSun"/>
-        </w:rPr>
-        <w:t xml:space="preserve">        │                 │</w:t>
-      </w:r>
-      <w:r>
-        <w:rPr>
-          <w:rFonts w:ascii="SimSun" w:hAnsi="SimSun" w:eastAsia="SimSun" w:cs="SimSun"/>
-        </w:rPr>
-        <w:br/>
-      </w:r>
-      <w:r>
-        <w:rPr>
-          <w:rStyle w:val="VerbatimChar"/>
-          <w:rFonts w:ascii="SimSun" w:hAnsi="SimSun" w:eastAsia="SimSun" w:cs="SimSun"/>
-        </w:rPr>
-        <w:t xml:space="preserve">        CH</w:t>
-      </w:r>
-      <w:r>
-        <w:rPr>
-          <w:rStyle w:val="VerbatimChar"/>
-          <w:rFonts w:ascii="SimSun" w:hAnsi="SimSun" w:eastAsia="SimSun" w:cs="SimSun"/>
-          <w:vertAlign w:val="subscript"/>
-        </w:rPr>
-        <w:t>3</w:t>
-      </w:r>
-      <w:r>
-        <w:rPr>
-          <w:rStyle w:val="VerbatimChar"/>
-          <w:rFonts w:ascii="SimSun" w:hAnsi="SimSun" w:eastAsia="SimSun" w:cs="SimSun"/>
-        </w:rPr>
-        <w:t xml:space="preserve">               CH</w:t>
-      </w:r>
-      <w:r>
-        <w:rPr>
-          <w:rStyle w:val="VerbatimChar"/>
-          <w:rFonts w:ascii="SimSun" w:hAnsi="SimSun" w:eastAsia="SimSun" w:cs="SimSun"/>
-          <w:vertAlign w:val="subscript"/>
-        </w:rPr>
-        <w:t>3</w:t>
-      </w:r>
-      <w:r>
-        <w:rPr>
-          <w:rFonts w:ascii="SimSun" w:hAnsi="SimSun" w:eastAsia="SimSun" w:cs="SimSun"/>
-        </w:rPr>
-        <w:br/>
-      </w:r>
-      <w:r>
-        <w:rPr>
-          <w:rStyle w:val="VerbatimChar"/>
-          <w:rFonts w:ascii="SimSun" w:hAnsi="SimSun" w:eastAsia="SimSun" w:cs="SimSun"/>
-        </w:rPr>
-        <w:t xml:space="preserve">   </w:t>
-      </w:r>
-      <w:r>
-        <w:rPr>
-          <w:rStyle w:val="VerbatimChar"/>
-          <w:rFonts w:hint="eastAsia" w:ascii="SimSun" w:hAnsi="SimSun" w:eastAsia="SimSun" w:cs="SimSun"/>
-        </w:rPr>
-        <w:t>新戊基正离子</w:t>
-      </w:r>
-      <w:r>
-        <w:rPr>
-          <w:rStyle w:val="VerbatimChar"/>
-          <w:rFonts w:hint="eastAsia" w:ascii="SimSun" w:hAnsi="SimSun" w:eastAsia="SimSun" w:cs="SimSun"/>
-        </w:rPr>
-        <w:t>（1°）</w:t>
-      </w:r>
-      <w:r>
-        <w:rPr>
-          <w:rStyle w:val="VerbatimChar"/>
-          <w:rFonts w:ascii="SimSun" w:hAnsi="SimSun" w:eastAsia="SimSun" w:cs="SimSun"/>
-        </w:rPr>
-        <w:t xml:space="preserve">     </w:t>
-      </w:r>
-      <w:r>
-        <w:rPr>
-          <w:rStyle w:val="VerbatimChar"/>
-          <w:rFonts w:hint="eastAsia" w:ascii="SimSun" w:hAnsi="SimSun" w:eastAsia="SimSun" w:cs="SimSun"/>
-        </w:rPr>
-        <w:t>叔戊基正离子</w:t>
-      </w:r>
-      <w:r>
-        <w:rPr>
-          <w:rStyle w:val="VerbatimChar"/>
-          <w:rFonts w:hint="eastAsia" w:ascii="SimSun" w:hAnsi="SimSun" w:eastAsia="SimSun" w:cs="SimSun"/>
-        </w:rPr>
-        <w:t>（3°，</w:t>
-      </w:r>
-      <w:r>
-        <w:rPr>
-          <w:rStyle w:val="VerbatimChar"/>
-          <w:rFonts w:hint="eastAsia" w:ascii="SimSun" w:hAnsi="SimSun" w:eastAsia="SimSun" w:cs="SimSun"/>
-        </w:rPr>
-        <w:t>更稳</w:t>
-      </w:r>
-      <w:r>
-        <w:rPr>
-          <w:rStyle w:val="VerbatimChar"/>
-          <w:rFonts w:hint="eastAsia" w:ascii="SimSun" w:hAnsi="SimSun" w:eastAsia="SimSun" w:cs="SimSun"/>
-        </w:rPr>
-        <w:t>）</w:t>
-      </w:r>
-      <w:r>
-        <w:rPr>
-          <w:rFonts w:ascii="SimSun" w:hAnsi="SimSun" w:eastAsia="SimSun" w:cs="SimSun"/>
-        </w:rPr>
-        <w:br/>
-      </w:r>
-      <w:r>
-        <w:rPr>
-          <w:rStyle w:val="VerbatimChar"/>
-          <w:rFonts w:ascii="SimSun" w:hAnsi="SimSun" w:eastAsia="SimSun" w:cs="SimSun"/>
-        </w:rPr>
-        <w:t xml:space="preserve">   C—CH</w:t>
-      </w:r>
-      <w:r>
-        <w:rPr>
-          <w:rStyle w:val="VerbatimChar"/>
-          <w:rFonts w:ascii="SimSun" w:hAnsi="SimSun" w:eastAsia="SimSun" w:cs="SimSun"/>
-          <w:vertAlign w:val="subscript"/>
-        </w:rPr>
-        <w:t>3</w:t>
-      </w:r>
-      <w:r>
-        <w:rPr>
-          <w:rStyle w:val="VerbatimChar"/>
-          <w:rFonts w:ascii="SimSun" w:hAnsi="SimSun" w:eastAsia="SimSun" w:cs="SimSun"/>
-        </w:rPr>
-        <w:t xml:space="preserve"> </w:t>
-      </w:r>
-      <w:r>
-        <w:rPr>
-          <w:rStyle w:val="VerbatimChar"/>
-          <w:rFonts w:hint="eastAsia" w:ascii="SimSun" w:hAnsi="SimSun" w:eastAsia="SimSun" w:cs="SimSun"/>
-        </w:rPr>
-        <w:t xml:space="preserve">的</w:t>
-      </w:r>
-      <w:r>
-        <w:rPr>
-          <w:rStyle w:val="VerbatimChar"/>
-          <w:rFonts w:ascii="SimSun" w:hAnsi="SimSun" w:eastAsia="SimSun" w:cs="SimSun"/>
-        </w:rPr>
-        <w:t xml:space="preserve"> σ </w:t>
-      </w:r>
-      <w:r>
-        <w:rPr>
-          <w:rStyle w:val="VerbatimChar"/>
-          <w:rFonts w:hint="eastAsia" w:ascii="SimSun" w:hAnsi="SimSun" w:eastAsia="SimSun" w:cs="SimSun"/>
-        </w:rPr>
-        <w:t xml:space="preserve">电子对整体迁移到相邻缺电子碳</w:t>
-      </w:r>
-    </w:p>
-    <w:p>
-      <w:pPr>
-        <w:pStyle w:val="BodyText"/>
-      </w:pPr>
-      <w:r>
-        <w:rPr>
-          <w:rFonts w:ascii="Times New Roman" w:hAnsi="Times New Roman" w:eastAsia="Times New Roman" w:cs="Times New Roman"/>
-        </w:rPr>
-        <w:t xml:space="preserve">🖼</w:t>
-      </w:r>
-      <w:r>
-        <w:rPr>
-          <w:rFonts w:hint="eastAsia" w:ascii="Times New Roman" w:hAnsi="Times New Roman" w:eastAsia="FangSong" w:cs="Times New Roman"/>
-          <w:b/>
-          <w:bCs/>
-        </w:rPr>
-        <w:t xml:space="preserve">待补图</w:t>
-      </w:r>
-      <w:r>
-        <w:rPr>
-          <w:rFonts w:hint="eastAsia" w:ascii="Times New Roman" w:hAnsi="Times New Roman" w:eastAsia="Times New Roman" w:cs="Times New Roman"/>
-        </w:rPr>
-        <w:t>：1,2-H/</w:t>
-      </w:r>
-      <w:r>
-        <w:rPr>
-          <w:rFonts w:hint="eastAsia" w:ascii="Times New Roman" w:hAnsi="Times New Roman" w:eastAsia="FangSong" w:cs="Times New Roman"/>
-        </w:rPr>
-        <w:t>烷基迁移正式机理箭头图</w:t>
-      </w:r>
-      <w:r>
-        <w:rPr>
-          <w:rFonts w:hint="eastAsia" w:ascii="Times New Roman" w:hAnsi="Times New Roman" w:eastAsia="Times New Roman" w:cs="Times New Roman"/>
-        </w:rPr>
-        <w:t>（</w:t>
-      </w:r>
-      <w:r>
-        <w:rPr>
-          <w:rFonts w:hint="eastAsia" w:ascii="Times New Roman" w:hAnsi="Times New Roman" w:eastAsia="FangSong" w:cs="Times New Roman"/>
-        </w:rPr>
-        <w:t>本会话不处理</w:t>
-      </w:r>
-      <w:r>
-        <w:rPr>
-          <w:rFonts w:hint="eastAsia" w:ascii="Times New Roman" w:hAnsi="Times New Roman" w:eastAsia="Times New Roman" w:cs="Times New Roman"/>
-        </w:rPr>
-        <w:t>，</w:t>
-      </w:r>
-      <w:r>
-        <w:rPr>
-          <w:rFonts w:hint="eastAsia" w:ascii="Times New Roman" w:hAnsi="Times New Roman" w:eastAsia="FangSong" w:cs="Times New Roman"/>
-        </w:rPr>
-        <w:t>图片专项替换</w:t>
-      </w:r>
-      <w:r>
-        <w:rPr>
-          <w:rFonts w:hint="eastAsia" w:ascii="Times New Roman" w:hAnsi="Times New Roman" w:eastAsia="Times New Roman" w:cs="Times New Roman"/>
-        </w:rPr>
-        <w:t>）</w:t>
+          <w:rFonts w:ascii="Times New Roman" w:hAnsi="Times New Roman" w:eastAsia="Times New Roman" w:cs="Times New Roman"/>
+        </w:rPr>
+        <w:drawing>
+          <wp:inline>
+            <wp:extent cx="3600000" cy="1483743"/>
+            <wp:effectExtent b="0" l="0" r="0" t="0"/>
+            <wp:docPr descr="" title="" id="21" name="Picture"/>
+            <a:graphic>
+              <a:graphicData uri="http://schemas.openxmlformats.org/drawingml/2006/picture">
+                <pic:pic>
+                  <pic:nvPicPr>
+                    <pic:cNvPr descr="ae508fe64a1548d947765b5955839b39182b089ea6e015a84f090c250f58a795.png" id="22" name="Picture"/>
+                    <pic:cNvPicPr>
+                      <a:picLocks noChangeArrowheads="1" noChangeAspect="1"/>
+                    </pic:cNvPicPr>
+                  </pic:nvPicPr>
+                  <pic:blipFill>
+                    <a:blip r:embed="rId20"/>
+                    <a:stretch>
+                      <a:fillRect/>
+                    </a:stretch>
+                  </pic:blipFill>
+                  <pic:spPr bwMode="auto">
+                    <a:xfrm>
+                      <a:off x="0" y="0"/>
+                      <a:ext cx="3600000" cy="1483743"/>
+                    </a:xfrm>
+                    <a:prstGeom prst="rect">
+                      <a:avLst/>
+                    </a:prstGeom>
+                    <a:noFill/>
+                    <a:ln w="9525">
+                      <a:noFill/>
+                      <a:headEnd/>
+                      <a:tailEnd/>
+                    </a:ln>
+                  </pic:spPr>
+                </pic:pic>
+              </a:graphicData>
+            </a:graphic>
+          </wp:inline>
+        </w:drawing>
       </w:r>
     </w:p>
     <w:p>
@@ -8408,8 +8017,8 @@
         <w:t>。</w:t>
       </w:r>
     </w:p>
-    <w:bookmarkEnd w:id="20"/>
-    <w:bookmarkStart w:id="21" w:name="碳负离子carbanion亲核的基石"/>
+    <w:bookmarkEnd w:id="23"/>
+    <w:bookmarkStart w:id="24" w:name="碳负离子carbanion亲核的基石"/>
     <w:p>
       <w:pPr>
         <w:pStyle w:val="Heading3"/>
@@ -10072,8 +9681,8 @@
         <w:t>）。”</w:t>
       </w:r>
     </w:p>
-    <w:bookmarkEnd w:id="21"/>
-    <w:bookmarkStart w:id="28" w:name="自由基free-radical奇电子的世界"/>
+    <w:bookmarkEnd w:id="24"/>
+    <w:bookmarkStart w:id="31" w:name="自由基free-radical奇电子的世界"/>
     <w:p>
       <w:pPr>
         <w:pStyle w:val="Heading3"/>
@@ -11323,18 +10932,18 @@
           <wp:inline>
             <wp:extent cx="3600000" cy="451375"/>
             <wp:effectExtent b="0" l="0" r="0" t="0"/>
-            <wp:docPr descr="" title="" id="23" name="Picture"/>
+            <wp:docPr descr="" title="" id="26" name="Picture"/>
             <a:graphic>
               <a:graphicData uri="http://schemas.openxmlformats.org/drawingml/2006/picture">
                 <pic:pic>
                   <pic:nvPicPr>
-                    <pic:cNvPr descr="46296cdb421bb01493bc4e54e0b934b28451d89610e5f9af070f78b5cee61e46.jpg" id="24" name="Picture"/>
+                    <pic:cNvPr descr="46296cdb421bb01493bc4e54e0b934b28451d89610e5f9af070f78b5cee61e46.jpg" id="27" name="Picture"/>
                     <pic:cNvPicPr>
                       <a:picLocks noChangeArrowheads="1" noChangeAspect="1"/>
                     </pic:cNvPicPr>
                   </pic:nvPicPr>
                   <pic:blipFill>
-                    <a:blip r:embed="rId22"/>
+                    <a:blip r:embed="rId25"/>
                     <a:stretch>
                       <a:fillRect/>
                     </a:stretch>
@@ -11504,18 +11113,18 @@
           <wp:inline>
             <wp:extent cx="3600000" cy="491453"/>
             <wp:effectExtent b="0" l="0" r="0" t="0"/>
-            <wp:docPr descr="" title="" id="26" name="Picture"/>
+            <wp:docPr descr="" title="" id="29" name="Picture"/>
             <a:graphic>
               <a:graphicData uri="http://schemas.openxmlformats.org/drawingml/2006/picture">
                 <pic:pic>
                   <pic:nvPicPr>
-                    <pic:cNvPr descr="180651b77282112e3473f22f4b4d24bfb8518475e21102e219e00f9e3968811b.jpg" id="27" name="Picture"/>
+                    <pic:cNvPr descr="180651b77282112e3473f22f4b4d24bfb8518475e21102e219e00f9e3968811b.jpg" id="30" name="Picture"/>
                     <pic:cNvPicPr>
                       <a:picLocks noChangeArrowheads="1" noChangeAspect="1"/>
                     </pic:cNvPicPr>
                   </pic:nvPicPr>
                   <pic:blipFill>
-                    <a:blip r:embed="rId25"/>
+                    <a:blip r:embed="rId28"/>
                     <a:stretch>
                       <a:fillRect/>
                     </a:stretch>
@@ -11963,8 +11572,8 @@
         <w:t xml:space="preserve"> Br·。</w:t>
       </w:r>
     </w:p>
-    <w:bookmarkEnd w:id="28"/>
-    <w:bookmarkStart w:id="29" w:name="卡宾carbene双面间谍"/>
+    <w:bookmarkEnd w:id="31"/>
+    <w:bookmarkStart w:id="32" w:name="卡宾carbene双面间谍"/>
     <w:p>
       <w:pPr>
         <w:pStyle w:val="Heading3"/>
@@ -14909,9 +14518,9 @@
         </w:pict>
       </w:r>
     </w:p>
-    <w:bookmarkEnd w:id="29"/>
-    <w:bookmarkEnd w:id="30"/>
-    <w:bookmarkStart w:id="37" w:name="三苯炔缺电子芳环的特殊中间体"/>
+    <w:bookmarkEnd w:id="32"/>
+    <w:bookmarkEnd w:id="33"/>
+    <w:bookmarkStart w:id="40" w:name="三苯炔缺电子芳环的特殊中间体"/>
     <w:p>
       <w:pPr>
         <w:pStyle w:val="Heading2"/>
@@ -14948,7 +14557,7 @@
         <w:t>缺电子芳环的特殊中间体</w:t>
       </w:r>
     </w:p>
-    <w:bookmarkStart w:id="31" w:name="生成条件"/>
+    <w:bookmarkStart w:id="34" w:name="生成条件"/>
     <w:p>
       <w:pPr>
         <w:pStyle w:val="Heading3"/>
@@ -15276,8 +14885,8 @@
         <w:t>的苯炔中间体</w:t>
       </w:r>
     </w:p>
-    <w:bookmarkEnd w:id="31"/>
-    <w:bookmarkStart w:id="35" w:name="结构特征"/>
+    <w:bookmarkEnd w:id="34"/>
+    <w:bookmarkStart w:id="38" w:name="结构特征"/>
     <w:p>
       <w:pPr>
         <w:pStyle w:val="Heading3"/>
@@ -15544,18 +15153,18 @@
           <wp:inline>
             <wp:extent cx="3600000" cy="466733"/>
             <wp:effectExtent b="0" l="0" r="0" t="0"/>
-            <wp:docPr descr="" title="" id="33" name="Picture"/>
+            <wp:docPr descr="" title="" id="36" name="Picture"/>
             <a:graphic>
               <a:graphicData uri="http://schemas.openxmlformats.org/drawingml/2006/picture">
                 <pic:pic>
                   <pic:nvPicPr>
-                    <pic:cNvPr descr="4868e853f3e7a4189e0b00543f519ae49af511b3ed07f741d9dfce6f724e3d21.jpg" id="34" name="Picture"/>
+                    <pic:cNvPr descr="4868e853f3e7a4189e0b00543f519ae49af511b3ed07f741d9dfce6f724e3d21.jpg" id="37" name="Picture"/>
                     <pic:cNvPicPr>
                       <a:picLocks noChangeArrowheads="1" noChangeAspect="1"/>
                     </pic:cNvPicPr>
                   </pic:nvPicPr>
                   <pic:blipFill>
-                    <a:blip r:embed="rId32"/>
+                    <a:blip r:embed="rId35"/>
                     <a:stretch>
                       <a:fillRect/>
                     </a:stretch>
@@ -15668,8 +15277,8 @@
         <w:t>）</w:t>
       </w:r>
     </w:p>
-    <w:bookmarkEnd w:id="35"/>
-    <w:bookmarkStart w:id="36" w:name="典型反应"/>
+    <w:bookmarkEnd w:id="38"/>
+    <w:bookmarkStart w:id="39" w:name="典型反应"/>
     <w:p>
       <w:pPr>
         <w:pStyle w:val="Heading3"/>
@@ -16725,9 +16334,9 @@
         </w:pict>
       </w:r>
     </w:p>
-    <w:bookmarkEnd w:id="36"/>
-    <w:bookmarkEnd w:id="37"/>
-    <w:bookmarkStart w:id="42" w:name="四反应机理解析方法论"/>
+    <w:bookmarkEnd w:id="39"/>
+    <w:bookmarkEnd w:id="40"/>
+    <w:bookmarkStart w:id="48" w:name="四反应机理解析方法论"/>
     <w:p>
       <w:pPr>
         <w:pStyle w:val="Heading2"/>
@@ -16752,7 +16361,7 @@
         <w:t>反应机理解析方法论</w:t>
       </w:r>
     </w:p>
-    <w:bookmarkStart w:id="38" w:name="中间体-vs-过渡态势能面语言"/>
+    <w:bookmarkStart w:id="44" w:name="中间体-vs-过渡态势能面语言"/>
     <w:p>
       <w:pPr>
         <w:pStyle w:val="Heading3"/>
@@ -17181,165 +16790,54 @@
     </w:tbl>
     <w:p>
       <w:pPr>
-        <w:pStyle w:val="SourceCode"/>
-        <w:spacing w:before="120"/>
+        <w:pStyle w:val="BodyText"/>
+        <w:spacing w:before="160" w:after="80"/>
+        <w:jc w:val="center"/>
       </w:pPr>
       <w:r>
         <w:rPr>
-          <w:rStyle w:val="VerbatimChar"/>
-          <w:rFonts w:hint="eastAsia" w:ascii="SimSun" w:hAnsi="SimSun" w:eastAsia="SimSun" w:cs="SimSun"/>
-        </w:rPr>
-        <w:t xml:space="preserve">能量</w:t>
-      </w:r>
-      <w:r>
-        <w:rPr>
-          <w:rStyle w:val="VerbatimChar"/>
-          <w:rFonts w:ascii="SimSun" w:hAnsi="SimSun" w:eastAsia="SimSun" w:cs="SimSun"/>
-        </w:rPr>
-        <w:t xml:space="preserve"> ↑</w:t>
-      </w:r>
-      <w:r>
-        <w:rPr>
-          <w:rFonts w:ascii="SimSun" w:hAnsi="SimSun" w:eastAsia="SimSun" w:cs="SimSun"/>
-        </w:rPr>
-        <w:br/>
-      </w:r>
-      <w:r>
-        <w:rPr>
-          <w:rStyle w:val="VerbatimChar"/>
-          <w:rFonts w:ascii="SimSun" w:hAnsi="SimSun" w:eastAsia="SimSun" w:cs="SimSun"/>
-        </w:rPr>
-        <w:t xml:space="preserve">   │      ‡</w:t>
-      </w:r>
-      <w:r>
-        <w:rPr>
-          <w:rStyle w:val="VerbatimChar"/>
-          <w:rFonts w:ascii="SimSun" w:hAnsi="SimSun" w:eastAsia="SimSun" w:cs="SimSun"/>
-          <w:vertAlign w:val="subscript"/>
-        </w:rPr>
-        <w:t>1</w:t>
-      </w:r>
-      <w:r>
-        <w:rPr>
-          <w:rStyle w:val="VerbatimChar"/>
-          <w:rFonts w:ascii="SimSun" w:hAnsi="SimSun" w:eastAsia="SimSun" w:cs="SimSun"/>
-        </w:rPr>
-        <w:t xml:space="preserve">               ‡</w:t>
-      </w:r>
-      <w:r>
-        <w:rPr>
-          <w:rStyle w:val="VerbatimChar"/>
-          <w:rFonts w:ascii="SimSun" w:hAnsi="SimSun" w:eastAsia="SimSun" w:cs="SimSun"/>
-          <w:vertAlign w:val="subscript"/>
-        </w:rPr>
-        <w:t>2</w:t>
-      </w:r>
-      <w:r>
-        <w:rPr>
-          <w:rFonts w:ascii="SimSun" w:hAnsi="SimSun" w:eastAsia="SimSun" w:cs="SimSun"/>
-        </w:rPr>
-        <w:br/>
-      </w:r>
-      <w:r>
-        <w:rPr>
-          <w:rStyle w:val="VerbatimChar"/>
-          <w:rFonts w:ascii="SimSun" w:hAnsi="SimSun" w:eastAsia="SimSun" w:cs="SimSun"/>
-        </w:rPr>
-        <w:t xml:space="preserve">   │     / \               / \</w:t>
-      </w:r>
-      <w:r>
-        <w:rPr>
-          <w:rFonts w:ascii="SimSun" w:hAnsi="SimSun" w:eastAsia="SimSun" w:cs="SimSun"/>
-        </w:rPr>
-        <w:br/>
-      </w:r>
-      <w:r>
-        <w:rPr>
-          <w:rStyle w:val="VerbatimChar"/>
-          <w:rFonts w:ascii="SimSun" w:hAnsi="SimSun" w:eastAsia="SimSun" w:cs="SimSun"/>
-        </w:rPr>
-        <w:t xml:space="preserve">   │    /   \             /   \</w:t>
-      </w:r>
-      <w:r>
-        <w:rPr>
-          <w:rFonts w:ascii="SimSun" w:hAnsi="SimSun" w:eastAsia="SimSun" w:cs="SimSun"/>
-        </w:rPr>
-        <w:br/>
-      </w:r>
-      <w:r>
-        <w:rPr>
-          <w:rStyle w:val="VerbatimChar"/>
-          <w:rFonts w:ascii="SimSun" w:hAnsi="SimSun" w:eastAsia="SimSun" w:cs="SimSun"/>
-        </w:rPr>
-        <w:t xml:space="preserve">   │ R─/     \───I──────/     \───P</w:t>
-      </w:r>
-      <w:r>
-        <w:rPr>
-          <w:rFonts w:ascii="SimSun" w:hAnsi="SimSun" w:eastAsia="SimSun" w:cs="SimSun"/>
-        </w:rPr>
-        <w:br/>
-      </w:r>
-      <w:r>
-        <w:rPr>
-          <w:rStyle w:val="VerbatimChar"/>
-          <w:rFonts w:ascii="SimSun" w:hAnsi="SimSun" w:eastAsia="SimSun" w:cs="SimSun"/>
-        </w:rPr>
-        <w:t xml:space="preserve">   │ </w:t>
-      </w:r>
-      <w:r>
-        <w:rPr>
-          <w:rStyle w:val="VerbatimChar"/>
-          <w:rFonts w:hint="eastAsia" w:ascii="SimSun" w:hAnsi="SimSun" w:eastAsia="SimSun" w:cs="SimSun"/>
-        </w:rPr>
-        <w:t xml:space="preserve">反应物</w:t>
-      </w:r>
-      <w:r>
-        <w:rPr>
-          <w:rStyle w:val="VerbatimChar"/>
-          <w:rFonts w:ascii="SimSun" w:hAnsi="SimSun" w:eastAsia="SimSun" w:cs="SimSun"/>
-        </w:rPr>
-        <w:t xml:space="preserve">    </w:t>
-      </w:r>
-      <w:r>
-        <w:rPr>
-          <w:rStyle w:val="VerbatimChar"/>
-          <w:rFonts w:hint="eastAsia" w:ascii="SimSun" w:hAnsi="SimSun" w:eastAsia="SimSun" w:cs="SimSun"/>
-        </w:rPr>
-        <w:t xml:space="preserve">中间体</w:t>
-      </w:r>
-      <w:r>
-        <w:rPr>
-          <w:rStyle w:val="VerbatimChar"/>
-          <w:rFonts w:ascii="SimSun" w:hAnsi="SimSun" w:eastAsia="SimSun" w:cs="SimSun"/>
-        </w:rPr>
-        <w:t xml:space="preserve">            </w:t>
-      </w:r>
-      <w:r>
-        <w:rPr>
-          <w:rStyle w:val="VerbatimChar"/>
-          <w:rFonts w:hint="eastAsia" w:ascii="SimSun" w:hAnsi="SimSun" w:eastAsia="SimSun" w:cs="SimSun"/>
-        </w:rPr>
-        <w:t xml:space="preserve">产物</w:t>
-      </w:r>
-      <w:r>
-        <w:rPr>
-          <w:rFonts w:ascii="SimSun" w:hAnsi="SimSun" w:eastAsia="SimSun" w:cs="SimSun"/>
-        </w:rPr>
-        <w:br/>
-      </w:r>
-      <w:r>
-        <w:rPr>
-          <w:rStyle w:val="VerbatimChar"/>
-          <w:rFonts w:ascii="SimSun" w:hAnsi="SimSun" w:eastAsia="SimSun" w:cs="SimSun"/>
-        </w:rPr>
-        <w:t xml:space="preserve">   └──────────────────────────────→ </w:t>
-      </w:r>
-      <w:r>
-        <w:rPr>
-          <w:rStyle w:val="VerbatimChar"/>
-          <w:rFonts w:hint="eastAsia" w:ascii="SimSun" w:hAnsi="SimSun" w:eastAsia="SimSun" w:cs="SimSun"/>
-        </w:rPr>
-        <w:t xml:space="preserve">反应坐标</w:t>
+          <w:rFonts w:ascii="Times New Roman" w:hAnsi="Times New Roman" w:eastAsia="Times New Roman" w:cs="Times New Roman"/>
+        </w:rPr>
+        <w:drawing>
+          <wp:inline>
+            <wp:extent cx="3600000" cy="2183808"/>
+            <wp:effectExtent b="0" l="0" r="0" t="0"/>
+            <wp:docPr descr="" title="" id="42" name="Picture"/>
+            <a:graphic>
+              <a:graphicData uri="http://schemas.openxmlformats.org/drawingml/2006/picture">
+                <pic:pic>
+                  <pic:nvPicPr>
+                    <pic:cNvPr descr="1ebeef39f78c99406c4792989e0a6b0f3b764c00c32fa0da020d624c8818f554.png" id="43" name="Picture"/>
+                    <pic:cNvPicPr>
+                      <a:picLocks noChangeArrowheads="1" noChangeAspect="1"/>
+                    </pic:cNvPicPr>
+                  </pic:nvPicPr>
+                  <pic:blipFill>
+                    <a:blip r:embed="rId41"/>
+                    <a:stretch>
+                      <a:fillRect/>
+                    </a:stretch>
+                  </pic:blipFill>
+                  <pic:spPr bwMode="auto">
+                    <a:xfrm>
+                      <a:off x="0" y="0"/>
+                      <a:ext cx="3600000" cy="2183808"/>
+                    </a:xfrm>
+                    <a:prstGeom prst="rect">
+                      <a:avLst/>
+                    </a:prstGeom>
+                    <a:noFill/>
+                    <a:ln w="9525">
+                      <a:noFill/>
+                      <a:headEnd/>
+                      <a:tailEnd/>
+                    </a:ln>
+                  </pic:spPr>
+                </pic:pic>
+              </a:graphicData>
+            </a:graphic>
+          </wp:inline>
+        </w:drawing>
       </w:r>
     </w:p>
     <w:p>
@@ -17556,8 +17054,8 @@
         <w:t>）</w:t>
       </w:r>
     </w:p>
-    <w:bookmarkEnd w:id="38"/>
-    <w:bookmarkStart w:id="39" w:name="hammond-假说"/>
+    <w:bookmarkEnd w:id="44"/>
+    <w:bookmarkStart w:id="45" w:name="hammond-假说"/>
     <w:p>
       <w:pPr>
         <w:pStyle w:val="Heading3"/>
@@ -18193,8 +17691,8 @@
         <w:t>。</w:t>
       </w:r>
     </w:p>
-    <w:bookmarkEnd w:id="39"/>
-    <w:bookmarkStart w:id="40" w:name="动力学控制-vs-热力学控制"/>
+    <w:bookmarkEnd w:id="45"/>
+    <w:bookmarkStart w:id="46" w:name="动力学控制-vs-热力学控制"/>
     <w:p>
       <w:pPr>
         <w:pStyle w:val="Heading3"/>
@@ -18783,8 +18281,8 @@
         <w:t>。”</w:t>
       </w:r>
     </w:p>
-    <w:bookmarkEnd w:id="40"/>
-    <w:bookmarkStart w:id="41" w:name="机理推导三大策略"/>
+    <w:bookmarkEnd w:id="46"/>
+    <w:bookmarkStart w:id="47" w:name="机理推导三大策略"/>
     <w:p>
       <w:pPr>
         <w:pStyle w:val="Heading3"/>
@@ -20199,9 +19697,9 @@
         </w:pict>
       </w:r>
     </w:p>
-    <w:bookmarkEnd w:id="41"/>
-    <w:bookmarkEnd w:id="42"/>
-    <w:bookmarkStart w:id="49" w:name="五典型例题"/>
+    <w:bookmarkEnd w:id="47"/>
+    <w:bookmarkEnd w:id="48"/>
+    <w:bookmarkStart w:id="55" w:name="五典型例题"/>
     <w:p>
       <w:pPr>
         <w:pStyle w:val="Heading2"/>
@@ -20226,7 +19724,7 @@
         <w:t>典型例题</w:t>
       </w:r>
     </w:p>
-    <w:bookmarkStart w:id="43" w:name="例1-碳正离子稳定性比较与重排判断"/>
+    <w:bookmarkStart w:id="49" w:name="例1-碳正离子稳定性比较与重排判断"/>
     <w:p>
       <w:pPr>
         <w:pStyle w:val="Heading3"/>
@@ -21319,8 +20817,8 @@
         </w:pict>
       </w:r>
     </w:p>
-    <w:bookmarkEnd w:id="43"/>
-    <w:bookmarkStart w:id="44" w:name="例2-碳负离子pka-判断与区域选择性"/>
+    <w:bookmarkEnd w:id="49"/>
+    <w:bookmarkStart w:id="50" w:name="例2-碳负离子pka-判断与区域选择性"/>
     <w:p>
       <w:pPr>
         <w:pStyle w:val="Heading3"/>
@@ -22233,8 +21731,8 @@
         </w:pict>
       </w:r>
     </w:p>
-    <w:bookmarkEnd w:id="44"/>
-    <w:bookmarkStart w:id="45" w:name="例3-自由基链反应过氧化物效应完整机理"/>
+    <w:bookmarkEnd w:id="50"/>
+    <w:bookmarkStart w:id="51" w:name="例3-自由基链反应过氧化物效应完整机理"/>
     <w:p>
       <w:pPr>
         <w:pStyle w:val="Heading3"/>
@@ -23767,8 +23265,8 @@
         </w:pict>
       </w:r>
     </w:p>
-    <w:bookmarkEnd w:id="45"/>
-    <w:bookmarkStart w:id="46" w:name="例4-卡宾单线态-vs-三线态立体化学"/>
+    <w:bookmarkEnd w:id="51"/>
+    <w:bookmarkStart w:id="52" w:name="例4-卡宾单线态-vs-三线态立体化学"/>
     <w:p>
       <w:pPr>
         <w:pStyle w:val="Heading3"/>
@@ -24904,8 +24402,8 @@
         </w:pict>
       </w:r>
     </w:p>
-    <w:bookmarkEnd w:id="46"/>
-    <w:bookmarkStart w:id="47" w:name="例5-苯炔-vs-普通-snar-的分流判断"/>
+    <w:bookmarkEnd w:id="52"/>
+    <w:bookmarkStart w:id="53" w:name="例5-苯炔-vs-普通-snar-的分流判断"/>
     <w:p>
       <w:pPr>
         <w:pStyle w:val="Heading3"/>
@@ -26619,8 +26117,8 @@
         </w:pict>
       </w:r>
     </w:p>
-    <w:bookmarkEnd w:id="47"/>
-    <w:bookmarkStart w:id="48" w:name="例6-综合中间体识别-命运判断-产物预测"/>
+    <w:bookmarkEnd w:id="53"/>
+    <w:bookmarkStart w:id="54" w:name="例6-综合中间体识别-命运判断-产物预测"/>
     <w:p>
       <w:pPr>
         <w:pStyle w:val="Heading3"/>
@@ -29151,9 +28649,9 @@
         </w:pict>
       </w:r>
     </w:p>
-    <w:bookmarkEnd w:id="48"/>
-    <w:bookmarkEnd w:id="49"/>
-    <w:bookmarkStart w:id="50" w:name="六常见误区"/>
+    <w:bookmarkEnd w:id="54"/>
+    <w:bookmarkEnd w:id="55"/>
+    <w:bookmarkStart w:id="56" w:name="六常见误区"/>
     <w:p>
       <w:pPr>
         <w:pStyle w:val="Heading2"/>
@@ -30641,8 +30139,8 @@
         </w:pict>
       </w:r>
     </w:p>
-    <w:bookmarkEnd w:id="50"/>
-    <w:bookmarkStart w:id="54" w:name="七方法总结与口诀"/>
+    <w:bookmarkEnd w:id="56"/>
+    <w:bookmarkStart w:id="60" w:name="七方法总结与口诀"/>
     <w:p>
       <w:pPr>
         <w:pStyle w:val="Heading2"/>
@@ -30667,7 +30165,7 @@
         <w:t>方法总结与口诀</w:t>
       </w:r>
     </w:p>
-    <w:bookmarkStart w:id="51" w:name="中间体判断三步法"/>
+    <w:bookmarkStart w:id="57" w:name="中间体判断三步法"/>
     <w:p>
       <w:pPr>
         <w:pStyle w:val="Heading3"/>
@@ -31328,8 +30826,8 @@
         <w:t xml:space="preserve">多对箭头</w:t>
       </w:r>
     </w:p>
-    <w:bookmarkEnd w:id="51"/>
-    <w:bookmarkStart w:id="52" w:name="中间体识别口诀"/>
+    <w:bookmarkEnd w:id="57"/>
+    <w:bookmarkStart w:id="58" w:name="中间体识别口诀"/>
     <w:p>
       <w:pPr>
         <w:pStyle w:val="Heading3"/>
@@ -31521,8 +31019,8 @@
         <w:t>。”</w:t>
       </w:r>
     </w:p>
-    <w:bookmarkEnd w:id="52"/>
-    <w:bookmarkStart w:id="53" w:name="重排判断口诀"/>
+    <w:bookmarkEnd w:id="58"/>
+    <w:bookmarkStart w:id="59" w:name="重排判断口诀"/>
     <w:p>
       <w:pPr>
         <w:pStyle w:val="Heading3"/>
@@ -31682,9 +31180,9 @@
         </w:pict>
       </w:r>
     </w:p>
-    <w:bookmarkEnd w:id="53"/>
-    <w:bookmarkEnd w:id="54"/>
-    <w:bookmarkStart w:id="58" w:name="八核心速查卡"/>
+    <w:bookmarkEnd w:id="59"/>
+    <w:bookmarkEnd w:id="60"/>
+    <w:bookmarkStart w:id="64" w:name="八核心速查卡"/>
     <w:p>
       <w:pPr>
         <w:pStyle w:val="Heading2"/>
@@ -31709,7 +31207,7 @@
         <w:t>核心速查卡</w:t>
       </w:r>
     </w:p>
-    <w:bookmarkStart w:id="55" w:name="五大活性中间体速查总表"/>
+    <w:bookmarkStart w:id="61" w:name="五大活性中间体速查总表"/>
     <w:p>
       <w:pPr>
         <w:pStyle w:val="Heading3"/>
@@ -32656,8 +32154,8 @@
         </w:tc>
       </w:tr>
     </w:tbl>
-    <w:bookmarkEnd w:id="55"/>
-    <w:bookmarkStart w:id="56" w:name="碳正离子-vs-碳负离子-vs-自由基稳定性对比"/>
+    <w:bookmarkEnd w:id="61"/>
+    <w:bookmarkStart w:id="62" w:name="碳正离子-vs-碳负离子-vs-自由基稳定性对比"/>
     <w:p>
       <w:pPr>
         <w:pStyle w:val="Heading3"/>
@@ -33119,8 +32617,8 @@
         </w:tc>
       </w:tr>
     </w:tbl>
-    <w:bookmarkEnd w:id="56"/>
-    <w:bookmarkStart w:id="57" w:name="机理推导策略速查卡"/>
+    <w:bookmarkEnd w:id="62"/>
+    <w:bookmarkStart w:id="63" w:name="机理推导策略速查卡"/>
     <w:p>
       <w:pPr>
         <w:pStyle w:val="Heading3"/>
@@ -33575,9 +33073,9 @@
         </w:pict>
       </w:r>
     </w:p>
-    <w:bookmarkEnd w:id="57"/>
-    <w:bookmarkEnd w:id="58"/>
-    <w:bookmarkStart w:id="62" w:name="九练习题"/>
+    <w:bookmarkEnd w:id="63"/>
+    <w:bookmarkEnd w:id="64"/>
+    <w:bookmarkStart w:id="68" w:name="九练习题"/>
     <w:p>
       <w:pPr>
         <w:pStyle w:val="Heading2"/>
@@ -33602,7 +33100,7 @@
         <w:t>练习题</w:t>
       </w:r>
     </w:p>
-    <w:bookmarkStart w:id="59" w:name="基础巩固"/>
+    <w:bookmarkStart w:id="65" w:name="基础巩固"/>
     <w:p>
       <w:pPr>
         <w:pStyle w:val="Heading3"/>
@@ -34066,8 +33564,8 @@
         <w:t>加成机理的关键中间体</w:t>
       </w:r>
     </w:p>
-    <w:bookmarkEnd w:id="59"/>
-    <w:bookmarkStart w:id="60" w:name="提高训练"/>
+    <w:bookmarkEnd w:id="65"/>
+    <w:bookmarkStart w:id="66" w:name="提高训练"/>
     <w:p>
       <w:pPr>
         <w:pStyle w:val="Heading3"/>
@@ -34468,8 +33966,8 @@
         <w:t>O/EtOH, Δ</w:t>
       </w:r>
     </w:p>
-    <w:bookmarkEnd w:id="60"/>
-    <w:bookmarkStart w:id="61" w:name="综合挑战"/>
+    <w:bookmarkEnd w:id="66"/>
+    <w:bookmarkStart w:id="67" w:name="综合挑战"/>
     <w:p>
       <w:pPr>
         <w:pStyle w:val="Heading3"/>
@@ -34881,9 +34379,9 @@
         </w:pict>
       </w:r>
     </w:p>
-    <w:bookmarkEnd w:id="61"/>
-    <w:bookmarkEnd w:id="62"/>
-    <w:bookmarkStart w:id="63" w:name="十参考答案"/>
+    <w:bookmarkEnd w:id="67"/>
+    <w:bookmarkEnd w:id="68"/>
+    <w:bookmarkStart w:id="69" w:name="十参考答案"/>
     <w:p>
       <w:pPr>
         <w:pStyle w:val="Heading2"/>
@@ -38727,8 +38225,8 @@
         </w:pict>
       </w:r>
     </w:p>
-    <w:bookmarkEnd w:id="63"/>
-    <w:bookmarkStart w:id="64" w:name="十一跨专题连接"/>
+    <w:bookmarkEnd w:id="69"/>
+    <w:bookmarkStart w:id="70" w:name="十一跨专题连接"/>
     <w:p>
       <w:pPr>
         <w:pStyle w:val="Heading2"/>
@@ -39657,8 +39155,8 @@
         </w:pict>
       </w:r>
     </w:p>
-    <w:bookmarkEnd w:id="64"/>
-    <w:bookmarkEnd w:id="65"/>
+    <w:bookmarkEnd w:id="70"/>
+    <w:bookmarkEnd w:id="71"/>
     <w:sectPr>
       <w:footerReference w:type="default" r:id="rId9"/>
       <w:footnotePr>

--- a/06-学生侧材料/讲义/有机化学/活性中间体与反应机理基础.docx
+++ b/06-学生侧材料/讲义/有机化学/活性中间体与反应机理基础.docx
@@ -2,7 +2,7 @@
 <file path=word/document.xml><?xml version="1.0" encoding="utf-8"?>
 <w:document xmlns:w="http://schemas.openxmlformats.org/wordprocessingml/2006/main" xmlns:m="http://schemas.openxmlformats.org/officeDocument/2006/math" xmlns:r="http://schemas.openxmlformats.org/officeDocument/2006/relationships" xmlns:o="urn:schemas-microsoft-com:office:office" xmlns:v="urn:schemas-microsoft-com:vml" xmlns:w10="urn:schemas-microsoft-com:office:word" xmlns:a="http://schemas.openxmlformats.org/drawingml/2006/main" xmlns:pic="http://schemas.openxmlformats.org/drawingml/2006/picture" xmlns:wp="http://schemas.openxmlformats.org/drawingml/2006/wordprocessingDrawing">
   <w:body>
-    <w:bookmarkStart w:id="71" w:name="第三讲活性中间体与反应机理基础提高班"/>
+    <w:bookmarkStart w:id="74" w:name="第三讲活性中间体与反应机理基础提高班"/>
     <w:p>
       <w:pPr>
         <w:pStyle w:val="Heading1"/>
@@ -1987,7 +1987,7 @@
     </w:p>
     <w:bookmarkEnd w:id="11"/>
     <w:bookmarkEnd w:id="12"/>
-    <w:bookmarkStart w:id="33" w:name="二活性中间体四兄弟"/>
+    <w:bookmarkStart w:id="36" w:name="二活性中间体四兄弟"/>
     <w:p>
       <w:pPr>
         <w:pStyle w:val="Heading2"/>
@@ -11573,7 +11573,7 @@
       </w:r>
     </w:p>
     <w:bookmarkEnd w:id="31"/>
-    <w:bookmarkStart w:id="32" w:name="卡宾carbene双面间谍"/>
+    <w:bookmarkStart w:id="35" w:name="卡宾carbene双面间谍"/>
     <w:p>
       <w:pPr>
         <w:pStyle w:val="Heading3"/>
@@ -12640,75 +12640,404 @@
     </w:p>
     <w:p>
       <w:pPr>
-        <w:pStyle w:val="BodyText"/>
+        <w:pStyle w:val="FirstParagraph"/>
+        <w:spacing w:before="160" w:after="80"/>
+        <w:jc w:val="center"/>
       </w:pPr>
       <w:r>
         <w:rPr>
-          <w:rFonts w:ascii="Times New Roman" w:hAnsi="Times New Roman" w:eastAsia="Times New Roman" w:cs="Times New Roman"/>
-        </w:rPr>
-        <w:t xml:space="preserve">🖼</w:t>
-      </w:r>
-      <w:r>
-        <w:rPr>
-          <w:rFonts w:hint="eastAsia" w:ascii="Times New Roman" w:hAnsi="Times New Roman" w:eastAsia="FangSong" w:cs="Times New Roman"/>
-          <w:b/>
-          <w:bCs/>
-        </w:rPr>
-        <w:t xml:space="preserve">待补图</w:t>
-      </w:r>
-      <w:r>
-        <w:rPr>
-          <w:rFonts w:hint="eastAsia" w:ascii="Times New Roman" w:hAnsi="Times New Roman" w:eastAsia="Times New Roman" w:cs="Times New Roman"/>
+          <w:rFonts w:ascii="Times New Roman" w:hAnsi="Times New Roman" w:eastAsia="FangSong" w:cs="Times New Roman"/>
+          <w:b w:val="0"/>
+          <w:i w:val="0"/>
+          <w:sz w:val="21"/>
+        </w:rPr>
+        <w:drawing>
+          <wp:inline>
+            <wp:extent cx="3600000" cy="2564923"/>
+            <wp:effectExtent b="0" l="0" r="0" t="0"/>
+            <wp:docPr descr="卡宾的单线态与三线态——电子排布与几何构型" title="" id="33" name="Picture"/>
+            <a:graphic>
+              <a:graphicData uri="http://schemas.openxmlformats.org/drawingml/2006/picture">
+                <pic:pic>
+                  <pic:nvPicPr>
+                    <pic:cNvPr descr="c0dbb7ea42129064f309ebefb4fa5e9eb40e4fa16e3ce6225b42e0ea05d02b4e.png" id="34" name="Picture"/>
+                    <pic:cNvPicPr>
+                      <a:picLocks noChangeArrowheads="1" noChangeAspect="1"/>
+                    </pic:cNvPicPr>
+                  </pic:nvPicPr>
+                  <pic:blipFill>
+                    <a:blip r:embed="rId32"/>
+                    <a:stretch>
+                      <a:fillRect/>
+                    </a:stretch>
+                  </pic:blipFill>
+                  <pic:spPr bwMode="auto">
+                    <a:xfrm>
+                      <a:off x="0" y="0"/>
+                      <a:ext cx="3600000" cy="2564923"/>
+                    </a:xfrm>
+                    <a:prstGeom prst="rect">
+                      <a:avLst/>
+                    </a:prstGeom>
+                    <a:noFill/>
+                    <a:ln w="9525">
+                      <a:noFill/>
+                      <a:headEnd/>
+                      <a:tailEnd/>
+                    </a:ln>
+                  </pic:spPr>
+                </pic:pic>
+              </a:graphicData>
+            </a:graphic>
+          </wp:inline>
+        </w:drawing>
+      </w:r>
+      <w:r>
+        <w:rPr>
+          <w:rFonts w:ascii="Times New Roman" w:hAnsi="Times New Roman" w:eastAsia="FangSong" w:cs="Times New Roman"/>
+          <w:b w:val="0"/>
+          <w:i w:val="0"/>
+          <w:sz w:val="21"/>
+        </w:rPr>
+        <w:t xml:space="preserve"> </w:t>
+      </w:r>
+      <w:r>
+        <w:rPr>
+          <w:rFonts w:hint="eastAsia" w:ascii="Times New Roman" w:hAnsi="Times New Roman" w:eastAsia="FangSong" w:cs="Times New Roman"/>
+          <w:b w:val="0"/>
+          <w:i w:val="0"/>
+          <w:iCs/>
+          <w:sz w:val="21"/>
+        </w:rPr>
+        <w:t xml:space="preserve">图</w:t>
+      </w:r>
+      <w:r>
+        <w:rPr>
+          <w:rFonts w:ascii="Times New Roman" w:hAnsi="Times New Roman" w:eastAsia="FangSong" w:cs="Times New Roman"/>
+          <w:b w:val="0"/>
+          <w:i w:val="0"/>
+          <w:iCs/>
+          <w:sz w:val="21"/>
+        </w:rPr>
+        <w:t xml:space="preserve"> </w:t>
+      </w:r>
+      <w:r>
+        <w:rPr>
+          <w:rFonts w:hint="eastAsia" w:ascii="Times New Roman" w:hAnsi="Times New Roman" w:eastAsia="FangSong" w:cs="Times New Roman"/>
+          <w:b w:val="0"/>
+          <w:i w:val="0"/>
+          <w:iCs/>
+          <w:sz w:val="21"/>
+        </w:rPr>
+        <w:t xml:space="preserve">卡宾的单线态与三线态</w:t>
+      </w:r>
+      <w:r>
+        <w:rPr>
+          <w:rFonts w:hint="eastAsia" w:ascii="Times New Roman" w:hAnsi="Times New Roman" w:eastAsia="FangSong" w:cs="Times New Roman"/>
+          <w:b w:val="0"/>
+          <w:i w:val="0"/>
+          <w:sz w:val="21"/>
         </w:rPr>
         <w:t>：</w:t>
       </w:r>
       <w:r>
         <w:rPr>
           <w:rFonts w:hint="eastAsia" w:ascii="Times New Roman" w:hAnsi="Times New Roman" w:eastAsia="FangSong" w:cs="Times New Roman"/>
-        </w:rPr>
-        <w:t>单线态</w:t>
-      </w:r>
-      <w:r>
-        <w:rPr>
-          <w:rFonts w:hint="eastAsia" w:ascii="Times New Roman" w:hAnsi="Times New Roman" w:eastAsia="Times New Roman" w:cs="Times New Roman"/>
-        </w:rPr>
-        <w:t>/</w:t>
-      </w:r>
-      <w:r>
-        <w:rPr>
-          <w:rFonts w:hint="eastAsia" w:ascii="Times New Roman" w:hAnsi="Times New Roman" w:eastAsia="FangSong" w:cs="Times New Roman"/>
-        </w:rPr>
-        <w:t>三线态卡宾正式轨道瓣图</w:t>
-      </w:r>
-      <w:r>
-        <w:rPr>
-          <w:rFonts w:hint="eastAsia" w:ascii="Times New Roman" w:hAnsi="Times New Roman" w:eastAsia="Times New Roman" w:cs="Times New Roman"/>
+          <w:b w:val="0"/>
+          <w:i w:val="0"/>
+          <w:sz w:val="21"/>
+        </w:rPr>
+        <w:t>单线态为</w:t>
+      </w:r>
+      <w:r>
+        <w:rPr>
+          <w:rFonts w:ascii="Times New Roman" w:hAnsi="Times New Roman" w:eastAsia="FangSong" w:cs="Times New Roman"/>
+          <w:b w:val="0"/>
+          <w:i w:val="0"/>
+          <w:sz w:val="21"/>
+        </w:rPr>
+        <w:t xml:space="preserve"> </w:t>
+      </w:r>
+      <w:r>
+        <w:rPr>
+          <w:rFonts w:hint="eastAsia" w:ascii="Times New Roman" w:hAnsi="Times New Roman" w:eastAsia="FangSong" w:cs="Times New Roman"/>
+          <w:b w:val="0"/>
+          <w:i w:val="0"/>
+          <w:sz w:val="21"/>
+        </w:rPr>
+        <w:t>sp</w:t>
+      </w:r>
+      <w:r>
+        <w:rPr>
+          <w:rFonts w:hint="eastAsia" w:ascii="Times New Roman" w:hAnsi="Times New Roman" w:eastAsia="FangSong" w:cs="Times New Roman"/>
+          <w:b w:val="0"/>
+          <w:i w:val="0"/>
+          <w:sz w:val="21"/>
+          <w:vertAlign w:val="superscript"/>
+        </w:rPr>
+        <w:t>2</w:t>
+      </w:r>
+      <w:r>
+        <w:rPr>
+          <w:rFonts w:hint="eastAsia" w:ascii="Times New Roman" w:hAnsi="Times New Roman" w:eastAsia="FangSong" w:cs="Times New Roman"/>
+          <w:b w:val="0"/>
+          <w:i w:val="0"/>
+          <w:sz w:val="21"/>
         </w:rPr>
         <w:t>（</w:t>
       </w:r>
       <w:r>
         <w:rPr>
           <w:rFonts w:hint="eastAsia" w:ascii="Times New Roman" w:hAnsi="Times New Roman" w:eastAsia="FangSong" w:cs="Times New Roman"/>
-        </w:rPr>
-        <w:t>本会话不处理</w:t>
-      </w:r>
-      <w:r>
-        <w:rPr>
-          <w:rFonts w:hint="eastAsia" w:ascii="Times New Roman" w:hAnsi="Times New Roman" w:eastAsia="Times New Roman" w:cs="Times New Roman"/>
-        </w:rPr>
-        <w:t>，</w:t>
-      </w:r>
-      <w:r>
-        <w:rPr>
-          <w:rFonts w:hint="eastAsia" w:ascii="Times New Roman" w:hAnsi="Times New Roman" w:eastAsia="FangSong" w:cs="Times New Roman"/>
-        </w:rPr>
-        <w:t>图片专项替换</w:t>
-      </w:r>
-      <w:r>
-        <w:rPr>
-          <w:rFonts w:hint="eastAsia" w:ascii="Times New Roman" w:hAnsi="Times New Roman" w:eastAsia="Times New Roman" w:cs="Times New Roman"/>
-        </w:rPr>
-        <w:t>）</w:t>
+          <w:b w:val="0"/>
+          <w:i w:val="0"/>
+          <w:sz w:val="21"/>
+        </w:rPr>
+        <w:t>键角</w:t>
+      </w:r>
+      <w:r>
+        <w:rPr>
+          <w:rFonts w:ascii="Times New Roman" w:hAnsi="Times New Roman" w:eastAsia="FangSong" w:cs="Times New Roman"/>
+          <w:b w:val="0"/>
+          <w:i w:val="0"/>
+          <w:sz w:val="21"/>
+        </w:rPr>
+        <w:t xml:space="preserve"> ≈ </w:t>
+      </w:r>
+      <w:r>
+        <w:rPr>
+          <w:rFonts w:hint="eastAsia" w:ascii="Times New Roman" w:hAnsi="Times New Roman" w:eastAsia="FangSong" w:cs="Times New Roman"/>
+          <w:b w:val="0"/>
+          <w:i w:val="0"/>
+          <w:sz w:val="21"/>
+        </w:rPr>
+        <w:t>102°），</w:t>
+      </w:r>
+      <w:r>
+        <w:rPr>
+          <w:rFonts w:hint="eastAsia" w:ascii="Times New Roman" w:hAnsi="Times New Roman" w:eastAsia="FangSong" w:cs="Times New Roman"/>
+          <w:b w:val="0"/>
+          <w:i w:val="0"/>
+          <w:sz w:val="21"/>
+        </w:rPr>
+        <w:t>一孤对电子占</w:t>
+      </w:r>
+      <w:r>
+        <w:rPr>
+          <w:rFonts w:ascii="Times New Roman" w:hAnsi="Times New Roman" w:eastAsia="FangSong" w:cs="Times New Roman"/>
+          <w:b w:val="0"/>
+          <w:i w:val="0"/>
+          <w:sz w:val="21"/>
+        </w:rPr>
+        <w:t xml:space="preserve"> sp</w:t>
+      </w:r>
+      <w:r>
+        <w:rPr>
+          <w:rFonts w:ascii="Times New Roman" w:hAnsi="Times New Roman" w:eastAsia="FangSong" w:cs="Times New Roman"/>
+          <w:b w:val="0"/>
+          <w:i w:val="0"/>
+          <w:sz w:val="21"/>
+          <w:vertAlign w:val="superscript"/>
+        </w:rPr>
+        <w:t>2</w:t>
+      </w:r>
+      <w:r>
+        <w:rPr>
+          <w:rFonts w:ascii="Times New Roman" w:hAnsi="Times New Roman" w:eastAsia="FangSong" w:cs="Times New Roman"/>
+          <w:b w:val="0"/>
+          <w:i w:val="0"/>
+          <w:sz w:val="21"/>
+        </w:rPr>
+        <w:t xml:space="preserve"> </w:t>
+      </w:r>
+      <w:r>
+        <w:rPr>
+          <w:rFonts w:hint="eastAsia" w:ascii="Times New Roman" w:hAnsi="Times New Roman" w:eastAsia="FangSong" w:cs="Times New Roman"/>
+          <w:b w:val="0"/>
+          <w:i w:val="0"/>
+          <w:sz w:val="21"/>
+        </w:rPr>
+        <w:t>轨道</w:t>
+      </w:r>
+      <w:r>
+        <w:rPr>
+          <w:rFonts w:hint="eastAsia" w:ascii="Times New Roman" w:hAnsi="Times New Roman" w:eastAsia="FangSong" w:cs="Times New Roman"/>
+          <w:b w:val="0"/>
+          <w:i w:val="0"/>
+          <w:sz w:val="21"/>
+        </w:rPr>
+        <w:t>、</w:t>
+      </w:r>
+      <w:r>
+        <w:rPr>
+          <w:rFonts w:hint="eastAsia" w:ascii="Times New Roman" w:hAnsi="Times New Roman" w:eastAsia="FangSong" w:cs="Times New Roman"/>
+          <w:b w:val="0"/>
+          <w:i w:val="0"/>
+          <w:sz w:val="21"/>
+        </w:rPr>
+        <w:t>一空</w:t>
+      </w:r>
+      <w:r>
+        <w:rPr>
+          <w:rFonts w:ascii="Times New Roman" w:hAnsi="Times New Roman" w:eastAsia="FangSong" w:cs="Times New Roman"/>
+          <w:b w:val="0"/>
+          <w:i w:val="0"/>
+          <w:sz w:val="21"/>
+        </w:rPr>
+        <w:t xml:space="preserve"> p </w:t>
+      </w:r>
+      <w:r>
+        <w:rPr>
+          <w:rFonts w:hint="eastAsia" w:ascii="Times New Roman" w:hAnsi="Times New Roman" w:eastAsia="FangSong" w:cs="Times New Roman"/>
+          <w:b w:val="0"/>
+          <w:i w:val="0"/>
+          <w:sz w:val="21"/>
+        </w:rPr>
+        <w:t xml:space="preserve">轨道垂直于平面</w:t>
+      </w:r>
+      <w:r>
+        <w:rPr>
+          <w:rFonts w:ascii="Times New Roman" w:hAnsi="Times New Roman" w:eastAsia="FangSong" w:cs="Times New Roman"/>
+          <w:b w:val="0"/>
+          <w:i w:val="0"/>
+          <w:sz w:val="21"/>
+        </w:rPr>
+        <w:t xml:space="preserve"> → </w:t>
+      </w:r>
+      <w:r>
+        <w:rPr>
+          <w:rFonts w:hint="eastAsia" w:ascii="Times New Roman" w:hAnsi="Times New Roman" w:eastAsia="FangSong" w:cs="Times New Roman"/>
+          <w:b w:val="0"/>
+          <w:i w:val="0"/>
+          <w:sz w:val="21"/>
+        </w:rPr>
+        <w:t>协同加成</w:t>
+      </w:r>
+      <w:r>
+        <w:rPr>
+          <w:rFonts w:hint="eastAsia" w:ascii="Times New Roman" w:hAnsi="Times New Roman" w:eastAsia="FangSong" w:cs="Times New Roman"/>
+          <w:b w:val="0"/>
+          <w:i w:val="0"/>
+          <w:sz w:val="21"/>
+        </w:rPr>
+        <w:t>、</w:t>
+      </w:r>
+      <w:r>
+        <w:rPr>
+          <w:rFonts w:hint="eastAsia" w:ascii="Times New Roman" w:hAnsi="Times New Roman" w:eastAsia="FangSong" w:cs="Times New Roman"/>
+          <w:b w:val="0"/>
+          <w:i w:val="0"/>
+          <w:sz w:val="21"/>
+        </w:rPr>
+        <w:t>构型保持</w:t>
+      </w:r>
+      <w:r>
+        <w:rPr>
+          <w:rFonts w:hint="eastAsia" w:ascii="Times New Roman" w:hAnsi="Times New Roman" w:eastAsia="FangSong" w:cs="Times New Roman"/>
+          <w:b w:val="0"/>
+          <w:i w:val="0"/>
+          <w:sz w:val="21"/>
+        </w:rPr>
+        <w:t>；</w:t>
+      </w:r>
+      <w:r>
+        <w:rPr>
+          <w:rFonts w:hint="eastAsia" w:ascii="Times New Roman" w:hAnsi="Times New Roman" w:eastAsia="FangSong" w:cs="Times New Roman"/>
+          <w:b w:val="0"/>
+          <w:i w:val="0"/>
+          <w:sz w:val="21"/>
+        </w:rPr>
+        <w:t>三线态键角</w:t>
+      </w:r>
+      <w:r>
+        <w:rPr>
+          <w:rFonts w:ascii="Times New Roman" w:hAnsi="Times New Roman" w:eastAsia="FangSong" w:cs="Times New Roman"/>
+          <w:b w:val="0"/>
+          <w:i w:val="0"/>
+          <w:sz w:val="21"/>
+        </w:rPr>
+        <w:t xml:space="preserve"> ≈ </w:t>
+      </w:r>
+      <w:r>
+        <w:rPr>
+          <w:rFonts w:hint="eastAsia" w:ascii="Times New Roman" w:hAnsi="Times New Roman" w:eastAsia="FangSong" w:cs="Times New Roman"/>
+          <w:b w:val="0"/>
+          <w:i w:val="0"/>
+          <w:sz w:val="21"/>
+        </w:rPr>
+        <w:t>130–150°，</w:t>
+      </w:r>
+      <w:r>
+        <w:rPr>
+          <w:rFonts w:hint="eastAsia" w:ascii="Times New Roman" w:hAnsi="Times New Roman" w:eastAsia="FangSong" w:cs="Times New Roman"/>
+          <w:b w:val="0"/>
+          <w:i w:val="0"/>
+          <w:sz w:val="21"/>
+        </w:rPr>
+        <w:t>两个单电子分占</w:t>
+      </w:r>
+      <w:r>
+        <w:rPr>
+          <w:rFonts w:ascii="Times New Roman" w:hAnsi="Times New Roman" w:eastAsia="FangSong" w:cs="Times New Roman"/>
+          <w:b w:val="0"/>
+          <w:i w:val="0"/>
+          <w:sz w:val="21"/>
+        </w:rPr>
+        <w:t xml:space="preserve"> p </w:t>
+      </w:r>
+      <w:r>
+        <w:rPr>
+          <w:rFonts w:hint="eastAsia" w:ascii="Times New Roman" w:hAnsi="Times New Roman" w:eastAsia="FangSong" w:cs="Times New Roman"/>
+          <w:b w:val="0"/>
+          <w:i w:val="0"/>
+          <w:sz w:val="21"/>
+        </w:rPr>
+        <w:t xml:space="preserve">瓣</w:t>
+      </w:r>
+      <w:r>
+        <w:rPr>
+          <w:rFonts w:ascii="Times New Roman" w:hAnsi="Times New Roman" w:eastAsia="FangSong" w:cs="Times New Roman"/>
+          <w:b w:val="0"/>
+          <w:i w:val="0"/>
+          <w:sz w:val="21"/>
+        </w:rPr>
+        <w:t xml:space="preserve"> → </w:t>
+      </w:r>
+      <w:r>
+        <w:rPr>
+          <w:rFonts w:hint="eastAsia" w:ascii="Times New Roman" w:hAnsi="Times New Roman" w:eastAsia="FangSong" w:cs="Times New Roman"/>
+          <w:b w:val="0"/>
+          <w:i w:val="0"/>
+          <w:sz w:val="21"/>
+        </w:rPr>
+        <w:t>分步加成</w:t>
+      </w:r>
+      <w:r>
+        <w:rPr>
+          <w:rFonts w:hint="eastAsia" w:ascii="Times New Roman" w:hAnsi="Times New Roman" w:eastAsia="FangSong" w:cs="Times New Roman"/>
+          <w:b w:val="0"/>
+          <w:i w:val="0"/>
+          <w:sz w:val="21"/>
+        </w:rPr>
+        <w:t>、</w:t>
+      </w:r>
+      <w:r>
+        <w:rPr>
+          <w:rFonts w:hint="eastAsia" w:ascii="Times New Roman" w:hAnsi="Times New Roman" w:eastAsia="FangSong" w:cs="Times New Roman"/>
+          <w:b w:val="0"/>
+          <w:i w:val="0"/>
+          <w:sz w:val="21"/>
+        </w:rPr>
+        <w:t>部分外消旋</w:t>
+      </w:r>
+      <w:r>
+        <w:rPr>
+          <w:rFonts w:hint="eastAsia" w:ascii="Times New Roman" w:hAnsi="Times New Roman" w:eastAsia="FangSong" w:cs="Times New Roman"/>
+          <w:b w:val="0"/>
+          <w:i w:val="0"/>
+          <w:sz w:val="21"/>
+        </w:rPr>
+        <w:t>。</w:t>
       </w:r>
     </w:p>
     <w:p>
@@ -14402,9 +14731,9 @@
         </w:pict>
       </w:r>
     </w:p>
-    <w:bookmarkEnd w:id="32"/>
-    <w:bookmarkEnd w:id="33"/>
-    <w:bookmarkStart w:id="40" w:name="三苯炔缺电子芳环的特殊中间体"/>
+    <w:bookmarkEnd w:id="35"/>
+    <w:bookmarkEnd w:id="36"/>
+    <w:bookmarkStart w:id="43" w:name="三苯炔缺电子芳环的特殊中间体"/>
     <w:p>
       <w:pPr>
         <w:pStyle w:val="Heading2"/>
@@ -14441,7 +14770,7 @@
         <w:t>缺电子芳环的特殊中间体</w:t>
       </w:r>
     </w:p>
-    <w:bookmarkStart w:id="34" w:name="生成条件"/>
+    <w:bookmarkStart w:id="37" w:name="生成条件"/>
     <w:p>
       <w:pPr>
         <w:pStyle w:val="Heading3"/>
@@ -14769,8 +15098,8 @@
         <w:t>的苯炔中间体</w:t>
       </w:r>
     </w:p>
-    <w:bookmarkEnd w:id="34"/>
-    <w:bookmarkStart w:id="38" w:name="结构特征"/>
+    <w:bookmarkEnd w:id="37"/>
+    <w:bookmarkStart w:id="41" w:name="结构特征"/>
     <w:p>
       <w:pPr>
         <w:pStyle w:val="Heading3"/>
@@ -15037,18 +15366,18 @@
           <wp:inline>
             <wp:extent cx="3600000" cy="466733"/>
             <wp:effectExtent b="0" l="0" r="0" t="0"/>
-            <wp:docPr descr="" title="" id="36" name="Picture"/>
+            <wp:docPr descr="" title="" id="39" name="Picture"/>
             <a:graphic>
               <a:graphicData uri="http://schemas.openxmlformats.org/drawingml/2006/picture">
                 <pic:pic>
                   <pic:nvPicPr>
-                    <pic:cNvPr descr="4868e853f3e7a4189e0b00543f519ae49af511b3ed07f741d9dfce6f724e3d21.jpg" id="37" name="Picture"/>
+                    <pic:cNvPr descr="4868e853f3e7a4189e0b00543f519ae49af511b3ed07f741d9dfce6f724e3d21.jpg" id="40" name="Picture"/>
                     <pic:cNvPicPr>
                       <a:picLocks noChangeArrowheads="1" noChangeAspect="1"/>
                     </pic:cNvPicPr>
                   </pic:nvPicPr>
                   <pic:blipFill>
-                    <a:blip r:embed="rId35"/>
+                    <a:blip r:embed="rId38"/>
                     <a:stretch>
                       <a:fillRect/>
                     </a:stretch>
@@ -15161,8 +15490,8 @@
         <w:t>）</w:t>
       </w:r>
     </w:p>
-    <w:bookmarkEnd w:id="38"/>
-    <w:bookmarkStart w:id="39" w:name="典型反应"/>
+    <w:bookmarkEnd w:id="41"/>
+    <w:bookmarkStart w:id="42" w:name="典型反应"/>
     <w:p>
       <w:pPr>
         <w:pStyle w:val="Heading3"/>
@@ -16218,9 +16547,9 @@
         </w:pict>
       </w:r>
     </w:p>
-    <w:bookmarkEnd w:id="39"/>
-    <w:bookmarkEnd w:id="40"/>
-    <w:bookmarkStart w:id="48" w:name="四反应机理解析方法论"/>
+    <w:bookmarkEnd w:id="42"/>
+    <w:bookmarkEnd w:id="43"/>
+    <w:bookmarkStart w:id="51" w:name="四反应机理解析方法论"/>
     <w:p>
       <w:pPr>
         <w:pStyle w:val="Heading2"/>
@@ -16245,7 +16574,7 @@
         <w:t>反应机理解析方法论</w:t>
       </w:r>
     </w:p>
-    <w:bookmarkStart w:id="44" w:name="中间体-vs-过渡态势能面语言"/>
+    <w:bookmarkStart w:id="47" w:name="中间体-vs-过渡态势能面语言"/>
     <w:p>
       <w:pPr>
         <w:pStyle w:val="Heading3"/>
@@ -16686,18 +17015,18 @@
           <wp:inline>
             <wp:extent cx="3600000" cy="2183808"/>
             <wp:effectExtent b="0" l="0" r="0" t="0"/>
-            <wp:docPr descr="" title="" id="42" name="Picture"/>
+            <wp:docPr descr="" title="" id="45" name="Picture"/>
             <a:graphic>
               <a:graphicData uri="http://schemas.openxmlformats.org/drawingml/2006/picture">
                 <pic:pic>
                   <pic:nvPicPr>
-                    <pic:cNvPr descr="1ebeef39f78c99406c4792989e0a6b0f3b764c00c32fa0da020d624c8818f554.png" id="43" name="Picture"/>
+                    <pic:cNvPr descr="1ebeef39f78c99406c4792989e0a6b0f3b764c00c32fa0da020d624c8818f554.png" id="46" name="Picture"/>
                     <pic:cNvPicPr>
                       <a:picLocks noChangeArrowheads="1" noChangeAspect="1"/>
                     </pic:cNvPicPr>
                   </pic:nvPicPr>
                   <pic:blipFill>
-                    <a:blip r:embed="rId41"/>
+                    <a:blip r:embed="rId44"/>
                     <a:stretch>
                       <a:fillRect/>
                     </a:stretch>
@@ -16938,8 +17267,8 @@
         <w:t>）</w:t>
       </w:r>
     </w:p>
-    <w:bookmarkEnd w:id="44"/>
-    <w:bookmarkStart w:id="45" w:name="hammond-假说"/>
+    <w:bookmarkEnd w:id="47"/>
+    <w:bookmarkStart w:id="48" w:name="hammond-假说"/>
     <w:p>
       <w:pPr>
         <w:pStyle w:val="Heading3"/>
@@ -17575,8 +17904,8 @@
         <w:t>。</w:t>
       </w:r>
     </w:p>
-    <w:bookmarkEnd w:id="45"/>
-    <w:bookmarkStart w:id="46" w:name="动力学控制-vs-热力学控制"/>
+    <w:bookmarkEnd w:id="48"/>
+    <w:bookmarkStart w:id="49" w:name="动力学控制-vs-热力学控制"/>
     <w:p>
       <w:pPr>
         <w:pStyle w:val="Heading3"/>
@@ -18165,8 +18494,8 @@
         <w:t>。”</w:t>
       </w:r>
     </w:p>
-    <w:bookmarkEnd w:id="46"/>
-    <w:bookmarkStart w:id="47" w:name="机理推导三大策略"/>
+    <w:bookmarkEnd w:id="49"/>
+    <w:bookmarkStart w:id="50" w:name="机理推导三大策略"/>
     <w:p>
       <w:pPr>
         <w:pStyle w:val="Heading3"/>
@@ -19581,9 +19910,9 @@
         </w:pict>
       </w:r>
     </w:p>
-    <w:bookmarkEnd w:id="47"/>
-    <w:bookmarkEnd w:id="48"/>
-    <w:bookmarkStart w:id="55" w:name="五典型例题"/>
+    <w:bookmarkEnd w:id="50"/>
+    <w:bookmarkEnd w:id="51"/>
+    <w:bookmarkStart w:id="58" w:name="五典型例题"/>
     <w:p>
       <w:pPr>
         <w:pStyle w:val="Heading2"/>
@@ -19608,7 +19937,7 @@
         <w:t>典型例题</w:t>
       </w:r>
     </w:p>
-    <w:bookmarkStart w:id="49" w:name="例1-碳正离子稳定性比较与重排判断"/>
+    <w:bookmarkStart w:id="52" w:name="例1-碳正离子稳定性比较与重排判断"/>
     <w:p>
       <w:pPr>
         <w:pStyle w:val="Heading3"/>
@@ -20701,8 +21030,8 @@
         </w:pict>
       </w:r>
     </w:p>
-    <w:bookmarkEnd w:id="49"/>
-    <w:bookmarkStart w:id="50" w:name="例2-碳负离子pka-判断与区域选择性"/>
+    <w:bookmarkEnd w:id="52"/>
+    <w:bookmarkStart w:id="53" w:name="例2-碳负离子pka-判断与区域选择性"/>
     <w:p>
       <w:pPr>
         <w:pStyle w:val="Heading3"/>
@@ -21615,8 +21944,8 @@
         </w:pict>
       </w:r>
     </w:p>
-    <w:bookmarkEnd w:id="50"/>
-    <w:bookmarkStart w:id="51" w:name="例3-自由基链反应过氧化物效应完整机理"/>
+    <w:bookmarkEnd w:id="53"/>
+    <w:bookmarkStart w:id="54" w:name="例3-自由基链反应过氧化物效应完整机理"/>
     <w:p>
       <w:pPr>
         <w:pStyle w:val="Heading3"/>
@@ -23149,8 +23478,8 @@
         </w:pict>
       </w:r>
     </w:p>
-    <w:bookmarkEnd w:id="51"/>
-    <w:bookmarkStart w:id="52" w:name="例4-卡宾单线态-vs-三线态立体化学"/>
+    <w:bookmarkEnd w:id="54"/>
+    <w:bookmarkStart w:id="55" w:name="例4-卡宾单线态-vs-三线态立体化学"/>
     <w:p>
       <w:pPr>
         <w:pStyle w:val="Heading3"/>
@@ -24256,8 +24585,8 @@
         </w:pict>
       </w:r>
     </w:p>
-    <w:bookmarkEnd w:id="52"/>
-    <w:bookmarkStart w:id="53" w:name="例5-苯炔-vs-普通-snar-的分流判断"/>
+    <w:bookmarkEnd w:id="55"/>
+    <w:bookmarkStart w:id="56" w:name="例5-苯炔-vs-普通-snar-的分流判断"/>
     <w:p>
       <w:pPr>
         <w:pStyle w:val="Heading3"/>
@@ -25971,8 +26300,8 @@
         </w:pict>
       </w:r>
     </w:p>
-    <w:bookmarkEnd w:id="53"/>
-    <w:bookmarkStart w:id="54" w:name="例6-综合中间体识别-命运判断-产物预测"/>
+    <w:bookmarkEnd w:id="56"/>
+    <w:bookmarkStart w:id="57" w:name="例6-综合中间体识别-命运判断-产物预测"/>
     <w:p>
       <w:pPr>
         <w:pStyle w:val="Heading3"/>
@@ -28503,9 +28832,9 @@
         </w:pict>
       </w:r>
     </w:p>
-    <w:bookmarkEnd w:id="54"/>
-    <w:bookmarkEnd w:id="55"/>
-    <w:bookmarkStart w:id="56" w:name="六常见误区"/>
+    <w:bookmarkEnd w:id="57"/>
+    <w:bookmarkEnd w:id="58"/>
+    <w:bookmarkStart w:id="59" w:name="六常见误区"/>
     <w:p>
       <w:pPr>
         <w:pStyle w:val="Heading2"/>
@@ -29993,8 +30322,8 @@
         </w:pict>
       </w:r>
     </w:p>
-    <w:bookmarkEnd w:id="56"/>
-    <w:bookmarkStart w:id="60" w:name="七方法总结与口诀"/>
+    <w:bookmarkEnd w:id="59"/>
+    <w:bookmarkStart w:id="63" w:name="七方法总结与口诀"/>
     <w:p>
       <w:pPr>
         <w:pStyle w:val="Heading2"/>
@@ -30019,7 +30348,7 @@
         <w:t>方法总结与口诀</w:t>
       </w:r>
     </w:p>
-    <w:bookmarkStart w:id="57" w:name="中间体判断三步法"/>
+    <w:bookmarkStart w:id="60" w:name="中间体判断三步法"/>
     <w:p>
       <w:pPr>
         <w:pStyle w:val="Heading3"/>
@@ -30680,8 +31009,8 @@
         <w:t xml:space="preserve">多对箭头</w:t>
       </w:r>
     </w:p>
-    <w:bookmarkEnd w:id="57"/>
-    <w:bookmarkStart w:id="58" w:name="中间体识别口诀"/>
+    <w:bookmarkEnd w:id="60"/>
+    <w:bookmarkStart w:id="61" w:name="中间体识别口诀"/>
     <w:p>
       <w:pPr>
         <w:pStyle w:val="Heading3"/>
@@ -30873,8 +31202,8 @@
         <w:t>。”</w:t>
       </w:r>
     </w:p>
-    <w:bookmarkEnd w:id="58"/>
-    <w:bookmarkStart w:id="59" w:name="重排判断口诀"/>
+    <w:bookmarkEnd w:id="61"/>
+    <w:bookmarkStart w:id="62" w:name="重排判断口诀"/>
     <w:p>
       <w:pPr>
         <w:pStyle w:val="Heading3"/>
@@ -31034,9 +31363,9 @@
         </w:pict>
       </w:r>
     </w:p>
-    <w:bookmarkEnd w:id="59"/>
-    <w:bookmarkEnd w:id="60"/>
-    <w:bookmarkStart w:id="64" w:name="八核心速查卡"/>
+    <w:bookmarkEnd w:id="62"/>
+    <w:bookmarkEnd w:id="63"/>
+    <w:bookmarkStart w:id="67" w:name="八核心速查卡"/>
     <w:p>
       <w:pPr>
         <w:pStyle w:val="Heading2"/>
@@ -31061,7 +31390,7 @@
         <w:t>核心速查卡</w:t>
       </w:r>
     </w:p>
-    <w:bookmarkStart w:id="61" w:name="五大活性中间体速查总表"/>
+    <w:bookmarkStart w:id="64" w:name="五大活性中间体速查总表"/>
     <w:p>
       <w:pPr>
         <w:pStyle w:val="Heading3"/>
@@ -32008,8 +32337,8 @@
         </w:tc>
       </w:tr>
     </w:tbl>
-    <w:bookmarkEnd w:id="61"/>
-    <w:bookmarkStart w:id="62" w:name="碳正离子-vs-碳负离子-vs-自由基稳定性对比"/>
+    <w:bookmarkEnd w:id="64"/>
+    <w:bookmarkStart w:id="65" w:name="碳正离子-vs-碳负离子-vs-自由基稳定性对比"/>
     <w:p>
       <w:pPr>
         <w:pStyle w:val="Heading3"/>
@@ -32471,8 +32800,8 @@
         </w:tc>
       </w:tr>
     </w:tbl>
-    <w:bookmarkEnd w:id="62"/>
-    <w:bookmarkStart w:id="63" w:name="机理推导策略速查卡"/>
+    <w:bookmarkEnd w:id="65"/>
+    <w:bookmarkStart w:id="66" w:name="机理推导策略速查卡"/>
     <w:p>
       <w:pPr>
         <w:pStyle w:val="Heading3"/>
@@ -32927,9 +33256,9 @@
         </w:pict>
       </w:r>
     </w:p>
-    <w:bookmarkEnd w:id="63"/>
-    <w:bookmarkEnd w:id="64"/>
-    <w:bookmarkStart w:id="68" w:name="九练习题"/>
+    <w:bookmarkEnd w:id="66"/>
+    <w:bookmarkEnd w:id="67"/>
+    <w:bookmarkStart w:id="71" w:name="九练习题"/>
     <w:p>
       <w:pPr>
         <w:pStyle w:val="Heading2"/>
@@ -32954,7 +33283,7 @@
         <w:t>练习题</w:t>
       </w:r>
     </w:p>
-    <w:bookmarkStart w:id="65" w:name="基础巩固"/>
+    <w:bookmarkStart w:id="68" w:name="基础巩固"/>
     <w:p>
       <w:pPr>
         <w:pStyle w:val="Heading3"/>
@@ -33418,8 +33747,8 @@
         <w:t>加成机理的关键中间体</w:t>
       </w:r>
     </w:p>
-    <w:bookmarkEnd w:id="65"/>
-    <w:bookmarkStart w:id="66" w:name="提高训练"/>
+    <w:bookmarkEnd w:id="68"/>
+    <w:bookmarkStart w:id="69" w:name="提高训练"/>
     <w:p>
       <w:pPr>
         <w:pStyle w:val="Heading3"/>
@@ -33820,8 +34149,8 @@
         <w:t>O/EtOH, Δ</w:t>
       </w:r>
     </w:p>
-    <w:bookmarkEnd w:id="66"/>
-    <w:bookmarkStart w:id="67" w:name="综合挑战"/>
+    <w:bookmarkEnd w:id="69"/>
+    <w:bookmarkStart w:id="70" w:name="综合挑战"/>
     <w:p>
       <w:pPr>
         <w:pStyle w:val="Heading3"/>
@@ -34233,9 +34562,9 @@
         </w:pict>
       </w:r>
     </w:p>
-    <w:bookmarkEnd w:id="67"/>
-    <w:bookmarkEnd w:id="68"/>
-    <w:bookmarkStart w:id="69" w:name="十参考答案"/>
+    <w:bookmarkEnd w:id="70"/>
+    <w:bookmarkEnd w:id="71"/>
+    <w:bookmarkStart w:id="72" w:name="十参考答案"/>
     <w:p>
       <w:pPr>
         <w:pStyle w:val="Heading2"/>
@@ -38079,8 +38408,8 @@
         </w:pict>
       </w:r>
     </w:p>
-    <w:bookmarkEnd w:id="69"/>
-    <w:bookmarkStart w:id="70" w:name="十一跨专题连接"/>
+    <w:bookmarkEnd w:id="72"/>
+    <w:bookmarkStart w:id="73" w:name="十一跨专题连接"/>
     <w:p>
       <w:pPr>
         <w:pStyle w:val="Heading2"/>
@@ -39009,8 +39338,8 @@
         </w:pict>
       </w:r>
     </w:p>
-    <w:bookmarkEnd w:id="70"/>
-    <w:bookmarkEnd w:id="71"/>
+    <w:bookmarkEnd w:id="73"/>
+    <w:bookmarkEnd w:id="74"/>
     <w:sectPr>
       <w:footerReference w:type="default" r:id="rId9"/>
       <w:footnotePr>
